--- a/public/templates/DOC-4.docx
+++ b/public/templates/DOC-4.docx
@@ -1,6 +1,6 @@
 
 <file path=word/document.xml><?xml version="1.0" encoding="UTF-8" standalone="yes"?>
-<w:document xmlns:wpc="http://schemas.microsoft.com/office/word/2010/wordprocessingCanvas" xmlns:cx="http://schemas.microsoft.com/office/drawing/2014/chartex" xmlns:cx1="http://schemas.microsoft.com/office/drawing/2015/9/8/chartex" xmlns:cx2="http://schemas.microsoft.com/office/drawing/2015/10/21/chartex" xmlns:cx3="http://schemas.microsoft.com/office/drawing/2016/5/9/chartex" xmlns:cx4="http://schemas.microsoft.com/office/drawing/2016/5/10/chartex" xmlns:cx5="http://schemas.microsoft.com/office/drawing/2016/5/11/chartex" xmlns:cx6="http://schemas.microsoft.com/office/drawing/2016/5/12/chartex" xmlns:cx7="http://schemas.microsoft.com/office/drawing/2016/5/13/chartex" xmlns:cx8="http://schemas.microsoft.com/office/drawing/2016/5/14/chartex" xmlns:mc="http://schemas.openxmlformats.org/markup-compatibility/2006" xmlns:aink="http://schemas.microsoft.com/office/drawing/2016/ink" xmlns:am3d="http://schemas.microsoft.com/office/drawing/2017/model3d" xmlns:o="urn:schemas-microsoft-com:office:office" xmlns:oel="http://schemas.microsoft.com/office/2019/extlst" xmlns:r="http://schemas.openxmlformats.org/officeDocument/2006/relationships" xmlns:m="http://schemas.openxmlformats.org/officeDocument/2006/math" xmlns:v="urn:schemas-microsoft-com:vml" xmlns:wp14="http://schemas.microsoft.com/office/word/2010/wordprocessingDrawing" xmlns:wp="http://schemas.openxmlformats.org/drawingml/2006/wordprocessingDrawing" xmlns:w10="urn:schemas-microsoft-com:office:word" xmlns:w="http://schemas.openxmlformats.org/wordprocessingml/2006/main" xmlns:w14="http://schemas.microsoft.com/office/word/2010/wordml" xmlns:w15="http://schemas.microsoft.com/office/word/2012/wordml" xmlns:w16cex="http://schemas.microsoft.com/office/word/2018/wordml/cex" xmlns:w16cid="http://schemas.microsoft.com/office/word/2016/wordml/cid" xmlns:w16="http://schemas.microsoft.com/office/word/2018/wordml" xmlns:w16du="http://schemas.microsoft.com/office/word/2023/wordml/word16du" xmlns:w16sdtdh="http://schemas.microsoft.com/office/word/2020/wordml/sdtdatahash" xmlns:w16sdtfl="http://schemas.microsoft.com/office/word/2024/wordml/sdtformatlock" xmlns:w16se="http://schemas.microsoft.com/office/word/2015/wordml/symex" xmlns:wpg="http://schemas.microsoft.com/office/word/2010/wordprocessingGroup" xmlns:wpi="http://schemas.microsoft.com/office/word/2010/wordprocessingInk" xmlns:wne="http://schemas.microsoft.com/office/word/2006/wordml" xmlns:wps="http://schemas.microsoft.com/office/word/2010/wordprocessingShape" mc:Ignorable="w14 w15 w16se w16cid w16 w16cex w16sdtdh w16sdtfl w16du wp14"><w:body><w:p><w:pPr><w:pStyle w:val="1"/><w:rPr><w:sz w:val="28"/></w:rPr></w:pPr><w:r><w:rPr><w:rFonts w:hint="eastAsia"/></w:rPr><w:t>衛生福利部疾病管制署署內研究計畫書</w:t></w:r></w:p><w:p><w:pPr><w:jc w:val="both"/><w:rPr><w:rFonts w:ascii="Times New Roman" w:eastAsia="DFKai-SB" w:hAnsi="Times New Roman" w:cs="Times New Roman"/><w:sz w:val="28"/></w:rPr></w:pPr><w:r><w:rPr><w:rFonts w:ascii="Times New Roman" w:eastAsia="DFKai-SB" w:hAnsi="Times New Roman" w:cs="Times New Roman" w:hint="eastAsia"/><w:sz w:val="28"/></w:rPr><w:t>年　　度：</w:t></w:r><w:r><w:rPr><w:rFonts w:ascii="Times New Roman" w:eastAsia="DFKai-SB" w:hAnsi="Times New Roman" w:cs="Times New Roman" w:hint="eastAsia"/><w:sz w:val="28"/><w:u w:val="single"/></w:rPr><w:t xml:space="preserve">{project_year}年</w:t></w:r></w:p><w:p><w:pPr><w:spacing w:beforeLines="50" w:before="180"/><w:jc w:val="both"/><w:rPr><w:rFonts w:ascii="Times New Roman" w:eastAsia="DFKai-SB" w:hAnsi="Times New Roman" w:cs="Times New Roman"/><w:sz w:val="28"/><w:u w:val="single"/></w:rPr></w:pPr><w:r><w:rPr><w:rFonts w:ascii="Times New Roman" w:eastAsia="DFKai-SB" w:hAnsi="Times New Roman" w:cs="Times New Roman" w:hint="eastAsia"/><w:sz w:val="28"/></w:rPr><w:t>計畫名稱：</w:t></w:r><w:r><w:rPr><w:rFonts w:ascii="Times New Roman" w:eastAsia="DFKai-SB" w:hAnsi="Times New Roman" w:cs="Times New Roman" w:hint="eastAsia"/><w:sz w:val="28"/><w:u w:val="single"/></w:rPr><w:t xml:space="preserve">{project_title_zh}</w:t></w:r></w:p><w:p><w:pPr><w:spacing w:beforeLines="50" w:before="180"/><w:jc w:val="both"/><w:rPr><w:rFonts w:ascii="Times New Roman" w:eastAsia="DFKai-SB" w:hAnsi="Times New Roman" w:cs="Times New Roman"/><w:sz w:val="28"/></w:rPr></w:pPr><w:r><w:rPr><w:rFonts w:ascii="Times New Roman" w:eastAsia="DFKai-SB" w:hAnsi="Times New Roman" w:cs="Times New Roman" w:hint="eastAsia"/><w:sz w:val="28"/></w:rPr><w:t>負責單位：</w:t></w:r><w:r><w:rPr><w:rFonts w:ascii="Times New Roman" w:eastAsia="DFKai-SB" w:hAnsi="Times New Roman" w:cs="Times New Roman" w:hint="eastAsia"/><w:sz w:val="28"/><w:u w:val="single"/></w:rPr><w:t xml:space="preserve">{responsible_unit}</w:t></w:r></w:p><w:p><w:pPr><w:spacing w:beforeLines="50" w:before="180"/><w:jc w:val="both"/><w:rPr><w:rFonts w:ascii="Times New Roman" w:eastAsia="DFKai-SB" w:hAnsi="Times New Roman" w:cs="Times New Roman"/><w:sz w:val="28"/></w:rPr></w:pPr><w:r><w:rPr><w:rFonts w:ascii="Times New Roman" w:eastAsia="DFKai-SB" w:hAnsi="Times New Roman" w:cs="Times New Roman" w:hint="eastAsia"/><w:sz w:val="28"/></w:rPr><w:t>主持人：</w:t></w:r><w:r><w:rPr><w:rFonts w:ascii="Times New Roman" w:eastAsia="DFKai-SB" w:hAnsi="Times New Roman" w:cs="Times New Roman" w:hint="eastAsia"/><w:sz w:val="28"/><w:u w:val="single"/></w:rPr><w:t xml:space="preserve">{pi_name_zh}</w:t></w:r><w:r><w:rPr><w:rFonts w:ascii="Times New Roman" w:eastAsia="DFKai-SB" w:hAnsi="Times New Roman" w:cs="Times New Roman" w:hint="eastAsia"/><w:sz w:val="28"/></w:rPr><w:t xml:space="preserve">　簽名：</w:t></w:r><w:r><w:rPr><w:rFonts w:ascii="Times New Roman" w:eastAsia="DFKai-SB" w:hAnsi="Times New Roman" w:cs="Times New Roman" w:hint="eastAsia"/><w:sz w:val="28"/><w:u w:val="single"/></w:rPr><w:t xml:space="preserve">　　　　　　　　　　　　　</w:t></w:r></w:p><w:p><w:pPr><w:jc w:val="both"/><w:rPr><w:rFonts w:ascii="Times New Roman" w:eastAsia="DFKai-SB" w:hAnsi="Times New Roman" w:cs="Times New Roman"/><w:sz w:val="28"/></w:rPr></w:pPr></w:p><w:p><w:pPr><w:snapToGrid w:val="0"/><w:jc w:val="both"/><w:rPr><w:rFonts w:ascii="Times New Roman" w:eastAsia="DFKai-SB" w:hAnsi="Times New Roman" w:cs="Times New Roman"/><w:sz w:val="28"/></w:rPr></w:pPr><w:r><w:rPr><w:rFonts w:ascii="Times New Roman" w:eastAsia="DFKai-SB" w:hAnsi="Times New Roman" w:cs="Times New Roman" w:hint="eastAsia"/><w:sz w:val="28"/></w:rPr><w:t>協同主持人：</w:t></w:r><w:r><w:rPr><w:rFonts w:ascii="Times New Roman" w:eastAsia="DFKai-SB" w:hAnsi="Times New Roman" w:cs="Times New Roman" w:hint="eastAsia"/><w:sz w:val="28"/><w:u w:val="single"/></w:rPr><w:t xml:space="preserve">{co_pi_name_1}</w:t></w:r></w:p><w:p><w:pPr><w:snapToGrid w:val="0"/><w:jc w:val="both"/><w:rPr><w:rFonts w:ascii="Times New Roman" w:eastAsia="DFKai-SB" w:hAnsi="Times New Roman" w:cs="Times New Roman"/><w:sz w:val="28"/></w:rPr></w:pPr><w:r><w:rPr><w:rFonts w:ascii="Times New Roman" w:eastAsia="DFKai-SB" w:hAnsi="Times New Roman" w:cs="Times New Roman" w:hint="eastAsia"/><w:sz w:val="28"/></w:rPr><w:t>協同主持人：</w:t></w:r><w:r><w:rPr><w:rFonts w:ascii="Times New Roman" w:eastAsia="DFKai-SB" w:hAnsi="Times New Roman" w:cs="Times New Roman" w:hint="eastAsia"/><w:sz w:val="28"/><w:u w:val="single"/></w:rPr><w:t xml:space="preserve">{co_pi_name_2}</w:t></w:r></w:p><w:p><w:pPr><w:snapToGrid w:val="0"/><w:jc w:val="both"/><w:rPr><w:rFonts w:ascii="Times New Roman" w:eastAsia="DFKai-SB" w:hAnsi="Times New Roman" w:cs="Times New Roman"/><w:sz w:val="28"/></w:rPr></w:pPr><w:r><w:rPr><w:rFonts w:ascii="Times New Roman" w:eastAsia="DFKai-SB" w:hAnsi="Times New Roman" w:cs="Times New Roman" w:hint="eastAsia"/><w:sz w:val="28"/></w:rPr><w:t>協同主持人：</w:t></w:r><w:r><w:rPr><w:rFonts w:ascii="Times New Roman" w:eastAsia="DFKai-SB" w:hAnsi="Times New Roman" w:cs="Times New Roman" w:hint="eastAsia"/><w:sz w:val="28"/><w:u w:val="single"/></w:rPr><w:t xml:space="preserve">{co_pi_name_3}</w:t></w:r></w:p><w:p><w:pPr><w:snapToGrid w:val="0"/><w:jc w:val="both"/><w:rPr><w:rFonts w:ascii="Times New Roman" w:eastAsia="DFKai-SB" w:hAnsi="Times New Roman" w:cs="Times New Roman"/><w:sz w:val="28"/></w:rPr></w:pPr><w:r><w:rPr><w:rFonts w:ascii="Times New Roman" w:eastAsia="DFKai-SB" w:hAnsi="Times New Roman" w:cs="Times New Roman" w:hint="eastAsia"/><w:sz w:val="28"/></w:rPr><w:t>研究人員：</w:t></w:r><w:r><w:rPr><w:rFonts w:ascii="Times New Roman" w:eastAsia="DFKai-SB" w:hAnsi="Times New Roman" w:cs="Times New Roman" w:hint="eastAsia"/><w:sz w:val="28"/><w:u w:val="single"/></w:rPr><w:t xml:space="preserve">{researcher_name_1}</w:t></w:r></w:p><w:p><w:pPr><w:snapToGrid w:val="0"/><w:jc w:val="both"/><w:rPr><w:rFonts w:ascii="Times New Roman" w:eastAsia="DFKai-SB" w:hAnsi="Times New Roman" w:cs="Times New Roman"/><w:sz w:val="28"/></w:rPr></w:pPr><w:r><w:rPr><w:rFonts w:ascii="Times New Roman" w:eastAsia="DFKai-SB" w:hAnsi="Times New Roman" w:cs="Times New Roman" w:hint="eastAsia"/><w:sz w:val="28"/></w:rPr><w:t>研究人員：</w:t></w:r><w:r><w:rPr><w:rFonts w:ascii="Times New Roman" w:eastAsia="DFKai-SB" w:hAnsi="Times New Roman" w:cs="Times New Roman" w:hint="eastAsia"/><w:sz w:val="28"/><w:u w:val="single"/></w:rPr><w:t xml:space="preserve">{researcher_name_2}</w:t></w:r></w:p><w:p><w:pPr><w:snapToGrid w:val="0"/><w:jc w:val="both"/><w:rPr><w:rFonts w:ascii="Times New Roman" w:eastAsia="DFKai-SB" w:hAnsi="Times New Roman" w:cs="Times New Roman"/><w:sz w:val="28"/></w:rPr></w:pPr><w:r><w:rPr><w:rFonts w:ascii="Times New Roman" w:eastAsia="DFKai-SB" w:hAnsi="Times New Roman" w:cs="Times New Roman" w:hint="eastAsia"/><w:sz w:val="28"/></w:rPr><w:t>研究人員：</w:t></w:r><w:r><w:rPr><w:rFonts w:ascii="Times New Roman" w:eastAsia="DFKai-SB" w:hAnsi="Times New Roman" w:cs="Times New Roman" w:hint="eastAsia"/><w:sz w:val="28"/><w:u w:val="single"/></w:rPr><w:t xml:space="preserve">{researcher_name_3}</w:t></w:r></w:p><w:p><w:pPr><w:snapToGrid w:val="0"/><w:jc w:val="both"/><w:rPr><w:rFonts w:ascii="Times New Roman" w:eastAsia="DFKai-SB" w:hAnsi="Times New Roman" w:cs="Times New Roman"/><w:sz w:val="28"/></w:rPr></w:pPr><w:r><w:rPr><w:rFonts w:ascii="Times New Roman" w:eastAsia="DFKai-SB" w:hAnsi="Times New Roman" w:cs="Times New Roman" w:hint="eastAsia"/><w:sz w:val="28"/></w:rPr><w:t>研究人員：</w:t></w:r><w:r><w:rPr><w:rFonts w:ascii="Times New Roman" w:eastAsia="DFKai-SB" w:hAnsi="Times New Roman" w:cs="Times New Roman" w:hint="eastAsia"/><w:sz w:val="28"/><w:u w:val="single"/></w:rPr><w:t xml:space="preserve">{researcher_name_4}</w:t></w:r></w:p><w:p><w:pPr><w:jc w:val="both"/><w:rPr><w:rFonts w:ascii="Times New Roman" w:eastAsia="DFKai-SB" w:hAnsi="Times New Roman" w:cs="Times New Roman"/><w:sz w:val="28"/></w:rPr></w:pPr></w:p><w:p><w:pPr><w:jc w:val="both"/><w:rPr><w:rFonts w:ascii="Times New Roman" w:eastAsia="DFKai-SB" w:hAnsi="Times New Roman" w:cs="Times New Roman"/><w:sz w:val="28"/></w:rPr></w:pPr><w:r><w:rPr><w:rFonts w:ascii="Times New Roman" w:eastAsia="DFKai-SB" w:hAnsi="Times New Roman" w:cs="Times New Roman" w:hint="eastAsia"/><w:sz w:val="28"/></w:rPr><w:t>填報日期：{filing_date_roc}</w:t></w:r></w:p><w:p><w:pPr><w:jc w:val="both"/><w:rPr><w:rFonts w:ascii="Times New Roman" w:eastAsia="DFKai-SB" w:hAnsi="Times New Roman" w:cs="Times New Roman"/></w:rPr></w:pPr></w:p><w:p><w:pPr><w:jc w:val="both"/><w:rPr><w:rFonts w:ascii="Times New Roman" w:eastAsia="DFKai-SB" w:hAnsi="Times New Roman" w:cs="Times New Roman"/></w:rPr></w:pPr><w:r><w:rPr><w:rStyle w:val="a0"/><w:rFonts w:ascii="DFKai-SB" w:eastAsia="DFKai-SB" w:hAnsi="DFKai-SB"/><w:sz w:val="18"/><w:szCs w:val="18"/></w:rPr><w:t>■</w:t></w:r><w:r><w:rPr><w:rFonts w:ascii="Times New Roman" w:eastAsia="DFKai-SB" w:hAnsi="Times New Roman" w:cs="Times New Roman" w:hint="eastAsia"/></w:rPr><w:t>新增型計畫：</w:t></w:r><w:r><w:rPr><w:rFonts w:ascii="Times New Roman" w:eastAsia="DFKai-SB" w:hAnsi="Times New Roman" w:cs="Times New Roman" w:hint="eastAsia"/></w:rPr><w:t xml:space="preserve">   </w:t></w:r><w:r><w:rPr><w:rStyle w:val="a0"/><w:rFonts w:ascii="DFKai-SB" w:eastAsia="DFKai-SB" w:hAnsi="DFKai-SB"/><w:sz w:val="18"/><w:szCs w:val="18"/></w:rPr><w:t>■</w:t></w:r><w:r><w:rPr><w:rFonts w:ascii="Times New Roman" w:eastAsia="DFKai-SB" w:hAnsi="Times New Roman" w:cs="Times New Roman" w:hint="eastAsia"/></w:rPr><w:t>一年</w:t></w:r><w:r><w:rPr><w:rFonts w:ascii="Times New Roman" w:eastAsia="DFKai-SB" w:hAnsi="Times New Roman" w:cs="Times New Roman" w:hint="eastAsia"/></w:rPr><w:t xml:space="preserve">   </w:t></w:r><w:r><w:rPr><w:rFonts w:ascii="Times New Roman" w:eastAsia="DFKai-SB" w:hAnsi="Times New Roman" w:cs="Times New Roman" w:hint="eastAsia"/></w:rPr><w:t>□多年</w:t></w:r></w:p><w:p><w:pPr><w:jc w:val="both"/><w:rPr><w:rFonts w:ascii="Times New Roman" w:eastAsia="DFKai-SB" w:hAnsi="Times New Roman" w:cs="Times New Roman"/></w:rPr></w:pPr><w:r><w:rPr><w:rFonts w:ascii="Times New Roman" w:eastAsia="DFKai-SB" w:hAnsi="Times New Roman" w:cs="Times New Roman" w:hint="eastAsia"/></w:rPr><w:t>□多年期計畫：</w:t></w:r><w:r><w:rPr><w:rFonts w:ascii="Times New Roman" w:eastAsia="DFKai-SB" w:hAnsi="Times New Roman" w:cs="Times New Roman" w:hint="eastAsia"/></w:rPr><w:t>(</w:t></w:r><w:r><w:rPr><w:rFonts w:ascii="Times New Roman" w:eastAsia="DFKai-SB" w:hAnsi="Times New Roman" w:cs="Times New Roman" w:hint="eastAsia"/></w:rPr><w:t>指先前已獲同意辦理前面期程之延續計畫</w:t></w:r><w:r><w:rPr><w:rFonts w:ascii="Times New Roman" w:eastAsia="DFKai-SB" w:hAnsi="Times New Roman" w:cs="Times New Roman" w:hint="eastAsia"/></w:rPr><w:t>)</w:t></w:r></w:p><w:p><w:pPr><w:jc w:val="both"/><w:rPr><w:rFonts w:ascii="Times New Roman" w:eastAsia="DFKai-SB" w:hAnsi="Times New Roman" w:cs="Times New Roman"/></w:rPr></w:pPr><w:r><w:rPr><w:rFonts w:ascii="Times New Roman" w:eastAsia="DFKai-SB" w:hAnsi="Times New Roman" w:cs="Times New Roman" w:hint="eastAsia"/></w:rPr><w:t>□計畫有採用問卷調查或量表</w:t></w:r></w:p><w:p><w:pPr><w:jc w:val="both"/><w:rPr><w:rFonts w:ascii="Times New Roman" w:eastAsia="DFKai-SB" w:hAnsi="Times New Roman" w:cs="Times New Roman"/></w:rPr></w:pPr></w:p><w:p><w:pPr><w:ind w:left="840" w:hangingChars="350" w:hanging="840"/><w:rPr><w:rFonts w:ascii="Times New Roman" w:eastAsia="DFKai-SB" w:hAnsi="Times New Roman" w:cs="Times New Roman"/></w:rPr></w:pPr><w:r><w:rPr><w:rFonts w:ascii="Times New Roman" w:eastAsia="DFKai-SB" w:hAnsi="Times New Roman" w:cs="Times New Roman" w:hint="eastAsia"/></w:rPr><w:t>【註</w:t></w:r><w:r><w:rPr><w:rFonts w:ascii="Times New Roman" w:eastAsia="DFKai-SB" w:hAnsi="Times New Roman" w:cs="Times New Roman" w:hint="eastAsia"/></w:rPr><w:t>1</w:t></w:r><w:r><w:rPr><w:rFonts w:ascii="Times New Roman" w:eastAsia="DFKai-SB" w:hAnsi="Times New Roman" w:cs="Times New Roman" w:hint="eastAsia"/></w:rPr><w:t>】除英文摘要外，本計畫書限用中文書寫</w:t></w:r></w:p><w:p><w:pPr><w:ind w:left="840" w:hangingChars="350" w:hanging="840"/><w:rPr><w:rFonts w:ascii="Times New Roman" w:eastAsia="DFKai-SB" w:hAnsi="Times New Roman" w:cs="Times New Roman"/></w:rPr></w:pPr><w:r><w:rPr><w:rFonts w:ascii="Times New Roman" w:eastAsia="DFKai-SB" w:hAnsi="Times New Roman" w:cs="Times New Roman" w:hint="eastAsia"/></w:rPr><w:t>【註</w:t></w:r><w:r><w:rPr><w:rFonts w:ascii="Times New Roman" w:eastAsia="DFKai-SB" w:hAnsi="Times New Roman" w:cs="Times New Roman" w:hint="eastAsia"/></w:rPr><w:t>2</w:t></w:r><w:r><w:rPr><w:rFonts w:ascii="Times New Roman" w:eastAsia="DFKai-SB" w:hAnsi="Times New Roman" w:cs="Times New Roman" w:hint="eastAsia"/></w:rPr><w:t>】第肆項計畫內容之頁數限制：一年期計畫以</w:t></w:r><w:r><w:rPr><w:rFonts w:ascii="Times New Roman" w:eastAsia="DFKai-SB" w:hAnsi="Times New Roman" w:cs="Times New Roman" w:hint="eastAsia"/></w:rPr><w:t>35</w:t></w:r><w:r><w:rPr><w:rFonts w:ascii="Times New Roman" w:eastAsia="DFKai-SB" w:hAnsi="Times New Roman" w:cs="Times New Roman" w:hint="eastAsia"/></w:rPr><w:t>頁為上限，多年期或整合型計畫，則至多</w:t></w:r><w:r><w:rPr><w:rFonts w:ascii="Times New Roman" w:eastAsia="DFKai-SB" w:hAnsi="Times New Roman" w:cs="Times New Roman" w:hint="eastAsia"/></w:rPr><w:t>50</w:t></w:r><w:r><w:rPr><w:rFonts w:ascii="Times New Roman" w:eastAsia="DFKai-SB" w:hAnsi="Times New Roman" w:cs="Times New Roman" w:hint="eastAsia"/></w:rPr><w:t>頁</w:t></w:r><w:r><w:rPr><w:rFonts w:ascii="Times New Roman" w:eastAsia="DFKai-SB" w:hAnsi="Times New Roman" w:cs="Times New Roman" w:hint="eastAsia"/></w:rPr><w:t>(</w:t></w:r><w:r><w:rPr><w:rFonts w:ascii="Times New Roman" w:eastAsia="DFKai-SB" w:hAnsi="Times New Roman" w:cs="Times New Roman" w:hint="eastAsia"/></w:rPr><w:t>其中多年期計畫之執行成果概要及重要參考文獻至多各</w:t></w:r><w:r><w:rPr><w:rFonts w:ascii="Times New Roman" w:eastAsia="DFKai-SB" w:hAnsi="Times New Roman" w:cs="Times New Roman" w:hint="eastAsia"/></w:rPr><w:t>5</w:t></w:r><w:r><w:rPr><w:rFonts w:ascii="Times New Roman" w:eastAsia="DFKai-SB" w:hAnsi="Times New Roman" w:cs="Times New Roman" w:hint="eastAsia"/></w:rPr><w:lastRenderedPageBreak/><w:t>頁</w:t></w:r><w:r><w:rPr><w:rFonts w:ascii="Times New Roman" w:eastAsia="DFKai-SB" w:hAnsi="Times New Roman" w:cs="Times New Roman" w:hint="eastAsia"/></w:rPr><w:t>)</w:t></w:r><w:r><w:rPr><w:rFonts w:ascii="Times New Roman" w:eastAsia="DFKai-SB" w:hAnsi="Times New Roman" w:cs="Times New Roman" w:hint="eastAsia"/></w:rPr><w:t>。</w:t></w:r></w:p><w:p><w:pPr><w:widowControl/><w:rPr><w:rFonts w:ascii="Times New Roman" w:eastAsia="DFKai-SB" w:hAnsi="Times New Roman" w:cs="Times New Roman"/></w:rPr></w:pPr><w:r><w:rPr><w:rFonts w:ascii="Times New Roman" w:eastAsia="DFKai-SB" w:hAnsi="Times New Roman" w:cs="Times New Roman"/></w:rPr><w:br w:type="page"/></w:r></w:p><w:p><w:pPr><w:jc w:val="center"/><w:rPr><w:rFonts w:ascii="Times New Roman" w:eastAsia="DFKai-SB" w:hAnsi="Times New Roman" w:cs="Times New Roman"/><w:b/><w:sz w:val="36"/></w:rPr></w:pPr><w:r><w:rPr><w:rFonts w:ascii="Times New Roman" w:eastAsia="DFKai-SB" w:hAnsi="Times New Roman" w:cs="Times New Roman" w:hint="eastAsia"/><w:b/><w:sz w:val="36"/></w:rPr><w:lastRenderedPageBreak/><w:t>目</w:t></w:r><w:r><w:rPr><w:rFonts w:ascii="Times New Roman" w:eastAsia="DFKai-SB" w:hAnsi="Times New Roman" w:cs="Times New Roman" w:hint="eastAsia"/><w:b/><w:sz w:val="36"/></w:rPr><w:t xml:space="preserve">     </w:t></w:r><w:r><w:rPr><w:rFonts w:ascii="Times New Roman" w:eastAsia="DFKai-SB" w:hAnsi="Times New Roman" w:cs="Times New Roman" w:hint="eastAsia"/><w:b/><w:sz w:val="36"/></w:rPr><w:t>錄</w:t></w:r></w:p><w:p><w:pPr><w:jc w:val="right"/><w:rPr><w:rFonts w:ascii="Times New Roman" w:eastAsia="DFKai-SB" w:hAnsi="Times New Roman" w:cs="Times New Roman"/></w:rPr></w:pPr><w:r><w:rPr><w:rFonts w:ascii="Times New Roman" w:eastAsia="DFKai-SB" w:hAnsi="Times New Roman" w:cs="Times New Roman" w:hint="eastAsia"/></w:rPr><w:t>頁</w:t></w:r><w:r><w:rPr><w:rFonts w:ascii="Times New Roman" w:eastAsia="DFKai-SB" w:hAnsi="Times New Roman" w:cs="Times New Roman"/></w:rPr><w:t xml:space="preserve">  </w:t></w:r><w:r><w:rPr><w:rFonts w:ascii="Times New Roman" w:eastAsia="DFKai-SB" w:hAnsi="Times New Roman" w:cs="Times New Roman" w:hint="eastAsia"/></w:rPr><w:t>碼</w:t></w:r></w:p><w:p><w:pPr><w:spacing w:line="440" w:lineRule="exact"/><w:jc w:val="both"/><w:rPr><w:rFonts w:ascii="Times New Roman" w:eastAsia="DFKai-SB" w:hAnsi="Times New Roman" w:cs="Times New Roman"/><w:sz w:val="28"/></w:rPr></w:pPr><w:r><w:rPr><w:rFonts w:ascii="Times New Roman" w:eastAsia="DFKai-SB" w:hAnsi="Times New Roman" w:cs="Times New Roman" w:hint="eastAsia"/><w:sz w:val="28"/></w:rPr><w:t>封面</w:t></w:r></w:p><w:p><w:pPr><w:spacing w:line="440" w:lineRule="exact"/><w:jc w:val="both"/><w:rPr><w:rFonts w:ascii="Times New Roman" w:eastAsia="DFKai-SB" w:hAnsi="Times New Roman" w:cs="Times New Roman"/><w:sz w:val="28"/></w:rPr></w:pPr><w:r><w:rPr><w:rFonts w:ascii="Times New Roman" w:eastAsia="DFKai-SB" w:hAnsi="Times New Roman" w:cs="Times New Roman" w:hint="eastAsia"/><w:sz w:val="28"/></w:rPr><w:t>目錄</w:t></w:r></w:p><w:p><w:pPr><w:tabs><w:tab w:val="left" w:leader="dot" w:pos="8505"/></w:tabs><w:spacing w:line="440" w:lineRule="exact"/><w:jc w:val="both"/><w:rPr><w:rFonts w:ascii="Times New Roman" w:eastAsia="DFKai-SB" w:hAnsi="Times New Roman" w:cs="Times New Roman"/><w:sz w:val="28"/></w:rPr></w:pPr><w:r><w:rPr><w:rFonts w:ascii="Times New Roman" w:eastAsia="DFKai-SB" w:hAnsi="Times New Roman" w:cs="Times New Roman" w:hint="eastAsia"/><w:sz w:val="28"/></w:rPr><w:t>壹、綜合資料</w:t></w:r><w:r><w:rPr><w:rFonts w:ascii="Times New Roman" w:eastAsia="DFKai-SB" w:hAnsi="Times New Roman" w:cs="Times New Roman"/><w:sz w:val="28"/></w:rPr><w:tab/><w:t></w:t></w:r><w:r><w:fldChar w:fldCharType="begin"/></w:r><w:r><w:instrText xml:space="preserve"> PAGEREF sec_1 \h </w:instrText></w:r><w:r><w:fldChar w:fldCharType="separate"/></w:r><w:r><w:t>?</w:t></w:r><w:r><w:fldChar w:fldCharType="end"/></w:r><w:r><w:t/w:t></w:r></w:p><w:p><w:pPr><w:tabs><w:tab w:val="left" w:leader="dot" w:pos="8505"/></w:tabs><w:spacing w:line="440" w:lineRule="exact"/><w:jc w:val="both"/><w:rPr><w:rFonts w:ascii="Times New Roman" w:eastAsia="DFKai-SB" w:hAnsi="Times New Roman" w:cs="Times New Roman"/><w:sz w:val="28"/></w:rPr></w:pPr><w:r><w:rPr><w:rFonts w:ascii="Times New Roman" w:eastAsia="DFKai-SB" w:hAnsi="Times New Roman" w:cs="Times New Roman" w:hint="eastAsia"/><w:sz w:val="28"/></w:rPr><w:t>貳、計畫中文摘要</w:t></w:r><w:r><w:rPr><w:rFonts w:ascii="Times New Roman" w:eastAsia="DFKai-SB" w:hAnsi="Times New Roman" w:cs="Times New Roman"/><w:sz w:val="28"/></w:rPr><w:tab/><w:t></w:t></w:r><w:r><w:fldChar w:fldCharType="begin"/></w:r><w:r><w:instrText xml:space="preserve"> PAGEREF sec_2 \h </w:instrText></w:r><w:r><w:fldChar w:fldCharType="separate"/></w:r><w:r><w:t>?</w:t></w:r><w:r><w:fldChar w:fldCharType="end"/></w:r><w:r><w:t/w:t></w:r></w:p><w:p><w:pPr><w:tabs><w:tab w:val="left" w:leader="dot" w:pos="8505"/></w:tabs><w:spacing w:line="440" w:lineRule="exact"/><w:jc w:val="both"/><w:rPr><w:rFonts w:ascii="Times New Roman" w:eastAsia="DFKai-SB" w:hAnsi="Times New Roman" w:cs="Times New Roman"/><w:sz w:val="28"/></w:rPr></w:pPr><w:r><w:rPr><w:rFonts w:ascii="Times New Roman" w:eastAsia="DFKai-SB" w:hAnsi="Times New Roman" w:cs="Times New Roman" w:hint="eastAsia"/><w:sz w:val="28"/></w:rPr><w:t>參、計畫英文摘要</w:t></w:r><w:r><w:rPr><w:rFonts w:ascii="Times New Roman" w:eastAsia="DFKai-SB" w:hAnsi="Times New Roman" w:cs="Times New Roman"/><w:sz w:val="28"/></w:rPr><w:tab/><w:t></w:t></w:r><w:r><w:fldChar w:fldCharType="begin"/></w:r><w:r><w:instrText xml:space="preserve"> PAGEREF sec_3 \h </w:instrText></w:r><w:r><w:fldChar w:fldCharType="separate"/></w:r><w:r><w:t>?</w:t></w:r><w:r><w:fldChar w:fldCharType="end"/></w:r><w:r><w:t/w:t></w:r></w:p><w:p><w:pPr><w:tabs><w:tab w:val="left" w:leader="dot" w:pos="8505"/></w:tabs><w:spacing w:line="440" w:lineRule="exact"/><w:jc w:val="both"/><w:rPr><w:rFonts w:ascii="Times New Roman" w:eastAsia="DFKai-SB" w:hAnsi="Times New Roman" w:cs="Times New Roman"/><w:sz w:val="28"/></w:rPr></w:pPr><w:r><w:rPr><w:rFonts w:ascii="Times New Roman" w:eastAsia="DFKai-SB" w:hAnsi="Times New Roman" w:cs="Times New Roman" w:hint="eastAsia"/><w:sz w:val="28"/></w:rPr><w:t>肆、計畫內容</w:t></w:r><w:r><w:rPr><w:rFonts w:ascii="Times New Roman" w:eastAsia="DFKai-SB" w:hAnsi="Times New Roman" w:cs="Times New Roman"/><w:sz w:val="28"/></w:rPr><w:tab/><w:t></w:t></w:r><w:r><w:fldChar w:fldCharType="begin"/></w:r><w:r><w:instrText xml:space="preserve"> PAGEREF sec_4 \h </w:instrText></w:r><w:r><w:fldChar w:fldCharType="separate"/></w:r><w:r><w:t>?</w:t></w:r><w:r><w:fldChar w:fldCharType="end"/></w:r><w:r><w:t/w:t></w:r></w:p><w:p><w:pPr><w:tabs><w:tab w:val="left" w:leader="dot" w:pos="8505"/></w:tabs><w:spacing w:line="440" w:lineRule="exact"/><w:ind w:leftChars="200" w:left="1040" w:hangingChars="200" w:hanging="560"/><w:jc w:val="both"/><w:rPr><w:rFonts w:ascii="Times New Roman" w:eastAsia="DFKai-SB" w:hAnsi="Times New Roman" w:cs="Times New Roman"/><w:sz w:val="28"/></w:rPr></w:pPr><w:r><w:rPr><w:rFonts w:ascii="Times New Roman" w:eastAsia="DFKai-SB" w:hAnsi="Times New Roman" w:cs="Times New Roman" w:hint="eastAsia"/><w:sz w:val="28"/></w:rPr><w:t>一、研究主旨</w:t></w:r><w:r><w:rPr><w:rFonts w:ascii="Times New Roman" w:eastAsia="DFKai-SB" w:hAnsi="Times New Roman" w:cs="Times New Roman"/><w:sz w:val="28"/></w:rPr><w:tab/><w:t></w:t></w:r><w:r><w:fldChar w:fldCharType="begin"/></w:r><w:r><w:instrText xml:space="preserve"> PAGEREF sec_4_1 \h </w:instrText></w:r><w:r><w:fldChar w:fldCharType="separate"/></w:r><w:r><w:t>?</w:t></w:r><w:r><w:fldChar w:fldCharType="end"/></w:r><w:r><w:t/w:t></w:r></w:p><w:p><w:pPr><w:tabs><w:tab w:val="left" w:leader="dot" w:pos="8505"/></w:tabs><w:spacing w:line="440" w:lineRule="exact"/><w:ind w:leftChars="200" w:left="1040" w:hangingChars="200" w:hanging="560"/><w:jc w:val="both"/><w:rPr><w:rFonts w:ascii="Times New Roman" w:eastAsia="DFKai-SB" w:hAnsi="Times New Roman" w:cs="Times New Roman"/><w:sz w:val="28"/></w:rPr></w:pPr><w:r><w:rPr><w:rFonts w:ascii="Times New Roman" w:eastAsia="DFKai-SB" w:hAnsi="Times New Roman" w:cs="Times New Roman" w:hint="eastAsia"/><w:sz w:val="28"/></w:rPr><w:t>二、背景分析</w:t></w:r><w:r><w:rPr><w:rFonts w:ascii="Times New Roman" w:eastAsia="DFKai-SB" w:hAnsi="Times New Roman" w:cs="Times New Roman"/><w:sz w:val="28"/></w:rPr><w:tab/><w:t></w:t></w:r><w:r><w:fldChar w:fldCharType="begin"/></w:r><w:r><w:instrText xml:space="preserve"> PAGEREF sec_4_2 \h </w:instrText></w:r><w:r><w:fldChar w:fldCharType="separate"/></w:r><w:r><w:t>?</w:t></w:r><w:r><w:fldChar w:fldCharType="end"/></w:r><w:r><w:t/w:t></w:r></w:p><w:p><w:pPr><w:tabs><w:tab w:val="left" w:leader="dot" w:pos="8505"/></w:tabs><w:spacing w:line="440" w:lineRule="exact"/><w:ind w:leftChars="200" w:left="1040" w:hangingChars="200" w:hanging="560"/><w:jc w:val="both"/><w:rPr><w:rFonts w:ascii="Times New Roman" w:eastAsia="DFKai-SB" w:hAnsi="Times New Roman" w:cs="Times New Roman"/><w:sz w:val="28"/></w:rPr></w:pPr><w:r><w:rPr><w:rFonts w:ascii="Times New Roman" w:eastAsia="DFKai-SB" w:hAnsi="Times New Roman" w:cs="Times New Roman" w:hint="eastAsia"/><w:sz w:val="28"/></w:rPr><w:t>三、多年期計畫之執行成果概要</w:t></w:r><w:r><w:rPr><w:rFonts w:ascii="Times New Roman" w:eastAsia="DFKai-SB" w:hAnsi="Times New Roman" w:cs="Times New Roman"/><w:sz w:val="28"/></w:rPr><w:tab/><w:t></w:t></w:r><w:r><w:fldChar w:fldCharType="begin"/></w:r><w:r><w:instrText xml:space="preserve"> PAGEREF sec_4_3 \h </w:instrText></w:r><w:r><w:fldChar w:fldCharType="separate"/></w:r><w:r><w:t>?</w:t></w:r><w:r><w:fldChar w:fldCharType="end"/></w:r><w:r><w:t/w:t></w:r></w:p><w:p><w:pPr><w:tabs><w:tab w:val="left" w:leader="dot" w:pos="8505"/></w:tabs><w:spacing w:line="440" w:lineRule="exact"/><w:ind w:leftChars="200" w:left="1040" w:hangingChars="200" w:hanging="560"/><w:jc w:val="both"/><w:rPr><w:rFonts w:ascii="Times New Roman" w:eastAsia="DFKai-SB" w:hAnsi="Times New Roman" w:cs="Times New Roman"/><w:sz w:val="28"/></w:rPr></w:pPr><w:r><w:rPr><w:rFonts w:ascii="Times New Roman" w:eastAsia="DFKai-SB" w:hAnsi="Times New Roman" w:cs="Times New Roman" w:hint="eastAsia"/><w:sz w:val="28"/></w:rPr><w:t>四、實施方法及進行步驟</w:t></w:r><w:r><w:rPr><w:rFonts w:ascii="Times New Roman" w:eastAsia="DFKai-SB" w:hAnsi="Times New Roman" w:cs="Times New Roman"/><w:sz w:val="28"/></w:rPr><w:tab/><w:t></w:t></w:r><w:r><w:fldChar w:fldCharType="begin"/></w:r><w:r><w:instrText xml:space="preserve"> PAGEREF sec_4_4 \h </w:instrText></w:r><w:r><w:fldChar w:fldCharType="separate"/></w:r><w:r><w:t>?</w:t></w:r><w:r><w:fldChar w:fldCharType="end"/></w:r><w:r><w:t/w:t></w:r></w:p><w:p><w:pPr><w:tabs><w:tab w:val="left" w:leader="dot" w:pos="8505"/></w:tabs><w:spacing w:line="440" w:lineRule="exact"/><w:ind w:leftChars="200" w:left="1040" w:hangingChars="200" w:hanging="560"/><w:jc w:val="both"/><w:rPr><w:rFonts w:ascii="Times New Roman" w:eastAsia="DFKai-SB" w:hAnsi="Times New Roman" w:cs="Times New Roman"/><w:sz w:val="28"/></w:rPr></w:pPr><w:r><w:rPr><w:rFonts w:ascii="Times New Roman" w:eastAsia="DFKai-SB" w:hAnsi="Times New Roman" w:cs="Times New Roman" w:hint="eastAsia"/><w:sz w:val="28"/></w:rPr><w:t>五、成果預估</w:t></w:r><w:r><w:rPr><w:rFonts w:ascii="Times New Roman" w:eastAsia="DFKai-SB" w:hAnsi="Times New Roman" w:cs="Times New Roman"/><w:sz w:val="28"/></w:rPr><w:tab/><w:t></w:t></w:r><w:r><w:fldChar w:fldCharType="begin"/></w:r><w:r><w:instrText xml:space="preserve"> PAGEREF sec_4_5 \h </w:instrText></w:r><w:r><w:fldChar w:fldCharType="separate"/></w:r><w:r><w:t>?</w:t></w:r><w:r><w:fldChar w:fldCharType="end"/></w:r><w:r><w:t/w:t></w:r></w:p><w:p><w:pPr><w:tabs><w:tab w:val="left" w:leader="dot" w:pos="8505"/></w:tabs><w:spacing w:line="440" w:lineRule="exact"/><w:ind w:leftChars="200" w:left="1040" w:hangingChars="200" w:hanging="560"/><w:jc w:val="both"/><w:rPr><w:rFonts w:ascii="Times New Roman" w:eastAsia="DFKai-SB" w:hAnsi="Times New Roman" w:cs="Times New Roman"/><w:sz w:val="28"/></w:rPr></w:pPr><w:r><w:rPr><w:rFonts w:ascii="Times New Roman" w:eastAsia="DFKai-SB" w:hAnsi="Times New Roman" w:cs="Times New Roman" w:hint="eastAsia"/><w:sz w:val="28"/></w:rPr><w:t>六、重要參考文獻</w:t></w:r><w:r><w:rPr><w:rFonts w:ascii="Times New Roman" w:eastAsia="DFKai-SB" w:hAnsi="Times New Roman" w:cs="Times New Roman"/><w:sz w:val="28"/></w:rPr><w:tab/><w:t></w:t></w:r><w:r><w:fldChar w:fldCharType="begin"/></w:r><w:r><w:instrText xml:space="preserve"> PAGEREF sec_4_6 \h </w:instrText></w:r><w:r><w:fldChar w:fldCharType="separate"/></w:r><w:r><w:t>?</w:t></w:r><w:r><w:fldChar w:fldCharType="end"/></w:r><w:r><w:t/w:t></w:r></w:p><w:p><w:pPr><w:tabs><w:tab w:val="left" w:leader="dot" w:pos="8505"/></w:tabs><w:spacing w:line="440" w:lineRule="exact"/><w:ind w:leftChars="200" w:left="1040" w:hangingChars="200" w:hanging="560"/><w:jc w:val="both"/><w:rPr><w:rFonts w:ascii="Times New Roman" w:eastAsia="DFKai-SB" w:hAnsi="Times New Roman" w:cs="Times New Roman"/><w:sz w:val="28"/></w:rPr></w:pPr><w:r><w:rPr><w:rFonts w:ascii="Times New Roman" w:eastAsia="DFKai-SB" w:hAnsi="Times New Roman" w:cs="Times New Roman" w:hint="eastAsia"/><w:sz w:val="28"/></w:rPr><w:t>七、預定進度</w:t></w:r><w:r><w:rPr><w:rFonts w:ascii="Times New Roman" w:eastAsia="DFKai-SB" w:hAnsi="Times New Roman" w:cs="Times New Roman"/><w:sz w:val="28"/></w:rPr><w:tab/><w:t></w:t></w:r><w:r><w:fldChar w:fldCharType="begin"/></w:r><w:r><w:instrText xml:space="preserve"> PAGEREF sec_4_7 \h </w:instrText></w:r><w:r><w:fldChar w:fldCharType="separate"/></w:r><w:r><w:t>?</w:t></w:r><w:r><w:fldChar w:fldCharType="end"/></w:r><w:r><w:t/w:t></w:r></w:p><w:p><w:pPr><w:tabs><w:tab w:val="left" w:leader="dot" w:pos="8505"/></w:tabs><w:spacing w:line="440" w:lineRule="exact"/><w:jc w:val="both"/><w:rPr><w:rFonts w:ascii="Times New Roman" w:eastAsia="DFKai-SB" w:hAnsi="Times New Roman" w:cs="Times New Roman"/><w:sz w:val="28"/></w:rPr></w:pPr><w:r><w:rPr><w:rFonts w:ascii="Times New Roman" w:eastAsia="DFKai-SB" w:hAnsi="Times New Roman" w:cs="Times New Roman" w:hint="eastAsia"/><w:sz w:val="28"/></w:rPr><w:t>伍、人力配置</w:t></w:r><w:r><w:rPr><w:rFonts w:ascii="Times New Roman" w:eastAsia="DFKai-SB" w:hAnsi="Times New Roman" w:cs="Times New Roman"/><w:sz w:val="28"/></w:rPr><w:tab/><w:t></w:t></w:r><w:r><w:fldChar w:fldCharType="begin"/></w:r><w:r><w:instrText xml:space="preserve"> PAGEREF sec_5 \h </w:instrText></w:r><w:r><w:fldChar w:fldCharType="separate"/></w:r><w:r><w:t>?</w:t></w:r><w:r><w:fldChar w:fldCharType="end"/></w:r><w:r><w:t/w:t></w:r></w:p><w:p><w:pPr><w:tabs><w:tab w:val="left" w:leader="dot" w:pos="8505"/></w:tabs><w:spacing w:line="440" w:lineRule="exact"/><w:jc w:val="both"/><w:rPr><w:rFonts w:ascii="Times New Roman" w:eastAsia="DFKai-SB" w:hAnsi="Times New Roman" w:cs="Times New Roman"/><w:sz w:val="28"/></w:rPr></w:pPr><w:r><w:rPr><w:rFonts w:ascii="Times New Roman" w:eastAsia="DFKai-SB" w:hAnsi="Times New Roman" w:cs="Times New Roman" w:hint="eastAsia"/><w:sz w:val="28"/></w:rPr><w:t>陸、經費需求</w:t></w:r><w:r><w:rPr><w:rFonts w:ascii="Times New Roman" w:eastAsia="DFKai-SB" w:hAnsi="Times New Roman" w:cs="Times New Roman" w:hint="eastAsia"/><w:sz w:val="28"/></w:rPr><w:tab/></w:r><w:r><w:rPr><w:rFonts w:ascii="Times New Roman" w:eastAsia="DFKai-SB" w:hAnsi="Times New Roman" w:cs="Times New Roman"/><w:sz w:val="28"/></w:rPr><w:t></w:t></w:r><w:r><w:fldChar w:fldCharType="begin"/></w:r><w:r><w:instrText xml:space="preserve"> PAGEREF sec_6 \h </w:instrText></w:r><w:r><w:fldChar w:fldCharType="separate"/></w:r><w:r><w:t>?</w:t></w:r><w:r><w:fldChar w:fldCharType="end"/></w:r><w:r><w:t/w:t></w:r></w:p><w:p><w:pPr><w:tabs><w:tab w:val="left" w:leader="dot" w:pos="8505"/></w:tabs><w:spacing w:line="440" w:lineRule="exact"/><w:jc w:val="both"/><w:rPr><w:rFonts w:ascii="Times New Roman" w:eastAsia="DFKai-SB" w:hAnsi="Times New Roman" w:cs="Times New Roman"/><w:sz w:val="28"/></w:rPr></w:pPr><w:r><w:rPr><w:rFonts w:ascii="Times New Roman" w:eastAsia="DFKai-SB" w:hAnsi="Times New Roman" w:cs="Times New Roman" w:hint="eastAsia"/><w:sz w:val="28"/></w:rPr><w:t>柒、需其他機關配合或協調事項</w:t></w:r><w:r><w:rPr><w:rFonts w:ascii="Times New Roman" w:eastAsia="DFKai-SB" w:hAnsi="Times New Roman" w:cs="Times New Roman"/><w:sz w:val="28"/></w:rPr><w:tab/><w:t></w:t></w:r><w:r><w:fldChar w:fldCharType="begin"/></w:r><w:r><w:instrText xml:space="preserve"> PAGEREF sec_7 \h </w:instrText></w:r><w:r><w:fldChar w:fldCharType="separate"/></w:r><w:r><w:t>?</w:t></w:r><w:r><w:fldChar w:fldCharType="end"/></w:r><w:r><w:t/w:t></w:r></w:p><w:p><w:bookmarkStart w:id="113" w:name="sec_8"/><w:bookmarkEnd w:id="113"/><w:pPr><w:tabs><w:tab w:val="left" w:leader="dot" w:pos="8505"/></w:tabs><w:spacing w:line="440" w:lineRule="exact"/><w:jc w:val="both"/><w:rPr><w:rFonts w:ascii="Times New Roman" w:eastAsia="DFKai-SB" w:hAnsi="Times New Roman" w:cs="Times New Roman"/><w:sz w:val="28"/></w:rPr></w:pPr><w:r><w:rPr><w:rFonts w:ascii="Times New Roman" w:eastAsia="DFKai-SB" w:hAnsi="Times New Roman" w:cs="Times New Roman" w:hint="eastAsia"/><w:sz w:val="28"/></w:rPr><w:t>捌、附表</w:t></w:r><w:r><w:rPr><w:rFonts w:ascii="Times New Roman" w:eastAsia="DFKai-SB" w:hAnsi="Times New Roman" w:cs="Times New Roman"/><w:sz w:val="28"/></w:rPr><w:tab/><w:t></w:t></w:r><w:r><w:fldChar w:fldCharType="begin"/></w:r><w:r><w:instrText xml:space="preserve"> PAGEREF sec_8 \h </w:instrText></w:r><w:r><w:fldChar w:fldCharType="separate"/></w:r><w:r><w:t>?</w:t></w:r><w:r><w:fldChar w:fldCharType="end"/></w:r><w:r><w:t/w:t></w:r></w:p><w:p><w:pPr><w:tabs><w:tab w:val="left" w:leader="dot" w:pos="8505"/></w:tabs><w:spacing w:line="440" w:lineRule="exact"/><w:ind w:leftChars="200" w:left="1040" w:hangingChars="200" w:hanging="560"/><w:jc w:val="both"/><w:rPr><w:rFonts w:ascii="Times New Roman" w:eastAsia="DFKai-SB" w:hAnsi="Times New Roman" w:cs="Times New Roman"/><w:sz w:val="28"/></w:rPr></w:pPr><w:r><w:rPr><w:rFonts w:ascii="Times New Roman" w:eastAsia="DFKai-SB" w:hAnsi="Times New Roman" w:cs="Times New Roman" w:hint="eastAsia"/><w:sz w:val="28"/></w:rPr><w:t>一、計畫主持人、協同主持人、研究人員學經歷說明書，共</w:t></w:r><w:r><w:rPr><w:rFonts w:ascii="Times New Roman" w:eastAsia="DFKai-SB" w:hAnsi="Times New Roman" w:cs="Times New Roman"/><w:sz w:val="28"/></w:rPr><w:t>(  )/w:t></w:r><w:r><w:rPr><w:rFonts w:ascii="Times New Roman" w:eastAsia="DFKai-SB" w:hAnsi="Times New Roman" w:cs="Times New Roman" w:hint="eastAsia"/><w:sz w:val="28"/></w:rPr><w:t>份</w:t></w:r><w:r><w:rPr><w:rFonts w:ascii="Times New Roman" w:eastAsia="DFKai-SB" w:hAnsi="Times New Roman" w:cs="Times New Roman"/><w:sz w:val="28"/></w:rPr><w:br/></w:r><w:r><w:rPr><w:rFonts w:ascii="Times New Roman" w:eastAsia="DFKai-SB" w:hAnsi="Times New Roman" w:cs="Times New Roman"/><w:sz w:val="28"/></w:rPr><w:tab/><w:t>(  )/w:t></w:r></w:p><w:p><w:pPr><w:tabs><w:tab w:val="left" w:leader="dot" w:pos="8505"/></w:tabs><w:spacing w:line="440" w:lineRule="exact"/><w:ind w:leftChars="200" w:left="1040" w:hangingChars="200" w:hanging="560"/><w:jc w:val="both"/><w:rPr><w:rFonts w:ascii="Times New Roman" w:eastAsia="DFKai-SB" w:hAnsi="Times New Roman" w:cs="Times New Roman"/><w:sz w:val="28"/></w:rPr></w:pPr><w:r><w:rPr><w:rFonts w:ascii="Times New Roman" w:eastAsia="DFKai-SB" w:hAnsi="Times New Roman" w:cs="Times New Roman" w:hint="eastAsia"/><w:sz w:val="28"/></w:rPr><w:t>二、計畫主持人、協同主持人、研究人員最近三年內由本署或其他機構經費支持，且擔任計畫主持人之計畫及申請中之其他計畫之摘要，共</w:t></w:r><w:r><w:rPr><w:rFonts w:ascii="Times New Roman" w:eastAsia="DFKai-SB" w:hAnsi="Times New Roman" w:cs="Times New Roman"/><w:sz w:val="28"/></w:rPr><w:t>(  )/w:t></w:r><w:r><w:rPr><w:rFonts w:ascii="Times New Roman" w:eastAsia="DFKai-SB" w:hAnsi="Times New Roman" w:cs="Times New Roman" w:hint="eastAsia"/><w:sz w:val="28"/></w:rPr><w:t>份</w:t></w:r><w:r><w:rPr><w:rFonts w:ascii="Times New Roman" w:eastAsia="DFKai-SB" w:hAnsi="Times New Roman" w:cs="Times New Roman"/><w:sz w:val="28"/></w:rPr><w:tab/><w:t>(  )/w:t></w:r></w:p><w:p><w:pPr><w:tabs><w:tab w:val="left" w:leader="dot" w:pos="8505"/></w:tabs><w:spacing w:line="440" w:lineRule="exact"/><w:ind w:leftChars="200" w:left="1040" w:hangingChars="200" w:hanging="560"/><w:jc w:val="both"/><w:rPr><w:rFonts w:ascii="Times New Roman" w:eastAsia="DFKai-SB" w:hAnsi="Times New Roman" w:cs="Times New Roman"/><w:sz w:val="28"/></w:rPr></w:pPr><w:r><w:rPr><w:rFonts w:ascii="Times New Roman" w:eastAsia="DFKai-SB" w:hAnsi="Times New Roman" w:cs="Times New Roman" w:hint="eastAsia"/><w:sz w:val="28"/></w:rPr><w:t>三、計畫主持人、協同主持人、研究人員最近</w:t></w:r><w:r><w:rPr><w:rFonts w:ascii="Times New Roman" w:eastAsia="DFKai-SB" w:hAnsi="Times New Roman" w:cs="Times New Roman" w:hint="eastAsia"/><w:sz w:val="28"/></w:rPr><w:t>三</w:t></w:r><w:r><w:rPr><w:rFonts w:ascii="Times New Roman" w:eastAsia="DFKai-SB" w:hAnsi="Times New Roman" w:cs="Times New Roman" w:hint="eastAsia"/><w:sz w:val="28"/></w:rPr><w:t>年已發表之學術性著作清單，共</w:t></w:r><w:r><w:rPr><w:rFonts w:ascii="Times New Roman" w:eastAsia="DFKai-SB" w:hAnsi="Times New Roman" w:cs="Times New Roman"/><w:sz w:val="28"/></w:rPr><w:t>(  )/w:t></w:r><w:r><w:rPr><w:rFonts w:ascii="Times New Roman" w:eastAsia="DFKai-SB" w:hAnsi="Times New Roman" w:cs="Times New Roman" w:hint="eastAsia"/><w:sz w:val="28"/></w:rPr><w:t>份</w:t></w:r><w:r><w:rPr><w:rFonts w:ascii="Times New Roman" w:eastAsia="DFKai-SB" w:hAnsi="Times New Roman" w:cs="Times New Roman"/><w:sz w:val="28"/></w:rPr><w:tab/><w:t>(  )/w:t></w:r></w:p><w:p><w:pPr><w:tabs><w:tab w:val="left" w:leader="dot" w:pos="8505"/></w:tabs><w:spacing w:line="440" w:lineRule="exact"/><w:ind w:leftChars="200" w:left="1040" w:hangingChars="200" w:hanging="560"/><w:jc w:val="both"/><w:rPr><w:rFonts w:ascii="Times New Roman" w:eastAsia="DFKai-SB" w:hAnsi="Times New Roman" w:cs="Times New Roman"/><w:sz w:val="28"/></w:rPr></w:pPr><w:r><w:rPr><w:rFonts w:ascii="Times New Roman" w:eastAsia="DFKai-SB" w:hAnsi="Times New Roman" w:cs="Times New Roman" w:hint="eastAsia"/><w:sz w:val="28"/></w:rPr><w:t>四、其他</w:t></w:r><w:r><w:rPr><w:rFonts w:ascii="Times New Roman" w:eastAsia="DFKai-SB" w:hAnsi="Times New Roman" w:cs="Times New Roman" w:hint="eastAsia"/><w:sz w:val="28"/></w:rPr><w:t>(</w:t></w:r><w:r><w:rPr><w:rFonts w:ascii="Times New Roman" w:eastAsia="DFKai-SB" w:hAnsi="Times New Roman" w:cs="Times New Roman" w:hint="eastAsia"/><w:sz w:val="28"/></w:rPr><w:t>請註明</w:t></w:r><w:r><w:rPr><w:rFonts w:ascii="Times New Roman" w:eastAsia="DFKai-SB" w:hAnsi="Times New Roman" w:cs="Times New Roman" w:hint="eastAsia"/><w:sz w:val="28"/></w:rPr><w:t>)</w:t></w:r><w:r><w:rPr><w:rFonts w:ascii="Times New Roman" w:eastAsia="DFKai-SB" w:hAnsi="Times New Roman" w:cs="Times New Roman"/><w:sz w:val="28"/></w:rPr><w:tab/><w:t>(  )/w:t></w:r></w:p><w:p><w:pPr><w:tabs><w:tab w:val="left" w:leader="dot" w:pos="8505"/></w:tabs><w:spacing w:line="440" w:lineRule="exact"/><w:jc w:val="right"/><w:rPr><w:rFonts w:ascii="Times New Roman" w:eastAsia="DFKai-SB" w:hAnsi="Times New Roman" w:cs="Times New Roman"/><w:sz w:val="28"/></w:rPr></w:pPr><w:r><w:rPr><w:rFonts w:ascii="Times New Roman" w:eastAsia="DFKai-SB" w:hAnsi="Times New Roman" w:cs="Times New Roman" w:hint="eastAsia"/><w:sz w:val="28"/></w:rPr><w:t>共</w:t></w:r><w:r><w:rPr><w:rFonts w:ascii="Times New Roman" w:eastAsia="DFKai-SB" w:hAnsi="Times New Roman" w:cs="Times New Roman"/><w:sz w:val="28"/></w:rPr><w:t>(  )/w:t></w:r><w:r><w:rPr><w:rFonts w:ascii="Times New Roman" w:eastAsia="DFKai-SB" w:hAnsi="Times New Roman" w:cs="Times New Roman" w:hint="eastAsia"/><w:sz w:val="28"/></w:rPr><w:t>頁</w:t></w:r></w:p><w:p><w:pPr><w:widowControl/><w:rPr><w:rFonts w:ascii="Times New Roman" w:eastAsia="DFKai-SB" w:hAnsi="Times New Roman" w:cs="Times New Roman"/></w:rPr></w:pPr></w:p><w:p><w:pPr><w:widowControl/><w:rPr><w:rFonts w:ascii="Times New Roman" w:eastAsia="DFKai-SB" w:hAnsi="Times New Roman" w:cs="Times New Roman"/></w:rPr></w:pPr></w:p><w:p><w:pPr><w:jc w:val="center"/><w:rPr><w:rFonts w:ascii="Times New Roman" w:eastAsia="DFKai-SB" w:hAnsi="Times New Roman" w:cs="Times New Roman"/><w:sz w:val="32"/></w:rPr><w:sectPr><w:pgSz w:w="11906" w:h="16838"/><w:pgMar w:top="1418" w:right="1418" w:bottom="1418" w:left="1418" w:header="851" w:footer="992" w:gutter="0"/><w:cols w:space="425"/><w:docGrid w:type="lines" w:linePitch="360"/></w:sectPr></w:pPr></w:p><w:p><w:bookmarkStart w:id="100" w:name="sec_1"/><w:bookmarkEnd w:id="100"/><w:pPr><w:jc w:val="center"/><w:rPr><w:rFonts w:ascii="Times New Roman" w:eastAsia="DFKai-SB" w:hAnsi="Times New Roman" w:cs="Times New Roman"/><w:sz w:val="32"/></w:rPr></w:pPr><w:r><w:rPr><w:rFonts w:ascii="Times New Roman" w:eastAsia="DFKai-SB" w:hAnsi="Times New Roman" w:cs="Times New Roman" w:hint="eastAsia"/><w:sz w:val="32"/></w:rPr><w:lastRenderedPageBreak/><w:t>衛生福利部疾病管制署</w:t></w:r><w:r><w:rPr><w:rFonts w:ascii="Times New Roman" w:eastAsia="DFKai-SB" w:hAnsi="Times New Roman" w:cs="Times New Roman" w:hint="eastAsia"/><w:sz w:val="32"/><w:u w:val="single"/></w:rPr><w:t>署內</w:t></w:r><w:r><w:rPr><w:rFonts w:ascii="Times New Roman" w:eastAsia="DFKai-SB" w:hAnsi="Times New Roman" w:cs="Times New Roman" w:hint="eastAsia"/><w:sz w:val="32"/></w:rPr><w:t>研究計畫書</w:t></w:r></w:p><w:p><w:pPr><w:jc w:val="both"/><w:rPr><w:rFonts w:ascii="Times New Roman" w:eastAsia="DFKai-SB" w:hAnsi="Times New Roman" w:cs="Times New Roman"/><w:b/></w:rPr></w:pPr><w:r><w:rPr><w:rFonts w:ascii="Times New Roman" w:eastAsia="DFKai-SB" w:hAnsi="Times New Roman" w:cs="Times New Roman" w:hint="eastAsia"/><w:b/></w:rPr><w:t>壹、綜合資料</w:t></w:r></w:p><w:tbl><w:tblPr><w:tblStyle w:val="TableGrid"/><w:tblW w:w="9800" w:type="dxa"/><w:tblLook w:val="04A0" w:firstRow="1" w:lastRow="0" w:firstColumn="1" w:lastColumn="0" w:noHBand="0" w:noVBand="1"/></w:tblPr><w:tblGrid><w:gridCol w:w="1271"/><w:gridCol w:w="663"/><w:gridCol w:w="308"/><w:gridCol w:w="356"/><w:gridCol w:w="151"/><w:gridCol w:w="407"/><w:gridCol w:w="22"/><w:gridCol w:w="79"/><w:gridCol w:w="549"/><w:gridCol w:w="563"/><w:gridCol w:w="150"/><w:gridCol w:w="142"/><w:gridCol w:w="273"/><w:gridCol w:w="427"/><w:gridCol w:w="130"/><w:gridCol w:w="171"/><w:gridCol w:w="679"/><w:gridCol w:w="571"/><w:gridCol w:w="345"/><w:gridCol w:w="213"/><w:gridCol w:w="636"/><w:gridCol w:w="14"/><w:gridCol w:w="66"/><w:gridCol w:w="495"/><w:gridCol w:w="561"/><w:gridCol w:w="558"/></w:tblGrid><w:tr><w:tc><w:tcPr><w:tcW w:w="1271" w:type="dxa"/><w:vMerge w:val="restart"/><w:vAlign w:val="center"/></w:tcPr><w:p><w:pPr><w:jc w:val="center"/><w:rPr><w:rFonts w:ascii="Times New Roman" w:eastAsia="DFKai-SB" w:hAnsi="Times New Roman" w:cs="Times New Roman"/><w:sz w:val="20"/><w:szCs w:val="20"/></w:rPr></w:pPr><w:r><w:rPr><w:rFonts w:ascii="Times New Roman" w:eastAsia="DFKai-SB" w:hAnsi="Times New Roman" w:cs="Times New Roman" w:hint="eastAsia"/><w:sz w:val="20"/><w:szCs w:val="20"/></w:rPr><w:t>計畫名稱</w:t></w:r></w:p></w:tc><w:tc><w:tcPr><w:tcW w:w="8529" w:type="dxa"/><w:gridSpan w:val="25"/><w:vAlign w:val="center"/></w:tcPr><w:p><w:pPr><w:jc w:val="both"/><w:rPr><w:rFonts w:ascii="Times New Roman" w:eastAsia="DFKai-SB" w:hAnsi="Times New Roman" w:cs="Times New Roman"/><w:sz w:val="20"/><w:szCs w:val="20"/></w:rPr></w:pPr><w:r><w:rPr><w:rFonts w:ascii="Times New Roman" w:eastAsia="DFKai-SB" w:hAnsi="Times New Roman" w:cs="Times New Roman" w:hint="eastAsia"/><w:sz w:val="20"/><w:szCs w:val="20"/></w:rPr><w:t>中文：{project_title_zh}</w:t></w:r></w:p><w:p><w:pPr><w:jc w:val="both"/><w:rPr><w:rFonts w:ascii="Times New Roman" w:eastAsia="DFKai-SB" w:hAnsi="Times New Roman" w:cs="Times New Roman"/><w:sz w:val="20"/><w:szCs w:val="20"/></w:rPr></w:pPr></w:p></w:tc></w:tr><w:tr><w:tc><w:tcPr><w:tcW w:w="1271" w:type="dxa"/><w:vMerge/><w:vAlign w:val="center"/></w:tcPr><w:p><w:pPr><w:jc w:val="center"/><w:rPr><w:rFonts w:ascii="Times New Roman" w:eastAsia="DFKai-SB" w:hAnsi="Times New Roman" w:cs="Times New Roman"/><w:sz w:val="20"/><w:szCs w:val="20"/></w:rPr></w:pPr></w:p></w:tc><w:tc><w:tcPr><w:tcW w:w="8529" w:type="dxa"/><w:gridSpan w:val="25"/><w:vAlign w:val="center"/></w:tcPr><w:p><w:pPr><w:jc w:val="both"/><w:rPr><w:rFonts w:ascii="Times New Roman" w:eastAsia="DFKai-SB" w:hAnsi="Times New Roman" w:cs="Times New Roman"/><w:sz w:val="20"/><w:szCs w:val="20"/></w:rPr></w:pPr><w:r><w:rPr><w:rFonts w:ascii="Times New Roman" w:eastAsia="DFKai-SB" w:hAnsi="Times New Roman" w:cs="Times New Roman" w:hint="eastAsia"/><w:sz w:val="20"/><w:szCs w:val="20"/></w:rPr><w:t>英文：{project_title_en}</w:t></w:r></w:p><w:p><w:pPr><w:jc w:val="both"/><w:rPr><w:rFonts w:ascii="Times New Roman" w:eastAsia="DFKai-SB" w:hAnsi="Times New Roman" w:cs="Times New Roman"/><w:sz w:val="20"/><w:szCs w:val="20"/></w:rPr></w:pPr></w:p></w:tc></w:tr><w:tr><w:tc><w:tcPr><w:tcW w:w="1271" w:type="dxa"/><w:vMerge w:val="restart"/><w:vAlign w:val="center"/></w:tcPr><w:p><w:pPr><w:jc w:val="center"/><w:rPr><w:rFonts w:ascii="Times New Roman" w:eastAsia="DFKai-SB" w:hAnsi="Times New Roman" w:cs="Times New Roman"/><w:sz w:val="20"/><w:szCs w:val="20"/></w:rPr></w:pPr><w:r><w:rPr><w:rFonts w:ascii="Times New Roman" w:eastAsia="DFKai-SB" w:hAnsi="Times New Roman" w:cs="Times New Roman" w:hint="eastAsia"/><w:sz w:val="20"/><w:szCs w:val="20"/></w:rPr><w:t>計畫類別</w:t></w:r></w:p></w:tc><w:tc><w:tcPr><w:tcW w:w="1478" w:type="dxa"/><w:gridSpan w:val="4"/><w:vMerge w:val="restart"/><w:tcBorders><w:right w:val="nil"/></w:tcBorders><w:vAlign w:val="center"/></w:tcPr><w:p><w:pPr><w:ind w:left="200" w:hangingChars="100" w:hanging="200"/><w:jc w:val="both"/><w:rPr><w:rFonts w:ascii="Times New Roman" w:eastAsia="DFKai-SB" w:hAnsi="Times New Roman" w:cs="Times New Roman"/><w:sz w:val="20"/><w:szCs w:val="20"/></w:rPr></w:pPr><w:r><w:rPr><w:rFonts w:ascii="Times New Roman" w:eastAsia="DFKai-SB" w:hAnsi="Times New Roman" w:cs="Times New Roman" w:hint="eastAsia"/><w:sz w:val="20"/><w:szCs w:val="20"/></w:rPr><w:t>{project_type_new}新增計畫：</w:t></w:r></w:p></w:tc><w:tc><w:tcPr><w:tcW w:w="2913" w:type="dxa"/><w:gridSpan w:val="11"/><w:tcBorders><w:left w:val="nil"/><w:bottom w:val="nil"/><w:right w:val="nil"/></w:tcBorders></w:tcPr><w:p><w:pPr><w:ind w:left="200" w:hangingChars="100" w:hanging="200"/><w:jc w:val="both"/><w:rPr><w:rFonts w:ascii="Times New Roman" w:eastAsia="DFKai-SB" w:hAnsi="Times New Roman" w:cs="Times New Roman"/><w:sz w:val="20"/><w:szCs w:val="20"/></w:rPr></w:pPr><w:r><w:rPr><w:rFonts w:ascii="Times New Roman" w:eastAsia="DFKai-SB" w:hAnsi="Times New Roman" w:cs="Times New Roman" w:hint="eastAsia"/><w:sz w:val="20"/><w:szCs w:val="20"/></w:rPr><w:t>{project_type_1yr}一年期計畫</w:t></w:r></w:p></w:tc><w:tc><w:tcPr><w:tcW w:w="4138" w:type="dxa"/><w:gridSpan w:val="10"/><w:vMerge w:val="restart"/><w:tcBorders><w:left w:val="nil"/></w:tcBorders></w:tcPr><w:p><w:pPr><w:ind w:left="200" w:hangingChars="100" w:hanging="200"/><w:jc w:val="both"/><w:rPr><w:rFonts w:ascii="Times New Roman" w:eastAsia="DFKai-SB" w:hAnsi="Times New Roman" w:cs="Times New Roman"/><w:sz w:val="20"/><w:szCs w:val="20"/></w:rPr></w:pPr><w:r><w:rPr><w:rFonts w:ascii="Times New Roman" w:eastAsia="DFKai-SB" w:hAnsi="Times New Roman" w:cs="Times New Roman" w:hint="eastAsia"/><w:sz w:val="20"/><w:szCs w:val="20"/></w:rPr><w:t>{project_type_old}舊多年期計畫</w:t></w:r><w:r><w:rPr><w:rFonts w:ascii="Times New Roman" w:eastAsia="DFKai-SB" w:hAnsi="Times New Roman" w:cs="Times New Roman" w:hint="eastAsia"/><w:sz w:val="20"/><w:szCs w:val="20"/></w:rPr><w:t>(</w:t></w:r><w:r><w:rPr><w:rFonts w:ascii="Times New Roman" w:eastAsia="DFKai-SB" w:hAnsi="Times New Roman" w:cs="Times New Roman" w:hint="eastAsia"/><w:sz w:val="20"/><w:szCs w:val="20"/></w:rPr><w:t>指先前已獲本署委託執行前面期程之延續計畫</w:t></w:r><w:r><w:rPr><w:rFonts w:ascii="Times New Roman" w:eastAsia="DFKai-SB" w:hAnsi="Times New Roman" w:cs="Times New Roman" w:hint="eastAsia"/><w:sz w:val="20"/><w:szCs w:val="20"/></w:rPr><w:t>)</w:t></w:r></w:p></w:tc></w:tr><w:tr><w:tc><w:tcPr><w:tcW w:w="1271" w:type="dxa"/><w:vMerge/></w:tcPr><w:p><w:pPr><w:jc w:val="both"/><w:rPr><w:rFonts w:ascii="Times New Roman" w:eastAsia="DFKai-SB" w:hAnsi="Times New Roman" w:cs="Times New Roman"/><w:sz w:val="20"/><w:szCs w:val="20"/></w:rPr></w:pPr></w:p></w:tc><w:tc><w:tcPr><w:tcW w:w="1478" w:type="dxa"/><w:gridSpan w:val="4"/><w:vMerge/><w:tcBorders><w:right w:val="nil"/></w:tcBorders></w:tcPr><w:p><w:pPr><w:jc w:val="both"/><w:rPr><w:rFonts w:ascii="Times New Roman" w:eastAsia="DFKai-SB" w:hAnsi="Times New Roman" w:cs="Times New Roman"/><w:sz w:val="20"/><w:szCs w:val="20"/></w:rPr></w:pPr></w:p></w:tc><w:tc><w:tcPr><w:tcW w:w="2913" w:type="dxa"/><w:gridSpan w:val="11"/><w:tcBorders><w:top w:val="nil"/><w:left w:val="nil"/><w:right w:val="nil"/></w:tcBorders></w:tcPr><w:p><w:pPr><w:ind w:left="200" w:hangingChars="100" w:hanging="200"/><w:jc w:val="both"/><w:rPr><w:rFonts w:ascii="Times New Roman" w:eastAsia="DFKai-SB" w:hAnsi="Times New Roman" w:cs="Times New Roman"/><w:sz w:val="20"/><w:szCs w:val="20"/></w:rPr></w:pPr><w:r><w:rPr><w:rFonts w:ascii="Times New Roman" w:eastAsia="DFKai-SB" w:hAnsi="Times New Roman" w:cs="Times New Roman" w:hint="eastAsia"/><w:sz w:val="20"/><w:szCs w:val="20"/></w:rPr><w:t>{project_type_multi}多年期計畫，共</w:t></w:r><w:r><w:rPr><w:rFonts w:ascii="Times New Roman" w:eastAsia="DFKai-SB" w:hAnsi="Times New Roman" w:cs="Times New Roman" w:hint="eastAsia"/><w:sz w:val="20"/><w:szCs w:val="20"/><w:u w:val="single"/></w:rPr><w:t xml:space="preserve">　　</w:t></w:r><w:r><w:rPr><w:rFonts w:ascii="Times New Roman" w:eastAsia="DFKai-SB" w:hAnsi="Times New Roman" w:cs="Times New Roman" w:hint="eastAsia"/><w:sz w:val="20"/><w:szCs w:val="20"/></w:rPr><w:t>年</w:t></w:r></w:p></w:tc><w:tc><w:tcPr><w:tcW w:w="4138" w:type="dxa"/><w:gridSpan w:val="10"/><w:vMerge/><w:tcBorders><w:left w:val="nil"/></w:tcBorders></w:tcPr><w:p><w:pPr><w:jc w:val="both"/><w:rPr><w:rFonts w:ascii="Times New Roman" w:eastAsia="DFKai-SB" w:hAnsi="Times New Roman" w:cs="Times New Roman"/><w:sz w:val="20"/><w:szCs w:val="20"/></w:rPr></w:pPr></w:p></w:tc></w:tr><w:tr><w:tc><w:tcPr><w:tcW w:w="9800" w:type="dxa"/><w:gridSpan w:val="26"/></w:tcPr><w:p><w:pPr><w:jc w:val="both"/><w:rPr><w:rFonts w:ascii="Times New Roman" w:eastAsia="DFKai-SB" w:hAnsi="Times New Roman" w:cs="Times New Roman"/><w:sz w:val="20"/><w:szCs w:val="20"/></w:rPr></w:pPr><w:r><w:rPr><w:rFonts w:ascii="Times New Roman" w:eastAsia="DFKai-SB" w:hAnsi="Times New Roman" w:cs="Times New Roman" w:hint="eastAsia"/><w:sz w:val="20"/><w:szCs w:val="20"/></w:rPr><w:t>本計畫是否有進行下列實驗：</w:t></w:r><w:r><w:rPr><w:rFonts w:ascii="Times New Roman" w:eastAsia="DFKai-SB" w:hAnsi="Times New Roman" w:cs="Times New Roman" w:hint="eastAsia"/><w:sz w:val="20"/><w:szCs w:val="20"/></w:rPr><w:t>(</w:t></w:r><w:r><w:rPr><w:rFonts w:ascii="Times New Roman" w:eastAsia="DFKai-SB" w:hAnsi="Times New Roman" w:cs="Times New Roman" w:hint="eastAsia"/><w:sz w:val="20"/><w:szCs w:val="20"/></w:rPr><w:t>勾選下列任一項，須附相關實驗之同意文件</w:t></w:r><w:r><w:rPr><w:rFonts w:ascii="Times New Roman" w:eastAsia="DFKai-SB" w:hAnsi="Times New Roman" w:cs="Times New Roman" w:hint="eastAsia"/><w:sz w:val="20"/><w:szCs w:val="20"/></w:rPr><w:t>)</w:t></w:r></w:p><w:p><w:pPr><w:ind w:leftChars="100" w:left="240"/><w:jc w:val="both"/><w:rPr><w:rFonts w:ascii="Times New Roman" w:eastAsia="DFKai-SB" w:hAnsi="Times New Roman" w:cs="Times New Roman"/><w:sz w:val="20"/><w:szCs w:val="20"/></w:rPr></w:pPr><w:r><w:rPr><w:rFonts w:ascii="Times New Roman" w:eastAsia="DFKai-SB" w:hAnsi="Times New Roman" w:cs="Times New Roman" w:hint="eastAsia"/><w:sz w:val="20"/><w:szCs w:val="20"/></w:rPr><w:t>{exp_human}人體研究</w:t></w:r><w:r><w:rPr><w:rFonts w:ascii="Times New Roman" w:eastAsia="DFKai-SB" w:hAnsi="Times New Roman" w:cs="Times New Roman" w:hint="eastAsia"/><w:sz w:val="20"/><w:szCs w:val="20"/></w:rPr><w:t xml:space="preserve">      </w:t></w:r><w:r><w:rPr><w:rFonts w:ascii="Times New Roman" w:eastAsia="DFKai-SB" w:hAnsi="Times New Roman" w:cs="Times New Roman" w:hint="eastAsia"/><w:sz w:val="20"/><w:szCs w:val="20"/></w:rPr><w:t>□基因重組實驗</w:t></w:r><w:r><w:rPr><w:rFonts w:ascii="Times New Roman" w:eastAsia="DFKai-SB" w:hAnsi="Times New Roman" w:cs="Times New Roman" w:hint="eastAsia"/><w:sz w:val="20"/><w:szCs w:val="20"/></w:rPr><w:t xml:space="preserve">      </w:t></w:r><w:r><w:rPr><w:rFonts w:ascii="Times New Roman" w:eastAsia="DFKai-SB" w:hAnsi="Times New Roman" w:cs="Times New Roman" w:hint="eastAsia"/><w:sz w:val="20"/><w:szCs w:val="20"/></w:rPr><w:t>□動物實驗</w:t></w:r><w:r><w:rPr><w:rFonts w:ascii="Times New Roman" w:eastAsia="DFKai-SB" w:hAnsi="Times New Roman" w:cs="Times New Roman" w:hint="eastAsia"/><w:sz w:val="20"/><w:szCs w:val="20"/></w:rPr><w:t xml:space="preserve">      </w:t></w:r><w:r><w:rPr><w:rFonts w:ascii="Times New Roman" w:eastAsia="DFKai-SB" w:hAnsi="Times New Roman" w:cs="Times New Roman" w:hint="eastAsia"/><w:sz w:val="20"/><w:szCs w:val="20"/></w:rPr><w:t>□第二級以上感染性生物材料處分</w:t></w:r></w:p><w:p><w:pPr><w:ind w:leftChars="100" w:left="240"/><w:jc w:val="both"/><w:rPr><w:rFonts w:ascii="Times New Roman" w:eastAsia="DFKai-SB" w:hAnsi="Times New Roman" w:cs="Times New Roman"/><w:sz w:val="20"/><w:szCs w:val="20"/></w:rPr></w:pPr><w:r><w:rPr><w:rFonts w:ascii="Times New Roman" w:eastAsia="DFKai-SB" w:hAnsi="Times New Roman" w:cs="Times New Roman" w:hint="eastAsia"/><w:sz w:val="20"/><w:szCs w:val="20"/></w:rPr><w:t>□涉及使用高危險管制性病原或毒素</w:t></w:r></w:p></w:tc></w:tr><w:tr><w:tc><w:tcPr><w:tcW w:w="1271" w:type="dxa"/><w:vMerge w:val="restart"/><w:tcBorders><w:right w:val="single" w:sz="4" w:space="0" w:color="auto"/></w:tcBorders><w:vAlign w:val="center"/></w:tcPr><w:p><w:pPr><w:jc w:val="center"/><w:rPr><w:rFonts w:ascii="Times New Roman" w:eastAsia="DFKai-SB" w:hAnsi="Times New Roman" w:cs="Times New Roman"/><w:sz w:val="20"/><w:szCs w:val="20"/></w:rPr></w:pPr><w:r><w:rPr><w:rFonts w:ascii="Times New Roman" w:eastAsia="DFKai-SB" w:hAnsi="Times New Roman" w:cs="Times New Roman" w:hint="eastAsia"/><w:sz w:val="20"/><w:szCs w:val="20"/></w:rPr><w:t>執</w:t></w:r><w:r><w:rPr><w:rFonts w:ascii="Times New Roman" w:eastAsia="DFKai-SB" w:hAnsi="Times New Roman" w:cs="Times New Roman" w:hint="eastAsia"/><w:sz w:val="20"/><w:szCs w:val="20"/></w:rPr><w:t xml:space="preserve"> </w:t></w:r><w:r><w:rPr><w:rFonts w:ascii="Times New Roman" w:eastAsia="DFKai-SB" w:hAnsi="Times New Roman" w:cs="Times New Roman" w:hint="eastAsia"/><w:sz w:val="20"/><w:szCs w:val="20"/></w:rPr><w:t>行</w:t></w:r></w:p><w:p><w:pPr><w:jc w:val="center"/><w:rPr><w:rFonts w:ascii="Times New Roman" w:eastAsia="DFKai-SB" w:hAnsi="Times New Roman" w:cs="Times New Roman"/><w:sz w:val="20"/><w:szCs w:val="20"/></w:rPr></w:pPr><w:r><w:rPr><w:rFonts w:ascii="Times New Roman" w:eastAsia="DFKai-SB" w:hAnsi="Times New Roman" w:cs="Times New Roman" w:hint="eastAsia"/><w:sz w:val="20"/><w:szCs w:val="20"/></w:rPr><w:t>期</w:t></w:r><w:r><w:rPr><w:rFonts w:ascii="Times New Roman" w:eastAsia="DFKai-SB" w:hAnsi="Times New Roman" w:cs="Times New Roman" w:hint="eastAsia"/><w:sz w:val="20"/><w:szCs w:val="20"/></w:rPr><w:t xml:space="preserve"> </w:t></w:r><w:r><w:rPr><w:rFonts w:ascii="Times New Roman" w:eastAsia="DFKai-SB" w:hAnsi="Times New Roman" w:cs="Times New Roman" w:hint="eastAsia"/><w:sz w:val="20"/><w:szCs w:val="20"/></w:rPr><w:t>限</w:t></w:r></w:p></w:tc><w:tc><w:tcPr><w:tcW w:w="1327" w:type="dxa"/><w:gridSpan w:val="3"/><w:vMerge w:val="restart"/><w:tcBorders><w:top w:val="nil"/><w:left w:val="single" w:sz="4" w:space="0" w:color="auto"/><w:right w:val="nil"/></w:tcBorders><w:vAlign w:val="center"/></w:tcPr><w:p><w:pPr><w:jc w:val="center"/><w:rPr><w:rFonts w:ascii="Times New Roman" w:eastAsia="DFKai-SB" w:hAnsi="Times New Roman" w:cs="Times New Roman"/><w:sz w:val="20"/><w:szCs w:val="20"/></w:rPr></w:pPr><w:r><w:rPr><w:rFonts w:ascii="Times New Roman" w:eastAsia="DFKai-SB" w:hAnsi="Times New Roman" w:cs="Times New Roman" w:hint="eastAsia"/><w:sz w:val="20"/><w:szCs w:val="20"/></w:rPr><w:t>本年度計畫：</w:t></w:r></w:p></w:tc><w:tc><w:tcPr><w:tcW w:w="558" w:type="dxa"/><w:gridSpan w:val="2"/><w:tcBorders><w:top w:val="nil"/><w:left w:val="nil"/><w:bottom w:val="nil"/><w:right w:val="nil"/></w:tcBorders><w:vAlign w:val="center"/></w:tcPr><w:p><w:pPr><w:jc w:val="center"/><w:rPr><w:rFonts w:ascii="Times New Roman" w:eastAsia="DFKai-SB" w:hAnsi="Times New Roman" w:cs="Times New Roman"/><w:sz w:val="20"/><w:szCs w:val="20"/></w:rPr></w:pPr><w:r><w:rPr><w:rFonts w:ascii="Times New Roman" w:eastAsia="DFKai-SB" w:hAnsi="Times New Roman" w:cs="Times New Roman" w:hint="eastAsia"/><w:sz w:val="20"/><w:szCs w:val="20"/></w:rPr><w:t>自</w:t></w:r></w:p></w:tc><w:tc><w:tcPr><w:tcW w:w="650" w:type="dxa"/><w:gridSpan w:val="3"/><w:tcBorders><w:top w:val="nil"/><w:left w:val="nil"/><w:bottom w:val="nil"/><w:right w:val="nil"/></w:tcBorders><w:vAlign w:val="center"/></w:tcPr><w:p><w:pPr><w:jc w:val="center"/><w:rPr><w:rFonts w:ascii="Times New Roman" w:eastAsia="DFKai-SB" w:hAnsi="Times New Roman" w:cs="Times New Roman"/><w:sz w:val="20"/><w:szCs w:val="20"/></w:rPr></w:pPr><w:r><w:rPr><w:rFonts w:ascii="Times New Roman" w:eastAsia="DFKai-SB" w:hAnsi="Times New Roman" w:cs="Times New Roman" w:hint="eastAsia"/><w:sz w:val="20"/><w:szCs w:val="20"/></w:rPr><w:t>{exec_start_y}</w:t></w:r></w:p></w:tc><w:tc><w:tcPr><w:tcW w:w="563" w:type="dxa"/><w:tcBorders><w:top w:val="nil"/><w:left w:val="nil"/><w:bottom w:val="nil"/><w:right w:val="nil"/></w:tcBorders><w:vAlign w:val="center"/></w:tcPr><w:p><w:pPr><w:jc w:val="center"/><w:rPr><w:rFonts w:ascii="Times New Roman" w:eastAsia="DFKai-SB" w:hAnsi="Times New Roman" w:cs="Times New Roman"/><w:sz w:val="20"/><w:szCs w:val="20"/></w:rPr></w:pPr><w:r><w:rPr><w:rFonts w:ascii="Times New Roman" w:eastAsia="DFKai-SB" w:hAnsi="Times New Roman" w:cs="Times New Roman" w:hint="eastAsia"/><w:sz w:val="20"/><w:szCs w:val="20"/></w:rPr><w:t>{exec_start_m}</w:t></w:r></w:p></w:tc><w:tc><w:tcPr><w:tcW w:w="565" w:type="dxa"/><w:gridSpan w:val="3"/><w:tcBorders><w:top w:val="nil"/><w:left w:val="nil"/><w:bottom w:val="nil"/><w:right w:val="nil"/></w:tcBorders><w:vAlign w:val="center"/></w:tcPr><w:p><w:pPr><w:jc w:val="center"/><w:rPr><w:rFonts w:ascii="Times New Roman" w:eastAsia="DFKai-SB" w:hAnsi="Times New Roman" w:cs="Times New Roman"/><w:sz w:val="20"/><w:szCs w:val="20"/></w:rPr></w:pPr><w:r><w:rPr><w:rFonts w:ascii="Times New Roman" w:eastAsia="DFKai-SB" w:hAnsi="Times New Roman" w:cs="Times New Roman" w:hint="eastAsia"/><w:sz w:val="20"/><w:szCs w:val="20"/></w:rPr><w:t>{exec_start_d}</w:t></w:r></w:p></w:tc><w:tc><w:tcPr><w:tcW w:w="557" w:type="dxa"/><w:gridSpan w:val="2"/><w:tcBorders><w:top w:val="nil"/><w:left w:val="nil"/><w:bottom w:val="nil"/><w:right w:val="nil"/></w:tcBorders><w:vAlign w:val="center"/></w:tcPr><w:p><w:pPr><w:jc w:val="center"/><w:rPr><w:rFonts w:ascii="Times New Roman" w:eastAsia="DFKai-SB" w:hAnsi="Times New Roman" w:cs="Times New Roman"/><w:sz w:val="20"/><w:szCs w:val="20"/></w:rPr></w:pPr><w:r><w:rPr><w:rFonts w:ascii="Times New Roman" w:eastAsia="DFKai-SB" w:hAnsi="Times New Roman" w:cs="Times New Roman" w:hint="eastAsia"/><w:sz w:val="20"/><w:szCs w:val="20"/></w:rPr><w:t>起</w:t></w:r></w:p></w:tc><w:tc><w:tcPr><w:tcW w:w="1421" w:type="dxa"/><w:gridSpan w:val="3"/><w:vMerge w:val="restart"/><w:tcBorders><w:top w:val="nil"/><w:left w:val="nil"/><w:right w:val="nil"/></w:tcBorders><w:vAlign w:val="center"/></w:tcPr><w:p><w:pPr><w:jc w:val="center"/><w:rPr><w:rFonts w:ascii="Times New Roman" w:eastAsia="DFKai-SB" w:hAnsi="Times New Roman" w:cs="Times New Roman"/><w:sz w:val="20"/><w:szCs w:val="20"/></w:rPr></w:pPr><w:r><w:rPr><w:rFonts w:ascii="Times New Roman" w:eastAsia="DFKai-SB" w:hAnsi="Times New Roman" w:cs="Times New Roman" w:hint="eastAsia"/><w:sz w:val="20"/><w:szCs w:val="20"/></w:rPr><w:t>全程計畫：</w:t></w:r></w:p></w:tc><w:tc><w:tcPr><w:tcW w:w="558" w:type="dxa"/><w:gridSpan w:val="2"/><w:tcBorders><w:top w:val="nil"/><w:left w:val="nil"/><w:bottom w:val="nil"/><w:right w:val="nil"/></w:tcBorders><w:vAlign w:val="center"/></w:tcPr><w:p><w:pPr><w:jc w:val="center"/><w:rPr><w:rFonts w:ascii="Times New Roman" w:eastAsia="DFKai-SB" w:hAnsi="Times New Roman" w:cs="Times New Roman"/><w:sz w:val="20"/><w:szCs w:val="20"/></w:rPr></w:pPr><w:r><w:rPr><w:rFonts w:ascii="Times New Roman" w:eastAsia="DFKai-SB" w:hAnsi="Times New Roman" w:cs="Times New Roman" w:hint="eastAsia"/><w:sz w:val="20"/><w:szCs w:val="20"/></w:rPr><w:t>自</w:t></w:r></w:p></w:tc><w:tc><w:tcPr><w:tcW w:w="650" w:type="dxa"/><w:gridSpan w:val="2"/><w:tcBorders><w:top w:val="nil"/><w:left w:val="nil"/><w:bottom w:val="nil"/><w:right w:val="nil"/></w:tcBorders><w:vAlign w:val="center"/></w:tcPr><w:p><w:pPr><w:jc w:val="center"/><w:rPr><w:rFonts w:ascii="Times New Roman" w:eastAsia="DFKai-SB" w:hAnsi="Times New Roman" w:cs="Times New Roman"/><w:sz w:val="20"/><w:szCs w:val="20"/></w:rPr></w:pPr><w:r><w:rPr><w:rFonts w:ascii="Times New Roman" w:eastAsia="DFKai-SB" w:hAnsi="Times New Roman" w:cs="Times New Roman" w:hint="eastAsia"/><w:sz w:val="20"/><w:szCs w:val="20"/></w:rPr><w:t>{exec_start_y}</w:t></w:r></w:p></w:tc><w:tc><w:tcPr><w:tcW w:w="561" w:type="dxa"/><w:gridSpan w:val="2"/><w:tcBorders><w:top w:val="nil"/><w:left w:val="nil"/><w:bottom w:val="nil"/><w:right w:val="nil"/></w:tcBorders><w:vAlign w:val="center"/></w:tcPr><w:p><w:pPr><w:jc w:val="center"/><w:rPr><w:rFonts w:ascii="Times New Roman" w:eastAsia="DFKai-SB" w:hAnsi="Times New Roman" w:cs="Times New Roman"/><w:sz w:val="20"/><w:szCs w:val="20"/></w:rPr></w:pPr><w:r><w:rPr><w:rFonts w:ascii="Times New Roman" w:eastAsia="DFKai-SB" w:hAnsi="Times New Roman" w:cs="Times New Roman" w:hint="eastAsia"/><w:sz w:val="20"/><w:szCs w:val="20"/></w:rPr><w:t>{exec_start_m}</w:t></w:r></w:p></w:tc><w:tc><w:tcPr><w:tcW w:w="561" w:type="dxa"/><w:tcBorders><w:top w:val="nil"/><w:left w:val="nil"/><w:bottom w:val="nil"/><w:right w:val="nil"/></w:tcBorders><w:vAlign w:val="center"/></w:tcPr><w:p><w:pPr><w:jc w:val="center"/><w:rPr><w:rFonts w:ascii="Times New Roman" w:eastAsia="DFKai-SB" w:hAnsi="Times New Roman" w:cs="Times New Roman"/><w:sz w:val="20"/><w:szCs w:val="20"/></w:rPr></w:pPr><w:r><w:rPr><w:rFonts w:ascii="Times New Roman" w:eastAsia="DFKai-SB" w:hAnsi="Times New Roman" w:cs="Times New Roman" w:hint="eastAsia"/><w:sz w:val="20"/><w:szCs w:val="20"/></w:rPr><w:t>{exec_start_d}</w:t></w:r></w:p></w:tc><w:tc><w:tcPr><w:tcW w:w="558" w:type="dxa"/><w:tcBorders><w:top w:val="nil"/><w:left w:val="nil"/><w:bottom w:val="nil"/><w:right w:val="single" w:sz="4" w:space="0" w:color="auto"/></w:tcBorders><w:vAlign w:val="center"/></w:tcPr><w:p><w:pPr><w:jc w:val="center"/><w:rPr><w:rFonts w:ascii="Times New Roman" w:eastAsia="DFKai-SB" w:hAnsi="Times New Roman" w:cs="Times New Roman"/><w:sz w:val="20"/><w:szCs w:val="20"/></w:rPr></w:pPr><w:r><w:rPr><w:rFonts w:ascii="Times New Roman" w:eastAsia="DFKai-SB" w:hAnsi="Times New Roman" w:cs="Times New Roman" w:hint="eastAsia"/><w:sz w:val="20"/><w:szCs w:val="20"/></w:rPr><w:t>起</w:t></w:r></w:p></w:tc></w:tr><w:tr><w:tc><w:tcPr><w:tcW w:w="1271" w:type="dxa"/><w:vMerge/><w:tcBorders><w:right w:val="single" w:sz="4" w:space="0" w:color="auto"/></w:tcBorders><w:vAlign w:val="center"/></w:tcPr><w:p><w:pPr><w:jc w:val="center"/><w:rPr><w:rFonts w:ascii="Times New Roman" w:eastAsia="DFKai-SB" w:hAnsi="Times New Roman" w:cs="Times New Roman"/><w:sz w:val="20"/><w:szCs w:val="20"/></w:rPr></w:pPr></w:p></w:tc><w:tc><w:tcPr><w:tcW w:w="1327" w:type="dxa"/><w:gridSpan w:val="3"/><w:vMerge/><w:tcBorders><w:left w:val="single" w:sz="4" w:space="0" w:color="auto"/><w:right w:val="nil"/></w:tcBorders></w:tcPr><w:p><w:pPr><w:jc w:val="both"/><w:rPr><w:rFonts w:ascii="Times New Roman" w:eastAsia="DFKai-SB" w:hAnsi="Times New Roman" w:cs="Times New Roman"/><w:sz w:val="20"/><w:szCs w:val="20"/></w:rPr></w:pPr></w:p></w:tc><w:tc><w:tcPr><w:tcW w:w="558" w:type="dxa"/><w:gridSpan w:val="2"/><w:tcBorders><w:top w:val="nil"/><w:left w:val="nil"/><w:bottom w:val="nil"/><w:right w:val="nil"/></w:tcBorders><w:vAlign w:val="center"/></w:tcPr><w:p><w:pPr><w:jc w:val="center"/><w:rPr><w:rFonts w:ascii="Times New Roman" w:eastAsia="DFKai-SB" w:hAnsi="Times New Roman" w:cs="Times New Roman"/><w:sz w:val="20"/><w:szCs w:val="20"/></w:rPr></w:pPr></w:p></w:tc><w:tc><w:tcPr><w:tcW w:w="650" w:type="dxa"/><w:gridSpan w:val="3"/><w:tcBorders><w:top w:val="nil"/><w:left w:val="nil"/><w:bottom w:val="nil"/><w:right w:val="nil"/></w:tcBorders><w:vAlign w:val="center"/></w:tcPr><w:p><w:pPr><w:jc w:val="center"/><w:rPr><w:rFonts w:ascii="Times New Roman" w:eastAsia="DFKai-SB" w:hAnsi="Times New Roman" w:cs="Times New Roman"/><w:sz w:val="20"/><w:szCs w:val="20"/></w:rPr></w:pPr><w:r><w:rPr><w:rFonts w:ascii="Times New Roman" w:eastAsia="DFKai-SB" w:hAnsi="Times New Roman" w:cs="Times New Roman" w:hint="eastAsia"/><w:sz w:val="20"/><w:szCs w:val="20"/></w:rPr><w:t>年</w:t></w:r></w:p></w:tc><w:tc><w:tcPr><w:tcW w:w="563" w:type="dxa"/><w:tcBorders><w:top w:val="nil"/><w:left w:val="nil"/><w:bottom w:val="nil"/><w:right w:val="nil"/></w:tcBorders><w:vAlign w:val="center"/></w:tcPr><w:p><w:pPr><w:jc w:val="center"/><w:rPr><w:rFonts w:ascii="Times New Roman" w:eastAsia="DFKai-SB" w:hAnsi="Times New Roman" w:cs="Times New Roman"/><w:sz w:val="20"/><w:szCs w:val="20"/></w:rPr></w:pPr><w:r><w:rPr><w:rFonts w:ascii="Times New Roman" w:eastAsia="DFKai-SB" w:hAnsi="Times New Roman" w:cs="Times New Roman" w:hint="eastAsia"/><w:sz w:val="20"/><w:szCs w:val="20"/></w:rPr><w:t>月</w:t></w:r></w:p></w:tc><w:tc><w:tcPr><w:tcW w:w="565" w:type="dxa"/><w:gridSpan w:val="3"/><w:tcBorders><w:top w:val="nil"/><w:left w:val="nil"/><w:bottom w:val="nil"/><w:right w:val="nil"/></w:tcBorders><w:vAlign w:val="center"/></w:tcPr><w:p><w:pPr><w:jc w:val="center"/><w:rPr><w:rFonts w:ascii="Times New Roman" w:eastAsia="DFKai-SB" w:hAnsi="Times New Roman" w:cs="Times New Roman"/><w:sz w:val="20"/><w:szCs w:val="20"/></w:rPr></w:pPr><w:r><w:rPr><w:rFonts w:ascii="Times New Roman" w:eastAsia="DFKai-SB" w:hAnsi="Times New Roman" w:cs="Times New Roman" w:hint="eastAsia"/><w:sz w:val="20"/><w:szCs w:val="20"/></w:rPr><w:t>日</w:t></w:r></w:p></w:tc><w:tc><w:tcPr><w:tcW w:w="557" w:type="dxa"/><w:gridSpan w:val="2"/><w:tcBorders><w:top w:val="nil"/><w:left w:val="nil"/><w:bottom w:val="nil"/><w:right w:val="nil"/></w:tcBorders><w:vAlign w:val="center"/></w:tcPr><w:p><w:pPr><w:jc w:val="center"/><w:rPr><w:rFonts w:ascii="Times New Roman" w:eastAsia="DFKai-SB" w:hAnsi="Times New Roman" w:cs="Times New Roman"/><w:sz w:val="20"/><w:szCs w:val="20"/></w:rPr></w:pPr></w:p></w:tc><w:tc><w:tcPr><w:tcW w:w="1421" w:type="dxa"/><w:gridSpan w:val="3"/><w:vMerge/><w:tcBorders><w:left w:val="nil"/><w:right w:val="nil"/></w:tcBorders></w:tcPr><w:p><w:pPr><w:jc w:val="both"/><w:rPr><w:rFonts w:ascii="Times New Roman" w:eastAsia="DFKai-SB" w:hAnsi="Times New Roman" w:cs="Times New Roman"/><w:sz w:val="20"/><w:szCs w:val="20"/></w:rPr></w:pPr></w:p></w:tc><w:tc><w:tcPr><w:tcW w:w="558" w:type="dxa"/><w:gridSpan w:val="2"/><w:tcBorders><w:top w:val="nil"/><w:left w:val="nil"/><w:bottom w:val="nil"/><w:right w:val="nil"/></w:tcBorders><w:vAlign w:val="center"/></w:tcPr><w:p><w:pPr><w:jc w:val="center"/><w:rPr><w:rFonts w:ascii="Times New Roman" w:eastAsia="DFKai-SB" w:hAnsi="Times New Roman" w:cs="Times New Roman"/><w:sz w:val="20"/><w:szCs w:val="20"/></w:rPr></w:pPr></w:p></w:tc><w:tc><w:tcPr><w:tcW w:w="650" w:type="dxa"/><w:gridSpan w:val="2"/><w:tcBorders><w:top w:val="nil"/><w:left w:val="nil"/><w:bottom w:val="nil"/><w:right w:val="nil"/></w:tcBorders><w:vAlign w:val="center"/></w:tcPr><w:p><w:pPr><w:jc w:val="center"/><w:rPr><w:rFonts w:ascii="Times New Roman" w:eastAsia="DFKai-SB" w:hAnsi="Times New Roman" w:cs="Times New Roman"/><w:sz w:val="20"/><w:szCs w:val="20"/></w:rPr></w:pPr><w:r><w:rPr><w:rFonts w:ascii="Times New Roman" w:eastAsia="DFKai-SB" w:hAnsi="Times New Roman" w:cs="Times New Roman" w:hint="eastAsia"/><w:sz w:val="20"/><w:szCs w:val="20"/></w:rPr><w:t>年</w:t></w:r></w:p></w:tc><w:tc><w:tcPr><w:tcW w:w="561" w:type="dxa"/><w:gridSpan w:val="2"/><w:tcBorders><w:top w:val="nil"/><w:left w:val="nil"/><w:bottom w:val="nil"/><w:right w:val="nil"/></w:tcBorders><w:vAlign w:val="center"/></w:tcPr><w:p><w:pPr><w:jc w:val="center"/><w:rPr><w:rFonts w:ascii="Times New Roman" w:eastAsia="DFKai-SB" w:hAnsi="Times New Roman" w:cs="Times New Roman"/><w:sz w:val="20"/><w:szCs w:val="20"/></w:rPr></w:pPr><w:r><w:rPr><w:rFonts w:ascii="Times New Roman" w:eastAsia="DFKai-SB" w:hAnsi="Times New Roman" w:cs="Times New Roman" w:hint="eastAsia"/><w:sz w:val="20"/><w:szCs w:val="20"/></w:rPr><w:t>月</w:t></w:r></w:p></w:tc><w:tc><w:tcPr><w:tcW w:w="561" w:type="dxa"/><w:tcBorders><w:top w:val="nil"/><w:left w:val="nil"/><w:bottom w:val="nil"/><w:right w:val="nil"/></w:tcBorders><w:vAlign w:val="center"/></w:tcPr><w:p><w:pPr><w:jc w:val="center"/><w:rPr><w:rFonts w:ascii="Times New Roman" w:eastAsia="DFKai-SB" w:hAnsi="Times New Roman" w:cs="Times New Roman"/><w:sz w:val="20"/><w:szCs w:val="20"/></w:rPr></w:pPr><w:r><w:rPr><w:rFonts w:ascii="Times New Roman" w:eastAsia="DFKai-SB" w:hAnsi="Times New Roman" w:cs="Times New Roman" w:hint="eastAsia"/><w:sz w:val="20"/><w:szCs w:val="20"/></w:rPr><w:t>日</w:t></w:r></w:p></w:tc><w:tc><w:tcPr><w:tcW w:w="558" w:type="dxa"/><w:tcBorders><w:top w:val="nil"/><w:left w:val="nil"/><w:bottom w:val="nil"/><w:right w:val="single" w:sz="4" w:space="0" w:color="auto"/></w:tcBorders><w:vAlign w:val="center"/></w:tcPr><w:p><w:pPr><w:jc w:val="center"/><w:rPr><w:rFonts w:ascii="Times New Roman" w:eastAsia="DFKai-SB" w:hAnsi="Times New Roman" w:cs="Times New Roman"/><w:sz w:val="20"/><w:szCs w:val="20"/></w:rPr></w:pPr></w:p></w:tc></w:tr><w:tr><w:tc><w:tcPr><w:tcW w:w="1271" w:type="dxa"/><w:vMerge/><w:tcBorders><w:right w:val="single" w:sz="4" w:space="0" w:color="auto"/></w:tcBorders><w:vAlign w:val="center"/></w:tcPr><w:p><w:pPr><w:jc w:val="center"/><w:rPr><w:rFonts w:ascii="Times New Roman" w:eastAsia="DFKai-SB" w:hAnsi="Times New Roman" w:cs="Times New Roman"/><w:sz w:val="20"/><w:szCs w:val="20"/></w:rPr></w:pPr></w:p></w:tc><w:tc><w:tcPr><w:tcW w:w="1327" w:type="dxa"/><w:gridSpan w:val="3"/><w:vMerge/><w:tcBorders><w:left w:val="single" w:sz="4" w:space="0" w:color="auto"/><w:bottom w:val="nil"/><w:right w:val="nil"/></w:tcBorders></w:tcPr><w:p><w:pPr><w:jc w:val="both"/><w:rPr><w:rFonts w:ascii="Times New Roman" w:eastAsia="DFKai-SB" w:hAnsi="Times New Roman" w:cs="Times New Roman"/><w:sz w:val="20"/><w:szCs w:val="20"/></w:rPr></w:pPr></w:p></w:tc><w:tc><w:tcPr><w:tcW w:w="558" w:type="dxa"/><w:gridSpan w:val="2"/><w:tcBorders><w:top w:val="nil"/><w:left w:val="nil"/><w:bottom w:val="nil"/><w:right w:val="nil"/></w:tcBorders><w:vAlign w:val="center"/></w:tcPr><w:p><w:pPr><w:jc w:val="center"/><w:rPr><w:rFonts w:ascii="Times New Roman" w:eastAsia="DFKai-SB" w:hAnsi="Times New Roman" w:cs="Times New Roman"/><w:sz w:val="20"/><w:szCs w:val="20"/></w:rPr></w:pPr><w:r><w:rPr><w:rFonts w:ascii="Times New Roman" w:eastAsia="DFKai-SB" w:hAnsi="Times New Roman" w:cs="Times New Roman" w:hint="eastAsia"/><w:sz w:val="20"/><w:szCs w:val="20"/></w:rPr><w:t>至</w:t></w:r></w:p></w:tc><w:tc><w:tcPr><w:tcW w:w="650" w:type="dxa"/><w:gridSpan w:val="3"/><w:tcBorders><w:top w:val="nil"/><w:left w:val="nil"/><w:bottom w:val="nil"/><w:right w:val="nil"/></w:tcBorders><w:vAlign w:val="center"/></w:tcPr><w:p><w:pPr><w:jc w:val="center"/><w:rPr><w:rFonts w:ascii="Times New Roman" w:eastAsia="DFKai-SB" w:hAnsi="Times New Roman" w:cs="Times New Roman"/><w:sz w:val="20"/><w:szCs w:val="20"/></w:rPr></w:pPr><w:r><w:rPr><w:rFonts w:ascii="Times New Roman" w:eastAsia="DFKai-SB" w:hAnsi="Times New Roman" w:cs="Times New Roman" w:hint="eastAsia"/><w:sz w:val="20"/><w:szCs w:val="20"/></w:rPr><w:t>{exec_end_y}</w:t></w:r></w:p></w:tc><w:tc><w:tcPr><w:tcW w:w="563" w:type="dxa"/><w:tcBorders><w:top w:val="nil"/><w:left w:val="nil"/><w:bottom w:val="nil"/><w:right w:val="nil"/></w:tcBorders><w:vAlign w:val="center"/></w:tcPr><w:p><w:pPr><w:jc w:val="center"/><w:rPr><w:rFonts w:ascii="Times New Roman" w:eastAsia="DFKai-SB" w:hAnsi="Times New Roman" w:cs="Times New Roman"/><w:sz w:val="20"/><w:szCs w:val="20"/></w:rPr></w:pPr><w:r><w:rPr><w:rFonts w:ascii="Times New Roman" w:eastAsia="DFKai-SB" w:hAnsi="Times New Roman" w:cs="Times New Roman" w:hint="eastAsia"/><w:sz w:val="20"/><w:szCs w:val="20"/></w:rPr><w:t>{exec_end_m}</w:t></w:r></w:p></w:tc><w:tc><w:tcPr><w:tcW w:w="565" w:type="dxa"/><w:gridSpan w:val="3"/><w:tcBorders><w:top w:val="nil"/><w:left w:val="nil"/><w:bottom w:val="nil"/><w:right w:val="nil"/></w:tcBorders><w:vAlign w:val="center"/></w:tcPr><w:p><w:pPr><w:jc w:val="center"/><w:rPr><w:rFonts w:ascii="Times New Roman" w:eastAsia="DFKai-SB" w:hAnsi="Times New Roman" w:cs="Times New Roman"/><w:sz w:val="20"/><w:szCs w:val="20"/></w:rPr></w:pPr><w:r><w:rPr><w:rFonts w:ascii="Times New Roman" w:eastAsia="DFKai-SB" w:hAnsi="Times New Roman" w:cs="Times New Roman" w:hint="eastAsia"/><w:sz w:val="20"/><w:szCs w:val="20"/></w:rPr><w:t>{exec_end_d}</w:t></w:r></w:p></w:tc><w:tc><w:tcPr><w:tcW w:w="557" w:type="dxa"/><w:gridSpan w:val="2"/><w:tcBorders><w:top w:val="nil"/><w:left w:val="nil"/><w:bottom w:val="nil"/><w:right w:val="nil"/></w:tcBorders><w:vAlign w:val="center"/></w:tcPr><w:p><w:pPr><w:jc w:val="center"/><w:rPr><w:rFonts w:ascii="Times New Roman" w:eastAsia="DFKai-SB" w:hAnsi="Times New Roman" w:cs="Times New Roman"/><w:sz w:val="20"/><w:szCs w:val="20"/></w:rPr></w:pPr><w:r><w:rPr><w:rFonts w:ascii="Times New Roman" w:eastAsia="DFKai-SB" w:hAnsi="Times New Roman" w:cs="Times New Roman" w:hint="eastAsia"/><w:sz w:val="20"/><w:szCs w:val="20"/></w:rPr><w:t>止</w:t></w:r></w:p></w:tc><w:tc><w:tcPr><w:tcW w:w="1421" w:type="dxa"/><w:gridSpan w:val="3"/><w:vMerge/><w:tcBorders><w:left w:val="nil"/><w:bottom w:val="nil"/><w:right w:val="nil"/></w:tcBorders></w:tcPr><w:p><w:pPr><w:jc w:val="both"/><w:rPr><w:rFonts w:ascii="Times New Roman" w:eastAsia="DFKai-SB" w:hAnsi="Times New Roman" w:cs="Times New Roman"/><w:sz w:val="20"/><w:szCs w:val="20"/></w:rPr></w:pPr></w:p></w:tc><w:tc><w:tcPr><w:tcW w:w="558" w:type="dxa"/><w:gridSpan w:val="2"/><w:tcBorders><w:top w:val="nil"/><w:left w:val="nil"/><w:bottom w:val="nil"/><w:right w:val="nil"/></w:tcBorders><w:vAlign w:val="center"/></w:tcPr><w:p><w:pPr><w:jc w:val="center"/><w:rPr><w:rFonts w:ascii="Times New Roman" w:eastAsia="DFKai-SB" w:hAnsi="Times New Roman" w:cs="Times New Roman"/><w:sz w:val="20"/><w:szCs w:val="20"/></w:rPr></w:pPr><w:r><w:rPr><w:rFonts w:ascii="Times New Roman" w:eastAsia="DFKai-SB" w:hAnsi="Times New Roman" w:cs="Times New Roman" w:hint="eastAsia"/><w:sz w:val="20"/><w:szCs w:val="20"/></w:rPr><w:t>至</w:t></w:r></w:p></w:tc><w:tc><w:tcPr><w:tcW w:w="650" w:type="dxa"/><w:gridSpan w:val="2"/><w:tcBorders><w:top w:val="nil"/><w:left w:val="nil"/><w:bottom w:val="nil"/><w:right w:val="nil"/></w:tcBorders><w:vAlign w:val="center"/></w:tcPr><w:p><w:pPr><w:jc w:val="center"/><w:rPr><w:rFonts w:ascii="Times New Roman" w:eastAsia="DFKai-SB" w:hAnsi="Times New Roman" w:cs="Times New Roman"/><w:sz w:val="20"/><w:szCs w:val="20"/></w:rPr></w:pPr><w:r><w:rPr><w:rFonts w:ascii="Times New Roman" w:eastAsia="DFKai-SB" w:hAnsi="Times New Roman" w:cs="Times New Roman" w:hint="eastAsia"/><w:sz w:val="20"/><w:szCs w:val="20"/></w:rPr><w:t>{exec_end_y}</w:t></w:r></w:p></w:tc><w:tc><w:tcPr><w:tcW w:w="561" w:type="dxa"/><w:gridSpan w:val="2"/><w:tcBorders><w:top w:val="nil"/><w:left w:val="nil"/><w:bottom w:val="nil"/><w:right w:val="nil"/></w:tcBorders><w:vAlign w:val="center"/></w:tcPr><w:p><w:pPr><w:jc w:val="center"/><w:rPr><w:rFonts w:ascii="Times New Roman" w:eastAsia="DFKai-SB" w:hAnsi="Times New Roman" w:cs="Times New Roman"/><w:sz w:val="20"/><w:szCs w:val="20"/></w:rPr></w:pPr><w:r><w:rPr><w:rFonts w:ascii="Times New Roman" w:eastAsia="DFKai-SB" w:hAnsi="Times New Roman" w:cs="Times New Roman" w:hint="eastAsia"/><w:sz w:val="20"/><w:szCs w:val="20"/></w:rPr><w:t>{exec_end_m}</w:t></w:r></w:p></w:tc><w:tc><w:tcPr><w:tcW w:w="561" w:type="dxa"/><w:tcBorders><w:top w:val="nil"/><w:left w:val="nil"/><w:bottom w:val="nil"/><w:right w:val="nil"/></w:tcBorders><w:vAlign w:val="center"/></w:tcPr><w:p><w:pPr><w:jc w:val="center"/><w:rPr><w:rFonts w:ascii="Times New Roman" w:eastAsia="DFKai-SB" w:hAnsi="Times New Roman" w:cs="Times New Roman"/><w:sz w:val="20"/><w:szCs w:val="20"/></w:rPr></w:pPr><w:r><w:rPr><w:rFonts w:ascii="Times New Roman" w:eastAsia="DFKai-SB" w:hAnsi="Times New Roman" w:cs="Times New Roman" w:hint="eastAsia"/><w:sz w:val="20"/><w:szCs w:val="20"/></w:rPr><w:t>{exec_end_d}</w:t></w:r></w:p></w:tc><w:tc><w:tcPr><w:tcW w:w="558" w:type="dxa"/><w:tcBorders><w:top w:val="nil"/><w:left w:val="nil"/><w:bottom w:val="nil"/><w:right w:val="single" w:sz="4" w:space="0" w:color="auto"/></w:tcBorders><w:vAlign w:val="center"/></w:tcPr><w:p><w:pPr><w:jc w:val="center"/><w:rPr><w:rFonts w:ascii="Times New Roman" w:eastAsia="DFKai-SB" w:hAnsi="Times New Roman" w:cs="Times New Roman"/><w:sz w:val="20"/><w:szCs w:val="20"/></w:rPr></w:pPr><w:r><w:rPr><w:rFonts w:ascii="Times New Roman" w:eastAsia="DFKai-SB" w:hAnsi="Times New Roman" w:cs="Times New Roman" w:hint="eastAsia"/><w:sz w:val="20"/><w:szCs w:val="20"/></w:rPr><w:t>止</w:t></w:r></w:p></w:tc></w:tr><w:tr><w:tc><w:tcPr><w:tcW w:w="1271" w:type="dxa"/><w:vMerge w:val="restart"/><w:vAlign w:val="center"/></w:tcPr><w:p><w:pPr><w:jc w:val="center"/><w:rPr><w:rFonts w:ascii="Times New Roman" w:eastAsia="DFKai-SB" w:hAnsi="Times New Roman" w:cs="Times New Roman"/><w:sz w:val="20"/><w:szCs w:val="20"/></w:rPr></w:pPr><w:r><w:rPr><w:rFonts w:ascii="Times New Roman" w:eastAsia="DFKai-SB" w:hAnsi="Times New Roman" w:cs="Times New Roman" w:hint="eastAsia"/><w:sz w:val="20"/><w:szCs w:val="20"/></w:rPr><w:t>年</w:t></w:r><w:r><w:rPr><w:rFonts w:ascii="Times New Roman" w:eastAsia="DFKai-SB" w:hAnsi="Times New Roman" w:cs="Times New Roman" w:hint="eastAsia"/><w:sz w:val="20"/><w:szCs w:val="20"/></w:rPr><w:t xml:space="preserve">  </w:t></w:r><w:r><w:rPr><w:rFonts w:ascii="Times New Roman" w:eastAsia="DFKai-SB" w:hAnsi="Times New Roman" w:cs="Times New Roman" w:hint="eastAsia"/><w:sz w:val="20"/><w:szCs w:val="20"/></w:rPr><w:t>度</w:t></w:r></w:p></w:tc><w:tc><w:tcPr><w:tcW w:w="663" w:type="dxa"/><w:vMerge w:val="restart"/><w:vAlign w:val="center"/></w:tcPr><w:p><w:pPr><w:jc w:val="center"/><w:rPr><w:rFonts w:ascii="Times New Roman" w:eastAsia="DFKai-SB" w:hAnsi="Times New Roman" w:cs="Times New Roman"/><w:sz w:val="20"/><w:szCs w:val="20"/></w:rPr></w:pPr><w:r><w:rPr><w:rFonts w:ascii="Times New Roman" w:eastAsia="DFKai-SB" w:hAnsi="Times New Roman" w:cs="Times New Roman" w:hint="eastAsia"/><w:sz w:val="20"/><w:szCs w:val="20"/></w:rPr><w:t>研究</w:t></w:r><w:r><w:rPr><w:rFonts w:ascii="Times New Roman" w:eastAsia="DFKai-SB" w:hAnsi="Times New Roman" w:cs="Times New Roman"/><w:sz w:val="20"/><w:szCs w:val="20"/></w:rPr><w:br/></w:r><w:r><w:rPr><w:rFonts w:ascii="Times New Roman" w:eastAsia="DFKai-SB" w:hAnsi="Times New Roman" w:cs="Times New Roman" w:hint="eastAsia"/><w:sz w:val="20"/><w:szCs w:val="20"/></w:rPr><w:t>人力</w:t></w:r></w:p></w:tc><w:tc><w:tcPr><w:tcW w:w="1323" w:type="dxa"/><w:gridSpan w:val="6"/><w:vMerge w:val="restart"/><w:vAlign w:val="center"/></w:tcPr><w:p><w:pPr><w:jc w:val="center"/><w:rPr><w:rFonts w:ascii="Times New Roman" w:eastAsia="DFKai-SB" w:hAnsi="Times New Roman" w:cs="Times New Roman"/><w:sz w:val="20"/><w:szCs w:val="20"/></w:rPr></w:pPr><w:r><w:rPr><w:rFonts w:ascii="Times New Roman" w:eastAsia="DFKai-SB" w:hAnsi="Times New Roman" w:cs="Times New Roman" w:hint="eastAsia"/><w:sz w:val="20"/><w:szCs w:val="20"/></w:rPr><w:t>申請金額</w:t></w:r></w:p></w:tc><w:tc><w:tcPr><w:tcW w:w="1404" w:type="dxa"/><w:gridSpan w:val="4"/><w:vMerge w:val="restart"/><w:vAlign w:val="center"/></w:tcPr><w:p><w:pPr><w:jc w:val="center"/><w:rPr><w:rFonts w:ascii="Times New Roman" w:eastAsia="DFKai-SB" w:hAnsi="Times New Roman" w:cs="Times New Roman"/><w:sz w:val="20"/><w:szCs w:val="20"/></w:rPr></w:pPr><w:r><w:rPr><w:rFonts w:ascii="Times New Roman" w:eastAsia="DFKai-SB" w:hAnsi="Times New Roman" w:cs="Times New Roman" w:hint="eastAsia"/><w:sz w:val="20"/><w:szCs w:val="20"/></w:rPr><w:t>主管機關</w:t></w:r></w:p><w:p><w:pPr><w:jc w:val="center"/><w:rPr><w:rFonts w:ascii="Times New Roman" w:eastAsia="DFKai-SB" w:hAnsi="Times New Roman" w:cs="Times New Roman"/><w:sz w:val="20"/><w:szCs w:val="20"/></w:rPr></w:pPr><w:r><w:rPr><w:rFonts w:ascii="Times New Roman" w:eastAsia="DFKai-SB" w:hAnsi="Times New Roman" w:cs="Times New Roman" w:hint="eastAsia"/><w:sz w:val="20"/><w:szCs w:val="20"/></w:rPr><w:t>核定金額</w:t></w:r></w:p></w:tc><w:tc><w:tcPr><w:tcW w:w="5139" w:type="dxa"/><w:gridSpan w:val="14"/></w:tcPr><w:p><w:pPr><w:jc w:val="both"/><w:rPr><w:rFonts w:ascii="Times New Roman" w:eastAsia="DFKai-SB" w:hAnsi="Times New Roman" w:cs="Times New Roman"/><w:sz w:val="20"/><w:szCs w:val="20"/></w:rPr></w:pPr><w:r><w:rPr><w:rFonts w:ascii="Times New Roman" w:eastAsia="DFKai-SB" w:hAnsi="Times New Roman" w:cs="Times New Roman" w:hint="eastAsia"/><w:sz w:val="20"/><w:szCs w:val="20"/></w:rPr><w:t>請填下列已執行年度之核定數、本年度之申請數、以後各年度之預估數</w:t></w:r></w:p></w:tc></w:tr><w:tr><w:tc><w:tcPr><w:tcW w:w="1271" w:type="dxa"/><w:vMerge/></w:tcPr><w:p><w:pPr><w:jc w:val="both"/><w:rPr><w:rFonts w:ascii="Times New Roman" w:eastAsia="DFKai-SB" w:hAnsi="Times New Roman" w:cs="Times New Roman"/><w:sz w:val="20"/><w:szCs w:val="20"/></w:rPr></w:pPr></w:p></w:tc><w:tc><w:tcPr><w:tcW w:w="663" w:type="dxa"/><w:vMerge/><w:vAlign w:val="center"/></w:tcPr><w:p><w:pPr><w:jc w:val="center"/><w:rPr><w:rFonts w:ascii="Times New Roman" w:eastAsia="DFKai-SB" w:hAnsi="Times New Roman" w:cs="Times New Roman"/><w:sz w:val="20"/><w:szCs w:val="20"/></w:rPr></w:pPr></w:p></w:tc><w:tc><w:tcPr><w:tcW w:w="1323" w:type="dxa"/><w:gridSpan w:val="6"/><w:vMerge/><w:vAlign w:val="center"/></w:tcPr><w:p><w:pPr><w:jc w:val="right"/><w:rPr><w:rFonts w:ascii="Times New Roman" w:eastAsia="DFKai-SB" w:hAnsi="Times New Roman" w:cs="Times New Roman"/><w:sz w:val="20"/><w:szCs w:val="20"/></w:rPr></w:pPr></w:p></w:tc><w:tc><w:tcPr><w:tcW w:w="1404" w:type="dxa"/><w:gridSpan w:val="4"/><w:vMerge/></w:tcPr><w:p><w:pPr><w:jc w:val="both"/><w:rPr><w:rFonts w:ascii="Times New Roman" w:eastAsia="DFKai-SB" w:hAnsi="Times New Roman" w:cs="Times New Roman"/><w:sz w:val="20"/><w:szCs w:val="20"/></w:rPr></w:pPr></w:p></w:tc><w:tc><w:tcPr><w:tcW w:w="1680" w:type="dxa"/><w:gridSpan w:val="5"/><w:vAlign w:val="center"/></w:tcPr><w:p><w:pPr><w:jc w:val="center"/><w:rPr><w:rFonts w:ascii="Times New Roman" w:eastAsia="DFKai-SB" w:hAnsi="Times New Roman" w:cs="Times New Roman"/><w:sz w:val="20"/><w:szCs w:val="20"/></w:rPr></w:pPr><w:r><w:rPr><w:rFonts w:ascii="Times New Roman" w:eastAsia="DFKai-SB" w:hAnsi="Times New Roman" w:cs="Times New Roman" w:hint="eastAsia"/><w:sz w:val="20"/><w:szCs w:val="20"/></w:rPr><w:t>人事費</w:t></w:r></w:p></w:tc><w:tc><w:tcPr><w:tcW w:w="1765" w:type="dxa"/><w:gridSpan w:val="4"/><w:vAlign w:val="center"/></w:tcPr><w:p><w:pPr><w:jc w:val="center"/><w:rPr><w:rFonts w:ascii="Times New Roman" w:eastAsia="DFKai-SB" w:hAnsi="Times New Roman" w:cs="Times New Roman"/><w:sz w:val="20"/><w:szCs w:val="20"/></w:rPr></w:pPr><w:r><w:rPr><w:rFonts w:ascii="Times New Roman" w:eastAsia="DFKai-SB" w:hAnsi="Times New Roman" w:cs="Times New Roman" w:hint="eastAsia"/><w:sz w:val="20"/><w:szCs w:val="20"/></w:rPr><w:t>業務費</w:t></w:r></w:p></w:tc><w:tc><w:tcPr><w:tcW w:w="1694" w:type="dxa"/><w:gridSpan w:val="5"/><w:vAlign w:val="center"/></w:tcPr><w:p><w:pPr><w:jc w:val="center"/><w:rPr><w:rFonts w:ascii="Times New Roman" w:eastAsia="DFKai-SB" w:hAnsi="Times New Roman" w:cs="Times New Roman"/><w:sz w:val="20"/><w:szCs w:val="20"/></w:rPr></w:pPr><w:r><w:rPr><w:rFonts w:ascii="Times New Roman" w:eastAsia="DFKai-SB" w:hAnsi="Times New Roman" w:cs="Times New Roman" w:hint="eastAsia"/><w:sz w:val="20"/><w:szCs w:val="20"/></w:rPr><w:t>設備費</w:t></w:r><w:r><w:rPr><w:rFonts w:ascii="Times New Roman" w:eastAsia="DFKai-SB" w:hAnsi="Times New Roman" w:cs="Times New Roman" w:hint="eastAsia"/><w:sz w:val="20"/><w:szCs w:val="20"/></w:rPr><w:t>(</w:t></w:r><w:r><w:rPr><w:rFonts w:ascii="Times New Roman" w:eastAsia="DFKai-SB" w:hAnsi="Times New Roman" w:cs="Times New Roman" w:hint="eastAsia"/><w:sz w:val="20"/><w:szCs w:val="20"/></w:rPr><w:t>資本門</w:t></w:r><w:r><w:rPr><w:rFonts w:ascii="Times New Roman" w:eastAsia="DFKai-SB" w:hAnsi="Times New Roman" w:cs="Times New Roman" w:hint="eastAsia"/><w:sz w:val="20"/><w:szCs w:val="20"/></w:rPr><w:t>)</w:t></w:r></w:p></w:tc></w:tr><w:tr><w:trPr><w:trHeight w:val="397"/></w:trPr><w:tc><w:tcPr><w:tcW w:w="1271" w:type="dxa"/><w:vAlign w:val="center"/></w:tcPr><w:p><w:pPr><w:jc w:val="center"/><w:rPr><w:rFonts w:ascii="Times New Roman" w:eastAsia="DFKai-SB" w:hAnsi="Times New Roman" w:cs="Times New Roman"/><w:sz w:val="20"/><w:szCs w:val="20"/></w:rPr></w:pPr><w:r><w:rPr><w:rFonts w:ascii="Times New Roman" w:eastAsia="DFKai-SB" w:hAnsi="Times New Roman" w:cs="Times New Roman" w:hint="eastAsia"/><w:sz w:val="20"/><w:szCs w:val="20"/></w:rPr><w:t>年度</w:t></w:r></w:p></w:tc><w:tc><w:tcPr><w:tcW w:w="663" w:type="dxa"/><w:vAlign w:val="center"/></w:tcPr><w:p><w:pPr><w:jc w:val="center"/><w:rPr><w:rFonts w:ascii="Times New Roman" w:eastAsia="DFKai-SB" w:hAnsi="Times New Roman" w:cs="Times New Roman"/><w:sz w:val="20"/><w:szCs w:val="20"/></w:rPr></w:pPr></w:p></w:tc><w:tc><w:tcPr><w:tcW w:w="1323" w:type="dxa"/><w:gridSpan w:val="6"/><w:vAlign w:val="center"/></w:tcPr><w:p><w:pPr><w:jc w:val="right"/><w:rPr><w:rFonts w:ascii="Times New Roman" w:eastAsia="DFKai-SB" w:hAnsi="Times New Roman" w:cs="Times New Roman"/><w:sz w:val="20"/><w:szCs w:val="20"/></w:rPr></w:pPr></w:p></w:tc><w:tc><w:tcPr><w:tcW w:w="1404" w:type="dxa"/><w:gridSpan w:val="4"/><w:vAlign w:val="center"/></w:tcPr><w:p><w:pPr><w:jc w:val="right"/><w:rPr><w:rFonts w:ascii="Times New Roman" w:eastAsia="DFKai-SB" w:hAnsi="Times New Roman" w:cs="Times New Roman"/><w:sz w:val="20"/><w:szCs w:val="20"/></w:rPr></w:pPr></w:p></w:tc><w:tc><w:tcPr><w:tcW w:w="1680" w:type="dxa"/><w:gridSpan w:val="5"/><w:vAlign w:val="center"/></w:tcPr><w:p><w:pPr><w:jc w:val="right"/><w:rPr><w:rFonts w:ascii="Times New Roman" w:eastAsia="DFKai-SB" w:hAnsi="Times New Roman" w:cs="Times New Roman"/><w:sz w:val="20"/><w:szCs w:val="20"/></w:rPr></w:pPr></w:p></w:tc><w:tc><w:tcPr><w:tcW w:w="1765" w:type="dxa"/><w:gridSpan w:val="4"/><w:vAlign w:val="center"/></w:tcPr><w:p><w:pPr><w:jc w:val="right"/><w:rPr><w:rFonts w:ascii="Times New Roman" w:eastAsia="DFKai-SB" w:hAnsi="Times New Roman" w:cs="Times New Roman"/><w:sz w:val="20"/><w:szCs w:val="20"/></w:rPr></w:pPr></w:p></w:tc><w:tc><w:tcPr><w:tcW w:w="1694" w:type="dxa"/><w:gridSpan w:val="5"/><w:vAlign w:val="center"/></w:tcPr><w:p><w:pPr><w:jc w:val="right"/><w:rPr><w:rFonts w:ascii="Times New Roman" w:eastAsia="DFKai-SB" w:hAnsi="Times New Roman" w:cs="Times New Roman"/><w:sz w:val="20"/><w:szCs w:val="20"/></w:rPr></w:pPr></w:p></w:tc></w:tr><w:tr><w:trPr><w:trHeight w:val="397"/></w:trPr><w:tc><w:tcPr><w:tcW w:w="1271" w:type="dxa"/><w:vAlign w:val="center"/></w:tcPr><w:p><w:pPr><w:jc w:val="center"/><w:rPr><w:sz w:val="20"/><w:szCs w:val="20"/></w:rPr></w:pPr><w:r><w:rPr><w:rFonts w:ascii="Times New Roman" w:eastAsia="DFKai-SB" w:hAnsi="Times New Roman" w:cs="Times New Roman" w:hint="eastAsia"/><w:sz w:val="20"/><w:szCs w:val="20"/></w:rPr><w:t>年度</w:t></w:r></w:p></w:tc><w:tc><w:tcPr><w:tcW w:w="663" w:type="dxa"/><w:vAlign w:val="center"/></w:tcPr><w:p><w:pPr><w:jc w:val="center"/><w:rPr><w:rFonts w:ascii="Times New Roman" w:eastAsia="DFKai-SB" w:hAnsi="Times New Roman" w:cs="Times New Roman"/><w:sz w:val="20"/><w:szCs w:val="20"/></w:rPr></w:pPr></w:p></w:tc><w:tc><w:tcPr><w:tcW w:w="1323" w:type="dxa"/><w:gridSpan w:val="6"/><w:vAlign w:val="center"/></w:tcPr><w:p><w:pPr><w:jc w:val="right"/><w:rPr><w:rFonts w:ascii="Times New Roman" w:eastAsia="DFKai-SB" w:hAnsi="Times New Roman" w:cs="Times New Roman"/><w:sz w:val="20"/><w:szCs w:val="20"/></w:rPr></w:pPr></w:p></w:tc><w:tc><w:tcPr><w:tcW w:w="1404" w:type="dxa"/><w:gridSpan w:val="4"/><w:vAlign w:val="center"/></w:tcPr><w:p><w:pPr><w:jc w:val="right"/><w:rPr><w:rFonts w:ascii="Times New Roman" w:eastAsia="DFKai-SB" w:hAnsi="Times New Roman" w:cs="Times New Roman"/><w:sz w:val="20"/><w:szCs w:val="20"/></w:rPr></w:pPr></w:p></w:tc><w:tc><w:tcPr><w:tcW w:w="1680" w:type="dxa"/><w:gridSpan w:val="5"/><w:vAlign w:val="center"/></w:tcPr><w:p><w:pPr><w:jc w:val="right"/><w:rPr><w:rFonts w:ascii="Times New Roman" w:eastAsia="DFKai-SB" w:hAnsi="Times New Roman" w:cs="Times New Roman"/><w:sz w:val="20"/><w:szCs w:val="20"/></w:rPr></w:pPr></w:p></w:tc><w:tc><w:tcPr><w:tcW w:w="1765" w:type="dxa"/><w:gridSpan w:val="4"/><w:vAlign w:val="center"/></w:tcPr><w:p><w:pPr><w:jc w:val="right"/><w:rPr><w:rFonts w:ascii="Times New Roman" w:eastAsia="DFKai-SB" w:hAnsi="Times New Roman" w:cs="Times New Roman"/><w:sz w:val="20"/><w:szCs w:val="20"/></w:rPr></w:pPr></w:p></w:tc><w:tc><w:tcPr><w:tcW w:w="1694" w:type="dxa"/><w:gridSpan w:val="5"/><w:vAlign w:val="center"/></w:tcPr><w:p><w:pPr><w:jc w:val="right"/><w:rPr><w:rFonts w:ascii="Times New Roman" w:eastAsia="DFKai-SB" w:hAnsi="Times New Roman" w:cs="Times New Roman"/><w:sz w:val="20"/><w:szCs w:val="20"/></w:rPr></w:pPr></w:p></w:tc></w:tr><w:tr><w:trPr><w:trHeight w:val="397"/></w:trPr><w:tc><w:tcPr><w:tcW w:w="1271" w:type="dxa"/><w:vAlign w:val="center"/></w:tcPr><w:p><w:pPr><w:jc w:val="center"/><w:rPr><w:sz w:val="20"/><w:szCs w:val="20"/></w:rPr></w:pPr><w:r><w:rPr><w:rFonts w:ascii="Times New Roman" w:eastAsia="DFKai-SB" w:hAnsi="Times New Roman" w:cs="Times New Roman" w:hint="eastAsia"/><w:sz w:val="20"/><w:szCs w:val="20"/></w:rPr><w:t>年度</w:t></w:r></w:p></w:tc><w:tc><w:tcPr><w:tcW w:w="663" w:type="dxa"/><w:vAlign w:val="center"/></w:tcPr><w:p><w:pPr><w:jc w:val="center"/><w:rPr><w:rFonts w:ascii="Times New Roman" w:eastAsia="DFKai-SB" w:hAnsi="Times New Roman" w:cs="Times New Roman"/><w:sz w:val="20"/><w:szCs w:val="20"/></w:rPr></w:pPr></w:p></w:tc><w:tc><w:tcPr><w:tcW w:w="1323" w:type="dxa"/><w:gridSpan w:val="6"/><w:vAlign w:val="center"/></w:tcPr><w:p><w:pPr><w:jc w:val="right"/><w:rPr><w:rFonts w:ascii="Times New Roman" w:eastAsia="DFKai-SB" w:hAnsi="Times New Roman" w:cs="Times New Roman"/><w:sz w:val="20"/><w:szCs w:val="20"/></w:rPr></w:pPr></w:p></w:tc><w:tc><w:tcPr><w:tcW w:w="1404" w:type="dxa"/><w:gridSpan w:val="4"/><w:vAlign w:val="center"/></w:tcPr><w:p><w:pPr><w:jc w:val="right"/><w:rPr><w:rFonts w:ascii="Times New Roman" w:eastAsia="DFKai-SB" w:hAnsi="Times New Roman" w:cs="Times New Roman"/><w:sz w:val="20"/><w:szCs w:val="20"/></w:rPr></w:pPr></w:p></w:tc><w:tc><w:tcPr><w:tcW w:w="1680" w:type="dxa"/><w:gridSpan w:val="5"/><w:vAlign w:val="center"/></w:tcPr><w:p><w:pPr><w:jc w:val="right"/><w:rPr><w:rFonts w:ascii="Times New Roman" w:eastAsia="DFKai-SB" w:hAnsi="Times New Roman" w:cs="Times New Roman"/><w:sz w:val="20"/><w:szCs w:val="20"/></w:rPr></w:pPr></w:p></w:tc><w:tc><w:tcPr><w:tcW w:w="1765" w:type="dxa"/><w:gridSpan w:val="4"/><w:vAlign w:val="center"/></w:tcPr><w:p><w:pPr><w:jc w:val="right"/><w:rPr><w:rFonts w:ascii="Times New Roman" w:eastAsia="DFKai-SB" w:hAnsi="Times New Roman" w:cs="Times New Roman"/><w:sz w:val="20"/><w:szCs w:val="20"/></w:rPr></w:pPr></w:p></w:tc><w:tc><w:tcPr><w:tcW w:w="1694" w:type="dxa"/><w:gridSpan w:val="5"/><w:vAlign w:val="center"/></w:tcPr><w:p><w:pPr><w:jc w:val="right"/><w:rPr><w:rFonts w:ascii="Times New Roman" w:eastAsia="DFKai-SB" w:hAnsi="Times New Roman" w:cs="Times New Roman"/><w:sz w:val="20"/><w:szCs w:val="20"/></w:rPr></w:pPr></w:p></w:tc></w:tr><w:tr><w:trPr><w:trHeight w:val="397"/></w:trPr><w:tc><w:tcPr><w:tcW w:w="1271" w:type="dxa"/></w:tcPr><w:p><w:pPr><w:jc w:val="center"/><w:rPr><w:rFonts w:ascii="Times New Roman" w:eastAsia="DFKai-SB" w:hAnsi="Times New Roman" w:cs="Times New Roman"/><w:sz w:val="20"/><w:szCs w:val="20"/></w:rPr></w:pPr></w:p></w:tc><w:tc><w:tcPr><w:tcW w:w="663" w:type="dxa"/><w:vAlign w:val="center"/></w:tcPr><w:p><w:pPr><w:jc w:val="center"/><w:rPr><w:rFonts w:ascii="Times New Roman" w:eastAsia="DFKai-SB" w:hAnsi="Times New Roman" w:cs="Times New Roman"/><w:sz w:val="20"/><w:szCs w:val="20"/></w:rPr></w:pPr></w:p></w:tc><w:tc><w:tcPr><w:tcW w:w="1323" w:type="dxa"/><w:gridSpan w:val="6"/><w:vAlign w:val="center"/></w:tcPr><w:p><w:pPr><w:jc w:val="right"/><w:rPr><w:rFonts w:ascii="Times New Roman" w:eastAsia="DFKai-SB" w:hAnsi="Times New Roman" w:cs="Times New Roman"/><w:sz w:val="20"/><w:szCs w:val="20"/></w:rPr></w:pPr></w:p></w:tc><w:tc><w:tcPr><w:tcW w:w="1404" w:type="dxa"/><w:gridSpan w:val="4"/><w:vAlign w:val="center"/></w:tcPr><w:p><w:pPr><w:jc w:val="right"/><w:rPr><w:rFonts w:ascii="Times New Roman" w:eastAsia="DFKai-SB" w:hAnsi="Times New Roman" w:cs="Times New Roman"/><w:sz w:val="20"/><w:szCs w:val="20"/></w:rPr></w:pPr></w:p></w:tc><w:tc><w:tcPr><w:tcW w:w="1680" w:type="dxa"/><w:gridSpan w:val="5"/><w:vAlign w:val="center"/></w:tcPr><w:p><w:pPr><w:jc w:val="right"/><w:rPr><w:rFonts w:ascii="Times New Roman" w:eastAsia="DFKai-SB" w:hAnsi="Times New Roman" w:cs="Times New Roman"/><w:sz w:val="20"/><w:szCs w:val="20"/></w:rPr></w:pPr></w:p></w:tc><w:tc><w:tcPr><w:tcW w:w="1765" w:type="dxa"/><w:gridSpan w:val="4"/><w:vAlign w:val="center"/></w:tcPr><w:p><w:pPr><w:jc w:val="right"/><w:rPr><w:rFonts w:ascii="Times New Roman" w:eastAsia="DFKai-SB" w:hAnsi="Times New Roman" w:cs="Times New Roman"/><w:sz w:val="20"/><w:szCs w:val="20"/></w:rPr></w:pPr></w:p></w:tc><w:tc><w:tcPr><w:tcW w:w="1694" w:type="dxa"/><w:gridSpan w:val="5"/><w:vAlign w:val="center"/></w:tcPr><w:p><w:pPr><w:jc w:val="right"/><w:rPr><w:rFonts w:ascii="Times New Roman" w:eastAsia="DFKai-SB" w:hAnsi="Times New Roman" w:cs="Times New Roman"/><w:sz w:val="20"/><w:szCs w:val="20"/></w:rPr></w:pPr></w:p></w:tc></w:tr><w:tr><w:trPr><w:trHeight w:val="397"/></w:trPr><w:tc><w:tcPr><w:tcW w:w="1271" w:type="dxa"/></w:tcPr><w:p><w:pPr><w:jc w:val="center"/><w:rPr><w:rFonts w:ascii="Times New Roman" w:eastAsia="DFKai-SB" w:hAnsi="Times New Roman" w:cs="Times New Roman"/><w:sz w:val="20"/><w:szCs w:val="20"/></w:rPr></w:pPr><w:r><w:rPr><w:rFonts w:ascii="Times New Roman" w:eastAsia="DFKai-SB" w:hAnsi="Times New Roman" w:cs="Times New Roman" w:hint="eastAsia"/><w:sz w:val="20"/><w:szCs w:val="20"/></w:rPr><w:t>合計</w:t></w:r></w:p></w:tc><w:tc><w:tcPr><w:tcW w:w="663" w:type="dxa"/><w:vAlign w:val="center"/></w:tcPr><w:p><w:pPr><w:jc w:val="center"/><w:rPr><w:rFonts w:ascii="Times New Roman" w:eastAsia="DFKai-SB" w:hAnsi="Times New Roman" w:cs="Times New Roman"/><w:sz w:val="20"/><w:szCs w:val="20"/></w:rPr></w:pPr></w:p></w:tc><w:tc><w:tcPr><w:tcW w:w="1323" w:type="dxa"/><w:gridSpan w:val="6"/><w:vAlign w:val="center"/></w:tcPr><w:p><w:pPr><w:jc w:val="right"/><w:rPr><w:rFonts w:ascii="Times New Roman" w:eastAsia="DFKai-SB" w:hAnsi="Times New Roman" w:cs="Times New Roman"/><w:sz w:val="20"/><w:szCs w:val="20"/></w:rPr></w:pPr></w:p></w:tc><w:tc><w:tcPr><w:tcW w:w="1404" w:type="dxa"/><w:gridSpan w:val="4"/><w:vAlign w:val="center"/></w:tcPr><w:p><w:pPr><w:jc w:val="right"/><w:rPr><w:rFonts w:ascii="Times New Roman" w:eastAsia="DFKai-SB" w:hAnsi="Times New Roman" w:cs="Times New Roman"/><w:sz w:val="20"/><w:szCs w:val="20"/></w:rPr></w:pPr></w:p></w:tc><w:tc><w:tcPr><w:tcW w:w="1680" w:type="dxa"/><w:gridSpan w:val="5"/><w:vAlign w:val="center"/></w:tcPr><w:p><w:pPr><w:jc w:val="right"/><w:rPr><w:rFonts w:ascii="Times New Roman" w:eastAsia="DFKai-SB" w:hAnsi="Times New Roman" w:cs="Times New Roman"/><w:sz w:val="20"/><w:szCs w:val="20"/></w:rPr></w:pPr></w:p></w:tc><w:tc><w:tcPr><w:tcW w:w="1765" w:type="dxa"/><w:gridSpan w:val="4"/><w:vAlign w:val="center"/></w:tcPr><w:p><w:pPr><w:jc w:val="right"/><w:rPr><w:rFonts w:ascii="Times New Roman" w:eastAsia="DFKai-SB" w:hAnsi="Times New Roman" w:cs="Times New Roman"/><w:sz w:val="20"/><w:szCs w:val="20"/></w:rPr></w:pPr></w:p></w:tc><w:tc><w:tcPr><w:tcW w:w="1694" w:type="dxa"/><w:gridSpan w:val="5"/><w:vAlign w:val="center"/></w:tcPr><w:p><w:pPr><w:jc w:val="right"/><w:rPr><w:rFonts w:ascii="Times New Roman" w:eastAsia="DFKai-SB" w:hAnsi="Times New Roman" w:cs="Times New Roman"/><w:sz w:val="20"/><w:szCs w:val="20"/></w:rPr></w:pPr></w:p></w:tc></w:tr><w:tr><w:trPr><w:trHeight w:val="397"/></w:trPr><w:tc><w:tcPr><w:tcW w:w="1271" w:type="dxa"/></w:tcPr><w:p><w:pPr><w:jc w:val="center"/><w:rPr><w:rFonts w:ascii="Times New Roman" w:eastAsia="DFKai-SB" w:hAnsi="Times New Roman" w:cs="Times New Roman"/><w:sz w:val="20"/><w:szCs w:val="20"/></w:rPr></w:pPr><w:r><w:rPr><w:rFonts w:ascii="Times New Roman" w:eastAsia="DFKai-SB" w:hAnsi="Times New Roman" w:cs="Times New Roman" w:hint="eastAsia"/><w:sz w:val="20"/><w:szCs w:val="20"/></w:rPr><w:t>計畫主持人</w:t></w:r></w:p></w:tc><w:tc><w:tcPr><w:tcW w:w="971" w:type="dxa"/><w:gridSpan w:val="2"/></w:tcPr><w:p><w:pPr><w:jc w:val="both"/><w:rPr><w:rFonts w:ascii="Times New Roman" w:eastAsia="DFKai-SB" w:hAnsi="Times New Roman" w:cs="Times New Roman"/><w:sz w:val="20"/><w:szCs w:val="20"/></w:rPr></w:pPr><w:r><w:rPr><w:rFonts w:ascii="Times New Roman" w:eastAsia="DFKai-SB" w:hAnsi="Times New Roman" w:cs="Times New Roman" w:hint="eastAsia"/><w:sz w:val="20"/><w:szCs w:val="20"/></w:rPr><w:t>{pi_name_zh}</w:t></w:r></w:p></w:tc><w:tc><w:tcPr><w:tcW w:w="936" w:type="dxa"/><w:gridSpan w:val="4"/></w:tcPr><w:p><w:pPr><w:jc w:val="both"/><w:rPr><w:rFonts w:ascii="Times New Roman" w:eastAsia="DFKai-SB" w:hAnsi="Times New Roman" w:cs="Times New Roman"/><w:sz w:val="20"/><w:szCs w:val="20"/></w:rPr></w:pPr><w:r><w:rPr><w:rFonts w:ascii="Times New Roman" w:eastAsia="DFKai-SB" w:hAnsi="Times New Roman" w:cs="Times New Roman" w:hint="eastAsia"/><w:sz w:val="20"/><w:szCs w:val="20"/></w:rPr><w:t>職</w:t></w:r><w:r><w:rPr><w:rFonts w:ascii="Times New Roman" w:eastAsia="DFKai-SB" w:hAnsi="Times New Roman" w:cs="Times New Roman" w:hint="eastAsia"/><w:sz w:val="20"/><w:szCs w:val="20"/></w:rPr><w:t xml:space="preserve">  </w:t></w:r><w:r><w:rPr><w:rFonts w:ascii="Times New Roman" w:eastAsia="DFKai-SB" w:hAnsi="Times New Roman" w:cs="Times New Roman" w:hint="eastAsia"/><w:sz w:val="20"/><w:szCs w:val="20"/></w:rPr><w:t>稱</w:t></w:r></w:p></w:tc><w:tc><w:tcPr><w:tcW w:w="1341" w:type="dxa"/><w:gridSpan w:val="4"/></w:tcPr><w:p><w:pPr><w:jc w:val="both"/><w:rPr><w:rFonts w:ascii="Times New Roman" w:eastAsia="DFKai-SB" w:hAnsi="Times New Roman" w:cs="Times New Roman"/><w:sz w:val="20"/><w:szCs w:val="20"/></w:rPr></w:pPr><w:r><w:rPr><w:rFonts w:ascii="Times New Roman" w:eastAsia="DFKai-SB" w:hAnsi="Times New Roman" w:cs="Times New Roman" w:hint="eastAsia"/><w:sz w:val="20"/><w:szCs w:val="20"/></w:rPr><w:t>{pi_title}</w:t></w:r></w:p></w:tc><w:tc><w:tcPr><w:tcW w:w="842" w:type="dxa"/><w:gridSpan w:val="3"/></w:tcPr><w:p><w:pPr><w:jc w:val="both"/><w:rPr><w:rFonts w:ascii="Times New Roman" w:eastAsia="DFKai-SB" w:hAnsi="Times New Roman" w:cs="Times New Roman"/><w:sz w:val="20"/><w:szCs w:val="20"/></w:rPr></w:pPr><w:r><w:rPr><w:rFonts w:ascii="Times New Roman" w:eastAsia="DFKai-SB" w:hAnsi="Times New Roman" w:cs="Times New Roman" w:hint="eastAsia"/><w:sz w:val="20"/><w:szCs w:val="20"/></w:rPr><w:t>電</w:t></w:r><w:r><w:rPr><w:rFonts w:ascii="Times New Roman" w:eastAsia="DFKai-SB" w:hAnsi="Times New Roman" w:cs="Times New Roman" w:hint="eastAsia"/><w:sz w:val="20"/><w:szCs w:val="20"/></w:rPr><w:t xml:space="preserve">  </w:t></w:r><w:r><w:rPr><w:rFonts w:ascii="Times New Roman" w:eastAsia="DFKai-SB" w:hAnsi="Times New Roman" w:cs="Times New Roman" w:hint="eastAsia"/><w:sz w:val="20"/><w:szCs w:val="20"/></w:rPr><w:t>話</w:t></w:r></w:p></w:tc><w:tc><w:tcPr><w:tcW w:w="1896" w:type="dxa"/><w:gridSpan w:val="5"/></w:tcPr><w:p><w:pPr><w:jc w:val="both"/><w:rPr><w:rFonts w:ascii="Times New Roman" w:eastAsia="DFKai-SB" w:hAnsi="Times New Roman" w:cs="Times New Roman"/><w:sz w:val="20"/><w:szCs w:val="20"/></w:rPr></w:pPr><w:r><w:t>{pi_phone}</w:t></w:r></w:p></w:tc><w:tc><w:tcPr><w:tcW w:w="929" w:type="dxa"/><w:gridSpan w:val="4"/></w:tcPr><w:p><w:pPr><w:jc w:val="both"/><w:rPr><w:rFonts w:ascii="Times New Roman" w:eastAsia="DFKai-SB" w:hAnsi="Times New Roman" w:cs="Times New Roman"/><w:sz w:val="20"/><w:szCs w:val="20"/></w:rPr></w:pPr><w:r><w:rPr><w:rFonts w:ascii="Times New Roman" w:eastAsia="DFKai-SB" w:hAnsi="Times New Roman" w:cs="Times New Roman" w:hint="eastAsia"/><w:sz w:val="20"/><w:szCs w:val="20"/></w:rPr><w:t>傳</w:t></w:r><w:r><w:rPr><w:rFonts w:ascii="Times New Roman" w:eastAsia="DFKai-SB" w:hAnsi="Times New Roman" w:cs="Times New Roman" w:hint="eastAsia"/><w:sz w:val="20"/><w:szCs w:val="20"/></w:rPr><w:t xml:space="preserve"> </w:t></w:r><w:r><w:rPr><w:rFonts w:ascii="Times New Roman" w:eastAsia="DFKai-SB" w:hAnsi="Times New Roman" w:cs="Times New Roman"/><w:sz w:val="20"/><w:szCs w:val="20"/></w:rPr><w:t xml:space="preserve"> </w:t></w:r><w:r><w:rPr><w:rFonts w:ascii="Times New Roman" w:eastAsia="DFKai-SB" w:hAnsi="Times New Roman" w:cs="Times New Roman" w:hint="eastAsia"/><w:sz w:val="20"/><w:szCs w:val="20"/></w:rPr><w:t>真</w:t></w:r></w:p></w:tc><w:tc><w:tcPr><w:tcW w:w="1614" w:type="dxa"/><w:gridSpan w:val="3"/></w:tcPr><w:p><w:pPr><w:jc w:val="both"/><w:rPr><w:rFonts w:ascii="Times New Roman" w:eastAsia="DFKai-SB" w:hAnsi="Times New Roman" w:cs="Times New Roman"/><w:sz w:val="20"/><w:szCs w:val="20"/></w:rPr></w:pPr><w:r><w:t>{pi_fax}</w:t></w:r></w:p></w:tc></w:tr><w:tr><w:trPr><w:trHeight w:val="397"/></w:trPr><w:tc><w:tcPr><w:tcW w:w="1271" w:type="dxa"/></w:tcPr><w:p><w:pPr><w:jc w:val="center"/><w:rPr><w:rFonts w:ascii="Times New Roman" w:eastAsia="DFKai-SB" w:hAnsi="Times New Roman" w:cs="Times New Roman"/><w:sz w:val="20"/><w:szCs w:val="20"/></w:rPr></w:pPr><w:r><w:rPr><w:rFonts w:ascii="Times New Roman" w:eastAsia="DFKai-SB" w:hAnsi="Times New Roman" w:cs="Times New Roman"/><w:sz w:val="20"/><w:szCs w:val="20"/></w:rPr><w:t>E-mail</w:t></w:r></w:p></w:tc><w:tc><w:tcPr><w:tcW w:w="8529" w:type="dxa"/><w:gridSpan w:val="25"/></w:tcPr><w:p><w:pPr><w:jc w:val="both"/><w:rPr><w:rFonts w:ascii="Times New Roman" w:eastAsia="DFKai-SB" w:hAnsi="Times New Roman" w:cs="Times New Roman"/><w:sz w:val="20"/><w:szCs w:val="20"/></w:rPr></w:pPr><w:r><w:t>{pi_email}</w:t></w:r></w:p></w:tc></w:tr><w:tr><w:trPr><w:trHeight w:val="397"/></w:trPr><w:tc><w:tcPr><w:tcW w:w="1271" w:type="dxa"/></w:tcPr><w:p><w:pPr><w:jc w:val="center"/><w:rPr><w:rFonts w:ascii="Times New Roman" w:eastAsia="DFKai-SB" w:hAnsi="Times New Roman" w:cs="Times New Roman"/><w:sz w:val="20"/><w:szCs w:val="20"/></w:rPr></w:pPr><w:r><w:rPr><w:rFonts w:ascii="Times New Roman" w:eastAsia="DFKai-SB" w:hAnsi="Times New Roman" w:cs="Times New Roman" w:hint="eastAsia"/><w:sz w:val="20"/><w:szCs w:val="20"/></w:rPr><w:t>連絡地址</w:t></w:r></w:p></w:tc><w:tc><w:tcPr><w:tcW w:w="8529" w:type="dxa"/><w:gridSpan w:val="25"/></w:tcPr><w:p><w:pPr><w:jc w:val="both"/><w:rPr><w:rFonts w:ascii="Times New Roman" w:eastAsia="DFKai-SB" w:hAnsi="Times New Roman" w:cs="Times New Roman"/><w:sz w:val="20"/><w:szCs w:val="20"/></w:rPr></w:pPr><w:r><w:t>{pi_address}</w:t></w:r></w:p></w:tc></w:tr><w:tr><w:trPr><w:trHeight w:val="397"/></w:trPr><w:tc><w:tcPr><w:tcW w:w="1271" w:type="dxa"/></w:tcPr><w:p><w:pPr><w:jc w:val="center"/><w:rPr><w:rFonts w:ascii="Times New Roman" w:eastAsia="DFKai-SB" w:hAnsi="Times New Roman" w:cs="Times New Roman"/><w:sz w:val="20"/><w:szCs w:val="20"/></w:rPr></w:pPr><w:r><w:rPr><w:rFonts w:ascii="Times New Roman" w:eastAsia="DFKai-SB" w:hAnsi="Times New Roman" w:cs="Times New Roman" w:hint="eastAsia"/><w:sz w:val="20"/><w:szCs w:val="20"/></w:rPr><w:t>計畫連絡人</w:t></w:r></w:p></w:tc><w:tc><w:tcPr><w:tcW w:w="971" w:type="dxa"/><w:gridSpan w:val="2"/></w:tcPr><w:p><w:pPr><w:jc w:val="both"/><w:rPr><w:rFonts w:ascii="Times New Roman" w:eastAsia="DFKai-SB" w:hAnsi="Times New Roman" w:cs="Times New Roman"/><w:sz w:val="20"/><w:szCs w:val="20"/></w:rPr></w:pPr><w:r><w:rPr><w:rFonts w:ascii="Times New Roman" w:eastAsia="DFKai-SB" w:hAnsi="Times New Roman" w:cs="Times New Roman" w:hint="eastAsia"/><w:sz w:val="20"/><w:szCs w:val="20"/></w:rPr><w:t>{contact_name_zh}</w:t></w:r></w:p></w:tc><w:tc><w:tcPr><w:tcW w:w="936" w:type="dxa"/><w:gridSpan w:val="4"/></w:tcPr><w:p><w:pPr><w:jc w:val="both"/><w:rPr><w:rFonts w:ascii="Times New Roman" w:eastAsia="DFKai-SB" w:hAnsi="Times New Roman" w:cs="Times New Roman"/><w:sz w:val="20"/><w:szCs w:val="20"/></w:rPr></w:pPr><w:r><w:rPr><w:rFonts w:ascii="Times New Roman" w:eastAsia="DFKai-SB" w:hAnsi="Times New Roman" w:cs="Times New Roman" w:hint="eastAsia"/><w:sz w:val="20"/><w:szCs w:val="20"/></w:rPr><w:t>職</w:t></w:r><w:r><w:rPr><w:rFonts w:ascii="Times New Roman" w:eastAsia="DFKai-SB" w:hAnsi="Times New Roman" w:cs="Times New Roman" w:hint="eastAsia"/><w:sz w:val="20"/><w:szCs w:val="20"/></w:rPr><w:t xml:space="preserve">  </w:t></w:r><w:r><w:rPr><w:rFonts w:ascii="Times New Roman" w:eastAsia="DFKai-SB" w:hAnsi="Times New Roman" w:cs="Times New Roman" w:hint="eastAsia"/><w:sz w:val="20"/><w:szCs w:val="20"/></w:rPr><w:t>稱</w:t></w:r></w:p></w:tc><w:tc><w:tcPr><w:tcW w:w="1341" w:type="dxa"/><w:gridSpan w:val="4"/></w:tcPr><w:p><w:pPr><w:jc w:val="both"/><w:rPr><w:rFonts w:ascii="Times New Roman" w:eastAsia="DFKai-SB" w:hAnsi="Times New Roman" w:cs="Times New Roman"/><w:sz w:val="20"/><w:szCs w:val="20"/></w:rPr></w:pPr><w:r><w:rPr><w:rFonts w:ascii="Times New Roman" w:eastAsia="DFKai-SB" w:hAnsi="Times New Roman" w:cs="Times New Roman" w:hint="eastAsia"/><w:sz w:val="20"/><w:szCs w:val="20"/></w:rPr><w:t>{contact_title}</w:t></w:r></w:p></w:tc><w:tc><w:tcPr><w:tcW w:w="842" w:type="dxa"/><w:gridSpan w:val="3"/></w:tcPr><w:p><w:pPr><w:jc w:val="both"/><w:rPr><w:rFonts w:ascii="Times New Roman" w:eastAsia="DFKai-SB" w:hAnsi="Times New Roman" w:cs="Times New Roman"/><w:sz w:val="20"/><w:szCs w:val="20"/></w:rPr></w:pPr><w:r><w:rPr><w:rFonts w:ascii="Times New Roman" w:eastAsia="DFKai-SB" w:hAnsi="Times New Roman" w:cs="Times New Roman" w:hint="eastAsia"/><w:sz w:val="20"/><w:szCs w:val="20"/></w:rPr><w:t>電</w:t></w:r><w:r><w:rPr><w:rFonts w:ascii="Times New Roman" w:eastAsia="DFKai-SB" w:hAnsi="Times New Roman" w:cs="Times New Roman" w:hint="eastAsia"/><w:sz w:val="20"/><w:szCs w:val="20"/></w:rPr><w:t xml:space="preserve">  </w:t></w:r><w:r><w:rPr><w:rFonts w:ascii="Times New Roman" w:eastAsia="DFKai-SB" w:hAnsi="Times New Roman" w:cs="Times New Roman" w:hint="eastAsia"/><w:sz w:val="20"/><w:szCs w:val="20"/></w:rPr><w:t>話</w:t></w:r></w:p></w:tc><w:tc><w:tcPr><w:tcW w:w="1896" w:type="dxa"/><w:gridSpan w:val="5"/></w:tcPr><w:p><w:pPr><w:jc w:val="both"/><w:rPr><w:rFonts w:ascii="Times New Roman" w:eastAsia="DFKai-SB" w:hAnsi="Times New Roman" w:cs="Times New Roman"/><w:sz w:val="20"/><w:szCs w:val="20"/></w:rPr></w:pPr><w:r><w:t>{contact_phone}</w:t></w:r></w:p></w:tc><w:tc><w:tcPr><w:tcW w:w="929" w:type="dxa"/><w:gridSpan w:val="4"/></w:tcPr><w:p><w:pPr><w:jc w:val="both"/><w:rPr><w:rFonts w:ascii="Times New Roman" w:eastAsia="DFKai-SB" w:hAnsi="Times New Roman" w:cs="Times New Roman"/><w:sz w:val="20"/><w:szCs w:val="20"/></w:rPr></w:pPr><w:r><w:rPr><w:rFonts w:ascii="Times New Roman" w:eastAsia="DFKai-SB" w:hAnsi="Times New Roman" w:cs="Times New Roman" w:hint="eastAsia"/><w:sz w:val="20"/><w:szCs w:val="20"/></w:rPr><w:t>傳</w:t></w:r><w:r><w:rPr><w:rFonts w:ascii="Times New Roman" w:eastAsia="DFKai-SB" w:hAnsi="Times New Roman" w:cs="Times New Roman" w:hint="eastAsia"/><w:sz w:val="20"/><w:szCs w:val="20"/></w:rPr><w:t xml:space="preserve"> </w:t></w:r><w:r><w:rPr><w:rFonts w:ascii="Times New Roman" w:eastAsia="DFKai-SB" w:hAnsi="Times New Roman" w:cs="Times New Roman"/><w:sz w:val="20"/><w:szCs w:val="20"/></w:rPr><w:t xml:space="preserve"> </w:t></w:r><w:r><w:rPr><w:rFonts w:ascii="Times New Roman" w:eastAsia="DFKai-SB" w:hAnsi="Times New Roman" w:cs="Times New Roman" w:hint="eastAsia"/><w:sz w:val="20"/><w:szCs w:val="20"/></w:rPr><w:t>真</w:t></w:r></w:p></w:tc><w:tc><w:tcPr><w:tcW w:w="1614" w:type="dxa"/><w:gridSpan w:val="3"/></w:tcPr><w:p><w:pPr><w:jc w:val="both"/><w:rPr><w:rFonts w:ascii="Times New Roman" w:eastAsia="DFKai-SB" w:hAnsi="Times New Roman" w:cs="Times New Roman"/><w:sz w:val="20"/><w:szCs w:val="20"/></w:rPr></w:pPr><w:r><w:t>{contact_fax}</w:t></w:r></w:p></w:tc></w:tr><w:tr><w:trPr><w:trHeight w:val="397"/></w:trPr><w:tc><w:tcPr><w:tcW w:w="1271" w:type="dxa"/></w:tcPr><w:p><w:pPr><w:jc w:val="center"/><w:rPr><w:rFonts w:ascii="Times New Roman" w:eastAsia="DFKai-SB" w:hAnsi="Times New Roman" w:cs="Times New Roman"/><w:sz w:val="20"/><w:szCs w:val="20"/></w:rPr></w:pPr><w:r><w:rPr><w:rFonts w:ascii="Times New Roman" w:eastAsia="DFKai-SB" w:hAnsi="Times New Roman" w:cs="Times New Roman"/><w:sz w:val="20"/><w:szCs w:val="20"/></w:rPr><w:t>E-mail</w:t></w:r></w:p></w:tc><w:tc><w:tcPr><w:tcW w:w="8529" w:type="dxa"/><w:gridSpan w:val="25"/></w:tcPr><w:p><w:pPr><w:jc w:val="both"/><w:rPr><w:rFonts w:ascii="Times New Roman" w:eastAsia="DFKai-SB" w:hAnsi="Times New Roman" w:cs="Times New Roman"/><w:sz w:val="20"/><w:szCs w:val="20"/></w:rPr></w:pPr><w:r><w:t>{contact_email}</w:t></w:r></w:p></w:tc></w:tr><w:tr><w:trPr><w:trHeight w:val="397"/></w:trPr><w:tc><w:tcPr><w:tcW w:w="1271" w:type="dxa"/></w:tcPr><w:p><w:pPr><w:jc w:val="center"/><w:rPr><w:rFonts w:ascii="Times New Roman" w:eastAsia="DFKai-SB" w:hAnsi="Times New Roman" w:cs="Times New Roman"/><w:sz w:val="20"/><w:szCs w:val="20"/></w:rPr></w:pPr><w:r><w:rPr><w:rFonts w:ascii="Times New Roman" w:eastAsia="DFKai-SB" w:hAnsi="Times New Roman" w:cs="Times New Roman" w:hint="eastAsia"/><w:sz w:val="20"/><w:szCs w:val="20"/></w:rPr><w:t>連絡地址</w:t></w:r></w:p></w:tc><w:tc><w:tcPr><w:tcW w:w="8529" w:type="dxa"/><w:gridSpan w:val="25"/></w:tcPr><w:p><w:pPr><w:jc w:val="both"/><w:rPr><w:rFonts w:ascii="Times New Roman" w:eastAsia="DFKai-SB" w:hAnsi="Times New Roman" w:cs="Times New Roman"/><w:sz w:val="20"/><w:szCs w:val="20"/></w:rPr></w:pPr><w:r><w:t>{contact_address}</w:t></w:r></w:p></w:tc></w:tr></w:tbl><w:p><w:pPr><w:jc w:val="both"/><w:rPr><w:rFonts w:ascii="Times New Roman" w:eastAsia="DFKai-SB" w:hAnsi="Times New Roman" w:cs="Times New Roman"/></w:rPr></w:pPr></w:p><w:p><w:pPr><w:widowControl/><w:rPr><w:rFonts w:ascii="Times New Roman" w:eastAsia="DFKai-SB" w:hAnsi="Times New Roman" w:cs="Times New Roman"/><w:b/></w:rPr></w:pPr><w:r><w:rPr><w:rFonts w:ascii="Times New Roman" w:eastAsia="DFKai-SB" w:hAnsi="Times New Roman" w:cs="Times New Roman"/><w:b/></w:rPr><w:br w:type="page"/></w:r></w:p><w:p><w:bookmarkStart w:id="101" w:name="sec_2"/><w:bookmarkEnd w:id="101"/><w:pPr><w:jc w:val="both"/><w:rPr><w:rFonts w:ascii="Times New Roman" w:eastAsia="DFKai-SB" w:hAnsi="Times New Roman" w:cs="Times New Roman"/><w:b/></w:rPr></w:pPr><w:r><w:rPr><w:rFonts w:ascii="Times New Roman" w:eastAsia="DFKai-SB" w:hAnsi="Times New Roman" w:cs="Times New Roman" w:hint="eastAsia"/><w:b/></w:rPr><w:lastRenderedPageBreak/><w:t>貳、計畫中文摘要：</w:t></w:r><w:r><w:rPr><w:rFonts w:ascii="Times New Roman" w:eastAsia="DFKai-SB" w:hAnsi="Times New Roman" w:cs="Times New Roman" w:hint="eastAsia"/></w:rPr><w:t>{abstract_zh}</w:t></w:r></w:p><w:p><w:pPr><w:ind w:leftChars="200" w:left="480"/><w:jc w:val="both"/><w:rPr><w:rFonts w:ascii="Times New Roman" w:eastAsia="DFKai-SB" w:hAnsi="Times New Roman" w:cs="Times New Roman"/></w:rPr></w:pPr></w:p><w:p><w:pPr><w:ind w:left="960" w:hangingChars="400" w:hanging="960"/><w:jc w:val="both"/><w:rPr><w:rFonts w:ascii="Times New Roman" w:eastAsia="DFKai-SB" w:hAnsi="Times New Roman" w:cs="Times New Roman"/></w:rPr></w:pPr><w:r><w:rPr><w:rFonts w:ascii="Times New Roman" w:eastAsia="DFKai-SB" w:hAnsi="Times New Roman" w:cs="Times New Roman" w:hint="eastAsia"/></w:rPr><w:t>關鍵詞：</w:t></w:r><w:r><w:rPr><w:rFonts w:ascii="Times New Roman" w:eastAsia="DFKai-SB" w:hAnsi="Times New Roman" w:cs="Times New Roman" w:hint="eastAsia"/><w:u w:val="single"/></w:rPr><w:t xml:space="preserve">{keywords_zh}</w:t></w:r></w:p><w:p><w:pPr><w:widowControl/><w:rPr><w:rFonts w:ascii="Times New Roman" w:eastAsia="DFKai-SB" w:hAnsi="Times New Roman" w:cs="Times New Roman"/><w:b/></w:rPr></w:pPr><w:r><w:rPr><w:rFonts w:ascii="Times New Roman" w:eastAsia="DFKai-SB" w:hAnsi="Times New Roman" w:cs="Times New Roman"/><w:b/></w:rPr><w:br w:type="page"/></w:r></w:p><w:p><w:bookmarkStart w:id="102" w:name="sec_3"/><w:bookmarkEnd w:id="102"/><w:pPr><w:jc w:val="both"/><w:rPr><w:rFonts w:ascii="Times New Roman" w:eastAsia="DFKai-SB" w:hAnsi="Times New Roman" w:cs="Times New Roman"/><w:b/></w:rPr></w:pPr><w:r><w:rPr><w:rFonts w:ascii="Times New Roman" w:eastAsia="DFKai-SB" w:hAnsi="Times New Roman" w:cs="Times New Roman" w:hint="eastAsia"/><w:b/></w:rPr><w:lastRenderedPageBreak/><w:t>參、計畫英文摘要：</w:t></w:r><w:r><w:rPr><w:rFonts w:ascii="Times New Roman" w:eastAsia="DFKai-SB" w:hAnsi="Times New Roman" w:cs="Times New Roman" w:hint="eastAsia"/></w:rPr><w:t>{abstract_en}</w:t></w:r></w:p><w:p><w:pPr><w:ind w:leftChars="200" w:left="480"/><w:jc w:val="both"/><w:rPr><w:rFonts w:ascii="Times New Roman" w:eastAsia="DFKai-SB" w:hAnsi="Times New Roman" w:cs="Times New Roman"/></w:rPr></w:pPr></w:p><w:p><w:pPr><w:ind w:left="1176" w:hangingChars="490" w:hanging="1176"/><w:jc w:val="both"/><w:rPr><w:rFonts w:ascii="Times New Roman" w:eastAsia="DFKai-SB" w:hAnsi="Times New Roman" w:cs="Times New Roman"/></w:rPr></w:pPr><w:r><w:rPr><w:rFonts w:ascii="Times New Roman" w:eastAsia="DFKai-SB" w:hAnsi="Times New Roman" w:cs="Times New Roman" w:hint="eastAsia"/></w:rPr><w:t>keywords</w:t></w:r><w:r><w:rPr><w:rFonts w:ascii="Times New Roman" w:eastAsia="DFKai-SB" w:hAnsi="Times New Roman" w:cs="Times New Roman" w:hint="eastAsia"/></w:rPr><w:t>：</w:t></w:r><w:r><w:rPr><w:rFonts w:ascii="Times New Roman" w:eastAsia="DFKai-SB" w:hAnsi="Times New Roman" w:cs="Times New Roman" w:hint="eastAsia"/><w:u w:val="single"/></w:rPr><w:t xml:space="preserve">{keywords_en}</w:t></w:r></w:p><w:p><w:pPr><w:widowControl/><w:rPr><w:rFonts w:ascii="Times New Roman" w:eastAsia="DFKai-SB" w:hAnsi="Times New Roman" w:cs="Times New Roman"/></w:rPr></w:pPr><w:r><w:rPr><w:rFonts w:ascii="Times New Roman" w:eastAsia="DFKai-SB" w:hAnsi="Times New Roman" w:cs="Times New Roman"/></w:rPr><w:br w:type="page"/></w:r></w:p><w:p><w:bookmarkStart w:id="103" w:name="sec_4"/><w:bookmarkEnd w:id="103"/><w:pPr><w:jc w:val="both"/><w:rPr><w:rFonts w:ascii="Times New Roman" w:eastAsia="DFKai-SB" w:hAnsi="Times New Roman" w:cs="Times New Roman"/><w:b/></w:rPr></w:pPr><w:r><w:rPr><w:rFonts w:ascii="Times New Roman" w:eastAsia="DFKai-SB" w:hAnsi="Times New Roman" w:cs="Times New Roman" w:hint="eastAsia"/><w:b/></w:rPr><w:lastRenderedPageBreak/><w:t>肆、計畫內容</w:t></w:r></w:p><w:p><w:bookmarkStart w:id="104" w:name="sec_4_1"/><w:bookmarkEnd w:id="104"/><w:pPr><w:ind w:left="480" w:hangingChars="200" w:hanging="480"/><w:jc w:val="both"/><w:rPr><w:rFonts w:ascii="Times New Roman" w:eastAsia="DFKai-SB" w:hAnsi="Times New Roman" w:cs="Times New Roman"/></w:rPr></w:pPr><w:r><w:rPr><w:rFonts w:ascii="Times New Roman" w:eastAsia="DFKai-SB" w:hAnsi="Times New Roman" w:cs="Times New Roman" w:hint="eastAsia"/></w:rPr><w:t>一、研究主旨：請分點具體列述本計畫所要達成之目標以及所要完成之工作項目，應避免空泛性之敘述。</w:t></w:r><w:r><w:rPr><w:rFonts w:ascii="Times New Roman" w:eastAsia="DFKai-SB" w:hAnsi="Times New Roman" w:cs="Times New Roman" w:hint="eastAsia"/><w:b/></w:rPr><w:t>屬多年期計畫者，應列述全程計畫之總目標及分年計畫之目的。</w:t></w:r></w:p><w:p><w:r><w:t>{purpose}</w:t></w:r></w:p><w:p><w:pPr><w:ind w:leftChars="200" w:left="480"/><w:jc w:val="both"/><w:rPr><w:rFonts w:ascii="Times New Roman" w:eastAsia="DFKai-SB" w:hAnsi="Times New Roman" w:cs="Times New Roman"/></w:rPr></w:pPr></w:p><w:p><w:pPr><w:widowControl/><w:rPr><w:rFonts w:ascii="Times New Roman" w:eastAsia="DFKai-SB" w:hAnsi="Times New Roman" w:cs="Times New Roman"/></w:rPr></w:pPr><w:r><w:rPr><w:rFonts w:ascii="Times New Roman" w:eastAsia="DFKai-SB" w:hAnsi="Times New Roman" w:cs="Times New Roman"/></w:rPr><w:br w:type="page"/></w:r></w:p><w:p><w:bookmarkStart w:id="105" w:name="sec_4_2"/><w:bookmarkEnd w:id="105"/><w:pPr><w:ind w:left="480" w:hangingChars="200" w:hanging="480"/><w:jc w:val="both"/><w:rPr><w:rFonts w:ascii="Times New Roman" w:eastAsia="DFKai-SB" w:hAnsi="Times New Roman" w:cs="Times New Roman"/></w:rPr></w:pPr><w:r><w:rPr><w:rFonts w:ascii="Times New Roman" w:eastAsia="DFKai-SB" w:hAnsi="Times New Roman" w:cs="Times New Roman" w:hint="eastAsia"/></w:rPr><w:lastRenderedPageBreak/><w:t>二、背景分析：請敘述本計畫產生之背景及重要性，如：</w:t></w:r><w:r><w:rPr><w:rFonts w:ascii="Times New Roman" w:eastAsia="DFKai-SB" w:hAnsi="Times New Roman" w:cs="Times New Roman" w:hint="eastAsia"/></w:rPr><w:t>(1)</w:t></w:r><w:r><w:rPr><w:rFonts w:ascii="Times New Roman" w:eastAsia="DFKai-SB" w:hAnsi="Times New Roman" w:cs="Times New Roman" w:hint="eastAsia"/></w:rPr><w:t>政策或法令依據，</w:t></w:r><w:r><w:rPr><w:rFonts w:ascii="Times New Roman" w:eastAsia="DFKai-SB" w:hAnsi="Times New Roman" w:cs="Times New Roman" w:hint="eastAsia"/></w:rPr><w:t>(2)</w:t></w:r><w:r><w:rPr><w:rFonts w:ascii="Times New Roman" w:eastAsia="DFKai-SB" w:hAnsi="Times New Roman" w:cs="Times New Roman" w:hint="eastAsia"/></w:rPr><w:t>問題狀況或發展需求，</w:t></w:r><w:r><w:rPr><w:rFonts w:ascii="Times New Roman" w:eastAsia="DFKai-SB" w:hAnsi="Times New Roman" w:cs="Times New Roman" w:hint="eastAsia"/></w:rPr><w:t>(3)</w:t></w:r><w:r><w:rPr><w:rFonts w:ascii="Times New Roman" w:eastAsia="DFKai-SB" w:hAnsi="Times New Roman" w:cs="Times New Roman" w:hint="eastAsia"/></w:rPr><w:t>國內外相關研究之文獻探討，</w:t></w:r><w:r><w:rPr><w:rFonts w:ascii="Times New Roman" w:eastAsia="DFKai-SB" w:hAnsi="Times New Roman" w:cs="Times New Roman" w:hint="eastAsia"/></w:rPr><w:t>(4)</w:t></w:r><w:r><w:rPr><w:rFonts w:ascii="Times New Roman" w:eastAsia="DFKai-SB" w:hAnsi="Times New Roman" w:cs="Times New Roman" w:hint="eastAsia"/></w:rPr><w:t>本計畫與防疫工作之相關性等。</w:t></w:r></w:p><w:p><w:r><w:t>{background}</w:t></w:r></w:p><w:p><w:pPr><w:ind w:leftChars="200" w:left="480"/><w:jc w:val="both"/><w:rPr><w:rFonts w:ascii="Times New Roman" w:eastAsia="DFKai-SB" w:hAnsi="Times New Roman" w:cs="Times New Roman"/></w:rPr></w:pPr></w:p><w:p><w:pPr><w:widowControl/><w:rPr><w:rFonts w:ascii="Times New Roman" w:eastAsia="DFKai-SB" w:hAnsi="Times New Roman" w:cs="Times New Roman"/></w:rPr></w:pPr><w:r><w:rPr><w:rFonts w:ascii="Times New Roman" w:eastAsia="DFKai-SB" w:hAnsi="Times New Roman" w:cs="Times New Roman"/></w:rPr><w:br w:type="page"/></w:r></w:p><w:p><w:pPr><w:jc w:val="right"/><w:rPr><w:rFonts w:ascii="Times New Roman" w:eastAsia="DFKai-SB" w:hAnsi="Times New Roman" w:cs="Times New Roman"/></w:rPr></w:pPr><w:r><w:rPr><w:rFonts w:ascii="Times New Roman" w:eastAsia="DFKai-SB" w:hAnsi="Times New Roman" w:cs="Times New Roman" w:hint="eastAsia"/></w:rPr><w:lastRenderedPageBreak/><w:t>頁數限制：</w:t></w:r><w:r><w:rPr><w:rFonts w:ascii="Times New Roman" w:eastAsia="DFKai-SB" w:hAnsi="Times New Roman" w:cs="Times New Roman" w:hint="eastAsia"/></w:rPr><w:t>5</w:t></w:r><w:r><w:rPr><w:rFonts w:ascii="Times New Roman" w:eastAsia="DFKai-SB" w:hAnsi="Times New Roman" w:cs="Times New Roman" w:hint="eastAsia"/></w:rPr><w:t>頁</w:t></w:r></w:p><w:p><w:bookmarkStart w:id="106" w:name="sec_4_3"/><w:bookmarkEnd w:id="106"/><w:pPr><w:ind w:left="480" w:hangingChars="200" w:hanging="480"/><w:jc w:val="both"/><w:rPr><w:rFonts w:ascii="Times New Roman" w:eastAsia="DFKai-SB" w:hAnsi="Times New Roman" w:cs="Times New Roman"/></w:rPr></w:pPr><w:r><w:rPr><w:rFonts w:ascii="Times New Roman" w:eastAsia="DFKai-SB" w:hAnsi="Times New Roman" w:cs="Times New Roman" w:hint="eastAsia"/></w:rPr><w:t>三、多年期計畫之執行成果概要</w:t></w:r><w:r><w:rPr><w:rFonts w:ascii="Times New Roman" w:eastAsia="DFKai-SB" w:hAnsi="Times New Roman" w:cs="Times New Roman" w:hint="eastAsia"/></w:rPr><w:t>(</w:t></w:r><w:r><w:rPr><w:rFonts w:ascii="Times New Roman" w:eastAsia="DFKai-SB" w:hAnsi="Times New Roman" w:cs="Times New Roman" w:hint="eastAsia"/></w:rPr><w:t>若屬新申請之計畫可概述</w:t></w:r><w:r><w:rPr><w:rFonts w:ascii="Times New Roman" w:eastAsia="DFKai-SB" w:hAnsi="Times New Roman" w:cs="Times New Roman" w:hint="eastAsia"/><w:b/></w:rPr><w:t>主持人過去曾執行之相關計畫成果及實際應用情形</w:t></w:r><w:r><w:rPr><w:rFonts w:ascii="Times New Roman" w:eastAsia="DFKai-SB" w:hAnsi="Times New Roman" w:cs="Times New Roman" w:hint="eastAsia"/></w:rPr><w:t>)</w:t></w:r></w:p><w:p><w:pPr><w:ind w:left="480" w:hangingChars="200" w:hanging="480"/><w:jc w:val="both"/><w:rPr><w:rFonts w:ascii="Times New Roman" w:eastAsia="DFKai-SB" w:hAnsi="Times New Roman" w:cs="Times New Roman"/></w:rPr></w:pPr></w:p><w:p><w:pPr><w:ind w:left="480" w:hangingChars="200" w:hanging="480"/><w:jc w:val="both"/><w:rPr><w:rFonts w:ascii="Times New Roman" w:eastAsia="DFKai-SB" w:hAnsi="Times New Roman" w:cs="Times New Roman" w:hint="eastAsia"/></w:rPr></w:pPr><w:r><w:rPr><w:rFonts w:ascii="Times New Roman" w:eastAsia="DFKai-SB" w:hAnsi="Times New Roman" w:cs="Times New Roman" w:hint="eastAsia"/></w:rPr><w:t>為一年期計畫，故不適用。</w:t></w:r></w:p><w:p><w:pPr><w:ind w:leftChars="200" w:left="480"/><w:jc w:val="both"/><w:rPr><w:rFonts w:ascii="Times New Roman" w:eastAsia="DFKai-SB" w:hAnsi="Times New Roman" w:cs="Times New Roman"/></w:rPr></w:pPr></w:p><w:p><w:pPr><w:widowControl/><w:rPr><w:rFonts w:ascii="Times New Roman" w:eastAsia="DFKai-SB" w:hAnsi="Times New Roman" w:cs="Times New Roman"/></w:rPr></w:pPr><w:r><w:rPr><w:rFonts w:ascii="Times New Roman" w:eastAsia="DFKai-SB" w:hAnsi="Times New Roman" w:cs="Times New Roman"/></w:rPr><w:br w:type="page"/></w:r></w:p><w:p><w:bookmarkStart w:id="107" w:name="sec_4_4"/><w:bookmarkEnd w:id="107"/><w:pPr><w:ind w:left="480" w:hangingChars="200" w:hanging="480"/><w:jc w:val="both"/><w:rPr><w:rFonts w:ascii="Times New Roman" w:eastAsia="DFKai-SB" w:hAnsi="Times New Roman" w:cs="Times New Roman"/><w:b/></w:rPr></w:pPr><w:r><w:rPr><w:rFonts w:ascii="Times New Roman" w:eastAsia="DFKai-SB" w:hAnsi="Times New Roman" w:cs="Times New Roman" w:hint="eastAsia"/></w:rPr><w:lastRenderedPageBreak/><w:t>四、實施方法及進行步驟：研究計畫應詳細說明研究設計、資料收集及分析方法。</w:t></w:r><w:r><w:rPr><w:rFonts w:ascii="Times New Roman" w:eastAsia="DFKai-SB" w:hAnsi="Times New Roman" w:cs="Times New Roman" w:hint="eastAsia"/><w:b/></w:rPr><w:t>屬多年期計畫者，應</w:t></w:r><w:r><w:rPr><w:rFonts w:ascii="Times New Roman" w:eastAsia="DFKai-SB" w:hAnsi="Times New Roman" w:cs="Times New Roman" w:hint="eastAsia"/><w:b/><w:u w:val="single"/></w:rPr><w:t>分年度</w:t></w:r><w:r><w:rPr><w:rFonts w:ascii="Times New Roman" w:eastAsia="DFKai-SB" w:hAnsi="Times New Roman" w:cs="Times New Roman" w:hint="eastAsia"/><w:b/></w:rPr><w:t>將實施方法及進行步驟詳細說明。</w:t></w:r></w:p><w:p><w:r><w:t>{methodology}</w:t></w:r></w:p><w:p><w:pPr><w:ind w:leftChars="200" w:left="480"/><w:jc w:val="both"/><w:rPr><w:rFonts w:ascii="Times New Roman" w:eastAsia="DFKai-SB" w:hAnsi="Times New Roman" w:cs="Times New Roman"/></w:rPr></w:pPr></w:p><w:p><w:pPr><w:widowControl/><w:rPr><w:rFonts w:ascii="Times New Roman" w:eastAsia="DFKai-SB" w:hAnsi="Times New Roman" w:cs="Times New Roman"/></w:rPr></w:pPr><w:r><w:rPr><w:rFonts w:ascii="Times New Roman" w:eastAsia="DFKai-SB" w:hAnsi="Times New Roman" w:cs="Times New Roman"/></w:rPr><w:br w:type="page"/></w:r></w:p><w:p><w:bookmarkStart w:id="108" w:name="sec_4_5"/><w:bookmarkEnd w:id="108"/><w:pPr><w:ind w:left="480" w:hangingChars="200" w:hanging="480"/><w:jc w:val="both"/><w:rPr><w:rFonts w:ascii="Times New Roman" w:eastAsia="DFKai-SB" w:hAnsi="Times New Roman" w:cs="Times New Roman"/><w:b/></w:rPr></w:pPr><w:r><w:rPr><w:rFonts w:ascii="Times New Roman" w:eastAsia="DFKai-SB" w:hAnsi="Times New Roman" w:cs="Times New Roman" w:hint="eastAsia"/></w:rPr><w:lastRenderedPageBreak/><w:t>五、成果預估：請說明實施本計畫後，預期達成之新發現或新發明、論文發表、可能技轉、申請專利或商品化之項目，及結果可能為防疫政策參採之部分。</w:t></w:r><w:r><w:rPr><w:rFonts w:ascii="Times New Roman" w:eastAsia="DFKai-SB" w:hAnsi="Times New Roman" w:cs="Times New Roman" w:hint="eastAsia"/><w:b/></w:rPr><w:t>屬多年期計畫者，應列述</w:t></w:r><w:r><w:rPr><w:rFonts w:ascii="Times New Roman" w:eastAsia="DFKai-SB" w:hAnsi="Times New Roman" w:cs="Times New Roman" w:hint="eastAsia"/><w:b/><w:u w:val="single"/></w:rPr><w:t>全程</w:t></w:r><w:r><w:rPr><w:rFonts w:ascii="Times New Roman" w:eastAsia="DFKai-SB" w:hAnsi="Times New Roman" w:cs="Times New Roman" w:hint="eastAsia"/><w:b/></w:rPr><w:t>計畫及</w:t></w:r><w:r><w:rPr><w:rFonts w:ascii="Times New Roman" w:eastAsia="DFKai-SB" w:hAnsi="Times New Roman" w:cs="Times New Roman" w:hint="eastAsia"/><w:b/><w:u w:val="single"/></w:rPr><w:t>分年</w:t></w:r><w:r><w:rPr><w:rFonts w:ascii="Times New Roman" w:eastAsia="DFKai-SB" w:hAnsi="Times New Roman" w:cs="Times New Roman" w:hint="eastAsia"/><w:b/></w:rPr><w:t>計畫之成果預估。</w:t></w:r></w:p><w:p><w:r><w:t>{expected_outcome}</w:t></w:r></w:p><w:p><w:pPr><w:ind w:leftChars="200" w:left="480"/><w:jc w:val="both"/><w:rPr><w:rFonts w:ascii="Times New Roman" w:eastAsia="DFKai-SB" w:hAnsi="Times New Roman" w:cs="Times New Roman"/></w:rPr></w:pPr></w:p><w:p><w:pPr><w:widowControl/><w:rPr><w:rFonts w:ascii="Times New Roman" w:eastAsia="DFKai-SB" w:hAnsi="Times New Roman" w:cs="Times New Roman"/></w:rPr></w:pPr><w:r><w:rPr><w:rFonts w:ascii="Times New Roman" w:eastAsia="DFKai-SB" w:hAnsi="Times New Roman" w:cs="Times New Roman"/></w:rPr><w:br w:type="page"/></w:r></w:p><w:p><w:pPr><w:jc w:val="right"/><w:rPr><w:rFonts w:ascii="Times New Roman" w:eastAsia="DFKai-SB" w:hAnsi="Times New Roman" w:cs="Times New Roman"/></w:rPr></w:pPr><w:r><w:rPr><w:rFonts w:ascii="Times New Roman" w:eastAsia="DFKai-SB" w:hAnsi="Times New Roman" w:cs="Times New Roman" w:hint="eastAsia"/></w:rPr><w:lastRenderedPageBreak/><w:t>頁數限制：</w:t></w:r><w:r><w:rPr><w:rFonts w:ascii="Times New Roman" w:eastAsia="DFKai-SB" w:hAnsi="Times New Roman" w:cs="Times New Roman" w:hint="eastAsia"/></w:rPr><w:t>5</w:t></w:r><w:r><w:rPr><w:rFonts w:ascii="Times New Roman" w:eastAsia="DFKai-SB" w:hAnsi="Times New Roman" w:cs="Times New Roman" w:hint="eastAsia"/></w:rPr><w:t>頁</w:t></w:r></w:p><w:p><w:bookmarkStart w:id="109" w:name="sec_4_6"/><w:bookmarkEnd w:id="109"/><w:pPr><w:ind w:left="480" w:hangingChars="200" w:hanging="480"/><w:jc w:val="both"/><w:rPr><w:rFonts w:ascii="Times New Roman" w:eastAsia="DFKai-SB" w:hAnsi="Times New Roman" w:cs="Times New Roman"/></w:rPr></w:pPr><w:r><w:rPr><w:rFonts w:ascii="Times New Roman" w:eastAsia="DFKai-SB" w:hAnsi="Times New Roman" w:cs="Times New Roman" w:hint="eastAsia"/></w:rPr><w:t>六、重要參考文獻：依一般科學論文之參考文獻撰寫方式，列出所引用之參考文獻，並於計畫內容引用處標註之。</w:t></w:r></w:p><w:p><w:r><w:t>{references}</w:t></w:r></w:p><w:p><w:pPr><w:ind w:leftChars="200" w:left="480"/><w:jc w:val="both"/><w:rPr><w:rFonts w:ascii="Times New Roman" w:eastAsia="DFKai-SB" w:hAnsi="Times New Roman" w:cs="Times New Roman"/></w:rPr></w:pPr></w:p><w:p><w:pPr><w:widowControl/><w:rPr><w:rFonts w:ascii="Times New Roman" w:eastAsia="DFKai-SB" w:hAnsi="Times New Roman" w:cs="Times New Roman"/></w:rPr></w:pPr><w:r><w:rPr><w:rFonts w:ascii="Times New Roman" w:eastAsia="DFKai-SB" w:hAnsi="Times New Roman" w:cs="Times New Roman"/></w:rPr><w:br w:type="page"/></w:r></w:p><w:p><w:bookmarkStart w:id="114" w:name="sec_4_7"/><w:bookmarkEnd w:id="114"/><w:pPr><w:ind w:left="480" w:hangingChars="200" w:hanging="480"/><w:jc w:val="both"/><w:rPr><w:rFonts w:ascii="Times New Roman" w:eastAsia="DFKai-SB" w:hAnsi="Times New Roman" w:cs="Times New Roman"/><w:b/></w:rPr></w:pPr><w:r><w:rPr><w:rFonts w:ascii="Times New Roman" w:eastAsia="DFKai-SB" w:hAnsi="Times New Roman" w:cs="Times New Roman" w:hint="eastAsia"/></w:rPr><w:lastRenderedPageBreak/><w:t>七、</w:t></w:r><w:r><w:rPr><w:rFonts w:ascii="Times New Roman" w:eastAsia="DFKai-SB" w:hAnsi="Times New Roman" w:cs="Times New Roman" w:hint="eastAsia"/><w:u w:val="single"/></w:rPr><w:t xml:space="preserve">　　　</w:t></w:r><w:r><w:rPr><w:rFonts w:ascii="Times New Roman" w:eastAsia="DFKai-SB" w:hAnsi="Times New Roman" w:cs="Times New Roman" w:hint="eastAsia"/></w:rPr><w:t>年度預定進度：以</w:t></w:r><w:r><w:rPr><w:rFonts w:ascii="Times New Roman" w:eastAsia="DFKai-SB" w:hAnsi="Times New Roman" w:cs="Times New Roman" w:hint="eastAsia"/></w:rPr><w:t>Gantt Chart</w:t></w:r><w:r><w:rPr><w:rFonts w:ascii="Times New Roman" w:eastAsia="DFKai-SB" w:hAnsi="Times New Roman" w:cs="Times New Roman" w:hint="eastAsia"/></w:rPr><w:t>表示本年度之執行進度。</w:t></w:r><w:r><w:rPr><w:rFonts w:ascii="Times New Roman" w:eastAsia="DFKai-SB" w:hAnsi="Times New Roman" w:cs="Times New Roman" w:hint="eastAsia"/><w:b/></w:rPr><w:t>屬多年期計畫者，應</w:t></w:r><w:r><w:rPr><w:rFonts w:ascii="Times New Roman" w:eastAsia="DFKai-SB" w:hAnsi="Times New Roman" w:cs="Times New Roman" w:hint="eastAsia"/><w:b/><w:u w:val="single"/></w:rPr><w:t>分年度</w:t></w:r><w:r><w:rPr><w:rFonts w:ascii="Times New Roman" w:eastAsia="DFKai-SB" w:hAnsi="Times New Roman" w:cs="Times New Roman" w:hint="eastAsia"/><w:b/></w:rPr><w:t>提出預定進度。</w:t></w:r></w:p><w:p><w:pPr><w:jc w:val="both"/><w:rPr><w:rFonts w:ascii="Times New Roman" w:eastAsia="DFKai-SB" w:hAnsi="Times New Roman" w:cs="Times New Roman"/></w:rPr></w:pPr><w:r><w:rPr><w:rFonts w:ascii="Times New Roman" w:eastAsia="DFKai-SB" w:hAnsi="Times New Roman" w:cs="Times New Roman" w:hint="eastAsia"/></w:rPr><w:t xml:space="preserve">        </w:t></w:r></w:p><w:tbl><w:tblPr><w:tblStyle w:val="TableGrid"/><w:tblW w:w="9752" w:type="dxa"/><w:tblLook w:val="04A0" w:firstRow="1" w:lastRow="0" w:firstColumn="1" w:lastColumn="0" w:noHBand="0" w:noVBand="1"/></w:tblPr><w:tblGrid><w:gridCol w:w="1757"/><w:gridCol w:w="567"/><w:gridCol w:w="567"/><w:gridCol w:w="567"/><w:gridCol w:w="567"/><w:gridCol w:w="567"/><w:gridCol w:w="567"/><w:gridCol w:w="567"/><w:gridCol w:w="567"/><w:gridCol w:w="567"/><w:gridCol w:w="567"/><w:gridCol w:w="567"/><w:gridCol w:w="567"/><w:gridCol w:w="1191"/></w:tblGrid><w:tr><w:tc><w:tcPr><w:tcW w:w="1757" w:type="dxa"/><w:tcBorders><w:tl2br w:val="single" w:sz="4" w:space="0" w:color="auto"/></w:tcBorders></w:tcPr><w:p><w:pPr><w:jc w:val="right"/><w:rPr><w:rFonts w:ascii="Times New Roman" w:eastAsia="DFKai-SB" w:hAnsi="Times New Roman" w:cs="Times New Roman"/></w:rPr></w:pPr><w:r><w:rPr><w:rFonts w:ascii="Times New Roman" w:eastAsia="DFKai-SB" w:hAnsi="Times New Roman" w:cs="Times New Roman" w:hint="eastAsia"/></w:rPr><w:t>月　次</w:t></w:r></w:p><w:p><w:pPr><w:spacing w:beforeLines="100" w:before="360"/><w:rPr><w:rFonts w:ascii="Times New Roman" w:eastAsia="DFKai-SB" w:hAnsi="Times New Roman" w:cs="Times New Roman"/></w:rPr></w:pPr><w:r><w:rPr><w:rFonts w:ascii="Times New Roman" w:eastAsia="DFKai-SB" w:hAnsi="Times New Roman" w:cs="Times New Roman" w:hint="eastAsia"/></w:rPr><w:t>工作項目</w:t></w:r></w:p></w:tc><w:tc><w:tcPr><w:tcW w:w="567" w:type="dxa"/><w:vAlign w:val="center"/></w:tcPr><w:p><w:pPr><w:jc w:val="center"/><w:rPr><w:rFonts w:ascii="Times New Roman" w:eastAsia="DFKai-SB" w:hAnsi="Times New Roman" w:cs="Times New Roman"/></w:rPr></w:pPr><w:r><w:rPr><w:rFonts w:ascii="Times New Roman" w:eastAsia="DFKai-SB" w:hAnsi="Times New Roman" w:cs="Times New Roman" w:hint="eastAsia"/></w:rPr><w:t>第</w:t></w:r></w:p><w:p><w:pPr><w:jc w:val="center"/><w:rPr><w:rFonts w:ascii="Times New Roman" w:eastAsia="DFKai-SB" w:hAnsi="Times New Roman" w:cs="Times New Roman"/></w:rPr></w:pPr><w:r><w:rPr><w:rFonts w:ascii="Times New Roman" w:eastAsia="DFKai-SB" w:hAnsi="Times New Roman" w:cs="Times New Roman"/></w:rPr><w:t>1</w:t></w:r></w:p><w:p><w:pPr><w:jc w:val="center"/><w:rPr><w:rFonts w:ascii="Times New Roman" w:eastAsia="DFKai-SB" w:hAnsi="Times New Roman" w:cs="Times New Roman"/></w:rPr></w:pPr><w:r><w:rPr><w:rFonts w:ascii="Times New Roman" w:eastAsia="DFKai-SB" w:hAnsi="Times New Roman" w:cs="Times New Roman" w:hint="eastAsia"/></w:rPr><w:t>月</w:t></w:r></w:p></w:tc><w:tc><w:tcPr><w:tcW w:w="567" w:type="dxa"/><w:vAlign w:val="center"/></w:tcPr><w:p><w:pPr><w:jc w:val="center"/><w:rPr><w:rFonts w:ascii="Times New Roman" w:eastAsia="DFKai-SB" w:hAnsi="Times New Roman" w:cs="Times New Roman"/></w:rPr></w:pPr><w:r><w:rPr><w:rFonts w:ascii="Times New Roman" w:eastAsia="DFKai-SB" w:hAnsi="Times New Roman" w:cs="Times New Roman" w:hint="eastAsia"/></w:rPr><w:t>第</w:t></w:r></w:p><w:p><w:pPr><w:jc w:val="center"/><w:rPr><w:rFonts w:ascii="Times New Roman" w:eastAsia="DFKai-SB" w:hAnsi="Times New Roman" w:cs="Times New Roman"/></w:rPr></w:pPr><w:r><w:rPr><w:rFonts w:ascii="Times New Roman" w:eastAsia="DFKai-SB" w:hAnsi="Times New Roman" w:cs="Times New Roman"/></w:rPr><w:t>2</w:t></w:r></w:p><w:p><w:pPr><w:jc w:val="center"/><w:rPr><w:rFonts w:ascii="Times New Roman" w:eastAsia="DFKai-SB" w:hAnsi="Times New Roman" w:cs="Times New Roman"/></w:rPr></w:pPr><w:r><w:rPr><w:rFonts w:ascii="Times New Roman" w:eastAsia="DFKai-SB" w:hAnsi="Times New Roman" w:cs="Times New Roman" w:hint="eastAsia"/></w:rPr><w:t>月</w:t></w:r></w:p></w:tc><w:tc><w:tcPr><w:tcW w:w="567" w:type="dxa"/><w:vAlign w:val="center"/></w:tcPr><w:p><w:pPr><w:jc w:val="center"/><w:rPr><w:rFonts w:ascii="Times New Roman" w:eastAsia="DFKai-SB" w:hAnsi="Times New Roman" w:cs="Times New Roman"/></w:rPr></w:pPr><w:r><w:rPr><w:rFonts w:ascii="Times New Roman" w:eastAsia="DFKai-SB" w:hAnsi="Times New Roman" w:cs="Times New Roman" w:hint="eastAsia"/></w:rPr><w:t>第</w:t></w:r></w:p><w:p><w:pPr><w:jc w:val="center"/><w:rPr><w:rFonts w:ascii="Times New Roman" w:eastAsia="DFKai-SB" w:hAnsi="Times New Roman" w:cs="Times New Roman"/></w:rPr></w:pPr><w:r><w:rPr><w:rFonts w:ascii="Times New Roman" w:eastAsia="DFKai-SB" w:hAnsi="Times New Roman" w:cs="Times New Roman"/></w:rPr><w:t>3</w:t></w:r></w:p><w:p><w:pPr><w:jc w:val="center"/><w:rPr><w:rFonts w:ascii="Times New Roman" w:eastAsia="DFKai-SB" w:hAnsi="Times New Roman" w:cs="Times New Roman"/></w:rPr></w:pPr><w:r><w:rPr><w:rFonts w:ascii="Times New Roman" w:eastAsia="DFKai-SB" w:hAnsi="Times New Roman" w:cs="Times New Roman" w:hint="eastAsia"/></w:rPr><w:t>月</w:t></w:r></w:p></w:tc><w:tc><w:tcPr><w:tcW w:w="567" w:type="dxa"/><w:vAlign w:val="center"/></w:tcPr><w:p><w:pPr><w:jc w:val="center"/><w:rPr><w:rFonts w:ascii="Times New Roman" w:eastAsia="DFKai-SB" w:hAnsi="Times New Roman" w:cs="Times New Roman"/></w:rPr></w:pPr><w:r><w:rPr><w:rFonts w:ascii="Times New Roman" w:eastAsia="DFKai-SB" w:hAnsi="Times New Roman" w:cs="Times New Roman" w:hint="eastAsia"/></w:rPr><w:t>第</w:t></w:r></w:p><w:p><w:pPr><w:jc w:val="center"/><w:rPr><w:rFonts w:ascii="Times New Roman" w:eastAsia="DFKai-SB" w:hAnsi="Times New Roman" w:cs="Times New Roman"/></w:rPr></w:pPr><w:r><w:rPr><w:rFonts w:ascii="Times New Roman" w:eastAsia="DFKai-SB" w:hAnsi="Times New Roman" w:cs="Times New Roman"/></w:rPr><w:t>4</w:t></w:r></w:p><w:p><w:pPr><w:jc w:val="center"/><w:rPr><w:rFonts w:ascii="Times New Roman" w:eastAsia="DFKai-SB" w:hAnsi="Times New Roman" w:cs="Times New Roman"/></w:rPr></w:pPr><w:r><w:rPr><w:rFonts w:ascii="Times New Roman" w:eastAsia="DFKai-SB" w:hAnsi="Times New Roman" w:cs="Times New Roman" w:hint="eastAsia"/></w:rPr><w:t>月</w:t></w:r></w:p></w:tc><w:tc><w:tcPr><w:tcW w:w="567" w:type="dxa"/><w:vAlign w:val="center"/></w:tcPr><w:p><w:pPr><w:jc w:val="center"/><w:rPr><w:rFonts w:ascii="Times New Roman" w:eastAsia="DFKai-SB" w:hAnsi="Times New Roman" w:cs="Times New Roman"/></w:rPr></w:pPr><w:r><w:rPr><w:rFonts w:ascii="Times New Roman" w:eastAsia="DFKai-SB" w:hAnsi="Times New Roman" w:cs="Times New Roman" w:hint="eastAsia"/></w:rPr><w:t>第</w:t></w:r></w:p><w:p><w:pPr><w:jc w:val="center"/><w:rPr><w:rFonts w:ascii="Times New Roman" w:eastAsia="DFKai-SB" w:hAnsi="Times New Roman" w:cs="Times New Roman"/></w:rPr></w:pPr><w:r><w:rPr><w:rFonts w:ascii="Times New Roman" w:eastAsia="DFKai-SB" w:hAnsi="Times New Roman" w:cs="Times New Roman"/></w:rPr><w:t>5</w:t></w:r></w:p><w:p><w:pPr><w:jc w:val="center"/><w:rPr><w:rFonts w:ascii="Times New Roman" w:eastAsia="DFKai-SB" w:hAnsi="Times New Roman" w:cs="Times New Roman"/></w:rPr></w:pPr><w:r><w:rPr><w:rFonts w:ascii="Times New Roman" w:eastAsia="DFKai-SB" w:hAnsi="Times New Roman" w:cs="Times New Roman" w:hint="eastAsia"/></w:rPr><w:t>月</w:t></w:r></w:p></w:tc><w:tc><w:tcPr><w:tcW w:w="567" w:type="dxa"/><w:vAlign w:val="center"/></w:tcPr><w:p><w:pPr><w:jc w:val="center"/><w:rPr><w:rFonts w:ascii="Times New Roman" w:eastAsia="DFKai-SB" w:hAnsi="Times New Roman" w:cs="Times New Roman"/></w:rPr></w:pPr><w:r><w:rPr><w:rFonts w:ascii="Times New Roman" w:eastAsia="DFKai-SB" w:hAnsi="Times New Roman" w:cs="Times New Roman" w:hint="eastAsia"/></w:rPr><w:t>第</w:t></w:r></w:p><w:p><w:pPr><w:jc w:val="center"/><w:rPr><w:rFonts w:ascii="Times New Roman" w:eastAsia="DFKai-SB" w:hAnsi="Times New Roman" w:cs="Times New Roman"/></w:rPr></w:pPr><w:r><w:rPr><w:rFonts w:ascii="Times New Roman" w:eastAsia="DFKai-SB" w:hAnsi="Times New Roman" w:cs="Times New Roman"/></w:rPr><w:t>6</w:t></w:r></w:p><w:p><w:pPr><w:jc w:val="center"/><w:rPr><w:rFonts w:ascii="Times New Roman" w:eastAsia="DFKai-SB" w:hAnsi="Times New Roman" w:cs="Times New Roman"/></w:rPr></w:pPr><w:r><w:rPr><w:rFonts w:ascii="Times New Roman" w:eastAsia="DFKai-SB" w:hAnsi="Times New Roman" w:cs="Times New Roman" w:hint="eastAsia"/></w:rPr><w:t>月</w:t></w:r></w:p></w:tc><w:tc><w:tcPr><w:tcW w:w="567" w:type="dxa"/><w:vAlign w:val="center"/></w:tcPr><w:p><w:pPr><w:jc w:val="center"/><w:rPr><w:rFonts w:ascii="Times New Roman" w:eastAsia="DFKai-SB" w:hAnsi="Times New Roman" w:cs="Times New Roman"/></w:rPr></w:pPr><w:r><w:rPr><w:rFonts w:ascii="Times New Roman" w:eastAsia="DFKai-SB" w:hAnsi="Times New Roman" w:cs="Times New Roman" w:hint="eastAsia"/></w:rPr><w:t>第</w:t></w:r></w:p><w:p><w:pPr><w:jc w:val="center"/><w:rPr><w:rFonts w:ascii="Times New Roman" w:eastAsia="DFKai-SB" w:hAnsi="Times New Roman" w:cs="Times New Roman"/></w:rPr></w:pPr><w:r><w:rPr><w:rFonts w:ascii="Times New Roman" w:eastAsia="DFKai-SB" w:hAnsi="Times New Roman" w:cs="Times New Roman"/></w:rPr><w:t>7</w:t></w:r></w:p><w:p><w:pPr><w:jc w:val="center"/><w:rPr><w:rFonts w:ascii="Times New Roman" w:eastAsia="DFKai-SB" w:hAnsi="Times New Roman" w:cs="Times New Roman"/></w:rPr></w:pPr><w:r><w:rPr><w:rFonts w:ascii="Times New Roman" w:eastAsia="DFKai-SB" w:hAnsi="Times New Roman" w:cs="Times New Roman" w:hint="eastAsia"/></w:rPr><w:t>月</w:t></w:r></w:p></w:tc><w:tc><w:tcPr><w:tcW w:w="567" w:type="dxa"/><w:vAlign w:val="center"/></w:tcPr><w:p><w:pPr><w:jc w:val="center"/><w:rPr><w:rFonts w:ascii="Times New Roman" w:eastAsia="DFKai-SB" w:hAnsi="Times New Roman" w:cs="Times New Roman"/></w:rPr></w:pPr><w:r><w:rPr><w:rFonts w:ascii="Times New Roman" w:eastAsia="DFKai-SB" w:hAnsi="Times New Roman" w:cs="Times New Roman" w:hint="eastAsia"/></w:rPr><w:t>第</w:t></w:r></w:p><w:p><w:pPr><w:jc w:val="center"/><w:rPr><w:rFonts w:ascii="Times New Roman" w:eastAsia="DFKai-SB" w:hAnsi="Times New Roman" w:cs="Times New Roman"/></w:rPr></w:pPr><w:r><w:rPr><w:rFonts w:ascii="Times New Roman" w:eastAsia="DFKai-SB" w:hAnsi="Times New Roman" w:cs="Times New Roman"/></w:rPr><w:t>8</w:t></w:r></w:p><w:p><w:pPr><w:jc w:val="center"/><w:rPr><w:rFonts w:ascii="Times New Roman" w:eastAsia="DFKai-SB" w:hAnsi="Times New Roman" w:cs="Times New Roman"/></w:rPr></w:pPr><w:r><w:rPr><w:rFonts w:ascii="Times New Roman" w:eastAsia="DFKai-SB" w:hAnsi="Times New Roman" w:cs="Times New Roman" w:hint="eastAsia"/></w:rPr><w:t>月</w:t></w:r></w:p></w:tc><w:tc><w:tcPr><w:tcW w:w="567" w:type="dxa"/><w:vAlign w:val="center"/></w:tcPr><w:p><w:pPr><w:jc w:val="center"/><w:rPr><w:rFonts w:ascii="Times New Roman" w:eastAsia="DFKai-SB" w:hAnsi="Times New Roman" w:cs="Times New Roman"/></w:rPr></w:pPr><w:r><w:rPr><w:rFonts w:ascii="Times New Roman" w:eastAsia="DFKai-SB" w:hAnsi="Times New Roman" w:cs="Times New Roman" w:hint="eastAsia"/></w:rPr><w:t>第</w:t></w:r></w:p><w:p><w:pPr><w:jc w:val="center"/><w:rPr><w:rFonts w:ascii="Times New Roman" w:eastAsia="DFKai-SB" w:hAnsi="Times New Roman" w:cs="Times New Roman"/></w:rPr></w:pPr><w:r><w:rPr><w:rFonts w:ascii="Times New Roman" w:eastAsia="DFKai-SB" w:hAnsi="Times New Roman" w:cs="Times New Roman"/></w:rPr><w:t>9</w:t></w:r></w:p><w:p><w:pPr><w:jc w:val="center"/><w:rPr><w:rFonts w:ascii="Times New Roman" w:eastAsia="DFKai-SB" w:hAnsi="Times New Roman" w:cs="Times New Roman"/></w:rPr></w:pPr><w:r><w:rPr><w:rFonts w:ascii="Times New Roman" w:eastAsia="DFKai-SB" w:hAnsi="Times New Roman" w:cs="Times New Roman" w:hint="eastAsia"/></w:rPr><w:t>月</w:t></w:r></w:p></w:tc><w:tc><w:tcPr><w:tcW w:w="567" w:type="dxa"/><w:vAlign w:val="center"/></w:tcPr><w:p><w:pPr><w:jc w:val="center"/><w:rPr><w:rFonts w:ascii="Times New Roman" w:eastAsia="DFKai-SB" w:hAnsi="Times New Roman" w:cs="Times New Roman"/></w:rPr></w:pPr><w:r><w:rPr><w:rFonts w:ascii="Times New Roman" w:eastAsia="DFKai-SB" w:hAnsi="Times New Roman" w:cs="Times New Roman" w:hint="eastAsia"/></w:rPr><w:t>第</w:t></w:r></w:p><w:p><w:pPr><w:jc w:val="center"/><w:rPr><w:rFonts w:ascii="Times New Roman" w:eastAsia="DFKai-SB" w:hAnsi="Times New Roman" w:cs="Times New Roman"/></w:rPr></w:pPr><w:r><w:rPr><w:rFonts w:ascii="Times New Roman" w:eastAsia="DFKai-SB" w:hAnsi="Times New Roman" w:cs="Times New Roman"/></w:rPr><w:t>10</w:t></w:r></w:p><w:p><w:pPr><w:jc w:val="center"/><w:rPr><w:rFonts w:ascii="Times New Roman" w:eastAsia="DFKai-SB" w:hAnsi="Times New Roman" w:cs="Times New Roman"/></w:rPr></w:pPr><w:r><w:rPr><w:rFonts w:ascii="Times New Roman" w:eastAsia="DFKai-SB" w:hAnsi="Times New Roman" w:cs="Times New Roman" w:hint="eastAsia"/></w:rPr><w:t>月</w:t></w:r></w:p></w:tc><w:tc><w:tcPr><w:tcW w:w="567" w:type="dxa"/><w:vAlign w:val="center"/></w:tcPr><w:p><w:pPr><w:jc w:val="center"/><w:rPr><w:rFonts w:ascii="Times New Roman" w:eastAsia="DFKai-SB" w:hAnsi="Times New Roman" w:cs="Times New Roman"/></w:rPr></w:pPr><w:r><w:rPr><w:rFonts w:ascii="Times New Roman" w:eastAsia="DFKai-SB" w:hAnsi="Times New Roman" w:cs="Times New Roman" w:hint="eastAsia"/></w:rPr><w:t>第</w:t></w:r></w:p><w:p><w:pPr><w:jc w:val="center"/><w:rPr><w:rFonts w:ascii="Times New Roman" w:eastAsia="DFKai-SB" w:hAnsi="Times New Roman" w:cs="Times New Roman"/></w:rPr></w:pPr><w:r><w:rPr><w:rFonts w:ascii="Times New Roman" w:eastAsia="DFKai-SB" w:hAnsi="Times New Roman" w:cs="Times New Roman"/></w:rPr><w:t>11</w:t></w:r></w:p><w:p><w:pPr><w:jc w:val="center"/><w:rPr><w:rFonts w:ascii="Times New Roman" w:eastAsia="DFKai-SB" w:hAnsi="Times New Roman" w:cs="Times New Roman"/></w:rPr></w:pPr><w:r><w:rPr><w:rFonts w:ascii="Times New Roman" w:eastAsia="DFKai-SB" w:hAnsi="Times New Roman" w:cs="Times New Roman" w:hint="eastAsia"/></w:rPr><w:t>月</w:t></w:r></w:p></w:tc><w:tc><w:tcPr><w:tcW w:w="567" w:type="dxa"/><w:vAlign w:val="center"/></w:tcPr><w:p><w:pPr><w:jc w:val="center"/><w:rPr><w:rFonts w:ascii="Times New Roman" w:eastAsia="DFKai-SB" w:hAnsi="Times New Roman" w:cs="Times New Roman"/></w:rPr></w:pPr><w:r><w:rPr><w:rFonts w:ascii="Times New Roman" w:eastAsia="DFKai-SB" w:hAnsi="Times New Roman" w:cs="Times New Roman" w:hint="eastAsia"/></w:rPr><w:t>第</w:t></w:r></w:p><w:p><w:pPr><w:jc w:val="center"/><w:rPr><w:rFonts w:ascii="Times New Roman" w:eastAsia="DFKai-SB" w:hAnsi="Times New Roman" w:cs="Times New Roman"/></w:rPr></w:pPr><w:r><w:rPr><w:rFonts w:ascii="Times New Roman" w:eastAsia="DFKai-SB" w:hAnsi="Times New Roman" w:cs="Times New Roman"/></w:rPr><w:t>12</w:t></w:r></w:p><w:p><w:pPr><w:jc w:val="center"/><w:rPr><w:rFonts w:ascii="Times New Roman" w:eastAsia="DFKai-SB" w:hAnsi="Times New Roman" w:cs="Times New Roman"/></w:rPr></w:pPr><w:r><w:rPr><w:rFonts w:ascii="Times New Roman" w:eastAsia="DFKai-SB" w:hAnsi="Times New Roman" w:cs="Times New Roman" w:hint="eastAsia"/></w:rPr><w:t>月</w:t></w:r></w:p></w:tc><w:tc><w:tcPr><w:tcW w:w="1191" w:type="dxa"/><w:vAlign w:val="center"/></w:tcPr><w:p><w:pPr><w:jc w:val="center"/><w:rPr><w:rFonts w:ascii="Times New Roman" w:eastAsia="DFKai-SB" w:hAnsi="Times New Roman" w:cs="Times New Roman"/></w:rPr></w:pPr><w:r><w:rPr><w:rFonts w:ascii="Times New Roman" w:eastAsia="DFKai-SB" w:hAnsi="Times New Roman" w:cs="Times New Roman" w:hint="eastAsia"/></w:rPr><w:t>備</w:t></w:r><w:r><w:rPr><w:rFonts w:ascii="Times New Roman" w:eastAsia="DFKai-SB" w:hAnsi="Times New Roman" w:cs="Times New Roman" w:hint="eastAsia"/></w:rPr><w:t xml:space="preserve"> </w:t></w:r><w:r><w:rPr><w:rFonts w:ascii="Times New Roman" w:eastAsia="DFKai-SB" w:hAnsi="Times New Roman" w:cs="Times New Roman" w:hint="eastAsia"/></w:rPr><w:t>註</w:t></w:r></w:p></w:tc></w:tr><w:tr><w:trPr><w:trHeight w:val="567"/></w:trPr><w:tc><w:tcPr><w:tcW w:w="1757" w:type="dxa"/></w:tcPr><w:p><w:pPr><w:jc w:val="both"/><w:rPr><w:rFonts w:ascii="Times New Roman" w:eastAsia="DFKai-SB" w:hAnsi="Times New Roman" w:cs="Times New Roman"/></w:rPr></w:pPr></w:p></w:tc><w:tc><w:tcPr><w:tcW w:w="567" w:type="dxa"/></w:tcPr><w:p><w:pPr><w:jc w:val="both"/><w:rPr><w:rFonts w:ascii="Times New Roman" w:eastAsia="DFKai-SB" w:hAnsi="Times New Roman" w:cs="Times New Roman"/></w:rPr></w:pPr></w:p></w:tc><w:tc><w:tcPr><w:tcW w:w="567" w:type="dxa"/></w:tcPr><w:p><w:pPr><w:jc w:val="both"/><w:rPr><w:rFonts w:ascii="Times New Roman" w:eastAsia="DFKai-SB" w:hAnsi="Times New Roman" w:cs="Times New Roman"/></w:rPr></w:pPr></w:p></w:tc><w:tc><w:tcPr><w:tcW w:w="567" w:type="dxa"/></w:tcPr><w:p><w:pPr><w:jc w:val="both"/><w:rPr><w:rFonts w:ascii="Times New Roman" w:eastAsia="DFKai-SB" w:hAnsi="Times New Roman" w:cs="Times New Roman"/></w:rPr></w:pPr></w:p></w:tc><w:tc><w:tcPr><w:tcW w:w="567" w:type="dxa"/></w:tcPr><w:p><w:pPr><w:jc w:val="both"/><w:rPr><w:rFonts w:ascii="Times New Roman" w:eastAsia="DFKai-SB" w:hAnsi="Times New Roman" w:cs="Times New Roman"/></w:rPr></w:pPr></w:p></w:tc><w:tc><w:tcPr><w:tcW w:w="567" w:type="dxa"/></w:tcPr><w:p><w:pPr><w:jc w:val="both"/><w:rPr><w:rFonts w:ascii="Times New Roman" w:eastAsia="DFKai-SB" w:hAnsi="Times New Roman" w:cs="Times New Roman"/></w:rPr></w:pPr></w:p></w:tc><w:tc><w:tcPr><w:tcW w:w="567" w:type="dxa"/></w:tcPr><w:p><w:pPr><w:jc w:val="both"/><w:rPr><w:rFonts w:ascii="Times New Roman" w:eastAsia="DFKai-SB" w:hAnsi="Times New Roman" w:cs="Times New Roman"/></w:rPr></w:pPr></w:p></w:tc><w:tc><w:tcPr><w:tcW w:w="567" w:type="dxa"/></w:tcPr><w:p><w:pPr><w:jc w:val="both"/><w:rPr><w:rFonts w:ascii="Times New Roman" w:eastAsia="DFKai-SB" w:hAnsi="Times New Roman" w:cs="Times New Roman"/></w:rPr></w:pPr></w:p></w:tc><w:tc><w:tcPr><w:tcW w:w="567" w:type="dxa"/></w:tcPr><w:p><w:pPr><w:jc w:val="both"/><w:rPr><w:rFonts w:ascii="Times New Roman" w:eastAsia="DFKai-SB" w:hAnsi="Times New Roman" w:cs="Times New Roman"/></w:rPr></w:pPr></w:p></w:tc><w:tc><w:tcPr><w:tcW w:w="567" w:type="dxa"/></w:tcPr><w:p><w:pPr><w:jc w:val="both"/><w:rPr><w:rFonts w:ascii="Times New Roman" w:eastAsia="DFKai-SB" w:hAnsi="Times New Roman" w:cs="Times New Roman"/></w:rPr></w:pPr></w:p></w:tc><w:tc><w:tcPr><w:tcW w:w="567" w:type="dxa"/></w:tcPr><w:p><w:pPr><w:jc w:val="both"/><w:rPr><w:rFonts w:ascii="Times New Roman" w:eastAsia="DFKai-SB" w:hAnsi="Times New Roman" w:cs="Times New Roman"/></w:rPr></w:pPr></w:p></w:tc><w:tc><w:tcPr><w:tcW w:w="567" w:type="dxa"/></w:tcPr><w:p><w:pPr><w:jc w:val="both"/><w:rPr><w:rFonts w:ascii="Times New Roman" w:eastAsia="DFKai-SB" w:hAnsi="Times New Roman" w:cs="Times New Roman"/></w:rPr></w:pPr></w:p></w:tc><w:tc><w:tcPr><w:tcW w:w="567" w:type="dxa"/></w:tcPr><w:p><w:pPr><w:jc w:val="both"/><w:rPr><w:rFonts w:ascii="Times New Roman" w:eastAsia="DFKai-SB" w:hAnsi="Times New Roman" w:cs="Times New Roman"/></w:rPr></w:pPr></w:p></w:tc><w:tc><w:tcPr><w:tcW w:w="1191" w:type="dxa"/></w:tcPr><w:p><w:pPr><w:jc w:val="both"/><w:rPr><w:rFonts w:ascii="Times New Roman" w:eastAsia="DFKai-SB" w:hAnsi="Times New Roman" w:cs="Times New Roman"/></w:rPr></w:pPr></w:p></w:tc></w:tr><w:tr><w:trPr><w:trHeight w:val="567"/></w:trPr><w:tc><w:tcPr><w:tcW w:w="1757" w:type="dxa"/></w:tcPr><w:p><w:pPr><w:jc w:val="both"/><w:rPr><w:rFonts w:ascii="Times New Roman" w:eastAsia="DFKai-SB" w:hAnsi="Times New Roman" w:cs="Times New Roman"/></w:rPr></w:pPr></w:p></w:tc><w:tc><w:tcPr><w:tcW w:w="567" w:type="dxa"/></w:tcPr><w:p><w:pPr><w:jc w:val="both"/><w:rPr><w:rFonts w:ascii="Times New Roman" w:eastAsia="DFKai-SB" w:hAnsi="Times New Roman" w:cs="Times New Roman"/></w:rPr></w:pPr></w:p></w:tc><w:tc><w:tcPr><w:tcW w:w="567" w:type="dxa"/></w:tcPr><w:p><w:pPr><w:jc w:val="both"/><w:rPr><w:rFonts w:ascii="Times New Roman" w:eastAsia="DFKai-SB" w:hAnsi="Times New Roman" w:cs="Times New Roman"/></w:rPr></w:pPr></w:p></w:tc><w:tc><w:tcPr><w:tcW w:w="567" w:type="dxa"/></w:tcPr><w:p><w:pPr><w:jc w:val="both"/><w:rPr><w:rFonts w:ascii="Times New Roman" w:eastAsia="DFKai-SB" w:hAnsi="Times New Roman" w:cs="Times New Roman"/></w:rPr></w:pPr></w:p></w:tc><w:tc><w:tcPr><w:tcW w:w="567" w:type="dxa"/></w:tcPr><w:p><w:pPr><w:jc w:val="both"/><w:rPr><w:rFonts w:ascii="Times New Roman" w:eastAsia="DFKai-SB" w:hAnsi="Times New Roman" w:cs="Times New Roman"/></w:rPr></w:pPr></w:p></w:tc><w:tc><w:tcPr><w:tcW w:w="567" w:type="dxa"/></w:tcPr><w:p><w:pPr><w:jc w:val="both"/><w:rPr><w:rFonts w:ascii="Times New Roman" w:eastAsia="DFKai-SB" w:hAnsi="Times New Roman" w:cs="Times New Roman"/></w:rPr></w:pPr></w:p></w:tc><w:tc><w:tcPr><w:tcW w:w="567" w:type="dxa"/></w:tcPr><w:p><w:pPr><w:jc w:val="both"/><w:rPr><w:rFonts w:ascii="Times New Roman" w:eastAsia="DFKai-SB" w:hAnsi="Times New Roman" w:cs="Times New Roman"/></w:rPr></w:pPr></w:p></w:tc><w:tc><w:tcPr><w:tcW w:w="567" w:type="dxa"/></w:tcPr><w:p><w:pPr><w:jc w:val="both"/><w:rPr><w:rFonts w:ascii="Times New Roman" w:eastAsia="DFKai-SB" w:hAnsi="Times New Roman" w:cs="Times New Roman"/></w:rPr></w:pPr></w:p></w:tc><w:tc><w:tcPr><w:tcW w:w="567" w:type="dxa"/></w:tcPr><w:p><w:pPr><w:jc w:val="both"/><w:rPr><w:rFonts w:ascii="Times New Roman" w:eastAsia="DFKai-SB" w:hAnsi="Times New Roman" w:cs="Times New Roman"/></w:rPr></w:pPr></w:p></w:tc><w:tc><w:tcPr><w:tcW w:w="567" w:type="dxa"/></w:tcPr><w:p><w:pPr><w:jc w:val="both"/><w:rPr><w:rFonts w:ascii="Times New Roman" w:eastAsia="DFKai-SB" w:hAnsi="Times New Roman" w:cs="Times New Roman"/></w:rPr></w:pPr></w:p></w:tc><w:tc><w:tcPr><w:tcW w:w="567" w:type="dxa"/></w:tcPr><w:p><w:pPr><w:jc w:val="both"/><w:rPr><w:rFonts w:ascii="Times New Roman" w:eastAsia="DFKai-SB" w:hAnsi="Times New Roman" w:cs="Times New Roman"/></w:rPr></w:pPr></w:p></w:tc><w:tc><w:tcPr><w:tcW w:w="567" w:type="dxa"/></w:tcPr><w:p><w:pPr><w:jc w:val="both"/><w:rPr><w:rFonts w:ascii="Times New Roman" w:eastAsia="DFKai-SB" w:hAnsi="Times New Roman" w:cs="Times New Roman"/></w:rPr></w:pPr></w:p></w:tc><w:tc><w:tcPr><w:tcW w:w="567" w:type="dxa"/></w:tcPr><w:p><w:pPr><w:jc w:val="both"/><w:rPr><w:rFonts w:ascii="Times New Roman" w:eastAsia="DFKai-SB" w:hAnsi="Times New Roman" w:cs="Times New Roman"/></w:rPr></w:pPr></w:p></w:tc><w:tc><w:tcPr><w:tcW w:w="1191" w:type="dxa"/></w:tcPr><w:p><w:pPr><w:jc w:val="both"/><w:rPr><w:rFonts w:ascii="Times New Roman" w:eastAsia="DFKai-SB" w:hAnsi="Times New Roman" w:cs="Times New Roman"/></w:rPr></w:pPr></w:p></w:tc></w:tr><w:tr><w:trPr><w:trHeight w:val="567"/></w:trPr><w:tc><w:tcPr><w:tcW w:w="1757" w:type="dxa"/></w:tcPr><w:p><w:pPr><w:jc w:val="both"/><w:rPr><w:rFonts w:ascii="Times New Roman" w:eastAsia="DFKai-SB" w:hAnsi="Times New Roman" w:cs="Times New Roman"/></w:rPr></w:pPr></w:p></w:tc><w:tc><w:tcPr><w:tcW w:w="567" w:type="dxa"/></w:tcPr><w:p><w:pPr><w:jc w:val="both"/><w:rPr><w:rFonts w:ascii="Times New Roman" w:eastAsia="DFKai-SB" w:hAnsi="Times New Roman" w:cs="Times New Roman"/></w:rPr></w:pPr></w:p></w:tc><w:tc><w:tcPr><w:tcW w:w="567" w:type="dxa"/></w:tcPr><w:p><w:pPr><w:jc w:val="both"/><w:rPr><w:rFonts w:ascii="Times New Roman" w:eastAsia="DFKai-SB" w:hAnsi="Times New Roman" w:cs="Times New Roman"/></w:rPr></w:pPr></w:p></w:tc><w:tc><w:tcPr><w:tcW w:w="567" w:type="dxa"/></w:tcPr><w:p><w:pPr><w:jc w:val="both"/><w:rPr><w:rFonts w:ascii="Times New Roman" w:eastAsia="DFKai-SB" w:hAnsi="Times New Roman" w:cs="Times New Roman"/></w:rPr></w:pPr></w:p></w:tc><w:tc><w:tcPr><w:tcW w:w="567" w:type="dxa"/></w:tcPr><w:p><w:pPr><w:jc w:val="both"/><w:rPr><w:rFonts w:ascii="Times New Roman" w:eastAsia="DFKai-SB" w:hAnsi="Times New Roman" w:cs="Times New Roman"/></w:rPr></w:pPr></w:p></w:tc><w:tc><w:tcPr><w:tcW w:w="567" w:type="dxa"/></w:tcPr><w:p><w:pPr><w:jc w:val="both"/><w:rPr><w:rFonts w:ascii="Times New Roman" w:eastAsia="DFKai-SB" w:hAnsi="Times New Roman" w:cs="Times New Roman"/></w:rPr></w:pPr></w:p></w:tc><w:tc><w:tcPr><w:tcW w:w="567" w:type="dxa"/></w:tcPr><w:p><w:pPr><w:jc w:val="both"/><w:rPr><w:rFonts w:ascii="Times New Roman" w:eastAsia="DFKai-SB" w:hAnsi="Times New Roman" w:cs="Times New Roman"/></w:rPr></w:pPr></w:p></w:tc><w:tc><w:tcPr><w:tcW w:w="567" w:type="dxa"/></w:tcPr><w:p><w:pPr><w:jc w:val="both"/><w:rPr><w:rFonts w:ascii="Times New Roman" w:eastAsia="DFKai-SB" w:hAnsi="Times New Roman" w:cs="Times New Roman"/></w:rPr></w:pPr></w:p></w:tc><w:tc><w:tcPr><w:tcW w:w="567" w:type="dxa"/></w:tcPr><w:p><w:pPr><w:jc w:val="both"/><w:rPr><w:rFonts w:ascii="Times New Roman" w:eastAsia="DFKai-SB" w:hAnsi="Times New Roman" w:cs="Times New Roman"/></w:rPr></w:pPr></w:p></w:tc><w:tc><w:tcPr><w:tcW w:w="567" w:type="dxa"/></w:tcPr><w:p><w:pPr><w:jc w:val="both"/><w:rPr><w:rFonts w:ascii="Times New Roman" w:eastAsia="DFKai-SB" w:hAnsi="Times New Roman" w:cs="Times New Roman"/></w:rPr></w:pPr></w:p></w:tc><w:tc><w:tcPr><w:tcW w:w="567" w:type="dxa"/></w:tcPr><w:p><w:pPr><w:jc w:val="both"/><w:rPr><w:rFonts w:ascii="Times New Roman" w:eastAsia="DFKai-SB" w:hAnsi="Times New Roman" w:cs="Times New Roman"/></w:rPr></w:pPr></w:p></w:tc><w:tc><w:tcPr><w:tcW w:w="567" w:type="dxa"/></w:tcPr><w:p><w:pPr><w:jc w:val="both"/><w:rPr><w:rFonts w:ascii="Times New Roman" w:eastAsia="DFKai-SB" w:hAnsi="Times New Roman" w:cs="Times New Roman"/></w:rPr></w:pPr></w:p></w:tc><w:tc><w:tcPr><w:tcW w:w="567" w:type="dxa"/></w:tcPr><w:p><w:pPr><w:jc w:val="both"/><w:rPr><w:rFonts w:ascii="Times New Roman" w:eastAsia="DFKai-SB" w:hAnsi="Times New Roman" w:cs="Times New Roman"/></w:rPr></w:pPr></w:p></w:tc><w:tc><w:tcPr><w:tcW w:w="1191" w:type="dxa"/></w:tcPr><w:p><w:pPr><w:jc w:val="both"/><w:rPr><w:rFonts w:ascii="Times New Roman" w:eastAsia="DFKai-SB" w:hAnsi="Times New Roman" w:cs="Times New Roman"/></w:rPr></w:pPr></w:p></w:tc></w:tr><w:tr><w:trPr><w:trHeight w:val="567"/></w:trPr><w:tc><w:tcPr><w:tcW w:w="1757" w:type="dxa"/></w:tcPr><w:p><w:pPr><w:jc w:val="both"/><w:rPr><w:rFonts w:ascii="Times New Roman" w:eastAsia="DFKai-SB" w:hAnsi="Times New Roman" w:cs="Times New Roman"/></w:rPr></w:pPr></w:p></w:tc><w:tc><w:tcPr><w:tcW w:w="567" w:type="dxa"/></w:tcPr><w:p><w:pPr><w:jc w:val="both"/><w:rPr><w:rFonts w:ascii="Times New Roman" w:eastAsia="DFKai-SB" w:hAnsi="Times New Roman" w:cs="Times New Roman"/></w:rPr></w:pPr></w:p></w:tc><w:tc><w:tcPr><w:tcW w:w="567" w:type="dxa"/></w:tcPr><w:p><w:pPr><w:jc w:val="both"/><w:rPr><w:rFonts w:ascii="Times New Roman" w:eastAsia="DFKai-SB" w:hAnsi="Times New Roman" w:cs="Times New Roman"/></w:rPr></w:pPr></w:p></w:tc><w:tc><w:tcPr><w:tcW w:w="567" w:type="dxa"/></w:tcPr><w:p><w:pPr><w:jc w:val="both"/><w:rPr><w:rFonts w:ascii="Times New Roman" w:eastAsia="DFKai-SB" w:hAnsi="Times New Roman" w:cs="Times New Roman"/></w:rPr></w:pPr></w:p></w:tc><w:tc><w:tcPr><w:tcW w:w="567" w:type="dxa"/></w:tcPr><w:p><w:pPr><w:jc w:val="both"/><w:rPr><w:rFonts w:ascii="Times New Roman" w:eastAsia="DFKai-SB" w:hAnsi="Times New Roman" w:cs="Times New Roman"/></w:rPr></w:pPr></w:p></w:tc><w:tc><w:tcPr><w:tcW w:w="567" w:type="dxa"/></w:tcPr><w:p><w:pPr><w:jc w:val="both"/><w:rPr><w:rFonts w:ascii="Times New Roman" w:eastAsia="DFKai-SB" w:hAnsi="Times New Roman" w:cs="Times New Roman"/></w:rPr></w:pPr></w:p></w:tc><w:tc><w:tcPr><w:tcW w:w="567" w:type="dxa"/></w:tcPr><w:p><w:pPr><w:jc w:val="both"/><w:rPr><w:rFonts w:ascii="Times New Roman" w:eastAsia="DFKai-SB" w:hAnsi="Times New Roman" w:cs="Times New Roman"/></w:rPr></w:pPr></w:p></w:tc><w:tc><w:tcPr><w:tcW w:w="567" w:type="dxa"/></w:tcPr><w:p><w:pPr><w:jc w:val="both"/><w:rPr><w:rFonts w:ascii="Times New Roman" w:eastAsia="DFKai-SB" w:hAnsi="Times New Roman" w:cs="Times New Roman"/></w:rPr></w:pPr></w:p></w:tc><w:tc><w:tcPr><w:tcW w:w="567" w:type="dxa"/></w:tcPr><w:p><w:pPr><w:jc w:val="both"/><w:rPr><w:rFonts w:ascii="Times New Roman" w:eastAsia="DFKai-SB" w:hAnsi="Times New Roman" w:cs="Times New Roman"/></w:rPr></w:pPr></w:p></w:tc><w:tc><w:tcPr><w:tcW w:w="567" w:type="dxa"/></w:tcPr><w:p><w:pPr><w:jc w:val="both"/><w:rPr><w:rFonts w:ascii="Times New Roman" w:eastAsia="DFKai-SB" w:hAnsi="Times New Roman" w:cs="Times New Roman"/></w:rPr></w:pPr></w:p></w:tc><w:tc><w:tcPr><w:tcW w:w="567" w:type="dxa"/></w:tcPr><w:p><w:pPr><w:jc w:val="both"/><w:rPr><w:rFonts w:ascii="Times New Roman" w:eastAsia="DFKai-SB" w:hAnsi="Times New Roman" w:cs="Times New Roman"/></w:rPr></w:pPr></w:p></w:tc><w:tc><w:tcPr><w:tcW w:w="567" w:type="dxa"/></w:tcPr><w:p><w:pPr><w:jc w:val="both"/><w:rPr><w:rFonts w:ascii="Times New Roman" w:eastAsia="DFKai-SB" w:hAnsi="Times New Roman" w:cs="Times New Roman"/></w:rPr></w:pPr></w:p></w:tc><w:tc><w:tcPr><w:tcW w:w="567" w:type="dxa"/></w:tcPr><w:p><w:pPr><w:jc w:val="both"/><w:rPr><w:rFonts w:ascii="Times New Roman" w:eastAsia="DFKai-SB" w:hAnsi="Times New Roman" w:cs="Times New Roman"/></w:rPr></w:pPr></w:p></w:tc><w:tc><w:tcPr><w:tcW w:w="1191" w:type="dxa"/></w:tcPr><w:p><w:pPr><w:jc w:val="both"/><w:rPr><w:rFonts w:ascii="Times New Roman" w:eastAsia="DFKai-SB" w:hAnsi="Times New Roman" w:cs="Times New Roman"/></w:rPr></w:pPr></w:p></w:tc></w:tr><w:tr><w:trPr><w:trHeight w:val="567"/></w:trPr><w:tc><w:tcPr><w:tcW w:w="1757" w:type="dxa"/></w:tcPr><w:p><w:pPr><w:jc w:val="both"/><w:rPr><w:rFonts w:ascii="Times New Roman" w:eastAsia="DFKai-SB" w:hAnsi="Times New Roman" w:cs="Times New Roman"/></w:rPr></w:pPr></w:p></w:tc><w:tc><w:tcPr><w:tcW w:w="567" w:type="dxa"/></w:tcPr><w:p><w:pPr><w:jc w:val="both"/><w:rPr><w:rFonts w:ascii="Times New Roman" w:eastAsia="DFKai-SB" w:hAnsi="Times New Roman" w:cs="Times New Roman"/></w:rPr></w:pPr></w:p></w:tc><w:tc><w:tcPr><w:tcW w:w="567" w:type="dxa"/></w:tcPr><w:p><w:pPr><w:jc w:val="both"/><w:rPr><w:rFonts w:ascii="Times New Roman" w:eastAsia="DFKai-SB" w:hAnsi="Times New Roman" w:cs="Times New Roman"/></w:rPr></w:pPr></w:p></w:tc><w:tc><w:tcPr><w:tcW w:w="567" w:type="dxa"/></w:tcPr><w:p><w:pPr><w:jc w:val="both"/><w:rPr><w:rFonts w:ascii="Times New Roman" w:eastAsia="DFKai-SB" w:hAnsi="Times New Roman" w:cs="Times New Roman"/></w:rPr></w:pPr></w:p></w:tc><w:tc><w:tcPr><w:tcW w:w="567" w:type="dxa"/></w:tcPr><w:p><w:pPr><w:jc w:val="both"/><w:rPr><w:rFonts w:ascii="Times New Roman" w:eastAsia="DFKai-SB" w:hAnsi="Times New Roman" w:cs="Times New Roman"/></w:rPr></w:pPr></w:p></w:tc><w:tc><w:tcPr><w:tcW w:w="567" w:type="dxa"/></w:tcPr><w:p><w:pPr><w:jc w:val="both"/><w:rPr><w:rFonts w:ascii="Times New Roman" w:eastAsia="DFKai-SB" w:hAnsi="Times New Roman" w:cs="Times New Roman"/></w:rPr></w:pPr></w:p></w:tc><w:tc><w:tcPr><w:tcW w:w="567" w:type="dxa"/></w:tcPr><w:p><w:pPr><w:jc w:val="both"/><w:rPr><w:rFonts w:ascii="Times New Roman" w:eastAsia="DFKai-SB" w:hAnsi="Times New Roman" w:cs="Times New Roman"/></w:rPr></w:pPr></w:p></w:tc><w:tc><w:tcPr><w:tcW w:w="567" w:type="dxa"/></w:tcPr><w:p><w:pPr><w:jc w:val="both"/><w:rPr><w:rFonts w:ascii="Times New Roman" w:eastAsia="DFKai-SB" w:hAnsi="Times New Roman" w:cs="Times New Roman"/></w:rPr></w:pPr></w:p></w:tc><w:tc><w:tcPr><w:tcW w:w="567" w:type="dxa"/></w:tcPr><w:p><w:pPr><w:jc w:val="both"/><w:rPr><w:rFonts w:ascii="Times New Roman" w:eastAsia="DFKai-SB" w:hAnsi="Times New Roman" w:cs="Times New Roman"/></w:rPr></w:pPr></w:p></w:tc><w:tc><w:tcPr><w:tcW w:w="567" w:type="dxa"/></w:tcPr><w:p><w:pPr><w:jc w:val="both"/><w:rPr><w:rFonts w:ascii="Times New Roman" w:eastAsia="DFKai-SB" w:hAnsi="Times New Roman" w:cs="Times New Roman"/></w:rPr></w:pPr></w:p></w:tc><w:tc><w:tcPr><w:tcW w:w="567" w:type="dxa"/></w:tcPr><w:p><w:pPr><w:jc w:val="both"/><w:rPr><w:rFonts w:ascii="Times New Roman" w:eastAsia="DFKai-SB" w:hAnsi="Times New Roman" w:cs="Times New Roman"/></w:rPr></w:pPr></w:p></w:tc><w:tc><w:tcPr><w:tcW w:w="567" w:type="dxa"/></w:tcPr><w:p><w:pPr><w:jc w:val="both"/><w:rPr><w:rFonts w:ascii="Times New Roman" w:eastAsia="DFKai-SB" w:hAnsi="Times New Roman" w:cs="Times New Roman"/></w:rPr></w:pPr></w:p></w:tc><w:tc><w:tcPr><w:tcW w:w="567" w:type="dxa"/></w:tcPr><w:p><w:pPr><w:jc w:val="both"/><w:rPr><w:rFonts w:ascii="Times New Roman" w:eastAsia="DFKai-SB" w:hAnsi="Times New Roman" w:cs="Times New Roman"/></w:rPr></w:pPr></w:p></w:tc><w:tc><w:tcPr><w:tcW w:w="1191" w:type="dxa"/></w:tcPr><w:p><w:pPr><w:jc w:val="both"/><w:rPr><w:rFonts w:ascii="Times New Roman" w:eastAsia="DFKai-SB" w:hAnsi="Times New Roman" w:cs="Times New Roman"/></w:rPr></w:pPr></w:p></w:tc></w:tr><w:tr><w:trPr><w:trHeight w:val="567"/></w:trPr><w:tc><w:tcPr><w:tcW w:w="1757" w:type="dxa"/></w:tcPr><w:p><w:pPr><w:jc w:val="both"/><w:rPr><w:rFonts w:ascii="Times New Roman" w:eastAsia="DFKai-SB" w:hAnsi="Times New Roman" w:cs="Times New Roman"/></w:rPr></w:pPr></w:p></w:tc><w:tc><w:tcPr><w:tcW w:w="567" w:type="dxa"/></w:tcPr><w:p><w:pPr><w:jc w:val="both"/><w:rPr><w:rFonts w:ascii="Times New Roman" w:eastAsia="DFKai-SB" w:hAnsi="Times New Roman" w:cs="Times New Roman"/></w:rPr></w:pPr></w:p></w:tc><w:tc><w:tcPr><w:tcW w:w="567" w:type="dxa"/></w:tcPr><w:p><w:pPr><w:jc w:val="both"/><w:rPr><w:rFonts w:ascii="Times New Roman" w:eastAsia="DFKai-SB" w:hAnsi="Times New Roman" w:cs="Times New Roman"/></w:rPr></w:pPr></w:p></w:tc><w:tc><w:tcPr><w:tcW w:w="567" w:type="dxa"/></w:tcPr><w:p><w:pPr><w:jc w:val="both"/><w:rPr><w:rFonts w:ascii="Times New Roman" w:eastAsia="DFKai-SB" w:hAnsi="Times New Roman" w:cs="Times New Roman"/></w:rPr></w:pPr></w:p></w:tc><w:tc><w:tcPr><w:tcW w:w="567" w:type="dxa"/></w:tcPr><w:p><w:pPr><w:jc w:val="both"/><w:rPr><w:rFonts w:ascii="Times New Roman" w:eastAsia="DFKai-SB" w:hAnsi="Times New Roman" w:cs="Times New Roman"/></w:rPr></w:pPr></w:p></w:tc><w:tc><w:tcPr><w:tcW w:w="567" w:type="dxa"/></w:tcPr><w:p><w:pPr><w:jc w:val="both"/><w:rPr><w:rFonts w:ascii="Times New Roman" w:eastAsia="DFKai-SB" w:hAnsi="Times New Roman" w:cs="Times New Roman"/></w:rPr></w:pPr></w:p></w:tc><w:tc><w:tcPr><w:tcW w:w="567" w:type="dxa"/></w:tcPr><w:p><w:pPr><w:jc w:val="both"/><w:rPr><w:rFonts w:ascii="Times New Roman" w:eastAsia="DFKai-SB" w:hAnsi="Times New Roman" w:cs="Times New Roman"/></w:rPr></w:pPr></w:p></w:tc><w:tc><w:tcPr><w:tcW w:w="567" w:type="dxa"/></w:tcPr><w:p><w:pPr><w:jc w:val="both"/><w:rPr><w:rFonts w:ascii="Times New Roman" w:eastAsia="DFKai-SB" w:hAnsi="Times New Roman" w:cs="Times New Roman"/></w:rPr></w:pPr></w:p></w:tc><w:tc><w:tcPr><w:tcW w:w="567" w:type="dxa"/></w:tcPr><w:p><w:pPr><w:jc w:val="both"/><w:rPr><w:rFonts w:ascii="Times New Roman" w:eastAsia="DFKai-SB" w:hAnsi="Times New Roman" w:cs="Times New Roman"/></w:rPr></w:pPr></w:p></w:tc><w:tc><w:tcPr><w:tcW w:w="567" w:type="dxa"/></w:tcPr><w:p><w:pPr><w:jc w:val="both"/><w:rPr><w:rFonts w:ascii="Times New Roman" w:eastAsia="DFKai-SB" w:hAnsi="Times New Roman" w:cs="Times New Roman"/></w:rPr></w:pPr></w:p></w:tc><w:tc><w:tcPr><w:tcW w:w="567" w:type="dxa"/></w:tcPr><w:p><w:pPr><w:jc w:val="both"/><w:rPr><w:rFonts w:ascii="Times New Roman" w:eastAsia="DFKai-SB" w:hAnsi="Times New Roman" w:cs="Times New Roman"/></w:rPr></w:pPr></w:p></w:tc><w:tc><w:tcPr><w:tcW w:w="567" w:type="dxa"/></w:tcPr><w:p><w:pPr><w:jc w:val="both"/><w:rPr><w:rFonts w:ascii="Times New Roman" w:eastAsia="DFKai-SB" w:hAnsi="Times New Roman" w:cs="Times New Roman"/></w:rPr></w:pPr></w:p></w:tc><w:tc><w:tcPr><w:tcW w:w="567" w:type="dxa"/></w:tcPr><w:p><w:pPr><w:jc w:val="both"/><w:rPr><w:rFonts w:ascii="Times New Roman" w:eastAsia="DFKai-SB" w:hAnsi="Times New Roman" w:cs="Times New Roman"/></w:rPr></w:pPr></w:p></w:tc><w:tc><w:tcPr><w:tcW w:w="1191" w:type="dxa"/></w:tcPr><w:p><w:pPr><w:jc w:val="both"/><w:rPr><w:rFonts w:ascii="Times New Roman" w:eastAsia="DFKai-SB" w:hAnsi="Times New Roman" w:cs="Times New Roman"/></w:rPr></w:pPr></w:p></w:tc></w:tr><w:tr><w:trPr><w:trHeight w:val="567"/></w:trPr><w:tc><w:tcPr><w:tcW w:w="1757" w:type="dxa"/></w:tcPr><w:p><w:pPr><w:jc w:val="both"/><w:rPr><w:rFonts w:ascii="Times New Roman" w:eastAsia="DFKai-SB" w:hAnsi="Times New Roman" w:cs="Times New Roman"/></w:rPr></w:pPr></w:p></w:tc><w:tc><w:tcPr><w:tcW w:w="567" w:type="dxa"/></w:tcPr><w:p><w:pPr><w:jc w:val="both"/><w:rPr><w:rFonts w:ascii="Times New Roman" w:eastAsia="DFKai-SB" w:hAnsi="Times New Roman" w:cs="Times New Roman"/></w:rPr></w:pPr></w:p></w:tc><w:tc><w:tcPr><w:tcW w:w="567" w:type="dxa"/></w:tcPr><w:p><w:pPr><w:jc w:val="both"/><w:rPr><w:rFonts w:ascii="Times New Roman" w:eastAsia="DFKai-SB" w:hAnsi="Times New Roman" w:cs="Times New Roman"/></w:rPr></w:pPr></w:p></w:tc><w:tc><w:tcPr><w:tcW w:w="567" w:type="dxa"/></w:tcPr><w:p><w:pPr><w:jc w:val="both"/><w:rPr><w:rFonts w:ascii="Times New Roman" w:eastAsia="DFKai-SB" w:hAnsi="Times New Roman" w:cs="Times New Roman"/></w:rPr></w:pPr></w:p></w:tc><w:tc><w:tcPr><w:tcW w:w="567" w:type="dxa"/></w:tcPr><w:p><w:pPr><w:jc w:val="both"/><w:rPr><w:rFonts w:ascii="Times New Roman" w:eastAsia="DFKai-SB" w:hAnsi="Times New Roman" w:cs="Times New Roman"/></w:rPr></w:pPr></w:p></w:tc><w:tc><w:tcPr><w:tcW w:w="567" w:type="dxa"/></w:tcPr><w:p><w:pPr><w:jc w:val="both"/><w:rPr><w:rFonts w:ascii="Times New Roman" w:eastAsia="DFKai-SB" w:hAnsi="Times New Roman" w:cs="Times New Roman"/></w:rPr></w:pPr></w:p></w:tc><w:tc><w:tcPr><w:tcW w:w="567" w:type="dxa"/></w:tcPr><w:p><w:pPr><w:jc w:val="both"/><w:rPr><w:rFonts w:ascii="Times New Roman" w:eastAsia="DFKai-SB" w:hAnsi="Times New Roman" w:cs="Times New Roman"/></w:rPr></w:pPr></w:p></w:tc><w:tc><w:tcPr><w:tcW w:w="567" w:type="dxa"/></w:tcPr><w:p><w:pPr><w:jc w:val="both"/><w:rPr><w:rFonts w:ascii="Times New Roman" w:eastAsia="DFKai-SB" w:hAnsi="Times New Roman" w:cs="Times New Roman"/></w:rPr></w:pPr></w:p></w:tc><w:tc><w:tcPr><w:tcW w:w="567" w:type="dxa"/></w:tcPr><w:p><w:pPr><w:jc w:val="both"/><w:rPr><w:rFonts w:ascii="Times New Roman" w:eastAsia="DFKai-SB" w:hAnsi="Times New Roman" w:cs="Times New Roman"/></w:rPr></w:pPr></w:p></w:tc><w:tc><w:tcPr><w:tcW w:w="567" w:type="dxa"/></w:tcPr><w:p><w:pPr><w:jc w:val="both"/><w:rPr><w:rFonts w:ascii="Times New Roman" w:eastAsia="DFKai-SB" w:hAnsi="Times New Roman" w:cs="Times New Roman"/></w:rPr></w:pPr></w:p></w:tc><w:tc><w:tcPr><w:tcW w:w="567" w:type="dxa"/></w:tcPr><w:p><w:pPr><w:jc w:val="both"/><w:rPr><w:rFonts w:ascii="Times New Roman" w:eastAsia="DFKai-SB" w:hAnsi="Times New Roman" w:cs="Times New Roman"/></w:rPr></w:pPr></w:p></w:tc><w:tc><w:tcPr><w:tcW w:w="567" w:type="dxa"/></w:tcPr><w:p><w:pPr><w:jc w:val="both"/><w:rPr><w:rFonts w:ascii="Times New Roman" w:eastAsia="DFKai-SB" w:hAnsi="Times New Roman" w:cs="Times New Roman"/></w:rPr></w:pPr></w:p></w:tc><w:tc><w:tcPr><w:tcW w:w="567" w:type="dxa"/></w:tcPr><w:p><w:pPr><w:jc w:val="both"/><w:rPr><w:rFonts w:ascii="Times New Roman" w:eastAsia="DFKai-SB" w:hAnsi="Times New Roman" w:cs="Times New Roman"/></w:rPr></w:pPr></w:p></w:tc><w:tc><w:tcPr><w:tcW w:w="1191" w:type="dxa"/></w:tcPr><w:p><w:pPr><w:jc w:val="both"/><w:rPr><w:rFonts w:ascii="Times New Roman" w:eastAsia="DFKai-SB" w:hAnsi="Times New Roman" w:cs="Times New Roman"/></w:rPr></w:pPr></w:p></w:tc></w:tr><w:tr><w:trPr><w:trHeight w:val="567"/></w:trPr><w:tc><w:tcPr><w:tcW w:w="1757" w:type="dxa"/></w:tcPr><w:p><w:pPr><w:jc w:val="both"/><w:rPr><w:rFonts w:ascii="Times New Roman" w:eastAsia="DFKai-SB" w:hAnsi="Times New Roman" w:cs="Times New Roman"/></w:rPr></w:pPr></w:p></w:tc><w:tc><w:tcPr><w:tcW w:w="567" w:type="dxa"/></w:tcPr><w:p><w:pPr><w:jc w:val="both"/><w:rPr><w:rFonts w:ascii="Times New Roman" w:eastAsia="DFKai-SB" w:hAnsi="Times New Roman" w:cs="Times New Roman"/></w:rPr></w:pPr></w:p></w:tc><w:tc><w:tcPr><w:tcW w:w="567" w:type="dxa"/></w:tcPr><w:p><w:pPr><w:jc w:val="both"/><w:rPr><w:rFonts w:ascii="Times New Roman" w:eastAsia="DFKai-SB" w:hAnsi="Times New Roman" w:cs="Times New Roman"/></w:rPr></w:pPr></w:p></w:tc><w:tc><w:tcPr><w:tcW w:w="567" w:type="dxa"/></w:tcPr><w:p><w:pPr><w:jc w:val="both"/><w:rPr><w:rFonts w:ascii="Times New Roman" w:eastAsia="DFKai-SB" w:hAnsi="Times New Roman" w:cs="Times New Roman"/></w:rPr></w:pPr></w:p></w:tc><w:tc><w:tcPr><w:tcW w:w="567" w:type="dxa"/></w:tcPr><w:p><w:pPr><w:jc w:val="both"/><w:rPr><w:rFonts w:ascii="Times New Roman" w:eastAsia="DFKai-SB" w:hAnsi="Times New Roman" w:cs="Times New Roman"/></w:rPr></w:pPr></w:p></w:tc><w:tc><w:tcPr><w:tcW w:w="567" w:type="dxa"/></w:tcPr><w:p><w:pPr><w:jc w:val="both"/><w:rPr><w:rFonts w:ascii="Times New Roman" w:eastAsia="DFKai-SB" w:hAnsi="Times New Roman" w:cs="Times New Roman"/></w:rPr></w:pPr></w:p></w:tc><w:tc><w:tcPr><w:tcW w:w="567" w:type="dxa"/></w:tcPr><w:p><w:pPr><w:jc w:val="both"/><w:rPr><w:rFonts w:ascii="Times New Roman" w:eastAsia="DFKai-SB" w:hAnsi="Times New Roman" w:cs="Times New Roman"/></w:rPr></w:pPr></w:p></w:tc><w:tc><w:tcPr><w:tcW w:w="567" w:type="dxa"/></w:tcPr><w:p><w:pPr><w:jc w:val="both"/><w:rPr><w:rFonts w:ascii="Times New Roman" w:eastAsia="DFKai-SB" w:hAnsi="Times New Roman" w:cs="Times New Roman"/></w:rPr></w:pPr></w:p></w:tc><w:tc><w:tcPr><w:tcW w:w="567" w:type="dxa"/></w:tcPr><w:p><w:pPr><w:jc w:val="both"/><w:rPr><w:rFonts w:ascii="Times New Roman" w:eastAsia="DFKai-SB" w:hAnsi="Times New Roman" w:cs="Times New Roman"/></w:rPr></w:pPr></w:p></w:tc><w:tc><w:tcPr><w:tcW w:w="567" w:type="dxa"/></w:tcPr><w:p><w:pPr><w:jc w:val="both"/><w:rPr><w:rFonts w:ascii="Times New Roman" w:eastAsia="DFKai-SB" w:hAnsi="Times New Roman" w:cs="Times New Roman"/></w:rPr></w:pPr></w:p></w:tc><w:tc><w:tcPr><w:tcW w:w="567" w:type="dxa"/></w:tcPr><w:p><w:pPr><w:jc w:val="both"/><w:rPr><w:rFonts w:ascii="Times New Roman" w:eastAsia="DFKai-SB" w:hAnsi="Times New Roman" w:cs="Times New Roman"/></w:rPr></w:pPr></w:p></w:tc><w:tc><w:tcPr><w:tcW w:w="567" w:type="dxa"/></w:tcPr><w:p><w:pPr><w:jc w:val="both"/><w:rPr><w:rFonts w:ascii="Times New Roman" w:eastAsia="DFKai-SB" w:hAnsi="Times New Roman" w:cs="Times New Roman"/></w:rPr></w:pPr></w:p></w:tc><w:tc><w:tcPr><w:tcW w:w="567" w:type="dxa"/></w:tcPr><w:p><w:pPr><w:jc w:val="both"/><w:rPr><w:rFonts w:ascii="Times New Roman" w:eastAsia="DFKai-SB" w:hAnsi="Times New Roman" w:cs="Times New Roman"/></w:rPr></w:pPr></w:p></w:tc><w:tc><w:tcPr><w:tcW w:w="1191" w:type="dxa"/></w:tcPr><w:p><w:pPr><w:jc w:val="both"/><w:rPr><w:rFonts w:ascii="Times New Roman" w:eastAsia="DFKai-SB" w:hAnsi="Times New Roman" w:cs="Times New Roman"/></w:rPr></w:pPr></w:p></w:tc></w:tr><w:tr><w:trPr><w:trHeight w:val="567"/></w:trPr><w:tc><w:tcPr><w:tcW w:w="1757" w:type="dxa"/></w:tcPr><w:p><w:pPr><w:jc w:val="both"/><w:rPr><w:rFonts w:ascii="Times New Roman" w:eastAsia="DFKai-SB" w:hAnsi="Times New Roman" w:cs="Times New Roman"/></w:rPr></w:pPr></w:p></w:tc><w:tc><w:tcPr><w:tcW w:w="567" w:type="dxa"/></w:tcPr><w:p><w:pPr><w:jc w:val="both"/><w:rPr><w:rFonts w:ascii="Times New Roman" w:eastAsia="DFKai-SB" w:hAnsi="Times New Roman" w:cs="Times New Roman"/></w:rPr></w:pPr></w:p></w:tc><w:tc><w:tcPr><w:tcW w:w="567" w:type="dxa"/></w:tcPr><w:p><w:pPr><w:jc w:val="both"/><w:rPr><w:rFonts w:ascii="Times New Roman" w:eastAsia="DFKai-SB" w:hAnsi="Times New Roman" w:cs="Times New Roman"/></w:rPr></w:pPr></w:p></w:tc><w:tc><w:tcPr><w:tcW w:w="567" w:type="dxa"/></w:tcPr><w:p><w:pPr><w:jc w:val="both"/><w:rPr><w:rFonts w:ascii="Times New Roman" w:eastAsia="DFKai-SB" w:hAnsi="Times New Roman" w:cs="Times New Roman"/></w:rPr></w:pPr></w:p></w:tc><w:tc><w:tcPr><w:tcW w:w="567" w:type="dxa"/></w:tcPr><w:p><w:pPr><w:jc w:val="both"/><w:rPr><w:rFonts w:ascii="Times New Roman" w:eastAsia="DFKai-SB" w:hAnsi="Times New Roman" w:cs="Times New Roman"/></w:rPr></w:pPr></w:p></w:tc><w:tc><w:tcPr><w:tcW w:w="567" w:type="dxa"/></w:tcPr><w:p><w:pPr><w:jc w:val="both"/><w:rPr><w:rFonts w:ascii="Times New Roman" w:eastAsia="DFKai-SB" w:hAnsi="Times New Roman" w:cs="Times New Roman"/></w:rPr></w:pPr></w:p></w:tc><w:tc><w:tcPr><w:tcW w:w="567" w:type="dxa"/></w:tcPr><w:p><w:pPr><w:jc w:val="both"/><w:rPr><w:rFonts w:ascii="Times New Roman" w:eastAsia="DFKai-SB" w:hAnsi="Times New Roman" w:cs="Times New Roman"/></w:rPr></w:pPr></w:p></w:tc><w:tc><w:tcPr><w:tcW w:w="567" w:type="dxa"/></w:tcPr><w:p><w:pPr><w:jc w:val="both"/><w:rPr><w:rFonts w:ascii="Times New Roman" w:eastAsia="DFKai-SB" w:hAnsi="Times New Roman" w:cs="Times New Roman"/></w:rPr></w:pPr></w:p></w:tc><w:tc><w:tcPr><w:tcW w:w="567" w:type="dxa"/></w:tcPr><w:p><w:pPr><w:jc w:val="both"/><w:rPr><w:rFonts w:ascii="Times New Roman" w:eastAsia="DFKai-SB" w:hAnsi="Times New Roman" w:cs="Times New Roman"/></w:rPr></w:pPr></w:p></w:tc><w:tc><w:tcPr><w:tcW w:w="567" w:type="dxa"/></w:tcPr><w:p><w:pPr><w:jc w:val="both"/><w:rPr><w:rFonts w:ascii="Times New Roman" w:eastAsia="DFKai-SB" w:hAnsi="Times New Roman" w:cs="Times New Roman"/></w:rPr></w:pPr></w:p></w:tc><w:tc><w:tcPr><w:tcW w:w="567" w:type="dxa"/></w:tcPr><w:p><w:pPr><w:jc w:val="both"/><w:rPr><w:rFonts w:ascii="Times New Roman" w:eastAsia="DFKai-SB" w:hAnsi="Times New Roman" w:cs="Times New Roman"/></w:rPr></w:pPr></w:p></w:tc><w:tc><w:tcPr><w:tcW w:w="567" w:type="dxa"/></w:tcPr><w:p><w:pPr><w:jc w:val="both"/><w:rPr><w:rFonts w:ascii="Times New Roman" w:eastAsia="DFKai-SB" w:hAnsi="Times New Roman" w:cs="Times New Roman"/></w:rPr></w:pPr></w:p></w:tc><w:tc><w:tcPr><w:tcW w:w="567" w:type="dxa"/></w:tcPr><w:p><w:pPr><w:jc w:val="both"/><w:rPr><w:rFonts w:ascii="Times New Roman" w:eastAsia="DFKai-SB" w:hAnsi="Times New Roman" w:cs="Times New Roman"/></w:rPr></w:pPr></w:p></w:tc><w:tc><w:tcPr><w:tcW w:w="1191" w:type="dxa"/></w:tcPr><w:p><w:pPr><w:jc w:val="both"/><w:rPr><w:rFonts w:ascii="Times New Roman" w:eastAsia="DFKai-SB" w:hAnsi="Times New Roman" w:cs="Times New Roman"/></w:rPr></w:pPr></w:p></w:tc></w:tr><w:tr><w:trPr><w:trHeight w:val="567"/></w:trPr><w:tc><w:tcPr><w:tcW w:w="1757" w:type="dxa"/></w:tcPr><w:p><w:pPr><w:jc w:val="both"/><w:rPr><w:rFonts w:ascii="Times New Roman" w:eastAsia="DFKai-SB" w:hAnsi="Times New Roman" w:cs="Times New Roman"/></w:rPr></w:pPr></w:p></w:tc><w:tc><w:tcPr><w:tcW w:w="567" w:type="dxa"/></w:tcPr><w:p><w:pPr><w:jc w:val="both"/><w:rPr><w:rFonts w:ascii="Times New Roman" w:eastAsia="DFKai-SB" w:hAnsi="Times New Roman" w:cs="Times New Roman"/></w:rPr></w:pPr></w:p></w:tc><w:tc><w:tcPr><w:tcW w:w="567" w:type="dxa"/></w:tcPr><w:p><w:pPr><w:jc w:val="both"/><w:rPr><w:rFonts w:ascii="Times New Roman" w:eastAsia="DFKai-SB" w:hAnsi="Times New Roman" w:cs="Times New Roman"/></w:rPr></w:pPr></w:p></w:tc><w:tc><w:tcPr><w:tcW w:w="567" w:type="dxa"/></w:tcPr><w:p><w:pPr><w:jc w:val="both"/><w:rPr><w:rFonts w:ascii="Times New Roman" w:eastAsia="DFKai-SB" w:hAnsi="Times New Roman" w:cs="Times New Roman"/></w:rPr></w:pPr></w:p></w:tc><w:tc><w:tcPr><w:tcW w:w="567" w:type="dxa"/></w:tcPr><w:p><w:pPr><w:jc w:val="both"/><w:rPr><w:rFonts w:ascii="Times New Roman" w:eastAsia="DFKai-SB" w:hAnsi="Times New Roman" w:cs="Times New Roman"/></w:rPr></w:pPr></w:p></w:tc><w:tc><w:tcPr><w:tcW w:w="567" w:type="dxa"/></w:tcPr><w:p><w:pPr><w:jc w:val="both"/><w:rPr><w:rFonts w:ascii="Times New Roman" w:eastAsia="DFKai-SB" w:hAnsi="Times New Roman" w:cs="Times New Roman"/></w:rPr></w:pPr></w:p></w:tc><w:tc><w:tcPr><w:tcW w:w="567" w:type="dxa"/></w:tcPr><w:p><w:pPr><w:jc w:val="both"/><w:rPr><w:rFonts w:ascii="Times New Roman" w:eastAsia="DFKai-SB" w:hAnsi="Times New Roman" w:cs="Times New Roman"/></w:rPr></w:pPr></w:p></w:tc><w:tc><w:tcPr><w:tcW w:w="567" w:type="dxa"/></w:tcPr><w:p><w:pPr><w:jc w:val="both"/><w:rPr><w:rFonts w:ascii="Times New Roman" w:eastAsia="DFKai-SB" w:hAnsi="Times New Roman" w:cs="Times New Roman"/></w:rPr></w:pPr></w:p></w:tc><w:tc><w:tcPr><w:tcW w:w="567" w:type="dxa"/></w:tcPr><w:p><w:pPr><w:jc w:val="both"/><w:rPr><w:rFonts w:ascii="Times New Roman" w:eastAsia="DFKai-SB" w:hAnsi="Times New Roman" w:cs="Times New Roman"/></w:rPr></w:pPr></w:p></w:tc><w:tc><w:tcPr><w:tcW w:w="567" w:type="dxa"/></w:tcPr><w:p><w:pPr><w:jc w:val="both"/><w:rPr><w:rFonts w:ascii="Times New Roman" w:eastAsia="DFKai-SB" w:hAnsi="Times New Roman" w:cs="Times New Roman"/></w:rPr></w:pPr></w:p></w:tc><w:tc><w:tcPr><w:tcW w:w="567" w:type="dxa"/></w:tcPr><w:p><w:pPr><w:jc w:val="both"/><w:rPr><w:rFonts w:ascii="Times New Roman" w:eastAsia="DFKai-SB" w:hAnsi="Times New Roman" w:cs="Times New Roman"/></w:rPr></w:pPr></w:p></w:tc><w:tc><w:tcPr><w:tcW w:w="567" w:type="dxa"/></w:tcPr><w:p><w:pPr><w:jc w:val="both"/><w:rPr><w:rFonts w:ascii="Times New Roman" w:eastAsia="DFKai-SB" w:hAnsi="Times New Roman" w:cs="Times New Roman"/></w:rPr></w:pPr></w:p></w:tc><w:tc><w:tcPr><w:tcW w:w="567" w:type="dxa"/></w:tcPr><w:p><w:pPr><w:jc w:val="both"/><w:rPr><w:rFonts w:ascii="Times New Roman" w:eastAsia="DFKai-SB" w:hAnsi="Times New Roman" w:cs="Times New Roman"/></w:rPr></w:pPr></w:p></w:tc><w:tc><w:tcPr><w:tcW w:w="1191" w:type="dxa"/></w:tcPr><w:p><w:pPr><w:jc w:val="both"/><w:rPr><w:rFonts w:ascii="Times New Roman" w:eastAsia="DFKai-SB" w:hAnsi="Times New Roman" w:cs="Times New Roman"/></w:rPr></w:pPr></w:p></w:tc></w:tr><w:tr><w:trPr><w:trHeight w:val="567"/></w:trPr><w:tc><w:tcPr><w:tcW w:w="1757" w:type="dxa"/></w:tcPr><w:p><w:pPr><w:jc w:val="both"/><w:rPr><w:rFonts w:ascii="Times New Roman" w:eastAsia="DFKai-SB" w:hAnsi="Times New Roman" w:cs="Times New Roman"/></w:rPr></w:pPr></w:p></w:tc><w:tc><w:tcPr><w:tcW w:w="567" w:type="dxa"/></w:tcPr><w:p><w:pPr><w:jc w:val="both"/><w:rPr><w:rFonts w:ascii="Times New Roman" w:eastAsia="DFKai-SB" w:hAnsi="Times New Roman" w:cs="Times New Roman"/></w:rPr></w:pPr></w:p></w:tc><w:tc><w:tcPr><w:tcW w:w="567" w:type="dxa"/></w:tcPr><w:p><w:pPr><w:jc w:val="both"/><w:rPr><w:rFonts w:ascii="Times New Roman" w:eastAsia="DFKai-SB" w:hAnsi="Times New Roman" w:cs="Times New Roman"/></w:rPr></w:pPr></w:p></w:tc><w:tc><w:tcPr><w:tcW w:w="567" w:type="dxa"/></w:tcPr><w:p><w:pPr><w:jc w:val="both"/><w:rPr><w:rFonts w:ascii="Times New Roman" w:eastAsia="DFKai-SB" w:hAnsi="Times New Roman" w:cs="Times New Roman"/></w:rPr></w:pPr></w:p></w:tc><w:tc><w:tcPr><w:tcW w:w="567" w:type="dxa"/></w:tcPr><w:p><w:pPr><w:jc w:val="both"/><w:rPr><w:rFonts w:ascii="Times New Roman" w:eastAsia="DFKai-SB" w:hAnsi="Times New Roman" w:cs="Times New Roman"/></w:rPr></w:pPr></w:p></w:tc><w:tc><w:tcPr><w:tcW w:w="567" w:type="dxa"/></w:tcPr><w:p><w:pPr><w:jc w:val="both"/><w:rPr><w:rFonts w:ascii="Times New Roman" w:eastAsia="DFKai-SB" w:hAnsi="Times New Roman" w:cs="Times New Roman"/></w:rPr></w:pPr></w:p></w:tc><w:tc><w:tcPr><w:tcW w:w="567" w:type="dxa"/></w:tcPr><w:p><w:pPr><w:jc w:val="both"/><w:rPr><w:rFonts w:ascii="Times New Roman" w:eastAsia="DFKai-SB" w:hAnsi="Times New Roman" w:cs="Times New Roman"/></w:rPr></w:pPr></w:p></w:tc><w:tc><w:tcPr><w:tcW w:w="567" w:type="dxa"/></w:tcPr><w:p><w:pPr><w:jc w:val="both"/><w:rPr><w:rFonts w:ascii="Times New Roman" w:eastAsia="DFKai-SB" w:hAnsi="Times New Roman" w:cs="Times New Roman"/></w:rPr></w:pPr></w:p></w:tc><w:tc><w:tcPr><w:tcW w:w="567" w:type="dxa"/></w:tcPr><w:p><w:pPr><w:jc w:val="both"/><w:rPr><w:rFonts w:ascii="Times New Roman" w:eastAsia="DFKai-SB" w:hAnsi="Times New Roman" w:cs="Times New Roman"/></w:rPr></w:pPr></w:p></w:tc><w:tc><w:tcPr><w:tcW w:w="567" w:type="dxa"/></w:tcPr><w:p><w:pPr><w:jc w:val="both"/><w:rPr><w:rFonts w:ascii="Times New Roman" w:eastAsia="DFKai-SB" w:hAnsi="Times New Roman" w:cs="Times New Roman"/></w:rPr></w:pPr></w:p></w:tc><w:tc><w:tcPr><w:tcW w:w="567" w:type="dxa"/></w:tcPr><w:p><w:pPr><w:jc w:val="both"/><w:rPr><w:rFonts w:ascii="Times New Roman" w:eastAsia="DFKai-SB" w:hAnsi="Times New Roman" w:cs="Times New Roman"/></w:rPr></w:pPr></w:p></w:tc><w:tc><w:tcPr><w:tcW w:w="567" w:type="dxa"/></w:tcPr><w:p><w:pPr><w:jc w:val="both"/><w:rPr><w:rFonts w:ascii="Times New Roman" w:eastAsia="DFKai-SB" w:hAnsi="Times New Roman" w:cs="Times New Roman"/></w:rPr></w:pPr></w:p></w:tc><w:tc><w:tcPr><w:tcW w:w="567" w:type="dxa"/></w:tcPr><w:p><w:pPr><w:jc w:val="both"/><w:rPr><w:rFonts w:ascii="Times New Roman" w:eastAsia="DFKai-SB" w:hAnsi="Times New Roman" w:cs="Times New Roman"/></w:rPr></w:pPr></w:p></w:tc><w:tc><w:tcPr><w:tcW w:w="1191" w:type="dxa"/></w:tcPr><w:p><w:pPr><w:jc w:val="both"/><w:rPr><w:rFonts w:ascii="Times New Roman" w:eastAsia="DFKai-SB" w:hAnsi="Times New Roman" w:cs="Times New Roman"/></w:rPr></w:pPr></w:p></w:tc></w:tr><w:tr><w:trPr><w:trHeight w:val="567"/></w:trPr><w:tc><w:tcPr><w:tcW w:w="1757" w:type="dxa"/></w:tcPr><w:p><w:pPr><w:jc w:val="both"/><w:rPr><w:rFonts w:ascii="Times New Roman" w:eastAsia="DFKai-SB" w:hAnsi="Times New Roman" w:cs="Times New Roman"/></w:rPr></w:pPr></w:p></w:tc><w:tc><w:tcPr><w:tcW w:w="567" w:type="dxa"/></w:tcPr><w:p><w:pPr><w:jc w:val="both"/><w:rPr><w:rFonts w:ascii="Times New Roman" w:eastAsia="DFKai-SB" w:hAnsi="Times New Roman" w:cs="Times New Roman"/></w:rPr></w:pPr></w:p></w:tc><w:tc><w:tcPr><w:tcW w:w="567" w:type="dxa"/></w:tcPr><w:p><w:pPr><w:jc w:val="both"/><w:rPr><w:rFonts w:ascii="Times New Roman" w:eastAsia="DFKai-SB" w:hAnsi="Times New Roman" w:cs="Times New Roman"/></w:rPr></w:pPr></w:p></w:tc><w:tc><w:tcPr><w:tcW w:w="567" w:type="dxa"/></w:tcPr><w:p><w:pPr><w:jc w:val="both"/><w:rPr><w:rFonts w:ascii="Times New Roman" w:eastAsia="DFKai-SB" w:hAnsi="Times New Roman" w:cs="Times New Roman"/></w:rPr></w:pPr></w:p></w:tc><w:tc><w:tcPr><w:tcW w:w="567" w:type="dxa"/></w:tcPr><w:p><w:pPr><w:jc w:val="both"/><w:rPr><w:rFonts w:ascii="Times New Roman" w:eastAsia="DFKai-SB" w:hAnsi="Times New Roman" w:cs="Times New Roman"/></w:rPr></w:pPr></w:p></w:tc><w:tc><w:tcPr><w:tcW w:w="567" w:type="dxa"/></w:tcPr><w:p><w:pPr><w:jc w:val="both"/><w:rPr><w:rFonts w:ascii="Times New Roman" w:eastAsia="DFKai-SB" w:hAnsi="Times New Roman" w:cs="Times New Roman"/></w:rPr></w:pPr></w:p></w:tc><w:tc><w:tcPr><w:tcW w:w="567" w:type="dxa"/></w:tcPr><w:p><w:pPr><w:jc w:val="both"/><w:rPr><w:rFonts w:ascii="Times New Roman" w:eastAsia="DFKai-SB" w:hAnsi="Times New Roman" w:cs="Times New Roman"/></w:rPr></w:pPr></w:p></w:tc><w:tc><w:tcPr><w:tcW w:w="567" w:type="dxa"/></w:tcPr><w:p><w:pPr><w:jc w:val="both"/><w:rPr><w:rFonts w:ascii="Times New Roman" w:eastAsia="DFKai-SB" w:hAnsi="Times New Roman" w:cs="Times New Roman"/></w:rPr></w:pPr></w:p></w:tc><w:tc><w:tcPr><w:tcW w:w="567" w:type="dxa"/></w:tcPr><w:p><w:pPr><w:jc w:val="both"/><w:rPr><w:rFonts w:ascii="Times New Roman" w:eastAsia="DFKai-SB" w:hAnsi="Times New Roman" w:cs="Times New Roman"/></w:rPr></w:pPr></w:p></w:tc><w:tc><w:tcPr><w:tcW w:w="567" w:type="dxa"/></w:tcPr><w:p><w:pPr><w:jc w:val="both"/><w:rPr><w:rFonts w:ascii="Times New Roman" w:eastAsia="DFKai-SB" w:hAnsi="Times New Roman" w:cs="Times New Roman"/></w:rPr></w:pPr></w:p></w:tc><w:tc><w:tcPr><w:tcW w:w="567" w:type="dxa"/></w:tcPr><w:p><w:pPr><w:jc w:val="both"/><w:rPr><w:rFonts w:ascii="Times New Roman" w:eastAsia="DFKai-SB" w:hAnsi="Times New Roman" w:cs="Times New Roman"/></w:rPr></w:pPr></w:p></w:tc><w:tc><w:tcPr><w:tcW w:w="567" w:type="dxa"/></w:tcPr><w:p><w:pPr><w:jc w:val="both"/><w:rPr><w:rFonts w:ascii="Times New Roman" w:eastAsia="DFKai-SB" w:hAnsi="Times New Roman" w:cs="Times New Roman"/></w:rPr></w:pPr></w:p></w:tc><w:tc><w:tcPr><w:tcW w:w="567" w:type="dxa"/></w:tcPr><w:p><w:pPr><w:jc w:val="both"/><w:rPr><w:rFonts w:ascii="Times New Roman" w:eastAsia="DFKai-SB" w:hAnsi="Times New Roman" w:cs="Times New Roman"/></w:rPr></w:pPr></w:p></w:tc><w:tc><w:tcPr><w:tcW w:w="1191" w:type="dxa"/></w:tcPr><w:p><w:pPr><w:jc w:val="both"/><w:rPr><w:rFonts w:ascii="Times New Roman" w:eastAsia="DFKai-SB" w:hAnsi="Times New Roman" w:cs="Times New Roman"/></w:rPr></w:pPr></w:p></w:tc></w:tr><w:tr><w:trPr><w:trHeight w:val="567"/></w:trPr><w:tc><w:tcPr><w:tcW w:w="1757" w:type="dxa"/></w:tcPr><w:p><w:pPr><w:jc w:val="both"/><w:rPr><w:rFonts w:ascii="Times New Roman" w:eastAsia="DFKai-SB" w:hAnsi="Times New Roman" w:cs="Times New Roman"/></w:rPr></w:pPr></w:p></w:tc><w:tc><w:tcPr><w:tcW w:w="567" w:type="dxa"/></w:tcPr><w:p><w:pPr><w:jc w:val="both"/><w:rPr><w:rFonts w:ascii="Times New Roman" w:eastAsia="DFKai-SB" w:hAnsi="Times New Roman" w:cs="Times New Roman"/></w:rPr></w:pPr></w:p></w:tc><w:tc><w:tcPr><w:tcW w:w="567" w:type="dxa"/></w:tcPr><w:p><w:pPr><w:jc w:val="both"/><w:rPr><w:rFonts w:ascii="Times New Roman" w:eastAsia="DFKai-SB" w:hAnsi="Times New Roman" w:cs="Times New Roman"/></w:rPr></w:pPr></w:p></w:tc><w:tc><w:tcPr><w:tcW w:w="567" w:type="dxa"/></w:tcPr><w:p><w:pPr><w:jc w:val="both"/><w:rPr><w:rFonts w:ascii="Times New Roman" w:eastAsia="DFKai-SB" w:hAnsi="Times New Roman" w:cs="Times New Roman"/></w:rPr></w:pPr></w:p></w:tc><w:tc><w:tcPr><w:tcW w:w="567" w:type="dxa"/></w:tcPr><w:p><w:pPr><w:jc w:val="both"/><w:rPr><w:rFonts w:ascii="Times New Roman" w:eastAsia="DFKai-SB" w:hAnsi="Times New Roman" w:cs="Times New Roman"/></w:rPr></w:pPr></w:p></w:tc><w:tc><w:tcPr><w:tcW w:w="567" w:type="dxa"/></w:tcPr><w:p><w:pPr><w:jc w:val="both"/><w:rPr><w:rFonts w:ascii="Times New Roman" w:eastAsia="DFKai-SB" w:hAnsi="Times New Roman" w:cs="Times New Roman"/></w:rPr></w:pPr></w:p></w:tc><w:tc><w:tcPr><w:tcW w:w="567" w:type="dxa"/></w:tcPr><w:p><w:pPr><w:jc w:val="both"/><w:rPr><w:rFonts w:ascii="Times New Roman" w:eastAsia="DFKai-SB" w:hAnsi="Times New Roman" w:cs="Times New Roman"/></w:rPr></w:pPr></w:p></w:tc><w:tc><w:tcPr><w:tcW w:w="567" w:type="dxa"/></w:tcPr><w:p><w:pPr><w:jc w:val="both"/><w:rPr><w:rFonts w:ascii="Times New Roman" w:eastAsia="DFKai-SB" w:hAnsi="Times New Roman" w:cs="Times New Roman"/></w:rPr></w:pPr></w:p></w:tc><w:tc><w:tcPr><w:tcW w:w="567" w:type="dxa"/></w:tcPr><w:p><w:pPr><w:jc w:val="both"/><w:rPr><w:rFonts w:ascii="Times New Roman" w:eastAsia="DFKai-SB" w:hAnsi="Times New Roman" w:cs="Times New Roman"/></w:rPr></w:pPr></w:p></w:tc><w:tc><w:tcPr><w:tcW w:w="567" w:type="dxa"/></w:tcPr><w:p><w:pPr><w:jc w:val="both"/><w:rPr><w:rFonts w:ascii="Times New Roman" w:eastAsia="DFKai-SB" w:hAnsi="Times New Roman" w:cs="Times New Roman"/></w:rPr></w:pPr></w:p></w:tc><w:tc><w:tcPr><w:tcW w:w="567" w:type="dxa"/></w:tcPr><w:p><w:pPr><w:jc w:val="both"/><w:rPr><w:rFonts w:ascii="Times New Roman" w:eastAsia="DFKai-SB" w:hAnsi="Times New Roman" w:cs="Times New Roman"/></w:rPr></w:pPr></w:p></w:tc><w:tc><w:tcPr><w:tcW w:w="567" w:type="dxa"/></w:tcPr><w:p><w:pPr><w:jc w:val="both"/><w:rPr><w:rFonts w:ascii="Times New Roman" w:eastAsia="DFKai-SB" w:hAnsi="Times New Roman" w:cs="Times New Roman"/></w:rPr></w:pPr></w:p></w:tc><w:tc><w:tcPr><w:tcW w:w="567" w:type="dxa"/></w:tcPr><w:p><w:pPr><w:jc w:val="both"/><w:rPr><w:rFonts w:ascii="Times New Roman" w:eastAsia="DFKai-SB" w:hAnsi="Times New Roman" w:cs="Times New Roman"/></w:rPr></w:pPr></w:p></w:tc><w:tc><w:tcPr><w:tcW w:w="1191" w:type="dxa"/></w:tcPr><w:p><w:pPr><w:jc w:val="both"/><w:rPr><w:rFonts w:ascii="Times New Roman" w:eastAsia="DFKai-SB" w:hAnsi="Times New Roman" w:cs="Times New Roman"/></w:rPr></w:pPr></w:p></w:tc></w:tr><w:tr><w:trPr><w:trHeight w:val="567"/></w:trPr><w:tc><w:tcPr><w:tcW w:w="1757" w:type="dxa"/></w:tcPr><w:p><w:pPr><w:jc w:val="both"/><w:rPr><w:rFonts w:ascii="Times New Roman" w:eastAsia="DFKai-SB" w:hAnsi="Times New Roman" w:cs="Times New Roman"/></w:rPr></w:pPr></w:p></w:tc><w:tc><w:tcPr><w:tcW w:w="567" w:type="dxa"/></w:tcPr><w:p><w:pPr><w:jc w:val="both"/><w:rPr><w:rFonts w:ascii="Times New Roman" w:eastAsia="DFKai-SB" w:hAnsi="Times New Roman" w:cs="Times New Roman"/></w:rPr></w:pPr></w:p></w:tc><w:tc><w:tcPr><w:tcW w:w="567" w:type="dxa"/></w:tcPr><w:p><w:pPr><w:jc w:val="both"/><w:rPr><w:rFonts w:ascii="Times New Roman" w:eastAsia="DFKai-SB" w:hAnsi="Times New Roman" w:cs="Times New Roman"/></w:rPr></w:pPr></w:p></w:tc><w:tc><w:tcPr><w:tcW w:w="567" w:type="dxa"/></w:tcPr><w:p><w:pPr><w:jc w:val="both"/><w:rPr><w:rFonts w:ascii="Times New Roman" w:eastAsia="DFKai-SB" w:hAnsi="Times New Roman" w:cs="Times New Roman"/></w:rPr></w:pPr></w:p></w:tc><w:tc><w:tcPr><w:tcW w:w="567" w:type="dxa"/></w:tcPr><w:p><w:pPr><w:jc w:val="both"/><w:rPr><w:rFonts w:ascii="Times New Roman" w:eastAsia="DFKai-SB" w:hAnsi="Times New Roman" w:cs="Times New Roman"/></w:rPr></w:pPr></w:p></w:tc><w:tc><w:tcPr><w:tcW w:w="567" w:type="dxa"/></w:tcPr><w:p><w:pPr><w:jc w:val="both"/><w:rPr><w:rFonts w:ascii="Times New Roman" w:eastAsia="DFKai-SB" w:hAnsi="Times New Roman" w:cs="Times New Roman"/></w:rPr></w:pPr></w:p></w:tc><w:tc><w:tcPr><w:tcW w:w="567" w:type="dxa"/></w:tcPr><w:p><w:pPr><w:jc w:val="both"/><w:rPr><w:rFonts w:ascii="Times New Roman" w:eastAsia="DFKai-SB" w:hAnsi="Times New Roman" w:cs="Times New Roman"/></w:rPr></w:pPr></w:p></w:tc><w:tc><w:tcPr><w:tcW w:w="567" w:type="dxa"/></w:tcPr><w:p><w:pPr><w:jc w:val="both"/><w:rPr><w:rFonts w:ascii="Times New Roman" w:eastAsia="DFKai-SB" w:hAnsi="Times New Roman" w:cs="Times New Roman"/></w:rPr></w:pPr></w:p></w:tc><w:tc><w:tcPr><w:tcW w:w="567" w:type="dxa"/></w:tcPr><w:p><w:pPr><w:jc w:val="both"/><w:rPr><w:rFonts w:ascii="Times New Roman" w:eastAsia="DFKai-SB" w:hAnsi="Times New Roman" w:cs="Times New Roman"/></w:rPr></w:pPr></w:p></w:tc><w:tc><w:tcPr><w:tcW w:w="567" w:type="dxa"/></w:tcPr><w:p><w:pPr><w:jc w:val="both"/><w:rPr><w:rFonts w:ascii="Times New Roman" w:eastAsia="DFKai-SB" w:hAnsi="Times New Roman" w:cs="Times New Roman"/></w:rPr></w:pPr></w:p></w:tc><w:tc><w:tcPr><w:tcW w:w="567" w:type="dxa"/></w:tcPr><w:p><w:pPr><w:jc w:val="both"/><w:rPr><w:rFonts w:ascii="Times New Roman" w:eastAsia="DFKai-SB" w:hAnsi="Times New Roman" w:cs="Times New Roman"/></w:rPr></w:pPr></w:p></w:tc><w:tc><w:tcPr><w:tcW w:w="567" w:type="dxa"/></w:tcPr><w:p><w:pPr><w:jc w:val="both"/><w:rPr><w:rFonts w:ascii="Times New Roman" w:eastAsia="DFKai-SB" w:hAnsi="Times New Roman" w:cs="Times New Roman"/></w:rPr></w:pPr></w:p></w:tc><w:tc><w:tcPr><w:tcW w:w="567" w:type="dxa"/></w:tcPr><w:p><w:pPr><w:jc w:val="both"/><w:rPr><w:rFonts w:ascii="Times New Roman" w:eastAsia="DFKai-SB" w:hAnsi="Times New Roman" w:cs="Times New Roman"/></w:rPr></w:pPr></w:p></w:tc><w:tc><w:tcPr><w:tcW w:w="1191" w:type="dxa"/></w:tcPr><w:p><w:pPr><w:jc w:val="both"/><w:rPr><w:rFonts w:ascii="Times New Roman" w:eastAsia="DFKai-SB" w:hAnsi="Times New Roman" w:cs="Times New Roman"/></w:rPr></w:pPr></w:p></w:tc></w:tr><w:tr><w:trPr><w:trHeight w:val="567"/></w:trPr><w:tc><w:tcPr><w:tcW w:w="1757" w:type="dxa"/></w:tcPr><w:p><w:pPr><w:jc w:val="both"/><w:rPr><w:rFonts w:ascii="Times New Roman" w:eastAsia="DFKai-SB" w:hAnsi="Times New Roman" w:cs="Times New Roman"/></w:rPr></w:pPr></w:p></w:tc><w:tc><w:tcPr><w:tcW w:w="567" w:type="dxa"/></w:tcPr><w:p><w:pPr><w:jc w:val="both"/><w:rPr><w:rFonts w:ascii="Times New Roman" w:eastAsia="DFKai-SB" w:hAnsi="Times New Roman" w:cs="Times New Roman"/></w:rPr></w:pPr></w:p></w:tc><w:tc><w:tcPr><w:tcW w:w="567" w:type="dxa"/></w:tcPr><w:p><w:pPr><w:jc w:val="both"/><w:rPr><w:rFonts w:ascii="Times New Roman" w:eastAsia="DFKai-SB" w:hAnsi="Times New Roman" w:cs="Times New Roman"/></w:rPr></w:pPr></w:p></w:tc><w:tc><w:tcPr><w:tcW w:w="567" w:type="dxa"/></w:tcPr><w:p><w:pPr><w:jc w:val="both"/><w:rPr><w:rFonts w:ascii="Times New Roman" w:eastAsia="DFKai-SB" w:hAnsi="Times New Roman" w:cs="Times New Roman"/></w:rPr></w:pPr></w:p></w:tc><w:tc><w:tcPr><w:tcW w:w="567" w:type="dxa"/></w:tcPr><w:p><w:pPr><w:jc w:val="both"/><w:rPr><w:rFonts w:ascii="Times New Roman" w:eastAsia="DFKai-SB" w:hAnsi="Times New Roman" w:cs="Times New Roman"/></w:rPr></w:pPr></w:p></w:tc><w:tc><w:tcPr><w:tcW w:w="567" w:type="dxa"/></w:tcPr><w:p><w:pPr><w:jc w:val="both"/><w:rPr><w:rFonts w:ascii="Times New Roman" w:eastAsia="DFKai-SB" w:hAnsi="Times New Roman" w:cs="Times New Roman"/></w:rPr></w:pPr></w:p></w:tc><w:tc><w:tcPr><w:tcW w:w="567" w:type="dxa"/></w:tcPr><w:p><w:pPr><w:jc w:val="both"/><w:rPr><w:rFonts w:ascii="Times New Roman" w:eastAsia="DFKai-SB" w:hAnsi="Times New Roman" w:cs="Times New Roman"/></w:rPr></w:pPr></w:p></w:tc><w:tc><w:tcPr><w:tcW w:w="567" w:type="dxa"/></w:tcPr><w:p><w:pPr><w:jc w:val="both"/><w:rPr><w:rFonts w:ascii="Times New Roman" w:eastAsia="DFKai-SB" w:hAnsi="Times New Roman" w:cs="Times New Roman"/></w:rPr></w:pPr></w:p></w:tc><w:tc><w:tcPr><w:tcW w:w="567" w:type="dxa"/></w:tcPr><w:p><w:pPr><w:jc w:val="both"/><w:rPr><w:rFonts w:ascii="Times New Roman" w:eastAsia="DFKai-SB" w:hAnsi="Times New Roman" w:cs="Times New Roman"/></w:rPr></w:pPr></w:p></w:tc><w:tc><w:tcPr><w:tcW w:w="567" w:type="dxa"/></w:tcPr><w:p><w:pPr><w:jc w:val="both"/><w:rPr><w:rFonts w:ascii="Times New Roman" w:eastAsia="DFKai-SB" w:hAnsi="Times New Roman" w:cs="Times New Roman"/></w:rPr></w:pPr></w:p></w:tc><w:tc><w:tcPr><w:tcW w:w="567" w:type="dxa"/></w:tcPr><w:p><w:pPr><w:jc w:val="both"/><w:rPr><w:rFonts w:ascii="Times New Roman" w:eastAsia="DFKai-SB" w:hAnsi="Times New Roman" w:cs="Times New Roman"/></w:rPr></w:pPr></w:p></w:tc><w:tc><w:tcPr><w:tcW w:w="567" w:type="dxa"/></w:tcPr><w:p><w:pPr><w:jc w:val="both"/><w:rPr><w:rFonts w:ascii="Times New Roman" w:eastAsia="DFKai-SB" w:hAnsi="Times New Roman" w:cs="Times New Roman"/></w:rPr></w:pPr></w:p></w:tc><w:tc><w:tcPr><w:tcW w:w="567" w:type="dxa"/></w:tcPr><w:p><w:pPr><w:jc w:val="both"/><w:rPr><w:rFonts w:ascii="Times New Roman" w:eastAsia="DFKai-SB" w:hAnsi="Times New Roman" w:cs="Times New Roman"/></w:rPr></w:pPr></w:p></w:tc><w:tc><w:tcPr><w:tcW w:w="1191" w:type="dxa"/></w:tcPr><w:p><w:pPr><w:jc w:val="both"/><w:rPr><w:rFonts w:ascii="Times New Roman" w:eastAsia="DFKai-SB" w:hAnsi="Times New Roman" w:cs="Times New Roman"/></w:rPr></w:pPr></w:p></w:tc></w:tr><w:tr><w:trPr><w:trHeight w:val="567"/></w:trPr><w:tc><w:tcPr><w:tcW w:w="1757" w:type="dxa"/></w:tcPr><w:p><w:pPr><w:jc w:val="both"/><w:rPr><w:rFonts w:ascii="Times New Roman" w:eastAsia="DFKai-SB" w:hAnsi="Times New Roman" w:cs="Times New Roman"/></w:rPr></w:pPr></w:p></w:tc><w:tc><w:tcPr><w:tcW w:w="567" w:type="dxa"/></w:tcPr><w:p><w:pPr><w:jc w:val="both"/><w:rPr><w:rFonts w:ascii="Times New Roman" w:eastAsia="DFKai-SB" w:hAnsi="Times New Roman" w:cs="Times New Roman"/></w:rPr></w:pPr></w:p></w:tc><w:tc><w:tcPr><w:tcW w:w="567" w:type="dxa"/></w:tcPr><w:p><w:pPr><w:jc w:val="both"/><w:rPr><w:rFonts w:ascii="Times New Roman" w:eastAsia="DFKai-SB" w:hAnsi="Times New Roman" w:cs="Times New Roman"/></w:rPr></w:pPr></w:p></w:tc><w:tc><w:tcPr><w:tcW w:w="567" w:type="dxa"/></w:tcPr><w:p><w:pPr><w:jc w:val="both"/><w:rPr><w:rFonts w:ascii="Times New Roman" w:eastAsia="DFKai-SB" w:hAnsi="Times New Roman" w:cs="Times New Roman"/></w:rPr></w:pPr></w:p></w:tc><w:tc><w:tcPr><w:tcW w:w="567" w:type="dxa"/></w:tcPr><w:p><w:pPr><w:jc w:val="both"/><w:rPr><w:rFonts w:ascii="Times New Roman" w:eastAsia="DFKai-SB" w:hAnsi="Times New Roman" w:cs="Times New Roman"/></w:rPr></w:pPr></w:p></w:tc><w:tc><w:tcPr><w:tcW w:w="567" w:type="dxa"/></w:tcPr><w:p><w:pPr><w:jc w:val="both"/><w:rPr><w:rFonts w:ascii="Times New Roman" w:eastAsia="DFKai-SB" w:hAnsi="Times New Roman" w:cs="Times New Roman"/></w:rPr></w:pPr></w:p></w:tc><w:tc><w:tcPr><w:tcW w:w="567" w:type="dxa"/></w:tcPr><w:p><w:pPr><w:jc w:val="both"/><w:rPr><w:rFonts w:ascii="Times New Roman" w:eastAsia="DFKai-SB" w:hAnsi="Times New Roman" w:cs="Times New Roman"/></w:rPr></w:pPr></w:p></w:tc><w:tc><w:tcPr><w:tcW w:w="567" w:type="dxa"/></w:tcPr><w:p><w:pPr><w:jc w:val="both"/><w:rPr><w:rFonts w:ascii="Times New Roman" w:eastAsia="DFKai-SB" w:hAnsi="Times New Roman" w:cs="Times New Roman"/></w:rPr></w:pPr></w:p></w:tc><w:tc><w:tcPr><w:tcW w:w="567" w:type="dxa"/></w:tcPr><w:p><w:pPr><w:jc w:val="both"/><w:rPr><w:rFonts w:ascii="Times New Roman" w:eastAsia="DFKai-SB" w:hAnsi="Times New Roman" w:cs="Times New Roman"/></w:rPr></w:pPr></w:p></w:tc><w:tc><w:tcPr><w:tcW w:w="567" w:type="dxa"/></w:tcPr><w:p><w:pPr><w:jc w:val="both"/><w:rPr><w:rFonts w:ascii="Times New Roman" w:eastAsia="DFKai-SB" w:hAnsi="Times New Roman" w:cs="Times New Roman"/></w:rPr></w:pPr></w:p></w:tc><w:tc><w:tcPr><w:tcW w:w="567" w:type="dxa"/></w:tcPr><w:p><w:pPr><w:jc w:val="both"/><w:rPr><w:rFonts w:ascii="Times New Roman" w:eastAsia="DFKai-SB" w:hAnsi="Times New Roman" w:cs="Times New Roman"/></w:rPr></w:pPr></w:p></w:tc><w:tc><w:tcPr><w:tcW w:w="567" w:type="dxa"/></w:tcPr><w:p><w:pPr><w:jc w:val="both"/><w:rPr><w:rFonts w:ascii="Times New Roman" w:eastAsia="DFKai-SB" w:hAnsi="Times New Roman" w:cs="Times New Roman"/></w:rPr></w:pPr></w:p></w:tc><w:tc><w:tcPr><w:tcW w:w="567" w:type="dxa"/></w:tcPr><w:p><w:pPr><w:jc w:val="both"/><w:rPr><w:rFonts w:ascii="Times New Roman" w:eastAsia="DFKai-SB" w:hAnsi="Times New Roman" w:cs="Times New Roman"/></w:rPr></w:pPr></w:p></w:tc><w:tc><w:tcPr><w:tcW w:w="1191" w:type="dxa"/></w:tcPr><w:p><w:pPr><w:jc w:val="both"/><w:rPr><w:rFonts w:ascii="Times New Roman" w:eastAsia="DFKai-SB" w:hAnsi="Times New Roman" w:cs="Times New Roman"/></w:rPr></w:pPr></w:p></w:tc></w:tr><w:tr><w:trPr><w:trHeight w:val="567"/></w:trPr><w:tc><w:tcPr><w:tcW w:w="1757" w:type="dxa"/></w:tcPr><w:p><w:pPr><w:jc w:val="both"/><w:rPr><w:rFonts w:ascii="Times New Roman" w:eastAsia="DFKai-SB" w:hAnsi="Times New Roman" w:cs="Times New Roman"/></w:rPr></w:pPr></w:p></w:tc><w:tc><w:tcPr><w:tcW w:w="567" w:type="dxa"/></w:tcPr><w:p><w:pPr><w:jc w:val="both"/><w:rPr><w:rFonts w:ascii="Times New Roman" w:eastAsia="DFKai-SB" w:hAnsi="Times New Roman" w:cs="Times New Roman"/></w:rPr></w:pPr></w:p></w:tc><w:tc><w:tcPr><w:tcW w:w="567" w:type="dxa"/></w:tcPr><w:p><w:pPr><w:jc w:val="both"/><w:rPr><w:rFonts w:ascii="Times New Roman" w:eastAsia="DFKai-SB" w:hAnsi="Times New Roman" w:cs="Times New Roman"/></w:rPr></w:pPr></w:p></w:tc><w:tc><w:tcPr><w:tcW w:w="567" w:type="dxa"/></w:tcPr><w:p><w:pPr><w:jc w:val="both"/><w:rPr><w:rFonts w:ascii="Times New Roman" w:eastAsia="DFKai-SB" w:hAnsi="Times New Roman" w:cs="Times New Roman"/></w:rPr></w:pPr></w:p></w:tc><w:tc><w:tcPr><w:tcW w:w="567" w:type="dxa"/></w:tcPr><w:p><w:pPr><w:jc w:val="both"/><w:rPr><w:rFonts w:ascii="Times New Roman" w:eastAsia="DFKai-SB" w:hAnsi="Times New Roman" w:cs="Times New Roman"/></w:rPr></w:pPr></w:p></w:tc><w:tc><w:tcPr><w:tcW w:w="567" w:type="dxa"/></w:tcPr><w:p><w:pPr><w:jc w:val="both"/><w:rPr><w:rFonts w:ascii="Times New Roman" w:eastAsia="DFKai-SB" w:hAnsi="Times New Roman" w:cs="Times New Roman"/></w:rPr></w:pPr></w:p></w:tc><w:tc><w:tcPr><w:tcW w:w="567" w:type="dxa"/></w:tcPr><w:p><w:pPr><w:jc w:val="both"/><w:rPr><w:rFonts w:ascii="Times New Roman" w:eastAsia="DFKai-SB" w:hAnsi="Times New Roman" w:cs="Times New Roman"/></w:rPr></w:pPr></w:p></w:tc><w:tc><w:tcPr><w:tcW w:w="567" w:type="dxa"/></w:tcPr><w:p><w:pPr><w:jc w:val="both"/><w:rPr><w:rFonts w:ascii="Times New Roman" w:eastAsia="DFKai-SB" w:hAnsi="Times New Roman" w:cs="Times New Roman"/></w:rPr></w:pPr></w:p></w:tc><w:tc><w:tcPr><w:tcW w:w="567" w:type="dxa"/></w:tcPr><w:p><w:pPr><w:jc w:val="both"/><w:rPr><w:rFonts w:ascii="Times New Roman" w:eastAsia="DFKai-SB" w:hAnsi="Times New Roman" w:cs="Times New Roman"/></w:rPr></w:pPr></w:p></w:tc><w:tc><w:tcPr><w:tcW w:w="567" w:type="dxa"/></w:tcPr><w:p><w:pPr><w:jc w:val="both"/><w:rPr><w:rFonts w:ascii="Times New Roman" w:eastAsia="DFKai-SB" w:hAnsi="Times New Roman" w:cs="Times New Roman"/></w:rPr></w:pPr></w:p></w:tc><w:tc><w:tcPr><w:tcW w:w="567" w:type="dxa"/></w:tcPr><w:p><w:pPr><w:jc w:val="both"/><w:rPr><w:rFonts w:ascii="Times New Roman" w:eastAsia="DFKai-SB" w:hAnsi="Times New Roman" w:cs="Times New Roman"/></w:rPr></w:pPr></w:p></w:tc><w:tc><w:tcPr><w:tcW w:w="567" w:type="dxa"/></w:tcPr><w:p><w:pPr><w:jc w:val="both"/><w:rPr><w:rFonts w:ascii="Times New Roman" w:eastAsia="DFKai-SB" w:hAnsi="Times New Roman" w:cs="Times New Roman"/></w:rPr></w:pPr></w:p></w:tc><w:tc><w:tcPr><w:tcW w:w="567" w:type="dxa"/></w:tcPr><w:p><w:pPr><w:jc w:val="both"/><w:rPr><w:rFonts w:ascii="Times New Roman" w:eastAsia="DFKai-SB" w:hAnsi="Times New Roman" w:cs="Times New Roman"/></w:rPr></w:pPr></w:p></w:tc><w:tc><w:tcPr><w:tcW w:w="1191" w:type="dxa"/></w:tcPr><w:p><w:pPr><w:jc w:val="both"/><w:rPr><w:rFonts w:ascii="Times New Roman" w:eastAsia="DFKai-SB" w:hAnsi="Times New Roman" w:cs="Times New Roman"/></w:rPr></w:pPr></w:p></w:tc></w:tr><w:tr><w:trPr><w:trHeight w:val="567"/></w:trPr><w:tc><w:tcPr><w:tcW w:w="1757" w:type="dxa"/></w:tcPr><w:p><w:pPr><w:jc w:val="both"/><w:rPr><w:rFonts w:ascii="Times New Roman" w:eastAsia="DFKai-SB" w:hAnsi="Times New Roman" w:cs="Times New Roman"/></w:rPr></w:pPr></w:p></w:tc><w:tc><w:tcPr><w:tcW w:w="567" w:type="dxa"/></w:tcPr><w:p><w:pPr><w:jc w:val="both"/><w:rPr><w:rFonts w:ascii="Times New Roman" w:eastAsia="DFKai-SB" w:hAnsi="Times New Roman" w:cs="Times New Roman"/></w:rPr></w:pPr></w:p></w:tc><w:tc><w:tcPr><w:tcW w:w="567" w:type="dxa"/></w:tcPr><w:p><w:pPr><w:jc w:val="both"/><w:rPr><w:rFonts w:ascii="Times New Roman" w:eastAsia="DFKai-SB" w:hAnsi="Times New Roman" w:cs="Times New Roman"/></w:rPr></w:pPr></w:p></w:tc><w:tc><w:tcPr><w:tcW w:w="567" w:type="dxa"/></w:tcPr><w:p><w:pPr><w:jc w:val="both"/><w:rPr><w:rFonts w:ascii="Times New Roman" w:eastAsia="DFKai-SB" w:hAnsi="Times New Roman" w:cs="Times New Roman"/></w:rPr></w:pPr></w:p></w:tc><w:tc><w:tcPr><w:tcW w:w="567" w:type="dxa"/></w:tcPr><w:p><w:pPr><w:jc w:val="both"/><w:rPr><w:rFonts w:ascii="Times New Roman" w:eastAsia="DFKai-SB" w:hAnsi="Times New Roman" w:cs="Times New Roman"/></w:rPr></w:pPr></w:p></w:tc><w:tc><w:tcPr><w:tcW w:w="567" w:type="dxa"/></w:tcPr><w:p><w:pPr><w:jc w:val="both"/><w:rPr><w:rFonts w:ascii="Times New Roman" w:eastAsia="DFKai-SB" w:hAnsi="Times New Roman" w:cs="Times New Roman"/></w:rPr></w:pPr></w:p></w:tc><w:tc><w:tcPr><w:tcW w:w="567" w:type="dxa"/></w:tcPr><w:p><w:pPr><w:jc w:val="both"/><w:rPr><w:rFonts w:ascii="Times New Roman" w:eastAsia="DFKai-SB" w:hAnsi="Times New Roman" w:cs="Times New Roman"/></w:rPr></w:pPr></w:p></w:tc><w:tc><w:tcPr><w:tcW w:w="567" w:type="dxa"/></w:tcPr><w:p><w:pPr><w:jc w:val="both"/><w:rPr><w:rFonts w:ascii="Times New Roman" w:eastAsia="DFKai-SB" w:hAnsi="Times New Roman" w:cs="Times New Roman"/></w:rPr></w:pPr></w:p></w:tc><w:tc><w:tcPr><w:tcW w:w="567" w:type="dxa"/></w:tcPr><w:p><w:pPr><w:jc w:val="both"/><w:rPr><w:rFonts w:ascii="Times New Roman" w:eastAsia="DFKai-SB" w:hAnsi="Times New Roman" w:cs="Times New Roman"/></w:rPr></w:pPr></w:p></w:tc><w:tc><w:tcPr><w:tcW w:w="567" w:type="dxa"/></w:tcPr><w:p><w:pPr><w:jc w:val="both"/><w:rPr><w:rFonts w:ascii="Times New Roman" w:eastAsia="DFKai-SB" w:hAnsi="Times New Roman" w:cs="Times New Roman"/></w:rPr></w:pPr></w:p></w:tc><w:tc><w:tcPr><w:tcW w:w="567" w:type="dxa"/></w:tcPr><w:p><w:pPr><w:jc w:val="both"/><w:rPr><w:rFonts w:ascii="Times New Roman" w:eastAsia="DFKai-SB" w:hAnsi="Times New Roman" w:cs="Times New Roman"/></w:rPr></w:pPr></w:p></w:tc><w:tc><w:tcPr><w:tcW w:w="567" w:type="dxa"/></w:tcPr><w:p><w:pPr><w:jc w:val="both"/><w:rPr><w:rFonts w:ascii="Times New Roman" w:eastAsia="DFKai-SB" w:hAnsi="Times New Roman" w:cs="Times New Roman"/></w:rPr></w:pPr></w:p></w:tc><w:tc><w:tcPr><w:tcW w:w="567" w:type="dxa"/></w:tcPr><w:p><w:pPr><w:jc w:val="both"/><w:rPr><w:rFonts w:ascii="Times New Roman" w:eastAsia="DFKai-SB" w:hAnsi="Times New Roman" w:cs="Times New Roman"/></w:rPr></w:pPr></w:p></w:tc><w:tc><w:tcPr><w:tcW w:w="1191" w:type="dxa"/></w:tcPr><w:p><w:pPr><w:jc w:val="both"/><w:rPr><w:rFonts w:ascii="Times New Roman" w:eastAsia="DFKai-SB" w:hAnsi="Times New Roman" w:cs="Times New Roman"/></w:rPr></w:pPr></w:p></w:tc></w:tr><w:tr><w:trPr><w:trHeight w:val="567"/></w:trPr><w:tc><w:tcPr><w:tcW w:w="1757" w:type="dxa"/></w:tcPr><w:p><w:pPr><w:jc w:val="both"/><w:rPr><w:rFonts w:ascii="Times New Roman" w:eastAsia="DFKai-SB" w:hAnsi="Times New Roman" w:cs="Times New Roman"/></w:rPr></w:pPr></w:p></w:tc><w:tc><w:tcPr><w:tcW w:w="567" w:type="dxa"/></w:tcPr><w:p><w:pPr><w:jc w:val="both"/><w:rPr><w:rFonts w:ascii="Times New Roman" w:eastAsia="DFKai-SB" w:hAnsi="Times New Roman" w:cs="Times New Roman"/></w:rPr></w:pPr></w:p></w:tc><w:tc><w:tcPr><w:tcW w:w="567" w:type="dxa"/></w:tcPr><w:p><w:pPr><w:jc w:val="both"/><w:rPr><w:rFonts w:ascii="Times New Roman" w:eastAsia="DFKai-SB" w:hAnsi="Times New Roman" w:cs="Times New Roman"/></w:rPr></w:pPr></w:p></w:tc><w:tc><w:tcPr><w:tcW w:w="567" w:type="dxa"/></w:tcPr><w:p><w:pPr><w:jc w:val="both"/><w:rPr><w:rFonts w:ascii="Times New Roman" w:eastAsia="DFKai-SB" w:hAnsi="Times New Roman" w:cs="Times New Roman"/></w:rPr></w:pPr></w:p></w:tc><w:tc><w:tcPr><w:tcW w:w="567" w:type="dxa"/></w:tcPr><w:p><w:pPr><w:jc w:val="both"/><w:rPr><w:rFonts w:ascii="Times New Roman" w:eastAsia="DFKai-SB" w:hAnsi="Times New Roman" w:cs="Times New Roman"/></w:rPr></w:pPr></w:p></w:tc><w:tc><w:tcPr><w:tcW w:w="567" w:type="dxa"/></w:tcPr><w:p><w:pPr><w:jc w:val="both"/><w:rPr><w:rFonts w:ascii="Times New Roman" w:eastAsia="DFKai-SB" w:hAnsi="Times New Roman" w:cs="Times New Roman"/></w:rPr></w:pPr></w:p></w:tc><w:tc><w:tcPr><w:tcW w:w="567" w:type="dxa"/></w:tcPr><w:p><w:pPr><w:jc w:val="both"/><w:rPr><w:rFonts w:ascii="Times New Roman" w:eastAsia="DFKai-SB" w:hAnsi="Times New Roman" w:cs="Times New Roman"/></w:rPr></w:pPr></w:p></w:tc><w:tc><w:tcPr><w:tcW w:w="567" w:type="dxa"/></w:tcPr><w:p><w:pPr><w:jc w:val="both"/><w:rPr><w:rFonts w:ascii="Times New Roman" w:eastAsia="DFKai-SB" w:hAnsi="Times New Roman" w:cs="Times New Roman"/></w:rPr></w:pPr></w:p></w:tc><w:tc><w:tcPr><w:tcW w:w="567" w:type="dxa"/></w:tcPr><w:p><w:pPr><w:jc w:val="both"/><w:rPr><w:rFonts w:ascii="Times New Roman" w:eastAsia="DFKai-SB" w:hAnsi="Times New Roman" w:cs="Times New Roman"/></w:rPr></w:pPr></w:p></w:tc><w:tc><w:tcPr><w:tcW w:w="567" w:type="dxa"/></w:tcPr><w:p><w:pPr><w:jc w:val="both"/><w:rPr><w:rFonts w:ascii="Times New Roman" w:eastAsia="DFKai-SB" w:hAnsi="Times New Roman" w:cs="Times New Roman"/></w:rPr></w:pPr></w:p></w:tc><w:tc><w:tcPr><w:tcW w:w="567" w:type="dxa"/></w:tcPr><w:p><w:pPr><w:jc w:val="both"/><w:rPr><w:rFonts w:ascii="Times New Roman" w:eastAsia="DFKai-SB" w:hAnsi="Times New Roman" w:cs="Times New Roman"/></w:rPr></w:pPr></w:p></w:tc><w:tc><w:tcPr><w:tcW w:w="567" w:type="dxa"/></w:tcPr><w:p><w:pPr><w:jc w:val="both"/><w:rPr><w:rFonts w:ascii="Times New Roman" w:eastAsia="DFKai-SB" w:hAnsi="Times New Roman" w:cs="Times New Roman"/></w:rPr></w:pPr></w:p></w:tc><w:tc><w:tcPr><w:tcW w:w="567" w:type="dxa"/></w:tcPr><w:p><w:pPr><w:jc w:val="both"/><w:rPr><w:rFonts w:ascii="Times New Roman" w:eastAsia="DFKai-SB" w:hAnsi="Times New Roman" w:cs="Times New Roman"/></w:rPr></w:pPr></w:p></w:tc><w:tc><w:tcPr><w:tcW w:w="1191" w:type="dxa"/></w:tcPr><w:p><w:pPr><w:jc w:val="both"/><w:rPr><w:rFonts w:ascii="Times New Roman" w:eastAsia="DFKai-SB" w:hAnsi="Times New Roman" w:cs="Times New Roman"/></w:rPr></w:pPr></w:p></w:tc></w:tr></w:tbl><w:p><w:pPr><w:jc w:val="both"/><w:rPr><w:rFonts w:ascii="Times New Roman" w:eastAsia="DFKai-SB" w:hAnsi="Times New Roman" w:cs="Times New Roman"/></w:rPr></w:pPr><w:r><w:rPr><w:rFonts w:ascii="Times New Roman" w:eastAsia="DFKai-SB" w:hAnsi="Times New Roman" w:cs="Times New Roman" w:hint="eastAsia"/></w:rPr><w:t>(</w:t></w:r><w:r><w:rPr><w:rFonts w:ascii="Times New Roman" w:eastAsia="DFKai-SB" w:hAnsi="Times New Roman" w:cs="Times New Roman" w:hint="eastAsia"/></w:rPr><w:t>如篇幅不足，請自行複製</w:t></w:r><w:r><w:rPr><w:rFonts w:ascii="Times New Roman" w:eastAsia="DFKai-SB" w:hAnsi="Times New Roman" w:cs="Times New Roman" w:hint="eastAsia"/></w:rPr><w:t>)</w:t></w:r></w:p><w:p><w:pPr><w:widowControl/><w:rPr><w:rFonts w:ascii="Times New Roman" w:eastAsia="DFKai-SB" w:hAnsi="Times New Roman" w:cs="Times New Roman"/><w:b/></w:rPr></w:pPr><w:r><w:rPr><w:rFonts w:ascii="Times New Roman" w:eastAsia="DFKai-SB" w:hAnsi="Times New Roman" w:cs="Times New Roman"/><w:b/></w:rPr><w:br w:type="page"/></w:r></w:p><w:p><w:bookmarkStart w:id="110" w:name="sec_5"/><w:bookmarkEnd w:id="110"/><w:pPr><w:ind w:left="480" w:hangingChars="200" w:hanging="480"/><w:jc w:val="both"/><w:rPr><w:rFonts w:ascii="Times New Roman" w:eastAsia="DFKai-SB" w:hAnsi="Times New Roman" w:cs="Times New Roman"/><w:b/></w:rPr></w:pPr><w:r><w:rPr><w:rFonts w:ascii="Times New Roman" w:eastAsia="DFKai-SB" w:hAnsi="Times New Roman" w:cs="Times New Roman" w:hint="eastAsia"/><w:b/></w:rPr><w:lastRenderedPageBreak/><w:t>伍、人力配置：</w:t></w:r><w:r><w:rPr><w:rFonts w:ascii="Times New Roman" w:eastAsia="DFKai-SB" w:hAnsi="Times New Roman" w:cs="Times New Roman" w:hint="eastAsia"/></w:rPr><w:t>類別欄請分別填寫主持人、協同主持人、研究人員、專任研究助理、兼任研究助理等。研究助理如未確定人選，其姓名欄可填寫待聘。主持人、協同主持人、研究人員需填附表一、二、三。附表一需由填表人及計畫主持人簽章。</w:t></w:r></w:p><w:tbl><w:tblPr><w:tblStyle w:val="TableGrid"/><w:tblW w:w="0" w:type="auto"/><w:tblLook w:val="04A0" w:firstRow="1" w:lastRow="0" w:firstColumn="1" w:lastColumn="0" w:noHBand="0" w:noVBand="1"/></w:tblPr><w:tblGrid><w:gridCol w:w="1271"/><w:gridCol w:w="1276"/><w:gridCol w:w="1417"/><w:gridCol w:w="5096"/></w:tblGrid><w:tr><w:trPr><w:trHeight w:val="567"/></w:trPr><w:tc><w:tcPr><w:tcW w:w="1271" w:type="dxa"/><w:vAlign w:val="center"/></w:tcPr><w:p><w:pPr><w:jc w:val="center"/><w:rPr><w:rFonts w:ascii="Times New Roman" w:eastAsia="DFKai-SB" w:hAnsi="Times New Roman" w:cs="Times New Roman"/></w:rPr></w:pPr><w:r><w:rPr><w:rFonts w:ascii="Times New Roman" w:eastAsia="DFKai-SB" w:hAnsi="Times New Roman" w:cs="Times New Roman" w:hint="eastAsia"/></w:rPr><w:t>類</w:t></w:r><w:r><w:rPr><w:rFonts w:ascii="Times New Roman" w:eastAsia="DFKai-SB" w:hAnsi="Times New Roman" w:cs="Times New Roman" w:hint="eastAsia"/></w:rPr><w:t xml:space="preserve">   </w:t></w:r><w:r><w:rPr><w:rFonts w:ascii="Times New Roman" w:eastAsia="DFKai-SB" w:hAnsi="Times New Roman" w:cs="Times New Roman" w:hint="eastAsia"/></w:rPr><w:t>別</w:t></w:r></w:p></w:tc><w:tc><w:tcPr><w:tcW w:w="1276" w:type="dxa"/><w:vAlign w:val="center"/></w:tcPr><w:p><w:pPr><w:jc w:val="center"/><w:rPr><w:rFonts w:ascii="Times New Roman" w:eastAsia="DFKai-SB" w:hAnsi="Times New Roman" w:cs="Times New Roman"/></w:rPr></w:pPr><w:r><w:rPr><w:rFonts w:ascii="Times New Roman" w:eastAsia="DFKai-SB" w:hAnsi="Times New Roman" w:cs="Times New Roman" w:hint="eastAsia"/></w:rPr><w:t>姓</w:t></w:r><w:r><w:rPr><w:rFonts w:ascii="Times New Roman" w:eastAsia="DFKai-SB" w:hAnsi="Times New Roman" w:cs="Times New Roman" w:hint="eastAsia"/></w:rPr><w:t xml:space="preserve">   </w:t></w:r><w:r><w:rPr><w:rFonts w:ascii="Times New Roman" w:eastAsia="DFKai-SB" w:hAnsi="Times New Roman" w:cs="Times New Roman" w:hint="eastAsia"/></w:rPr><w:t>名</w:t></w:r></w:p></w:tc><w:tc><w:tcPr><w:tcW w:w="1417" w:type="dxa"/><w:vAlign w:val="center"/></w:tcPr><w:p><w:pPr><w:jc w:val="center"/><w:rPr><w:rFonts w:ascii="Times New Roman" w:eastAsia="DFKai-SB" w:hAnsi="Times New Roman" w:cs="Times New Roman"/></w:rPr></w:pPr><w:r><w:rPr><w:rFonts w:ascii="Times New Roman" w:eastAsia="DFKai-SB" w:hAnsi="Times New Roman" w:cs="Times New Roman" w:hint="eastAsia"/></w:rPr><w:t>現</w:t></w:r><w:r><w:rPr><w:rFonts w:ascii="Times New Roman" w:eastAsia="DFKai-SB" w:hAnsi="Times New Roman" w:cs="Times New Roman" w:hint="eastAsia"/></w:rPr><w:t xml:space="preserve">   </w:t></w:r><w:r><w:rPr><w:rFonts w:ascii="Times New Roman" w:eastAsia="DFKai-SB" w:hAnsi="Times New Roman" w:cs="Times New Roman" w:hint="eastAsia"/></w:rPr><w:t>職</w:t></w:r></w:p></w:tc><w:tc><w:tcPr><w:tcW w:w="5096" w:type="dxa"/><w:vAlign w:val="center"/></w:tcPr><w:p><w:pPr><w:jc w:val="center"/><w:rPr><w:rFonts w:ascii="Times New Roman" w:eastAsia="DFKai-SB" w:hAnsi="Times New Roman" w:cs="Times New Roman"/></w:rPr></w:pPr><w:r><w:rPr><w:rFonts w:ascii="Times New Roman" w:eastAsia="DFKai-SB" w:hAnsi="Times New Roman" w:cs="Times New Roman" w:hint="eastAsia"/></w:rPr><w:t>在本計畫內擔任之具體工作性質、項目及範圍</w:t></w:r></w:p></w:tc></w:tr><w:tr><w:trPr><w:trHeight w:val="567"/></w:trPr><w:tc><w:tcPr><w:tcW w:w="1271" w:type="dxa"/><w:vAlign w:val="center"/></w:tcPr><w:p><w:pPr><w:jc w:val="both"/><w:rPr><w:rFonts w:ascii="Times New Roman" w:eastAsia="DFKai-SB" w:hAnsi="Times New Roman" w:cs="Times New Roman"/></w:rPr></w:pPr><w:r><w:t>{#personnel_rows}{role_text}</w:t></w:r></w:p></w:tc><w:tc><w:tcPr><w:tcW w:w="1276" w:type="dxa"/><w:vAlign w:val="center"/></w:tcPr><w:p><w:pPr><w:jc w:val="both"/><w:rPr><w:rFonts w:ascii="Times New Roman" w:eastAsia="DFKai-SB" w:hAnsi="Times New Roman" w:cs="Times New Roman"/></w:rPr></w:pPr><w:r><w:t>{name_zh}</w:t></w:r></w:p></w:tc><w:tc><w:tcPr><w:tcW w:w="1417" w:type="dxa"/><w:vAlign w:val="center"/></w:tcPr><w:p><w:pPr><w:jc w:val="both"/><w:rPr><w:rFonts w:ascii="Times New Roman" w:eastAsia="DFKai-SB" w:hAnsi="Times New Roman" w:cs="Times New Roman"/></w:rPr></w:pPr><w:r><w:t>{title}</w:t></w:r></w:p></w:tc><w:tc><w:tcPr><w:tcW w:w="5096" w:type="dxa"/><w:vAlign w:val="center"/></w:tcPr><w:p><w:pPr><w:jc w:val="both"/><w:rPr><w:rFonts w:ascii="Times New Roman" w:eastAsia="DFKai-SB" w:hAnsi="Times New Roman" w:cs="Times New Roman"/></w:rPr></w:pPr><w:r><w:t>{work_description}{/personnel_rows}</w:t></w:r></w:p></w:tc></w:tr><w:tr><w:trPr><w:trHeight w:val="567"/></w:trPr><w:tc><w:tcPr><w:tcW w:w="1271" w:type="dxa"/><w:vAlign w:val="center"/></w:tcPr><w:p><w:pPr><w:jc w:val="both"/><w:rPr><w:rFonts w:ascii="Times New Roman" w:eastAsia="DFKai-SB" w:hAnsi="Times New Roman" w:cs="Times New Roman"/></w:rPr></w:pPr></w:p></w:tc><w:tc><w:tcPr><w:tcW w:w="1276" w:type="dxa"/><w:vAlign w:val="center"/></w:tcPr><w:p><w:pPr><w:jc w:val="both"/><w:rPr><w:rFonts w:ascii="Times New Roman" w:eastAsia="DFKai-SB" w:hAnsi="Times New Roman" w:cs="Times New Roman"/></w:rPr></w:pPr></w:p></w:tc><w:tc><w:tcPr><w:tcW w:w="1417" w:type="dxa"/><w:vAlign w:val="center"/></w:tcPr><w:p><w:pPr><w:jc w:val="both"/><w:rPr><w:rFonts w:ascii="Times New Roman" w:eastAsia="DFKai-SB" w:hAnsi="Times New Roman" w:cs="Times New Roman"/></w:rPr></w:pPr></w:p></w:tc><w:tc><w:tcPr><w:tcW w:w="5096" w:type="dxa"/><w:vAlign w:val="center"/></w:tcPr><w:p><w:pPr><w:jc w:val="both"/><w:rPr><w:rFonts w:ascii="Times New Roman" w:eastAsia="DFKai-SB" w:hAnsi="Times New Roman" w:cs="Times New Roman"/></w:rPr></w:pPr></w:p></w:tc></w:tr><w:tr><w:trPr><w:trHeight w:val="567"/></w:trPr><w:tc><w:tcPr><w:tcW w:w="1271" w:type="dxa"/><w:vAlign w:val="center"/></w:tcPr><w:p><w:pPr><w:jc w:val="both"/><w:rPr><w:rFonts w:ascii="Times New Roman" w:eastAsia="DFKai-SB" w:hAnsi="Times New Roman" w:cs="Times New Roman"/></w:rPr></w:pPr></w:p></w:tc><w:tc><w:tcPr><w:tcW w:w="1276" w:type="dxa"/><w:vAlign w:val="center"/></w:tcPr><w:p><w:pPr><w:jc w:val="both"/><w:rPr><w:rFonts w:ascii="Times New Roman" w:eastAsia="DFKai-SB" w:hAnsi="Times New Roman" w:cs="Times New Roman"/></w:rPr></w:pPr></w:p></w:tc><w:tc><w:tcPr><w:tcW w:w="1417" w:type="dxa"/><w:vAlign w:val="center"/></w:tcPr><w:p><w:pPr><w:jc w:val="both"/><w:rPr><w:rFonts w:ascii="Times New Roman" w:eastAsia="DFKai-SB" w:hAnsi="Times New Roman" w:cs="Times New Roman"/></w:rPr></w:pPr></w:p></w:tc><w:tc><w:tcPr><w:tcW w:w="5096" w:type="dxa"/><w:vAlign w:val="center"/></w:tcPr><w:p><w:pPr><w:jc w:val="both"/><w:rPr><w:rFonts w:ascii="Times New Roman" w:eastAsia="DFKai-SB" w:hAnsi="Times New Roman" w:cs="Times New Roman"/></w:rPr></w:pPr></w:p></w:tc></w:tr><w:tr><w:trPr><w:trHeight w:val="567"/></w:trPr><w:tc><w:tcPr><w:tcW w:w="1271" w:type="dxa"/><w:vAlign w:val="center"/></w:tcPr><w:p><w:pPr><w:jc w:val="both"/><w:rPr><w:rFonts w:ascii="Times New Roman" w:eastAsia="DFKai-SB" w:hAnsi="Times New Roman" w:cs="Times New Roman"/></w:rPr></w:pPr></w:p></w:tc><w:tc><w:tcPr><w:tcW w:w="1276" w:type="dxa"/><w:vAlign w:val="center"/></w:tcPr><w:p><w:pPr><w:jc w:val="both"/><w:rPr><w:rFonts w:ascii="Times New Roman" w:eastAsia="DFKai-SB" w:hAnsi="Times New Roman" w:cs="Times New Roman"/></w:rPr></w:pPr></w:p></w:tc><w:tc><w:tcPr><w:tcW w:w="1417" w:type="dxa"/><w:vAlign w:val="center"/></w:tcPr><w:p><w:pPr><w:jc w:val="both"/><w:rPr><w:rFonts w:ascii="Times New Roman" w:eastAsia="DFKai-SB" w:hAnsi="Times New Roman" w:cs="Times New Roman"/></w:rPr></w:pPr></w:p></w:tc><w:tc><w:tcPr><w:tcW w:w="5096" w:type="dxa"/><w:vAlign w:val="center"/></w:tcPr><w:p><w:pPr><w:jc w:val="both"/><w:rPr><w:rFonts w:ascii="Times New Roman" w:eastAsia="DFKai-SB" w:hAnsi="Times New Roman" w:cs="Times New Roman"/></w:rPr></w:pPr></w:p></w:tc></w:tr><w:tr><w:trPr><w:trHeight w:val="567"/></w:trPr><w:tc><w:tcPr><w:tcW w:w="1271" w:type="dxa"/><w:vAlign w:val="center"/></w:tcPr><w:p><w:pPr><w:jc w:val="both"/><w:rPr><w:rFonts w:ascii="Times New Roman" w:eastAsia="DFKai-SB" w:hAnsi="Times New Roman" w:cs="Times New Roman"/></w:rPr></w:pPr></w:p></w:tc><w:tc><w:tcPr><w:tcW w:w="1276" w:type="dxa"/><w:vAlign w:val="center"/></w:tcPr><w:p><w:pPr><w:jc w:val="both"/><w:rPr><w:rFonts w:ascii="Times New Roman" w:eastAsia="DFKai-SB" w:hAnsi="Times New Roman" w:cs="Times New Roman"/></w:rPr></w:pPr></w:p></w:tc><w:tc><w:tcPr><w:tcW w:w="1417" w:type="dxa"/><w:vAlign w:val="center"/></w:tcPr><w:p><w:pPr><w:jc w:val="both"/><w:rPr><w:rFonts w:ascii="Times New Roman" w:eastAsia="DFKai-SB" w:hAnsi="Times New Roman" w:cs="Times New Roman"/></w:rPr></w:pPr></w:p></w:tc><w:tc><w:tcPr><w:tcW w:w="5096" w:type="dxa"/><w:vAlign w:val="center"/></w:tcPr><w:p><w:pPr><w:jc w:val="both"/><w:rPr><w:rFonts w:ascii="Times New Roman" w:eastAsia="DFKai-SB" w:hAnsi="Times New Roman" w:cs="Times New Roman"/></w:rPr></w:pPr></w:p></w:tc></w:tr><w:tr><w:trPr><w:trHeight w:val="567"/></w:trPr><w:tc><w:tcPr><w:tcW w:w="1271" w:type="dxa"/><w:vAlign w:val="center"/></w:tcPr><w:p><w:pPr><w:jc w:val="both"/><w:rPr><w:rFonts w:ascii="Times New Roman" w:eastAsia="DFKai-SB" w:hAnsi="Times New Roman" w:cs="Times New Roman"/></w:rPr></w:pPr></w:p></w:tc><w:tc><w:tcPr><w:tcW w:w="1276" w:type="dxa"/><w:vAlign w:val="center"/></w:tcPr><w:p><w:pPr><w:jc w:val="both"/><w:rPr><w:rFonts w:ascii="Times New Roman" w:eastAsia="DFKai-SB" w:hAnsi="Times New Roman" w:cs="Times New Roman"/></w:rPr></w:pPr></w:p></w:tc><w:tc><w:tcPr><w:tcW w:w="1417" w:type="dxa"/><w:vAlign w:val="center"/></w:tcPr><w:p><w:pPr><w:jc w:val="both"/><w:rPr><w:rFonts w:ascii="Times New Roman" w:eastAsia="DFKai-SB" w:hAnsi="Times New Roman" w:cs="Times New Roman"/></w:rPr></w:pPr></w:p></w:tc><w:tc><w:tcPr><w:tcW w:w="5096" w:type="dxa"/><w:vAlign w:val="center"/></w:tcPr><w:p><w:pPr><w:jc w:val="both"/><w:rPr><w:rFonts w:ascii="Times New Roman" w:eastAsia="DFKai-SB" w:hAnsi="Times New Roman" w:cs="Times New Roman"/></w:rPr></w:pPr></w:p></w:tc></w:tr><w:tr><w:trPr><w:trHeight w:val="567"/></w:trPr><w:tc><w:tcPr><w:tcW w:w="1271" w:type="dxa"/><w:vAlign w:val="center"/></w:tcPr><w:p><w:pPr><w:jc w:val="both"/><w:rPr><w:rFonts w:ascii="Times New Roman" w:eastAsia="DFKai-SB" w:hAnsi="Times New Roman" w:cs="Times New Roman"/></w:rPr></w:pPr></w:p></w:tc><w:tc><w:tcPr><w:tcW w:w="1276" w:type="dxa"/><w:vAlign w:val="center"/></w:tcPr><w:p><w:pPr><w:jc w:val="both"/><w:rPr><w:rFonts w:ascii="Times New Roman" w:eastAsia="DFKai-SB" w:hAnsi="Times New Roman" w:cs="Times New Roman"/></w:rPr></w:pPr></w:p></w:tc><w:tc><w:tcPr><w:tcW w:w="1417" w:type="dxa"/><w:vAlign w:val="center"/></w:tcPr><w:p><w:pPr><w:jc w:val="both"/><w:rPr><w:rFonts w:ascii="Times New Roman" w:eastAsia="DFKai-SB" w:hAnsi="Times New Roman" w:cs="Times New Roman"/></w:rPr></w:pPr></w:p></w:tc><w:tc><w:tcPr><w:tcW w:w="5096" w:type="dxa"/><w:vAlign w:val="center"/></w:tcPr><w:p><w:pPr><w:jc w:val="both"/><w:rPr><w:rFonts w:ascii="Times New Roman" w:eastAsia="DFKai-SB" w:hAnsi="Times New Roman" w:cs="Times New Roman"/></w:rPr></w:pPr></w:p></w:tc></w:tr><w:tr><w:trPr><w:trHeight w:val="567"/></w:trPr><w:tc><w:tcPr><w:tcW w:w="1271" w:type="dxa"/><w:vAlign w:val="center"/></w:tcPr><w:p><w:pPr><w:jc w:val="both"/><w:rPr><w:rFonts w:ascii="Times New Roman" w:eastAsia="DFKai-SB" w:hAnsi="Times New Roman" w:cs="Times New Roman"/></w:rPr></w:pPr></w:p></w:tc><w:tc><w:tcPr><w:tcW w:w="1276" w:type="dxa"/><w:vAlign w:val="center"/></w:tcPr><w:p><w:pPr><w:jc w:val="both"/><w:rPr><w:rFonts w:ascii="Times New Roman" w:eastAsia="DFKai-SB" w:hAnsi="Times New Roman" w:cs="Times New Roman"/></w:rPr></w:pPr></w:p></w:tc><w:tc><w:tcPr><w:tcW w:w="1417" w:type="dxa"/><w:vAlign w:val="center"/></w:tcPr><w:p><w:pPr><w:jc w:val="both"/><w:rPr><w:rFonts w:ascii="Times New Roman" w:eastAsia="DFKai-SB" w:hAnsi="Times New Roman" w:cs="Times New Roman"/></w:rPr></w:pPr></w:p></w:tc><w:tc><w:tcPr><w:tcW w:w="5096" w:type="dxa"/><w:vAlign w:val="center"/></w:tcPr><w:p><w:pPr><w:jc w:val="both"/><w:rPr><w:rFonts w:ascii="Times New Roman" w:eastAsia="DFKai-SB" w:hAnsi="Times New Roman" w:cs="Times New Roman"/></w:rPr></w:pPr></w:p></w:tc></w:tr><w:tr><w:trPr><w:trHeight w:val="567"/></w:trPr><w:tc><w:tcPr><w:tcW w:w="1271" w:type="dxa"/><w:vAlign w:val="center"/></w:tcPr><w:p><w:pPr><w:jc w:val="both"/><w:rPr><w:rFonts w:ascii="Times New Roman" w:eastAsia="DFKai-SB" w:hAnsi="Times New Roman" w:cs="Times New Roman"/></w:rPr></w:pPr></w:p></w:tc><w:tc><w:tcPr><w:tcW w:w="1276" w:type="dxa"/><w:vAlign w:val="center"/></w:tcPr><w:p><w:pPr><w:jc w:val="both"/><w:rPr><w:rFonts w:ascii="Times New Roman" w:eastAsia="DFKai-SB" w:hAnsi="Times New Roman" w:cs="Times New Roman"/></w:rPr></w:pPr></w:p></w:tc><w:tc><w:tcPr><w:tcW w:w="1417" w:type="dxa"/><w:vAlign w:val="center"/></w:tcPr><w:p><w:pPr><w:jc w:val="both"/><w:rPr><w:rFonts w:ascii="Times New Roman" w:eastAsia="DFKai-SB" w:hAnsi="Times New Roman" w:cs="Times New Roman"/></w:rPr></w:pPr></w:p></w:tc><w:tc><w:tcPr><w:tcW w:w="5096" w:type="dxa"/><w:vAlign w:val="center"/></w:tcPr><w:p><w:pPr><w:jc w:val="both"/><w:rPr><w:rFonts w:ascii="Times New Roman" w:eastAsia="DFKai-SB" w:hAnsi="Times New Roman" w:cs="Times New Roman"/></w:rPr></w:pPr></w:p></w:tc></w:tr><w:tr><w:trPr><w:trHeight w:val="567"/></w:trPr><w:tc><w:tcPr><w:tcW w:w="1271" w:type="dxa"/><w:vAlign w:val="center"/></w:tcPr><w:p><w:pPr><w:jc w:val="both"/><w:rPr><w:rFonts w:ascii="Times New Roman" w:eastAsia="DFKai-SB" w:hAnsi="Times New Roman" w:cs="Times New Roman"/></w:rPr></w:pPr></w:p></w:tc><w:tc><w:tcPr><w:tcW w:w="1276" w:type="dxa"/><w:vAlign w:val="center"/></w:tcPr><w:p><w:pPr><w:jc w:val="both"/><w:rPr><w:rFonts w:ascii="Times New Roman" w:eastAsia="DFKai-SB" w:hAnsi="Times New Roman" w:cs="Times New Roman"/></w:rPr></w:pPr></w:p></w:tc><w:tc><w:tcPr><w:tcW w:w="1417" w:type="dxa"/><w:vAlign w:val="center"/></w:tcPr><w:p><w:pPr><w:jc w:val="both"/><w:rPr><w:rFonts w:ascii="Times New Roman" w:eastAsia="DFKai-SB" w:hAnsi="Times New Roman" w:cs="Times New Roman"/></w:rPr></w:pPr></w:p></w:tc><w:tc><w:tcPr><w:tcW w:w="5096" w:type="dxa"/><w:vAlign w:val="center"/></w:tcPr><w:p><w:pPr><w:jc w:val="both"/><w:rPr><w:rFonts w:ascii="Times New Roman" w:eastAsia="DFKai-SB" w:hAnsi="Times New Roman" w:cs="Times New Roman"/></w:rPr></w:pPr></w:p></w:tc></w:tr><w:tr><w:trPr><w:trHeight w:val="567"/></w:trPr><w:tc><w:tcPr><w:tcW w:w="1271" w:type="dxa"/><w:vAlign w:val="center"/></w:tcPr><w:p><w:pPr><w:jc w:val="both"/><w:rPr><w:rFonts w:ascii="Times New Roman" w:eastAsia="DFKai-SB" w:hAnsi="Times New Roman" w:cs="Times New Roman"/></w:rPr></w:pPr></w:p></w:tc><w:tc><w:tcPr><w:tcW w:w="1276" w:type="dxa"/><w:vAlign w:val="center"/></w:tcPr><w:p><w:pPr><w:jc w:val="both"/><w:rPr><w:rFonts w:ascii="Times New Roman" w:eastAsia="DFKai-SB" w:hAnsi="Times New Roman" w:cs="Times New Roman"/></w:rPr></w:pPr></w:p></w:tc><w:tc><w:tcPr><w:tcW w:w="1417" w:type="dxa"/><w:vAlign w:val="center"/></w:tcPr><w:p><w:pPr><w:jc w:val="both"/><w:rPr><w:rFonts w:ascii="Times New Roman" w:eastAsia="DFKai-SB" w:hAnsi="Times New Roman" w:cs="Times New Roman"/></w:rPr></w:pPr></w:p></w:tc><w:tc><w:tcPr><w:tcW w:w="5096" w:type="dxa"/><w:vAlign w:val="center"/></w:tcPr><w:p><w:pPr><w:jc w:val="both"/><w:rPr><w:rFonts w:ascii="Times New Roman" w:eastAsia="DFKai-SB" w:hAnsi="Times New Roman" w:cs="Times New Roman"/></w:rPr></w:pPr></w:p></w:tc></w:tr><w:tr><w:trPr><w:trHeight w:val="567"/></w:trPr><w:tc><w:tcPr><w:tcW w:w="1271" w:type="dxa"/><w:vAlign w:val="center"/></w:tcPr><w:p><w:pPr><w:jc w:val="both"/><w:rPr><w:rFonts w:ascii="Times New Roman" w:eastAsia="DFKai-SB" w:hAnsi="Times New Roman" w:cs="Times New Roman"/></w:rPr></w:pPr></w:p></w:tc><w:tc><w:tcPr><w:tcW w:w="1276" w:type="dxa"/><w:vAlign w:val="center"/></w:tcPr><w:p><w:pPr><w:jc w:val="both"/><w:rPr><w:rFonts w:ascii="Times New Roman" w:eastAsia="DFKai-SB" w:hAnsi="Times New Roman" w:cs="Times New Roman"/></w:rPr></w:pPr></w:p></w:tc><w:tc><w:tcPr><w:tcW w:w="1417" w:type="dxa"/><w:vAlign w:val="center"/></w:tcPr><w:p><w:pPr><w:jc w:val="both"/><w:rPr><w:rFonts w:ascii="Times New Roman" w:eastAsia="DFKai-SB" w:hAnsi="Times New Roman" w:cs="Times New Roman"/></w:rPr></w:pPr></w:p></w:tc><w:tc><w:tcPr><w:tcW w:w="5096" w:type="dxa"/><w:vAlign w:val="center"/></w:tcPr><w:p><w:pPr><w:jc w:val="both"/><w:rPr><w:rFonts w:ascii="Times New Roman" w:eastAsia="DFKai-SB" w:hAnsi="Times New Roman" w:cs="Times New Roman"/></w:rPr></w:pPr></w:p></w:tc></w:tr><w:tr><w:trPr><w:trHeight w:val="567"/></w:trPr><w:tc><w:tcPr><w:tcW w:w="1271" w:type="dxa"/><w:vAlign w:val="center"/></w:tcPr><w:p><w:pPr><w:jc w:val="both"/><w:rPr><w:rFonts w:ascii="Times New Roman" w:eastAsia="DFKai-SB" w:hAnsi="Times New Roman" w:cs="Times New Roman"/></w:rPr></w:pPr></w:p></w:tc><w:tc><w:tcPr><w:tcW w:w="1276" w:type="dxa"/><w:vAlign w:val="center"/></w:tcPr><w:p><w:pPr><w:jc w:val="both"/><w:rPr><w:rFonts w:ascii="Times New Roman" w:eastAsia="DFKai-SB" w:hAnsi="Times New Roman" w:cs="Times New Roman"/></w:rPr></w:pPr></w:p></w:tc><w:tc><w:tcPr><w:tcW w:w="1417" w:type="dxa"/><w:vAlign w:val="center"/></w:tcPr><w:p><w:pPr><w:jc w:val="both"/><w:rPr><w:rFonts w:ascii="Times New Roman" w:eastAsia="DFKai-SB" w:hAnsi="Times New Roman" w:cs="Times New Roman"/></w:rPr></w:pPr></w:p></w:tc><w:tc><w:tcPr><w:tcW w:w="5096" w:type="dxa"/><w:vAlign w:val="center"/></w:tcPr><w:p><w:pPr><w:jc w:val="both"/><w:rPr><w:rFonts w:ascii="Times New Roman" w:eastAsia="DFKai-SB" w:hAnsi="Times New Roman" w:cs="Times New Roman"/></w:rPr></w:pPr></w:p></w:tc></w:tr><w:tr><w:trPr><w:trHeight w:val="567"/></w:trPr><w:tc><w:tcPr><w:tcW w:w="1271" w:type="dxa"/><w:vAlign w:val="center"/></w:tcPr><w:p><w:pPr><w:jc w:val="both"/><w:rPr><w:rFonts w:ascii="Times New Roman" w:eastAsia="DFKai-SB" w:hAnsi="Times New Roman" w:cs="Times New Roman"/></w:rPr></w:pPr></w:p></w:tc><w:tc><w:tcPr><w:tcW w:w="1276" w:type="dxa"/><w:vAlign w:val="center"/></w:tcPr><w:p><w:pPr><w:jc w:val="both"/><w:rPr><w:rFonts w:ascii="Times New Roman" w:eastAsia="DFKai-SB" w:hAnsi="Times New Roman" w:cs="Times New Roman"/></w:rPr></w:pPr></w:p></w:tc><w:tc><w:tcPr><w:tcW w:w="1417" w:type="dxa"/><w:vAlign w:val="center"/></w:tcPr><w:p><w:pPr><w:jc w:val="both"/><w:rPr><w:rFonts w:ascii="Times New Roman" w:eastAsia="DFKai-SB" w:hAnsi="Times New Roman" w:cs="Times New Roman"/></w:rPr></w:pPr></w:p></w:tc><w:tc><w:tcPr><w:tcW w:w="5096" w:type="dxa"/><w:vAlign w:val="center"/></w:tcPr><w:p><w:pPr><w:jc w:val="both"/><w:rPr><w:rFonts w:ascii="Times New Roman" w:eastAsia="DFKai-SB" w:hAnsi="Times New Roman" w:cs="Times New Roman"/></w:rPr></w:pPr></w:p></w:tc></w:tr><w:tr><w:trPr><w:trHeight w:val="567"/></w:trPr><w:tc><w:tcPr><w:tcW w:w="1271" w:type="dxa"/><w:vAlign w:val="center"/></w:tcPr><w:p><w:pPr><w:jc w:val="both"/><w:rPr><w:rFonts w:ascii="Times New Roman" w:eastAsia="DFKai-SB" w:hAnsi="Times New Roman" w:cs="Times New Roman"/></w:rPr></w:pPr></w:p></w:tc><w:tc><w:tcPr><w:tcW w:w="1276" w:type="dxa"/><w:vAlign w:val="center"/></w:tcPr><w:p><w:pPr><w:jc w:val="both"/><w:rPr><w:rFonts w:ascii="Times New Roman" w:eastAsia="DFKai-SB" w:hAnsi="Times New Roman" w:cs="Times New Roman"/></w:rPr></w:pPr></w:p></w:tc><w:tc><w:tcPr><w:tcW w:w="1417" w:type="dxa"/><w:vAlign w:val="center"/></w:tcPr><w:p><w:pPr><w:jc w:val="both"/><w:rPr><w:rFonts w:ascii="Times New Roman" w:eastAsia="DFKai-SB" w:hAnsi="Times New Roman" w:cs="Times New Roman"/></w:rPr></w:pPr></w:p></w:tc><w:tc><w:tcPr><w:tcW w:w="5096" w:type="dxa"/><w:vAlign w:val="center"/></w:tcPr><w:p><w:pPr><w:jc w:val="both"/><w:rPr><w:rFonts w:ascii="Times New Roman" w:eastAsia="DFKai-SB" w:hAnsi="Times New Roman" w:cs="Times New Roman"/></w:rPr></w:pPr></w:p></w:tc></w:tr><w:tr><w:trPr><w:trHeight w:val="567"/></w:trPr><w:tc><w:tcPr><w:tcW w:w="1271" w:type="dxa"/><w:vAlign w:val="center"/></w:tcPr><w:p><w:pPr><w:jc w:val="both"/><w:rPr><w:rFonts w:ascii="Times New Roman" w:eastAsia="DFKai-SB" w:hAnsi="Times New Roman" w:cs="Times New Roman"/></w:rPr></w:pPr></w:p></w:tc><w:tc><w:tcPr><w:tcW w:w="1276" w:type="dxa"/><w:vAlign w:val="center"/></w:tcPr><w:p><w:pPr><w:jc w:val="both"/><w:rPr><w:rFonts w:ascii="Times New Roman" w:eastAsia="DFKai-SB" w:hAnsi="Times New Roman" w:cs="Times New Roman"/></w:rPr></w:pPr></w:p></w:tc><w:tc><w:tcPr><w:tcW w:w="1417" w:type="dxa"/><w:vAlign w:val="center"/></w:tcPr><w:p><w:pPr><w:jc w:val="both"/><w:rPr><w:rFonts w:ascii="Times New Roman" w:eastAsia="DFKai-SB" w:hAnsi="Times New Roman" w:cs="Times New Roman"/></w:rPr></w:pPr></w:p></w:tc><w:tc><w:tcPr><w:tcW w:w="5096" w:type="dxa"/><w:vAlign w:val="center"/></w:tcPr><w:p><w:pPr><w:jc w:val="both"/><w:rPr><w:rFonts w:ascii="Times New Roman" w:eastAsia="DFKai-SB" w:hAnsi="Times New Roman" w:cs="Times New Roman"/></w:rPr></w:pPr></w:p></w:tc></w:tr><w:tr><w:trPr><w:trHeight w:val="567"/></w:trPr><w:tc><w:tcPr><w:tcW w:w="1271" w:type="dxa"/><w:vAlign w:val="center"/></w:tcPr><w:p><w:pPr><w:jc w:val="both"/><w:rPr><w:rFonts w:ascii="Times New Roman" w:eastAsia="DFKai-SB" w:hAnsi="Times New Roman" w:cs="Times New Roman"/></w:rPr></w:pPr></w:p></w:tc><w:tc><w:tcPr><w:tcW w:w="1276" w:type="dxa"/><w:vAlign w:val="center"/></w:tcPr><w:p><w:pPr><w:jc w:val="both"/><w:rPr><w:rFonts w:ascii="Times New Roman" w:eastAsia="DFKai-SB" w:hAnsi="Times New Roman" w:cs="Times New Roman"/></w:rPr></w:pPr></w:p></w:tc><w:tc><w:tcPr><w:tcW w:w="1417" w:type="dxa"/><w:vAlign w:val="center"/></w:tcPr><w:p><w:pPr><w:jc w:val="both"/><w:rPr><w:rFonts w:ascii="Times New Roman" w:eastAsia="DFKai-SB" w:hAnsi="Times New Roman" w:cs="Times New Roman"/></w:rPr></w:pPr></w:p></w:tc><w:tc><w:tcPr><w:tcW w:w="5096" w:type="dxa"/><w:vAlign w:val="center"/></w:tcPr><w:p><w:pPr><w:jc w:val="both"/><w:rPr><w:rFonts w:ascii="Times New Roman" w:eastAsia="DFKai-SB" w:hAnsi="Times New Roman" w:cs="Times New Roman"/></w:rPr></w:pPr></w:p></w:tc></w:tr><w:tr><w:trPr><w:trHeight w:val="567"/></w:trPr><w:tc><w:tcPr><w:tcW w:w="1271" w:type="dxa"/><w:vAlign w:val="center"/></w:tcPr><w:p><w:pPr><w:jc w:val="both"/><w:rPr><w:rFonts w:ascii="Times New Roman" w:eastAsia="DFKai-SB" w:hAnsi="Times New Roman" w:cs="Times New Roman"/></w:rPr></w:pPr></w:p></w:tc><w:tc><w:tcPr><w:tcW w:w="1276" w:type="dxa"/><w:vAlign w:val="center"/></w:tcPr><w:p><w:pPr><w:jc w:val="both"/><w:rPr><w:rFonts w:ascii="Times New Roman" w:eastAsia="DFKai-SB" w:hAnsi="Times New Roman" w:cs="Times New Roman"/></w:rPr></w:pPr></w:p></w:tc><w:tc><w:tcPr><w:tcW w:w="1417" w:type="dxa"/><w:vAlign w:val="center"/></w:tcPr><w:p><w:pPr><w:jc w:val="both"/><w:rPr><w:rFonts w:ascii="Times New Roman" w:eastAsia="DFKai-SB" w:hAnsi="Times New Roman" w:cs="Times New Roman"/></w:rPr></w:pPr></w:p></w:tc><w:tc><w:tcPr><w:tcW w:w="5096" w:type="dxa"/><w:vAlign w:val="center"/></w:tcPr><w:p><w:pPr><w:jc w:val="both"/><w:rPr><w:rFonts w:ascii="Times New Roman" w:eastAsia="DFKai-SB" w:hAnsi="Times New Roman" w:cs="Times New Roman"/></w:rPr></w:pPr></w:p></w:tc></w:tr><w:tr><w:trPr><w:trHeight w:val="567"/></w:trPr><w:tc><w:tcPr><w:tcW w:w="1271" w:type="dxa"/><w:vAlign w:val="center"/></w:tcPr><w:p><w:pPr><w:jc w:val="both"/><w:rPr><w:rFonts w:ascii="Times New Roman" w:eastAsia="DFKai-SB" w:hAnsi="Times New Roman" w:cs="Times New Roman"/></w:rPr></w:pPr></w:p></w:tc><w:tc><w:tcPr><w:tcW w:w="1276" w:type="dxa"/><w:vAlign w:val="center"/></w:tcPr><w:p><w:pPr><w:jc w:val="both"/><w:rPr><w:rFonts w:ascii="Times New Roman" w:eastAsia="DFKai-SB" w:hAnsi="Times New Roman" w:cs="Times New Roman"/></w:rPr></w:pPr></w:p></w:tc><w:tc><w:tcPr><w:tcW w:w="1417" w:type="dxa"/><w:vAlign w:val="center"/></w:tcPr><w:p><w:pPr><w:jc w:val="both"/><w:rPr><w:rFonts w:ascii="Times New Roman" w:eastAsia="DFKai-SB" w:hAnsi="Times New Roman" w:cs="Times New Roman"/></w:rPr></w:pPr></w:p></w:tc><w:tc><w:tcPr><w:tcW w:w="5096" w:type="dxa"/><w:vAlign w:val="center"/></w:tcPr><w:p><w:pPr><w:jc w:val="both"/><w:rPr><w:rFonts w:ascii="Times New Roman" w:eastAsia="DFKai-SB" w:hAnsi="Times New Roman" w:cs="Times New Roman"/></w:rPr></w:pPr></w:p></w:tc></w:tr></w:tbl><w:p><w:pPr><w:jc w:val="both"/><w:rPr><w:rFonts w:ascii="Times New Roman" w:eastAsia="DFKai-SB" w:hAnsi="Times New Roman" w:cs="Times New Roman"/></w:rPr></w:pPr><w:r><w:rPr><w:rFonts w:ascii="Times New Roman" w:eastAsia="DFKai-SB" w:hAnsi="Times New Roman" w:cs="Times New Roman" w:hint="eastAsia"/></w:rPr><w:lastRenderedPageBreak/><w:t>(</w:t></w:r><w:r><w:rPr><w:rFonts w:ascii="Times New Roman" w:eastAsia="DFKai-SB" w:hAnsi="Times New Roman" w:cs="Times New Roman" w:hint="eastAsia"/></w:rPr><w:t>如篇幅不足，請自行複製</w:t></w:r><w:r><w:rPr><w:rFonts w:ascii="Times New Roman" w:eastAsia="DFKai-SB" w:hAnsi="Times New Roman" w:cs="Times New Roman" w:hint="eastAsia"/></w:rPr><w:t>)</w:t></w:r></w:p><w:p><w:pPr><w:widowControl/><w:rPr><w:rFonts w:ascii="Times New Roman" w:eastAsia="DFKai-SB" w:hAnsi="Times New Roman" w:cs="Times New Roman"/><w:b/></w:rPr></w:pPr><w:r><w:rPr><w:rFonts w:ascii="Times New Roman" w:eastAsia="DFKai-SB" w:hAnsi="Times New Roman" w:cs="Times New Roman"/><w:b/></w:rPr><w:br w:type="page"/></w:r></w:p><w:p><w:bookmarkStart w:id="111" w:name="sec_6"/><w:bookmarkEnd w:id="111"/><w:pPr><w:jc w:val="both"/><w:rPr><w:rFonts w:ascii="Times New Roman" w:eastAsia="DFKai-SB" w:hAnsi="Times New Roman" w:cs="Times New Roman"/><w:b/></w:rPr></w:pPr><w:r><w:rPr><w:rFonts w:ascii="Times New Roman" w:eastAsia="DFKai-SB" w:hAnsi="Times New Roman" w:cs="Times New Roman" w:hint="eastAsia"/><w:b/></w:rPr><w:lastRenderedPageBreak/><w:t>陸、經費需求表：</w:t></w:r></w:p><w:tbl><w:tblPr><w:tblStyle w:val="TableGrid"/><w:tblW w:w="9776" w:type="dxa"/><w:tblLook w:val="04A0" w:firstRow="1" w:lastRow="0" w:firstColumn="1" w:lastColumn="0" w:noHBand="0" w:noVBand="1"/></w:tblPr><w:tblGrid><w:gridCol w:w="2122"/><w:gridCol w:w="1701"/><w:gridCol w:w="5953"/></w:tblGrid><w:tr><w:trPr><w:tblHeader/></w:trPr><w:tc><w:tcPr><w:tcW w:w="9776" w:type="dxa"/><w:gridSpan w:val="3"/></w:tcPr><w:p><w:pPr><w:jc w:val="both"/><w:rPr><w:rFonts w:ascii="Times New Roman" w:eastAsia="DFKai-SB" w:hAnsi="Times New Roman" w:cs="Times New Roman"/></w:rPr></w:pPr><w:r><w:rPr><w:rFonts w:ascii="Times New Roman" w:eastAsia="DFKai-SB" w:hAnsi="Times New Roman" w:cs="Times New Roman" w:hint="eastAsia"/><w:u w:val="single"/></w:rPr><w:t xml:space="preserve">　　　</w:t></w:r><w:r><w:rPr><w:rFonts w:ascii="Times New Roman" w:eastAsia="DFKai-SB" w:hAnsi="Times New Roman" w:cs="Times New Roman" w:hint="eastAsia"/></w:rPr><w:t>年度經費需求：本計畫各年度所需各項經費，請依「衛生福利部及所屬機關科學技術類委託研究計畫經費使用範圍及編列基準」詳實編列，各經費項目請務必按照該標準表內所訂之名稱與次序填寫。說明欄內應詳細說明估算方法及用途。</w:t></w:r><w:r><w:rPr><w:rFonts w:ascii="Times New Roman" w:eastAsia="DFKai-SB" w:hAnsi="Times New Roman" w:cs="Times New Roman" w:hint="eastAsia"/><w:b/></w:rPr><w:t>屬多年期計畫者，應</w:t></w:r><w:r><w:rPr><w:rFonts w:ascii="Times New Roman" w:eastAsia="DFKai-SB" w:hAnsi="Times New Roman" w:cs="Times New Roman" w:hint="eastAsia"/><w:b/><w:u w:val="single"/></w:rPr><w:t>分年度</w:t></w:r><w:r><w:rPr><w:rFonts w:ascii="Times New Roman" w:eastAsia="DFKai-SB" w:hAnsi="Times New Roman" w:cs="Times New Roman" w:hint="eastAsia"/><w:b/></w:rPr><w:t>提出經費需求。</w:t></w:r></w:p></w:tc></w:tr><w:tr><w:trPr><w:trHeight w:val="567"/><w:tblHeader/></w:trPr><w:tc><w:tcPr><w:tcW w:w="2122" w:type="dxa"/><w:vAlign w:val="center"/></w:tcPr><w:p><w:pPr><w:jc w:val="center"/><w:rPr><w:rFonts w:ascii="Times New Roman" w:eastAsia="DFKai-SB" w:hAnsi="Times New Roman" w:cs="Times New Roman"/></w:rPr></w:pPr><w:r><w:rPr><w:rFonts w:ascii="Times New Roman" w:eastAsia="DFKai-SB" w:hAnsi="Times New Roman" w:cs="Times New Roman" w:hint="eastAsia"/></w:rPr><w:t>項</w:t></w:r><w:r><w:rPr><w:rFonts w:ascii="Times New Roman" w:eastAsia="DFKai-SB" w:hAnsi="Times New Roman" w:cs="Times New Roman" w:hint="eastAsia"/></w:rPr><w:t xml:space="preserve">   </w:t></w:r><w:r><w:rPr><w:rFonts w:ascii="Times New Roman" w:eastAsia="DFKai-SB" w:hAnsi="Times New Roman" w:cs="Times New Roman" w:hint="eastAsia"/></w:rPr><w:t>目</w:t></w:r></w:p></w:tc><w:tc><w:tcPr><w:tcW w:w="1701" w:type="dxa"/><w:vAlign w:val="center"/></w:tcPr><w:p><w:pPr><w:jc w:val="center"/><w:rPr><w:rFonts w:ascii="Times New Roman" w:eastAsia="DFKai-SB" w:hAnsi="Times New Roman" w:cs="Times New Roman"/></w:rPr></w:pPr><w:r><w:rPr><w:rFonts w:ascii="Times New Roman" w:eastAsia="DFKai-SB" w:hAnsi="Times New Roman" w:cs="Times New Roman" w:hint="eastAsia"/></w:rPr><w:t>金</w:t></w:r><w:r><w:rPr><w:rFonts w:ascii="Times New Roman" w:eastAsia="DFKai-SB" w:hAnsi="Times New Roman" w:cs="Times New Roman" w:hint="eastAsia"/></w:rPr><w:t xml:space="preserve">   </w:t></w:r><w:r><w:rPr><w:rFonts w:ascii="Times New Roman" w:eastAsia="DFKai-SB" w:hAnsi="Times New Roman" w:cs="Times New Roman" w:hint="eastAsia"/></w:rPr><w:t>額</w:t></w:r></w:p></w:tc><w:tc><w:tcPr><w:tcW w:w="5953" w:type="dxa"/><w:vAlign w:val="center"/></w:tcPr><w:p><w:pPr><w:jc w:val="center"/><w:rPr><w:rFonts w:ascii="Times New Roman" w:eastAsia="DFKai-SB" w:hAnsi="Times New Roman" w:cs="Times New Roman"/></w:rPr></w:pPr><w:r><w:rPr><w:rFonts w:ascii="Times New Roman" w:eastAsia="DFKai-SB" w:hAnsi="Times New Roman" w:cs="Times New Roman" w:hint="eastAsia"/></w:rPr><w:t>說</w:t></w:r><w:r><w:rPr><w:rFonts w:ascii="Times New Roman" w:eastAsia="DFKai-SB" w:hAnsi="Times New Roman" w:cs="Times New Roman" w:hint="eastAsia"/></w:rPr><w:t xml:space="preserve">                  </w:t></w:r><w:r><w:rPr><w:rFonts w:ascii="Times New Roman" w:eastAsia="DFKai-SB" w:hAnsi="Times New Roman" w:cs="Times New Roman" w:hint="eastAsia"/></w:rPr><w:t>明</w:t></w:r></w:p></w:tc></w:tr><w:tr><w:trPr><w:trHeight w:val="567"/></w:trPr><w:tc><w:tcPr><w:tcW w:w="2122" w:type="dxa"/><w:vAlign w:val="center"/></w:tcPr><w:p><w:pPr><w:jc w:val="both"/><w:rPr><w:rFonts w:ascii="Times New Roman" w:eastAsia="DFKai-SB" w:hAnsi="Times New Roman" w:cs="Times New Roman"/></w:rPr></w:pPr></w:p></w:tc><w:tc><w:tcPr><w:tcW w:w="1701" w:type="dxa"/><w:vAlign w:val="center"/></w:tcPr><w:p><w:pPr><w:pStyle w:val="Default"/><w:jc w:val="right"/><w:rPr><w:rFonts w:hint="eastAsia"/><w:sz w:val="23"/><w:szCs w:val="23"/></w:rPr></w:pPr><w:r><w:rPr><w:rFonts w:hint="eastAsia"/><w:sz w:val="23"/><w:szCs w:val="23"/></w:rPr><w:t>無經費需求</w:t></w:r><w:r><w:rPr><w:sz w:val="23"/><w:szCs w:val="23"/></w:rPr><w:t xml:space="preserve"> </w:t></w:r></w:p></w:tc><w:tc><w:tcPr><w:tcW w:w="5953" w:type="dxa"/><w:vAlign w:val="center"/></w:tcPr><w:p><w:pPr><w:jc w:val="both"/><w:rPr><w:rFonts w:ascii="Times New Roman" w:eastAsia="DFKai-SB" w:hAnsi="Times New Roman" w:cs="Times New Roman"/></w:rPr></w:pPr></w:p></w:tc></w:tr><w:tr><w:trPr><w:trHeight w:val="567"/></w:trPr><w:tc><w:tcPr><w:tcW w:w="2122" w:type="dxa"/><w:vAlign w:val="center"/></w:tcPr><w:p><w:pPr><w:jc w:val="both"/><w:rPr><w:rFonts w:ascii="Times New Roman" w:eastAsia="DFKai-SB" w:hAnsi="Times New Roman" w:cs="Times New Roman"/></w:rPr></w:pPr></w:p></w:tc><w:tc><w:tcPr><w:tcW w:w="1701" w:type="dxa"/><w:vAlign w:val="center"/></w:tcPr><w:p><w:pPr><w:jc w:val="right"/><w:rPr><w:rFonts w:ascii="Times New Roman" w:eastAsia="DFKai-SB" w:hAnsi="Times New Roman" w:cs="Times New Roman"/></w:rPr></w:pPr></w:p></w:tc><w:tc><w:tcPr><w:tcW w:w="5953" w:type="dxa"/><w:vAlign w:val="center"/></w:tcPr><w:p><w:pPr><w:jc w:val="both"/><w:rPr><w:rFonts w:ascii="Times New Roman" w:eastAsia="DFKai-SB" w:hAnsi="Times New Roman" w:cs="Times New Roman"/></w:rPr></w:pPr></w:p></w:tc></w:tr><w:tr><w:trPr><w:trHeight w:val="567"/></w:trPr><w:tc><w:tcPr><w:tcW w:w="2122" w:type="dxa"/><w:vAlign w:val="center"/></w:tcPr><w:p><w:pPr><w:jc w:val="both"/><w:rPr><w:rFonts w:ascii="Times New Roman" w:eastAsia="DFKai-SB" w:hAnsi="Times New Roman" w:cs="Times New Roman"/></w:rPr></w:pPr></w:p></w:tc><w:tc><w:tcPr><w:tcW w:w="1701" w:type="dxa"/><w:vAlign w:val="center"/></w:tcPr><w:p><w:pPr><w:jc w:val="right"/><w:rPr><w:rFonts w:ascii="Times New Roman" w:eastAsia="DFKai-SB" w:hAnsi="Times New Roman" w:cs="Times New Roman"/></w:rPr></w:pPr></w:p></w:tc><w:tc><w:tcPr><w:tcW w:w="5953" w:type="dxa"/><w:vAlign w:val="center"/></w:tcPr><w:p><w:pPr><w:jc w:val="both"/><w:rPr><w:rFonts w:ascii="Times New Roman" w:eastAsia="DFKai-SB" w:hAnsi="Times New Roman" w:cs="Times New Roman"/></w:rPr></w:pPr></w:p></w:tc></w:tr><w:tr><w:trPr><w:trHeight w:val="567"/></w:trPr><w:tc><w:tcPr><w:tcW w:w="2122" w:type="dxa"/><w:vAlign w:val="center"/></w:tcPr><w:p><w:pPr><w:jc w:val="both"/><w:rPr><w:rFonts w:ascii="Times New Roman" w:eastAsia="DFKai-SB" w:hAnsi="Times New Roman" w:cs="Times New Roman"/></w:rPr></w:pPr></w:p></w:tc><w:tc><w:tcPr><w:tcW w:w="1701" w:type="dxa"/><w:vAlign w:val="center"/></w:tcPr><w:p><w:pPr><w:jc w:val="right"/><w:rPr><w:rFonts w:ascii="Times New Roman" w:eastAsia="DFKai-SB" w:hAnsi="Times New Roman" w:cs="Times New Roman"/></w:rPr></w:pPr></w:p></w:tc><w:tc><w:tcPr><w:tcW w:w="5953" w:type="dxa"/><w:vAlign w:val="center"/></w:tcPr><w:p><w:pPr><w:jc w:val="both"/><w:rPr><w:rFonts w:ascii="Times New Roman" w:eastAsia="DFKai-SB" w:hAnsi="Times New Roman" w:cs="Times New Roman"/></w:rPr></w:pPr></w:p></w:tc></w:tr><w:tr><w:trPr><w:trHeight w:val="567"/></w:trPr><w:tc><w:tcPr><w:tcW w:w="2122" w:type="dxa"/><w:vAlign w:val="center"/></w:tcPr><w:p><w:pPr><w:jc w:val="both"/><w:rPr><w:rFonts w:ascii="Times New Roman" w:eastAsia="DFKai-SB" w:hAnsi="Times New Roman" w:cs="Times New Roman"/></w:rPr></w:pPr></w:p></w:tc><w:tc><w:tcPr><w:tcW w:w="1701" w:type="dxa"/><w:vAlign w:val="center"/></w:tcPr><w:p><w:pPr><w:jc w:val="right"/><w:rPr><w:rFonts w:ascii="Times New Roman" w:eastAsia="DFKai-SB" w:hAnsi="Times New Roman" w:cs="Times New Roman"/></w:rPr></w:pPr></w:p></w:tc><w:tc><w:tcPr><w:tcW w:w="5953" w:type="dxa"/><w:vAlign w:val="center"/></w:tcPr><w:p><w:pPr><w:jc w:val="both"/><w:rPr><w:rFonts w:ascii="Times New Roman" w:eastAsia="DFKai-SB" w:hAnsi="Times New Roman" w:cs="Times New Roman"/></w:rPr></w:pPr></w:p></w:tc></w:tr><w:tr><w:trPr><w:trHeight w:val="567"/></w:trPr><w:tc><w:tcPr><w:tcW w:w="2122" w:type="dxa"/><w:vAlign w:val="center"/></w:tcPr><w:p><w:pPr><w:jc w:val="both"/><w:rPr><w:rFonts w:ascii="Times New Roman" w:eastAsia="DFKai-SB" w:hAnsi="Times New Roman" w:cs="Times New Roman"/></w:rPr></w:pPr></w:p></w:tc><w:tc><w:tcPr><w:tcW w:w="1701" w:type="dxa"/><w:vAlign w:val="center"/></w:tcPr><w:p><w:pPr><w:jc w:val="right"/><w:rPr><w:rFonts w:ascii="Times New Roman" w:eastAsia="DFKai-SB" w:hAnsi="Times New Roman" w:cs="Times New Roman"/></w:rPr></w:pPr></w:p></w:tc><w:tc><w:tcPr><w:tcW w:w="5953" w:type="dxa"/><w:vAlign w:val="center"/></w:tcPr><w:p><w:pPr><w:jc w:val="both"/><w:rPr><w:rFonts w:ascii="Times New Roman" w:eastAsia="DFKai-SB" w:hAnsi="Times New Roman" w:cs="Times New Roman"/></w:rPr></w:pPr></w:p></w:tc></w:tr><w:tr><w:trPr><w:trHeight w:val="567"/></w:trPr><w:tc><w:tcPr><w:tcW w:w="2122" w:type="dxa"/><w:vAlign w:val="center"/></w:tcPr><w:p><w:pPr><w:jc w:val="both"/><w:rPr><w:rFonts w:ascii="Times New Roman" w:eastAsia="DFKai-SB" w:hAnsi="Times New Roman" w:cs="Times New Roman"/></w:rPr></w:pPr></w:p></w:tc><w:tc><w:tcPr><w:tcW w:w="1701" w:type="dxa"/><w:vAlign w:val="center"/></w:tcPr><w:p><w:pPr><w:jc w:val="right"/><w:rPr><w:rFonts w:ascii="Times New Roman" w:eastAsia="DFKai-SB" w:hAnsi="Times New Roman" w:cs="Times New Roman"/></w:rPr></w:pPr></w:p></w:tc><w:tc><w:tcPr><w:tcW w:w="5953" w:type="dxa"/><w:vAlign w:val="center"/></w:tcPr><w:p><w:pPr><w:jc w:val="both"/><w:rPr><w:rFonts w:ascii="Times New Roman" w:eastAsia="DFKai-SB" w:hAnsi="Times New Roman" w:cs="Times New Roman"/></w:rPr></w:pPr></w:p></w:tc></w:tr><w:tr><w:trPr><w:trHeight w:val="567"/></w:trPr><w:tc><w:tcPr><w:tcW w:w="2122" w:type="dxa"/><w:vAlign w:val="center"/></w:tcPr><w:p><w:pPr><w:jc w:val="both"/><w:rPr><w:rFonts w:ascii="Times New Roman" w:eastAsia="DFKai-SB" w:hAnsi="Times New Roman" w:cs="Times New Roman"/></w:rPr></w:pPr></w:p></w:tc><w:tc><w:tcPr><w:tcW w:w="1701" w:type="dxa"/><w:vAlign w:val="center"/></w:tcPr><w:p><w:pPr><w:jc w:val="right"/><w:rPr><w:rFonts w:ascii="Times New Roman" w:eastAsia="DFKai-SB" w:hAnsi="Times New Roman" w:cs="Times New Roman"/></w:rPr></w:pPr></w:p></w:tc><w:tc><w:tcPr><w:tcW w:w="5953" w:type="dxa"/><w:vAlign w:val="center"/></w:tcPr><w:p><w:pPr><w:jc w:val="both"/><w:rPr><w:rFonts w:ascii="Times New Roman" w:eastAsia="DFKai-SB" w:hAnsi="Times New Roman" w:cs="Times New Roman"/></w:rPr></w:pPr></w:p></w:tc></w:tr><w:tr><w:trPr><w:trHeight w:val="567"/></w:trPr><w:tc><w:tcPr><w:tcW w:w="2122" w:type="dxa"/><w:vAlign w:val="center"/></w:tcPr><w:p><w:pPr><w:jc w:val="both"/><w:rPr><w:rFonts w:ascii="Times New Roman" w:eastAsia="DFKai-SB" w:hAnsi="Times New Roman" w:cs="Times New Roman"/></w:rPr></w:pPr></w:p></w:tc><w:tc><w:tcPr><w:tcW w:w="1701" w:type="dxa"/><w:vAlign w:val="center"/></w:tcPr><w:p><w:pPr><w:jc w:val="right"/><w:rPr><w:rFonts w:ascii="Times New Roman" w:eastAsia="DFKai-SB" w:hAnsi="Times New Roman" w:cs="Times New Roman"/></w:rPr></w:pPr></w:p></w:tc><w:tc><w:tcPr><w:tcW w:w="5953" w:type="dxa"/><w:vAlign w:val="center"/></w:tcPr><w:p><w:pPr><w:jc w:val="both"/><w:rPr><w:rFonts w:ascii="Times New Roman" w:eastAsia="DFKai-SB" w:hAnsi="Times New Roman" w:cs="Times New Roman"/></w:rPr></w:pPr></w:p></w:tc></w:tr><w:tr><w:trPr><w:trHeight w:val="567"/></w:trPr><w:tc><w:tcPr><w:tcW w:w="2122" w:type="dxa"/><w:vAlign w:val="center"/></w:tcPr><w:p><w:pPr><w:jc w:val="both"/><w:rPr><w:rFonts w:ascii="Times New Roman" w:eastAsia="DFKai-SB" w:hAnsi="Times New Roman" w:cs="Times New Roman"/></w:rPr></w:pPr></w:p></w:tc><w:tc><w:tcPr><w:tcW w:w="1701" w:type="dxa"/><w:vAlign w:val="center"/></w:tcPr><w:p><w:pPr><w:jc w:val="right"/><w:rPr><w:rFonts w:ascii="Times New Roman" w:eastAsia="DFKai-SB" w:hAnsi="Times New Roman" w:cs="Times New Roman"/></w:rPr></w:pPr></w:p></w:tc><w:tc><w:tcPr><w:tcW w:w="5953" w:type="dxa"/><w:vAlign w:val="center"/></w:tcPr><w:p><w:pPr><w:jc w:val="both"/><w:rPr><w:rFonts w:ascii="Times New Roman" w:eastAsia="DFKai-SB" w:hAnsi="Times New Roman" w:cs="Times New Roman"/></w:rPr></w:pPr></w:p></w:tc></w:tr><w:tr><w:trPr><w:trHeight w:val="567"/></w:trPr><w:tc><w:tcPr><w:tcW w:w="2122" w:type="dxa"/><w:vAlign w:val="center"/></w:tcPr><w:p><w:pPr><w:jc w:val="both"/><w:rPr><w:rFonts w:ascii="Times New Roman" w:eastAsia="DFKai-SB" w:hAnsi="Times New Roman" w:cs="Times New Roman"/></w:rPr></w:pPr></w:p></w:tc><w:tc><w:tcPr><w:tcW w:w="1701" w:type="dxa"/><w:vAlign w:val="center"/></w:tcPr><w:p><w:pPr><w:jc w:val="right"/><w:rPr><w:rFonts w:ascii="Times New Roman" w:eastAsia="DFKai-SB" w:hAnsi="Times New Roman" w:cs="Times New Roman"/></w:rPr></w:pPr></w:p></w:tc><w:tc><w:tcPr><w:tcW w:w="5953" w:type="dxa"/><w:vAlign w:val="center"/></w:tcPr><w:p><w:pPr><w:jc w:val="both"/><w:rPr><w:rFonts w:ascii="Times New Roman" w:eastAsia="DFKai-SB" w:hAnsi="Times New Roman" w:cs="Times New Roman"/></w:rPr></w:pPr></w:p></w:tc></w:tr><w:tr><w:trPr><w:trHeight w:val="567"/></w:trPr><w:tc><w:tcPr><w:tcW w:w="2122" w:type="dxa"/><w:vAlign w:val="center"/></w:tcPr><w:p><w:pPr><w:jc w:val="both"/><w:rPr><w:rFonts w:ascii="Times New Roman" w:eastAsia="DFKai-SB" w:hAnsi="Times New Roman" w:cs="Times New Roman"/></w:rPr></w:pPr></w:p></w:tc><w:tc><w:tcPr><w:tcW w:w="1701" w:type="dxa"/><w:vAlign w:val="center"/></w:tcPr><w:p><w:pPr><w:jc w:val="right"/><w:rPr><w:rFonts w:ascii="Times New Roman" w:eastAsia="DFKai-SB" w:hAnsi="Times New Roman" w:cs="Times New Roman"/></w:rPr></w:pPr></w:p></w:tc><w:tc><w:tcPr><w:tcW w:w="5953" w:type="dxa"/><w:vAlign w:val="center"/></w:tcPr><w:p><w:pPr><w:jc w:val="both"/><w:rPr><w:rFonts w:ascii="Times New Roman" w:eastAsia="DFKai-SB" w:hAnsi="Times New Roman" w:cs="Times New Roman"/></w:rPr></w:pPr></w:p></w:tc></w:tr><w:tr><w:trPr><w:trHeight w:val="567"/></w:trPr><w:tc><w:tcPr><w:tcW w:w="2122" w:type="dxa"/><w:vAlign w:val="center"/></w:tcPr><w:p><w:pPr><w:jc w:val="both"/><w:rPr><w:rFonts w:ascii="Times New Roman" w:eastAsia="DFKai-SB" w:hAnsi="Times New Roman" w:cs="Times New Roman"/></w:rPr></w:pPr></w:p></w:tc><w:tc><w:tcPr><w:tcW w:w="1701" w:type="dxa"/><w:vAlign w:val="center"/></w:tcPr><w:p><w:pPr><w:jc w:val="right"/><w:rPr><w:rFonts w:ascii="Times New Roman" w:eastAsia="DFKai-SB" w:hAnsi="Times New Roman" w:cs="Times New Roman"/></w:rPr></w:pPr></w:p></w:tc><w:tc><w:tcPr><w:tcW w:w="5953" w:type="dxa"/><w:vAlign w:val="center"/></w:tcPr><w:p><w:pPr><w:jc w:val="both"/><w:rPr><w:rFonts w:ascii="Times New Roman" w:eastAsia="DFKai-SB" w:hAnsi="Times New Roman" w:cs="Times New Roman"/></w:rPr></w:pPr></w:p></w:tc></w:tr><w:tr><w:trPr><w:trHeight w:val="567"/></w:trPr><w:tc><w:tcPr><w:tcW w:w="2122" w:type="dxa"/><w:vAlign w:val="center"/></w:tcPr><w:p><w:pPr><w:jc w:val="both"/><w:rPr><w:rFonts w:ascii="Times New Roman" w:eastAsia="DFKai-SB" w:hAnsi="Times New Roman" w:cs="Times New Roman"/></w:rPr></w:pPr></w:p></w:tc><w:tc><w:tcPr><w:tcW w:w="1701" w:type="dxa"/><w:vAlign w:val="center"/></w:tcPr><w:p><w:pPr><w:jc w:val="right"/><w:rPr><w:rFonts w:ascii="Times New Roman" w:eastAsia="DFKai-SB" w:hAnsi="Times New Roman" w:cs="Times New Roman"/></w:rPr></w:pPr></w:p></w:tc><w:tc><w:tcPr><w:tcW w:w="5953" w:type="dxa"/><w:vAlign w:val="center"/></w:tcPr><w:p><w:pPr><w:jc w:val="both"/><w:rPr><w:rFonts w:ascii="Times New Roman" w:eastAsia="DFKai-SB" w:hAnsi="Times New Roman" w:cs="Times New Roman"/></w:rPr></w:pPr></w:p></w:tc></w:tr><w:tr><w:trPr><w:trHeight w:val="567"/></w:trPr><w:tc><w:tcPr><w:tcW w:w="2122" w:type="dxa"/><w:vAlign w:val="center"/></w:tcPr><w:p><w:pPr><w:jc w:val="both"/><w:rPr><w:rFonts w:ascii="Times New Roman" w:eastAsia="DFKai-SB" w:hAnsi="Times New Roman" w:cs="Times New Roman"/></w:rPr></w:pPr></w:p></w:tc><w:tc><w:tcPr><w:tcW w:w="1701" w:type="dxa"/><w:vAlign w:val="center"/></w:tcPr><w:p><w:pPr><w:jc w:val="right"/><w:rPr><w:rFonts w:ascii="Times New Roman" w:eastAsia="DFKai-SB" w:hAnsi="Times New Roman" w:cs="Times New Roman"/></w:rPr></w:pPr></w:p></w:tc><w:tc><w:tcPr><w:tcW w:w="5953" w:type="dxa"/><w:vAlign w:val="center"/></w:tcPr><w:p><w:pPr><w:jc w:val="both"/><w:rPr><w:rFonts w:ascii="Times New Roman" w:eastAsia="DFKai-SB" w:hAnsi="Times New Roman" w:cs="Times New Roman"/></w:rPr></w:pPr></w:p></w:tc></w:tr><w:tr><w:trPr><w:trHeight w:val="567"/></w:trPr><w:tc><w:tcPr><w:tcW w:w="2122" w:type="dxa"/><w:vAlign w:val="center"/></w:tcPr><w:p><w:pPr><w:jc w:val="both"/><w:rPr><w:rFonts w:ascii="Times New Roman" w:eastAsia="DFKai-SB" w:hAnsi="Times New Roman" w:cs="Times New Roman"/></w:rPr></w:pPr></w:p></w:tc><w:tc><w:tcPr><w:tcW w:w="1701" w:type="dxa"/><w:vAlign w:val="center"/></w:tcPr><w:p><w:pPr><w:jc w:val="right"/><w:rPr><w:rFonts w:ascii="Times New Roman" w:eastAsia="DFKai-SB" w:hAnsi="Times New Roman" w:cs="Times New Roman"/></w:rPr></w:pPr></w:p></w:tc><w:tc><w:tcPr><w:tcW w:w="5953" w:type="dxa"/><w:vAlign w:val="center"/></w:tcPr><w:p><w:pPr><w:jc w:val="both"/><w:rPr><w:rFonts w:ascii="Times New Roman" w:eastAsia="DFKai-SB" w:hAnsi="Times New Roman" w:cs="Times New Roman"/></w:rPr></w:pPr></w:p></w:tc></w:tr></w:tbl><w:p><w:bookmarkStart w:id="112" w:name="sec_7"/><w:bookmarkEnd w:id="112"/><w:pPr><w:jc w:val="both"/><w:rPr><w:rFonts w:ascii="Times New Roman" w:eastAsia="DFKai-SB" w:hAnsi="Times New Roman" w:cs="Times New Roman"/><w:b/></w:rPr></w:pPr><w:r><w:rPr><w:rFonts w:ascii="Times New Roman" w:eastAsia="DFKai-SB" w:hAnsi="Times New Roman" w:cs="Times New Roman"/><w:b/></w:rPr><w:br w:type="page"/></w:r><w:r><w:rPr><w:rFonts w:ascii="Times New Roman" w:eastAsia="DFKai-SB" w:hAnsi="Times New Roman" w:cs="Times New Roman" w:hint="eastAsia"/><w:b/></w:rPr><w:lastRenderedPageBreak/><w:t>柒、需其他機關配合或協調事項：</w:t></w:r><w:r><w:rPr><w:rFonts w:ascii="Times New Roman" w:eastAsia="DFKai-SB" w:hAnsi="Times New Roman" w:cs="Times New Roman" w:hint="eastAsia"/></w:rPr><w:t>請逐項填明。若無配合或協調事項，則從略。</w:t></w:r><w:r><w:rPr><w:rFonts w:ascii="Times New Roman" w:eastAsia="DFKai-SB" w:hAnsi="Times New Roman" w:cs="Times New Roman" w:hint="eastAsia"/><w:b/></w:rPr><w:cr/></w:r></w:p><w:tbl><w:tblPr><w:tblStyle w:val="TableGrid"/><w:tblW w:w="9918" w:type="dxa"/><w:tblLook w:val="04A0" w:firstRow="1" w:lastRow="0" w:firstColumn="1" w:lastColumn="0" w:noHBand="0" w:noVBand="1"/></w:tblPr><w:tblGrid><w:gridCol w:w="1980"/><w:gridCol w:w="1984"/><w:gridCol w:w="1276"/><w:gridCol w:w="4678"/></w:tblGrid><w:tr><w:tc><w:tcPr><w:tcW w:w="1980" w:type="dxa"/><w:vAlign w:val="center"/></w:tcPr><w:p><w:pPr><w:jc w:val="center"/><w:rPr><w:rFonts w:ascii="Times New Roman" w:eastAsia="DFKai-SB" w:hAnsi="Times New Roman" w:cs="Times New Roman"/></w:rPr></w:pPr><w:r><w:rPr><w:rFonts w:ascii="Times New Roman" w:eastAsia="DFKai-SB" w:hAnsi="Times New Roman" w:cs="Times New Roman" w:hint="eastAsia"/></w:rPr><w:t>配合或協調機關</w:t></w:r></w:p></w:tc><w:tc><w:tcPr><w:tcW w:w="1984" w:type="dxa"/><w:vAlign w:val="center"/></w:tcPr><w:p><w:pPr><w:jc w:val="center"/><w:rPr><w:rFonts w:ascii="Times New Roman" w:eastAsia="DFKai-SB" w:hAnsi="Times New Roman" w:cs="Times New Roman"/></w:rPr></w:pPr><w:r><w:rPr><w:rFonts w:ascii="Times New Roman" w:eastAsia="DFKai-SB" w:hAnsi="Times New Roman" w:cs="Times New Roman" w:hint="eastAsia"/></w:rPr><w:t>配合或協調事項</w:t></w:r></w:p></w:tc><w:tc><w:tcPr><w:tcW w:w="1276" w:type="dxa"/><w:vAlign w:val="center"/></w:tcPr><w:p><w:pPr><w:jc w:val="center"/><w:rPr><w:rFonts w:ascii="Times New Roman" w:eastAsia="DFKai-SB" w:hAnsi="Times New Roman" w:cs="Times New Roman"/></w:rPr></w:pPr><w:r><w:rPr><w:rFonts w:ascii="Times New Roman" w:eastAsia="DFKai-SB" w:hAnsi="Times New Roman" w:cs="Times New Roman" w:hint="eastAsia"/></w:rPr><w:t>配合金額</w:t></w:r></w:p></w:tc><w:tc><w:tcPr><w:tcW w:w="4678" w:type="dxa"/><w:vAlign w:val="center"/></w:tcPr><w:p><w:pPr><w:jc w:val="center"/><w:rPr><w:rFonts w:ascii="Times New Roman" w:eastAsia="DFKai-SB" w:hAnsi="Times New Roman" w:cs="Times New Roman"/></w:rPr></w:pPr><w:r><w:rPr><w:rFonts w:ascii="Times New Roman" w:eastAsia="DFKai-SB" w:hAnsi="Times New Roman" w:cs="Times New Roman" w:hint="eastAsia"/></w:rPr><w:t>配合或協調單位系所主任或機關首長核章</w:t></w:r></w:p></w:tc></w:tr><w:tr><w:trPr><w:trHeight w:val="1134"/></w:trPr><w:tc><w:tcPr><w:tcW w:w="1980" w:type="dxa"/></w:tcPr><w:p><w:pPr><w:jc w:val="both"/><w:rPr><w:rFonts w:ascii="Times New Roman" w:eastAsia="DFKai-SB" w:hAnsi="Times New Roman" w:cs="Times New Roman"/></w:rPr></w:pPr><w:r><w:rPr><w:rFonts w:ascii="Times New Roman" w:eastAsia="DFKai-SB" w:hAnsi="Times New Roman" w:cs="Times New Roman" w:hint="eastAsia"/></w:rPr><w:t>無</w:t></w:r></w:p></w:tc><w:tc><w:tcPr><w:tcW w:w="1984" w:type="dxa"/></w:tcPr><w:p><w:pPr><w:jc w:val="both"/><w:rPr><w:rFonts w:ascii="Times New Roman" w:eastAsia="DFKai-SB" w:hAnsi="Times New Roman" w:cs="Times New Roman"/></w:rPr></w:pPr><w:r><w:rPr><w:rFonts w:ascii="Times New Roman" w:eastAsia="DFKai-SB" w:hAnsi="Times New Roman" w:cs="Times New Roman" w:hint="eastAsia"/></w:rPr><w:t>無</w:t></w:r></w:p></w:tc><w:tc><w:tcPr><w:tcW w:w="1276" w:type="dxa"/></w:tcPr><w:p><w:pPr><w:jc w:val="both"/><w:rPr><w:rFonts w:ascii="Times New Roman" w:eastAsia="DFKai-SB" w:hAnsi="Times New Roman" w:cs="Times New Roman" w:hint="eastAsia"/></w:rPr></w:pPr><w:r><w:rPr><w:rFonts w:ascii="Times New Roman" w:eastAsia="DFKai-SB" w:hAnsi="Times New Roman" w:cs="Times New Roman" w:hint="eastAsia"/></w:rPr><w:t>無</w:t></w:r></w:p></w:tc><w:tc><w:tcPr><w:tcW w:w="4678" w:type="dxa"/><w:vAlign w:val="bottom"/></w:tcPr><w:p><w:pPr><w:jc w:val="both"/><w:rPr><w:rFonts w:ascii="Times New Roman" w:eastAsia="DFKai-SB" w:hAnsi="Times New Roman" w:cs="Times New Roman"/></w:rPr></w:pPr></w:p><w:p><w:pPr><w:jc w:val="both"/><w:rPr><w:rFonts w:ascii="Times New Roman" w:eastAsia="DFKai-SB" w:hAnsi="Times New Roman" w:cs="Times New Roman"/></w:rPr></w:pPr><w:r><w:rPr><w:rFonts w:ascii="Times New Roman" w:eastAsia="DFKai-SB" w:hAnsi="Times New Roman" w:cs="Times New Roman" w:hint="eastAsia"/></w:rPr><w:t>配合單位</w:t></w:r><w:r><w:rPr><w:rFonts w:ascii="Times New Roman" w:eastAsia="DFKai-SB" w:hAnsi="Times New Roman" w:cs="Times New Roman" w:hint="eastAsia"/><w:u w:val="single"/></w:rPr><w:t xml:space="preserve">　　　　　　</w:t></w:r><w:r><w:rPr><w:rFonts w:ascii="Times New Roman" w:eastAsia="DFKai-SB" w:hAnsi="Times New Roman" w:cs="Times New Roman" w:hint="eastAsia"/></w:rPr><w:t xml:space="preserve">　日期</w:t></w:r><w:r><w:rPr><w:rFonts w:ascii="Times New Roman" w:eastAsia="DFKai-SB" w:hAnsi="Times New Roman" w:cs="Times New Roman" w:hint="eastAsia"/><w:u w:val="single"/></w:rPr><w:t xml:space="preserve">　　　　　</w:t></w:r></w:p></w:tc></w:tr><w:tr><w:trPr><w:trHeight w:val="1134"/></w:trPr><w:tc><w:tcPr><w:tcW w:w="1980" w:type="dxa"/></w:tcPr><w:p><w:pPr><w:jc w:val="both"/><w:rPr><w:rFonts w:ascii="Times New Roman" w:eastAsia="DFKai-SB" w:hAnsi="Times New Roman" w:cs="Times New Roman"/></w:rPr></w:pPr></w:p></w:tc><w:tc><w:tcPr><w:tcW w:w="1984" w:type="dxa"/></w:tcPr><w:p><w:pPr><w:jc w:val="both"/><w:rPr><w:rFonts w:ascii="Times New Roman" w:eastAsia="DFKai-SB" w:hAnsi="Times New Roman" w:cs="Times New Roman"/></w:rPr></w:pPr></w:p></w:tc><w:tc><w:tcPr><w:tcW w:w="1276" w:type="dxa"/></w:tcPr><w:p><w:pPr><w:jc w:val="both"/><w:rPr><w:rFonts w:ascii="Times New Roman" w:eastAsia="DFKai-SB" w:hAnsi="Times New Roman" w:cs="Times New Roman"/></w:rPr></w:pPr></w:p></w:tc><w:tc><w:tcPr><w:tcW w:w="4678" w:type="dxa"/><w:vAlign w:val="bottom"/></w:tcPr><w:p><w:pPr><w:jc w:val="both"/><w:rPr><w:rFonts w:ascii="Times New Roman" w:eastAsia="DFKai-SB" w:hAnsi="Times New Roman" w:cs="Times New Roman"/></w:rPr></w:pPr></w:p><w:p><w:pPr><w:jc w:val="both"/><w:rPr><w:rFonts w:ascii="Times New Roman" w:eastAsia="DFKai-SB" w:hAnsi="Times New Roman" w:cs="Times New Roman"/></w:rPr></w:pPr><w:r><w:rPr><w:rFonts w:ascii="Times New Roman" w:eastAsia="DFKai-SB" w:hAnsi="Times New Roman" w:cs="Times New Roman" w:hint="eastAsia"/></w:rPr><w:t>配合單位</w:t></w:r><w:r><w:rPr><w:rFonts w:ascii="Times New Roman" w:eastAsia="DFKai-SB" w:hAnsi="Times New Roman" w:cs="Times New Roman" w:hint="eastAsia"/><w:u w:val="single"/></w:rPr><w:t xml:space="preserve">　　　　　　</w:t></w:r><w:r><w:rPr><w:rFonts w:ascii="Times New Roman" w:eastAsia="DFKai-SB" w:hAnsi="Times New Roman" w:cs="Times New Roman" w:hint="eastAsia"/></w:rPr><w:t xml:space="preserve">　日期</w:t></w:r><w:r><w:rPr><w:rFonts w:ascii="Times New Roman" w:eastAsia="DFKai-SB" w:hAnsi="Times New Roman" w:cs="Times New Roman" w:hint="eastAsia"/><w:u w:val="single"/></w:rPr><w:t xml:space="preserve">　　　　　</w:t></w:r></w:p></w:tc></w:tr><w:tr><w:trPr><w:trHeight w:val="1134"/></w:trPr><w:tc><w:tcPr><w:tcW w:w="1980" w:type="dxa"/></w:tcPr><w:p><w:pPr><w:jc w:val="both"/><w:rPr><w:rFonts w:ascii="Times New Roman" w:eastAsia="DFKai-SB" w:hAnsi="Times New Roman" w:cs="Times New Roman"/></w:rPr></w:pPr></w:p></w:tc><w:tc><w:tcPr><w:tcW w:w="1984" w:type="dxa"/></w:tcPr><w:p><w:pPr><w:jc w:val="both"/><w:rPr><w:rFonts w:ascii="Times New Roman" w:eastAsia="DFKai-SB" w:hAnsi="Times New Roman" w:cs="Times New Roman"/></w:rPr></w:pPr></w:p></w:tc><w:tc><w:tcPr><w:tcW w:w="1276" w:type="dxa"/></w:tcPr><w:p><w:pPr><w:jc w:val="both"/><w:rPr><w:rFonts w:ascii="Times New Roman" w:eastAsia="DFKai-SB" w:hAnsi="Times New Roman" w:cs="Times New Roman"/></w:rPr></w:pPr></w:p></w:tc><w:tc><w:tcPr><w:tcW w:w="4678" w:type="dxa"/><w:vAlign w:val="bottom"/></w:tcPr><w:p><w:pPr><w:jc w:val="both"/><w:rPr><w:rFonts w:ascii="Times New Roman" w:eastAsia="DFKai-SB" w:hAnsi="Times New Roman" w:cs="Times New Roman"/></w:rPr></w:pPr></w:p><w:p><w:pPr><w:jc w:val="both"/><w:rPr><w:rFonts w:ascii="Times New Roman" w:eastAsia="DFKai-SB" w:hAnsi="Times New Roman" w:cs="Times New Roman"/></w:rPr></w:pPr><w:r><w:rPr><w:rFonts w:ascii="Times New Roman" w:eastAsia="DFKai-SB" w:hAnsi="Times New Roman" w:cs="Times New Roman" w:hint="eastAsia"/></w:rPr><w:t>配合單位</w:t></w:r><w:r><w:rPr><w:rFonts w:ascii="Times New Roman" w:eastAsia="DFKai-SB" w:hAnsi="Times New Roman" w:cs="Times New Roman" w:hint="eastAsia"/><w:u w:val="single"/></w:rPr><w:t xml:space="preserve">　　　　　　</w:t></w:r><w:r><w:rPr><w:rFonts w:ascii="Times New Roman" w:eastAsia="DFKai-SB" w:hAnsi="Times New Roman" w:cs="Times New Roman" w:hint="eastAsia"/></w:rPr><w:t xml:space="preserve">　日期</w:t></w:r><w:r><w:rPr><w:rFonts w:ascii="Times New Roman" w:eastAsia="DFKai-SB" w:hAnsi="Times New Roman" w:cs="Times New Roman" w:hint="eastAsia"/><w:u w:val="single"/></w:rPr><w:t xml:space="preserve">　　　　　</w:t></w:r></w:p></w:tc></w:tr><w:tr><w:trPr><w:trHeight w:val="1134"/></w:trPr><w:tc><w:tcPr><w:tcW w:w="1980" w:type="dxa"/></w:tcPr><w:p><w:pPr><w:jc w:val="both"/><w:rPr><w:rFonts w:ascii="Times New Roman" w:eastAsia="DFKai-SB" w:hAnsi="Times New Roman" w:cs="Times New Roman"/></w:rPr></w:pPr></w:p></w:tc><w:tc><w:tcPr><w:tcW w:w="1984" w:type="dxa"/></w:tcPr><w:p><w:pPr><w:jc w:val="both"/><w:rPr><w:rFonts w:ascii="Times New Roman" w:eastAsia="DFKai-SB" w:hAnsi="Times New Roman" w:cs="Times New Roman"/></w:rPr></w:pPr></w:p></w:tc><w:tc><w:tcPr><w:tcW w:w="1276" w:type="dxa"/></w:tcPr><w:p><w:pPr><w:jc w:val="both"/><w:rPr><w:rFonts w:ascii="Times New Roman" w:eastAsia="DFKai-SB" w:hAnsi="Times New Roman" w:cs="Times New Roman"/></w:rPr></w:pPr></w:p></w:tc><w:tc><w:tcPr><w:tcW w:w="4678" w:type="dxa"/><w:vAlign w:val="bottom"/></w:tcPr><w:p><w:pPr><w:jc w:val="both"/><w:rPr><w:rFonts w:ascii="Times New Roman" w:eastAsia="DFKai-SB" w:hAnsi="Times New Roman" w:cs="Times New Roman"/></w:rPr></w:pPr></w:p><w:p><w:pPr><w:jc w:val="both"/><w:rPr><w:rFonts w:ascii="Times New Roman" w:eastAsia="DFKai-SB" w:hAnsi="Times New Roman" w:cs="Times New Roman"/></w:rPr></w:pPr><w:r><w:rPr><w:rFonts w:ascii="Times New Roman" w:eastAsia="DFKai-SB" w:hAnsi="Times New Roman" w:cs="Times New Roman" w:hint="eastAsia"/></w:rPr><w:t>配合單位</w:t></w:r><w:r><w:rPr><w:rFonts w:ascii="Times New Roman" w:eastAsia="DFKai-SB" w:hAnsi="Times New Roman" w:cs="Times New Roman" w:hint="eastAsia"/><w:u w:val="single"/></w:rPr><w:t xml:space="preserve">　　　　　　</w:t></w:r><w:r><w:rPr><w:rFonts w:ascii="Times New Roman" w:eastAsia="DFKai-SB" w:hAnsi="Times New Roman" w:cs="Times New Roman" w:hint="eastAsia"/></w:rPr><w:t xml:space="preserve">　日期</w:t></w:r><w:r><w:rPr><w:rFonts w:ascii="Times New Roman" w:eastAsia="DFKai-SB" w:hAnsi="Times New Roman" w:cs="Times New Roman" w:hint="eastAsia"/><w:u w:val="single"/></w:rPr><w:t xml:space="preserve">　　　　　</w:t></w:r></w:p></w:tc></w:tr><w:tr><w:trPr><w:trHeight w:val="1134"/></w:trPr><w:tc><w:tcPr><w:tcW w:w="1980" w:type="dxa"/></w:tcPr><w:p><w:pPr><w:jc w:val="both"/><w:rPr><w:rFonts w:ascii="Times New Roman" w:eastAsia="DFKai-SB" w:hAnsi="Times New Roman" w:cs="Times New Roman"/></w:rPr></w:pPr></w:p></w:tc><w:tc><w:tcPr><w:tcW w:w="1984" w:type="dxa"/></w:tcPr><w:p><w:pPr><w:jc w:val="both"/><w:rPr><w:rFonts w:ascii="Times New Roman" w:eastAsia="DFKai-SB" w:hAnsi="Times New Roman" w:cs="Times New Roman"/></w:rPr></w:pPr></w:p></w:tc><w:tc><w:tcPr><w:tcW w:w="1276" w:type="dxa"/></w:tcPr><w:p><w:pPr><w:jc w:val="both"/><w:rPr><w:rFonts w:ascii="Times New Roman" w:eastAsia="DFKai-SB" w:hAnsi="Times New Roman" w:cs="Times New Roman"/></w:rPr></w:pPr></w:p></w:tc><w:tc><w:tcPr><w:tcW w:w="4678" w:type="dxa"/><w:vAlign w:val="bottom"/></w:tcPr><w:p><w:pPr><w:jc w:val="both"/><w:rPr><w:rFonts w:ascii="Times New Roman" w:eastAsia="DFKai-SB" w:hAnsi="Times New Roman" w:cs="Times New Roman"/></w:rPr></w:pPr></w:p><w:p><w:pPr><w:jc w:val="both"/><w:rPr><w:rFonts w:ascii="Times New Roman" w:eastAsia="DFKai-SB" w:hAnsi="Times New Roman" w:cs="Times New Roman"/></w:rPr></w:pPr><w:r><w:rPr><w:rFonts w:ascii="Times New Roman" w:eastAsia="DFKai-SB" w:hAnsi="Times New Roman" w:cs="Times New Roman" w:hint="eastAsia"/></w:rPr><w:t>配合單位</w:t></w:r><w:r><w:rPr><w:rFonts w:ascii="Times New Roman" w:eastAsia="DFKai-SB" w:hAnsi="Times New Roman" w:cs="Times New Roman" w:hint="eastAsia"/><w:u w:val="single"/></w:rPr><w:t xml:space="preserve">　　　　　　</w:t></w:r><w:r><w:rPr><w:rFonts w:ascii="Times New Roman" w:eastAsia="DFKai-SB" w:hAnsi="Times New Roman" w:cs="Times New Roman" w:hint="eastAsia"/></w:rPr><w:t xml:space="preserve">　日期</w:t></w:r><w:r><w:rPr><w:rFonts w:ascii="Times New Roman" w:eastAsia="DFKai-SB" w:hAnsi="Times New Roman" w:cs="Times New Roman" w:hint="eastAsia"/><w:u w:val="single"/></w:rPr><w:t xml:space="preserve">　　　　　</w:t></w:r></w:p></w:tc></w:tr><w:tr><w:trPr><w:trHeight w:val="1134"/></w:trPr><w:tc><w:tcPr><w:tcW w:w="1980" w:type="dxa"/></w:tcPr><w:p><w:pPr><w:jc w:val="both"/><w:rPr><w:rFonts w:ascii="Times New Roman" w:eastAsia="DFKai-SB" w:hAnsi="Times New Roman" w:cs="Times New Roman"/></w:rPr></w:pPr></w:p></w:tc><w:tc><w:tcPr><w:tcW w:w="1984" w:type="dxa"/></w:tcPr><w:p><w:pPr><w:jc w:val="both"/><w:rPr><w:rFonts w:ascii="Times New Roman" w:eastAsia="DFKai-SB" w:hAnsi="Times New Roman" w:cs="Times New Roman"/></w:rPr></w:pPr></w:p></w:tc><w:tc><w:tcPr><w:tcW w:w="1276" w:type="dxa"/></w:tcPr><w:p><w:pPr><w:jc w:val="both"/><w:rPr><w:rFonts w:ascii="Times New Roman" w:eastAsia="DFKai-SB" w:hAnsi="Times New Roman" w:cs="Times New Roman"/></w:rPr></w:pPr></w:p></w:tc><w:tc><w:tcPr><w:tcW w:w="4678" w:type="dxa"/></w:tcPr><w:p><w:pPr><w:jc w:val="both"/><w:rPr><w:rFonts w:ascii="Times New Roman" w:eastAsia="DFKai-SB" w:hAnsi="Times New Roman" w:cs="Times New Roman"/></w:rPr></w:pPr></w:p><w:p><w:pPr><w:jc w:val="both"/><w:rPr><w:rFonts w:ascii="Times New Roman" w:eastAsia="DFKai-SB" w:hAnsi="Times New Roman" w:cs="Times New Roman"/></w:rPr></w:pPr><w:r><w:rPr><w:rFonts w:ascii="Times New Roman" w:eastAsia="DFKai-SB" w:hAnsi="Times New Roman" w:cs="Times New Roman" w:hint="eastAsia"/></w:rPr><w:t>配合單位</w:t></w:r><w:r><w:rPr><w:rFonts w:ascii="Times New Roman" w:eastAsia="DFKai-SB" w:hAnsi="Times New Roman" w:cs="Times New Roman" w:hint="eastAsia"/><w:u w:val="single"/></w:rPr><w:t xml:space="preserve">　　　　　　</w:t></w:r><w:r><w:rPr><w:rFonts w:ascii="Times New Roman" w:eastAsia="DFKai-SB" w:hAnsi="Times New Roman" w:cs="Times New Roman" w:hint="eastAsia"/></w:rPr><w:t xml:space="preserve">　日期</w:t></w:r><w:r><w:rPr><w:rFonts w:ascii="Times New Roman" w:eastAsia="DFKai-SB" w:hAnsi="Times New Roman" w:cs="Times New Roman" w:hint="eastAsia"/><w:u w:val="single"/></w:rPr><w:t xml:space="preserve">　　　　　</w:t></w:r></w:p></w:tc></w:tr><w:tr><w:trPr><w:trHeight w:val="1134"/></w:trPr><w:tc><w:tcPr><w:tcW w:w="1980" w:type="dxa"/></w:tcPr><w:p><w:pPr><w:jc w:val="both"/><w:rPr><w:rFonts w:ascii="Times New Roman" w:eastAsia="DFKai-SB" w:hAnsi="Times New Roman" w:cs="Times New Roman"/></w:rPr></w:pPr></w:p></w:tc><w:tc><w:tcPr><w:tcW w:w="1984" w:type="dxa"/></w:tcPr><w:p><w:pPr><w:jc w:val="both"/><w:rPr><w:rFonts w:ascii="Times New Roman" w:eastAsia="DFKai-SB" w:hAnsi="Times New Roman" w:cs="Times New Roman"/></w:rPr></w:pPr></w:p></w:tc><w:tc><w:tcPr><w:tcW w:w="1276" w:type="dxa"/></w:tcPr><w:p><w:pPr><w:jc w:val="both"/><w:rPr><w:rFonts w:ascii="Times New Roman" w:eastAsia="DFKai-SB" w:hAnsi="Times New Roman" w:cs="Times New Roman"/></w:rPr></w:pPr></w:p></w:tc><w:tc><w:tcPr><w:tcW w:w="4678" w:type="dxa"/></w:tcPr><w:p><w:pPr><w:jc w:val="both"/><w:rPr><w:rFonts w:ascii="Times New Roman" w:eastAsia="DFKai-SB" w:hAnsi="Times New Roman" w:cs="Times New Roman"/></w:rPr></w:pPr></w:p><w:p><w:pPr><w:jc w:val="both"/><w:rPr><w:rFonts w:ascii="Times New Roman" w:eastAsia="DFKai-SB" w:hAnsi="Times New Roman" w:cs="Times New Roman"/></w:rPr></w:pPr><w:r><w:rPr><w:rFonts w:ascii="Times New Roman" w:eastAsia="DFKai-SB" w:hAnsi="Times New Roman" w:cs="Times New Roman" w:hint="eastAsia"/></w:rPr><w:t>配合單位</w:t></w:r><w:r><w:rPr><w:rFonts w:ascii="Times New Roman" w:eastAsia="DFKai-SB" w:hAnsi="Times New Roman" w:cs="Times New Roman" w:hint="eastAsia"/><w:u w:val="single"/></w:rPr><w:t xml:space="preserve">　　　　　　</w:t></w:r><w:r><w:rPr><w:rFonts w:ascii="Times New Roman" w:eastAsia="DFKai-SB" w:hAnsi="Times New Roman" w:cs="Times New Roman" w:hint="eastAsia"/></w:rPr><w:t xml:space="preserve">　日期</w:t></w:r><w:r><w:rPr><w:rFonts w:ascii="Times New Roman" w:eastAsia="DFKai-SB" w:hAnsi="Times New Roman" w:cs="Times New Roman" w:hint="eastAsia"/><w:u w:val="single"/></w:rPr><w:t xml:space="preserve">　　　　　</w:t></w:r></w:p></w:tc></w:tr><w:tr><w:trPr><w:trHeight w:val="1134"/></w:trPr><w:tc><w:tcPr><w:tcW w:w="1980" w:type="dxa"/></w:tcPr><w:p><w:pPr><w:jc w:val="both"/><w:rPr><w:rFonts w:ascii="Times New Roman" w:eastAsia="DFKai-SB" w:hAnsi="Times New Roman" w:cs="Times New Roman"/></w:rPr></w:pPr></w:p></w:tc><w:tc><w:tcPr><w:tcW w:w="1984" w:type="dxa"/></w:tcPr><w:p><w:pPr><w:jc w:val="both"/><w:rPr><w:rFonts w:ascii="Times New Roman" w:eastAsia="DFKai-SB" w:hAnsi="Times New Roman" w:cs="Times New Roman"/></w:rPr></w:pPr></w:p></w:tc><w:tc><w:tcPr><w:tcW w:w="1276" w:type="dxa"/></w:tcPr><w:p><w:pPr><w:jc w:val="both"/><w:rPr><w:rFonts w:ascii="Times New Roman" w:eastAsia="DFKai-SB" w:hAnsi="Times New Roman" w:cs="Times New Roman"/></w:rPr></w:pPr></w:p></w:tc><w:tc><w:tcPr><w:tcW w:w="4678" w:type="dxa"/></w:tcPr><w:p><w:pPr><w:jc w:val="both"/><w:rPr><w:rFonts w:ascii="Times New Roman" w:eastAsia="DFKai-SB" w:hAnsi="Times New Roman" w:cs="Times New Roman"/></w:rPr></w:pPr></w:p><w:p><w:pPr><w:jc w:val="both"/><w:rPr><w:rFonts w:ascii="Times New Roman" w:eastAsia="DFKai-SB" w:hAnsi="Times New Roman" w:cs="Times New Roman"/></w:rPr></w:pPr><w:r><w:rPr><w:rFonts w:ascii="Times New Roman" w:eastAsia="DFKai-SB" w:hAnsi="Times New Roman" w:cs="Times New Roman" w:hint="eastAsia"/></w:rPr><w:t>配合單位</w:t></w:r><w:r><w:rPr><w:rFonts w:ascii="Times New Roman" w:eastAsia="DFKai-SB" w:hAnsi="Times New Roman" w:cs="Times New Roman" w:hint="eastAsia"/><w:u w:val="single"/></w:rPr><w:t xml:space="preserve">　　　　　　</w:t></w:r><w:r><w:rPr><w:rFonts w:ascii="Times New Roman" w:eastAsia="DFKai-SB" w:hAnsi="Times New Roman" w:cs="Times New Roman" w:hint="eastAsia"/></w:rPr><w:t xml:space="preserve">　日期</w:t></w:r><w:r><w:rPr><w:rFonts w:ascii="Times New Roman" w:eastAsia="DFKai-SB" w:hAnsi="Times New Roman" w:cs="Times New Roman" w:hint="eastAsia"/><w:u w:val="single"/></w:rPr><w:t xml:space="preserve">　　　　　</w:t></w:r></w:p></w:tc></w:tr><w:tr><w:trPr><w:trHeight w:val="1134"/></w:trPr><w:tc><w:tcPr><w:tcW w:w="1980" w:type="dxa"/></w:tcPr><w:p><w:pPr><w:jc w:val="both"/><w:rPr><w:rFonts w:ascii="Times New Roman" w:eastAsia="DFKai-SB" w:hAnsi="Times New Roman" w:cs="Times New Roman"/></w:rPr></w:pPr></w:p></w:tc><w:tc><w:tcPr><w:tcW w:w="1984" w:type="dxa"/></w:tcPr><w:p><w:pPr><w:jc w:val="both"/><w:rPr><w:rFonts w:ascii="Times New Roman" w:eastAsia="DFKai-SB" w:hAnsi="Times New Roman" w:cs="Times New Roman"/></w:rPr></w:pPr></w:p></w:tc><w:tc><w:tcPr><w:tcW w:w="1276" w:type="dxa"/></w:tcPr><w:p><w:pPr><w:jc w:val="both"/><w:rPr><w:rFonts w:ascii="Times New Roman" w:eastAsia="DFKai-SB" w:hAnsi="Times New Roman" w:cs="Times New Roman"/></w:rPr></w:pPr></w:p></w:tc><w:tc><w:tcPr><w:tcW w:w="4678" w:type="dxa"/></w:tcPr><w:p><w:pPr><w:jc w:val="both"/><w:rPr><w:rFonts w:ascii="Times New Roman" w:eastAsia="DFKai-SB" w:hAnsi="Times New Roman" w:cs="Times New Roman"/></w:rPr></w:pPr></w:p><w:p><w:pPr><w:jc w:val="both"/><w:rPr><w:rFonts w:ascii="Times New Roman" w:eastAsia="DFKai-SB" w:hAnsi="Times New Roman" w:cs="Times New Roman"/></w:rPr></w:pPr><w:r><w:rPr><w:rFonts w:ascii="Times New Roman" w:eastAsia="DFKai-SB" w:hAnsi="Times New Roman" w:cs="Times New Roman" w:hint="eastAsia"/></w:rPr><w:t>配合單位</w:t></w:r><w:r><w:rPr><w:rFonts w:ascii="Times New Roman" w:eastAsia="DFKai-SB" w:hAnsi="Times New Roman" w:cs="Times New Roman" w:hint="eastAsia"/><w:u w:val="single"/></w:rPr><w:t xml:space="preserve">　　　　　　</w:t></w:r><w:r><w:rPr><w:rFonts w:ascii="Times New Roman" w:eastAsia="DFKai-SB" w:hAnsi="Times New Roman" w:cs="Times New Roman" w:hint="eastAsia"/></w:rPr><w:t xml:space="preserve">　日期</w:t></w:r><w:r><w:rPr><w:rFonts w:ascii="Times New Roman" w:eastAsia="DFKai-SB" w:hAnsi="Times New Roman" w:cs="Times New Roman" w:hint="eastAsia"/><w:u w:val="single"/></w:rPr><w:t xml:space="preserve">　　　　　</w:t></w:r></w:p></w:tc></w:tr><w:tr><w:trPr><w:trHeight w:val="1134"/></w:trPr><w:tc><w:tcPr><w:tcW w:w="1980" w:type="dxa"/></w:tcPr><w:p><w:pPr><w:jc w:val="both"/><w:rPr><w:rFonts w:ascii="Times New Roman" w:eastAsia="DFKai-SB" w:hAnsi="Times New Roman" w:cs="Times New Roman"/></w:rPr></w:pPr></w:p></w:tc><w:tc><w:tcPr><w:tcW w:w="1984" w:type="dxa"/></w:tcPr><w:p><w:pPr><w:jc w:val="both"/><w:rPr><w:rFonts w:ascii="Times New Roman" w:eastAsia="DFKai-SB" w:hAnsi="Times New Roman" w:cs="Times New Roman"/></w:rPr></w:pPr></w:p></w:tc><w:tc><w:tcPr><w:tcW w:w="1276" w:type="dxa"/></w:tcPr><w:p><w:pPr><w:jc w:val="both"/><w:rPr><w:rFonts w:ascii="Times New Roman" w:eastAsia="DFKai-SB" w:hAnsi="Times New Roman" w:cs="Times New Roman"/></w:rPr></w:pPr></w:p></w:tc><w:tc><w:tcPr><w:tcW w:w="4678" w:type="dxa"/></w:tcPr><w:p><w:pPr><w:jc w:val="both"/><w:rPr><w:rFonts w:ascii="Times New Roman" w:eastAsia="DFKai-SB" w:hAnsi="Times New Roman" w:cs="Times New Roman"/></w:rPr></w:pPr></w:p><w:p><w:pPr><w:jc w:val="both"/><w:rPr><w:rFonts w:ascii="Times New Roman" w:eastAsia="DFKai-SB" w:hAnsi="Times New Roman" w:cs="Times New Roman"/></w:rPr></w:pPr><w:r><w:rPr><w:rFonts w:ascii="Times New Roman" w:eastAsia="DFKai-SB" w:hAnsi="Times New Roman" w:cs="Times New Roman" w:hint="eastAsia"/></w:rPr><w:t>配合單位</w:t></w:r><w:r><w:rPr><w:rFonts w:ascii="Times New Roman" w:eastAsia="DFKai-SB" w:hAnsi="Times New Roman" w:cs="Times New Roman" w:hint="eastAsia"/><w:u w:val="single"/></w:rPr><w:t xml:space="preserve">　　　　　　</w:t></w:r><w:r><w:rPr><w:rFonts w:ascii="Times New Roman" w:eastAsia="DFKai-SB" w:hAnsi="Times New Roman" w:cs="Times New Roman" w:hint="eastAsia"/></w:rPr><w:t xml:space="preserve">　日期</w:t></w:r><w:r><w:rPr><w:rFonts w:ascii="Times New Roman" w:eastAsia="DFKai-SB" w:hAnsi="Times New Roman" w:cs="Times New Roman" w:hint="eastAsia"/><w:u w:val="single"/></w:rPr><w:t xml:space="preserve">　　　　　</w:t></w:r></w:p></w:tc></w:tr></w:tbl><w:p><w:pPr><w:jc w:val="both"/><w:rPr><w:rFonts w:ascii="Times New Roman" w:eastAsia="DFKai-SB" w:hAnsi="Times New Roman" w:cs="Times New Roman"/></w:rPr></w:pPr><w:r><w:rPr><w:rFonts w:ascii="Times New Roman" w:eastAsia="DFKai-SB" w:hAnsi="Times New Roman" w:cs="Times New Roman" w:hint="eastAsia"/></w:rPr><w:t>(</w:t></w:r><w:r><w:rPr><w:rFonts w:ascii="Times New Roman" w:eastAsia="DFKai-SB" w:hAnsi="Times New Roman" w:cs="Times New Roman" w:hint="eastAsia"/></w:rPr><w:t>篇幅不足，請自行複製</w:t></w:r><w:r><w:rPr><w:rFonts w:ascii="Times New Roman" w:eastAsia="DFKai-SB" w:hAnsi="Times New Roman" w:cs="Times New Roman" w:hint="eastAsia"/></w:rPr><w:t>)</w:t></w:r></w:p><w:p><w:pPr><w:widowControl/><w:rPr><w:rFonts w:ascii="Times New Roman" w:eastAsia="DFKai-SB" w:hAnsi="Times New Roman" w:cs="Times New Roman"/></w:rPr></w:pPr><w:r><w:rPr><w:rFonts w:ascii="Times New Roman" w:eastAsia="DFKai-SB" w:hAnsi="Times New Roman" w:cs="Times New Roman"/></w:rPr><w:lastRenderedPageBreak/><w:br w:type="page"/></w:r></w:p><w:p><w:pPr><w:jc w:val="both"/><w:rPr><w:rFonts w:ascii="Times New Roman" w:eastAsia="DFKai-SB" w:hAnsi="Times New Roman" w:cs="Times New Roman"/></w:rPr></w:pPr><w:r><w:rPr><w:rFonts w:ascii="Times New Roman" w:eastAsia="DFKai-SB" w:hAnsi="Times New Roman" w:cs="Times New Roman" w:hint="eastAsia"/></w:rPr><w:lastRenderedPageBreak/><w:t>附表一：主持人、協同主持人、研究人員學經歷說明書</w:t></w:r><w:r><w:rPr><w:rFonts w:ascii="Times New Roman" w:eastAsia="DFKai-SB" w:hAnsi="Times New Roman" w:cs="Times New Roman" w:hint="eastAsia"/></w:rPr><w:t>(</w:t></w:r><w:r><w:rPr><w:rFonts w:ascii="Times New Roman" w:eastAsia="DFKai-SB" w:hAnsi="Times New Roman" w:cs="Times New Roman" w:hint="eastAsia"/></w:rPr><w:t>每人填寫一份</w:t></w:r><w:r><w:rPr><w:rFonts w:ascii="Times New Roman" w:eastAsia="DFKai-SB" w:hAnsi="Times New Roman" w:cs="Times New Roman" w:hint="eastAsia"/></w:rPr><w:t>)</w:t></w:r></w:p><w:tbl><w:tblPr><w:tblStyle w:val="TableGrid"/><w:tblW w:w="9776" w:type="dxa"/><w:tblLook w:val="04A0" w:firstRow="1" w:lastRow="0" w:firstColumn="1" w:lastColumn="0" w:noHBand="0" w:noVBand="1"/></w:tblPr><w:tblGrid><w:gridCol w:w="702"/><w:gridCol w:w="1007"/><w:gridCol w:w="2255"/><w:gridCol w:w="267"/><w:gridCol w:w="584"/><w:gridCol w:w="507"/><w:gridCol w:w="60"/><w:gridCol w:w="624"/><w:gridCol w:w="266"/><w:gridCol w:w="386"/><w:gridCol w:w="1207"/><w:gridCol w:w="494"/><w:gridCol w:w="1417"/></w:tblGrid><w:tr><w:trPr><w:trHeight w:val="454"/></w:trPr><w:tc><w:tcPr><w:tcW w:w="1709" w:type="dxa"/><w:gridSpan w:val="2"/><w:vAlign w:val="center"/></w:tcPr><w:p><w:pPr><w:jc w:val="center"/><w:rPr><w:rFonts w:ascii="Times New Roman" w:eastAsia="DFKai-SB" w:hAnsi="Times New Roman" w:cs="Times New Roman"/></w:rPr></w:pPr><w:r><w:rPr><w:rFonts w:ascii="Times New Roman" w:eastAsia="DFKai-SB" w:hAnsi="Times New Roman" w:cs="Times New Roman" w:hint="eastAsia"/></w:rPr><w:t>類</w:t></w:r><w:r><w:rPr><w:rFonts w:ascii="Times New Roman" w:eastAsia="DFKai-SB" w:hAnsi="Times New Roman" w:cs="Times New Roman" w:hint="eastAsia"/></w:rPr><w:t xml:space="preserve">  </w:t></w:r><w:r><w:rPr><w:rFonts w:ascii="Times New Roman" w:eastAsia="DFKai-SB" w:hAnsi="Times New Roman" w:cs="Times New Roman" w:hint="eastAsia"/></w:rPr><w:t>別</w:t></w:r></w:p></w:tc><w:tc><w:tcPr><w:tcW w:w="8067" w:type="dxa"/><w:gridSpan w:val="11"/><w:vAlign w:val="center"/></w:tcPr><w:p><w:pPr><w:jc w:val="center"/><w:rPr><w:rFonts w:ascii="Times New Roman" w:eastAsia="DFKai-SB" w:hAnsi="Times New Roman" w:cs="Times New Roman"/></w:rPr></w:pPr><w:r><w:rPr><w:rFonts w:ascii="Times New Roman" w:eastAsia="DFKai-SB" w:hAnsi="Times New Roman" w:cs="Times New Roman" w:hint="eastAsia"/></w:rPr><w:t>（</w:t></w:r><w:r><w:rPr><w:rFonts w:ascii="Times New Roman" w:eastAsia="DFKai-SB" w:hAnsi="Times New Roman" w:cs="Times New Roman" w:hint="eastAsia"/></w:rPr><w:t xml:space="preserve">   </w:t></w:r><w:r><w:rPr><w:rFonts w:ascii="Times New Roman" w:eastAsia="DFKai-SB" w:hAnsi="Times New Roman" w:cs="Times New Roman" w:hint="eastAsia"/></w:rPr><w:t>）主持人</w:t></w:r><w:r><w:rPr><w:rFonts w:ascii="Times New Roman" w:eastAsia="DFKai-SB" w:hAnsi="Times New Roman" w:cs="Times New Roman" w:hint="eastAsia"/></w:rPr><w:t xml:space="preserve">      </w:t></w:r><w:r><w:rPr><w:rFonts w:ascii="Times New Roman" w:eastAsia="DFKai-SB" w:hAnsi="Times New Roman" w:cs="Times New Roman" w:hint="eastAsia"/></w:rPr><w:t>（</w:t></w:r><w:r><w:rPr><w:rFonts w:ascii="Times New Roman" w:eastAsia="DFKai-SB" w:hAnsi="Times New Roman" w:cs="Times New Roman" w:hint="eastAsia"/></w:rPr><w:t xml:space="preserve">    </w:t></w:r><w:r><w:rPr><w:rFonts w:ascii="Times New Roman" w:eastAsia="DFKai-SB" w:hAnsi="Times New Roman" w:cs="Times New Roman" w:hint="eastAsia"/></w:rPr><w:t>）協同主持人</w:t></w:r><w:r><w:rPr><w:rFonts w:ascii="Times New Roman" w:eastAsia="DFKai-SB" w:hAnsi="Times New Roman" w:cs="Times New Roman" w:hint="eastAsia"/></w:rPr><w:t xml:space="preserve">      </w:t></w:r><w:r><w:rPr><w:rFonts w:ascii="Times New Roman" w:eastAsia="DFKai-SB" w:hAnsi="Times New Roman" w:cs="Times New Roman" w:hint="eastAsia"/></w:rPr><w:t>（</w:t></w:r><w:r><w:rPr><w:rFonts w:ascii="Times New Roman" w:eastAsia="DFKai-SB" w:hAnsi="Times New Roman" w:cs="Times New Roman" w:hint="eastAsia"/></w:rPr><w:t xml:space="preserve">    </w:t></w:r><w:r><w:rPr><w:rFonts w:ascii="Times New Roman" w:eastAsia="DFKai-SB" w:hAnsi="Times New Roman" w:cs="Times New Roman" w:hint="eastAsia"/></w:rPr><w:t>）研究人員</w:t></w:r></w:p></w:tc></w:tr><w:tr><w:trPr><w:trHeight w:val="454"/></w:trPr><w:tc><w:tcPr><w:tcW w:w="1709" w:type="dxa"/><w:gridSpan w:val="2"/><w:vAlign w:val="center"/></w:tcPr><w:p><w:pPr><w:jc w:val="center"/><w:rPr><w:rFonts w:ascii="Times New Roman" w:eastAsia="DFKai-SB" w:hAnsi="Times New Roman" w:cs="Times New Roman"/></w:rPr></w:pPr><w:r><w:rPr><w:rFonts w:ascii="Times New Roman" w:eastAsia="DFKai-SB" w:hAnsi="Times New Roman" w:cs="Times New Roman" w:hint="eastAsia"/></w:rPr><w:t>姓</w:t></w:r><w:r><w:rPr><w:rFonts w:ascii="Times New Roman" w:eastAsia="DFKai-SB" w:hAnsi="Times New Roman" w:cs="Times New Roman" w:hint="eastAsia"/></w:rPr><w:t xml:space="preserve">  </w:t></w:r><w:r><w:rPr><w:rFonts w:ascii="Times New Roman" w:eastAsia="DFKai-SB" w:hAnsi="Times New Roman" w:cs="Times New Roman" w:hint="eastAsia"/></w:rPr><w:t>名</w:t></w:r></w:p></w:tc><w:tc><w:tcPr><w:tcW w:w="2522" w:type="dxa"/><w:gridSpan w:val="2"/><w:vAlign w:val="center"/></w:tcPr><w:p><w:pPr><w:jc w:val="both"/><w:rPr><w:rFonts w:ascii="Times New Roman" w:eastAsia="DFKai-SB" w:hAnsi="Times New Roman" w:cs="Times New Roman"/></w:rPr></w:pPr></w:p></w:tc><w:tc><w:tcPr><w:tcW w:w="1091" w:type="dxa"/><w:gridSpan w:val="2"/><w:vAlign w:val="center"/></w:tcPr><w:p><w:pPr><w:jc w:val="center"/><w:rPr><w:rFonts w:ascii="Times New Roman" w:eastAsia="DFKai-SB" w:hAnsi="Times New Roman" w:cs="Times New Roman"/></w:rPr></w:pPr><w:r><w:rPr><w:rFonts w:ascii="Times New Roman" w:eastAsia="DFKai-SB" w:hAnsi="Times New Roman" w:cs="Times New Roman" w:hint="eastAsia"/></w:rPr><w:t>性</w:t></w:r><w:r><w:rPr><w:rFonts w:ascii="Times New Roman" w:eastAsia="DFKai-SB" w:hAnsi="Times New Roman" w:cs="Times New Roman" w:hint="eastAsia"/></w:rPr><w:t xml:space="preserve">  </w:t></w:r><w:r><w:rPr><w:rFonts w:ascii="Times New Roman" w:eastAsia="DFKai-SB" w:hAnsi="Times New Roman" w:cs="Times New Roman" w:hint="eastAsia"/></w:rPr><w:t>別</w:t></w:r></w:p></w:tc><w:tc><w:tcPr><w:tcW w:w="950" w:type="dxa"/><w:gridSpan w:val="3"/><w:vAlign w:val="center"/></w:tcPr><w:p><w:pPr><w:jc w:val="center"/><w:rPr><w:rFonts w:ascii="Times New Roman" w:eastAsia="DFKai-SB" w:hAnsi="Times New Roman" w:cs="Times New Roman"/></w:rPr></w:pPr></w:p></w:tc><w:tc><w:tcPr><w:tcW w:w="1593" w:type="dxa"/><w:gridSpan w:val="2"/><w:vAlign w:val="center"/></w:tcPr><w:p><w:pPr><w:jc w:val="center"/><w:rPr><w:rFonts w:ascii="Times New Roman" w:eastAsia="DFKai-SB" w:hAnsi="Times New Roman" w:cs="Times New Roman"/></w:rPr></w:pPr><w:r><w:rPr><w:rFonts w:ascii="Times New Roman" w:eastAsia="DFKai-SB" w:hAnsi="Times New Roman" w:cs="Times New Roman" w:hint="eastAsia"/></w:rPr><w:t>出生年月日</w:t></w:r></w:p></w:tc><w:tc><w:tcPr><w:tcW w:w="1911" w:type="dxa"/><w:gridSpan w:val="2"/><w:vAlign w:val="center"/></w:tcPr><w:p><w:pPr><w:jc w:val="center"/><w:rPr><w:rFonts w:ascii="Times New Roman" w:eastAsia="DFKai-SB" w:hAnsi="Times New Roman" w:cs="Times New Roman"/></w:rPr></w:pPr></w:p></w:tc></w:tr><w:tr><w:trPr><w:trHeight w:val="454"/></w:trPr><w:tc><w:tcPr><w:tcW w:w="9776" w:type="dxa"/><w:gridSpan w:val="13"/><w:vAlign w:val="center"/></w:tcPr><w:p><w:pPr><w:jc w:val="both"/><w:rPr><w:rFonts w:ascii="Times New Roman" w:eastAsia="DFKai-SB" w:hAnsi="Times New Roman" w:cs="Times New Roman"/></w:rPr></w:pPr><w:r><w:rPr><w:rFonts w:ascii="Times New Roman" w:eastAsia="DFKai-SB" w:hAnsi="Times New Roman" w:cs="Times New Roman" w:hint="eastAsia"/></w:rPr><w:t>學</w:t></w:r><w:r><w:rPr><w:rFonts w:ascii="Times New Roman" w:eastAsia="DFKai-SB" w:hAnsi="Times New Roman" w:cs="Times New Roman" w:hint="eastAsia"/></w:rPr><w:t xml:space="preserve">      </w:t></w:r><w:r><w:rPr><w:rFonts w:ascii="Times New Roman" w:eastAsia="DFKai-SB" w:hAnsi="Times New Roman" w:cs="Times New Roman" w:hint="eastAsia"/></w:rPr><w:t>歷（擇其重要者填寫）</w:t></w:r></w:p></w:tc></w:tr><w:tr><w:trPr><w:trHeight w:val="454"/></w:trPr><w:tc><w:tcPr><w:tcW w:w="4815" w:type="dxa"/><w:gridSpan w:val="5"/><w:vAlign w:val="center"/></w:tcPr><w:p><w:pPr><w:jc w:val="center"/><w:rPr><w:rFonts w:ascii="Times New Roman" w:eastAsia="DFKai-SB" w:hAnsi="Times New Roman" w:cs="Times New Roman"/></w:rPr></w:pPr><w:r><w:rPr><w:rFonts w:ascii="Times New Roman" w:eastAsia="DFKai-SB" w:hAnsi="Times New Roman" w:cs="Times New Roman" w:hint="eastAsia"/></w:rPr><w:t>學</w:t></w:r><w:r><w:rPr><w:rFonts w:ascii="Times New Roman" w:eastAsia="DFKai-SB" w:hAnsi="Times New Roman" w:cs="Times New Roman" w:hint="eastAsia"/></w:rPr><w:t xml:space="preserve">    </w:t></w:r><w:r><w:rPr><w:rFonts w:ascii="Times New Roman" w:eastAsia="DFKai-SB" w:hAnsi="Times New Roman" w:cs="Times New Roman" w:hint="eastAsia"/></w:rPr><w:t>校</w:t></w:r><w:r><w:rPr><w:rFonts w:ascii="Times New Roman" w:eastAsia="DFKai-SB" w:hAnsi="Times New Roman" w:cs="Times New Roman" w:hint="eastAsia"/></w:rPr><w:t xml:space="preserve">    </w:t></w:r><w:r><w:rPr><w:rFonts w:ascii="Times New Roman" w:eastAsia="DFKai-SB" w:hAnsi="Times New Roman" w:cs="Times New Roman" w:hint="eastAsia"/></w:rPr><w:t>名</w:t></w:r><w:r><w:rPr><w:rFonts w:ascii="Times New Roman" w:eastAsia="DFKai-SB" w:hAnsi="Times New Roman" w:cs="Times New Roman" w:hint="eastAsia"/></w:rPr><w:t xml:space="preserve">    </w:t></w:r><w:r><w:rPr><w:rFonts w:ascii="Times New Roman" w:eastAsia="DFKai-SB" w:hAnsi="Times New Roman" w:cs="Times New Roman" w:hint="eastAsia"/></w:rPr><w:t>稱</w:t></w:r></w:p></w:tc><w:tc><w:tcPr><w:tcW w:w="1191" w:type="dxa"/><w:gridSpan w:val="3"/><w:vAlign w:val="center"/></w:tcPr><w:p><w:pPr><w:jc w:val="center"/><w:rPr><w:rFonts w:ascii="Times New Roman" w:eastAsia="DFKai-SB" w:hAnsi="Times New Roman" w:cs="Times New Roman"/></w:rPr></w:pPr><w:r><w:rPr><w:rFonts w:ascii="Times New Roman" w:eastAsia="DFKai-SB" w:hAnsi="Times New Roman" w:cs="Times New Roman" w:hint="eastAsia"/></w:rPr><w:t>學</w:t></w:r><w:r><w:rPr><w:rFonts w:ascii="Times New Roman" w:eastAsia="DFKai-SB" w:hAnsi="Times New Roman" w:cs="Times New Roman" w:hint="eastAsia"/></w:rPr><w:t xml:space="preserve">  </w:t></w:r><w:r><w:rPr><w:rFonts w:ascii="Times New Roman" w:eastAsia="DFKai-SB" w:hAnsi="Times New Roman" w:cs="Times New Roman" w:hint="eastAsia"/></w:rPr><w:t>位</w:t></w:r></w:p></w:tc><w:tc><w:tcPr><w:tcW w:w="1859" w:type="dxa"/><w:gridSpan w:val="3"/><w:vAlign w:val="center"/></w:tcPr><w:p><w:pPr><w:jc w:val="center"/><w:rPr><w:rFonts w:ascii="Times New Roman" w:eastAsia="DFKai-SB" w:hAnsi="Times New Roman" w:cs="Times New Roman"/></w:rPr></w:pPr><w:r><w:rPr><w:rFonts w:ascii="Times New Roman" w:eastAsia="DFKai-SB" w:hAnsi="Times New Roman" w:cs="Times New Roman" w:hint="eastAsia"/></w:rPr><w:t>起迄年月</w:t></w:r></w:p></w:tc><w:tc><w:tcPr><w:tcW w:w="1911" w:type="dxa"/><w:gridSpan w:val="2"/><w:vAlign w:val="center"/></w:tcPr><w:p><w:pPr><w:jc w:val="center"/><w:rPr><w:rFonts w:ascii="Times New Roman" w:eastAsia="DFKai-SB" w:hAnsi="Times New Roman" w:cs="Times New Roman"/></w:rPr></w:pPr><w:r><w:rPr><w:rFonts w:ascii="Times New Roman" w:eastAsia="DFKai-SB" w:hAnsi="Times New Roman" w:cs="Times New Roman" w:hint="eastAsia"/></w:rPr><w:t>科</w:t></w:r><w:r><w:rPr><w:rFonts w:ascii="Times New Roman" w:eastAsia="DFKai-SB" w:hAnsi="Times New Roman" w:cs="Times New Roman" w:hint="eastAsia"/></w:rPr><w:t xml:space="preserve"> </w:t></w:r><w:r><w:rPr><w:rFonts w:ascii="Times New Roman" w:eastAsia="DFKai-SB" w:hAnsi="Times New Roman" w:cs="Times New Roman" w:hint="eastAsia"/></w:rPr><w:t>技</w:t></w:r><w:r><w:rPr><w:rFonts w:ascii="Times New Roman" w:eastAsia="DFKai-SB" w:hAnsi="Times New Roman" w:cs="Times New Roman" w:hint="eastAsia"/></w:rPr><w:t xml:space="preserve"> </w:t></w:r><w:r><w:rPr><w:rFonts w:ascii="Times New Roman" w:eastAsia="DFKai-SB" w:hAnsi="Times New Roman" w:cs="Times New Roman" w:hint="eastAsia"/></w:rPr><w:t>專</w:t></w:r><w:r><w:rPr><w:rFonts w:ascii="Times New Roman" w:eastAsia="DFKai-SB" w:hAnsi="Times New Roman" w:cs="Times New Roman" w:hint="eastAsia"/></w:rPr><w:t xml:space="preserve"> </w:t></w:r><w:r><w:rPr><w:rFonts w:ascii="Times New Roman" w:eastAsia="DFKai-SB" w:hAnsi="Times New Roman" w:cs="Times New Roman" w:hint="eastAsia"/></w:rPr><w:t>長</w:t></w:r></w:p></w:tc></w:tr><w:tr><w:trPr><w:trHeight w:val="454"/></w:trPr><w:tc><w:tcPr><w:tcW w:w="4815" w:type="dxa"/><w:gridSpan w:val="5"/><w:vAlign w:val="center"/></w:tcPr><w:p><w:pPr><w:jc w:val="both"/><w:rPr><w:rFonts w:ascii="Times New Roman" w:eastAsia="DFKai-SB" w:hAnsi="Times New Roman" w:cs="Times New Roman"/></w:rPr></w:pPr></w:p></w:tc><w:tc><w:tcPr><w:tcW w:w="1191" w:type="dxa"/><w:gridSpan w:val="3"/><w:vAlign w:val="center"/></w:tcPr><w:p><w:pPr><w:jc w:val="both"/><w:rPr><w:rFonts w:ascii="Times New Roman" w:eastAsia="DFKai-SB" w:hAnsi="Times New Roman" w:cs="Times New Roman"/></w:rPr></w:pPr></w:p></w:tc><w:tc><w:tcPr><w:tcW w:w="1859" w:type="dxa"/><w:gridSpan w:val="3"/><w:vAlign w:val="center"/></w:tcPr><w:p><w:pPr><w:jc w:val="both"/><w:rPr><w:rFonts w:ascii="Times New Roman" w:eastAsia="DFKai-SB" w:hAnsi="Times New Roman" w:cs="Times New Roman"/></w:rPr></w:pPr></w:p></w:tc><w:tc><w:tcPr><w:tcW w:w="1911" w:type="dxa"/><w:gridSpan w:val="2"/><w:vAlign w:val="center"/></w:tcPr><w:p><w:pPr><w:jc w:val="both"/><w:rPr><w:rFonts w:ascii="Times New Roman" w:eastAsia="DFKai-SB" w:hAnsi="Times New Roman" w:cs="Times New Roman"/></w:rPr></w:pPr></w:p></w:tc></w:tr><w:tr><w:trPr><w:trHeight w:val="454"/></w:trPr><w:tc><w:tcPr><w:tcW w:w="4815" w:type="dxa"/><w:gridSpan w:val="5"/><w:vAlign w:val="center"/></w:tcPr><w:p><w:pPr><w:jc w:val="both"/><w:rPr><w:rFonts w:ascii="Times New Roman" w:eastAsia="DFKai-SB" w:hAnsi="Times New Roman" w:cs="Times New Roman"/></w:rPr></w:pPr></w:p></w:tc><w:tc><w:tcPr><w:tcW w:w="1191" w:type="dxa"/><w:gridSpan w:val="3"/><w:vAlign w:val="center"/></w:tcPr><w:p><w:pPr><w:jc w:val="both"/><w:rPr><w:rFonts w:ascii="Times New Roman" w:eastAsia="DFKai-SB" w:hAnsi="Times New Roman" w:cs="Times New Roman"/></w:rPr></w:pPr></w:p></w:tc><w:tc><w:tcPr><w:tcW w:w="1859" w:type="dxa"/><w:gridSpan w:val="3"/><w:vAlign w:val="center"/></w:tcPr><w:p><w:pPr><w:jc w:val="both"/><w:rPr><w:rFonts w:ascii="Times New Roman" w:eastAsia="DFKai-SB" w:hAnsi="Times New Roman" w:cs="Times New Roman"/></w:rPr></w:pPr></w:p></w:tc><w:tc><w:tcPr><w:tcW w:w="1911" w:type="dxa"/><w:gridSpan w:val="2"/><w:vAlign w:val="center"/></w:tcPr><w:p><w:pPr><w:jc w:val="both"/><w:rPr><w:rFonts w:ascii="Times New Roman" w:eastAsia="DFKai-SB" w:hAnsi="Times New Roman" w:cs="Times New Roman"/></w:rPr></w:pPr></w:p></w:tc></w:tr><w:tr><w:trPr><w:trHeight w:val="454"/></w:trPr><w:tc><w:tcPr><w:tcW w:w="9776" w:type="dxa"/><w:gridSpan w:val="13"/><w:vAlign w:val="center"/></w:tcPr><w:p><w:pPr><w:jc w:val="both"/><w:rPr><w:rFonts w:ascii="Times New Roman" w:eastAsia="DFKai-SB" w:hAnsi="Times New Roman" w:cs="Times New Roman"/></w:rPr></w:pPr><w:r><w:rPr><w:rFonts w:ascii="Times New Roman" w:eastAsia="DFKai-SB" w:hAnsi="Times New Roman" w:cs="Times New Roman" w:hint="eastAsia"/></w:rPr><w:t>經</w:t></w:r><w:r><w:rPr><w:rFonts w:ascii="Times New Roman" w:eastAsia="DFKai-SB" w:hAnsi="Times New Roman" w:cs="Times New Roman" w:hint="eastAsia"/></w:rPr><w:t xml:space="preserve">      </w:t></w:r><w:r><w:rPr><w:rFonts w:ascii="Times New Roman" w:eastAsia="DFKai-SB" w:hAnsi="Times New Roman" w:cs="Times New Roman" w:hint="eastAsia"/></w:rPr><w:t>歷（請按服務時間先後順序填寫與現提計畫有關之經歷）</w:t></w:r></w:p></w:tc></w:tr><w:tr><w:trPr><w:trHeight w:val="454"/></w:trPr><w:tc><w:tcPr><w:tcW w:w="6658" w:type="dxa"/><w:gridSpan w:val="10"/><w:vAlign w:val="center"/></w:tcPr><w:p><w:pPr><w:jc w:val="center"/><w:rPr><w:rFonts w:ascii="Times New Roman" w:eastAsia="DFKai-SB" w:hAnsi="Times New Roman" w:cs="Times New Roman"/></w:rPr></w:pPr><w:r><w:rPr><w:rFonts w:ascii="Times New Roman" w:eastAsia="DFKai-SB" w:hAnsi="Times New Roman" w:cs="Times New Roman" w:hint="eastAsia"/></w:rPr><w:t>服</w:t></w:r><w:r><w:rPr><w:rFonts w:ascii="Times New Roman" w:eastAsia="DFKai-SB" w:hAnsi="Times New Roman" w:cs="Times New Roman" w:hint="eastAsia"/></w:rPr><w:t xml:space="preserve">    </w:t></w:r><w:r><w:rPr><w:rFonts w:ascii="Times New Roman" w:eastAsia="DFKai-SB" w:hAnsi="Times New Roman" w:cs="Times New Roman" w:hint="eastAsia"/></w:rPr><w:t>務</w:t></w:r><w:r><w:rPr><w:rFonts w:ascii="Times New Roman" w:eastAsia="DFKai-SB" w:hAnsi="Times New Roman" w:cs="Times New Roman" w:hint="eastAsia"/></w:rPr><w:t xml:space="preserve">    </w:t></w:r><w:r><w:rPr><w:rFonts w:ascii="Times New Roman" w:eastAsia="DFKai-SB" w:hAnsi="Times New Roman" w:cs="Times New Roman" w:hint="eastAsia"/></w:rPr><w:t>機</w:t></w:r><w:r><w:rPr><w:rFonts w:ascii="Times New Roman" w:eastAsia="DFKai-SB" w:hAnsi="Times New Roman" w:cs="Times New Roman" w:hint="eastAsia"/></w:rPr><w:t xml:space="preserve">    </w:t></w:r><w:r><w:rPr><w:rFonts w:ascii="Times New Roman" w:eastAsia="DFKai-SB" w:hAnsi="Times New Roman" w:cs="Times New Roman" w:hint="eastAsia"/></w:rPr><w:t>構</w:t></w:r><w:r><w:rPr><w:rFonts w:ascii="Times New Roman" w:eastAsia="DFKai-SB" w:hAnsi="Times New Roman" w:cs="Times New Roman" w:hint="eastAsia"/></w:rPr><w:t xml:space="preserve">    </w:t></w:r><w:r><w:rPr><w:rFonts w:ascii="Times New Roman" w:eastAsia="DFKai-SB" w:hAnsi="Times New Roman" w:cs="Times New Roman" w:hint="eastAsia"/></w:rPr><w:t>及</w:t></w:r><w:r><w:rPr><w:rFonts w:ascii="Times New Roman" w:eastAsia="DFKai-SB" w:hAnsi="Times New Roman" w:cs="Times New Roman" w:hint="eastAsia"/></w:rPr><w:t xml:space="preserve">    </w:t></w:r><w:r><w:rPr><w:rFonts w:ascii="Times New Roman" w:eastAsia="DFKai-SB" w:hAnsi="Times New Roman" w:cs="Times New Roman" w:hint="eastAsia"/></w:rPr><w:t>單</w:t></w:r><w:r><w:rPr><w:rFonts w:ascii="Times New Roman" w:eastAsia="DFKai-SB" w:hAnsi="Times New Roman" w:cs="Times New Roman" w:hint="eastAsia"/></w:rPr><w:t xml:space="preserve">    </w:t></w:r><w:r><w:rPr><w:rFonts w:ascii="Times New Roman" w:eastAsia="DFKai-SB" w:hAnsi="Times New Roman" w:cs="Times New Roman" w:hint="eastAsia"/></w:rPr><w:t>位</w:t></w:r></w:p></w:tc><w:tc><w:tcPr><w:tcW w:w="1701" w:type="dxa"/><w:gridSpan w:val="2"/><w:vAlign w:val="center"/></w:tcPr><w:p><w:pPr><w:jc w:val="center"/><w:rPr><w:rFonts w:ascii="Times New Roman" w:eastAsia="DFKai-SB" w:hAnsi="Times New Roman" w:cs="Times New Roman"/></w:rPr></w:pPr><w:r><w:rPr><w:rFonts w:ascii="Times New Roman" w:eastAsia="DFKai-SB" w:hAnsi="Times New Roman" w:cs="Times New Roman" w:hint="eastAsia"/></w:rPr><w:t>職</w:t></w:r><w:r><w:rPr><w:rFonts w:ascii="Times New Roman" w:eastAsia="DFKai-SB" w:hAnsi="Times New Roman" w:cs="Times New Roman" w:hint="eastAsia"/></w:rPr><w:t xml:space="preserve">   </w:t></w:r><w:r><w:rPr><w:rFonts w:ascii="Times New Roman" w:eastAsia="DFKai-SB" w:hAnsi="Times New Roman" w:cs="Times New Roman" w:hint="eastAsia"/></w:rPr><w:t>稱</w:t></w:r></w:p></w:tc><w:tc><w:tcPr><w:tcW w:w="1417" w:type="dxa"/><w:vAlign w:val="center"/></w:tcPr><w:p><w:pPr><w:jc w:val="center"/><w:rPr><w:rFonts w:ascii="Times New Roman" w:eastAsia="DFKai-SB" w:hAnsi="Times New Roman" w:cs="Times New Roman"/></w:rPr></w:pPr><w:r><w:rPr><w:rFonts w:ascii="Times New Roman" w:eastAsia="DFKai-SB" w:hAnsi="Times New Roman" w:cs="Times New Roman" w:hint="eastAsia"/></w:rPr><w:t>起迄年月</w:t></w:r></w:p></w:tc></w:tr><w:tr><w:trPr><w:trHeight w:val="454"/></w:trPr><w:tc><w:tcPr><w:tcW w:w="6658" w:type="dxa"/><w:gridSpan w:val="10"/><w:vAlign w:val="center"/></w:tcPr><w:p><w:pPr><w:jc w:val="both"/><w:rPr><w:rFonts w:ascii="Times New Roman" w:eastAsia="DFKai-SB" w:hAnsi="Times New Roman" w:cs="Times New Roman"/></w:rPr></w:pPr><w:r><w:rPr><w:rFonts w:ascii="Times New Roman" w:eastAsia="DFKai-SB" w:hAnsi="Times New Roman" w:cs="Times New Roman" w:hint="eastAsia"/></w:rPr><w:t>現任：</w:t></w:r></w:p></w:tc><w:tc><w:tcPr><w:tcW w:w="1701" w:type="dxa"/><w:gridSpan w:val="2"/><w:vAlign w:val="center"/></w:tcPr><w:p><w:pPr><w:jc w:val="both"/><w:rPr><w:rFonts w:ascii="Times New Roman" w:eastAsia="DFKai-SB" w:hAnsi="Times New Roman" w:cs="Times New Roman"/></w:rPr></w:pPr></w:p></w:tc><w:tc><w:tcPr><w:tcW w:w="1417" w:type="dxa"/><w:vAlign w:val="center"/></w:tcPr><w:p><w:pPr><w:jc w:val="both"/><w:rPr><w:rFonts w:ascii="Times New Roman" w:eastAsia="DFKai-SB" w:hAnsi="Times New Roman" w:cs="Times New Roman"/></w:rPr></w:pPr></w:p></w:tc></w:tr><w:tr><w:trPr><w:trHeight w:val="454"/></w:trPr><w:tc><w:tcPr><w:tcW w:w="6658" w:type="dxa"/><w:gridSpan w:val="10"/><w:vAlign w:val="center"/></w:tcPr><w:p><w:pPr><w:jc w:val="both"/><w:rPr><w:rFonts w:ascii="Times New Roman" w:eastAsia="DFKai-SB" w:hAnsi="Times New Roman" w:cs="Times New Roman"/></w:rPr></w:pPr><w:r><w:rPr><w:rFonts w:ascii="Times New Roman" w:eastAsia="DFKai-SB" w:hAnsi="Times New Roman" w:cs="Times New Roman" w:hint="eastAsia"/></w:rPr><w:t>曾任：</w:t></w:r></w:p></w:tc><w:tc><w:tcPr><w:tcW w:w="1701" w:type="dxa"/><w:gridSpan w:val="2"/><w:vAlign w:val="center"/></w:tcPr><w:p><w:pPr><w:jc w:val="both"/><w:rPr><w:rFonts w:ascii="Times New Roman" w:eastAsia="DFKai-SB" w:hAnsi="Times New Roman" w:cs="Times New Roman"/></w:rPr></w:pPr></w:p></w:tc><w:tc><w:tcPr><w:tcW w:w="1417" w:type="dxa"/><w:vAlign w:val="center"/></w:tcPr><w:p><w:pPr><w:jc w:val="both"/><w:rPr><w:rFonts w:ascii="Times New Roman" w:eastAsia="DFKai-SB" w:hAnsi="Times New Roman" w:cs="Times New Roman"/></w:rPr></w:pPr></w:p></w:tc></w:tr><w:tr><w:trPr><w:trHeight w:val="454"/></w:trPr><w:tc><w:tcPr><w:tcW w:w="6658" w:type="dxa"/><w:gridSpan w:val="10"/><w:vAlign w:val="center"/></w:tcPr><w:p><w:pPr><w:jc w:val="both"/><w:rPr><w:rFonts w:ascii="Times New Roman" w:eastAsia="DFKai-SB" w:hAnsi="Times New Roman" w:cs="Times New Roman"/></w:rPr></w:pPr><w:r><w:rPr><w:rFonts w:ascii="Times New Roman" w:eastAsia="DFKai-SB" w:hAnsi="Times New Roman" w:cs="Times New Roman" w:hint="eastAsia"/></w:rPr><w:t>近三年內曾參與之研究計畫</w:t></w:r></w:p></w:tc><w:tc><w:tcPr><w:tcW w:w="1701" w:type="dxa"/><w:gridSpan w:val="2"/><w:vAlign w:val="center"/></w:tcPr><w:p><w:pPr><w:jc w:val="both"/><w:rPr><w:rFonts w:ascii="Times New Roman" w:eastAsia="DFKai-SB" w:hAnsi="Times New Roman" w:cs="Times New Roman"/></w:rPr></w:pPr></w:p></w:tc><w:tc><w:tcPr><w:tcW w:w="1417" w:type="dxa"/><w:vAlign w:val="center"/></w:tcPr><w:p><w:pPr><w:jc w:val="both"/><w:rPr><w:rFonts w:ascii="Times New Roman" w:eastAsia="DFKai-SB" w:hAnsi="Times New Roman" w:cs="Times New Roman"/></w:rPr></w:pPr></w:p></w:tc></w:tr><w:tr><w:tc><w:tcPr><w:tcW w:w="702" w:type="dxa"/><w:vAlign w:val="center"/></w:tcPr><w:p><w:pPr><w:jc w:val="both"/><w:rPr><w:rFonts w:ascii="Times New Roman" w:eastAsia="DFKai-SB" w:hAnsi="Times New Roman" w:cs="Times New Roman"/></w:rPr></w:pPr><w:r><w:rPr><w:rFonts w:ascii="Times New Roman" w:eastAsia="DFKai-SB" w:hAnsi="Times New Roman" w:cs="Times New Roman" w:hint="eastAsia"/></w:rPr><w:t>類別</w:t></w:r></w:p></w:tc><w:tc><w:tcPr><w:tcW w:w="3262" w:type="dxa"/><w:gridSpan w:val="2"/><w:vAlign w:val="center"/></w:tcPr><w:p><w:pPr><w:jc w:val="center"/><w:rPr><w:rFonts w:ascii="Times New Roman" w:eastAsia="DFKai-SB" w:hAnsi="Times New Roman" w:cs="Times New Roman"/></w:rPr></w:pPr><w:r><w:rPr><w:rFonts w:ascii="Times New Roman" w:eastAsia="DFKai-SB" w:hAnsi="Times New Roman" w:cs="Times New Roman" w:hint="eastAsia"/></w:rPr><w:t>計</w:t></w:r><w:r><w:rPr><w:rFonts w:ascii="Times New Roman" w:eastAsia="DFKai-SB" w:hAnsi="Times New Roman" w:cs="Times New Roman" w:hint="eastAsia"/></w:rPr><w:t xml:space="preserve">    </w:t></w:r><w:r><w:rPr><w:rFonts w:ascii="Times New Roman" w:eastAsia="DFKai-SB" w:hAnsi="Times New Roman" w:cs="Times New Roman" w:hint="eastAsia"/></w:rPr><w:t>畫</w:t></w:r><w:r><w:rPr><w:rFonts w:ascii="Times New Roman" w:eastAsia="DFKai-SB" w:hAnsi="Times New Roman" w:cs="Times New Roman" w:hint="eastAsia"/></w:rPr><w:t xml:space="preserve">    </w:t></w:r><w:r><w:rPr><w:rFonts w:ascii="Times New Roman" w:eastAsia="DFKai-SB" w:hAnsi="Times New Roman" w:cs="Times New Roman" w:hint="eastAsia"/></w:rPr><w:t>名</w:t></w:r><w:r><w:rPr><w:rFonts w:ascii="Times New Roman" w:eastAsia="DFKai-SB" w:hAnsi="Times New Roman" w:cs="Times New Roman" w:hint="eastAsia"/></w:rPr><w:t xml:space="preserve">    </w:t></w:r><w:r><w:rPr><w:rFonts w:ascii="Times New Roman" w:eastAsia="DFKai-SB" w:hAnsi="Times New Roman" w:cs="Times New Roman" w:hint="eastAsia"/></w:rPr><w:t>稱</w:t></w:r></w:p></w:tc><w:tc><w:tcPr><w:tcW w:w="1418" w:type="dxa"/><w:gridSpan w:val="4"/><w:vAlign w:val="center"/></w:tcPr><w:p><w:pPr><w:jc w:val="center"/><w:rPr><w:rFonts w:ascii="Times New Roman" w:eastAsia="DFKai-SB" w:hAnsi="Times New Roman" w:cs="Times New Roman"/></w:rPr></w:pPr><w:r><w:rPr><w:rFonts w:ascii="Times New Roman" w:eastAsia="DFKai-SB" w:hAnsi="Times New Roman" w:cs="Times New Roman" w:hint="eastAsia"/></w:rPr><w:t>計畫內</w:t></w:r><w:r><w:rPr><w:rFonts w:ascii="Times New Roman" w:eastAsia="DFKai-SB" w:hAnsi="Times New Roman" w:cs="Times New Roman"/></w:rPr><w:br/></w:r><w:r><w:rPr><w:rFonts w:ascii="Times New Roman" w:eastAsia="DFKai-SB" w:hAnsi="Times New Roman" w:cs="Times New Roman" w:hint="eastAsia"/></w:rPr><w:t>擔任工作</w:t></w:r></w:p></w:tc><w:tc><w:tcPr><w:tcW w:w="1276" w:type="dxa"/><w:gridSpan w:val="3"/><w:vAlign w:val="center"/></w:tcPr><w:p><w:pPr><w:jc w:val="center"/><w:rPr><w:rFonts w:ascii="Times New Roman" w:eastAsia="DFKai-SB" w:hAnsi="Times New Roman" w:cs="Times New Roman"/></w:rPr></w:pPr><w:r><w:rPr><w:rFonts w:ascii="Times New Roman" w:eastAsia="DFKai-SB" w:hAnsi="Times New Roman" w:cs="Times New Roman" w:hint="eastAsia"/></w:rPr><w:t>經費</w:t></w:r></w:p></w:tc><w:tc><w:tcPr><w:tcW w:w="1701" w:type="dxa"/><w:gridSpan w:val="2"/><w:vAlign w:val="center"/></w:tcPr><w:p><w:pPr><w:jc w:val="center"/><w:rPr><w:rFonts w:ascii="Times New Roman" w:eastAsia="DFKai-SB" w:hAnsi="Times New Roman" w:cs="Times New Roman"/></w:rPr></w:pPr><w:r><w:rPr><w:rFonts w:ascii="Times New Roman" w:eastAsia="DFKai-SB" w:hAnsi="Times New Roman" w:cs="Times New Roman" w:hint="eastAsia"/></w:rPr><w:t>計畫補助機關</w:t></w:r></w:p></w:tc><w:tc><w:tcPr><w:tcW w:w="1417" w:type="dxa"/><w:vAlign w:val="center"/></w:tcPr><w:p><w:pPr><w:jc w:val="center"/><w:rPr><w:rFonts w:ascii="Times New Roman" w:eastAsia="DFKai-SB" w:hAnsi="Times New Roman" w:cs="Times New Roman"/></w:rPr></w:pPr><w:r><w:rPr><w:rFonts w:ascii="Times New Roman" w:eastAsia="DFKai-SB" w:hAnsi="Times New Roman" w:cs="Times New Roman" w:hint="eastAsia"/></w:rPr><w:t>起迄年月</w:t></w:r></w:p></w:tc></w:tr><w:tr><w:trPr><w:cantSplit/><w:trHeight w:val="510"/></w:trPr><w:tc><w:tcPr><w:tcW w:w="702" w:type="dxa"/><w:vMerge w:val="restart"/><w:textDirection w:val="tbRlV"/><w:vAlign w:val="center"/></w:tcPr><w:p><w:pPr><w:snapToGrid w:val="0"/><w:spacing w:line="240" w:lineRule="exact"/><w:jc w:val="center"/><w:rPr><w:rFonts w:ascii="Times New Roman" w:eastAsia="DFKai-SB" w:hAnsi="Times New Roman" w:cs="Times New Roman"/></w:rPr></w:pPr><w:r><w:rPr><w:rFonts w:ascii="Times New Roman" w:eastAsia="DFKai-SB" w:hAnsi="Times New Roman" w:cs="Times New Roman" w:hint="eastAsia"/></w:rPr><w:t>之究計畫</w:t></w:r></w:p><w:p><w:pPr><w:snapToGrid w:val="0"/><w:spacing w:line="240" w:lineRule="exact"/><w:jc w:val="center"/><w:rPr><w:rFonts w:ascii="Times New Roman" w:eastAsia="DFKai-SB" w:hAnsi="Times New Roman" w:cs="Times New Roman"/></w:rPr></w:pPr><w:r><w:rPr><w:rFonts w:ascii="Times New Roman" w:eastAsia="DFKai-SB" w:hAnsi="Times New Roman" w:cs="Times New Roman" w:hint="eastAsia"/></w:rPr><w:t>近三年內曾參與之</w:t></w:r></w:p></w:tc><w:tc><w:tcPr><w:tcW w:w="3262" w:type="dxa"/><w:gridSpan w:val="2"/><w:vAlign w:val="center"/></w:tcPr><w:p><w:pPr><w:jc w:val="both"/><w:rPr><w:rFonts w:ascii="Times New Roman" w:eastAsia="DFKai-SB" w:hAnsi="Times New Roman" w:cs="Times New Roman"/></w:rPr></w:pPr></w:p></w:tc><w:tc><w:tcPr><w:tcW w:w="1418" w:type="dxa"/><w:gridSpan w:val="4"/><w:vAlign w:val="center"/></w:tcPr><w:p><w:pPr><w:jc w:val="both"/><w:rPr><w:rFonts w:ascii="Times New Roman" w:eastAsia="DFKai-SB" w:hAnsi="Times New Roman" w:cs="Times New Roman"/></w:rPr></w:pPr></w:p></w:tc><w:tc><w:tcPr><w:tcW w:w="1276" w:type="dxa"/><w:gridSpan w:val="3"/><w:vAlign w:val="center"/></w:tcPr><w:p><w:pPr><w:jc w:val="both"/><w:rPr><w:rFonts w:ascii="Times New Roman" w:eastAsia="DFKai-SB" w:hAnsi="Times New Roman" w:cs="Times New Roman"/></w:rPr></w:pPr></w:p></w:tc><w:tc><w:tcPr><w:tcW w:w="1701" w:type="dxa"/><w:gridSpan w:val="2"/><w:vAlign w:val="center"/></w:tcPr><w:p><w:pPr><w:jc w:val="both"/><w:rPr><w:rFonts w:ascii="Times New Roman" w:eastAsia="DFKai-SB" w:hAnsi="Times New Roman" w:cs="Times New Roman"/></w:rPr></w:pPr></w:p></w:tc><w:tc><w:tcPr><w:tcW w:w="1417" w:type="dxa"/><w:vAlign w:val="center"/></w:tcPr><w:p><w:pPr><w:jc w:val="both"/><w:rPr><w:rFonts w:ascii="Times New Roman" w:eastAsia="DFKai-SB" w:hAnsi="Times New Roman" w:cs="Times New Roman"/></w:rPr></w:pPr></w:p></w:tc></w:tr><w:tr><w:trPr><w:cantSplit/><w:trHeight w:val="510"/></w:trPr><w:tc><w:tcPr><w:tcW w:w="702" w:type="dxa"/><w:vMerge/><w:vAlign w:val="center"/></w:tcPr><w:p><w:pPr><w:jc w:val="both"/><w:rPr><w:rFonts w:ascii="Times New Roman" w:eastAsia="DFKai-SB" w:hAnsi="Times New Roman" w:cs="Times New Roman"/></w:rPr></w:pPr></w:p></w:tc><w:tc><w:tcPr><w:tcW w:w="3262" w:type="dxa"/><w:gridSpan w:val="2"/><w:vAlign w:val="center"/></w:tcPr><w:p><w:pPr><w:jc w:val="both"/><w:rPr><w:rFonts w:ascii="Times New Roman" w:eastAsia="DFKai-SB" w:hAnsi="Times New Roman" w:cs="Times New Roman"/></w:rPr></w:pPr></w:p></w:tc><w:tc><w:tcPr><w:tcW w:w="1418" w:type="dxa"/><w:gridSpan w:val="4"/><w:vAlign w:val="center"/></w:tcPr><w:p><w:pPr><w:jc w:val="both"/><w:rPr><w:rFonts w:ascii="Times New Roman" w:eastAsia="DFKai-SB" w:hAnsi="Times New Roman" w:cs="Times New Roman"/></w:rPr></w:pPr></w:p></w:tc><w:tc><w:tcPr><w:tcW w:w="1276" w:type="dxa"/><w:gridSpan w:val="3"/><w:vAlign w:val="center"/></w:tcPr><w:p><w:pPr><w:jc w:val="both"/><w:rPr><w:rFonts w:ascii="Times New Roman" w:eastAsia="DFKai-SB" w:hAnsi="Times New Roman" w:cs="Times New Roman"/></w:rPr></w:pPr></w:p></w:tc><w:tc><w:tcPr><w:tcW w:w="1701" w:type="dxa"/><w:gridSpan w:val="2"/><w:vAlign w:val="center"/></w:tcPr><w:p><w:pPr><w:jc w:val="both"/><w:rPr><w:rFonts w:ascii="Times New Roman" w:eastAsia="DFKai-SB" w:hAnsi="Times New Roman" w:cs="Times New Roman"/></w:rPr></w:pPr></w:p></w:tc><w:tc><w:tcPr><w:tcW w:w="1417" w:type="dxa"/><w:vAlign w:val="center"/></w:tcPr><w:p><w:pPr><w:jc w:val="both"/><w:rPr><w:rFonts w:ascii="Times New Roman" w:eastAsia="DFKai-SB" w:hAnsi="Times New Roman" w:cs="Times New Roman"/></w:rPr></w:pPr></w:p></w:tc></w:tr><w:tr><w:trPr><w:cantSplit/><w:trHeight w:val="510"/></w:trPr><w:tc><w:tcPr><w:tcW w:w="702" w:type="dxa"/><w:vMerge/><w:vAlign w:val="center"/></w:tcPr><w:p><w:pPr><w:jc w:val="both"/><w:rPr><w:rFonts w:ascii="Times New Roman" w:eastAsia="DFKai-SB" w:hAnsi="Times New Roman" w:cs="Times New Roman"/></w:rPr></w:pPr></w:p></w:tc><w:tc><w:tcPr><w:tcW w:w="3262" w:type="dxa"/><w:gridSpan w:val="2"/><w:vAlign w:val="center"/></w:tcPr><w:p><w:pPr><w:jc w:val="both"/><w:rPr><w:rFonts w:ascii="Times New Roman" w:eastAsia="DFKai-SB" w:hAnsi="Times New Roman" w:cs="Times New Roman"/></w:rPr></w:pPr></w:p></w:tc><w:tc><w:tcPr><w:tcW w:w="1418" w:type="dxa"/><w:gridSpan w:val="4"/><w:vAlign w:val="center"/></w:tcPr><w:p><w:pPr><w:jc w:val="both"/><w:rPr><w:rFonts w:ascii="Times New Roman" w:eastAsia="DFKai-SB" w:hAnsi="Times New Roman" w:cs="Times New Roman"/></w:rPr></w:pPr></w:p></w:tc><w:tc><w:tcPr><w:tcW w:w="1276" w:type="dxa"/><w:gridSpan w:val="3"/><w:vAlign w:val="center"/></w:tcPr><w:p><w:pPr><w:jc w:val="both"/><w:rPr><w:rFonts w:ascii="Times New Roman" w:eastAsia="DFKai-SB" w:hAnsi="Times New Roman" w:cs="Times New Roman"/></w:rPr></w:pPr></w:p></w:tc><w:tc><w:tcPr><w:tcW w:w="1701" w:type="dxa"/><w:gridSpan w:val="2"/><w:vAlign w:val="center"/></w:tcPr><w:p><w:pPr><w:jc w:val="both"/><w:rPr><w:rFonts w:ascii="Times New Roman" w:eastAsia="DFKai-SB" w:hAnsi="Times New Roman" w:cs="Times New Roman"/></w:rPr></w:pPr></w:p></w:tc><w:tc><w:tcPr><w:tcW w:w="1417" w:type="dxa"/><w:vAlign w:val="center"/></w:tcPr><w:p><w:pPr><w:jc w:val="both"/><w:rPr><w:rFonts w:ascii="Times New Roman" w:eastAsia="DFKai-SB" w:hAnsi="Times New Roman" w:cs="Times New Roman"/></w:rPr></w:pPr></w:p></w:tc></w:tr><w:tr><w:trPr><w:cantSplit/><w:trHeight w:val="510"/></w:trPr><w:tc><w:tcPr><w:tcW w:w="702" w:type="dxa"/><w:vMerge/><w:vAlign w:val="center"/></w:tcPr><w:p><w:pPr><w:jc w:val="both"/><w:rPr><w:rFonts w:ascii="Times New Roman" w:eastAsia="DFKai-SB" w:hAnsi="Times New Roman" w:cs="Times New Roman"/></w:rPr></w:pPr></w:p></w:tc><w:tc><w:tcPr><w:tcW w:w="3262" w:type="dxa"/><w:gridSpan w:val="2"/><w:vAlign w:val="center"/></w:tcPr><w:p><w:pPr><w:jc w:val="both"/><w:rPr><w:rFonts w:ascii="Times New Roman" w:eastAsia="DFKai-SB" w:hAnsi="Times New Roman" w:cs="Times New Roman"/></w:rPr></w:pPr><w:r><w:rPr><w:rFonts w:ascii="Times New Roman" w:eastAsia="DFKai-SB" w:hAnsi="Times New Roman" w:cs="Times New Roman" w:hint="eastAsia"/></w:rPr><w:t>(</w:t></w:r><w:r><w:rPr><w:rFonts w:ascii="Times New Roman" w:eastAsia="DFKai-SB" w:hAnsi="Times New Roman" w:cs="Times New Roman" w:hint="eastAsia"/></w:rPr><w:t>若無此資料，請填無此資料</w:t></w:r><w:r><w:rPr><w:rFonts w:ascii="Times New Roman" w:eastAsia="DFKai-SB" w:hAnsi="Times New Roman" w:cs="Times New Roman"/></w:rPr><w:t>)</w:t></w:r></w:p></w:tc><w:tc><w:tcPr><w:tcW w:w="1418" w:type="dxa"/><w:gridSpan w:val="4"/><w:vAlign w:val="center"/></w:tcPr><w:p><w:pPr><w:jc w:val="both"/><w:rPr><w:rFonts w:ascii="Times New Roman" w:eastAsia="DFKai-SB" w:hAnsi="Times New Roman" w:cs="Times New Roman"/></w:rPr></w:pPr></w:p></w:tc><w:tc><w:tcPr><w:tcW w:w="1276" w:type="dxa"/><w:gridSpan w:val="3"/><w:vAlign w:val="center"/></w:tcPr><w:p><w:pPr><w:jc w:val="both"/><w:rPr><w:rFonts w:ascii="Times New Roman" w:eastAsia="DFKai-SB" w:hAnsi="Times New Roman" w:cs="Times New Roman"/></w:rPr></w:pPr></w:p></w:tc><w:tc><w:tcPr><w:tcW w:w="1701" w:type="dxa"/><w:gridSpan w:val="2"/><w:vAlign w:val="center"/></w:tcPr><w:p><w:pPr><w:jc w:val="both"/><w:rPr><w:rFonts w:ascii="Times New Roman" w:eastAsia="DFKai-SB" w:hAnsi="Times New Roman" w:cs="Times New Roman"/></w:rPr></w:pPr></w:p></w:tc><w:tc><w:tcPr><w:tcW w:w="1417" w:type="dxa"/><w:vAlign w:val="center"/></w:tcPr><w:p><w:pPr><w:jc w:val="both"/><w:rPr><w:rFonts w:ascii="Times New Roman" w:eastAsia="DFKai-SB" w:hAnsi="Times New Roman" w:cs="Times New Roman"/></w:rPr></w:pPr></w:p></w:tc></w:tr><w:tr><w:trPr><w:cantSplit/><w:trHeight w:val="510"/></w:trPr><w:tc><w:tcPr><w:tcW w:w="702" w:type="dxa"/><w:vMerge w:val="restart"/><w:textDirection w:val="tbRlV"/><w:vAlign w:val="center"/></w:tcPr><w:p><w:pPr><w:snapToGrid w:val="0"/><w:spacing w:line="240" w:lineRule="exact"/><w:jc w:val="center"/><w:rPr><w:rFonts w:ascii="Times New Roman" w:eastAsia="DFKai-SB" w:hAnsi="Times New Roman" w:cs="Times New Roman"/></w:rPr></w:pPr><w:r><w:rPr><w:rFonts w:ascii="Times New Roman" w:eastAsia="DFKai-SB" w:hAnsi="Times New Roman" w:cs="Times New Roman" w:hint="eastAsia"/></w:rPr><w:t>研究計畫</w:t></w:r></w:p><w:p><w:pPr><w:snapToGrid w:val="0"/><w:spacing w:line="240" w:lineRule="exact"/><w:jc w:val="center"/><w:rPr><w:rFonts w:ascii="Times New Roman" w:eastAsia="DFKai-SB" w:hAnsi="Times New Roman" w:cs="Times New Roman"/></w:rPr></w:pPr><w:r><w:rPr><w:rFonts w:ascii="Times New Roman" w:eastAsia="DFKai-SB" w:hAnsi="Times New Roman" w:cs="Times New Roman" w:hint="eastAsia"/></w:rPr><w:t>執行中之</w:t></w:r></w:p></w:tc><w:tc><w:tcPr><w:tcW w:w="3262" w:type="dxa"/><w:gridSpan w:val="2"/><w:vAlign w:val="center"/></w:tcPr><w:p><w:pPr><w:jc w:val="both"/><w:rPr><w:rFonts w:ascii="Times New Roman" w:eastAsia="DFKai-SB" w:hAnsi="Times New Roman" w:cs="Times New Roman"/></w:rPr></w:pPr></w:p></w:tc><w:tc><w:tcPr><w:tcW w:w="1418" w:type="dxa"/><w:gridSpan w:val="4"/><w:vAlign w:val="center"/></w:tcPr><w:p><w:pPr><w:jc w:val="both"/><w:rPr><w:rFonts w:ascii="Times New Roman" w:eastAsia="DFKai-SB" w:hAnsi="Times New Roman" w:cs="Times New Roman"/></w:rPr></w:pPr></w:p></w:tc><w:tc><w:tcPr><w:tcW w:w="1276" w:type="dxa"/><w:gridSpan w:val="3"/><w:vAlign w:val="center"/></w:tcPr><w:p><w:pPr><w:jc w:val="both"/><w:rPr><w:rFonts w:ascii="Times New Roman" w:eastAsia="DFKai-SB" w:hAnsi="Times New Roman" w:cs="Times New Roman"/></w:rPr></w:pPr></w:p></w:tc><w:tc><w:tcPr><w:tcW w:w="1701" w:type="dxa"/><w:gridSpan w:val="2"/><w:vAlign w:val="center"/></w:tcPr><w:p><w:pPr><w:jc w:val="both"/><w:rPr><w:rFonts w:ascii="Times New Roman" w:eastAsia="DFKai-SB" w:hAnsi="Times New Roman" w:cs="Times New Roman"/></w:rPr></w:pPr></w:p></w:tc><w:tc><w:tcPr><w:tcW w:w="1417" w:type="dxa"/><w:vAlign w:val="center"/></w:tcPr><w:p><w:pPr><w:jc w:val="both"/><w:rPr><w:rFonts w:ascii="Times New Roman" w:eastAsia="DFKai-SB" w:hAnsi="Times New Roman" w:cs="Times New Roman"/></w:rPr></w:pPr></w:p></w:tc></w:tr><w:tr><w:trPr><w:cantSplit/><w:trHeight w:val="510"/></w:trPr><w:tc><w:tcPr><w:tcW w:w="702" w:type="dxa"/><w:vMerge/><w:vAlign w:val="center"/></w:tcPr><w:p><w:pPr><w:jc w:val="both"/><w:rPr><w:rFonts w:ascii="Times New Roman" w:eastAsia="DFKai-SB" w:hAnsi="Times New Roman" w:cs="Times New Roman"/></w:rPr></w:pPr></w:p></w:tc><w:tc><w:tcPr><w:tcW w:w="3262" w:type="dxa"/><w:gridSpan w:val="2"/><w:vAlign w:val="center"/></w:tcPr><w:p><w:pPr><w:jc w:val="both"/><w:rPr><w:rFonts w:ascii="Times New Roman" w:eastAsia="DFKai-SB" w:hAnsi="Times New Roman" w:cs="Times New Roman"/></w:rPr></w:pPr></w:p></w:tc><w:tc><w:tcPr><w:tcW w:w="1418" w:type="dxa"/><w:gridSpan w:val="4"/><w:vAlign w:val="center"/></w:tcPr><w:p><w:pPr><w:jc w:val="both"/><w:rPr><w:rFonts w:ascii="Times New Roman" w:eastAsia="DFKai-SB" w:hAnsi="Times New Roman" w:cs="Times New Roman"/></w:rPr></w:pPr></w:p></w:tc><w:tc><w:tcPr><w:tcW w:w="1276" w:type="dxa"/><w:gridSpan w:val="3"/><w:vAlign w:val="center"/></w:tcPr><w:p><w:pPr><w:jc w:val="both"/><w:rPr><w:rFonts w:ascii="Times New Roman" w:eastAsia="DFKai-SB" w:hAnsi="Times New Roman" w:cs="Times New Roman"/></w:rPr></w:pPr></w:p></w:tc><w:tc><w:tcPr><w:tcW w:w="1701" w:type="dxa"/><w:gridSpan w:val="2"/><w:vAlign w:val="center"/></w:tcPr><w:p><w:pPr><w:jc w:val="both"/><w:rPr><w:rFonts w:ascii="Times New Roman" w:eastAsia="DFKai-SB" w:hAnsi="Times New Roman" w:cs="Times New Roman"/></w:rPr></w:pPr></w:p></w:tc><w:tc><w:tcPr><w:tcW w:w="1417" w:type="dxa"/><w:vAlign w:val="center"/></w:tcPr><w:p><w:pPr><w:jc w:val="both"/><w:rPr><w:rFonts w:ascii="Times New Roman" w:eastAsia="DFKai-SB" w:hAnsi="Times New Roman" w:cs="Times New Roman"/></w:rPr></w:pPr></w:p></w:tc></w:tr><w:tr><w:trPr><w:cantSplit/><w:trHeight w:val="510"/></w:trPr><w:tc><w:tcPr><w:tcW w:w="702" w:type="dxa"/><w:vMerge/><w:vAlign w:val="center"/></w:tcPr><w:p><w:pPr><w:jc w:val="both"/><w:rPr><w:rFonts w:ascii="Times New Roman" w:eastAsia="DFKai-SB" w:hAnsi="Times New Roman" w:cs="Times New Roman"/></w:rPr></w:pPr></w:p></w:tc><w:tc><w:tcPr><w:tcW w:w="3262" w:type="dxa"/><w:gridSpan w:val="2"/><w:vAlign w:val="center"/></w:tcPr><w:p><w:pPr><w:jc w:val="both"/><w:rPr><w:rFonts w:ascii="Times New Roman" w:eastAsia="DFKai-SB" w:hAnsi="Times New Roman" w:cs="Times New Roman"/></w:rPr></w:pPr></w:p></w:tc><w:tc><w:tcPr><w:tcW w:w="1418" w:type="dxa"/><w:gridSpan w:val="4"/><w:vAlign w:val="center"/></w:tcPr><w:p><w:pPr><w:jc w:val="both"/><w:rPr><w:rFonts w:ascii="Times New Roman" w:eastAsia="DFKai-SB" w:hAnsi="Times New Roman" w:cs="Times New Roman"/></w:rPr></w:pPr></w:p></w:tc><w:tc><w:tcPr><w:tcW w:w="1276" w:type="dxa"/><w:gridSpan w:val="3"/><w:vAlign w:val="center"/></w:tcPr><w:p><w:pPr><w:jc w:val="both"/><w:rPr><w:rFonts w:ascii="Times New Roman" w:eastAsia="DFKai-SB" w:hAnsi="Times New Roman" w:cs="Times New Roman"/></w:rPr></w:pPr></w:p></w:tc><w:tc><w:tcPr><w:tcW w:w="1701" w:type="dxa"/><w:gridSpan w:val="2"/><w:vAlign w:val="center"/></w:tcPr><w:p><w:pPr><w:jc w:val="both"/><w:rPr><w:rFonts w:ascii="Times New Roman" w:eastAsia="DFKai-SB" w:hAnsi="Times New Roman" w:cs="Times New Roman"/></w:rPr></w:pPr></w:p></w:tc><w:tc><w:tcPr><w:tcW w:w="1417" w:type="dxa"/><w:vAlign w:val="center"/></w:tcPr><w:p><w:pPr><w:jc w:val="both"/><w:rPr><w:rFonts w:ascii="Times New Roman" w:eastAsia="DFKai-SB" w:hAnsi="Times New Roman" w:cs="Times New Roman"/></w:rPr></w:pPr></w:p></w:tc></w:tr><w:tr><w:trPr><w:cantSplit/><w:trHeight w:val="510"/></w:trPr><w:tc><w:tcPr><w:tcW w:w="702" w:type="dxa"/><w:vMerge/><w:vAlign w:val="center"/></w:tcPr><w:p><w:pPr><w:jc w:val="both"/><w:rPr><w:rFonts w:ascii="Times New Roman" w:eastAsia="DFKai-SB" w:hAnsi="Times New Roman" w:cs="Times New Roman"/></w:rPr></w:pPr></w:p></w:tc><w:tc><w:tcPr><w:tcW w:w="3262" w:type="dxa"/><w:gridSpan w:val="2"/><w:vAlign w:val="center"/></w:tcPr><w:p><w:pPr><w:jc w:val="both"/><w:rPr><w:rFonts w:ascii="Times New Roman" w:eastAsia="DFKai-SB" w:hAnsi="Times New Roman" w:cs="Times New Roman"/></w:rPr></w:pPr><w:r><w:rPr><w:rFonts w:ascii="Times New Roman" w:eastAsia="DFKai-SB" w:hAnsi="Times New Roman" w:cs="Times New Roman" w:hint="eastAsia"/></w:rPr><w:t>(</w:t></w:r><w:r><w:rPr><w:rFonts w:ascii="Times New Roman" w:eastAsia="DFKai-SB" w:hAnsi="Times New Roman" w:cs="Times New Roman" w:hint="eastAsia"/></w:rPr><w:t>若無此資料，請填無此資料</w:t></w:r><w:r><w:rPr><w:rFonts w:ascii="Times New Roman" w:eastAsia="DFKai-SB" w:hAnsi="Times New Roman" w:cs="Times New Roman"/></w:rPr><w:t>)</w:t></w:r></w:p></w:tc><w:tc><w:tcPr><w:tcW w:w="1418" w:type="dxa"/><w:gridSpan w:val="4"/><w:vAlign w:val="center"/></w:tcPr><w:p><w:pPr><w:jc w:val="both"/><w:rPr><w:rFonts w:ascii="Times New Roman" w:eastAsia="DFKai-SB" w:hAnsi="Times New Roman" w:cs="Times New Roman"/></w:rPr></w:pPr></w:p></w:tc><w:tc><w:tcPr><w:tcW w:w="1276" w:type="dxa"/><w:gridSpan w:val="3"/><w:vAlign w:val="center"/></w:tcPr><w:p><w:pPr><w:jc w:val="both"/><w:rPr><w:rFonts w:ascii="Times New Roman" w:eastAsia="DFKai-SB" w:hAnsi="Times New Roman" w:cs="Times New Roman"/></w:rPr></w:pPr></w:p></w:tc><w:tc><w:tcPr><w:tcW w:w="1701" w:type="dxa"/><w:gridSpan w:val="2"/><w:vAlign w:val="center"/></w:tcPr><w:p><w:pPr><w:jc w:val="both"/><w:rPr><w:rFonts w:ascii="Times New Roman" w:eastAsia="DFKai-SB" w:hAnsi="Times New Roman" w:cs="Times New Roman"/></w:rPr></w:pPr></w:p></w:tc><w:tc><w:tcPr><w:tcW w:w="1417" w:type="dxa"/><w:vAlign w:val="center"/></w:tcPr><w:p><w:pPr><w:jc w:val="both"/><w:rPr><w:rFonts w:ascii="Times New Roman" w:eastAsia="DFKai-SB" w:hAnsi="Times New Roman" w:cs="Times New Roman"/></w:rPr></w:pPr></w:p></w:tc></w:tr><w:tr><w:trPr><w:cantSplit/><w:trHeight w:val="510"/></w:trPr><w:tc><w:tcPr><w:tcW w:w="702" w:type="dxa"/><w:vMerge w:val="restart"/><w:textDirection w:val="tbRlV"/><w:vAlign w:val="center"/></w:tcPr><w:p><w:pPr><w:snapToGrid w:val="0"/><w:spacing w:line="240" w:lineRule="exact"/><w:jc w:val="center"/><w:rPr><w:rFonts w:ascii="Times New Roman" w:eastAsia="DFKai-SB" w:hAnsi="Times New Roman" w:cs="Times New Roman"/></w:rPr></w:pPr><w:r><w:rPr><w:rFonts w:ascii="Times New Roman" w:eastAsia="DFKai-SB" w:hAnsi="Times New Roman" w:cs="Times New Roman" w:hint="eastAsia"/></w:rPr><w:t>相關研究計畫</w:t></w:r></w:p><w:p><w:pPr><w:snapToGrid w:val="0"/><w:spacing w:line="240" w:lineRule="exact"/><w:jc w:val="center"/><w:rPr><w:rFonts w:ascii="Times New Roman" w:eastAsia="DFKai-SB" w:hAnsi="Times New Roman" w:cs="Times New Roman"/></w:rPr></w:pPr><w:r><w:rPr><w:rFonts w:ascii="Times New Roman" w:eastAsia="DFKai-SB" w:hAnsi="Times New Roman" w:cs="Times New Roman" w:hint="eastAsia"/></w:rPr><w:t>申請中之</w:t></w:r></w:p></w:tc><w:tc><w:tcPr><w:tcW w:w="3262" w:type="dxa"/><w:gridSpan w:val="2"/><w:vAlign w:val="center"/></w:tcPr><w:p><w:pPr><w:jc w:val="both"/><w:rPr><w:rFonts w:ascii="Times New Roman" w:eastAsia="DFKai-SB" w:hAnsi="Times New Roman" w:cs="Times New Roman"/></w:rPr></w:pPr></w:p></w:tc><w:tc><w:tcPr><w:tcW w:w="1418" w:type="dxa"/><w:gridSpan w:val="4"/><w:vAlign w:val="center"/></w:tcPr><w:p><w:pPr><w:jc w:val="both"/><w:rPr><w:rFonts w:ascii="Times New Roman" w:eastAsia="DFKai-SB" w:hAnsi="Times New Roman" w:cs="Times New Roman"/></w:rPr></w:pPr></w:p></w:tc><w:tc><w:tcPr><w:tcW w:w="1276" w:type="dxa"/><w:gridSpan w:val="3"/><w:vAlign w:val="center"/></w:tcPr><w:p><w:pPr><w:jc w:val="both"/><w:rPr><w:rFonts w:ascii="Times New Roman" w:eastAsia="DFKai-SB" w:hAnsi="Times New Roman" w:cs="Times New Roman"/></w:rPr></w:pPr></w:p></w:tc><w:tc><w:tcPr><w:tcW w:w="1701" w:type="dxa"/><w:gridSpan w:val="2"/><w:vAlign w:val="center"/></w:tcPr><w:p><w:pPr><w:jc w:val="both"/><w:rPr><w:rFonts w:ascii="Times New Roman" w:eastAsia="DFKai-SB" w:hAnsi="Times New Roman" w:cs="Times New Roman"/></w:rPr></w:pPr></w:p></w:tc><w:tc><w:tcPr><w:tcW w:w="1417" w:type="dxa"/><w:vAlign w:val="center"/></w:tcPr><w:p><w:pPr><w:jc w:val="both"/><w:rPr><w:rFonts w:ascii="Times New Roman" w:eastAsia="DFKai-SB" w:hAnsi="Times New Roman" w:cs="Times New Roman"/></w:rPr></w:pPr></w:p></w:tc></w:tr><w:tr><w:trPr><w:cantSplit/><w:trHeight w:val="510"/></w:trPr><w:tc><w:tcPr><w:tcW w:w="702" w:type="dxa"/><w:vMerge/><w:vAlign w:val="center"/></w:tcPr><w:p><w:pPr><w:jc w:val="both"/><w:rPr><w:rFonts w:ascii="Times New Roman" w:eastAsia="DFKai-SB" w:hAnsi="Times New Roman" w:cs="Times New Roman"/></w:rPr></w:pPr></w:p></w:tc><w:tc><w:tcPr><w:tcW w:w="3262" w:type="dxa"/><w:gridSpan w:val="2"/><w:vAlign w:val="center"/></w:tcPr><w:p><w:pPr><w:jc w:val="both"/><w:rPr><w:rFonts w:ascii="Times New Roman" w:eastAsia="DFKai-SB" w:hAnsi="Times New Roman" w:cs="Times New Roman"/></w:rPr></w:pPr></w:p></w:tc><w:tc><w:tcPr><w:tcW w:w="1418" w:type="dxa"/><w:gridSpan w:val="4"/><w:vAlign w:val="center"/></w:tcPr><w:p><w:pPr><w:jc w:val="both"/><w:rPr><w:rFonts w:ascii="Times New Roman" w:eastAsia="DFKai-SB" w:hAnsi="Times New Roman" w:cs="Times New Roman"/></w:rPr></w:pPr></w:p></w:tc><w:tc><w:tcPr><w:tcW w:w="1276" w:type="dxa"/><w:gridSpan w:val="3"/><w:vAlign w:val="center"/></w:tcPr><w:p><w:pPr><w:jc w:val="both"/><w:rPr><w:rFonts w:ascii="Times New Roman" w:eastAsia="DFKai-SB" w:hAnsi="Times New Roman" w:cs="Times New Roman"/></w:rPr></w:pPr></w:p></w:tc><w:tc><w:tcPr><w:tcW w:w="1701" w:type="dxa"/><w:gridSpan w:val="2"/><w:vAlign w:val="center"/></w:tcPr><w:p><w:pPr><w:jc w:val="both"/><w:rPr><w:rFonts w:ascii="Times New Roman" w:eastAsia="DFKai-SB" w:hAnsi="Times New Roman" w:cs="Times New Roman"/></w:rPr></w:pPr></w:p></w:tc><w:tc><w:tcPr><w:tcW w:w="1417" w:type="dxa"/><w:vAlign w:val="center"/></w:tcPr><w:p><w:pPr><w:jc w:val="both"/><w:rPr><w:rFonts w:ascii="Times New Roman" w:eastAsia="DFKai-SB" w:hAnsi="Times New Roman" w:cs="Times New Roman"/></w:rPr></w:pPr></w:p></w:tc></w:tr><w:tr><w:trPr><w:cantSplit/><w:trHeight w:val="510"/></w:trPr><w:tc><w:tcPr><w:tcW w:w="702" w:type="dxa"/><w:vMerge/><w:vAlign w:val="center"/></w:tcPr><w:p><w:pPr><w:jc w:val="both"/><w:rPr><w:rFonts w:ascii="Times New Roman" w:eastAsia="DFKai-SB" w:hAnsi="Times New Roman" w:cs="Times New Roman"/></w:rPr></w:pPr></w:p></w:tc><w:tc><w:tcPr><w:tcW w:w="3262" w:type="dxa"/><w:gridSpan w:val="2"/><w:vAlign w:val="center"/></w:tcPr><w:p><w:pPr><w:jc w:val="both"/><w:rPr><w:rFonts w:ascii="Times New Roman" w:eastAsia="DFKai-SB" w:hAnsi="Times New Roman" w:cs="Times New Roman"/></w:rPr></w:pPr></w:p></w:tc><w:tc><w:tcPr><w:tcW w:w="1418" w:type="dxa"/><w:gridSpan w:val="4"/><w:vAlign w:val="center"/></w:tcPr><w:p><w:pPr><w:jc w:val="both"/><w:rPr><w:rFonts w:ascii="Times New Roman" w:eastAsia="DFKai-SB" w:hAnsi="Times New Roman" w:cs="Times New Roman"/></w:rPr></w:pPr></w:p></w:tc><w:tc><w:tcPr><w:tcW w:w="1276" w:type="dxa"/><w:gridSpan w:val="3"/><w:vAlign w:val="center"/></w:tcPr><w:p><w:pPr><w:jc w:val="both"/><w:rPr><w:rFonts w:ascii="Times New Roman" w:eastAsia="DFKai-SB" w:hAnsi="Times New Roman" w:cs="Times New Roman"/></w:rPr></w:pPr></w:p></w:tc><w:tc><w:tcPr><w:tcW w:w="1701" w:type="dxa"/><w:gridSpan w:val="2"/><w:vAlign w:val="center"/></w:tcPr><w:p><w:pPr><w:jc w:val="both"/><w:rPr><w:rFonts w:ascii="Times New Roman" w:eastAsia="DFKai-SB" w:hAnsi="Times New Roman" w:cs="Times New Roman"/></w:rPr></w:pPr></w:p></w:tc><w:tc><w:tcPr><w:tcW w:w="1417" w:type="dxa"/><w:vAlign w:val="center"/></w:tcPr><w:p><w:pPr><w:jc w:val="both"/><w:rPr><w:rFonts w:ascii="Times New Roman" w:eastAsia="DFKai-SB" w:hAnsi="Times New Roman" w:cs="Times New Roman"/></w:rPr></w:pPr></w:p></w:tc></w:tr><w:tr><w:trPr><w:cantSplit/><w:trHeight w:val="510"/></w:trPr><w:tc><w:tcPr><w:tcW w:w="702" w:type="dxa"/><w:vMerge/><w:vAlign w:val="center"/></w:tcPr><w:p><w:pPr><w:jc w:val="both"/><w:rPr><w:rFonts w:ascii="Times New Roman" w:eastAsia="DFKai-SB" w:hAnsi="Times New Roman" w:cs="Times New Roman"/></w:rPr></w:pPr></w:p></w:tc><w:tc><w:tcPr><w:tcW w:w="3262" w:type="dxa"/><w:gridSpan w:val="2"/><w:vAlign w:val="center"/></w:tcPr><w:p><w:pPr><w:jc w:val="both"/><w:rPr><w:rFonts w:ascii="Times New Roman" w:eastAsia="DFKai-SB" w:hAnsi="Times New Roman" w:cs="Times New Roman"/></w:rPr></w:pPr><w:r><w:rPr><w:rFonts w:ascii="Times New Roman" w:eastAsia="DFKai-SB" w:hAnsi="Times New Roman" w:cs="Times New Roman" w:hint="eastAsia"/></w:rPr><w:t>(</w:t></w:r><w:r><w:rPr><w:rFonts w:ascii="Times New Roman" w:eastAsia="DFKai-SB" w:hAnsi="Times New Roman" w:cs="Times New Roman" w:hint="eastAsia"/></w:rPr><w:t>若無此資料，請填無此資料</w:t></w:r><w:r><w:rPr><w:rFonts w:ascii="Times New Roman" w:eastAsia="DFKai-SB" w:hAnsi="Times New Roman" w:cs="Times New Roman"/></w:rPr><w:t>)</w:t></w:r></w:p></w:tc><w:tc><w:tcPr><w:tcW w:w="1418" w:type="dxa"/><w:gridSpan w:val="4"/><w:vAlign w:val="center"/></w:tcPr><w:p><w:pPr><w:jc w:val="both"/><w:rPr><w:rFonts w:ascii="Times New Roman" w:eastAsia="DFKai-SB" w:hAnsi="Times New Roman" w:cs="Times New Roman"/></w:rPr></w:pPr></w:p></w:tc><w:tc><w:tcPr><w:tcW w:w="1276" w:type="dxa"/><w:gridSpan w:val="3"/><w:vAlign w:val="center"/></w:tcPr><w:p><w:pPr><w:jc w:val="both"/><w:rPr><w:rFonts w:ascii="Times New Roman" w:eastAsia="DFKai-SB" w:hAnsi="Times New Roman" w:cs="Times New Roman"/></w:rPr></w:pPr></w:p></w:tc><w:tc><w:tcPr><w:tcW w:w="1701" w:type="dxa"/><w:gridSpan w:val="2"/><w:vAlign w:val="center"/></w:tcPr><w:p><w:pPr><w:jc w:val="both"/><w:rPr><w:rFonts w:ascii="Times New Roman" w:eastAsia="DFKai-SB" w:hAnsi="Times New Roman" w:cs="Times New Roman"/></w:rPr></w:pPr></w:p></w:tc><w:tc><w:tcPr><w:tcW w:w="1417" w:type="dxa"/><w:vAlign w:val="center"/></w:tcPr><w:p><w:pPr><w:jc w:val="both"/><w:rPr><w:rFonts w:ascii="Times New Roman" w:eastAsia="DFKai-SB" w:hAnsi="Times New Roman" w:cs="Times New Roman"/></w:rPr></w:pPr></w:p></w:tc></w:tr></w:tbl><w:p><w:pPr><w:jc w:val="both"/><w:rPr><w:rFonts w:ascii="Times New Roman" w:eastAsia="DFKai-SB" w:hAnsi="Times New Roman" w:cs="Times New Roman"/></w:rPr></w:pPr><w:r><w:rPr><w:rFonts w:ascii="Times New Roman" w:eastAsia="DFKai-SB" w:hAnsi="Times New Roman" w:cs="Times New Roman" w:hint="eastAsia"/></w:rPr><w:t>(</w:t></w:r><w:r><w:rPr><w:rFonts w:ascii="Times New Roman" w:eastAsia="DFKai-SB" w:hAnsi="Times New Roman" w:cs="Times New Roman" w:hint="eastAsia"/></w:rPr><w:t>篇幅不足，請自行複製</w:t></w:r><w:r><w:rPr><w:rFonts w:ascii="Times New Roman" w:eastAsia="DFKai-SB" w:hAnsi="Times New Roman" w:cs="Times New Roman" w:hint="eastAsia"/></w:rPr><w:t>)                  (</w:t></w:r><w:r><w:rPr><w:rFonts w:ascii="Times New Roman" w:eastAsia="DFKai-SB" w:hAnsi="Times New Roman" w:cs="Times New Roman" w:hint="eastAsia"/></w:rPr><w:t>下方填表人及計畫主持人處，請務必簽章）</w:t></w:r></w:p><w:p><w:pPr><w:tabs><w:tab w:val="left" w:pos="4536"/></w:tabs><w:spacing w:beforeLines="100" w:before="360"/><w:jc w:val="both"/><w:rPr><w:rFonts w:ascii="Times New Roman" w:eastAsia="DFKai-SB" w:hAnsi="Times New Roman" w:cs="Times New Roman"/></w:rPr></w:pPr><w:r><w:rPr><w:rFonts w:ascii="Times New Roman" w:eastAsia="DFKai-SB" w:hAnsi="Times New Roman" w:cs="Times New Roman" w:hint="eastAsia"/><w:b/><w:sz w:val="28"/></w:rPr><w:t>填表人簽章：</w:t></w:r><w:r><w:rPr><w:rFonts w:ascii="Times New Roman" w:eastAsia="DFKai-SB" w:hAnsi="Times New Roman" w:cs="Times New Roman"/><w:sz w:val="28"/></w:rPr><w:tab/></w:r><w:r><w:rPr><w:rFonts w:ascii="Times New Roman" w:eastAsia="DFKai-SB" w:hAnsi="Times New Roman" w:cs="Times New Roman" w:hint="eastAsia"/><w:b/><w:sz w:val="28"/></w:rPr><w:t>計畫主持人簽章：</w:t></w:r><w:r><w:rPr><w:rFonts w:ascii="Times New Roman" w:eastAsia="DFKai-SB" w:hAnsi="Times New Roman" w:cs="Times New Roman"/></w:rPr><w:br w:type="page"/></w:r></w:p><w:p><w:pPr><w:ind w:left="960" w:hangingChars="400" w:hanging="960"/><w:jc w:val="both"/><w:rPr><w:rFonts w:ascii="Times New Roman" w:eastAsia="DFKai-SB" w:hAnsi="Times New Roman" w:cs="Times New Roman"/></w:rPr></w:pPr><w:r><w:rPr><w:rFonts w:ascii="Times New Roman" w:eastAsia="DFKai-SB" w:hAnsi="Times New Roman" w:cs="Times New Roman" w:hint="eastAsia"/></w:rPr><w:lastRenderedPageBreak/><w:t>附表二：計畫主持人、協同主持人、研究人員最近三年內主持或申請中</w:t></w:r><w:r><w:rPr><w:rFonts w:ascii="Times New Roman" w:eastAsia="DFKai-SB" w:hAnsi="Times New Roman" w:cs="Times New Roman" w:hint="eastAsia"/></w:rPr><w:t>(</w:t></w:r><w:r><w:rPr><w:rFonts w:ascii="Times New Roman" w:eastAsia="DFKai-SB" w:hAnsi="Times New Roman" w:cs="Times New Roman" w:hint="eastAsia"/></w:rPr><w:t>亦為主持人</w:t></w:r><w:r><w:rPr><w:rFonts w:ascii="Times New Roman" w:eastAsia="DFKai-SB" w:hAnsi="Times New Roman" w:cs="Times New Roman" w:hint="eastAsia"/></w:rPr><w:t>)</w:t></w:r><w:r><w:rPr><w:rFonts w:ascii="Times New Roman" w:eastAsia="DFKai-SB" w:hAnsi="Times New Roman" w:cs="Times New Roman" w:hint="eastAsia"/></w:rPr><w:t>之本署或其他機構</w:t></w:r><w:r><w:rPr><w:rFonts w:ascii="Times New Roman" w:eastAsia="DFKai-SB" w:hAnsi="Times New Roman" w:cs="Times New Roman" w:hint="eastAsia"/></w:rPr><w:t>(</w:t></w:r><w:r><w:rPr><w:rFonts w:ascii="Times New Roman" w:eastAsia="DFKai-SB" w:hAnsi="Times New Roman" w:cs="Times New Roman" w:hint="eastAsia"/></w:rPr><w:t>如衛生福利部及所屬機關、國衛院、</w:t></w:r><w:r><w:rPr><w:rFonts w:ascii="Times New Roman" w:eastAsia="DFKai-SB" w:hAnsi="Times New Roman" w:cs="Times New Roman" w:hint="eastAsia"/></w:rPr><w:t>國科會</w:t></w:r><w:r><w:rPr><w:rFonts w:ascii="Times New Roman" w:eastAsia="DFKai-SB" w:hAnsi="Times New Roman" w:cs="Times New Roman" w:hint="eastAsia"/></w:rPr><w:t>、經濟部、農委會、中研院、教育部等</w:t></w:r><w:r><w:rPr><w:rFonts w:ascii="Times New Roman" w:eastAsia="DFKai-SB" w:hAnsi="Times New Roman" w:cs="Times New Roman" w:hint="eastAsia"/></w:rPr><w:t>)</w:t></w:r><w:r><w:rPr><w:rFonts w:ascii="Times New Roman" w:eastAsia="DFKai-SB" w:hAnsi="Times New Roman" w:cs="Times New Roman" w:hint="eastAsia"/></w:rPr><w:t>經費支持之計畫摘要</w:t></w:r><w:r><w:rPr><w:rFonts w:ascii="Times New Roman" w:eastAsia="DFKai-SB" w:hAnsi="Times New Roman" w:cs="Times New Roman" w:hint="eastAsia"/><w:b/><w:u w:val="double"/></w:rPr><w:t>(</w:t></w:r><w:r><w:rPr><w:rFonts w:ascii="Times New Roman" w:eastAsia="DFKai-SB" w:hAnsi="Times New Roman" w:cs="Times New Roman" w:hint="eastAsia"/><w:b/><w:u w:val="double"/></w:rPr><w:t>若無此資料，請填無此資料</w:t></w:r><w:r><w:rPr><w:rFonts w:ascii="Times New Roman" w:eastAsia="DFKai-SB" w:hAnsi="Times New Roman" w:cs="Times New Roman" w:hint="eastAsia"/><w:b/><w:u w:val="double"/></w:rPr><w:t>)</w:t></w:r></w:p><w:p><w:pPr><w:spacing w:beforeLines="100" w:before="360"/><w:jc w:val="both"/><w:rPr><w:rFonts w:ascii="Times New Roman" w:eastAsia="DFKai-SB" w:hAnsi="Times New Roman" w:cs="Times New Roman"/></w:rPr></w:pPr><w:r><w:rPr><w:rFonts w:ascii="Times New Roman" w:eastAsia="DFKai-SB" w:hAnsi="Times New Roman" w:cs="Times New Roman" w:hint="eastAsia"/></w:rPr><w:t>計畫名稱：</w:t></w:r></w:p><w:p><w:pPr><w:jc w:val="both"/><w:rPr><w:rFonts w:ascii="Times New Roman" w:eastAsia="DFKai-SB" w:hAnsi="Times New Roman" w:cs="Times New Roman"/></w:rPr></w:pPr><w:r><w:rPr><w:rFonts w:ascii="Times New Roman" w:eastAsia="DFKai-SB" w:hAnsi="Times New Roman" w:cs="Times New Roman" w:hint="eastAsia"/></w:rPr><w:t>計畫主持人：</w:t></w:r></w:p><w:p><w:pPr><w:jc w:val="both"/><w:rPr><w:rFonts w:ascii="Times New Roman" w:eastAsia="DFKai-SB" w:hAnsi="Times New Roman" w:cs="Times New Roman"/></w:rPr></w:pPr><w:r><w:rPr><w:rFonts w:ascii="Times New Roman" w:eastAsia="DFKai-SB" w:hAnsi="Times New Roman" w:cs="Times New Roman" w:hint="eastAsia"/></w:rPr><w:t>委託或補助單位：</w:t></w:r></w:p><w:p><w:pPr><w:jc w:val="both"/><w:rPr><w:rFonts w:ascii="Times New Roman" w:eastAsia="DFKai-SB" w:hAnsi="Times New Roman" w:cs="Times New Roman"/></w:rPr></w:pPr><w:r><w:rPr><w:rFonts w:ascii="Times New Roman" w:eastAsia="DFKai-SB" w:hAnsi="Times New Roman" w:cs="Times New Roman" w:hint="eastAsia"/></w:rPr><w:t>執行期程：</w:t></w:r></w:p><w:p><w:pPr><w:jc w:val="both"/><w:rPr><w:rFonts w:ascii="Times New Roman" w:eastAsia="DFKai-SB" w:hAnsi="Times New Roman" w:cs="Times New Roman"/></w:rPr></w:pPr><w:r><w:rPr><w:rFonts w:ascii="Times New Roman" w:eastAsia="DFKai-SB" w:hAnsi="Times New Roman" w:cs="Times New Roman" w:hint="eastAsia"/></w:rPr><w:t>經費：</w:t></w:r></w:p><w:p><w:pPr><w:ind w:left="720" w:hangingChars="300" w:hanging="720"/><w:jc w:val="both"/><w:rPr><w:rFonts w:ascii="Times New Roman" w:eastAsia="DFKai-SB" w:hAnsi="Times New Roman" w:cs="Times New Roman"/></w:rPr></w:pPr><w:r><w:rPr><w:rFonts w:ascii="Times New Roman" w:eastAsia="DFKai-SB" w:hAnsi="Times New Roman" w:cs="Times New Roman" w:hint="eastAsia"/></w:rPr><w:t>摘要：</w:t></w:r><w:r><w:rPr><w:rFonts w:ascii="Times New Roman" w:eastAsia="DFKai-SB" w:hAnsi="Times New Roman" w:cs="Times New Roman" w:hint="eastAsia"/></w:rPr><w:t>(</w:t></w:r><w:r><w:rPr><w:rFonts w:ascii="Times New Roman" w:eastAsia="DFKai-SB" w:hAnsi="Times New Roman" w:cs="Times New Roman" w:hint="eastAsia"/></w:rPr><w:t>請摘述本計畫之目的與實施方法及結果；請務必清楚敘明是否與本次申請計畫內容有重複性或相關性</w:t></w:r><w:r><w:rPr><w:rFonts w:ascii="Times New Roman" w:eastAsia="DFKai-SB" w:hAnsi="Times New Roman" w:cs="Times New Roman" w:hint="eastAsia"/></w:rPr><w:t>)</w:t></w:r></w:p><w:p><w:pPr><w:widowControl/><w:rPr><w:rFonts w:ascii="Times New Roman" w:eastAsia="DFKai-SB" w:hAnsi="Times New Roman" w:cs="Times New Roman"/></w:rPr></w:pPr></w:p><w:p><w:pPr><w:widowControl/><w:rPr><w:rFonts w:ascii="Times New Roman" w:eastAsia="DFKai-SB" w:hAnsi="Times New Roman" w:cs="Times New Roman"/></w:rPr></w:pPr><w:r><w:rPr><w:rFonts w:ascii="Times New Roman" w:eastAsia="DFKai-SB" w:hAnsi="Times New Roman" w:cs="Times New Roman"/></w:rPr><w:br w:type="page"/></w:r></w:p><w:p><w:pPr><w:jc w:val="right"/><w:rPr><w:rFonts w:ascii="Times New Roman" w:eastAsia="DFKai-SB" w:hAnsi="Times New Roman" w:cs="Times New Roman"/></w:rPr></w:pPr><w:r><w:rPr><w:rFonts w:ascii="Times New Roman" w:eastAsia="DFKai-SB" w:hAnsi="Times New Roman" w:cs="Times New Roman" w:hint="eastAsia"/></w:rPr><w:lastRenderedPageBreak/><w:t>頁數限制：</w:t></w:r><w:r><w:rPr><w:rFonts w:ascii="Times New Roman" w:eastAsia="DFKai-SB" w:hAnsi="Times New Roman" w:cs="Times New Roman" w:hint="eastAsia"/></w:rPr><w:t>5</w:t></w:r><w:r><w:rPr><w:rFonts w:ascii="Times New Roman" w:eastAsia="DFKai-SB" w:hAnsi="Times New Roman" w:cs="Times New Roman" w:hint="eastAsia"/></w:rPr><w:t>頁</w:t></w:r><w:r><w:rPr><w:rFonts w:ascii="Times New Roman" w:eastAsia="DFKai-SB" w:hAnsi="Times New Roman" w:cs="Times New Roman" w:hint="eastAsia"/></w:rPr><w:t>/</w:t></w:r><w:r><w:rPr><w:rFonts w:ascii="Times New Roman" w:eastAsia="DFKai-SB" w:hAnsi="Times New Roman" w:cs="Times New Roman" w:hint="eastAsia"/></w:rPr><w:t>每人</w:t></w:r></w:p><w:p><w:pPr><w:ind w:left="960" w:hangingChars="400" w:hanging="960"/><w:jc w:val="both"/><w:rPr><w:rFonts w:ascii="Times New Roman" w:eastAsia="DFKai-SB" w:hAnsi="Times New Roman" w:cs="Times New Roman"/></w:rPr></w:pPr><w:r><w:rPr><w:rFonts w:ascii="Times New Roman" w:eastAsia="DFKai-SB" w:hAnsi="Times New Roman" w:cs="Times New Roman" w:hint="eastAsia"/></w:rPr><w:t>附表三：主持人、協同主持人、研究人員最近三年已發表與計畫內容相關之學術性著作清單，無需附著作</w:t></w:r><w:r><w:rPr><w:rFonts w:ascii="Times New Roman" w:eastAsia="DFKai-SB" w:hAnsi="Times New Roman" w:cs="Times New Roman" w:hint="eastAsia"/></w:rPr><w:t>(</w:t></w:r><w:r><w:rPr><w:rFonts w:ascii="Times New Roman" w:eastAsia="DFKai-SB" w:hAnsi="Times New Roman" w:cs="Times New Roman" w:hint="eastAsia"/></w:rPr><w:t>每人填寫一份</w:t></w:r><w:r><w:rPr><w:rFonts w:ascii="Times New Roman" w:eastAsia="DFKai-SB" w:hAnsi="Times New Roman" w:cs="Times New Roman" w:hint="eastAsia"/></w:rPr><w:t>)</w:t></w:r><w:r><w:rPr><w:rFonts w:ascii="Times New Roman" w:eastAsia="DFKai-SB" w:hAnsi="Times New Roman" w:cs="Times New Roman" w:hint="eastAsia"/><w:b/><w:u w:val="double"/></w:rPr><w:t xml:space="preserve"> (</w:t></w:r><w:r><w:rPr><w:rFonts w:ascii="Times New Roman" w:eastAsia="DFKai-SB" w:hAnsi="Times New Roman" w:cs="Times New Roman" w:hint="eastAsia"/><w:b/><w:u w:val="double"/></w:rPr><w:t>若無此資料，請填無此資料</w:t></w:r><w:r><w:rPr><w:rFonts w:ascii="Times New Roman" w:eastAsia="DFKai-SB" w:hAnsi="Times New Roman" w:cs="Times New Roman" w:hint="eastAsia"/><w:b/><w:u w:val="double"/></w:rPr><w:t>)</w:t></w:r></w:p><w:p><w:pPr><w:jc w:val="both"/><w:rPr><w:rFonts w:ascii="Times New Roman" w:eastAsia="DFKai-SB" w:hAnsi="Times New Roman" w:cs="Times New Roman"/><w:sz w:val="28"/></w:rPr></w:pPr></w:p><w:p/><w:sectPr><w:pgSz w:w="11906" w:h="16838"/><w:pgMar w:top="1418" w:right="1418" w:bottom="1418" w:left="1418" w:header="851" w:footer="992" w:gutter="0"/><w:cols w:space="425"/><w:docGrid w:type="lines" w:linePitch="360"/></w:sectPr></w:body></w:document>
+<w:document xmlns:wpc="http://schemas.microsoft.com/office/word/2010/wordprocessingCanvas" xmlns:cx="http://schemas.microsoft.com/office/drawing/2014/chartex" xmlns:cx1="http://schemas.microsoft.com/office/drawing/2015/9/8/chartex" xmlns:cx2="http://schemas.microsoft.com/office/drawing/2015/10/21/chartex" xmlns:cx3="http://schemas.microsoft.com/office/drawing/2016/5/9/chartex" xmlns:cx4="http://schemas.microsoft.com/office/drawing/2016/5/10/chartex" xmlns:cx5="http://schemas.microsoft.com/office/drawing/2016/5/11/chartex" xmlns:cx6="http://schemas.microsoft.com/office/drawing/2016/5/12/chartex" xmlns:cx7="http://schemas.microsoft.com/office/drawing/2016/5/13/chartex" xmlns:cx8="http://schemas.microsoft.com/office/drawing/2016/5/14/chartex" xmlns:mc="http://schemas.openxmlformats.org/markup-compatibility/2006" xmlns:aink="http://schemas.microsoft.com/office/drawing/2016/ink" xmlns:am3d="http://schemas.microsoft.com/office/drawing/2017/model3d" xmlns:o="urn:schemas-microsoft-com:office:office" xmlns:oel="http://schemas.microsoft.com/office/2019/extlst" xmlns:r="http://schemas.openxmlformats.org/officeDocument/2006/relationships" xmlns:m="http://schemas.openxmlformats.org/officeDocument/2006/math" xmlns:v="urn:schemas-microsoft-com:vml" xmlns:wp14="http://schemas.microsoft.com/office/word/2010/wordprocessingDrawing" xmlns:wp="http://schemas.openxmlformats.org/drawingml/2006/wordprocessingDrawing" xmlns:w10="urn:schemas-microsoft-com:office:word" xmlns:w="http://schemas.openxmlformats.org/wordprocessingml/2006/main" xmlns:w14="http://schemas.microsoft.com/office/word/2010/wordml" xmlns:w15="http://schemas.microsoft.com/office/word/2012/wordml" xmlns:w16cex="http://schemas.microsoft.com/office/word/2018/wordml/cex" xmlns:w16cid="http://schemas.microsoft.com/office/word/2016/wordml/cid" xmlns:w16="http://schemas.microsoft.com/office/word/2018/wordml" xmlns:w16du="http://schemas.microsoft.com/office/word/2023/wordml/word16du" xmlns:w16sdtdh="http://schemas.microsoft.com/office/word/2020/wordml/sdtdatahash" xmlns:w16sdtfl="http://schemas.microsoft.com/office/word/2024/wordml/sdtformatlock" xmlns:w16se="http://schemas.microsoft.com/office/word/2015/wordml/symex" xmlns:wpg="http://schemas.microsoft.com/office/word/2010/wordprocessingGroup" xmlns:wpi="http://schemas.microsoft.com/office/word/2010/wordprocessingInk" xmlns:wne="http://schemas.microsoft.com/office/word/2006/wordml" xmlns:wps="http://schemas.microsoft.com/office/word/2010/wordprocessingShape" mc:Ignorable="w14 w15 w16se w16cid w16 w16cex w16sdtdh w16sdtfl w16du wp14"><w:body><w:p><w:pPr><w:pStyle w:val="1"/><w:rPr><w:sz w:val="28"/></w:rPr></w:pPr><w:r><w:rPr><w:rFonts w:hint="eastAsia"/></w:rPr><w:t>衛生福利部疾病管制署署內研究計畫書</w:t></w:r></w:p><w:p><w:pPr><w:jc w:val="both"/><w:rPr><w:rFonts w:ascii="Times New Roman" w:eastAsia="DFKai-SB" w:hAnsi="Times New Roman" w:cs="Times New Roman"/><w:sz w:val="28"/></w:rPr></w:pPr><w:r><w:rPr><w:rFonts w:ascii="Times New Roman" w:eastAsia="DFKai-SB" w:hAnsi="Times New Roman" w:cs="Times New Roman" w:hint="eastAsia"/><w:sz w:val="28"/></w:rPr><w:t>年　　度：</w:t></w:r><w:r><w:rPr><w:rFonts w:ascii="Times New Roman" w:eastAsia="DFKai-SB" w:hAnsi="Times New Roman" w:cs="Times New Roman" w:hint="eastAsia"/><w:sz w:val="28"/><w:u w:val="single"/></w:rPr><w:t xml:space="preserve">{project_year}年</w:t></w:r></w:p><w:p><w:pPr><w:spacing w:beforeLines="50" w:before="180"/><w:jc w:val="both"/><w:rPr><w:rFonts w:ascii="Times New Roman" w:eastAsia="DFKai-SB" w:hAnsi="Times New Roman" w:cs="Times New Roman"/><w:sz w:val="28"/><w:u w:val="single"/></w:rPr></w:pPr><w:r><w:rPr><w:rFonts w:ascii="Times New Roman" w:eastAsia="DFKai-SB" w:hAnsi="Times New Roman" w:cs="Times New Roman" w:hint="eastAsia"/><w:sz w:val="28"/></w:rPr><w:t>計畫名稱：</w:t></w:r><w:r><w:rPr><w:rFonts w:ascii="Times New Roman" w:eastAsia="DFKai-SB" w:hAnsi="Times New Roman" w:cs="Times New Roman" w:hint="eastAsia"/><w:sz w:val="28"/><w:u w:val="single"/></w:rPr><w:t xml:space="preserve">{project_title_zh}</w:t></w:r></w:p><w:p><w:pPr><w:spacing w:beforeLines="50" w:before="180"/><w:jc w:val="both"/><w:rPr><w:rFonts w:ascii="Times New Roman" w:eastAsia="DFKai-SB" w:hAnsi="Times New Roman" w:cs="Times New Roman"/><w:sz w:val="28"/></w:rPr></w:pPr><w:r><w:rPr><w:rFonts w:ascii="Times New Roman" w:eastAsia="DFKai-SB" w:hAnsi="Times New Roman" w:cs="Times New Roman" w:hint="eastAsia"/><w:sz w:val="28"/></w:rPr><w:t>負責單位：</w:t></w:r><w:r><w:rPr><w:rFonts w:ascii="Times New Roman" w:eastAsia="DFKai-SB" w:hAnsi="Times New Roman" w:cs="Times New Roman" w:hint="eastAsia"/><w:sz w:val="28"/><w:u w:val="single"/></w:rPr><w:t xml:space="preserve">{responsible_unit}</w:t></w:r></w:p><w:p><w:pPr><w:spacing w:beforeLines="50" w:before="180"/><w:jc w:val="both"/><w:rPr><w:rFonts w:ascii="Times New Roman" w:eastAsia="DFKai-SB" w:hAnsi="Times New Roman" w:cs="Times New Roman"/><w:sz w:val="28"/></w:rPr></w:pPr><w:r><w:rPr><w:rFonts w:ascii="Times New Roman" w:eastAsia="DFKai-SB" w:hAnsi="Times New Roman" w:cs="Times New Roman" w:hint="eastAsia"/><w:sz w:val="28"/></w:rPr><w:t>主持人：</w:t></w:r><w:r><w:rPr><w:rFonts w:ascii="Times New Roman" w:eastAsia="DFKai-SB" w:hAnsi="Times New Roman" w:cs="Times New Roman" w:hint="eastAsia"/><w:sz w:val="28"/><w:u w:val="single"/></w:rPr><w:t xml:space="preserve">{pi_name_zh}</w:t></w:r><w:r><w:rPr><w:rFonts w:ascii="Times New Roman" w:eastAsia="DFKai-SB" w:hAnsi="Times New Roman" w:cs="Times New Roman" w:hint="eastAsia"/><w:sz w:val="28"/></w:rPr><w:t xml:space="preserve">　簽名：</w:t></w:r><w:r><w:rPr><w:rFonts w:ascii="Times New Roman" w:eastAsia="DFKai-SB" w:hAnsi="Times New Roman" w:cs="Times New Roman" w:hint="eastAsia"/><w:sz w:val="28"/><w:u w:val="single"/></w:rPr><w:t xml:space="preserve">　　　　　　　　　　　　　</w:t></w:r></w:p><w:p><w:pPr><w:jc w:val="both"/><w:rPr><w:rFonts w:ascii="Times New Roman" w:eastAsia="DFKai-SB" w:hAnsi="Times New Roman" w:cs="Times New Roman"/><w:sz w:val="28"/></w:rPr></w:pPr></w:p><w:p><w:pPr><w:snapToGrid w:val="0"/><w:jc w:val="both"/><w:rPr><w:rFonts w:ascii="Times New Roman" w:eastAsia="DFKai-SB" w:hAnsi="Times New Roman" w:cs="Times New Roman"/><w:sz w:val="28"/></w:rPr></w:pPr><w:r><w:rPr><w:rFonts w:ascii="Times New Roman" w:eastAsia="DFKai-SB" w:hAnsi="Times New Roman" w:cs="Times New Roman" w:hint="eastAsia"/><w:sz w:val="28"/></w:rPr><w:t>協同主持人：</w:t></w:r><w:r><w:rPr><w:rFonts w:ascii="Times New Roman" w:eastAsia="DFKai-SB" w:hAnsi="Times New Roman" w:cs="Times New Roman" w:hint="eastAsia"/><w:sz w:val="28"/><w:u w:val="single"/></w:rPr><w:t xml:space="preserve">{co_pi_name_1}</w:t></w:r></w:p><w:p><w:pPr><w:snapToGrid w:val="0"/><w:jc w:val="both"/><w:rPr><w:rFonts w:ascii="Times New Roman" w:eastAsia="DFKai-SB" w:hAnsi="Times New Roman" w:cs="Times New Roman"/><w:sz w:val="28"/></w:rPr></w:pPr><w:r><w:rPr><w:rFonts w:ascii="Times New Roman" w:eastAsia="DFKai-SB" w:hAnsi="Times New Roman" w:cs="Times New Roman" w:hint="eastAsia"/><w:sz w:val="28"/></w:rPr><w:t>協同主持人：</w:t></w:r><w:r><w:rPr><w:rFonts w:ascii="Times New Roman" w:eastAsia="DFKai-SB" w:hAnsi="Times New Roman" w:cs="Times New Roman" w:hint="eastAsia"/><w:sz w:val="28"/><w:u w:val="single"/></w:rPr><w:t xml:space="preserve">{co_pi_name_2}</w:t></w:r></w:p><w:p><w:pPr><w:snapToGrid w:val="0"/><w:jc w:val="both"/><w:rPr><w:rFonts w:ascii="Times New Roman" w:eastAsia="DFKai-SB" w:hAnsi="Times New Roman" w:cs="Times New Roman"/><w:sz w:val="28"/></w:rPr></w:pPr><w:r><w:rPr><w:rFonts w:ascii="Times New Roman" w:eastAsia="DFKai-SB" w:hAnsi="Times New Roman" w:cs="Times New Roman" w:hint="eastAsia"/><w:sz w:val="28"/></w:rPr><w:t>協同主持人：</w:t></w:r><w:r><w:rPr><w:rFonts w:ascii="Times New Roman" w:eastAsia="DFKai-SB" w:hAnsi="Times New Roman" w:cs="Times New Roman" w:hint="eastAsia"/><w:sz w:val="28"/><w:u w:val="single"/></w:rPr><w:t xml:space="preserve">{co_pi_name_3}</w:t></w:r></w:p><w:p><w:pPr><w:snapToGrid w:val="0"/><w:jc w:val="both"/><w:rPr><w:rFonts w:ascii="Times New Roman" w:eastAsia="DFKai-SB" w:hAnsi="Times New Roman" w:cs="Times New Roman"/><w:sz w:val="28"/></w:rPr></w:pPr><w:r><w:rPr><w:rFonts w:ascii="Times New Roman" w:eastAsia="DFKai-SB" w:hAnsi="Times New Roman" w:cs="Times New Roman" w:hint="eastAsia"/><w:sz w:val="28"/></w:rPr><w:t>研究人員：</w:t></w:r><w:r><w:rPr><w:rFonts w:ascii="Times New Roman" w:eastAsia="DFKai-SB" w:hAnsi="Times New Roman" w:cs="Times New Roman" w:hint="eastAsia"/><w:sz w:val="28"/><w:u w:val="single"/></w:rPr><w:t xml:space="preserve">{researcher_name_1}</w:t></w:r></w:p><w:p><w:pPr><w:snapToGrid w:val="0"/><w:jc w:val="both"/><w:rPr><w:rFonts w:ascii="Times New Roman" w:eastAsia="DFKai-SB" w:hAnsi="Times New Roman" w:cs="Times New Roman"/><w:sz w:val="28"/></w:rPr></w:pPr><w:r><w:rPr><w:rFonts w:ascii="Times New Roman" w:eastAsia="DFKai-SB" w:hAnsi="Times New Roman" w:cs="Times New Roman" w:hint="eastAsia"/><w:sz w:val="28"/></w:rPr><w:t>研究人員：</w:t></w:r><w:r><w:rPr><w:rFonts w:ascii="Times New Roman" w:eastAsia="DFKai-SB" w:hAnsi="Times New Roman" w:cs="Times New Roman" w:hint="eastAsia"/><w:sz w:val="28"/><w:u w:val="single"/></w:rPr><w:t xml:space="preserve">{researcher_name_2}</w:t></w:r></w:p><w:p><w:pPr><w:snapToGrid w:val="0"/><w:jc w:val="both"/><w:rPr><w:rFonts w:ascii="Times New Roman" w:eastAsia="DFKai-SB" w:hAnsi="Times New Roman" w:cs="Times New Roman"/><w:sz w:val="28"/></w:rPr></w:pPr><w:r><w:rPr><w:rFonts w:ascii="Times New Roman" w:eastAsia="DFKai-SB" w:hAnsi="Times New Roman" w:cs="Times New Roman" w:hint="eastAsia"/><w:sz w:val="28"/></w:rPr><w:t>研究人員：</w:t></w:r><w:r><w:rPr><w:rFonts w:ascii="Times New Roman" w:eastAsia="DFKai-SB" w:hAnsi="Times New Roman" w:cs="Times New Roman" w:hint="eastAsia"/><w:sz w:val="28"/><w:u w:val="single"/></w:rPr><w:t xml:space="preserve">{researcher_name_3}</w:t></w:r></w:p><w:p><w:pPr><w:snapToGrid w:val="0"/><w:jc w:val="both"/><w:rPr><w:rFonts w:ascii="Times New Roman" w:eastAsia="DFKai-SB" w:hAnsi="Times New Roman" w:cs="Times New Roman"/><w:sz w:val="28"/></w:rPr></w:pPr><w:r><w:rPr><w:rFonts w:ascii="Times New Roman" w:eastAsia="DFKai-SB" w:hAnsi="Times New Roman" w:cs="Times New Roman" w:hint="eastAsia"/><w:sz w:val="28"/></w:rPr><w:t>研究人員：</w:t></w:r><w:r><w:rPr><w:rFonts w:ascii="Times New Roman" w:eastAsia="DFKai-SB" w:hAnsi="Times New Roman" w:cs="Times New Roman" w:hint="eastAsia"/><w:sz w:val="28"/><w:u w:val="single"/></w:rPr><w:t xml:space="preserve">{researcher_name_4}</w:t></w:r></w:p><w:p><w:pPr><w:jc w:val="both"/><w:rPr><w:rFonts w:ascii="Times New Roman" w:eastAsia="DFKai-SB" w:hAnsi="Times New Roman" w:cs="Times New Roman"/><w:sz w:val="28"/></w:rPr></w:pPr></w:p><w:p><w:pPr><w:jc w:val="both"/><w:rPr><w:rFonts w:ascii="Times New Roman" w:eastAsia="DFKai-SB" w:hAnsi="Times New Roman" w:cs="Times New Roman"/><w:sz w:val="28"/></w:rPr></w:pPr><w:r><w:rPr><w:rFonts w:ascii="Times New Roman" w:eastAsia="DFKai-SB" w:hAnsi="Times New Roman" w:cs="Times New Roman" w:hint="eastAsia"/><w:sz w:val="28"/></w:rPr><w:t>填報日期：{filing_date_roc}</w:t></w:r></w:p><w:p><w:pPr><w:jc w:val="both"/><w:rPr><w:rFonts w:ascii="Times New Roman" w:eastAsia="DFKai-SB" w:hAnsi="Times New Roman" w:cs="Times New Roman"/></w:rPr></w:pPr></w:p><w:p><w:pPr><w:jc w:val="both"/><w:rPr><w:rFonts w:ascii="Times New Roman" w:eastAsia="DFKai-SB" w:hAnsi="Times New Roman" w:cs="Times New Roman"/></w:rPr></w:pPr><w:r><w:rPr><w:rStyle w:val="a0"/><w:rFonts w:ascii="DFKai-SB" w:eastAsia="DFKai-SB" w:hAnsi="DFKai-SB"/><w:sz w:val="18"/><w:szCs w:val="18"/></w:rPr><w:t>■</w:t></w:r><w:r><w:rPr><w:rFonts w:ascii="Times New Roman" w:eastAsia="DFKai-SB" w:hAnsi="Times New Roman" w:cs="Times New Roman" w:hint="eastAsia"/></w:rPr><w:t>新增型計畫：</w:t></w:r><w:r><w:rPr><w:rFonts w:ascii="Times New Roman" w:eastAsia="DFKai-SB" w:hAnsi="Times New Roman" w:cs="Times New Roman" w:hint="eastAsia"/></w:rPr><w:t xml:space="preserve">   </w:t></w:r><w:r><w:rPr><w:rStyle w:val="a0"/><w:rFonts w:ascii="DFKai-SB" w:eastAsia="DFKai-SB" w:hAnsi="DFKai-SB"/><w:sz w:val="18"/><w:szCs w:val="18"/></w:rPr><w:t>■</w:t></w:r><w:r><w:rPr><w:rFonts w:ascii="Times New Roman" w:eastAsia="DFKai-SB" w:hAnsi="Times New Roman" w:cs="Times New Roman" w:hint="eastAsia"/></w:rPr><w:t>一年</w:t></w:r><w:r><w:rPr><w:rFonts w:ascii="Times New Roman" w:eastAsia="DFKai-SB" w:hAnsi="Times New Roman" w:cs="Times New Roman" w:hint="eastAsia"/></w:rPr><w:t xml:space="preserve">   </w:t></w:r><w:r><w:rPr><w:rFonts w:ascii="Times New Roman" w:eastAsia="DFKai-SB" w:hAnsi="Times New Roman" w:cs="Times New Roman" w:hint="eastAsia"/></w:rPr><w:t>□多年</w:t></w:r></w:p><w:p><w:pPr><w:jc w:val="both"/><w:rPr><w:rFonts w:ascii="Times New Roman" w:eastAsia="DFKai-SB" w:hAnsi="Times New Roman" w:cs="Times New Roman"/></w:rPr></w:pPr><w:r><w:rPr><w:rFonts w:ascii="Times New Roman" w:eastAsia="DFKai-SB" w:hAnsi="Times New Roman" w:cs="Times New Roman" w:hint="eastAsia"/></w:rPr><w:t>□多年期計畫：</w:t></w:r><w:r><w:rPr><w:rFonts w:ascii="Times New Roman" w:eastAsia="DFKai-SB" w:hAnsi="Times New Roman" w:cs="Times New Roman" w:hint="eastAsia"/></w:rPr><w:t>(</w:t></w:r><w:r><w:rPr><w:rFonts w:ascii="Times New Roman" w:eastAsia="DFKai-SB" w:hAnsi="Times New Roman" w:cs="Times New Roman" w:hint="eastAsia"/></w:rPr><w:t>指先前已獲同意辦理前面期程之延續計畫</w:t></w:r><w:r><w:rPr><w:rFonts w:ascii="Times New Roman" w:eastAsia="DFKai-SB" w:hAnsi="Times New Roman" w:cs="Times New Roman" w:hint="eastAsia"/></w:rPr><w:t>)</w:t></w:r></w:p><w:p><w:pPr><w:jc w:val="both"/><w:rPr><w:rFonts w:ascii="Times New Roman" w:eastAsia="DFKai-SB" w:hAnsi="Times New Roman" w:cs="Times New Roman"/></w:rPr></w:pPr><w:r><w:rPr><w:rFonts w:ascii="Times New Roman" w:eastAsia="DFKai-SB" w:hAnsi="Times New Roman" w:cs="Times New Roman" w:hint="eastAsia"/></w:rPr><w:t>□計畫有採用問卷調查或量表</w:t></w:r></w:p><w:p><w:pPr><w:jc w:val="both"/><w:rPr><w:rFonts w:ascii="Times New Roman" w:eastAsia="DFKai-SB" w:hAnsi="Times New Roman" w:cs="Times New Roman"/></w:rPr></w:pPr></w:p><w:p><w:pPr><w:ind w:left="840" w:hangingChars="350" w:hanging="840"/><w:rPr><w:rFonts w:ascii="Times New Roman" w:eastAsia="DFKai-SB" w:hAnsi="Times New Roman" w:cs="Times New Roman"/></w:rPr></w:pPr><w:r><w:rPr><w:rFonts w:ascii="Times New Roman" w:eastAsia="DFKai-SB" w:hAnsi="Times New Roman" w:cs="Times New Roman" w:hint="eastAsia"/></w:rPr><w:t>【註</w:t></w:r><w:r><w:rPr><w:rFonts w:ascii="Times New Roman" w:eastAsia="DFKai-SB" w:hAnsi="Times New Roman" w:cs="Times New Roman" w:hint="eastAsia"/></w:rPr><w:t>1</w:t></w:r><w:r><w:rPr><w:rFonts w:ascii="Times New Roman" w:eastAsia="DFKai-SB" w:hAnsi="Times New Roman" w:cs="Times New Roman" w:hint="eastAsia"/></w:rPr><w:t>】除英文摘要外，本計畫書限用中文書寫</w:t></w:r></w:p><w:p><w:pPr><w:ind w:left="840" w:hangingChars="350" w:hanging="840"/><w:rPr><w:rFonts w:ascii="Times New Roman" w:eastAsia="DFKai-SB" w:hAnsi="Times New Roman" w:cs="Times New Roman"/></w:rPr></w:pPr><w:r><w:rPr><w:rFonts w:ascii="Times New Roman" w:eastAsia="DFKai-SB" w:hAnsi="Times New Roman" w:cs="Times New Roman" w:hint="eastAsia"/></w:rPr><w:t>【註</w:t></w:r><w:r><w:rPr><w:rFonts w:ascii="Times New Roman" w:eastAsia="DFKai-SB" w:hAnsi="Times New Roman" w:cs="Times New Roman" w:hint="eastAsia"/></w:rPr><w:t>2</w:t></w:r><w:r><w:rPr><w:rFonts w:ascii="Times New Roman" w:eastAsia="DFKai-SB" w:hAnsi="Times New Roman" w:cs="Times New Roman" w:hint="eastAsia"/></w:rPr><w:t>】第肆項計畫內容之頁數限制：一年期計畫以</w:t></w:r><w:r><w:rPr><w:rFonts w:ascii="Times New Roman" w:eastAsia="DFKai-SB" w:hAnsi="Times New Roman" w:cs="Times New Roman" w:hint="eastAsia"/></w:rPr><w:t>35</w:t></w:r><w:r><w:rPr><w:rFonts w:ascii="Times New Roman" w:eastAsia="DFKai-SB" w:hAnsi="Times New Roman" w:cs="Times New Roman" w:hint="eastAsia"/></w:rPr><w:t>頁為上限，多年期或整合型計畫，則至多</w:t></w:r><w:r><w:rPr><w:rFonts w:ascii="Times New Roman" w:eastAsia="DFKai-SB" w:hAnsi="Times New Roman" w:cs="Times New Roman" w:hint="eastAsia"/></w:rPr><w:t>50</w:t></w:r><w:r><w:rPr><w:rFonts w:ascii="Times New Roman" w:eastAsia="DFKai-SB" w:hAnsi="Times New Roman" w:cs="Times New Roman" w:hint="eastAsia"/></w:rPr><w:t>頁</w:t></w:r><w:r><w:rPr><w:rFonts w:ascii="Times New Roman" w:eastAsia="DFKai-SB" w:hAnsi="Times New Roman" w:cs="Times New Roman" w:hint="eastAsia"/></w:rPr><w:t>(</w:t></w:r><w:r><w:rPr><w:rFonts w:ascii="Times New Roman" w:eastAsia="DFKai-SB" w:hAnsi="Times New Roman" w:cs="Times New Roman" w:hint="eastAsia"/></w:rPr><w:t>其中多年期計畫之執行成果概要及重要參考文獻至多各</w:t></w:r><w:r><w:rPr><w:rFonts w:ascii="Times New Roman" w:eastAsia="DFKai-SB" w:hAnsi="Times New Roman" w:cs="Times New Roman" w:hint="eastAsia"/></w:rPr><w:t>5</w:t></w:r><w:r><w:rPr><w:rFonts w:ascii="Times New Roman" w:eastAsia="DFKai-SB" w:hAnsi="Times New Roman" w:cs="Times New Roman" w:hint="eastAsia"/></w:rPr><w:lastRenderedPageBreak/><w:t>頁</w:t></w:r><w:r><w:rPr><w:rFonts w:ascii="Times New Roman" w:eastAsia="DFKai-SB" w:hAnsi="Times New Roman" w:cs="Times New Roman" w:hint="eastAsia"/></w:rPr><w:t>)</w:t></w:r><w:r><w:rPr><w:rFonts w:ascii="Times New Roman" w:eastAsia="DFKai-SB" w:hAnsi="Times New Roman" w:cs="Times New Roman" w:hint="eastAsia"/></w:rPr><w:t>。</w:t></w:r></w:p><w:p><w:pPr><w:widowControl/><w:rPr><w:rFonts w:ascii="Times New Roman" w:eastAsia="DFKai-SB" w:hAnsi="Times New Roman" w:cs="Times New Roman"/></w:rPr></w:pPr><w:r><w:rPr><w:rFonts w:ascii="Times New Roman" w:eastAsia="DFKai-SB" w:hAnsi="Times New Roman" w:cs="Times New Roman"/></w:rPr><w:br w:type="page"/></w:r></w:p><w:p><w:pPr><w:jc w:val="center"/><w:rPr><w:rFonts w:ascii="Times New Roman" w:eastAsia="DFKai-SB" w:hAnsi="Times New Roman" w:cs="Times New Roman"/><w:b/><w:sz w:val="36"/></w:rPr></w:pPr><w:r><w:rPr><w:rFonts w:ascii="Times New Roman" w:eastAsia="DFKai-SB" w:hAnsi="Times New Roman" w:cs="Times New Roman" w:hint="eastAsia"/><w:b/><w:sz w:val="36"/></w:rPr><w:lastRenderedPageBreak/><w:t>目</w:t></w:r><w:r><w:rPr><w:rFonts w:ascii="Times New Roman" w:eastAsia="DFKai-SB" w:hAnsi="Times New Roman" w:cs="Times New Roman" w:hint="eastAsia"/><w:b/><w:sz w:val="36"/></w:rPr><w:t xml:space="preserve">     </w:t></w:r><w:r><w:rPr><w:rFonts w:ascii="Times New Roman" w:eastAsia="DFKai-SB" w:hAnsi="Times New Roman" w:cs="Times New Roman" w:hint="eastAsia"/><w:b/><w:sz w:val="36"/></w:rPr><w:t>錄</w:t></w:r></w:p><w:p><w:pPr><w:jc w:val="right"/><w:rPr><w:rFonts w:ascii="Times New Roman" w:eastAsia="DFKai-SB" w:hAnsi="Times New Roman" w:cs="Times New Roman"/></w:rPr></w:pPr><w:r><w:rPr><w:rFonts w:ascii="Times New Roman" w:eastAsia="DFKai-SB" w:hAnsi="Times New Roman" w:cs="Times New Roman" w:hint="eastAsia"/></w:rPr><w:t>頁</w:t></w:r><w:r><w:rPr><w:rFonts w:ascii="Times New Roman" w:eastAsia="DFKai-SB" w:hAnsi="Times New Roman" w:cs="Times New Roman"/></w:rPr><w:t xml:space="preserve">  </w:t></w:r><w:r><w:rPr><w:rFonts w:ascii="Times New Roman" w:eastAsia="DFKai-SB" w:hAnsi="Times New Roman" w:cs="Times New Roman" w:hint="eastAsia"/></w:rPr><w:t>碼</w:t></w:r></w:p><w:p><w:pPr><w:spacing w:line="440" w:lineRule="exact"/><w:jc w:val="both"/><w:rPr><w:rFonts w:ascii="Times New Roman" w:eastAsia="DFKai-SB" w:hAnsi="Times New Roman" w:cs="Times New Roman"/><w:sz w:val="28"/></w:rPr></w:pPr><w:r><w:rPr><w:rFonts w:ascii="Times New Roman" w:eastAsia="DFKai-SB" w:hAnsi="Times New Roman" w:cs="Times New Roman" w:hint="eastAsia"/><w:sz w:val="28"/></w:rPr><w:t>封面</w:t></w:r></w:p><w:p><w:pPr><w:spacing w:line="440" w:lineRule="exact"/><w:jc w:val="both"/><w:rPr><w:rFonts w:ascii="Times New Roman" w:eastAsia="DFKai-SB" w:hAnsi="Times New Roman" w:cs="Times New Roman"/><w:sz w:val="28"/></w:rPr></w:pPr><w:r><w:rPr><w:rFonts w:ascii="Times New Roman" w:eastAsia="DFKai-SB" w:hAnsi="Times New Roman" w:cs="Times New Roman" w:hint="eastAsia"/><w:sz w:val="28"/></w:rPr><w:t>目錄</w:t></w:r></w:p><w:p><w:pPr><w:tabs><w:tab w:val="left" w:leader="dot" w:pos="8505"/></w:tabs><w:spacing w:line="440" w:lineRule="exact"/><w:jc w:val="both"/><w:rPr><w:rFonts w:ascii="Times New Roman" w:eastAsia="DFKai-SB" w:hAnsi="Times New Roman" w:cs="Times New Roman"/><w:sz w:val="28"/></w:rPr></w:pPr><w:r><w:rPr><w:rFonts w:ascii="Times New Roman" w:eastAsia="DFKai-SB" w:hAnsi="Times New Roman" w:cs="Times New Roman" w:hint="eastAsia"/><w:sz w:val="28"/></w:rPr><w:t>壹、綜合資料</w:t></w:r><w:r><w:rPr><w:rFonts w:ascii="Times New Roman" w:eastAsia="DFKai-SB" w:hAnsi="Times New Roman" w:cs="Times New Roman"/><w:sz w:val="28"/></w:rPr><w:tab/><w:t></w:t></w:r><w:r><w:fldChar w:fldCharType="begin"/></w:r><w:r><w:instrText xml:space="preserve"> PAGEREF sec_1 \h </w:instrText></w:r><w:r><w:fldChar w:fldCharType="separate"/></w:r><w:r><w:t>?</w:t></w:r><w:r><w:fldChar w:fldCharType="end"/></w:r><w:r><w:t/w:t></w:r></w:p><w:p><w:pPr><w:tabs><w:tab w:val="left" w:leader="dot" w:pos="8505"/></w:tabs><w:spacing w:line="440" w:lineRule="exact"/><w:jc w:val="both"/><w:rPr><w:rFonts w:ascii="Times New Roman" w:eastAsia="DFKai-SB" w:hAnsi="Times New Roman" w:cs="Times New Roman"/><w:sz w:val="28"/></w:rPr></w:pPr><w:r><w:rPr><w:rFonts w:ascii="Times New Roman" w:eastAsia="DFKai-SB" w:hAnsi="Times New Roman" w:cs="Times New Roman" w:hint="eastAsia"/><w:sz w:val="28"/></w:rPr><w:t>貳、計畫中文摘要</w:t></w:r><w:r><w:rPr><w:rFonts w:ascii="Times New Roman" w:eastAsia="DFKai-SB" w:hAnsi="Times New Roman" w:cs="Times New Roman"/><w:sz w:val="28"/></w:rPr><w:tab/><w:t></w:t></w:r><w:r><w:fldChar w:fldCharType="begin"/></w:r><w:r><w:instrText xml:space="preserve"> PAGEREF sec_2 \h </w:instrText></w:r><w:r><w:fldChar w:fldCharType="separate"/></w:r><w:r><w:t>?</w:t></w:r><w:r><w:fldChar w:fldCharType="end"/></w:r><w:r><w:t/w:t></w:r></w:p><w:p><w:pPr><w:tabs><w:tab w:val="left" w:leader="dot" w:pos="8505"/></w:tabs><w:spacing w:line="440" w:lineRule="exact"/><w:jc w:val="both"/><w:rPr><w:rFonts w:ascii="Times New Roman" w:eastAsia="DFKai-SB" w:hAnsi="Times New Roman" w:cs="Times New Roman"/><w:sz w:val="28"/></w:rPr></w:pPr><w:r><w:rPr><w:rFonts w:ascii="Times New Roman" w:eastAsia="DFKai-SB" w:hAnsi="Times New Roman" w:cs="Times New Roman" w:hint="eastAsia"/><w:sz w:val="28"/></w:rPr><w:t>參、計畫英文摘要</w:t></w:r><w:r><w:rPr><w:rFonts w:ascii="Times New Roman" w:eastAsia="DFKai-SB" w:hAnsi="Times New Roman" w:cs="Times New Roman"/><w:sz w:val="28"/></w:rPr><w:tab/><w:t></w:t></w:r><w:r><w:fldChar w:fldCharType="begin"/></w:r><w:r><w:instrText xml:space="preserve"> PAGEREF sec_3 \h </w:instrText></w:r><w:r><w:fldChar w:fldCharType="separate"/></w:r><w:r><w:t>?</w:t></w:r><w:r><w:fldChar w:fldCharType="end"/></w:r><w:r><w:t/w:t></w:r></w:p><w:p><w:pPr><w:tabs><w:tab w:val="left" w:leader="dot" w:pos="8505"/></w:tabs><w:spacing w:line="440" w:lineRule="exact"/><w:jc w:val="both"/><w:rPr><w:rFonts w:ascii="Times New Roman" w:eastAsia="DFKai-SB" w:hAnsi="Times New Roman" w:cs="Times New Roman"/><w:sz w:val="28"/></w:rPr></w:pPr><w:r><w:rPr><w:rFonts w:ascii="Times New Roman" w:eastAsia="DFKai-SB" w:hAnsi="Times New Roman" w:cs="Times New Roman" w:hint="eastAsia"/><w:sz w:val="28"/></w:rPr><w:t>肆、計畫內容</w:t></w:r><w:r><w:rPr><w:rFonts w:ascii="Times New Roman" w:eastAsia="DFKai-SB" w:hAnsi="Times New Roman" w:cs="Times New Roman"/><w:sz w:val="28"/></w:rPr><w:tab/><w:t></w:t></w:r><w:r><w:fldChar w:fldCharType="begin"/></w:r><w:r><w:instrText xml:space="preserve"> PAGEREF sec_4 \h </w:instrText></w:r><w:r><w:fldChar w:fldCharType="separate"/></w:r><w:r><w:t>?</w:t></w:r><w:r><w:fldChar w:fldCharType="end"/></w:r><w:r><w:t/w:t></w:r></w:p><w:p><w:pPr><w:tabs><w:tab w:val="left" w:leader="dot" w:pos="8505"/></w:tabs><w:spacing w:line="440" w:lineRule="exact"/><w:ind w:leftChars="200" w:left="1040" w:hangingChars="200" w:hanging="560"/><w:jc w:val="both"/><w:rPr><w:rFonts w:ascii="Times New Roman" w:eastAsia="DFKai-SB" w:hAnsi="Times New Roman" w:cs="Times New Roman"/><w:sz w:val="28"/></w:rPr></w:pPr><w:r><w:rPr><w:rFonts w:ascii="Times New Roman" w:eastAsia="DFKai-SB" w:hAnsi="Times New Roman" w:cs="Times New Roman" w:hint="eastAsia"/><w:sz w:val="28"/></w:rPr><w:t>一、研究主旨</w:t></w:r><w:r><w:rPr><w:rFonts w:ascii="Times New Roman" w:eastAsia="DFKai-SB" w:hAnsi="Times New Roman" w:cs="Times New Roman"/><w:sz w:val="28"/></w:rPr><w:tab/><w:t></w:t></w:r><w:r><w:fldChar w:fldCharType="begin"/></w:r><w:r><w:instrText xml:space="preserve"> PAGEREF sec_4_1 \h </w:instrText></w:r><w:r><w:fldChar w:fldCharType="separate"/></w:r><w:r><w:t>?</w:t></w:r><w:r><w:fldChar w:fldCharType="end"/></w:r><w:r><w:t/w:t></w:r></w:p><w:p><w:pPr><w:tabs><w:tab w:val="left" w:leader="dot" w:pos="8505"/></w:tabs><w:spacing w:line="440" w:lineRule="exact"/><w:ind w:leftChars="200" w:left="1040" w:hangingChars="200" w:hanging="560"/><w:jc w:val="both"/><w:rPr><w:rFonts w:ascii="Times New Roman" w:eastAsia="DFKai-SB" w:hAnsi="Times New Roman" w:cs="Times New Roman"/><w:sz w:val="28"/></w:rPr></w:pPr><w:r><w:rPr><w:rFonts w:ascii="Times New Roman" w:eastAsia="DFKai-SB" w:hAnsi="Times New Roman" w:cs="Times New Roman" w:hint="eastAsia"/><w:sz w:val="28"/></w:rPr><w:t>二、背景分析</w:t></w:r><w:r><w:rPr><w:rFonts w:ascii="Times New Roman" w:eastAsia="DFKai-SB" w:hAnsi="Times New Roman" w:cs="Times New Roman"/><w:sz w:val="28"/></w:rPr><w:tab/><w:t></w:t></w:r><w:r><w:fldChar w:fldCharType="begin"/></w:r><w:r><w:instrText xml:space="preserve"> PAGEREF sec_4_2 \h </w:instrText></w:r><w:r><w:fldChar w:fldCharType="separate"/></w:r><w:r><w:t>?</w:t></w:r><w:r><w:fldChar w:fldCharType="end"/></w:r><w:r><w:t/w:t></w:r></w:p><w:p><w:pPr><w:tabs><w:tab w:val="left" w:leader="dot" w:pos="8505"/></w:tabs><w:spacing w:line="440" w:lineRule="exact"/><w:ind w:leftChars="200" w:left="1040" w:hangingChars="200" w:hanging="560"/><w:jc w:val="both"/><w:rPr><w:rFonts w:ascii="Times New Roman" w:eastAsia="DFKai-SB" w:hAnsi="Times New Roman" w:cs="Times New Roman"/><w:sz w:val="28"/></w:rPr></w:pPr><w:r><w:rPr><w:rFonts w:ascii="Times New Roman" w:eastAsia="DFKai-SB" w:hAnsi="Times New Roman" w:cs="Times New Roman" w:hint="eastAsia"/><w:sz w:val="28"/></w:rPr><w:t>三、多年期計畫之執行成果概要</w:t></w:r><w:r><w:rPr><w:rFonts w:ascii="Times New Roman" w:eastAsia="DFKai-SB" w:hAnsi="Times New Roman" w:cs="Times New Roman"/><w:sz w:val="28"/></w:rPr><w:tab/><w:t></w:t></w:r><w:r><w:fldChar w:fldCharType="begin"/></w:r><w:r><w:instrText xml:space="preserve"> PAGEREF sec_4_3 \h </w:instrText></w:r><w:r><w:fldChar w:fldCharType="separate"/></w:r><w:r><w:t>?</w:t></w:r><w:r><w:fldChar w:fldCharType="end"/></w:r><w:r><w:t/w:t></w:r></w:p><w:p><w:pPr><w:tabs><w:tab w:val="left" w:leader="dot" w:pos="8505"/></w:tabs><w:spacing w:line="440" w:lineRule="exact"/><w:ind w:leftChars="200" w:left="1040" w:hangingChars="200" w:hanging="560"/><w:jc w:val="both"/><w:rPr><w:rFonts w:ascii="Times New Roman" w:eastAsia="DFKai-SB" w:hAnsi="Times New Roman" w:cs="Times New Roman"/><w:sz w:val="28"/></w:rPr></w:pPr><w:r><w:rPr><w:rFonts w:ascii="Times New Roman" w:eastAsia="DFKai-SB" w:hAnsi="Times New Roman" w:cs="Times New Roman" w:hint="eastAsia"/><w:sz w:val="28"/></w:rPr><w:t>四、實施方法及進行步驟</w:t></w:r><w:r><w:rPr><w:rFonts w:ascii="Times New Roman" w:eastAsia="DFKai-SB" w:hAnsi="Times New Roman" w:cs="Times New Roman"/><w:sz w:val="28"/></w:rPr><w:tab/><w:t></w:t></w:r><w:r><w:fldChar w:fldCharType="begin"/></w:r><w:r><w:instrText xml:space="preserve"> PAGEREF sec_4_4 \h </w:instrText></w:r><w:r><w:fldChar w:fldCharType="separate"/></w:r><w:r><w:t>?</w:t></w:r><w:r><w:fldChar w:fldCharType="end"/></w:r><w:r><w:t/w:t></w:r></w:p><w:p><w:pPr><w:tabs><w:tab w:val="left" w:leader="dot" w:pos="8505"/></w:tabs><w:spacing w:line="440" w:lineRule="exact"/><w:ind w:leftChars="200" w:left="1040" w:hangingChars="200" w:hanging="560"/><w:jc w:val="both"/><w:rPr><w:rFonts w:ascii="Times New Roman" w:eastAsia="DFKai-SB" w:hAnsi="Times New Roman" w:cs="Times New Roman"/><w:sz w:val="28"/></w:rPr></w:pPr><w:r><w:rPr><w:rFonts w:ascii="Times New Roman" w:eastAsia="DFKai-SB" w:hAnsi="Times New Roman" w:cs="Times New Roman" w:hint="eastAsia"/><w:sz w:val="28"/></w:rPr><w:t>五、成果預估</w:t></w:r><w:r><w:rPr><w:rFonts w:ascii="Times New Roman" w:eastAsia="DFKai-SB" w:hAnsi="Times New Roman" w:cs="Times New Roman"/><w:sz w:val="28"/></w:rPr><w:tab/><w:t></w:t></w:r><w:r><w:fldChar w:fldCharType="begin"/></w:r><w:r><w:instrText xml:space="preserve"> PAGEREF sec_4_5 \h </w:instrText></w:r><w:r><w:fldChar w:fldCharType="separate"/></w:r><w:r><w:t>?</w:t></w:r><w:r><w:fldChar w:fldCharType="end"/></w:r><w:r><w:t/w:t></w:r></w:p><w:p><w:pPr><w:tabs><w:tab w:val="left" w:leader="dot" w:pos="8505"/></w:tabs><w:spacing w:line="440" w:lineRule="exact"/><w:ind w:leftChars="200" w:left="1040" w:hangingChars="200" w:hanging="560"/><w:jc w:val="both"/><w:rPr><w:rFonts w:ascii="Times New Roman" w:eastAsia="DFKai-SB" w:hAnsi="Times New Roman" w:cs="Times New Roman"/><w:sz w:val="28"/></w:rPr></w:pPr><w:r><w:rPr><w:rFonts w:ascii="Times New Roman" w:eastAsia="DFKai-SB" w:hAnsi="Times New Roman" w:cs="Times New Roman" w:hint="eastAsia"/><w:sz w:val="28"/></w:rPr><w:t>六、重要參考文獻</w:t></w:r><w:r><w:rPr><w:rFonts w:ascii="Times New Roman" w:eastAsia="DFKai-SB" w:hAnsi="Times New Roman" w:cs="Times New Roman"/><w:sz w:val="28"/></w:rPr><w:tab/><w:t></w:t></w:r><w:r><w:fldChar w:fldCharType="begin"/></w:r><w:r><w:instrText xml:space="preserve"> PAGEREF sec_4_6 \h </w:instrText></w:r><w:r><w:fldChar w:fldCharType="separate"/></w:r><w:r><w:t>?</w:t></w:r><w:r><w:fldChar w:fldCharType="end"/></w:r><w:r><w:t/w:t></w:r></w:p><w:p><w:pPr><w:tabs><w:tab w:val="left" w:leader="dot" w:pos="8505"/></w:tabs><w:spacing w:line="440" w:lineRule="exact"/><w:ind w:leftChars="200" w:left="1040" w:hangingChars="200" w:hanging="560"/><w:jc w:val="both"/><w:rPr><w:rFonts w:ascii="Times New Roman" w:eastAsia="DFKai-SB" w:hAnsi="Times New Roman" w:cs="Times New Roman"/><w:sz w:val="28"/></w:rPr></w:pPr><w:r><w:rPr><w:rFonts w:ascii="Times New Roman" w:eastAsia="DFKai-SB" w:hAnsi="Times New Roman" w:cs="Times New Roman" w:hint="eastAsia"/><w:sz w:val="28"/></w:rPr><w:t>七、預定進度</w:t></w:r><w:r><w:rPr><w:rFonts w:ascii="Times New Roman" w:eastAsia="DFKai-SB" w:hAnsi="Times New Roman" w:cs="Times New Roman"/><w:sz w:val="28"/></w:rPr><w:tab/><w:t></w:t></w:r><w:r><w:fldChar w:fldCharType="begin"/></w:r><w:r><w:instrText xml:space="preserve"> PAGEREF sec_4_7 \h </w:instrText></w:r><w:r><w:fldChar w:fldCharType="separate"/></w:r><w:r><w:t>?</w:t></w:r><w:r><w:fldChar w:fldCharType="end"/></w:r><w:r><w:t/w:t></w:r></w:p><w:p><w:pPr><w:tabs><w:tab w:val="left" w:leader="dot" w:pos="8505"/></w:tabs><w:spacing w:line="440" w:lineRule="exact"/><w:jc w:val="both"/><w:rPr><w:rFonts w:ascii="Times New Roman" w:eastAsia="DFKai-SB" w:hAnsi="Times New Roman" w:cs="Times New Roman"/><w:sz w:val="28"/></w:rPr></w:pPr><w:r><w:rPr><w:rFonts w:ascii="Times New Roman" w:eastAsia="DFKai-SB" w:hAnsi="Times New Roman" w:cs="Times New Roman" w:hint="eastAsia"/><w:sz w:val="28"/></w:rPr><w:t>伍、人力配置</w:t></w:r><w:r><w:rPr><w:rFonts w:ascii="Times New Roman" w:eastAsia="DFKai-SB" w:hAnsi="Times New Roman" w:cs="Times New Roman"/><w:sz w:val="28"/></w:rPr><w:tab/><w:t></w:t></w:r><w:r><w:fldChar w:fldCharType="begin"/></w:r><w:r><w:instrText xml:space="preserve"> PAGEREF sec_5 \h </w:instrText></w:r><w:r><w:fldChar w:fldCharType="separate"/></w:r><w:r><w:t>?</w:t></w:r><w:r><w:fldChar w:fldCharType="end"/></w:r><w:r><w:t/w:t></w:r></w:p><w:p><w:pPr><w:tabs><w:tab w:val="left" w:leader="dot" w:pos="8505"/></w:tabs><w:spacing w:line="440" w:lineRule="exact"/><w:jc w:val="both"/><w:rPr><w:rFonts w:ascii="Times New Roman" w:eastAsia="DFKai-SB" w:hAnsi="Times New Roman" w:cs="Times New Roman"/><w:sz w:val="28"/></w:rPr></w:pPr><w:r><w:rPr><w:rFonts w:ascii="Times New Roman" w:eastAsia="DFKai-SB" w:hAnsi="Times New Roman" w:cs="Times New Roman" w:hint="eastAsia"/><w:sz w:val="28"/></w:rPr><w:t>陸、經費需求</w:t></w:r><w:r><w:rPr><w:rFonts w:ascii="Times New Roman" w:eastAsia="DFKai-SB" w:hAnsi="Times New Roman" w:cs="Times New Roman" w:hint="eastAsia"/><w:sz w:val="28"/></w:rPr><w:tab/></w:r><w:r><w:rPr><w:rFonts w:ascii="Times New Roman" w:eastAsia="DFKai-SB" w:hAnsi="Times New Roman" w:cs="Times New Roman"/><w:sz w:val="28"/></w:rPr><w:t></w:t></w:r><w:r><w:fldChar w:fldCharType="begin"/></w:r><w:r><w:instrText xml:space="preserve"> PAGEREF sec_6 \h </w:instrText></w:r><w:r><w:fldChar w:fldCharType="separate"/></w:r><w:r><w:t>?</w:t></w:r><w:r><w:fldChar w:fldCharType="end"/></w:r><w:r><w:t/w:t></w:r></w:p><w:p><w:pPr><w:tabs><w:tab w:val="left" w:leader="dot" w:pos="8505"/></w:tabs><w:spacing w:line="440" w:lineRule="exact"/><w:jc w:val="both"/><w:rPr><w:rFonts w:ascii="Times New Roman" w:eastAsia="DFKai-SB" w:hAnsi="Times New Roman" w:cs="Times New Roman"/><w:sz w:val="28"/></w:rPr></w:pPr><w:r><w:rPr><w:rFonts w:ascii="Times New Roman" w:eastAsia="DFKai-SB" w:hAnsi="Times New Roman" w:cs="Times New Roman" w:hint="eastAsia"/><w:sz w:val="28"/></w:rPr><w:t>柒、需其他機關配合或協調事項</w:t></w:r><w:r><w:rPr><w:rFonts w:ascii="Times New Roman" w:eastAsia="DFKai-SB" w:hAnsi="Times New Roman" w:cs="Times New Roman"/><w:sz w:val="28"/></w:rPr><w:tab/><w:t></w:t></w:r><w:r><w:fldChar w:fldCharType="begin"/></w:r><w:r><w:instrText xml:space="preserve"> PAGEREF sec_7 \h </w:instrText></w:r><w:r><w:fldChar w:fldCharType="separate"/></w:r><w:r><w:t>?</w:t></w:r><w:r><w:fldChar w:fldCharType="end"/></w:r><w:r><w:t/w:t></w:r></w:p><w:p><w:bookmarkStart w:id="113" w:name="sec_8"/><w:bookmarkEnd w:id="113"/><w:pPr><w:tabs><w:tab w:val="left" w:leader="dot" w:pos="8505"/></w:tabs><w:spacing w:line="440" w:lineRule="exact"/><w:jc w:val="both"/><w:rPr><w:rFonts w:ascii="Times New Roman" w:eastAsia="DFKai-SB" w:hAnsi="Times New Roman" w:cs="Times New Roman"/><w:sz w:val="28"/></w:rPr></w:pPr><w:r><w:rPr><w:rFonts w:ascii="Times New Roman" w:eastAsia="DFKai-SB" w:hAnsi="Times New Roman" w:cs="Times New Roman" w:hint="eastAsia"/><w:sz w:val="28"/></w:rPr><w:t>捌、附表</w:t></w:r><w:r><w:rPr><w:rFonts w:ascii="Times New Roman" w:eastAsia="DFKai-SB" w:hAnsi="Times New Roman" w:cs="Times New Roman"/><w:sz w:val="28"/></w:rPr><w:tab/><w:t></w:t></w:r><w:r><w:fldChar w:fldCharType="begin"/></w:r><w:r><w:instrText xml:space="preserve"> PAGEREF sec_8 \h </w:instrText></w:r><w:r><w:fldChar w:fldCharType="separate"/></w:r><w:r><w:t>?</w:t></w:r><w:r><w:fldChar w:fldCharType="end"/></w:r><w:r><w:t/w:t></w:r></w:p><w:p><w:pPr><w:tabs><w:tab w:val="left" w:leader="dot" w:pos="8505"/></w:tabs><w:spacing w:line="440" w:lineRule="exact"/><w:ind w:leftChars="200" w:left="1040" w:hangingChars="200" w:hanging="560"/><w:jc w:val="both"/><w:rPr><w:rFonts w:ascii="Times New Roman" w:eastAsia="DFKai-SB" w:hAnsi="Times New Roman" w:cs="Times New Roman"/><w:sz w:val="28"/></w:rPr></w:pPr><w:r><w:rPr><w:rFonts w:ascii="Times New Roman" w:eastAsia="DFKai-SB" w:hAnsi="Times New Roman" w:cs="Times New Roman" w:hint="eastAsia"/><w:sz w:val="28"/></w:rPr><w:t>一、計畫主持人、協同主持人、研究人員學經歷說明書，共</w:t></w:r><w:r><w:rPr><w:rFonts w:ascii="Times New Roman" w:eastAsia="DFKai-SB" w:hAnsi="Times New Roman" w:cs="Times New Roman"/><w:sz w:val="28"/></w:rPr><w:t>(  )/w:t></w:r><w:r><w:rPr><w:rFonts w:ascii="Times New Roman" w:eastAsia="DFKai-SB" w:hAnsi="Times New Roman" w:cs="Times New Roman" w:hint="eastAsia"/><w:sz w:val="28"/></w:rPr><w:t>份</w:t></w:r><w:r><w:rPr><w:rFonts w:ascii="Times New Roman" w:eastAsia="DFKai-SB" w:hAnsi="Times New Roman" w:cs="Times New Roman"/><w:sz w:val="28"/></w:rPr><w:br/></w:r><w:r><w:rPr><w:rFonts w:ascii="Times New Roman" w:eastAsia="DFKai-SB" w:hAnsi="Times New Roman" w:cs="Times New Roman"/><w:sz w:val="28"/></w:rPr><w:tab/><w:t>(  )/w:t></w:r></w:p><w:p><w:pPr><w:tabs><w:tab w:val="left" w:leader="dot" w:pos="8505"/></w:tabs><w:spacing w:line="440" w:lineRule="exact"/><w:ind w:leftChars="200" w:left="1040" w:hangingChars="200" w:hanging="560"/><w:jc w:val="both"/><w:rPr><w:rFonts w:ascii="Times New Roman" w:eastAsia="DFKai-SB" w:hAnsi="Times New Roman" w:cs="Times New Roman"/><w:sz w:val="28"/></w:rPr></w:pPr><w:r><w:rPr><w:rFonts w:ascii="Times New Roman" w:eastAsia="DFKai-SB" w:hAnsi="Times New Roman" w:cs="Times New Roman" w:hint="eastAsia"/><w:sz w:val="28"/></w:rPr><w:t>二、計畫主持人、協同主持人、研究人員最近三年內由本署或其他機構經費支持，且擔任計畫主持人之計畫及申請中之其他計畫之摘要，共</w:t></w:r><w:r><w:rPr><w:rFonts w:ascii="Times New Roman" w:eastAsia="DFKai-SB" w:hAnsi="Times New Roman" w:cs="Times New Roman"/><w:sz w:val="28"/></w:rPr><w:t>(  )/w:t></w:r><w:r><w:rPr><w:rFonts w:ascii="Times New Roman" w:eastAsia="DFKai-SB" w:hAnsi="Times New Roman" w:cs="Times New Roman" w:hint="eastAsia"/><w:sz w:val="28"/></w:rPr><w:t>份</w:t></w:r><w:r><w:rPr><w:rFonts w:ascii="Times New Roman" w:eastAsia="DFKai-SB" w:hAnsi="Times New Roman" w:cs="Times New Roman"/><w:sz w:val="28"/></w:rPr><w:tab/><w:t>(  )/w:t></w:r></w:p><w:p><w:pPr><w:tabs><w:tab w:val="left" w:leader="dot" w:pos="8505"/></w:tabs><w:spacing w:line="440" w:lineRule="exact"/><w:ind w:leftChars="200" w:left="1040" w:hangingChars="200" w:hanging="560"/><w:jc w:val="both"/><w:rPr><w:rFonts w:ascii="Times New Roman" w:eastAsia="DFKai-SB" w:hAnsi="Times New Roman" w:cs="Times New Roman"/><w:sz w:val="28"/></w:rPr></w:pPr><w:r><w:rPr><w:rFonts w:ascii="Times New Roman" w:eastAsia="DFKai-SB" w:hAnsi="Times New Roman" w:cs="Times New Roman" w:hint="eastAsia"/><w:sz w:val="28"/></w:rPr><w:t>三、計畫主持人、協同主持人、研究人員最近</w:t></w:r><w:r><w:rPr><w:rFonts w:ascii="Times New Roman" w:eastAsia="DFKai-SB" w:hAnsi="Times New Roman" w:cs="Times New Roman" w:hint="eastAsia"/><w:sz w:val="28"/></w:rPr><w:t>三</w:t></w:r><w:r><w:rPr><w:rFonts w:ascii="Times New Roman" w:eastAsia="DFKai-SB" w:hAnsi="Times New Roman" w:cs="Times New Roman" w:hint="eastAsia"/><w:sz w:val="28"/></w:rPr><w:t>年已發表之學術性著作清單，共</w:t></w:r><w:r><w:rPr><w:rFonts w:ascii="Times New Roman" w:eastAsia="DFKai-SB" w:hAnsi="Times New Roman" w:cs="Times New Roman"/><w:sz w:val="28"/></w:rPr><w:t>(  )/w:t></w:r><w:r><w:rPr><w:rFonts w:ascii="Times New Roman" w:eastAsia="DFKai-SB" w:hAnsi="Times New Roman" w:cs="Times New Roman" w:hint="eastAsia"/><w:sz w:val="28"/></w:rPr><w:t>份</w:t></w:r><w:r><w:rPr><w:rFonts w:ascii="Times New Roman" w:eastAsia="DFKai-SB" w:hAnsi="Times New Roman" w:cs="Times New Roman"/><w:sz w:val="28"/></w:rPr><w:tab/><w:t>(  )/w:t></w:r></w:p><w:p><w:pPr><w:tabs><w:tab w:val="left" w:leader="dot" w:pos="8505"/></w:tabs><w:spacing w:line="440" w:lineRule="exact"/><w:ind w:leftChars="200" w:left="1040" w:hangingChars="200" w:hanging="560"/><w:jc w:val="both"/><w:rPr><w:rFonts w:ascii="Times New Roman" w:eastAsia="DFKai-SB" w:hAnsi="Times New Roman" w:cs="Times New Roman"/><w:sz w:val="28"/></w:rPr></w:pPr><w:r><w:rPr><w:rFonts w:ascii="Times New Roman" w:eastAsia="DFKai-SB" w:hAnsi="Times New Roman" w:cs="Times New Roman" w:hint="eastAsia"/><w:sz w:val="28"/></w:rPr><w:t>四、其他</w:t></w:r><w:r><w:rPr><w:rFonts w:ascii="Times New Roman" w:eastAsia="DFKai-SB" w:hAnsi="Times New Roman" w:cs="Times New Roman" w:hint="eastAsia"/><w:sz w:val="28"/></w:rPr><w:t>(</w:t></w:r><w:r><w:rPr><w:rFonts w:ascii="Times New Roman" w:eastAsia="DFKai-SB" w:hAnsi="Times New Roman" w:cs="Times New Roman" w:hint="eastAsia"/><w:sz w:val="28"/></w:rPr><w:t>請註明</w:t></w:r><w:r><w:rPr><w:rFonts w:ascii="Times New Roman" w:eastAsia="DFKai-SB" w:hAnsi="Times New Roman" w:cs="Times New Roman" w:hint="eastAsia"/><w:sz w:val="28"/></w:rPr><w:t>)</w:t></w:r><w:r><w:rPr><w:rFonts w:ascii="Times New Roman" w:eastAsia="DFKai-SB" w:hAnsi="Times New Roman" w:cs="Times New Roman"/><w:sz w:val="28"/></w:rPr><w:tab/><w:t>(  )/w:t></w:r></w:p><w:p><w:pPr><w:tabs><w:tab w:val="left" w:leader="dot" w:pos="8505"/></w:tabs><w:spacing w:line="440" w:lineRule="exact"/><w:jc w:val="right"/><w:rPr><w:rFonts w:ascii="Times New Roman" w:eastAsia="DFKai-SB" w:hAnsi="Times New Roman" w:cs="Times New Roman"/><w:sz w:val="28"/></w:rPr></w:pPr><w:r><w:rPr><w:rFonts w:ascii="Times New Roman" w:eastAsia="DFKai-SB" w:hAnsi="Times New Roman" w:cs="Times New Roman" w:hint="eastAsia"/><w:sz w:val="28"/></w:rPr><w:t>共</w:t></w:r><w:r><w:rPr><w:rFonts w:ascii="Times New Roman" w:eastAsia="DFKai-SB" w:hAnsi="Times New Roman" w:cs="Times New Roman"/><w:sz w:val="28"/></w:rPr><w:t>(  )/w:t></w:r><w:r><w:rPr><w:rFonts w:ascii="Times New Roman" w:eastAsia="DFKai-SB" w:hAnsi="Times New Roman" w:cs="Times New Roman" w:hint="eastAsia"/><w:sz w:val="28"/></w:rPr><w:t>頁</w:t></w:r></w:p><w:p><w:pPr><w:widowControl/><w:rPr><w:rFonts w:ascii="Times New Roman" w:eastAsia="DFKai-SB" w:hAnsi="Times New Roman" w:cs="Times New Roman"/></w:rPr></w:pPr></w:p><w:p><w:pPr><w:widowControl/><w:rPr><w:rFonts w:ascii="Times New Roman" w:eastAsia="DFKai-SB" w:hAnsi="Times New Roman" w:cs="Times New Roman"/></w:rPr></w:pPr></w:p><w:p><w:pPr><w:jc w:val="center"/><w:rPr><w:rFonts w:ascii="Times New Roman" w:eastAsia="DFKai-SB" w:hAnsi="Times New Roman" w:cs="Times New Roman"/><w:sz w:val="32"/></w:rPr><w:sectPr><w:pgSz w:w="11906" w:h="16838"/><w:pgMar w:top="1418" w:right="1418" w:bottom="1418" w:left="1418" w:header="851" w:footer="992" w:gutter="0"/><w:cols w:space="425"/><w:docGrid w:type="lines" w:linePitch="360"/></w:sectPr></w:pPr></w:p><w:p><w:bookmarkStart w:id="100" w:name="sec_1"/><w:bookmarkEnd w:id="100"/><w:pPr><w:jc w:val="center"/><w:rPr><w:rFonts w:ascii="Times New Roman" w:eastAsia="DFKai-SB" w:hAnsi="Times New Roman" w:cs="Times New Roman"/><w:sz w:val="32"/></w:rPr></w:pPr><w:r><w:rPr><w:rFonts w:ascii="Times New Roman" w:eastAsia="DFKai-SB" w:hAnsi="Times New Roman" w:cs="Times New Roman" w:hint="eastAsia"/><w:sz w:val="32"/></w:rPr><w:lastRenderedPageBreak/><w:t>衛生福利部疾病管制署</w:t></w:r><w:r><w:rPr><w:rFonts w:ascii="Times New Roman" w:eastAsia="DFKai-SB" w:hAnsi="Times New Roman" w:cs="Times New Roman" w:hint="eastAsia"/><w:sz w:val="32"/><w:u w:val="single"/></w:rPr><w:t>署內</w:t></w:r><w:r><w:rPr><w:rFonts w:ascii="Times New Roman" w:eastAsia="DFKai-SB" w:hAnsi="Times New Roman" w:cs="Times New Roman" w:hint="eastAsia"/><w:sz w:val="32"/></w:rPr><w:t>研究計畫書</w:t></w:r></w:p><w:p><w:pPr><w:jc w:val="both"/><w:rPr><w:rFonts w:ascii="Times New Roman" w:eastAsia="DFKai-SB" w:hAnsi="Times New Roman" w:cs="Times New Roman"/><w:b/></w:rPr></w:pPr><w:r><w:rPr><w:rFonts w:ascii="Times New Roman" w:eastAsia="DFKai-SB" w:hAnsi="Times New Roman" w:cs="Times New Roman" w:hint="eastAsia"/><w:b/></w:rPr><w:t>壹、綜合資料</w:t></w:r></w:p><w:tbl><w:tblPr><w:tblStyle w:val="TableGrid"/><w:tblW w:w="9800" w:type="dxa"/><w:tblLook w:val="04A0" w:firstRow="1" w:lastRow="0" w:firstColumn="1" w:lastColumn="0" w:noHBand="0" w:noVBand="1"/></w:tblPr><w:tblGrid><w:gridCol w:w="1271"/><w:gridCol w:w="663"/><w:gridCol w:w="308"/><w:gridCol w:w="356"/><w:gridCol w:w="151"/><w:gridCol w:w="407"/><w:gridCol w:w="22"/><w:gridCol w:w="79"/><w:gridCol w:w="549"/><w:gridCol w:w="563"/><w:gridCol w:w="150"/><w:gridCol w:w="142"/><w:gridCol w:w="273"/><w:gridCol w:w="427"/><w:gridCol w:w="130"/><w:gridCol w:w="171"/><w:gridCol w:w="679"/><w:gridCol w:w="571"/><w:gridCol w:w="345"/><w:gridCol w:w="213"/><w:gridCol w:w="636"/><w:gridCol w:w="14"/><w:gridCol w:w="66"/><w:gridCol w:w="495"/><w:gridCol w:w="561"/><w:gridCol w:w="558"/></w:tblGrid><w:tr><w:tc><w:tcPr><w:tcW w:w="1271" w:type="dxa"/><w:vMerge w:val="restart"/><w:vAlign w:val="center"/></w:tcPr><w:p><w:pPr><w:jc w:val="center"/><w:rPr><w:rFonts w:ascii="Times New Roman" w:eastAsia="DFKai-SB" w:hAnsi="Times New Roman" w:cs="Times New Roman"/><w:sz w:val="20"/><w:szCs w:val="20"/></w:rPr></w:pPr><w:r><w:rPr><w:rFonts w:ascii="Times New Roman" w:eastAsia="DFKai-SB" w:hAnsi="Times New Roman" w:cs="Times New Roman" w:hint="eastAsia"/><w:sz w:val="20"/><w:szCs w:val="20"/></w:rPr><w:t>計畫名稱</w:t></w:r></w:p></w:tc><w:tc><w:tcPr><w:tcW w:w="8529" w:type="dxa"/><w:gridSpan w:val="25"/><w:vAlign w:val="center"/></w:tcPr><w:p><w:pPr><w:jc w:val="both"/><w:rPr><w:rFonts w:ascii="Times New Roman" w:eastAsia="DFKai-SB" w:hAnsi="Times New Roman" w:cs="Times New Roman"/><w:sz w:val="20"/><w:szCs w:val="20"/></w:rPr></w:pPr><w:r><w:rPr><w:rFonts w:ascii="Times New Roman" w:eastAsia="DFKai-SB" w:hAnsi="Times New Roman" w:cs="Times New Roman" w:hint="eastAsia"/><w:sz w:val="20"/><w:szCs w:val="20"/></w:rPr><w:t>中文：{project_title_zh}</w:t></w:r></w:p><w:p><w:pPr><w:jc w:val="both"/><w:rPr><w:rFonts w:ascii="Times New Roman" w:eastAsia="DFKai-SB" w:hAnsi="Times New Roman" w:cs="Times New Roman"/><w:sz w:val="20"/><w:szCs w:val="20"/></w:rPr></w:pPr></w:p></w:tc></w:tr><w:tr><w:tc><w:tcPr><w:tcW w:w="1271" w:type="dxa"/><w:vMerge/><w:vAlign w:val="center"/></w:tcPr><w:p><w:pPr><w:jc w:val="center"/><w:rPr><w:rFonts w:ascii="Times New Roman" w:eastAsia="DFKai-SB" w:hAnsi="Times New Roman" w:cs="Times New Roman"/><w:sz w:val="20"/><w:szCs w:val="20"/></w:rPr></w:pPr></w:p></w:tc><w:tc><w:tcPr><w:tcW w:w="8529" w:type="dxa"/><w:gridSpan w:val="25"/><w:vAlign w:val="center"/></w:tcPr><w:p><w:pPr><w:jc w:val="both"/><w:rPr><w:rFonts w:ascii="Times New Roman" w:eastAsia="DFKai-SB" w:hAnsi="Times New Roman" w:cs="Times New Roman"/><w:sz w:val="20"/><w:szCs w:val="20"/></w:rPr></w:pPr><w:r><w:rPr><w:rFonts w:ascii="Times New Roman" w:eastAsia="DFKai-SB" w:hAnsi="Times New Roman" w:cs="Times New Roman" w:hint="eastAsia"/><w:sz w:val="20"/><w:szCs w:val="20"/></w:rPr><w:t>英文：{project_title_en}</w:t></w:r></w:p><w:p><w:pPr><w:jc w:val="both"/><w:rPr><w:rFonts w:ascii="Times New Roman" w:eastAsia="DFKai-SB" w:hAnsi="Times New Roman" w:cs="Times New Roman"/><w:sz w:val="20"/><w:szCs w:val="20"/></w:rPr></w:pPr></w:p></w:tc></w:tr><w:tr><w:tc><w:tcPr><w:tcW w:w="1271" w:type="dxa"/><w:vMerge w:val="restart"/><w:vAlign w:val="center"/></w:tcPr><w:p><w:pPr><w:jc w:val="center"/><w:rPr><w:rFonts w:ascii="Times New Roman" w:eastAsia="DFKai-SB" w:hAnsi="Times New Roman" w:cs="Times New Roman"/><w:sz w:val="20"/><w:szCs w:val="20"/></w:rPr></w:pPr><w:r><w:rPr><w:rFonts w:ascii="Times New Roman" w:eastAsia="DFKai-SB" w:hAnsi="Times New Roman" w:cs="Times New Roman" w:hint="eastAsia"/><w:sz w:val="20"/><w:szCs w:val="20"/></w:rPr><w:t>計畫類別</w:t></w:r></w:p></w:tc><w:tc><w:tcPr><w:tcW w:w="1478" w:type="dxa"/><w:gridSpan w:val="4"/><w:vMerge w:val="restart"/><w:tcBorders><w:right w:val="nil"/></w:tcBorders><w:vAlign w:val="center"/></w:tcPr><w:p><w:pPr><w:ind w:left="200" w:hangingChars="100" w:hanging="200"/><w:jc w:val="both"/><w:rPr><w:rFonts w:ascii="Times New Roman" w:eastAsia="DFKai-SB" w:hAnsi="Times New Roman" w:cs="Times New Roman"/><w:sz w:val="20"/><w:szCs w:val="20"/></w:rPr></w:pPr><w:r><w:rPr><w:rFonts w:ascii="Times New Roman" w:eastAsia="DFKai-SB" w:hAnsi="Times New Roman" w:cs="Times New Roman" w:hint="eastAsia"/><w:sz w:val="20"/><w:szCs w:val="20"/></w:rPr><w:t>{project_type_new}新增計畫：</w:t></w:r></w:p></w:tc><w:tc><w:tcPr><w:tcW w:w="2913" w:type="dxa"/><w:gridSpan w:val="11"/><w:tcBorders><w:left w:val="nil"/><w:bottom w:val="nil"/><w:right w:val="nil"/></w:tcBorders></w:tcPr><w:p><w:pPr><w:ind w:left="200" w:hangingChars="100" w:hanging="200"/><w:jc w:val="both"/><w:rPr><w:rFonts w:ascii="Times New Roman" w:eastAsia="DFKai-SB" w:hAnsi="Times New Roman" w:cs="Times New Roman"/><w:sz w:val="20"/><w:szCs w:val="20"/></w:rPr></w:pPr><w:r><w:rPr><w:rFonts w:ascii="Times New Roman" w:eastAsia="DFKai-SB" w:hAnsi="Times New Roman" w:cs="Times New Roman" w:hint="eastAsia"/><w:sz w:val="20"/><w:szCs w:val="20"/></w:rPr><w:t>{project_type_1yr}一年期計畫</w:t></w:r></w:p></w:tc><w:tc><w:tcPr><w:tcW w:w="4138" w:type="dxa"/><w:gridSpan w:val="10"/><w:vMerge w:val="restart"/><w:tcBorders><w:left w:val="nil"/></w:tcBorders></w:tcPr><w:p><w:pPr><w:ind w:left="200" w:hangingChars="100" w:hanging="200"/><w:jc w:val="both"/><w:rPr><w:rFonts w:ascii="Times New Roman" w:eastAsia="DFKai-SB" w:hAnsi="Times New Roman" w:cs="Times New Roman"/><w:sz w:val="20"/><w:szCs w:val="20"/></w:rPr></w:pPr><w:r><w:rPr><w:rFonts w:ascii="Times New Roman" w:eastAsia="DFKai-SB" w:hAnsi="Times New Roman" w:cs="Times New Roman" w:hint="eastAsia"/><w:sz w:val="20"/><w:szCs w:val="20"/></w:rPr><w:t>{project_type_old}舊多年期計畫</w:t></w:r><w:r><w:rPr><w:rFonts w:ascii="Times New Roman" w:eastAsia="DFKai-SB" w:hAnsi="Times New Roman" w:cs="Times New Roman" w:hint="eastAsia"/><w:sz w:val="20"/><w:szCs w:val="20"/></w:rPr><w:t>(</w:t></w:r><w:r><w:rPr><w:rFonts w:ascii="Times New Roman" w:eastAsia="DFKai-SB" w:hAnsi="Times New Roman" w:cs="Times New Roman" w:hint="eastAsia"/><w:sz w:val="20"/><w:szCs w:val="20"/></w:rPr><w:t>指先前已獲本署委託執行前面期程之延續計畫</w:t></w:r><w:r><w:rPr><w:rFonts w:ascii="Times New Roman" w:eastAsia="DFKai-SB" w:hAnsi="Times New Roman" w:cs="Times New Roman" w:hint="eastAsia"/><w:sz w:val="20"/><w:szCs w:val="20"/></w:rPr><w:t>)</w:t></w:r></w:p></w:tc></w:tr><w:tr><w:tc><w:tcPr><w:tcW w:w="1271" w:type="dxa"/><w:vMerge/></w:tcPr><w:p><w:pPr><w:jc w:val="both"/><w:rPr><w:rFonts w:ascii="Times New Roman" w:eastAsia="DFKai-SB" w:hAnsi="Times New Roman" w:cs="Times New Roman"/><w:sz w:val="20"/><w:szCs w:val="20"/></w:rPr></w:pPr></w:p></w:tc><w:tc><w:tcPr><w:tcW w:w="1478" w:type="dxa"/><w:gridSpan w:val="4"/><w:vMerge/><w:tcBorders><w:right w:val="nil"/></w:tcBorders></w:tcPr><w:p><w:pPr><w:jc w:val="both"/><w:rPr><w:rFonts w:ascii="Times New Roman" w:eastAsia="DFKai-SB" w:hAnsi="Times New Roman" w:cs="Times New Roman"/><w:sz w:val="20"/><w:szCs w:val="20"/></w:rPr></w:pPr></w:p></w:tc><w:tc><w:tcPr><w:tcW w:w="2913" w:type="dxa"/><w:gridSpan w:val="11"/><w:tcBorders><w:top w:val="nil"/><w:left w:val="nil"/><w:right w:val="nil"/></w:tcBorders></w:tcPr><w:p><w:pPr><w:ind w:left="200" w:hangingChars="100" w:hanging="200"/><w:jc w:val="both"/><w:rPr><w:rFonts w:ascii="Times New Roman" w:eastAsia="DFKai-SB" w:hAnsi="Times New Roman" w:cs="Times New Roman"/><w:sz w:val="20"/><w:szCs w:val="20"/></w:rPr></w:pPr><w:r><w:rPr><w:rFonts w:ascii="Times New Roman" w:eastAsia="DFKai-SB" w:hAnsi="Times New Roman" w:cs="Times New Roman" w:hint="eastAsia"/><w:sz w:val="20"/><w:szCs w:val="20"/></w:rPr><w:t>{project_type_multi}多年期計畫，共</w:t></w:r><w:r><w:rPr><w:rFonts w:ascii="Times New Roman" w:eastAsia="DFKai-SB" w:hAnsi="Times New Roman" w:cs="Times New Roman" w:hint="eastAsia"/><w:sz w:val="20"/><w:szCs w:val="20"/><w:u w:val="single"/></w:rPr><w:t xml:space="preserve">　　</w:t></w:r><w:r><w:rPr><w:rFonts w:ascii="Times New Roman" w:eastAsia="DFKai-SB" w:hAnsi="Times New Roman" w:cs="Times New Roman" w:hint="eastAsia"/><w:sz w:val="20"/><w:szCs w:val="20"/></w:rPr><w:t>年</w:t></w:r></w:p></w:tc><w:tc><w:tcPr><w:tcW w:w="4138" w:type="dxa"/><w:gridSpan w:val="10"/><w:vMerge/><w:tcBorders><w:left w:val="nil"/></w:tcBorders></w:tcPr><w:p><w:pPr><w:jc w:val="both"/><w:rPr><w:rFonts w:ascii="Times New Roman" w:eastAsia="DFKai-SB" w:hAnsi="Times New Roman" w:cs="Times New Roman"/><w:sz w:val="20"/><w:szCs w:val="20"/></w:rPr></w:pPr></w:p></w:tc></w:tr><w:tr><w:tc><w:tcPr><w:tcW w:w="9800" w:type="dxa"/><w:gridSpan w:val="26"/></w:tcPr><w:p><w:pPr><w:jc w:val="both"/><w:rPr><w:rFonts w:ascii="Times New Roman" w:eastAsia="DFKai-SB" w:hAnsi="Times New Roman" w:cs="Times New Roman"/><w:sz w:val="20"/><w:szCs w:val="20"/></w:rPr></w:pPr><w:r><w:rPr><w:rFonts w:ascii="Times New Roman" w:eastAsia="DFKai-SB" w:hAnsi="Times New Roman" w:cs="Times New Roman" w:hint="eastAsia"/><w:sz w:val="20"/><w:szCs w:val="20"/></w:rPr><w:t>本計畫是否有進行下列實驗：</w:t></w:r><w:r><w:rPr><w:rFonts w:ascii="Times New Roman" w:eastAsia="DFKai-SB" w:hAnsi="Times New Roman" w:cs="Times New Roman" w:hint="eastAsia"/><w:sz w:val="20"/><w:szCs w:val="20"/></w:rPr><w:t>(</w:t></w:r><w:r><w:rPr><w:rFonts w:ascii="Times New Roman" w:eastAsia="DFKai-SB" w:hAnsi="Times New Roman" w:cs="Times New Roman" w:hint="eastAsia"/><w:sz w:val="20"/><w:szCs w:val="20"/></w:rPr><w:t>勾選下列任一項，須附相關實驗之同意文件</w:t></w:r><w:r><w:rPr><w:rFonts w:ascii="Times New Roman" w:eastAsia="DFKai-SB" w:hAnsi="Times New Roman" w:cs="Times New Roman" w:hint="eastAsia"/><w:sz w:val="20"/><w:szCs w:val="20"/></w:rPr><w:t>)</w:t></w:r></w:p><w:p><w:pPr><w:ind w:leftChars="100" w:left="240"/><w:jc w:val="both"/><w:rPr><w:rFonts w:ascii="Times New Roman" w:eastAsia="DFKai-SB" w:hAnsi="Times New Roman" w:cs="Times New Roman"/><w:sz w:val="20"/><w:szCs w:val="20"/></w:rPr></w:pPr><w:r><w:rPr><w:rFonts w:ascii="Times New Roman" w:eastAsia="DFKai-SB" w:hAnsi="Times New Roman" w:cs="Times New Roman" w:hint="eastAsia"/><w:sz w:val="20"/><w:szCs w:val="20"/></w:rPr><w:t>{exp_human}人體研究</w:t></w:r><w:r><w:rPr><w:rFonts w:ascii="Times New Roman" w:eastAsia="DFKai-SB" w:hAnsi="Times New Roman" w:cs="Times New Roman" w:hint="eastAsia"/><w:sz w:val="20"/><w:szCs w:val="20"/></w:rPr><w:t xml:space="preserve">      </w:t></w:r><w:r><w:rPr><w:rFonts w:ascii="Times New Roman" w:eastAsia="DFKai-SB" w:hAnsi="Times New Roman" w:cs="Times New Roman" w:hint="eastAsia"/><w:sz w:val="20"/><w:szCs w:val="20"/></w:rPr><w:t>□基因重組實驗</w:t></w:r><w:r><w:rPr><w:rFonts w:ascii="Times New Roman" w:eastAsia="DFKai-SB" w:hAnsi="Times New Roman" w:cs="Times New Roman" w:hint="eastAsia"/><w:sz w:val="20"/><w:szCs w:val="20"/></w:rPr><w:t xml:space="preserve">      </w:t></w:r><w:r><w:rPr><w:rFonts w:ascii="Times New Roman" w:eastAsia="DFKai-SB" w:hAnsi="Times New Roman" w:cs="Times New Roman" w:hint="eastAsia"/><w:sz w:val="20"/><w:szCs w:val="20"/></w:rPr><w:t>□動物實驗</w:t></w:r><w:r><w:rPr><w:rFonts w:ascii="Times New Roman" w:eastAsia="DFKai-SB" w:hAnsi="Times New Roman" w:cs="Times New Roman" w:hint="eastAsia"/><w:sz w:val="20"/><w:szCs w:val="20"/></w:rPr><w:t xml:space="preserve">      </w:t></w:r><w:r><w:rPr><w:rFonts w:ascii="Times New Roman" w:eastAsia="DFKai-SB" w:hAnsi="Times New Roman" w:cs="Times New Roman" w:hint="eastAsia"/><w:sz w:val="20"/><w:szCs w:val="20"/></w:rPr><w:t>□第二級以上感染性生物材料處分</w:t></w:r></w:p><w:p><w:pPr><w:ind w:leftChars="100" w:left="240"/><w:jc w:val="both"/><w:rPr><w:rFonts w:ascii="Times New Roman" w:eastAsia="DFKai-SB" w:hAnsi="Times New Roman" w:cs="Times New Roman"/><w:sz w:val="20"/><w:szCs w:val="20"/></w:rPr></w:pPr><w:r><w:rPr><w:rFonts w:ascii="Times New Roman" w:eastAsia="DFKai-SB" w:hAnsi="Times New Roman" w:cs="Times New Roman" w:hint="eastAsia"/><w:sz w:val="20"/><w:szCs w:val="20"/></w:rPr><w:t>□涉及使用高危險管制性病原或毒素</w:t></w:r></w:p></w:tc></w:tr><w:tr><w:tc><w:tcPr><w:tcW w:w="1271" w:type="dxa"/><w:vMerge w:val="restart"/><w:tcBorders><w:right w:val="single" w:sz="4" w:space="0" w:color="auto"/></w:tcBorders><w:vAlign w:val="center"/></w:tcPr><w:p><w:pPr><w:jc w:val="center"/><w:rPr><w:rFonts w:ascii="Times New Roman" w:eastAsia="DFKai-SB" w:hAnsi="Times New Roman" w:cs="Times New Roman"/><w:sz w:val="20"/><w:szCs w:val="20"/></w:rPr></w:pPr><w:r><w:rPr><w:rFonts w:ascii="Times New Roman" w:eastAsia="DFKai-SB" w:hAnsi="Times New Roman" w:cs="Times New Roman" w:hint="eastAsia"/><w:sz w:val="20"/><w:szCs w:val="20"/></w:rPr><w:t>執</w:t></w:r><w:r><w:rPr><w:rFonts w:ascii="Times New Roman" w:eastAsia="DFKai-SB" w:hAnsi="Times New Roman" w:cs="Times New Roman" w:hint="eastAsia"/><w:sz w:val="20"/><w:szCs w:val="20"/></w:rPr><w:t xml:space="preserve"> </w:t></w:r><w:r><w:rPr><w:rFonts w:ascii="Times New Roman" w:eastAsia="DFKai-SB" w:hAnsi="Times New Roman" w:cs="Times New Roman" w:hint="eastAsia"/><w:sz w:val="20"/><w:szCs w:val="20"/></w:rPr><w:t>行</w:t></w:r></w:p><w:p><w:pPr><w:jc w:val="center"/><w:rPr><w:rFonts w:ascii="Times New Roman" w:eastAsia="DFKai-SB" w:hAnsi="Times New Roman" w:cs="Times New Roman"/><w:sz w:val="20"/><w:szCs w:val="20"/></w:rPr></w:pPr><w:r><w:rPr><w:rFonts w:ascii="Times New Roman" w:eastAsia="DFKai-SB" w:hAnsi="Times New Roman" w:cs="Times New Roman" w:hint="eastAsia"/><w:sz w:val="20"/><w:szCs w:val="20"/></w:rPr><w:t>期</w:t></w:r><w:r><w:rPr><w:rFonts w:ascii="Times New Roman" w:eastAsia="DFKai-SB" w:hAnsi="Times New Roman" w:cs="Times New Roman" w:hint="eastAsia"/><w:sz w:val="20"/><w:szCs w:val="20"/></w:rPr><w:t xml:space="preserve"> </w:t></w:r><w:r><w:rPr><w:rFonts w:ascii="Times New Roman" w:eastAsia="DFKai-SB" w:hAnsi="Times New Roman" w:cs="Times New Roman" w:hint="eastAsia"/><w:sz w:val="20"/><w:szCs w:val="20"/></w:rPr><w:t>限</w:t></w:r></w:p></w:tc><w:tc><w:tcPr><w:tcW w:w="1327" w:type="dxa"/><w:gridSpan w:val="3"/><w:vMerge w:val="restart"/><w:tcBorders><w:top w:val="nil"/><w:left w:val="single" w:sz="4" w:space="0" w:color="auto"/><w:right w:val="nil"/></w:tcBorders><w:vAlign w:val="center"/></w:tcPr><w:p><w:pPr><w:jc w:val="center"/><w:rPr><w:rFonts w:ascii="Times New Roman" w:eastAsia="DFKai-SB" w:hAnsi="Times New Roman" w:cs="Times New Roman"/><w:sz w:val="20"/><w:szCs w:val="20"/></w:rPr></w:pPr><w:r><w:rPr><w:rFonts w:ascii="Times New Roman" w:eastAsia="DFKai-SB" w:hAnsi="Times New Roman" w:cs="Times New Roman" w:hint="eastAsia"/><w:sz w:val="20"/><w:szCs w:val="20"/></w:rPr><w:t>本年度計畫：</w:t></w:r></w:p></w:tc><w:tc><w:tcPr><w:tcW w:w="558" w:type="dxa"/><w:gridSpan w:val="2"/><w:tcBorders><w:top w:val="nil"/><w:left w:val="nil"/><w:bottom w:val="nil"/><w:right w:val="nil"/></w:tcBorders><w:vAlign w:val="center"/></w:tcPr><w:p><w:pPr><w:jc w:val="center"/><w:rPr><w:rFonts w:ascii="Times New Roman" w:eastAsia="DFKai-SB" w:hAnsi="Times New Roman" w:cs="Times New Roman"/><w:sz w:val="20"/><w:szCs w:val="20"/></w:rPr></w:pPr><w:r><w:rPr><w:rFonts w:ascii="Times New Roman" w:eastAsia="DFKai-SB" w:hAnsi="Times New Roman" w:cs="Times New Roman" w:hint="eastAsia"/><w:sz w:val="20"/><w:szCs w:val="20"/></w:rPr><w:t>自</w:t></w:r></w:p></w:tc><w:tc><w:tcPr><w:tcW w:w="650" w:type="dxa"/><w:gridSpan w:val="3"/><w:tcBorders><w:top w:val="nil"/><w:left w:val="nil"/><w:bottom w:val="nil"/><w:right w:val="nil"/></w:tcBorders><w:vAlign w:val="center"/></w:tcPr><w:p><w:pPr><w:jc w:val="center"/><w:rPr><w:rFonts w:ascii="Times New Roman" w:eastAsia="DFKai-SB" w:hAnsi="Times New Roman" w:cs="Times New Roman"/><w:sz w:val="20"/><w:szCs w:val="20"/></w:rPr></w:pPr><w:r><w:rPr><w:rFonts w:ascii="Times New Roman" w:eastAsia="DFKai-SB" w:hAnsi="Times New Roman" w:cs="Times New Roman" w:hint="eastAsia"/><w:sz w:val="20"/><w:szCs w:val="20"/></w:rPr><w:t>{exec_start_y}</w:t></w:r></w:p></w:tc><w:tc><w:tcPr><w:tcW w:w="563" w:type="dxa"/><w:tcBorders><w:top w:val="nil"/><w:left w:val="nil"/><w:bottom w:val="nil"/><w:right w:val="nil"/></w:tcBorders><w:vAlign w:val="center"/></w:tcPr><w:p><w:pPr><w:jc w:val="center"/><w:rPr><w:rFonts w:ascii="Times New Roman" w:eastAsia="DFKai-SB" w:hAnsi="Times New Roman" w:cs="Times New Roman"/><w:sz w:val="20"/><w:szCs w:val="20"/></w:rPr></w:pPr><w:r><w:rPr><w:rFonts w:ascii="Times New Roman" w:eastAsia="DFKai-SB" w:hAnsi="Times New Roman" w:cs="Times New Roman" w:hint="eastAsia"/><w:sz w:val="20"/><w:szCs w:val="20"/></w:rPr><w:t>{exec_start_m}</w:t></w:r></w:p></w:tc><w:tc><w:tcPr><w:tcW w:w="565" w:type="dxa"/><w:gridSpan w:val="3"/><w:tcBorders><w:top w:val="nil"/><w:left w:val="nil"/><w:bottom w:val="nil"/><w:right w:val="nil"/></w:tcBorders><w:vAlign w:val="center"/></w:tcPr><w:p><w:pPr><w:jc w:val="center"/><w:rPr><w:rFonts w:ascii="Times New Roman" w:eastAsia="DFKai-SB" w:hAnsi="Times New Roman" w:cs="Times New Roman"/><w:sz w:val="20"/><w:szCs w:val="20"/></w:rPr></w:pPr><w:r><w:rPr><w:rFonts w:ascii="Times New Roman" w:eastAsia="DFKai-SB" w:hAnsi="Times New Roman" w:cs="Times New Roman" w:hint="eastAsia"/><w:sz w:val="20"/><w:szCs w:val="20"/></w:rPr><w:t>{exec_start_d}</w:t></w:r></w:p></w:tc><w:tc><w:tcPr><w:tcW w:w="557" w:type="dxa"/><w:gridSpan w:val="2"/><w:tcBorders><w:top w:val="nil"/><w:left w:val="nil"/><w:bottom w:val="nil"/><w:right w:val="nil"/></w:tcBorders><w:vAlign w:val="center"/></w:tcPr><w:p><w:pPr><w:jc w:val="center"/><w:rPr><w:rFonts w:ascii="Times New Roman" w:eastAsia="DFKai-SB" w:hAnsi="Times New Roman" w:cs="Times New Roman"/><w:sz w:val="20"/><w:szCs w:val="20"/></w:rPr></w:pPr><w:r><w:rPr><w:rFonts w:ascii="Times New Roman" w:eastAsia="DFKai-SB" w:hAnsi="Times New Roman" w:cs="Times New Roman" w:hint="eastAsia"/><w:sz w:val="20"/><w:szCs w:val="20"/></w:rPr><w:t>起</w:t></w:r></w:p></w:tc><w:tc><w:tcPr><w:tcW w:w="1421" w:type="dxa"/><w:gridSpan w:val="3"/><w:vMerge w:val="restart"/><w:tcBorders><w:top w:val="nil"/><w:left w:val="nil"/><w:right w:val="nil"/></w:tcBorders><w:vAlign w:val="center"/></w:tcPr><w:p><w:pPr><w:jc w:val="center"/><w:rPr><w:rFonts w:ascii="Times New Roman" w:eastAsia="DFKai-SB" w:hAnsi="Times New Roman" w:cs="Times New Roman"/><w:sz w:val="20"/><w:szCs w:val="20"/></w:rPr></w:pPr><w:r><w:rPr><w:rFonts w:ascii="Times New Roman" w:eastAsia="DFKai-SB" w:hAnsi="Times New Roman" w:cs="Times New Roman" w:hint="eastAsia"/><w:sz w:val="20"/><w:szCs w:val="20"/></w:rPr><w:t>全程計畫：</w:t></w:r></w:p></w:tc><w:tc><w:tcPr><w:tcW w:w="558" w:type="dxa"/><w:gridSpan w:val="2"/><w:tcBorders><w:top w:val="nil"/><w:left w:val="nil"/><w:bottom w:val="nil"/><w:right w:val="nil"/></w:tcBorders><w:vAlign w:val="center"/></w:tcPr><w:p><w:pPr><w:jc w:val="center"/><w:rPr><w:rFonts w:ascii="Times New Roman" w:eastAsia="DFKai-SB" w:hAnsi="Times New Roman" w:cs="Times New Roman"/><w:sz w:val="20"/><w:szCs w:val="20"/></w:rPr></w:pPr><w:r><w:rPr><w:rFonts w:ascii="Times New Roman" w:eastAsia="DFKai-SB" w:hAnsi="Times New Roman" w:cs="Times New Roman" w:hint="eastAsia"/><w:sz w:val="20"/><w:szCs w:val="20"/></w:rPr><w:t>自</w:t></w:r></w:p></w:tc><w:tc><w:tcPr><w:tcW w:w="650" w:type="dxa"/><w:gridSpan w:val="2"/><w:tcBorders><w:top w:val="nil"/><w:left w:val="nil"/><w:bottom w:val="nil"/><w:right w:val="nil"/></w:tcBorders><w:vAlign w:val="center"/></w:tcPr><w:p><w:pPr><w:jc w:val="center"/><w:rPr><w:rFonts w:ascii="Times New Roman" w:eastAsia="DFKai-SB" w:hAnsi="Times New Roman" w:cs="Times New Roman"/><w:sz w:val="20"/><w:szCs w:val="20"/></w:rPr></w:pPr><w:r><w:rPr><w:rFonts w:ascii="Times New Roman" w:eastAsia="DFKai-SB" w:hAnsi="Times New Roman" w:cs="Times New Roman" w:hint="eastAsia"/><w:sz w:val="20"/><w:szCs w:val="20"/></w:rPr><w:t>{exec_start_y}</w:t></w:r></w:p></w:tc><w:tc><w:tcPr><w:tcW w:w="561" w:type="dxa"/><w:gridSpan w:val="2"/><w:tcBorders><w:top w:val="nil"/><w:left w:val="nil"/><w:bottom w:val="nil"/><w:right w:val="nil"/></w:tcBorders><w:vAlign w:val="center"/></w:tcPr><w:p><w:pPr><w:jc w:val="center"/><w:rPr><w:rFonts w:ascii="Times New Roman" w:eastAsia="DFKai-SB" w:hAnsi="Times New Roman" w:cs="Times New Roman"/><w:sz w:val="20"/><w:szCs w:val="20"/></w:rPr></w:pPr><w:r><w:rPr><w:rFonts w:ascii="Times New Roman" w:eastAsia="DFKai-SB" w:hAnsi="Times New Roman" w:cs="Times New Roman" w:hint="eastAsia"/><w:sz w:val="20"/><w:szCs w:val="20"/></w:rPr><w:t>{exec_start_m}</w:t></w:r></w:p></w:tc><w:tc><w:tcPr><w:tcW w:w="561" w:type="dxa"/><w:tcBorders><w:top w:val="nil"/><w:left w:val="nil"/><w:bottom w:val="nil"/><w:right w:val="nil"/></w:tcBorders><w:vAlign w:val="center"/></w:tcPr><w:p><w:pPr><w:jc w:val="center"/><w:rPr><w:rFonts w:ascii="Times New Roman" w:eastAsia="DFKai-SB" w:hAnsi="Times New Roman" w:cs="Times New Roman"/><w:sz w:val="20"/><w:szCs w:val="20"/></w:rPr></w:pPr><w:r><w:rPr><w:rFonts w:ascii="Times New Roman" w:eastAsia="DFKai-SB" w:hAnsi="Times New Roman" w:cs="Times New Roman" w:hint="eastAsia"/><w:sz w:val="20"/><w:szCs w:val="20"/></w:rPr><w:t>{exec_start_d}</w:t></w:r></w:p></w:tc><w:tc><w:tcPr><w:tcW w:w="558" w:type="dxa"/><w:tcBorders><w:top w:val="nil"/><w:left w:val="nil"/><w:bottom w:val="nil"/><w:right w:val="single" w:sz="4" w:space="0" w:color="auto"/></w:tcBorders><w:vAlign w:val="center"/></w:tcPr><w:p><w:pPr><w:jc w:val="center"/><w:rPr><w:rFonts w:ascii="Times New Roman" w:eastAsia="DFKai-SB" w:hAnsi="Times New Roman" w:cs="Times New Roman"/><w:sz w:val="20"/><w:szCs w:val="20"/></w:rPr></w:pPr><w:r><w:rPr><w:rFonts w:ascii="Times New Roman" w:eastAsia="DFKai-SB" w:hAnsi="Times New Roman" w:cs="Times New Roman" w:hint="eastAsia"/><w:sz w:val="20"/><w:szCs w:val="20"/></w:rPr><w:t>起</w:t></w:r></w:p></w:tc></w:tr><w:tr><w:tc><w:tcPr><w:tcW w:w="1271" w:type="dxa"/><w:vMerge/><w:tcBorders><w:right w:val="single" w:sz="4" w:space="0" w:color="auto"/></w:tcBorders><w:vAlign w:val="center"/></w:tcPr><w:p><w:pPr><w:jc w:val="center"/><w:rPr><w:rFonts w:ascii="Times New Roman" w:eastAsia="DFKai-SB" w:hAnsi="Times New Roman" w:cs="Times New Roman"/><w:sz w:val="20"/><w:szCs w:val="20"/></w:rPr></w:pPr></w:p></w:tc><w:tc><w:tcPr><w:tcW w:w="1327" w:type="dxa"/><w:gridSpan w:val="3"/><w:vMerge/><w:tcBorders><w:left w:val="single" w:sz="4" w:space="0" w:color="auto"/><w:right w:val="nil"/></w:tcBorders></w:tcPr><w:p><w:pPr><w:jc w:val="both"/><w:rPr><w:rFonts w:ascii="Times New Roman" w:eastAsia="DFKai-SB" w:hAnsi="Times New Roman" w:cs="Times New Roman"/><w:sz w:val="20"/><w:szCs w:val="20"/></w:rPr></w:pPr></w:p></w:tc><w:tc><w:tcPr><w:tcW w:w="558" w:type="dxa"/><w:gridSpan w:val="2"/><w:tcBorders><w:top w:val="nil"/><w:left w:val="nil"/><w:bottom w:val="nil"/><w:right w:val="nil"/></w:tcBorders><w:vAlign w:val="center"/></w:tcPr><w:p><w:pPr><w:jc w:val="center"/><w:rPr><w:rFonts w:ascii="Times New Roman" w:eastAsia="DFKai-SB" w:hAnsi="Times New Roman" w:cs="Times New Roman"/><w:sz w:val="20"/><w:szCs w:val="20"/></w:rPr></w:pPr></w:p></w:tc><w:tc><w:tcPr><w:tcW w:w="650" w:type="dxa"/><w:gridSpan w:val="3"/><w:tcBorders><w:top w:val="nil"/><w:left w:val="nil"/><w:bottom w:val="nil"/><w:right w:val="nil"/></w:tcBorders><w:vAlign w:val="center"/></w:tcPr><w:p><w:pPr><w:jc w:val="center"/><w:rPr><w:rFonts w:ascii="Times New Roman" w:eastAsia="DFKai-SB" w:hAnsi="Times New Roman" w:cs="Times New Roman"/><w:sz w:val="20"/><w:szCs w:val="20"/></w:rPr></w:pPr><w:r><w:rPr><w:rFonts w:ascii="Times New Roman" w:eastAsia="DFKai-SB" w:hAnsi="Times New Roman" w:cs="Times New Roman" w:hint="eastAsia"/><w:sz w:val="20"/><w:szCs w:val="20"/></w:rPr><w:t>年</w:t></w:r></w:p></w:tc><w:tc><w:tcPr><w:tcW w:w="563" w:type="dxa"/><w:tcBorders><w:top w:val="nil"/><w:left w:val="nil"/><w:bottom w:val="nil"/><w:right w:val="nil"/></w:tcBorders><w:vAlign w:val="center"/></w:tcPr><w:p><w:pPr><w:jc w:val="center"/><w:rPr><w:rFonts w:ascii="Times New Roman" w:eastAsia="DFKai-SB" w:hAnsi="Times New Roman" w:cs="Times New Roman"/><w:sz w:val="20"/><w:szCs w:val="20"/></w:rPr></w:pPr><w:r><w:rPr><w:rFonts w:ascii="Times New Roman" w:eastAsia="DFKai-SB" w:hAnsi="Times New Roman" w:cs="Times New Roman" w:hint="eastAsia"/><w:sz w:val="20"/><w:szCs w:val="20"/></w:rPr><w:t>月</w:t></w:r></w:p></w:tc><w:tc><w:tcPr><w:tcW w:w="565" w:type="dxa"/><w:gridSpan w:val="3"/><w:tcBorders><w:top w:val="nil"/><w:left w:val="nil"/><w:bottom w:val="nil"/><w:right w:val="nil"/></w:tcBorders><w:vAlign w:val="center"/></w:tcPr><w:p><w:pPr><w:jc w:val="center"/><w:rPr><w:rFonts w:ascii="Times New Roman" w:eastAsia="DFKai-SB" w:hAnsi="Times New Roman" w:cs="Times New Roman"/><w:sz w:val="20"/><w:szCs w:val="20"/></w:rPr></w:pPr><w:r><w:rPr><w:rFonts w:ascii="Times New Roman" w:eastAsia="DFKai-SB" w:hAnsi="Times New Roman" w:cs="Times New Roman" w:hint="eastAsia"/><w:sz w:val="20"/><w:szCs w:val="20"/></w:rPr><w:t>日</w:t></w:r></w:p></w:tc><w:tc><w:tcPr><w:tcW w:w="557" w:type="dxa"/><w:gridSpan w:val="2"/><w:tcBorders><w:top w:val="nil"/><w:left w:val="nil"/><w:bottom w:val="nil"/><w:right w:val="nil"/></w:tcBorders><w:vAlign w:val="center"/></w:tcPr><w:p><w:pPr><w:jc w:val="center"/><w:rPr><w:rFonts w:ascii="Times New Roman" w:eastAsia="DFKai-SB" w:hAnsi="Times New Roman" w:cs="Times New Roman"/><w:sz w:val="20"/><w:szCs w:val="20"/></w:rPr></w:pPr></w:p></w:tc><w:tc><w:tcPr><w:tcW w:w="1421" w:type="dxa"/><w:gridSpan w:val="3"/><w:vMerge/><w:tcBorders><w:left w:val="nil"/><w:right w:val="nil"/></w:tcBorders></w:tcPr><w:p><w:pPr><w:jc w:val="both"/><w:rPr><w:rFonts w:ascii="Times New Roman" w:eastAsia="DFKai-SB" w:hAnsi="Times New Roman" w:cs="Times New Roman"/><w:sz w:val="20"/><w:szCs w:val="20"/></w:rPr></w:pPr></w:p></w:tc><w:tc><w:tcPr><w:tcW w:w="558" w:type="dxa"/><w:gridSpan w:val="2"/><w:tcBorders><w:top w:val="nil"/><w:left w:val="nil"/><w:bottom w:val="nil"/><w:right w:val="nil"/></w:tcBorders><w:vAlign w:val="center"/></w:tcPr><w:p><w:pPr><w:jc w:val="center"/><w:rPr><w:rFonts w:ascii="Times New Roman" w:eastAsia="DFKai-SB" w:hAnsi="Times New Roman" w:cs="Times New Roman"/><w:sz w:val="20"/><w:szCs w:val="20"/></w:rPr></w:pPr></w:p></w:tc><w:tc><w:tcPr><w:tcW w:w="650" w:type="dxa"/><w:gridSpan w:val="2"/><w:tcBorders><w:top w:val="nil"/><w:left w:val="nil"/><w:bottom w:val="nil"/><w:right w:val="nil"/></w:tcBorders><w:vAlign w:val="center"/></w:tcPr><w:p><w:pPr><w:jc w:val="center"/><w:rPr><w:rFonts w:ascii="Times New Roman" w:eastAsia="DFKai-SB" w:hAnsi="Times New Roman" w:cs="Times New Roman"/><w:sz w:val="20"/><w:szCs w:val="20"/></w:rPr></w:pPr><w:r><w:rPr><w:rFonts w:ascii="Times New Roman" w:eastAsia="DFKai-SB" w:hAnsi="Times New Roman" w:cs="Times New Roman" w:hint="eastAsia"/><w:sz w:val="20"/><w:szCs w:val="20"/></w:rPr><w:t>年</w:t></w:r></w:p></w:tc><w:tc><w:tcPr><w:tcW w:w="561" w:type="dxa"/><w:gridSpan w:val="2"/><w:tcBorders><w:top w:val="nil"/><w:left w:val="nil"/><w:bottom w:val="nil"/><w:right w:val="nil"/></w:tcBorders><w:vAlign w:val="center"/></w:tcPr><w:p><w:pPr><w:jc w:val="center"/><w:rPr><w:rFonts w:ascii="Times New Roman" w:eastAsia="DFKai-SB" w:hAnsi="Times New Roman" w:cs="Times New Roman"/><w:sz w:val="20"/><w:szCs w:val="20"/></w:rPr></w:pPr><w:r><w:rPr><w:rFonts w:ascii="Times New Roman" w:eastAsia="DFKai-SB" w:hAnsi="Times New Roman" w:cs="Times New Roman" w:hint="eastAsia"/><w:sz w:val="20"/><w:szCs w:val="20"/></w:rPr><w:t>月</w:t></w:r></w:p></w:tc><w:tc><w:tcPr><w:tcW w:w="561" w:type="dxa"/><w:tcBorders><w:top w:val="nil"/><w:left w:val="nil"/><w:bottom w:val="nil"/><w:right w:val="nil"/></w:tcBorders><w:vAlign w:val="center"/></w:tcPr><w:p><w:pPr><w:jc w:val="center"/><w:rPr><w:rFonts w:ascii="Times New Roman" w:eastAsia="DFKai-SB" w:hAnsi="Times New Roman" w:cs="Times New Roman"/><w:sz w:val="20"/><w:szCs w:val="20"/></w:rPr></w:pPr><w:r><w:rPr><w:rFonts w:ascii="Times New Roman" w:eastAsia="DFKai-SB" w:hAnsi="Times New Roman" w:cs="Times New Roman" w:hint="eastAsia"/><w:sz w:val="20"/><w:szCs w:val="20"/></w:rPr><w:t>日</w:t></w:r></w:p></w:tc><w:tc><w:tcPr><w:tcW w:w="558" w:type="dxa"/><w:tcBorders><w:top w:val="nil"/><w:left w:val="nil"/><w:bottom w:val="nil"/><w:right w:val="single" w:sz="4" w:space="0" w:color="auto"/></w:tcBorders><w:vAlign w:val="center"/></w:tcPr><w:p><w:pPr><w:jc w:val="center"/><w:rPr><w:rFonts w:ascii="Times New Roman" w:eastAsia="DFKai-SB" w:hAnsi="Times New Roman" w:cs="Times New Roman"/><w:sz w:val="20"/><w:szCs w:val="20"/></w:rPr></w:pPr></w:p></w:tc></w:tr><w:tr><w:tc><w:tcPr><w:tcW w:w="1271" w:type="dxa"/><w:vMerge/><w:tcBorders><w:right w:val="single" w:sz="4" w:space="0" w:color="auto"/></w:tcBorders><w:vAlign w:val="center"/></w:tcPr><w:p><w:pPr><w:jc w:val="center"/><w:rPr><w:rFonts w:ascii="Times New Roman" w:eastAsia="DFKai-SB" w:hAnsi="Times New Roman" w:cs="Times New Roman"/><w:sz w:val="20"/><w:szCs w:val="20"/></w:rPr></w:pPr></w:p></w:tc><w:tc><w:tcPr><w:tcW w:w="1327" w:type="dxa"/><w:gridSpan w:val="3"/><w:vMerge/><w:tcBorders><w:left w:val="single" w:sz="4" w:space="0" w:color="auto"/><w:bottom w:val="nil"/><w:right w:val="nil"/></w:tcBorders></w:tcPr><w:p><w:pPr><w:jc w:val="both"/><w:rPr><w:rFonts w:ascii="Times New Roman" w:eastAsia="DFKai-SB" w:hAnsi="Times New Roman" w:cs="Times New Roman"/><w:sz w:val="20"/><w:szCs w:val="20"/></w:rPr></w:pPr></w:p></w:tc><w:tc><w:tcPr><w:tcW w:w="558" w:type="dxa"/><w:gridSpan w:val="2"/><w:tcBorders><w:top w:val="nil"/><w:left w:val="nil"/><w:bottom w:val="nil"/><w:right w:val="nil"/></w:tcBorders><w:vAlign w:val="center"/></w:tcPr><w:p><w:pPr><w:jc w:val="center"/><w:rPr><w:rFonts w:ascii="Times New Roman" w:eastAsia="DFKai-SB" w:hAnsi="Times New Roman" w:cs="Times New Roman"/><w:sz w:val="20"/><w:szCs w:val="20"/></w:rPr></w:pPr><w:r><w:rPr><w:rFonts w:ascii="Times New Roman" w:eastAsia="DFKai-SB" w:hAnsi="Times New Roman" w:cs="Times New Roman" w:hint="eastAsia"/><w:sz w:val="20"/><w:szCs w:val="20"/></w:rPr><w:t>至</w:t></w:r></w:p></w:tc><w:tc><w:tcPr><w:tcW w:w="650" w:type="dxa"/><w:gridSpan w:val="3"/><w:tcBorders><w:top w:val="nil"/><w:left w:val="nil"/><w:bottom w:val="nil"/><w:right w:val="nil"/></w:tcBorders><w:vAlign w:val="center"/></w:tcPr><w:p><w:pPr><w:jc w:val="center"/><w:rPr><w:rFonts w:ascii="Times New Roman" w:eastAsia="DFKai-SB" w:hAnsi="Times New Roman" w:cs="Times New Roman"/><w:sz w:val="20"/><w:szCs w:val="20"/></w:rPr></w:pPr><w:r><w:rPr><w:rFonts w:ascii="Times New Roman" w:eastAsia="DFKai-SB" w:hAnsi="Times New Roman" w:cs="Times New Roman" w:hint="eastAsia"/><w:sz w:val="20"/><w:szCs w:val="20"/></w:rPr><w:t>{exec_end_y}</w:t></w:r></w:p></w:tc><w:tc><w:tcPr><w:tcW w:w="563" w:type="dxa"/><w:tcBorders><w:top w:val="nil"/><w:left w:val="nil"/><w:bottom w:val="nil"/><w:right w:val="nil"/></w:tcBorders><w:vAlign w:val="center"/></w:tcPr><w:p><w:pPr><w:jc w:val="center"/><w:rPr><w:rFonts w:ascii="Times New Roman" w:eastAsia="DFKai-SB" w:hAnsi="Times New Roman" w:cs="Times New Roman"/><w:sz w:val="20"/><w:szCs w:val="20"/></w:rPr></w:pPr><w:r><w:rPr><w:rFonts w:ascii="Times New Roman" w:eastAsia="DFKai-SB" w:hAnsi="Times New Roman" w:cs="Times New Roman" w:hint="eastAsia"/><w:sz w:val="20"/><w:szCs w:val="20"/></w:rPr><w:t>{exec_end_m}</w:t></w:r></w:p></w:tc><w:tc><w:tcPr><w:tcW w:w="565" w:type="dxa"/><w:gridSpan w:val="3"/><w:tcBorders><w:top w:val="nil"/><w:left w:val="nil"/><w:bottom w:val="nil"/><w:right w:val="nil"/></w:tcBorders><w:vAlign w:val="center"/></w:tcPr><w:p><w:pPr><w:jc w:val="center"/><w:rPr><w:rFonts w:ascii="Times New Roman" w:eastAsia="DFKai-SB" w:hAnsi="Times New Roman" w:cs="Times New Roman"/><w:sz w:val="20"/><w:szCs w:val="20"/></w:rPr></w:pPr><w:r><w:rPr><w:rFonts w:ascii="Times New Roman" w:eastAsia="DFKai-SB" w:hAnsi="Times New Roman" w:cs="Times New Roman" w:hint="eastAsia"/><w:sz w:val="20"/><w:szCs w:val="20"/></w:rPr><w:t>{exec_end_d}</w:t></w:r></w:p></w:tc><w:tc><w:tcPr><w:tcW w:w="557" w:type="dxa"/><w:gridSpan w:val="2"/><w:tcBorders><w:top w:val="nil"/><w:left w:val="nil"/><w:bottom w:val="nil"/><w:right w:val="nil"/></w:tcBorders><w:vAlign w:val="center"/></w:tcPr><w:p><w:pPr><w:jc w:val="center"/><w:rPr><w:rFonts w:ascii="Times New Roman" w:eastAsia="DFKai-SB" w:hAnsi="Times New Roman" w:cs="Times New Roman"/><w:sz w:val="20"/><w:szCs w:val="20"/></w:rPr></w:pPr><w:r><w:rPr><w:rFonts w:ascii="Times New Roman" w:eastAsia="DFKai-SB" w:hAnsi="Times New Roman" w:cs="Times New Roman" w:hint="eastAsia"/><w:sz w:val="20"/><w:szCs w:val="20"/></w:rPr><w:t>止</w:t></w:r></w:p></w:tc><w:tc><w:tcPr><w:tcW w:w="1421" w:type="dxa"/><w:gridSpan w:val="3"/><w:vMerge/><w:tcBorders><w:left w:val="nil"/><w:bottom w:val="nil"/><w:right w:val="nil"/></w:tcBorders></w:tcPr><w:p><w:pPr><w:jc w:val="both"/><w:rPr><w:rFonts w:ascii="Times New Roman" w:eastAsia="DFKai-SB" w:hAnsi="Times New Roman" w:cs="Times New Roman"/><w:sz w:val="20"/><w:szCs w:val="20"/></w:rPr></w:pPr></w:p></w:tc><w:tc><w:tcPr><w:tcW w:w="558" w:type="dxa"/><w:gridSpan w:val="2"/><w:tcBorders><w:top w:val="nil"/><w:left w:val="nil"/><w:bottom w:val="nil"/><w:right w:val="nil"/></w:tcBorders><w:vAlign w:val="center"/></w:tcPr><w:p><w:pPr><w:jc w:val="center"/><w:rPr><w:rFonts w:ascii="Times New Roman" w:eastAsia="DFKai-SB" w:hAnsi="Times New Roman" w:cs="Times New Roman"/><w:sz w:val="20"/><w:szCs w:val="20"/></w:rPr></w:pPr><w:r><w:rPr><w:rFonts w:ascii="Times New Roman" w:eastAsia="DFKai-SB" w:hAnsi="Times New Roman" w:cs="Times New Roman" w:hint="eastAsia"/><w:sz w:val="20"/><w:szCs w:val="20"/></w:rPr><w:t>至</w:t></w:r></w:p></w:tc><w:tc><w:tcPr><w:tcW w:w="650" w:type="dxa"/><w:gridSpan w:val="2"/><w:tcBorders><w:top w:val="nil"/><w:left w:val="nil"/><w:bottom w:val="nil"/><w:right w:val="nil"/></w:tcBorders><w:vAlign w:val="center"/></w:tcPr><w:p><w:pPr><w:jc w:val="center"/><w:rPr><w:rFonts w:ascii="Times New Roman" w:eastAsia="DFKai-SB" w:hAnsi="Times New Roman" w:cs="Times New Roman"/><w:sz w:val="20"/><w:szCs w:val="20"/></w:rPr></w:pPr><w:r><w:rPr><w:rFonts w:ascii="Times New Roman" w:eastAsia="DFKai-SB" w:hAnsi="Times New Roman" w:cs="Times New Roman" w:hint="eastAsia"/><w:sz w:val="20"/><w:szCs w:val="20"/></w:rPr><w:t>{exec_end_y}</w:t></w:r></w:p></w:tc><w:tc><w:tcPr><w:tcW w:w="561" w:type="dxa"/><w:gridSpan w:val="2"/><w:tcBorders><w:top w:val="nil"/><w:left w:val="nil"/><w:bottom w:val="nil"/><w:right w:val="nil"/></w:tcBorders><w:vAlign w:val="center"/></w:tcPr><w:p><w:pPr><w:jc w:val="center"/><w:rPr><w:rFonts w:ascii="Times New Roman" w:eastAsia="DFKai-SB" w:hAnsi="Times New Roman" w:cs="Times New Roman"/><w:sz w:val="20"/><w:szCs w:val="20"/></w:rPr></w:pPr><w:r><w:rPr><w:rFonts w:ascii="Times New Roman" w:eastAsia="DFKai-SB" w:hAnsi="Times New Roman" w:cs="Times New Roman" w:hint="eastAsia"/><w:sz w:val="20"/><w:szCs w:val="20"/></w:rPr><w:t>{exec_end_m}</w:t></w:r></w:p></w:tc><w:tc><w:tcPr><w:tcW w:w="561" w:type="dxa"/><w:tcBorders><w:top w:val="nil"/><w:left w:val="nil"/><w:bottom w:val="nil"/><w:right w:val="nil"/></w:tcBorders><w:vAlign w:val="center"/></w:tcPr><w:p><w:pPr><w:jc w:val="center"/><w:rPr><w:rFonts w:ascii="Times New Roman" w:eastAsia="DFKai-SB" w:hAnsi="Times New Roman" w:cs="Times New Roman"/><w:sz w:val="20"/><w:szCs w:val="20"/></w:rPr></w:pPr><w:r><w:rPr><w:rFonts w:ascii="Times New Roman" w:eastAsia="DFKai-SB" w:hAnsi="Times New Roman" w:cs="Times New Roman" w:hint="eastAsia"/><w:sz w:val="20"/><w:szCs w:val="20"/></w:rPr><w:t>{exec_end_d}</w:t></w:r></w:p></w:tc><w:tc><w:tcPr><w:tcW w:w="558" w:type="dxa"/><w:tcBorders><w:top w:val="nil"/><w:left w:val="nil"/><w:bottom w:val="nil"/><w:right w:val="single" w:sz="4" w:space="0" w:color="auto"/></w:tcBorders><w:vAlign w:val="center"/></w:tcPr><w:p><w:pPr><w:jc w:val="center"/><w:rPr><w:rFonts w:ascii="Times New Roman" w:eastAsia="DFKai-SB" w:hAnsi="Times New Roman" w:cs="Times New Roman"/><w:sz w:val="20"/><w:szCs w:val="20"/></w:rPr></w:pPr><w:r><w:rPr><w:rFonts w:ascii="Times New Roman" w:eastAsia="DFKai-SB" w:hAnsi="Times New Roman" w:cs="Times New Roman" w:hint="eastAsia"/><w:sz w:val="20"/><w:szCs w:val="20"/></w:rPr><w:t>止</w:t></w:r></w:p></w:tc></w:tr><w:tr><w:tc><w:tcPr><w:tcW w:w="1271" w:type="dxa"/><w:vMerge w:val="restart"/><w:vAlign w:val="center"/></w:tcPr><w:p><w:pPr><w:jc w:val="center"/><w:rPr><w:rFonts w:ascii="Times New Roman" w:eastAsia="DFKai-SB" w:hAnsi="Times New Roman" w:cs="Times New Roman"/><w:sz w:val="20"/><w:szCs w:val="20"/></w:rPr></w:pPr><w:r><w:rPr><w:rFonts w:ascii="Times New Roman" w:eastAsia="DFKai-SB" w:hAnsi="Times New Roman" w:cs="Times New Roman" w:hint="eastAsia"/><w:sz w:val="20"/><w:szCs w:val="20"/></w:rPr><w:t>年</w:t></w:r><w:r><w:rPr><w:rFonts w:ascii="Times New Roman" w:eastAsia="DFKai-SB" w:hAnsi="Times New Roman" w:cs="Times New Roman" w:hint="eastAsia"/><w:sz w:val="20"/><w:szCs w:val="20"/></w:rPr><w:t xml:space="preserve">  </w:t></w:r><w:r><w:rPr><w:rFonts w:ascii="Times New Roman" w:eastAsia="DFKai-SB" w:hAnsi="Times New Roman" w:cs="Times New Roman" w:hint="eastAsia"/><w:sz w:val="20"/><w:szCs w:val="20"/></w:rPr><w:t>度</w:t></w:r></w:p></w:tc><w:tc><w:tcPr><w:tcW w:w="663" w:type="dxa"/><w:vMerge w:val="restart"/><w:vAlign w:val="center"/></w:tcPr><w:p><w:pPr><w:jc w:val="center"/><w:rPr><w:rFonts w:ascii="Times New Roman" w:eastAsia="DFKai-SB" w:hAnsi="Times New Roman" w:cs="Times New Roman"/><w:sz w:val="20"/><w:szCs w:val="20"/></w:rPr></w:pPr><w:r><w:rPr><w:rFonts w:ascii="Times New Roman" w:eastAsia="DFKai-SB" w:hAnsi="Times New Roman" w:cs="Times New Roman" w:hint="eastAsia"/><w:sz w:val="20"/><w:szCs w:val="20"/></w:rPr><w:t>研究</w:t></w:r><w:r><w:rPr><w:rFonts w:ascii="Times New Roman" w:eastAsia="DFKai-SB" w:hAnsi="Times New Roman" w:cs="Times New Roman"/><w:sz w:val="20"/><w:szCs w:val="20"/></w:rPr><w:br/></w:r><w:r><w:rPr><w:rFonts w:ascii="Times New Roman" w:eastAsia="DFKai-SB" w:hAnsi="Times New Roman" w:cs="Times New Roman" w:hint="eastAsia"/><w:sz w:val="20"/><w:szCs w:val="20"/></w:rPr><w:t>人力</w:t></w:r></w:p></w:tc><w:tc><w:tcPr><w:tcW w:w="1323" w:type="dxa"/><w:gridSpan w:val="6"/><w:vMerge w:val="restart"/><w:vAlign w:val="center"/></w:tcPr><w:p><w:pPr><w:jc w:val="center"/><w:rPr><w:rFonts w:ascii="Times New Roman" w:eastAsia="DFKai-SB" w:hAnsi="Times New Roman" w:cs="Times New Roman"/><w:sz w:val="20"/><w:szCs w:val="20"/></w:rPr></w:pPr><w:r><w:rPr><w:rFonts w:ascii="Times New Roman" w:eastAsia="DFKai-SB" w:hAnsi="Times New Roman" w:cs="Times New Roman" w:hint="eastAsia"/><w:sz w:val="20"/><w:szCs w:val="20"/></w:rPr><w:t>申請金額</w:t></w:r></w:p></w:tc><w:tc><w:tcPr><w:tcW w:w="1404" w:type="dxa"/><w:gridSpan w:val="4"/><w:vMerge w:val="restart"/><w:vAlign w:val="center"/></w:tcPr><w:p><w:pPr><w:jc w:val="center"/><w:rPr><w:rFonts w:ascii="Times New Roman" w:eastAsia="DFKai-SB" w:hAnsi="Times New Roman" w:cs="Times New Roman"/><w:sz w:val="20"/><w:szCs w:val="20"/></w:rPr></w:pPr><w:r><w:rPr><w:rFonts w:ascii="Times New Roman" w:eastAsia="DFKai-SB" w:hAnsi="Times New Roman" w:cs="Times New Roman" w:hint="eastAsia"/><w:sz w:val="20"/><w:szCs w:val="20"/></w:rPr><w:t>主管機關</w:t></w:r></w:p><w:p><w:pPr><w:jc w:val="center"/><w:rPr><w:rFonts w:ascii="Times New Roman" w:eastAsia="DFKai-SB" w:hAnsi="Times New Roman" w:cs="Times New Roman"/><w:sz w:val="20"/><w:szCs w:val="20"/></w:rPr></w:pPr><w:r><w:rPr><w:rFonts w:ascii="Times New Roman" w:eastAsia="DFKai-SB" w:hAnsi="Times New Roman" w:cs="Times New Roman" w:hint="eastAsia"/><w:sz w:val="20"/><w:szCs w:val="20"/></w:rPr><w:t>核定金額</w:t></w:r></w:p></w:tc><w:tc><w:tcPr><w:tcW w:w="5139" w:type="dxa"/><w:gridSpan w:val="14"/></w:tcPr><w:p><w:pPr><w:jc w:val="both"/><w:rPr><w:rFonts w:ascii="Times New Roman" w:eastAsia="DFKai-SB" w:hAnsi="Times New Roman" w:cs="Times New Roman"/><w:sz w:val="20"/><w:szCs w:val="20"/></w:rPr></w:pPr><w:r><w:rPr><w:rFonts w:ascii="Times New Roman" w:eastAsia="DFKai-SB" w:hAnsi="Times New Roman" w:cs="Times New Roman" w:hint="eastAsia"/><w:sz w:val="20"/><w:szCs w:val="20"/></w:rPr><w:t>請填下列已執行年度之核定數、本年度之申請數、以後各年度之預估數</w:t></w:r></w:p></w:tc></w:tr><w:tr><w:tc><w:tcPr><w:tcW w:w="1271" w:type="dxa"/><w:vMerge/></w:tcPr><w:p><w:pPr><w:jc w:val="both"/><w:rPr><w:rFonts w:ascii="Times New Roman" w:eastAsia="DFKai-SB" w:hAnsi="Times New Roman" w:cs="Times New Roman"/><w:sz w:val="20"/><w:szCs w:val="20"/></w:rPr></w:pPr></w:p></w:tc><w:tc><w:tcPr><w:tcW w:w="663" w:type="dxa"/><w:vMerge/><w:vAlign w:val="center"/></w:tcPr><w:p><w:pPr><w:jc w:val="center"/><w:rPr><w:rFonts w:ascii="Times New Roman" w:eastAsia="DFKai-SB" w:hAnsi="Times New Roman" w:cs="Times New Roman"/><w:sz w:val="20"/><w:szCs w:val="20"/></w:rPr></w:pPr></w:p></w:tc><w:tc><w:tcPr><w:tcW w:w="1323" w:type="dxa"/><w:gridSpan w:val="6"/><w:vMerge/><w:vAlign w:val="center"/></w:tcPr><w:p><w:pPr><w:jc w:val="right"/><w:rPr><w:rFonts w:ascii="Times New Roman" w:eastAsia="DFKai-SB" w:hAnsi="Times New Roman" w:cs="Times New Roman"/><w:sz w:val="20"/><w:szCs w:val="20"/></w:rPr></w:pPr></w:p></w:tc><w:tc><w:tcPr><w:tcW w:w="1404" w:type="dxa"/><w:gridSpan w:val="4"/><w:vMerge/></w:tcPr><w:p><w:pPr><w:jc w:val="both"/><w:rPr><w:rFonts w:ascii="Times New Roman" w:eastAsia="DFKai-SB" w:hAnsi="Times New Roman" w:cs="Times New Roman"/><w:sz w:val="20"/><w:szCs w:val="20"/></w:rPr></w:pPr></w:p></w:tc><w:tc><w:tcPr><w:tcW w:w="1680" w:type="dxa"/><w:gridSpan w:val="5"/><w:vAlign w:val="center"/></w:tcPr><w:p><w:pPr><w:jc w:val="center"/><w:rPr><w:rFonts w:ascii="Times New Roman" w:eastAsia="DFKai-SB" w:hAnsi="Times New Roman" w:cs="Times New Roman"/><w:sz w:val="20"/><w:szCs w:val="20"/></w:rPr></w:pPr><w:r><w:rPr><w:rFonts w:ascii="Times New Roman" w:eastAsia="DFKai-SB" w:hAnsi="Times New Roman" w:cs="Times New Roman" w:hint="eastAsia"/><w:sz w:val="20"/><w:szCs w:val="20"/></w:rPr><w:t>人事費</w:t></w:r></w:p></w:tc><w:tc><w:tcPr><w:tcW w:w="1765" w:type="dxa"/><w:gridSpan w:val="4"/><w:vAlign w:val="center"/></w:tcPr><w:p><w:pPr><w:jc w:val="center"/><w:rPr><w:rFonts w:ascii="Times New Roman" w:eastAsia="DFKai-SB" w:hAnsi="Times New Roman" w:cs="Times New Roman"/><w:sz w:val="20"/><w:szCs w:val="20"/></w:rPr></w:pPr><w:r><w:rPr><w:rFonts w:ascii="Times New Roman" w:eastAsia="DFKai-SB" w:hAnsi="Times New Roman" w:cs="Times New Roman" w:hint="eastAsia"/><w:sz w:val="20"/><w:szCs w:val="20"/></w:rPr><w:t>業務費</w:t></w:r></w:p></w:tc><w:tc><w:tcPr><w:tcW w:w="1694" w:type="dxa"/><w:gridSpan w:val="5"/><w:vAlign w:val="center"/></w:tcPr><w:p><w:pPr><w:jc w:val="center"/><w:rPr><w:rFonts w:ascii="Times New Roman" w:eastAsia="DFKai-SB" w:hAnsi="Times New Roman" w:cs="Times New Roman"/><w:sz w:val="20"/><w:szCs w:val="20"/></w:rPr></w:pPr><w:r><w:rPr><w:rFonts w:ascii="Times New Roman" w:eastAsia="DFKai-SB" w:hAnsi="Times New Roman" w:cs="Times New Roman" w:hint="eastAsia"/><w:sz w:val="20"/><w:szCs w:val="20"/></w:rPr><w:t>設備費</w:t></w:r><w:r><w:rPr><w:rFonts w:ascii="Times New Roman" w:eastAsia="DFKai-SB" w:hAnsi="Times New Roman" w:cs="Times New Roman" w:hint="eastAsia"/><w:sz w:val="20"/><w:szCs w:val="20"/></w:rPr><w:t>(</w:t></w:r><w:r><w:rPr><w:rFonts w:ascii="Times New Roman" w:eastAsia="DFKai-SB" w:hAnsi="Times New Roman" w:cs="Times New Roman" w:hint="eastAsia"/><w:sz w:val="20"/><w:szCs w:val="20"/></w:rPr><w:t>資本門</w:t></w:r><w:r><w:rPr><w:rFonts w:ascii="Times New Roman" w:eastAsia="DFKai-SB" w:hAnsi="Times New Roman" w:cs="Times New Roman" w:hint="eastAsia"/><w:sz w:val="20"/><w:szCs w:val="20"/></w:rPr><w:t>)</w:t></w:r></w:p></w:tc></w:tr><w:tr><w:trPr><w:trHeight w:val="397"/></w:trPr><w:tc><w:tcPr><w:tcW w:w="1271" w:type="dxa"/><w:vAlign w:val="center"/></w:tcPr><w:p><w:pPr><w:jc w:val="center"/><w:rPr><w:rFonts w:ascii="Times New Roman" w:eastAsia="DFKai-SB" w:hAnsi="Times New Roman" w:cs="Times New Roman"/><w:sz w:val="20"/><w:szCs w:val="20"/></w:rPr></w:pPr><w:r><w:rPr><w:rFonts w:ascii="Times New Roman" w:eastAsia="DFKai-SB" w:hAnsi="Times New Roman" w:cs="Times New Roman" w:hint="eastAsia"/><w:sz w:val="20"/><w:szCs w:val="20"/></w:rPr><w:t>年度</w:t></w:r></w:p></w:tc><w:tc><w:tcPr><w:tcW w:w="663" w:type="dxa"/><w:vAlign w:val="center"/></w:tcPr><w:p><w:pPr><w:jc w:val="center"/><w:rPr><w:rFonts w:ascii="Times New Roman" w:eastAsia="DFKai-SB" w:hAnsi="Times New Roman" w:cs="Times New Roman"/><w:sz w:val="20"/><w:szCs w:val="20"/></w:rPr></w:pPr></w:p></w:tc><w:tc><w:tcPr><w:tcW w:w="1323" w:type="dxa"/><w:gridSpan w:val="6"/><w:vAlign w:val="center"/></w:tcPr><w:p><w:pPr><w:jc w:val="right"/><w:rPr><w:rFonts w:ascii="Times New Roman" w:eastAsia="DFKai-SB" w:hAnsi="Times New Roman" w:cs="Times New Roman"/><w:sz w:val="20"/><w:szCs w:val="20"/></w:rPr></w:pPr></w:p></w:tc><w:tc><w:tcPr><w:tcW w:w="1404" w:type="dxa"/><w:gridSpan w:val="4"/><w:vAlign w:val="center"/></w:tcPr><w:p><w:pPr><w:jc w:val="right"/><w:rPr><w:rFonts w:ascii="Times New Roman" w:eastAsia="DFKai-SB" w:hAnsi="Times New Roman" w:cs="Times New Roman"/><w:sz w:val="20"/><w:szCs w:val="20"/></w:rPr></w:pPr></w:p></w:tc><w:tc><w:tcPr><w:tcW w:w="1680" w:type="dxa"/><w:gridSpan w:val="5"/><w:vAlign w:val="center"/></w:tcPr><w:p><w:pPr><w:jc w:val="right"/><w:rPr><w:rFonts w:ascii="Times New Roman" w:eastAsia="DFKai-SB" w:hAnsi="Times New Roman" w:cs="Times New Roman"/><w:sz w:val="20"/><w:szCs w:val="20"/></w:rPr></w:pPr></w:p></w:tc><w:tc><w:tcPr><w:tcW w:w="1765" w:type="dxa"/><w:gridSpan w:val="4"/><w:vAlign w:val="center"/></w:tcPr><w:p><w:pPr><w:jc w:val="right"/><w:rPr><w:rFonts w:ascii="Times New Roman" w:eastAsia="DFKai-SB" w:hAnsi="Times New Roman" w:cs="Times New Roman"/><w:sz w:val="20"/><w:szCs w:val="20"/></w:rPr></w:pPr></w:p></w:tc><w:tc><w:tcPr><w:tcW w:w="1694" w:type="dxa"/><w:gridSpan w:val="5"/><w:vAlign w:val="center"/></w:tcPr><w:p><w:pPr><w:jc w:val="right"/><w:rPr><w:rFonts w:ascii="Times New Roman" w:eastAsia="DFKai-SB" w:hAnsi="Times New Roman" w:cs="Times New Roman"/><w:sz w:val="20"/><w:szCs w:val="20"/></w:rPr></w:pPr></w:p></w:tc></w:tr><w:tr><w:trPr><w:trHeight w:val="397"/></w:trPr><w:tc><w:tcPr><w:tcW w:w="1271" w:type="dxa"/><w:vAlign w:val="center"/></w:tcPr><w:p><w:pPr><w:jc w:val="center"/><w:rPr><w:sz w:val="20"/><w:szCs w:val="20"/></w:rPr></w:pPr><w:r><w:rPr><w:rFonts w:ascii="Times New Roman" w:eastAsia="DFKai-SB" w:hAnsi="Times New Roman" w:cs="Times New Roman" w:hint="eastAsia"/><w:sz w:val="20"/><w:szCs w:val="20"/></w:rPr><w:t>年度</w:t></w:r></w:p></w:tc><w:tc><w:tcPr><w:tcW w:w="663" w:type="dxa"/><w:vAlign w:val="center"/></w:tcPr><w:p><w:pPr><w:jc w:val="center"/><w:rPr><w:rFonts w:ascii="Times New Roman" w:eastAsia="DFKai-SB" w:hAnsi="Times New Roman" w:cs="Times New Roman"/><w:sz w:val="20"/><w:szCs w:val="20"/></w:rPr></w:pPr></w:p></w:tc><w:tc><w:tcPr><w:tcW w:w="1323" w:type="dxa"/><w:gridSpan w:val="6"/><w:vAlign w:val="center"/></w:tcPr><w:p><w:pPr><w:jc w:val="right"/><w:rPr><w:rFonts w:ascii="Times New Roman" w:eastAsia="DFKai-SB" w:hAnsi="Times New Roman" w:cs="Times New Roman"/><w:sz w:val="20"/><w:szCs w:val="20"/></w:rPr></w:pPr></w:p></w:tc><w:tc><w:tcPr><w:tcW w:w="1404" w:type="dxa"/><w:gridSpan w:val="4"/><w:vAlign w:val="center"/></w:tcPr><w:p><w:pPr><w:jc w:val="right"/><w:rPr><w:rFonts w:ascii="Times New Roman" w:eastAsia="DFKai-SB" w:hAnsi="Times New Roman" w:cs="Times New Roman"/><w:sz w:val="20"/><w:szCs w:val="20"/></w:rPr></w:pPr></w:p></w:tc><w:tc><w:tcPr><w:tcW w:w="1680" w:type="dxa"/><w:gridSpan w:val="5"/><w:vAlign w:val="center"/></w:tcPr><w:p><w:pPr><w:jc w:val="right"/><w:rPr><w:rFonts w:ascii="Times New Roman" w:eastAsia="DFKai-SB" w:hAnsi="Times New Roman" w:cs="Times New Roman"/><w:sz w:val="20"/><w:szCs w:val="20"/></w:rPr></w:pPr></w:p></w:tc><w:tc><w:tcPr><w:tcW w:w="1765" w:type="dxa"/><w:gridSpan w:val="4"/><w:vAlign w:val="center"/></w:tcPr><w:p><w:pPr><w:jc w:val="right"/><w:rPr><w:rFonts w:ascii="Times New Roman" w:eastAsia="DFKai-SB" w:hAnsi="Times New Roman" w:cs="Times New Roman"/><w:sz w:val="20"/><w:szCs w:val="20"/></w:rPr></w:pPr></w:p></w:tc><w:tc><w:tcPr><w:tcW w:w="1694" w:type="dxa"/><w:gridSpan w:val="5"/><w:vAlign w:val="center"/></w:tcPr><w:p><w:pPr><w:jc w:val="right"/><w:rPr><w:rFonts w:ascii="Times New Roman" w:eastAsia="DFKai-SB" w:hAnsi="Times New Roman" w:cs="Times New Roman"/><w:sz w:val="20"/><w:szCs w:val="20"/></w:rPr></w:pPr></w:p></w:tc></w:tr><w:tr><w:trPr><w:trHeight w:val="397"/></w:trPr><w:tc><w:tcPr><w:tcW w:w="1271" w:type="dxa"/><w:vAlign w:val="center"/></w:tcPr><w:p><w:pPr><w:jc w:val="center"/><w:rPr><w:sz w:val="20"/><w:szCs w:val="20"/></w:rPr></w:pPr><w:r><w:rPr><w:rFonts w:ascii="Times New Roman" w:eastAsia="DFKai-SB" w:hAnsi="Times New Roman" w:cs="Times New Roman" w:hint="eastAsia"/><w:sz w:val="20"/><w:szCs w:val="20"/></w:rPr><w:t>年度</w:t></w:r></w:p></w:tc><w:tc><w:tcPr><w:tcW w:w="663" w:type="dxa"/><w:vAlign w:val="center"/></w:tcPr><w:p><w:pPr><w:jc w:val="center"/><w:rPr><w:rFonts w:ascii="Times New Roman" w:eastAsia="DFKai-SB" w:hAnsi="Times New Roman" w:cs="Times New Roman"/><w:sz w:val="20"/><w:szCs w:val="20"/></w:rPr></w:pPr></w:p></w:tc><w:tc><w:tcPr><w:tcW w:w="1323" w:type="dxa"/><w:gridSpan w:val="6"/><w:vAlign w:val="center"/></w:tcPr><w:p><w:pPr><w:jc w:val="right"/><w:rPr><w:rFonts w:ascii="Times New Roman" w:eastAsia="DFKai-SB" w:hAnsi="Times New Roman" w:cs="Times New Roman"/><w:sz w:val="20"/><w:szCs w:val="20"/></w:rPr></w:pPr></w:p></w:tc><w:tc><w:tcPr><w:tcW w:w="1404" w:type="dxa"/><w:gridSpan w:val="4"/><w:vAlign w:val="center"/></w:tcPr><w:p><w:pPr><w:jc w:val="right"/><w:rPr><w:rFonts w:ascii="Times New Roman" w:eastAsia="DFKai-SB" w:hAnsi="Times New Roman" w:cs="Times New Roman"/><w:sz w:val="20"/><w:szCs w:val="20"/></w:rPr></w:pPr></w:p></w:tc><w:tc><w:tcPr><w:tcW w:w="1680" w:type="dxa"/><w:gridSpan w:val="5"/><w:vAlign w:val="center"/></w:tcPr><w:p><w:pPr><w:jc w:val="right"/><w:rPr><w:rFonts w:ascii="Times New Roman" w:eastAsia="DFKai-SB" w:hAnsi="Times New Roman" w:cs="Times New Roman"/><w:sz w:val="20"/><w:szCs w:val="20"/></w:rPr></w:pPr></w:p></w:tc><w:tc><w:tcPr><w:tcW w:w="1765" w:type="dxa"/><w:gridSpan w:val="4"/><w:vAlign w:val="center"/></w:tcPr><w:p><w:pPr><w:jc w:val="right"/><w:rPr><w:rFonts w:ascii="Times New Roman" w:eastAsia="DFKai-SB" w:hAnsi="Times New Roman" w:cs="Times New Roman"/><w:sz w:val="20"/><w:szCs w:val="20"/></w:rPr></w:pPr></w:p></w:tc><w:tc><w:tcPr><w:tcW w:w="1694" w:type="dxa"/><w:gridSpan w:val="5"/><w:vAlign w:val="center"/></w:tcPr><w:p><w:pPr><w:jc w:val="right"/><w:rPr><w:rFonts w:ascii="Times New Roman" w:eastAsia="DFKai-SB" w:hAnsi="Times New Roman" w:cs="Times New Roman"/><w:sz w:val="20"/><w:szCs w:val="20"/></w:rPr></w:pPr></w:p></w:tc></w:tr><w:tr><w:trPr><w:trHeight w:val="397"/></w:trPr><w:tc><w:tcPr><w:tcW w:w="1271" w:type="dxa"/></w:tcPr><w:p><w:pPr><w:jc w:val="center"/><w:rPr><w:rFonts w:ascii="Times New Roman" w:eastAsia="DFKai-SB" w:hAnsi="Times New Roman" w:cs="Times New Roman"/><w:sz w:val="20"/><w:szCs w:val="20"/></w:rPr></w:pPr></w:p></w:tc><w:tc><w:tcPr><w:tcW w:w="663" w:type="dxa"/><w:vAlign w:val="center"/></w:tcPr><w:p><w:pPr><w:jc w:val="center"/><w:rPr><w:rFonts w:ascii="Times New Roman" w:eastAsia="DFKai-SB" w:hAnsi="Times New Roman" w:cs="Times New Roman"/><w:sz w:val="20"/><w:szCs w:val="20"/></w:rPr></w:pPr></w:p></w:tc><w:tc><w:tcPr><w:tcW w:w="1323" w:type="dxa"/><w:gridSpan w:val="6"/><w:vAlign w:val="center"/></w:tcPr><w:p><w:pPr><w:jc w:val="right"/><w:rPr><w:rFonts w:ascii="Times New Roman" w:eastAsia="DFKai-SB" w:hAnsi="Times New Roman" w:cs="Times New Roman"/><w:sz w:val="20"/><w:szCs w:val="20"/></w:rPr></w:pPr></w:p></w:tc><w:tc><w:tcPr><w:tcW w:w="1404" w:type="dxa"/><w:gridSpan w:val="4"/><w:vAlign w:val="center"/></w:tcPr><w:p><w:pPr><w:jc w:val="right"/><w:rPr><w:rFonts w:ascii="Times New Roman" w:eastAsia="DFKai-SB" w:hAnsi="Times New Roman" w:cs="Times New Roman"/><w:sz w:val="20"/><w:szCs w:val="20"/></w:rPr></w:pPr></w:p></w:tc><w:tc><w:tcPr><w:tcW w:w="1680" w:type="dxa"/><w:gridSpan w:val="5"/><w:vAlign w:val="center"/></w:tcPr><w:p><w:pPr><w:jc w:val="right"/><w:rPr><w:rFonts w:ascii="Times New Roman" w:eastAsia="DFKai-SB" w:hAnsi="Times New Roman" w:cs="Times New Roman"/><w:sz w:val="20"/><w:szCs w:val="20"/></w:rPr></w:pPr></w:p></w:tc><w:tc><w:tcPr><w:tcW w:w="1765" w:type="dxa"/><w:gridSpan w:val="4"/><w:vAlign w:val="center"/></w:tcPr><w:p><w:pPr><w:jc w:val="right"/><w:rPr><w:rFonts w:ascii="Times New Roman" w:eastAsia="DFKai-SB" w:hAnsi="Times New Roman" w:cs="Times New Roman"/><w:sz w:val="20"/><w:szCs w:val="20"/></w:rPr></w:pPr></w:p></w:tc><w:tc><w:tcPr><w:tcW w:w="1694" w:type="dxa"/><w:gridSpan w:val="5"/><w:vAlign w:val="center"/></w:tcPr><w:p><w:pPr><w:jc w:val="right"/><w:rPr><w:rFonts w:ascii="Times New Roman" w:eastAsia="DFKai-SB" w:hAnsi="Times New Roman" w:cs="Times New Roman"/><w:sz w:val="20"/><w:szCs w:val="20"/></w:rPr></w:pPr></w:p></w:tc></w:tr><w:tr><w:trPr><w:trHeight w:val="397"/></w:trPr><w:tc><w:tcPr><w:tcW w:w="1271" w:type="dxa"/></w:tcPr><w:p><w:pPr><w:jc w:val="center"/><w:rPr><w:rFonts w:ascii="Times New Roman" w:eastAsia="DFKai-SB" w:hAnsi="Times New Roman" w:cs="Times New Roman"/><w:sz w:val="20"/><w:szCs w:val="20"/></w:rPr></w:pPr><w:r><w:rPr><w:rFonts w:ascii="Times New Roman" w:eastAsia="DFKai-SB" w:hAnsi="Times New Roman" w:cs="Times New Roman" w:hint="eastAsia"/><w:sz w:val="20"/><w:szCs w:val="20"/></w:rPr><w:t>合計</w:t></w:r></w:p></w:tc><w:tc><w:tcPr><w:tcW w:w="663" w:type="dxa"/><w:vAlign w:val="center"/></w:tcPr><w:p><w:pPr><w:jc w:val="center"/><w:rPr><w:rFonts w:ascii="Times New Roman" w:eastAsia="DFKai-SB" w:hAnsi="Times New Roman" w:cs="Times New Roman"/><w:sz w:val="20"/><w:szCs w:val="20"/></w:rPr></w:pPr></w:p></w:tc><w:tc><w:tcPr><w:tcW w:w="1323" w:type="dxa"/><w:gridSpan w:val="6"/><w:vAlign w:val="center"/></w:tcPr><w:p><w:pPr><w:jc w:val="right"/><w:rPr><w:rFonts w:ascii="Times New Roman" w:eastAsia="DFKai-SB" w:hAnsi="Times New Roman" w:cs="Times New Roman"/><w:sz w:val="20"/><w:szCs w:val="20"/></w:rPr></w:pPr></w:p></w:tc><w:tc><w:tcPr><w:tcW w:w="1404" w:type="dxa"/><w:gridSpan w:val="4"/><w:vAlign w:val="center"/></w:tcPr><w:p><w:pPr><w:jc w:val="right"/><w:rPr><w:rFonts w:ascii="Times New Roman" w:eastAsia="DFKai-SB" w:hAnsi="Times New Roman" w:cs="Times New Roman"/><w:sz w:val="20"/><w:szCs w:val="20"/></w:rPr></w:pPr></w:p></w:tc><w:tc><w:tcPr><w:tcW w:w="1680" w:type="dxa"/><w:gridSpan w:val="5"/><w:vAlign w:val="center"/></w:tcPr><w:p><w:pPr><w:jc w:val="right"/><w:rPr><w:rFonts w:ascii="Times New Roman" w:eastAsia="DFKai-SB" w:hAnsi="Times New Roman" w:cs="Times New Roman"/><w:sz w:val="20"/><w:szCs w:val="20"/></w:rPr></w:pPr></w:p></w:tc><w:tc><w:tcPr><w:tcW w:w="1765" w:type="dxa"/><w:gridSpan w:val="4"/><w:vAlign w:val="center"/></w:tcPr><w:p><w:pPr><w:jc w:val="right"/><w:rPr><w:rFonts w:ascii="Times New Roman" w:eastAsia="DFKai-SB" w:hAnsi="Times New Roman" w:cs="Times New Roman"/><w:sz w:val="20"/><w:szCs w:val="20"/></w:rPr></w:pPr></w:p></w:tc><w:tc><w:tcPr><w:tcW w:w="1694" w:type="dxa"/><w:gridSpan w:val="5"/><w:vAlign w:val="center"/></w:tcPr><w:p><w:pPr><w:jc w:val="right"/><w:rPr><w:rFonts w:ascii="Times New Roman" w:eastAsia="DFKai-SB" w:hAnsi="Times New Roman" w:cs="Times New Roman"/><w:sz w:val="20"/><w:szCs w:val="20"/></w:rPr></w:pPr></w:p></w:tc></w:tr><w:tr><w:trPr><w:trHeight w:val="397"/></w:trPr><w:tc><w:tcPr><w:tcW w:w="1271" w:type="dxa"/></w:tcPr><w:p><w:pPr><w:jc w:val="center"/><w:rPr><w:rFonts w:ascii="Times New Roman" w:eastAsia="DFKai-SB" w:hAnsi="Times New Roman" w:cs="Times New Roman"/><w:sz w:val="20"/><w:szCs w:val="20"/></w:rPr></w:pPr><w:r><w:rPr><w:rFonts w:ascii="Times New Roman" w:eastAsia="DFKai-SB" w:hAnsi="Times New Roman" w:cs="Times New Roman" w:hint="eastAsia"/><w:sz w:val="20"/><w:szCs w:val="20"/></w:rPr><w:t>計畫主持人</w:t></w:r></w:p></w:tc><w:tc><w:tcPr><w:tcW w:w="971" w:type="dxa"/><w:gridSpan w:val="2"/></w:tcPr><w:p><w:pPr><w:jc w:val="both"/><w:rPr><w:rFonts w:ascii="Times New Roman" w:eastAsia="DFKai-SB" w:hAnsi="Times New Roman" w:cs="Times New Roman"/><w:sz w:val="20"/><w:szCs w:val="20"/></w:rPr></w:pPr><w:r><w:rPr><w:rFonts w:ascii="Times New Roman" w:eastAsia="DFKai-SB" w:hAnsi="Times New Roman" w:cs="Times New Roman" w:hint="eastAsia"/><w:sz w:val="20"/><w:szCs w:val="20"/></w:rPr><w:t>{pi_name_zh}</w:t></w:r></w:p></w:tc><w:tc><w:tcPr><w:tcW w:w="936" w:type="dxa"/><w:gridSpan w:val="4"/></w:tcPr><w:p><w:pPr><w:jc w:val="both"/><w:rPr><w:rFonts w:ascii="Times New Roman" w:eastAsia="DFKai-SB" w:hAnsi="Times New Roman" w:cs="Times New Roman"/><w:sz w:val="20"/><w:szCs w:val="20"/></w:rPr></w:pPr><w:r><w:rPr><w:rFonts w:ascii="Times New Roman" w:eastAsia="DFKai-SB" w:hAnsi="Times New Roman" w:cs="Times New Roman" w:hint="eastAsia"/><w:sz w:val="20"/><w:szCs w:val="20"/></w:rPr><w:t>職</w:t></w:r><w:r><w:rPr><w:rFonts w:ascii="Times New Roman" w:eastAsia="DFKai-SB" w:hAnsi="Times New Roman" w:cs="Times New Roman" w:hint="eastAsia"/><w:sz w:val="20"/><w:szCs w:val="20"/></w:rPr><w:t xml:space="preserve">  </w:t></w:r><w:r><w:rPr><w:rFonts w:ascii="Times New Roman" w:eastAsia="DFKai-SB" w:hAnsi="Times New Roman" w:cs="Times New Roman" w:hint="eastAsia"/><w:sz w:val="20"/><w:szCs w:val="20"/></w:rPr><w:t>稱</w:t></w:r></w:p></w:tc><w:tc><w:tcPr><w:tcW w:w="1341" w:type="dxa"/><w:gridSpan w:val="4"/></w:tcPr><w:p><w:pPr><w:jc w:val="both"/><w:rPr><w:rFonts w:ascii="Times New Roman" w:eastAsia="DFKai-SB" w:hAnsi="Times New Roman" w:cs="Times New Roman"/><w:sz w:val="20"/><w:szCs w:val="20"/></w:rPr></w:pPr><w:r><w:rPr><w:rFonts w:ascii="Times New Roman" w:eastAsia="DFKai-SB" w:hAnsi="Times New Roman" w:cs="Times New Roman" w:hint="eastAsia"/><w:sz w:val="20"/><w:szCs w:val="20"/></w:rPr><w:t>{pi_title}</w:t></w:r></w:p></w:tc><w:tc><w:tcPr><w:tcW w:w="842" w:type="dxa"/><w:gridSpan w:val="3"/></w:tcPr><w:p><w:pPr><w:jc w:val="both"/><w:rPr><w:rFonts w:ascii="Times New Roman" w:eastAsia="DFKai-SB" w:hAnsi="Times New Roman" w:cs="Times New Roman"/><w:sz w:val="20"/><w:szCs w:val="20"/></w:rPr></w:pPr><w:r><w:rPr><w:rFonts w:ascii="Times New Roman" w:eastAsia="DFKai-SB" w:hAnsi="Times New Roman" w:cs="Times New Roman" w:hint="eastAsia"/><w:sz w:val="20"/><w:szCs w:val="20"/></w:rPr><w:t>電</w:t></w:r><w:r><w:rPr><w:rFonts w:ascii="Times New Roman" w:eastAsia="DFKai-SB" w:hAnsi="Times New Roman" w:cs="Times New Roman" w:hint="eastAsia"/><w:sz w:val="20"/><w:szCs w:val="20"/></w:rPr><w:t xml:space="preserve">  </w:t></w:r><w:r><w:rPr><w:rFonts w:ascii="Times New Roman" w:eastAsia="DFKai-SB" w:hAnsi="Times New Roman" w:cs="Times New Roman" w:hint="eastAsia"/><w:sz w:val="20"/><w:szCs w:val="20"/></w:rPr><w:t>話</w:t></w:r></w:p></w:tc><w:tc><w:tcPr><w:tcW w:w="1896" w:type="dxa"/><w:gridSpan w:val="5"/></w:tcPr><w:p><w:pPr><w:jc w:val="both"/><w:rPr><w:rFonts w:ascii="Times New Roman" w:eastAsia="DFKai-SB" w:hAnsi="Times New Roman" w:cs="Times New Roman"/><w:sz w:val="20"/><w:szCs w:val="20"/></w:rPr></w:pPr><w:r><w:t>{pi_phone}</w:t></w:r></w:p></w:tc><w:tc><w:tcPr><w:tcW w:w="929" w:type="dxa"/><w:gridSpan w:val="4"/></w:tcPr><w:p><w:pPr><w:jc w:val="both"/><w:rPr><w:rFonts w:ascii="Times New Roman" w:eastAsia="DFKai-SB" w:hAnsi="Times New Roman" w:cs="Times New Roman"/><w:sz w:val="20"/><w:szCs w:val="20"/></w:rPr></w:pPr><w:r><w:rPr><w:rFonts w:ascii="Times New Roman" w:eastAsia="DFKai-SB" w:hAnsi="Times New Roman" w:cs="Times New Roman" w:hint="eastAsia"/><w:sz w:val="20"/><w:szCs w:val="20"/></w:rPr><w:t>傳</w:t></w:r><w:r><w:rPr><w:rFonts w:ascii="Times New Roman" w:eastAsia="DFKai-SB" w:hAnsi="Times New Roman" w:cs="Times New Roman" w:hint="eastAsia"/><w:sz w:val="20"/><w:szCs w:val="20"/></w:rPr><w:t xml:space="preserve"> </w:t></w:r><w:r><w:rPr><w:rFonts w:ascii="Times New Roman" w:eastAsia="DFKai-SB" w:hAnsi="Times New Roman" w:cs="Times New Roman"/><w:sz w:val="20"/><w:szCs w:val="20"/></w:rPr><w:t xml:space="preserve"> </w:t></w:r><w:r><w:rPr><w:rFonts w:ascii="Times New Roman" w:eastAsia="DFKai-SB" w:hAnsi="Times New Roman" w:cs="Times New Roman" w:hint="eastAsia"/><w:sz w:val="20"/><w:szCs w:val="20"/></w:rPr><w:t>真</w:t></w:r></w:p></w:tc><w:tc><w:tcPr><w:tcW w:w="1614" w:type="dxa"/><w:gridSpan w:val="3"/></w:tcPr><w:p><w:pPr><w:jc w:val="both"/><w:rPr><w:rFonts w:ascii="Times New Roman" w:eastAsia="DFKai-SB" w:hAnsi="Times New Roman" w:cs="Times New Roman"/><w:sz w:val="20"/><w:szCs w:val="20"/></w:rPr></w:pPr><w:r><w:t>{pi_fax}</w:t></w:r></w:p></w:tc></w:tr><w:tr><w:trPr><w:trHeight w:val="397"/></w:trPr><w:tc><w:tcPr><w:tcW w:w="1271" w:type="dxa"/></w:tcPr><w:p><w:pPr><w:jc w:val="center"/><w:rPr><w:rFonts w:ascii="Times New Roman" w:eastAsia="DFKai-SB" w:hAnsi="Times New Roman" w:cs="Times New Roman"/><w:sz w:val="20"/><w:szCs w:val="20"/></w:rPr></w:pPr><w:r><w:rPr><w:rFonts w:ascii="Times New Roman" w:eastAsia="DFKai-SB" w:hAnsi="Times New Roman" w:cs="Times New Roman"/><w:sz w:val="20"/><w:szCs w:val="20"/></w:rPr><w:t>E-mail</w:t></w:r></w:p></w:tc><w:tc><w:tcPr><w:tcW w:w="8529" w:type="dxa"/><w:gridSpan w:val="25"/></w:tcPr><w:p><w:pPr><w:jc w:val="both"/><w:rPr><w:rFonts w:ascii="Times New Roman" w:eastAsia="DFKai-SB" w:hAnsi="Times New Roman" w:cs="Times New Roman"/><w:sz w:val="20"/><w:szCs w:val="20"/></w:rPr></w:pPr><w:r><w:t>{pi_email}</w:t></w:r></w:p></w:tc></w:tr><w:tr><w:trPr><w:trHeight w:val="397"/></w:trPr><w:tc><w:tcPr><w:tcW w:w="1271" w:type="dxa"/></w:tcPr><w:p><w:pPr><w:jc w:val="center"/><w:rPr><w:rFonts w:ascii="Times New Roman" w:eastAsia="DFKai-SB" w:hAnsi="Times New Roman" w:cs="Times New Roman"/><w:sz w:val="20"/><w:szCs w:val="20"/></w:rPr></w:pPr><w:r><w:rPr><w:rFonts w:ascii="Times New Roman" w:eastAsia="DFKai-SB" w:hAnsi="Times New Roman" w:cs="Times New Roman" w:hint="eastAsia"/><w:sz w:val="20"/><w:szCs w:val="20"/></w:rPr><w:t>連絡地址</w:t></w:r></w:p></w:tc><w:tc><w:tcPr><w:tcW w:w="8529" w:type="dxa"/><w:gridSpan w:val="25"/></w:tcPr><w:p><w:pPr><w:jc w:val="both"/><w:rPr><w:rFonts w:ascii="Times New Roman" w:eastAsia="DFKai-SB" w:hAnsi="Times New Roman" w:cs="Times New Roman"/><w:sz w:val="20"/><w:szCs w:val="20"/></w:rPr></w:pPr><w:r><w:t>{pi_address}</w:t></w:r></w:p></w:tc></w:tr><w:tr><w:trPr><w:trHeight w:val="397"/></w:trPr><w:tc><w:tcPr><w:tcW w:w="1271" w:type="dxa"/></w:tcPr><w:p><w:pPr><w:jc w:val="center"/><w:rPr><w:rFonts w:ascii="Times New Roman" w:eastAsia="DFKai-SB" w:hAnsi="Times New Roman" w:cs="Times New Roman"/><w:sz w:val="20"/><w:szCs w:val="20"/></w:rPr></w:pPr><w:r><w:rPr><w:rFonts w:ascii="Times New Roman" w:eastAsia="DFKai-SB" w:hAnsi="Times New Roman" w:cs="Times New Roman" w:hint="eastAsia"/><w:sz w:val="20"/><w:szCs w:val="20"/></w:rPr><w:t>計畫連絡人</w:t></w:r></w:p></w:tc><w:tc><w:tcPr><w:tcW w:w="971" w:type="dxa"/><w:gridSpan w:val="2"/></w:tcPr><w:p><w:pPr><w:jc w:val="both"/><w:rPr><w:rFonts w:ascii="Times New Roman" w:eastAsia="DFKai-SB" w:hAnsi="Times New Roman" w:cs="Times New Roman"/><w:sz w:val="20"/><w:szCs w:val="20"/></w:rPr></w:pPr><w:r><w:rPr><w:rFonts w:ascii="Times New Roman" w:eastAsia="DFKai-SB" w:hAnsi="Times New Roman" w:cs="Times New Roman" w:hint="eastAsia"/><w:sz w:val="20"/><w:szCs w:val="20"/></w:rPr><w:t>{contact_name_zh}</w:t></w:r></w:p></w:tc><w:tc><w:tcPr><w:tcW w:w="936" w:type="dxa"/><w:gridSpan w:val="4"/></w:tcPr><w:p><w:pPr><w:jc w:val="both"/><w:rPr><w:rFonts w:ascii="Times New Roman" w:eastAsia="DFKai-SB" w:hAnsi="Times New Roman" w:cs="Times New Roman"/><w:sz w:val="20"/><w:szCs w:val="20"/></w:rPr></w:pPr><w:r><w:rPr><w:rFonts w:ascii="Times New Roman" w:eastAsia="DFKai-SB" w:hAnsi="Times New Roman" w:cs="Times New Roman" w:hint="eastAsia"/><w:sz w:val="20"/><w:szCs w:val="20"/></w:rPr><w:t>職</w:t></w:r><w:r><w:rPr><w:rFonts w:ascii="Times New Roman" w:eastAsia="DFKai-SB" w:hAnsi="Times New Roman" w:cs="Times New Roman" w:hint="eastAsia"/><w:sz w:val="20"/><w:szCs w:val="20"/></w:rPr><w:t xml:space="preserve">  </w:t></w:r><w:r><w:rPr><w:rFonts w:ascii="Times New Roman" w:eastAsia="DFKai-SB" w:hAnsi="Times New Roman" w:cs="Times New Roman" w:hint="eastAsia"/><w:sz w:val="20"/><w:szCs w:val="20"/></w:rPr><w:t>稱</w:t></w:r></w:p></w:tc><w:tc><w:tcPr><w:tcW w:w="1341" w:type="dxa"/><w:gridSpan w:val="4"/></w:tcPr><w:p><w:pPr><w:jc w:val="both"/><w:rPr><w:rFonts w:ascii="Times New Roman" w:eastAsia="DFKai-SB" w:hAnsi="Times New Roman" w:cs="Times New Roman"/><w:sz w:val="20"/><w:szCs w:val="20"/></w:rPr></w:pPr><w:r><w:rPr><w:rFonts w:ascii="Times New Roman" w:eastAsia="DFKai-SB" w:hAnsi="Times New Roman" w:cs="Times New Roman" w:hint="eastAsia"/><w:sz w:val="20"/><w:szCs w:val="20"/></w:rPr><w:t>{contact_title}</w:t></w:r></w:p></w:tc><w:tc><w:tcPr><w:tcW w:w="842" w:type="dxa"/><w:gridSpan w:val="3"/></w:tcPr><w:p><w:pPr><w:jc w:val="both"/><w:rPr><w:rFonts w:ascii="Times New Roman" w:eastAsia="DFKai-SB" w:hAnsi="Times New Roman" w:cs="Times New Roman"/><w:sz w:val="20"/><w:szCs w:val="20"/></w:rPr></w:pPr><w:r><w:rPr><w:rFonts w:ascii="Times New Roman" w:eastAsia="DFKai-SB" w:hAnsi="Times New Roman" w:cs="Times New Roman" w:hint="eastAsia"/><w:sz w:val="20"/><w:szCs w:val="20"/></w:rPr><w:t>電</w:t></w:r><w:r><w:rPr><w:rFonts w:ascii="Times New Roman" w:eastAsia="DFKai-SB" w:hAnsi="Times New Roman" w:cs="Times New Roman" w:hint="eastAsia"/><w:sz w:val="20"/><w:szCs w:val="20"/></w:rPr><w:t xml:space="preserve">  </w:t></w:r><w:r><w:rPr><w:rFonts w:ascii="Times New Roman" w:eastAsia="DFKai-SB" w:hAnsi="Times New Roman" w:cs="Times New Roman" w:hint="eastAsia"/><w:sz w:val="20"/><w:szCs w:val="20"/></w:rPr><w:t>話</w:t></w:r></w:p></w:tc><w:tc><w:tcPr><w:tcW w:w="1896" w:type="dxa"/><w:gridSpan w:val="5"/></w:tcPr><w:p><w:pPr><w:jc w:val="both"/><w:rPr><w:rFonts w:ascii="Times New Roman" w:eastAsia="DFKai-SB" w:hAnsi="Times New Roman" w:cs="Times New Roman"/><w:sz w:val="20"/><w:szCs w:val="20"/></w:rPr></w:pPr><w:r><w:t>{contact_phone}</w:t></w:r></w:p></w:tc><w:tc><w:tcPr><w:tcW w:w="929" w:type="dxa"/><w:gridSpan w:val="4"/></w:tcPr><w:p><w:pPr><w:jc w:val="both"/><w:rPr><w:rFonts w:ascii="Times New Roman" w:eastAsia="DFKai-SB" w:hAnsi="Times New Roman" w:cs="Times New Roman"/><w:sz w:val="20"/><w:szCs w:val="20"/></w:rPr></w:pPr><w:r><w:rPr><w:rFonts w:ascii="Times New Roman" w:eastAsia="DFKai-SB" w:hAnsi="Times New Roman" w:cs="Times New Roman" w:hint="eastAsia"/><w:sz w:val="20"/><w:szCs w:val="20"/></w:rPr><w:t>傳</w:t></w:r><w:r><w:rPr><w:rFonts w:ascii="Times New Roman" w:eastAsia="DFKai-SB" w:hAnsi="Times New Roman" w:cs="Times New Roman" w:hint="eastAsia"/><w:sz w:val="20"/><w:szCs w:val="20"/></w:rPr><w:t xml:space="preserve"> </w:t></w:r><w:r><w:rPr><w:rFonts w:ascii="Times New Roman" w:eastAsia="DFKai-SB" w:hAnsi="Times New Roman" w:cs="Times New Roman"/><w:sz w:val="20"/><w:szCs w:val="20"/></w:rPr><w:t xml:space="preserve"> </w:t></w:r><w:r><w:rPr><w:rFonts w:ascii="Times New Roman" w:eastAsia="DFKai-SB" w:hAnsi="Times New Roman" w:cs="Times New Roman" w:hint="eastAsia"/><w:sz w:val="20"/><w:szCs w:val="20"/></w:rPr><w:t>真</w:t></w:r></w:p></w:tc><w:tc><w:tcPr><w:tcW w:w="1614" w:type="dxa"/><w:gridSpan w:val="3"/></w:tcPr><w:p><w:pPr><w:jc w:val="both"/><w:rPr><w:rFonts w:ascii="Times New Roman" w:eastAsia="DFKai-SB" w:hAnsi="Times New Roman" w:cs="Times New Roman"/><w:sz w:val="20"/><w:szCs w:val="20"/></w:rPr></w:pPr><w:r><w:t>{contact_fax}</w:t></w:r></w:p></w:tc></w:tr><w:tr><w:trPr><w:trHeight w:val="397"/></w:trPr><w:tc><w:tcPr><w:tcW w:w="1271" w:type="dxa"/></w:tcPr><w:p><w:pPr><w:jc w:val="center"/><w:rPr><w:rFonts w:ascii="Times New Roman" w:eastAsia="DFKai-SB" w:hAnsi="Times New Roman" w:cs="Times New Roman"/><w:sz w:val="20"/><w:szCs w:val="20"/></w:rPr></w:pPr><w:r><w:rPr><w:rFonts w:ascii="Times New Roman" w:eastAsia="DFKai-SB" w:hAnsi="Times New Roman" w:cs="Times New Roman"/><w:sz w:val="20"/><w:szCs w:val="20"/></w:rPr><w:t>E-mail</w:t></w:r></w:p></w:tc><w:tc><w:tcPr><w:tcW w:w="8529" w:type="dxa"/><w:gridSpan w:val="25"/></w:tcPr><w:p><w:pPr><w:jc w:val="both"/><w:rPr><w:rFonts w:ascii="Times New Roman" w:eastAsia="DFKai-SB" w:hAnsi="Times New Roman" w:cs="Times New Roman"/><w:sz w:val="20"/><w:szCs w:val="20"/></w:rPr></w:pPr><w:r><w:t>{contact_email}</w:t></w:r></w:p></w:tc></w:tr><w:tr><w:trPr><w:trHeight w:val="397"/></w:trPr><w:tc><w:tcPr><w:tcW w:w="1271" w:type="dxa"/></w:tcPr><w:p><w:pPr><w:jc w:val="center"/><w:rPr><w:rFonts w:ascii="Times New Roman" w:eastAsia="DFKai-SB" w:hAnsi="Times New Roman" w:cs="Times New Roman"/><w:sz w:val="20"/><w:szCs w:val="20"/></w:rPr></w:pPr><w:r><w:rPr><w:rFonts w:ascii="Times New Roman" w:eastAsia="DFKai-SB" w:hAnsi="Times New Roman" w:cs="Times New Roman" w:hint="eastAsia"/><w:sz w:val="20"/><w:szCs w:val="20"/></w:rPr><w:t>連絡地址</w:t></w:r></w:p></w:tc><w:tc><w:tcPr><w:tcW w:w="8529" w:type="dxa"/><w:gridSpan w:val="25"/></w:tcPr><w:p><w:pPr><w:jc w:val="both"/><w:rPr><w:rFonts w:ascii="Times New Roman" w:eastAsia="DFKai-SB" w:hAnsi="Times New Roman" w:cs="Times New Roman"/><w:sz w:val="20"/><w:szCs w:val="20"/></w:rPr></w:pPr><w:r><w:t>{contact_address}</w:t></w:r></w:p></w:tc></w:tr></w:tbl><w:p><w:pPr><w:jc w:val="both"/><w:rPr><w:rFonts w:ascii="Times New Roman" w:eastAsia="DFKai-SB" w:hAnsi="Times New Roman" w:cs="Times New Roman"/></w:rPr></w:pPr></w:p><w:p><w:pPr><w:widowControl/><w:rPr><w:rFonts w:ascii="Times New Roman" w:eastAsia="DFKai-SB" w:hAnsi="Times New Roman" w:cs="Times New Roman"/><w:b/></w:rPr></w:pPr><w:r><w:rPr><w:rFonts w:ascii="Times New Roman" w:eastAsia="DFKai-SB" w:hAnsi="Times New Roman" w:cs="Times New Roman"/><w:b/></w:rPr><w:br w:type="page"/></w:r></w:p><w:p><w:bookmarkStart w:id="101" w:name="sec_2"/><w:bookmarkEnd w:id="101"/><w:pPr><w:jc w:val="both"/><w:rPr><w:rFonts w:ascii="Times New Roman" w:eastAsia="DFKai-SB" w:hAnsi="Times New Roman" w:cs="Times New Roman"/><w:b/></w:rPr></w:pPr><w:r><w:rPr><w:rFonts w:ascii="Times New Roman" w:eastAsia="DFKai-SB" w:hAnsi="Times New Roman" w:cs="Times New Roman" w:hint="eastAsia"/><w:b/></w:rPr><w:lastRenderedPageBreak/><w:t>貳、計畫中文摘要：</w:t></w:r><w:r><w:rPr><w:rFonts w:ascii="Times New Roman" w:eastAsia="DFKai-SB" w:hAnsi="Times New Roman" w:cs="Times New Roman" w:hint="eastAsia"/></w:rPr><w:t>{abstract_zh}</w:t></w:r></w:p><w:p><w:pPr><w:ind w:leftChars="200" w:left="480"/><w:jc w:val="both"/><w:rPr><w:rFonts w:ascii="Times New Roman" w:eastAsia="DFKai-SB" w:hAnsi="Times New Roman" w:cs="Times New Roman"/></w:rPr></w:pPr></w:p><w:p><w:pPr><w:ind w:left="960" w:hangingChars="400" w:hanging="960"/><w:jc w:val="both"/><w:rPr><w:rFonts w:ascii="Times New Roman" w:eastAsia="DFKai-SB" w:hAnsi="Times New Roman" w:cs="Times New Roman"/></w:rPr></w:pPr><w:r><w:rPr><w:rFonts w:ascii="Times New Roman" w:eastAsia="DFKai-SB" w:hAnsi="Times New Roman" w:cs="Times New Roman" w:hint="eastAsia"/></w:rPr><w:t>關鍵詞：</w:t></w:r><w:r><w:rPr><w:rFonts w:ascii="Times New Roman" w:eastAsia="DFKai-SB" w:hAnsi="Times New Roman" w:cs="Times New Roman" w:hint="eastAsia"/><w:u w:val="single"/></w:rPr><w:t xml:space="preserve">{keywords_zh}</w:t></w:r></w:p><w:p><w:pPr><w:widowControl/><w:rPr><w:rFonts w:ascii="Times New Roman" w:eastAsia="DFKai-SB" w:hAnsi="Times New Roman" w:cs="Times New Roman"/><w:b/></w:rPr></w:pPr><w:r><w:rPr><w:rFonts w:ascii="Times New Roman" w:eastAsia="DFKai-SB" w:hAnsi="Times New Roman" w:cs="Times New Roman"/><w:b/></w:rPr><w:br w:type="page"/></w:r></w:p><w:p><w:bookmarkStart w:id="102" w:name="sec_3"/><w:bookmarkEnd w:id="102"/><w:pPr><w:jc w:val="both"/><w:rPr><w:rFonts w:ascii="Times New Roman" w:eastAsia="DFKai-SB" w:hAnsi="Times New Roman" w:cs="Times New Roman"/><w:b/></w:rPr></w:pPr><w:r><w:rPr><w:rFonts w:ascii="Times New Roman" w:eastAsia="DFKai-SB" w:hAnsi="Times New Roman" w:cs="Times New Roman" w:hint="eastAsia"/><w:b/></w:rPr><w:lastRenderedPageBreak/><w:t>參、計畫英文摘要：</w:t></w:r><w:r><w:rPr><w:rFonts w:ascii="Times New Roman" w:eastAsia="DFKai-SB" w:hAnsi="Times New Roman" w:cs="Times New Roman" w:hint="eastAsia"/></w:rPr><w:t>{abstract_en}</w:t></w:r></w:p><w:p><w:pPr><w:ind w:leftChars="200" w:left="480"/><w:jc w:val="both"/><w:rPr><w:rFonts w:ascii="Times New Roman" w:eastAsia="DFKai-SB" w:hAnsi="Times New Roman" w:cs="Times New Roman"/></w:rPr></w:pPr></w:p><w:p><w:pPr><w:ind w:left="1176" w:hangingChars="490" w:hanging="1176"/><w:jc w:val="both"/><w:rPr><w:rFonts w:ascii="Times New Roman" w:eastAsia="DFKai-SB" w:hAnsi="Times New Roman" w:cs="Times New Roman"/></w:rPr></w:pPr><w:r><w:rPr><w:rFonts w:ascii="Times New Roman" w:eastAsia="DFKai-SB" w:hAnsi="Times New Roman" w:cs="Times New Roman" w:hint="eastAsia"/></w:rPr><w:t>keywords</w:t></w:r><w:r><w:rPr><w:rFonts w:ascii="Times New Roman" w:eastAsia="DFKai-SB" w:hAnsi="Times New Roman" w:cs="Times New Roman" w:hint="eastAsia"/></w:rPr><w:t>：</w:t></w:r><w:r><w:rPr><w:rFonts w:ascii="Times New Roman" w:eastAsia="DFKai-SB" w:hAnsi="Times New Roman" w:cs="Times New Roman" w:hint="eastAsia"/><w:u w:val="single"/></w:rPr><w:t xml:space="preserve">{keywords_en}</w:t></w:r></w:p><w:p><w:pPr><w:widowControl/><w:rPr><w:rFonts w:ascii="Times New Roman" w:eastAsia="DFKai-SB" w:hAnsi="Times New Roman" w:cs="Times New Roman"/></w:rPr></w:pPr><w:r><w:rPr><w:rFonts w:ascii="Times New Roman" w:eastAsia="DFKai-SB" w:hAnsi="Times New Roman" w:cs="Times New Roman"/></w:rPr><w:br w:type="page"/></w:r></w:p><w:p><w:bookmarkStart w:id="103" w:name="sec_4"/><w:bookmarkEnd w:id="103"/><w:pPr><w:jc w:val="both"/><w:rPr><w:rFonts w:ascii="Times New Roman" w:eastAsia="DFKai-SB" w:hAnsi="Times New Roman" w:cs="Times New Roman"/><w:b/></w:rPr></w:pPr><w:r><w:rPr><w:rFonts w:ascii="Times New Roman" w:eastAsia="DFKai-SB" w:hAnsi="Times New Roman" w:cs="Times New Roman" w:hint="eastAsia"/><w:b/></w:rPr><w:lastRenderedPageBreak/><w:t>肆、計畫內容</w:t></w:r></w:p><w:p><w:bookmarkStart w:id="104" w:name="sec_4_1"/><w:bookmarkEnd w:id="104"/><w:pPr><w:ind w:left="480" w:hangingChars="200" w:hanging="480"/><w:jc w:val="both"/><w:rPr><w:rFonts w:ascii="Times New Roman" w:eastAsia="DFKai-SB" w:hAnsi="Times New Roman" w:cs="Times New Roman"/></w:rPr></w:pPr><w:r><w:rPr><w:rFonts w:ascii="Times New Roman" w:eastAsia="DFKai-SB" w:hAnsi="Times New Roman" w:cs="Times New Roman" w:hint="eastAsia"/></w:rPr><w:t>一、研究主旨：請分點具體列述本計畫所要達成之目標以及所要完成之工作項目，應避免空泛性之敘述。</w:t></w:r><w:r><w:rPr><w:rFonts w:ascii="Times New Roman" w:eastAsia="DFKai-SB" w:hAnsi="Times New Roman" w:cs="Times New Roman" w:hint="eastAsia"/><w:b/></w:rPr><w:t>屬多年期計畫者，應列述全程計畫之總目標及分年計畫之目的。</w:t></w:r></w:p><w:p><w:r><w:t>{purpose}</w:t></w:r></w:p><w:p><w:pPr><w:ind w:leftChars="200" w:left="480"/><w:jc w:val="both"/><w:rPr><w:rFonts w:ascii="Times New Roman" w:eastAsia="DFKai-SB" w:hAnsi="Times New Roman" w:cs="Times New Roman"/></w:rPr></w:pPr></w:p><w:p><w:pPr><w:widowControl/><w:rPr><w:rFonts w:ascii="Times New Roman" w:eastAsia="DFKai-SB" w:hAnsi="Times New Roman" w:cs="Times New Roman"/></w:rPr></w:pPr><w:r><w:rPr><w:rFonts w:ascii="Times New Roman" w:eastAsia="DFKai-SB" w:hAnsi="Times New Roman" w:cs="Times New Roman"/></w:rPr><w:br w:type="page"/></w:r></w:p><w:p><w:bookmarkStart w:id="105" w:name="sec_4_2"/><w:bookmarkEnd w:id="105"/><w:pPr><w:ind w:left="480" w:hangingChars="200" w:hanging="480"/><w:jc w:val="both"/><w:rPr><w:rFonts w:ascii="Times New Roman" w:eastAsia="DFKai-SB" w:hAnsi="Times New Roman" w:cs="Times New Roman"/></w:rPr></w:pPr><w:r><w:rPr><w:rFonts w:ascii="Times New Roman" w:eastAsia="DFKai-SB" w:hAnsi="Times New Roman" w:cs="Times New Roman" w:hint="eastAsia"/></w:rPr><w:lastRenderedPageBreak/><w:t>二、背景分析：請敘述本計畫產生之背景及重要性，如：</w:t></w:r><w:r><w:rPr><w:rFonts w:ascii="Times New Roman" w:eastAsia="DFKai-SB" w:hAnsi="Times New Roman" w:cs="Times New Roman" w:hint="eastAsia"/></w:rPr><w:t>(1)</w:t></w:r><w:r><w:rPr><w:rFonts w:ascii="Times New Roman" w:eastAsia="DFKai-SB" w:hAnsi="Times New Roman" w:cs="Times New Roman" w:hint="eastAsia"/></w:rPr><w:t>政策或法令依據，</w:t></w:r><w:r><w:rPr><w:rFonts w:ascii="Times New Roman" w:eastAsia="DFKai-SB" w:hAnsi="Times New Roman" w:cs="Times New Roman" w:hint="eastAsia"/></w:rPr><w:t>(2)</w:t></w:r><w:r><w:rPr><w:rFonts w:ascii="Times New Roman" w:eastAsia="DFKai-SB" w:hAnsi="Times New Roman" w:cs="Times New Roman" w:hint="eastAsia"/></w:rPr><w:t>問題狀況或發展需求，</w:t></w:r><w:r><w:rPr><w:rFonts w:ascii="Times New Roman" w:eastAsia="DFKai-SB" w:hAnsi="Times New Roman" w:cs="Times New Roman" w:hint="eastAsia"/></w:rPr><w:t>(3)</w:t></w:r><w:r><w:rPr><w:rFonts w:ascii="Times New Roman" w:eastAsia="DFKai-SB" w:hAnsi="Times New Roman" w:cs="Times New Roman" w:hint="eastAsia"/></w:rPr><w:t>國內外相關研究之文獻探討，</w:t></w:r><w:r><w:rPr><w:rFonts w:ascii="Times New Roman" w:eastAsia="DFKai-SB" w:hAnsi="Times New Roman" w:cs="Times New Roman" w:hint="eastAsia"/></w:rPr><w:t>(4)</w:t></w:r><w:r><w:rPr><w:rFonts w:ascii="Times New Roman" w:eastAsia="DFKai-SB" w:hAnsi="Times New Roman" w:cs="Times New Roman" w:hint="eastAsia"/></w:rPr><w:t>本計畫與防疫工作之相關性等。</w:t></w:r></w:p><w:p><w:r><w:t>{background}</w:t></w:r></w:p><w:p><w:pPr><w:ind w:leftChars="200" w:left="480"/><w:jc w:val="both"/><w:rPr><w:rFonts w:ascii="Times New Roman" w:eastAsia="DFKai-SB" w:hAnsi="Times New Roman" w:cs="Times New Roman"/></w:rPr></w:pPr></w:p><w:p><w:pPr><w:widowControl/><w:rPr><w:rFonts w:ascii="Times New Roman" w:eastAsia="DFKai-SB" w:hAnsi="Times New Roman" w:cs="Times New Roman"/></w:rPr></w:pPr><w:r><w:rPr><w:rFonts w:ascii="Times New Roman" w:eastAsia="DFKai-SB" w:hAnsi="Times New Roman" w:cs="Times New Roman"/></w:rPr><w:br w:type="page"/></w:r></w:p><w:p><w:pPr><w:jc w:val="right"/><w:rPr><w:rFonts w:ascii="Times New Roman" w:eastAsia="DFKai-SB" w:hAnsi="Times New Roman" w:cs="Times New Roman"/></w:rPr></w:pPr><w:r><w:rPr><w:rFonts w:ascii="Times New Roman" w:eastAsia="DFKai-SB" w:hAnsi="Times New Roman" w:cs="Times New Roman" w:hint="eastAsia"/></w:rPr><w:lastRenderedPageBreak/><w:t>頁數限制：</w:t></w:r><w:r><w:rPr><w:rFonts w:ascii="Times New Roman" w:eastAsia="DFKai-SB" w:hAnsi="Times New Roman" w:cs="Times New Roman" w:hint="eastAsia"/></w:rPr><w:t>5</w:t></w:r><w:r><w:rPr><w:rFonts w:ascii="Times New Roman" w:eastAsia="DFKai-SB" w:hAnsi="Times New Roman" w:cs="Times New Roman" w:hint="eastAsia"/></w:rPr><w:t>頁</w:t></w:r></w:p><w:p><w:bookmarkStart w:id="106" w:name="sec_4_3"/><w:bookmarkEnd w:id="106"/><w:pPr><w:ind w:left="480" w:hangingChars="200" w:hanging="480"/><w:jc w:val="both"/><w:rPr><w:rFonts w:ascii="Times New Roman" w:eastAsia="DFKai-SB" w:hAnsi="Times New Roman" w:cs="Times New Roman"/></w:rPr></w:pPr><w:r><w:rPr><w:rFonts w:ascii="Times New Roman" w:eastAsia="DFKai-SB" w:hAnsi="Times New Roman" w:cs="Times New Roman" w:hint="eastAsia"/></w:rPr><w:t>三、多年期計畫之執行成果概要</w:t></w:r><w:r><w:rPr><w:rFonts w:ascii="Times New Roman" w:eastAsia="DFKai-SB" w:hAnsi="Times New Roman" w:cs="Times New Roman" w:hint="eastAsia"/></w:rPr><w:t>(</w:t></w:r><w:r><w:rPr><w:rFonts w:ascii="Times New Roman" w:eastAsia="DFKai-SB" w:hAnsi="Times New Roman" w:cs="Times New Roman" w:hint="eastAsia"/></w:rPr><w:t>若屬新申請之計畫可概述</w:t></w:r><w:r><w:rPr><w:rFonts w:ascii="Times New Roman" w:eastAsia="DFKai-SB" w:hAnsi="Times New Roman" w:cs="Times New Roman" w:hint="eastAsia"/><w:b/></w:rPr><w:t>主持人過去曾執行之相關計畫成果及實際應用情形</w:t></w:r><w:r><w:rPr><w:rFonts w:ascii="Times New Roman" w:eastAsia="DFKai-SB" w:hAnsi="Times New Roman" w:cs="Times New Roman" w:hint="eastAsia"/></w:rPr><w:t>)</w:t></w:r></w:p><w:p><w:pPr><w:ind w:left="480" w:hangingChars="200" w:hanging="480"/><w:jc w:val="both"/><w:rPr><w:rFonts w:ascii="Times New Roman" w:eastAsia="DFKai-SB" w:hAnsi="Times New Roman" w:cs="Times New Roman"/></w:rPr></w:pPr></w:p><w:p><w:pPr><w:ind w:left="480" w:hangingChars="200" w:hanging="480"/><w:jc w:val="both"/><w:rPr><w:rFonts w:ascii="Times New Roman" w:eastAsia="DFKai-SB" w:hAnsi="Times New Roman" w:cs="Times New Roman" w:hint="eastAsia"/></w:rPr></w:pPr><w:r><w:rPr><w:rFonts w:ascii="Times New Roman" w:eastAsia="DFKai-SB" w:hAnsi="Times New Roman" w:cs="Times New Roman" w:hint="eastAsia"/></w:rPr><w:t>為一年期計畫，故不適用。</w:t></w:r></w:p><w:p><w:pPr><w:ind w:leftChars="200" w:left="480"/><w:jc w:val="both"/><w:rPr><w:rFonts w:ascii="Times New Roman" w:eastAsia="DFKai-SB" w:hAnsi="Times New Roman" w:cs="Times New Roman"/></w:rPr></w:pPr></w:p><w:p><w:pPr><w:widowControl/><w:rPr><w:rFonts w:ascii="Times New Roman" w:eastAsia="DFKai-SB" w:hAnsi="Times New Roman" w:cs="Times New Roman"/></w:rPr></w:pPr><w:r><w:rPr><w:rFonts w:ascii="Times New Roman" w:eastAsia="DFKai-SB" w:hAnsi="Times New Roman" w:cs="Times New Roman"/></w:rPr><w:br w:type="page"/></w:r></w:p><w:p><w:bookmarkStart w:id="107" w:name="sec_4_4"/><w:bookmarkEnd w:id="107"/><w:pPr><w:ind w:left="480" w:hangingChars="200" w:hanging="480"/><w:jc w:val="both"/><w:rPr><w:rFonts w:ascii="Times New Roman" w:eastAsia="DFKai-SB" w:hAnsi="Times New Roman" w:cs="Times New Roman"/><w:b/></w:rPr></w:pPr><w:r><w:rPr><w:rFonts w:ascii="Times New Roman" w:eastAsia="DFKai-SB" w:hAnsi="Times New Roman" w:cs="Times New Roman" w:hint="eastAsia"/></w:rPr><w:lastRenderedPageBreak/><w:t>四、實施方法及進行步驟：研究計畫應詳細說明研究設計、資料收集及分析方法。</w:t></w:r><w:r><w:rPr><w:rFonts w:ascii="Times New Roman" w:eastAsia="DFKai-SB" w:hAnsi="Times New Roman" w:cs="Times New Roman" w:hint="eastAsia"/><w:b/></w:rPr><w:t>屬多年期計畫者，應</w:t></w:r><w:r><w:rPr><w:rFonts w:ascii="Times New Roman" w:eastAsia="DFKai-SB" w:hAnsi="Times New Roman" w:cs="Times New Roman" w:hint="eastAsia"/><w:b/><w:u w:val="single"/></w:rPr><w:t>分年度</w:t></w:r><w:r><w:rPr><w:rFonts w:ascii="Times New Roman" w:eastAsia="DFKai-SB" w:hAnsi="Times New Roman" w:cs="Times New Roman" w:hint="eastAsia"/><w:b/></w:rPr><w:t>將實施方法及進行步驟詳細說明。</w:t></w:r></w:p><w:p><w:r><w:t>{methodology}</w:t></w:r></w:p><w:p><w:pPr><w:ind w:leftChars="200" w:left="480"/><w:jc w:val="both"/><w:rPr><w:rFonts w:ascii="Times New Roman" w:eastAsia="DFKai-SB" w:hAnsi="Times New Roman" w:cs="Times New Roman"/></w:rPr></w:pPr></w:p><w:p><w:pPr><w:widowControl/><w:rPr><w:rFonts w:ascii="Times New Roman" w:eastAsia="DFKai-SB" w:hAnsi="Times New Roman" w:cs="Times New Roman"/></w:rPr></w:pPr><w:r><w:rPr><w:rFonts w:ascii="Times New Roman" w:eastAsia="DFKai-SB" w:hAnsi="Times New Roman" w:cs="Times New Roman"/></w:rPr><w:br w:type="page"/></w:r></w:p><w:p><w:bookmarkStart w:id="108" w:name="sec_4_5"/><w:bookmarkEnd w:id="108"/><w:pPr><w:ind w:left="480" w:hangingChars="200" w:hanging="480"/><w:jc w:val="both"/><w:rPr><w:rFonts w:ascii="Times New Roman" w:eastAsia="DFKai-SB" w:hAnsi="Times New Roman" w:cs="Times New Roman"/><w:b/></w:rPr></w:pPr><w:r><w:rPr><w:rFonts w:ascii="Times New Roman" w:eastAsia="DFKai-SB" w:hAnsi="Times New Roman" w:cs="Times New Roman" w:hint="eastAsia"/></w:rPr><w:lastRenderedPageBreak/><w:t>五、成果預估：請說明實施本計畫後，預期達成之新發現或新發明、論文發表、可能技轉、申請專利或商品化之項目，及結果可能為防疫政策參採之部分。</w:t></w:r><w:r><w:rPr><w:rFonts w:ascii="Times New Roman" w:eastAsia="DFKai-SB" w:hAnsi="Times New Roman" w:cs="Times New Roman" w:hint="eastAsia"/><w:b/></w:rPr><w:t>屬多年期計畫者，應列述</w:t></w:r><w:r><w:rPr><w:rFonts w:ascii="Times New Roman" w:eastAsia="DFKai-SB" w:hAnsi="Times New Roman" w:cs="Times New Roman" w:hint="eastAsia"/><w:b/><w:u w:val="single"/></w:rPr><w:t>全程</w:t></w:r><w:r><w:rPr><w:rFonts w:ascii="Times New Roman" w:eastAsia="DFKai-SB" w:hAnsi="Times New Roman" w:cs="Times New Roman" w:hint="eastAsia"/><w:b/></w:rPr><w:t>計畫及</w:t></w:r><w:r><w:rPr><w:rFonts w:ascii="Times New Roman" w:eastAsia="DFKai-SB" w:hAnsi="Times New Roman" w:cs="Times New Roman" w:hint="eastAsia"/><w:b/><w:u w:val="single"/></w:rPr><w:t>分年</w:t></w:r><w:r><w:rPr><w:rFonts w:ascii="Times New Roman" w:eastAsia="DFKai-SB" w:hAnsi="Times New Roman" w:cs="Times New Roman" w:hint="eastAsia"/><w:b/></w:rPr><w:t>計畫之成果預估。</w:t></w:r></w:p><w:p><w:r><w:t>{expected_outcome}</w:t></w:r></w:p><w:p><w:pPr><w:ind w:leftChars="200" w:left="480"/><w:jc w:val="both"/><w:rPr><w:rFonts w:ascii="Times New Roman" w:eastAsia="DFKai-SB" w:hAnsi="Times New Roman" w:cs="Times New Roman"/></w:rPr></w:pPr></w:p><w:p><w:pPr><w:widowControl/><w:rPr><w:rFonts w:ascii="Times New Roman" w:eastAsia="DFKai-SB" w:hAnsi="Times New Roman" w:cs="Times New Roman"/></w:rPr></w:pPr><w:r><w:rPr><w:rFonts w:ascii="Times New Roman" w:eastAsia="DFKai-SB" w:hAnsi="Times New Roman" w:cs="Times New Roman"/></w:rPr><w:br w:type="page"/></w:r></w:p><w:p><w:pPr><w:jc w:val="right"/><w:rPr><w:rFonts w:ascii="Times New Roman" w:eastAsia="DFKai-SB" w:hAnsi="Times New Roman" w:cs="Times New Roman"/></w:rPr></w:pPr><w:r><w:rPr><w:rFonts w:ascii="Times New Roman" w:eastAsia="DFKai-SB" w:hAnsi="Times New Roman" w:cs="Times New Roman" w:hint="eastAsia"/></w:rPr><w:lastRenderedPageBreak/><w:t>頁數限制：</w:t></w:r><w:r><w:rPr><w:rFonts w:ascii="Times New Roman" w:eastAsia="DFKai-SB" w:hAnsi="Times New Roman" w:cs="Times New Roman" w:hint="eastAsia"/></w:rPr><w:t>5</w:t></w:r><w:r><w:rPr><w:rFonts w:ascii="Times New Roman" w:eastAsia="DFKai-SB" w:hAnsi="Times New Roman" w:cs="Times New Roman" w:hint="eastAsia"/></w:rPr><w:t>頁</w:t></w:r></w:p><w:p><w:bookmarkStart w:id="109" w:name="sec_4_6"/><w:bookmarkEnd w:id="109"/><w:pPr><w:ind w:left="480" w:hangingChars="200" w:hanging="480"/><w:jc w:val="both"/><w:rPr><w:rFonts w:ascii="Times New Roman" w:eastAsia="DFKai-SB" w:hAnsi="Times New Roman" w:cs="Times New Roman"/></w:rPr></w:pPr><w:r><w:rPr><w:rFonts w:ascii="Times New Roman" w:eastAsia="DFKai-SB" w:hAnsi="Times New Roman" w:cs="Times New Roman" w:hint="eastAsia"/></w:rPr><w:t>六、重要參考文獻：依一般科學論文之參考文獻撰寫方式，列出所引用之參考文獻，並於計畫內容引用處標註之。</w:t></w:r></w:p><w:p><w:r><w:t>{references}</w:t></w:r></w:p><w:p><w:pPr><w:ind w:leftChars="200" w:left="480"/><w:jc w:val="both"/><w:rPr><w:rFonts w:ascii="Times New Roman" w:eastAsia="DFKai-SB" w:hAnsi="Times New Roman" w:cs="Times New Roman"/></w:rPr></w:pPr></w:p><w:p><w:pPr><w:widowControl/><w:rPr><w:rFonts w:ascii="Times New Roman" w:eastAsia="DFKai-SB" w:hAnsi="Times New Roman" w:cs="Times New Roman"/></w:rPr></w:pPr><w:r><w:rPr><w:rFonts w:ascii="Times New Roman" w:eastAsia="DFKai-SB" w:hAnsi="Times New Roman" w:cs="Times New Roman"/></w:rPr><w:br w:type="page"/></w:r></w:p><w:p><w:bookmarkStart w:id="114" w:name="sec_4_7"/><w:bookmarkEnd w:id="114"/><w:pPr><w:ind w:left="480" w:hangingChars="200" w:hanging="480"/><w:jc w:val="both"/><w:rPr><w:rFonts w:ascii="Times New Roman" w:eastAsia="DFKai-SB" w:hAnsi="Times New Roman" w:cs="Times New Roman"/><w:b/></w:rPr></w:pPr><w:r><w:rPr><w:rFonts w:ascii="Times New Roman" w:eastAsia="DFKai-SB" w:hAnsi="Times New Roman" w:cs="Times New Roman" w:hint="eastAsia"/></w:rPr><w:lastRenderedPageBreak/><w:t>七、</w:t></w:r><w:r><w:rPr><w:rFonts w:ascii="Times New Roman" w:eastAsia="DFKai-SB" w:hAnsi="Times New Roman" w:cs="Times New Roman" w:hint="eastAsia"/><w:u w:val="single"/></w:rPr><w:t xml:space="preserve">　　　</w:t></w:r><w:r><w:rPr><w:rFonts w:ascii="Times New Roman" w:eastAsia="DFKai-SB" w:hAnsi="Times New Roman" w:cs="Times New Roman" w:hint="eastAsia"/></w:rPr><w:t>年度預定進度：以</w:t></w:r><w:r><w:rPr><w:rFonts w:ascii="Times New Roman" w:eastAsia="DFKai-SB" w:hAnsi="Times New Roman" w:cs="Times New Roman" w:hint="eastAsia"/></w:rPr><w:t>Gantt Chart</w:t></w:r><w:r><w:rPr><w:rFonts w:ascii="Times New Roman" w:eastAsia="DFKai-SB" w:hAnsi="Times New Roman" w:cs="Times New Roman" w:hint="eastAsia"/></w:rPr><w:t>表示本年度之執行進度。</w:t></w:r><w:r><w:rPr><w:rFonts w:ascii="Times New Roman" w:eastAsia="DFKai-SB" w:hAnsi="Times New Roman" w:cs="Times New Roman" w:hint="eastAsia"/><w:b/></w:rPr><w:t>屬多年期計畫者，應</w:t></w:r><w:r><w:rPr><w:rFonts w:ascii="Times New Roman" w:eastAsia="DFKai-SB" w:hAnsi="Times New Roman" w:cs="Times New Roman" w:hint="eastAsia"/><w:b/><w:u w:val="single"/></w:rPr><w:t>分年度</w:t></w:r><w:r><w:rPr><w:rFonts w:ascii="Times New Roman" w:eastAsia="DFKai-SB" w:hAnsi="Times New Roman" w:cs="Times New Roman" w:hint="eastAsia"/><w:b/></w:rPr><w:t>提出預定進度。</w:t></w:r></w:p><w:p><w:pPr><w:jc w:val="both"/><w:rPr><w:rFonts w:ascii="Times New Roman" w:eastAsia="DFKai-SB" w:hAnsi="Times New Roman" w:cs="Times New Roman"/></w:rPr></w:pPr><w:r><w:rPr><w:rFonts w:ascii="Times New Roman" w:eastAsia="DFKai-SB" w:hAnsi="Times New Roman" w:cs="Times New Roman" w:hint="eastAsia"/></w:rPr><w:t xml:space="preserve">        </w:t></w:r></w:p><w:tbl><w:tblPr><w:tblStyle w:val="TableGrid"/><w:tblW w:w="9752" w:type="dxa"/><w:tblLook w:val="04A0" w:firstRow="1" w:lastRow="0" w:firstColumn="1" w:lastColumn="0" w:noHBand="0" w:noVBand="1"/></w:tblPr><w:tblGrid><w:gridCol w:w="1757"/><w:gridCol w:w="567"/><w:gridCol w:w="567"/><w:gridCol w:w="567"/><w:gridCol w:w="567"/><w:gridCol w:w="567"/><w:gridCol w:w="567"/><w:gridCol w:w="567"/><w:gridCol w:w="567"/><w:gridCol w:w="567"/><w:gridCol w:w="567"/><w:gridCol w:w="567"/><w:gridCol w:w="567"/><w:gridCol w:w="1191"/></w:tblGrid><w:tr><w:tc><w:tcPr><w:tcW w:w="1757" w:type="dxa"/><w:tcBorders><w:tl2br w:val="single" w:sz="4" w:space="0" w:color="auto"/></w:tcBorders></w:tcPr><w:p><w:pPr><w:jc w:val="right"/><w:rPr><w:rFonts w:ascii="Times New Roman" w:eastAsia="DFKai-SB" w:hAnsi="Times New Roman" w:cs="Times New Roman"/></w:rPr></w:pPr><w:r><w:rPr><w:rFonts w:ascii="Times New Roman" w:eastAsia="DFKai-SB" w:hAnsi="Times New Roman" w:cs="Times New Roman" w:hint="eastAsia"/></w:rPr><w:t>月　次</w:t></w:r></w:p><w:p><w:pPr><w:spacing w:beforeLines="100" w:before="360"/><w:rPr><w:rFonts w:ascii="Times New Roman" w:eastAsia="DFKai-SB" w:hAnsi="Times New Roman" w:cs="Times New Roman"/></w:rPr></w:pPr><w:r><w:rPr><w:rFonts w:ascii="Times New Roman" w:eastAsia="DFKai-SB" w:hAnsi="Times New Roman" w:cs="Times New Roman" w:hint="eastAsia"/></w:rPr><w:t>工作項目</w:t></w:r></w:p></w:tc><w:tc><w:tcPr><w:tcW w:w="567" w:type="dxa"/><w:vAlign w:val="center"/></w:tcPr><w:p><w:pPr><w:jc w:val="center"/><w:rPr><w:rFonts w:ascii="Times New Roman" w:eastAsia="DFKai-SB" w:hAnsi="Times New Roman" w:cs="Times New Roman"/></w:rPr></w:pPr><w:r><w:rPr><w:rFonts w:ascii="Times New Roman" w:eastAsia="DFKai-SB" w:hAnsi="Times New Roman" w:cs="Times New Roman" w:hint="eastAsia"/></w:rPr><w:t>第</w:t></w:r></w:p><w:p><w:pPr><w:jc w:val="center"/><w:rPr><w:rFonts w:ascii="Times New Roman" w:eastAsia="DFKai-SB" w:hAnsi="Times New Roman" w:cs="Times New Roman"/></w:rPr></w:pPr><w:r><w:rPr><w:rFonts w:ascii="Times New Roman" w:eastAsia="DFKai-SB" w:hAnsi="Times New Roman" w:cs="Times New Roman"/></w:rPr><w:t>1</w:t></w:r></w:p><w:p><w:pPr><w:jc w:val="center"/><w:rPr><w:rFonts w:ascii="Times New Roman" w:eastAsia="DFKai-SB" w:hAnsi="Times New Roman" w:cs="Times New Roman"/></w:rPr></w:pPr><w:r><w:rPr><w:rFonts w:ascii="Times New Roman" w:eastAsia="DFKai-SB" w:hAnsi="Times New Roman" w:cs="Times New Roman" w:hint="eastAsia"/></w:rPr><w:t>月</w:t></w:r></w:p></w:tc><w:tc><w:tcPr><w:tcW w:w="567" w:type="dxa"/><w:vAlign w:val="center"/></w:tcPr><w:p><w:pPr><w:jc w:val="center"/><w:rPr><w:rFonts w:ascii="Times New Roman" w:eastAsia="DFKai-SB" w:hAnsi="Times New Roman" w:cs="Times New Roman"/></w:rPr></w:pPr><w:r><w:rPr><w:rFonts w:ascii="Times New Roman" w:eastAsia="DFKai-SB" w:hAnsi="Times New Roman" w:cs="Times New Roman" w:hint="eastAsia"/></w:rPr><w:t>第</w:t></w:r></w:p><w:p><w:pPr><w:jc w:val="center"/><w:rPr><w:rFonts w:ascii="Times New Roman" w:eastAsia="DFKai-SB" w:hAnsi="Times New Roman" w:cs="Times New Roman"/></w:rPr></w:pPr><w:r><w:rPr><w:rFonts w:ascii="Times New Roman" w:eastAsia="DFKai-SB" w:hAnsi="Times New Roman" w:cs="Times New Roman"/></w:rPr><w:t>2</w:t></w:r></w:p><w:p><w:pPr><w:jc w:val="center"/><w:rPr><w:rFonts w:ascii="Times New Roman" w:eastAsia="DFKai-SB" w:hAnsi="Times New Roman" w:cs="Times New Roman"/></w:rPr></w:pPr><w:r><w:rPr><w:rFonts w:ascii="Times New Roman" w:eastAsia="DFKai-SB" w:hAnsi="Times New Roman" w:cs="Times New Roman" w:hint="eastAsia"/></w:rPr><w:t>月</w:t></w:r></w:p></w:tc><w:tc><w:tcPr><w:tcW w:w="567" w:type="dxa"/><w:vAlign w:val="center"/></w:tcPr><w:p><w:pPr><w:jc w:val="center"/><w:rPr><w:rFonts w:ascii="Times New Roman" w:eastAsia="DFKai-SB" w:hAnsi="Times New Roman" w:cs="Times New Roman"/></w:rPr></w:pPr><w:r><w:rPr><w:rFonts w:ascii="Times New Roman" w:eastAsia="DFKai-SB" w:hAnsi="Times New Roman" w:cs="Times New Roman" w:hint="eastAsia"/></w:rPr><w:t>第</w:t></w:r></w:p><w:p><w:pPr><w:jc w:val="center"/><w:rPr><w:rFonts w:ascii="Times New Roman" w:eastAsia="DFKai-SB" w:hAnsi="Times New Roman" w:cs="Times New Roman"/></w:rPr></w:pPr><w:r><w:rPr><w:rFonts w:ascii="Times New Roman" w:eastAsia="DFKai-SB" w:hAnsi="Times New Roman" w:cs="Times New Roman"/></w:rPr><w:t>3</w:t></w:r></w:p><w:p><w:pPr><w:jc w:val="center"/><w:rPr><w:rFonts w:ascii="Times New Roman" w:eastAsia="DFKai-SB" w:hAnsi="Times New Roman" w:cs="Times New Roman"/></w:rPr></w:pPr><w:r><w:rPr><w:rFonts w:ascii="Times New Roman" w:eastAsia="DFKai-SB" w:hAnsi="Times New Roman" w:cs="Times New Roman" w:hint="eastAsia"/></w:rPr><w:t>月</w:t></w:r></w:p></w:tc><w:tc><w:tcPr><w:tcW w:w="567" w:type="dxa"/><w:vAlign w:val="center"/></w:tcPr><w:p><w:pPr><w:jc w:val="center"/><w:rPr><w:rFonts w:ascii="Times New Roman" w:eastAsia="DFKai-SB" w:hAnsi="Times New Roman" w:cs="Times New Roman"/></w:rPr></w:pPr><w:r><w:rPr><w:rFonts w:ascii="Times New Roman" w:eastAsia="DFKai-SB" w:hAnsi="Times New Roman" w:cs="Times New Roman" w:hint="eastAsia"/></w:rPr><w:t>第</w:t></w:r></w:p><w:p><w:pPr><w:jc w:val="center"/><w:rPr><w:rFonts w:ascii="Times New Roman" w:eastAsia="DFKai-SB" w:hAnsi="Times New Roman" w:cs="Times New Roman"/></w:rPr></w:pPr><w:r><w:rPr><w:rFonts w:ascii="Times New Roman" w:eastAsia="DFKai-SB" w:hAnsi="Times New Roman" w:cs="Times New Roman"/></w:rPr><w:t>4</w:t></w:r></w:p><w:p><w:pPr><w:jc w:val="center"/><w:rPr><w:rFonts w:ascii="Times New Roman" w:eastAsia="DFKai-SB" w:hAnsi="Times New Roman" w:cs="Times New Roman"/></w:rPr></w:pPr><w:r><w:rPr><w:rFonts w:ascii="Times New Roman" w:eastAsia="DFKai-SB" w:hAnsi="Times New Roman" w:cs="Times New Roman" w:hint="eastAsia"/></w:rPr><w:t>月</w:t></w:r></w:p></w:tc><w:tc><w:tcPr><w:tcW w:w="567" w:type="dxa"/><w:vAlign w:val="center"/></w:tcPr><w:p><w:pPr><w:jc w:val="center"/><w:rPr><w:rFonts w:ascii="Times New Roman" w:eastAsia="DFKai-SB" w:hAnsi="Times New Roman" w:cs="Times New Roman"/></w:rPr></w:pPr><w:r><w:rPr><w:rFonts w:ascii="Times New Roman" w:eastAsia="DFKai-SB" w:hAnsi="Times New Roman" w:cs="Times New Roman" w:hint="eastAsia"/></w:rPr><w:t>第</w:t></w:r></w:p><w:p><w:pPr><w:jc w:val="center"/><w:rPr><w:rFonts w:ascii="Times New Roman" w:eastAsia="DFKai-SB" w:hAnsi="Times New Roman" w:cs="Times New Roman"/></w:rPr></w:pPr><w:r><w:rPr><w:rFonts w:ascii="Times New Roman" w:eastAsia="DFKai-SB" w:hAnsi="Times New Roman" w:cs="Times New Roman"/></w:rPr><w:t>5</w:t></w:r></w:p><w:p><w:pPr><w:jc w:val="center"/><w:rPr><w:rFonts w:ascii="Times New Roman" w:eastAsia="DFKai-SB" w:hAnsi="Times New Roman" w:cs="Times New Roman"/></w:rPr></w:pPr><w:r><w:rPr><w:rFonts w:ascii="Times New Roman" w:eastAsia="DFKai-SB" w:hAnsi="Times New Roman" w:cs="Times New Roman" w:hint="eastAsia"/></w:rPr><w:t>月</w:t></w:r></w:p></w:tc><w:tc><w:tcPr><w:tcW w:w="567" w:type="dxa"/><w:vAlign w:val="center"/></w:tcPr><w:p><w:pPr><w:jc w:val="center"/><w:rPr><w:rFonts w:ascii="Times New Roman" w:eastAsia="DFKai-SB" w:hAnsi="Times New Roman" w:cs="Times New Roman"/></w:rPr></w:pPr><w:r><w:rPr><w:rFonts w:ascii="Times New Roman" w:eastAsia="DFKai-SB" w:hAnsi="Times New Roman" w:cs="Times New Roman" w:hint="eastAsia"/></w:rPr><w:t>第</w:t></w:r></w:p><w:p><w:pPr><w:jc w:val="center"/><w:rPr><w:rFonts w:ascii="Times New Roman" w:eastAsia="DFKai-SB" w:hAnsi="Times New Roman" w:cs="Times New Roman"/></w:rPr></w:pPr><w:r><w:rPr><w:rFonts w:ascii="Times New Roman" w:eastAsia="DFKai-SB" w:hAnsi="Times New Roman" w:cs="Times New Roman"/></w:rPr><w:t>6</w:t></w:r></w:p><w:p><w:pPr><w:jc w:val="center"/><w:rPr><w:rFonts w:ascii="Times New Roman" w:eastAsia="DFKai-SB" w:hAnsi="Times New Roman" w:cs="Times New Roman"/></w:rPr></w:pPr><w:r><w:rPr><w:rFonts w:ascii="Times New Roman" w:eastAsia="DFKai-SB" w:hAnsi="Times New Roman" w:cs="Times New Roman" w:hint="eastAsia"/></w:rPr><w:t>月</w:t></w:r></w:p></w:tc><w:tc><w:tcPr><w:tcW w:w="567" w:type="dxa"/><w:vAlign w:val="center"/></w:tcPr><w:p><w:pPr><w:jc w:val="center"/><w:rPr><w:rFonts w:ascii="Times New Roman" w:eastAsia="DFKai-SB" w:hAnsi="Times New Roman" w:cs="Times New Roman"/></w:rPr></w:pPr><w:r><w:rPr><w:rFonts w:ascii="Times New Roman" w:eastAsia="DFKai-SB" w:hAnsi="Times New Roman" w:cs="Times New Roman" w:hint="eastAsia"/></w:rPr><w:t>第</w:t></w:r></w:p><w:p><w:pPr><w:jc w:val="center"/><w:rPr><w:rFonts w:ascii="Times New Roman" w:eastAsia="DFKai-SB" w:hAnsi="Times New Roman" w:cs="Times New Roman"/></w:rPr></w:pPr><w:r><w:rPr><w:rFonts w:ascii="Times New Roman" w:eastAsia="DFKai-SB" w:hAnsi="Times New Roman" w:cs="Times New Roman"/></w:rPr><w:t>7</w:t></w:r></w:p><w:p><w:pPr><w:jc w:val="center"/><w:rPr><w:rFonts w:ascii="Times New Roman" w:eastAsia="DFKai-SB" w:hAnsi="Times New Roman" w:cs="Times New Roman"/></w:rPr></w:pPr><w:r><w:rPr><w:rFonts w:ascii="Times New Roman" w:eastAsia="DFKai-SB" w:hAnsi="Times New Roman" w:cs="Times New Roman" w:hint="eastAsia"/></w:rPr><w:t>月</w:t></w:r></w:p></w:tc><w:tc><w:tcPr><w:tcW w:w="567" w:type="dxa"/><w:vAlign w:val="center"/></w:tcPr><w:p><w:pPr><w:jc w:val="center"/><w:rPr><w:rFonts w:ascii="Times New Roman" w:eastAsia="DFKai-SB" w:hAnsi="Times New Roman" w:cs="Times New Roman"/></w:rPr></w:pPr><w:r><w:rPr><w:rFonts w:ascii="Times New Roman" w:eastAsia="DFKai-SB" w:hAnsi="Times New Roman" w:cs="Times New Roman" w:hint="eastAsia"/></w:rPr><w:t>第</w:t></w:r></w:p><w:p><w:pPr><w:jc w:val="center"/><w:rPr><w:rFonts w:ascii="Times New Roman" w:eastAsia="DFKai-SB" w:hAnsi="Times New Roman" w:cs="Times New Roman"/></w:rPr></w:pPr><w:r><w:rPr><w:rFonts w:ascii="Times New Roman" w:eastAsia="DFKai-SB" w:hAnsi="Times New Roman" w:cs="Times New Roman"/></w:rPr><w:t>8</w:t></w:r></w:p><w:p><w:pPr><w:jc w:val="center"/><w:rPr><w:rFonts w:ascii="Times New Roman" w:eastAsia="DFKai-SB" w:hAnsi="Times New Roman" w:cs="Times New Roman"/></w:rPr></w:pPr><w:r><w:rPr><w:rFonts w:ascii="Times New Roman" w:eastAsia="DFKai-SB" w:hAnsi="Times New Roman" w:cs="Times New Roman" w:hint="eastAsia"/></w:rPr><w:t>月</w:t></w:r></w:p></w:tc><w:tc><w:tcPr><w:tcW w:w="567" w:type="dxa"/><w:vAlign w:val="center"/></w:tcPr><w:p><w:pPr><w:jc w:val="center"/><w:rPr><w:rFonts w:ascii="Times New Roman" w:eastAsia="DFKai-SB" w:hAnsi="Times New Roman" w:cs="Times New Roman"/></w:rPr></w:pPr><w:r><w:rPr><w:rFonts w:ascii="Times New Roman" w:eastAsia="DFKai-SB" w:hAnsi="Times New Roman" w:cs="Times New Roman" w:hint="eastAsia"/></w:rPr><w:t>第</w:t></w:r></w:p><w:p><w:pPr><w:jc w:val="center"/><w:rPr><w:rFonts w:ascii="Times New Roman" w:eastAsia="DFKai-SB" w:hAnsi="Times New Roman" w:cs="Times New Roman"/></w:rPr></w:pPr><w:r><w:rPr><w:rFonts w:ascii="Times New Roman" w:eastAsia="DFKai-SB" w:hAnsi="Times New Roman" w:cs="Times New Roman"/></w:rPr><w:t>9</w:t></w:r></w:p><w:p><w:pPr><w:jc w:val="center"/><w:rPr><w:rFonts w:ascii="Times New Roman" w:eastAsia="DFKai-SB" w:hAnsi="Times New Roman" w:cs="Times New Roman"/></w:rPr></w:pPr><w:r><w:rPr><w:rFonts w:ascii="Times New Roman" w:eastAsia="DFKai-SB" w:hAnsi="Times New Roman" w:cs="Times New Roman" w:hint="eastAsia"/></w:rPr><w:t>月</w:t></w:r></w:p></w:tc><w:tc><w:tcPr><w:tcW w:w="567" w:type="dxa"/><w:vAlign w:val="center"/></w:tcPr><w:p><w:pPr><w:jc w:val="center"/><w:rPr><w:rFonts w:ascii="Times New Roman" w:eastAsia="DFKai-SB" w:hAnsi="Times New Roman" w:cs="Times New Roman"/></w:rPr></w:pPr><w:r><w:rPr><w:rFonts w:ascii="Times New Roman" w:eastAsia="DFKai-SB" w:hAnsi="Times New Roman" w:cs="Times New Roman" w:hint="eastAsia"/></w:rPr><w:t>第</w:t></w:r></w:p><w:p><w:pPr><w:jc w:val="center"/><w:rPr><w:rFonts w:ascii="Times New Roman" w:eastAsia="DFKai-SB" w:hAnsi="Times New Roman" w:cs="Times New Roman"/></w:rPr></w:pPr><w:r><w:rPr><w:rFonts w:ascii="Times New Roman" w:eastAsia="DFKai-SB" w:hAnsi="Times New Roman" w:cs="Times New Roman"/></w:rPr><w:t>10</w:t></w:r></w:p><w:p><w:pPr><w:jc w:val="center"/><w:rPr><w:rFonts w:ascii="Times New Roman" w:eastAsia="DFKai-SB" w:hAnsi="Times New Roman" w:cs="Times New Roman"/></w:rPr></w:pPr><w:r><w:rPr><w:rFonts w:ascii="Times New Roman" w:eastAsia="DFKai-SB" w:hAnsi="Times New Roman" w:cs="Times New Roman" w:hint="eastAsia"/></w:rPr><w:t>月</w:t></w:r></w:p></w:tc><w:tc><w:tcPr><w:tcW w:w="567" w:type="dxa"/><w:vAlign w:val="center"/></w:tcPr><w:p><w:pPr><w:jc w:val="center"/><w:rPr><w:rFonts w:ascii="Times New Roman" w:eastAsia="DFKai-SB" w:hAnsi="Times New Roman" w:cs="Times New Roman"/></w:rPr></w:pPr><w:r><w:rPr><w:rFonts w:ascii="Times New Roman" w:eastAsia="DFKai-SB" w:hAnsi="Times New Roman" w:cs="Times New Roman" w:hint="eastAsia"/></w:rPr><w:t>第</w:t></w:r></w:p><w:p><w:pPr><w:jc w:val="center"/><w:rPr><w:rFonts w:ascii="Times New Roman" w:eastAsia="DFKai-SB" w:hAnsi="Times New Roman" w:cs="Times New Roman"/></w:rPr></w:pPr><w:r><w:rPr><w:rFonts w:ascii="Times New Roman" w:eastAsia="DFKai-SB" w:hAnsi="Times New Roman" w:cs="Times New Roman"/></w:rPr><w:t>11</w:t></w:r></w:p><w:p><w:pPr><w:jc w:val="center"/><w:rPr><w:rFonts w:ascii="Times New Roman" w:eastAsia="DFKai-SB" w:hAnsi="Times New Roman" w:cs="Times New Roman"/></w:rPr></w:pPr><w:r><w:rPr><w:rFonts w:ascii="Times New Roman" w:eastAsia="DFKai-SB" w:hAnsi="Times New Roman" w:cs="Times New Roman" w:hint="eastAsia"/></w:rPr><w:t>月</w:t></w:r></w:p></w:tc><w:tc><w:tcPr><w:tcW w:w="567" w:type="dxa"/><w:vAlign w:val="center"/></w:tcPr><w:p><w:pPr><w:jc w:val="center"/><w:rPr><w:rFonts w:ascii="Times New Roman" w:eastAsia="DFKai-SB" w:hAnsi="Times New Roman" w:cs="Times New Roman"/></w:rPr></w:pPr><w:r><w:rPr><w:rFonts w:ascii="Times New Roman" w:eastAsia="DFKai-SB" w:hAnsi="Times New Roman" w:cs="Times New Roman" w:hint="eastAsia"/></w:rPr><w:t>第</w:t></w:r></w:p><w:p><w:pPr><w:jc w:val="center"/><w:rPr><w:rFonts w:ascii="Times New Roman" w:eastAsia="DFKai-SB" w:hAnsi="Times New Roman" w:cs="Times New Roman"/></w:rPr></w:pPr><w:r><w:rPr><w:rFonts w:ascii="Times New Roman" w:eastAsia="DFKai-SB" w:hAnsi="Times New Roman" w:cs="Times New Roman"/></w:rPr><w:t>12</w:t></w:r></w:p><w:p><w:pPr><w:jc w:val="center"/><w:rPr><w:rFonts w:ascii="Times New Roman" w:eastAsia="DFKai-SB" w:hAnsi="Times New Roman" w:cs="Times New Roman"/></w:rPr></w:pPr><w:r><w:rPr><w:rFonts w:ascii="Times New Roman" w:eastAsia="DFKai-SB" w:hAnsi="Times New Roman" w:cs="Times New Roman" w:hint="eastAsia"/></w:rPr><w:t>月</w:t></w:r></w:p></w:tc><w:tc><w:tcPr><w:tcW w:w="1191" w:type="dxa"/><w:vAlign w:val="center"/></w:tcPr><w:p><w:pPr><w:jc w:val="center"/><w:rPr><w:rFonts w:ascii="Times New Roman" w:eastAsia="DFKai-SB" w:hAnsi="Times New Roman" w:cs="Times New Roman"/></w:rPr></w:pPr><w:r><w:rPr><w:rFonts w:ascii="Times New Roman" w:eastAsia="DFKai-SB" w:hAnsi="Times New Roman" w:cs="Times New Roman" w:hint="eastAsia"/></w:rPr><w:t>備</w:t></w:r><w:r><w:rPr><w:rFonts w:ascii="Times New Roman" w:eastAsia="DFKai-SB" w:hAnsi="Times New Roman" w:cs="Times New Roman" w:hint="eastAsia"/></w:rPr><w:t xml:space="preserve"> </w:t></w:r><w:r><w:rPr><w:rFonts w:ascii="Times New Roman" w:eastAsia="DFKai-SB" w:hAnsi="Times New Roman" w:cs="Times New Roman" w:hint="eastAsia"/></w:rPr><w:t>註</w:t></w:r></w:p></w:tc></w:tr><w:tr><w:trPr><w:trHeight w:val="567"/></w:trPr><w:tc><w:tcPr><w:tcW w:w="1757" w:type="dxa"/></w:tcPr><w:p><w:pPr><w:jc w:val="both"/><w:rPr><w:rFonts w:ascii="Times New Roman" w:eastAsia="DFKai-SB" w:hAnsi="Times New Roman" w:cs="Times New Roman"/></w:rPr></w:pPr><w:r><w:t>{#gantt_rows}{task_name}</w:t></w:r></w:p></w:tc><w:tc><w:tcPr><w:tcW w:w="567" w:type="dxa"/></w:tcPr><w:p><w:pPr><w:jc w:val="both"/><w:rPr><w:rFonts w:ascii="Times New Roman" w:eastAsia="DFKai-SB" w:hAnsi="Times New Roman" w:cs="Times New Roman"/></w:rPr></w:pPr><w:r><w:t>{m1}</w:t></w:r></w:p></w:tc><w:tc><w:tcPr><w:tcW w:w="567" w:type="dxa"/></w:tcPr><w:p><w:pPr><w:jc w:val="both"/><w:rPr><w:rFonts w:ascii="Times New Roman" w:eastAsia="DFKai-SB" w:hAnsi="Times New Roman" w:cs="Times New Roman"/></w:rPr></w:pPr><w:r><w:t>{m2}</w:t></w:r></w:p></w:tc><w:tc><w:tcPr><w:tcW w:w="567" w:type="dxa"/></w:tcPr><w:p><w:pPr><w:jc w:val="both"/><w:rPr><w:rFonts w:ascii="Times New Roman" w:eastAsia="DFKai-SB" w:hAnsi="Times New Roman" w:cs="Times New Roman"/></w:rPr></w:pPr><w:r><w:t>{m3}</w:t></w:r></w:p></w:tc><w:tc><w:tcPr><w:tcW w:w="567" w:type="dxa"/></w:tcPr><w:p><w:pPr><w:jc w:val="both"/><w:rPr><w:rFonts w:ascii="Times New Roman" w:eastAsia="DFKai-SB" w:hAnsi="Times New Roman" w:cs="Times New Roman"/></w:rPr></w:pPr><w:r><w:t>{m4}</w:t></w:r></w:p></w:tc><w:tc><w:tcPr><w:tcW w:w="567" w:type="dxa"/></w:tcPr><w:p><w:pPr><w:jc w:val="both"/><w:rPr><w:rFonts w:ascii="Times New Roman" w:eastAsia="DFKai-SB" w:hAnsi="Times New Roman" w:cs="Times New Roman"/></w:rPr></w:pPr><w:r><w:t>{m5}</w:t></w:r></w:p></w:tc><w:tc><w:tcPr><w:tcW w:w="567" w:type="dxa"/></w:tcPr><w:p><w:pPr><w:jc w:val="both"/><w:rPr><w:rFonts w:ascii="Times New Roman" w:eastAsia="DFKai-SB" w:hAnsi="Times New Roman" w:cs="Times New Roman"/></w:rPr></w:pPr><w:r><w:t>{m6}</w:t></w:r></w:p></w:tc><w:tc><w:tcPr><w:tcW w:w="567" w:type="dxa"/></w:tcPr><w:p><w:pPr><w:jc w:val="both"/><w:rPr><w:rFonts w:ascii="Times New Roman" w:eastAsia="DFKai-SB" w:hAnsi="Times New Roman" w:cs="Times New Roman"/></w:rPr></w:pPr><w:r><w:t>{m7}</w:t></w:r></w:p></w:tc><w:tc><w:tcPr><w:tcW w:w="567" w:type="dxa"/></w:tcPr><w:p><w:pPr><w:jc w:val="both"/><w:rPr><w:rFonts w:ascii="Times New Roman" w:eastAsia="DFKai-SB" w:hAnsi="Times New Roman" w:cs="Times New Roman"/></w:rPr></w:pPr><w:r><w:t>{m8}</w:t></w:r></w:p></w:tc><w:tc><w:tcPr><w:tcW w:w="567" w:type="dxa"/></w:tcPr><w:p><w:pPr><w:jc w:val="both"/><w:rPr><w:rFonts w:ascii="Times New Roman" w:eastAsia="DFKai-SB" w:hAnsi="Times New Roman" w:cs="Times New Roman"/></w:rPr></w:pPr><w:r><w:t>{m9}</w:t></w:r></w:p></w:tc><w:tc><w:tcPr><w:tcW w:w="567" w:type="dxa"/></w:tcPr><w:p><w:pPr><w:jc w:val="both"/><w:rPr><w:rFonts w:ascii="Times New Roman" w:eastAsia="DFKai-SB" w:hAnsi="Times New Roman" w:cs="Times New Roman"/></w:rPr></w:pPr><w:r><w:t>{m10}</w:t></w:r></w:p></w:tc><w:tc><w:tcPr><w:tcW w:w="567" w:type="dxa"/></w:tcPr><w:p><w:pPr><w:jc w:val="both"/><w:rPr><w:rFonts w:ascii="Times New Roman" w:eastAsia="DFKai-SB" w:hAnsi="Times New Roman" w:cs="Times New Roman"/></w:rPr></w:pPr><w:r><w:t>{m11}</w:t></w:r></w:p></w:tc><w:tc><w:tcPr><w:tcW w:w="567" w:type="dxa"/></w:tcPr><w:p><w:pPr><w:jc w:val="both"/><w:rPr><w:rFonts w:ascii="Times New Roman" w:eastAsia="DFKai-SB" w:hAnsi="Times New Roman" w:cs="Times New Roman"/></w:rPr></w:pPr><w:r><w:t>{m12}</w:t></w:r></w:p></w:tc><w:tc><w:tcPr><w:tcW w:w="1191" w:type="dxa"/></w:tcPr><w:p><w:pPr><w:jc w:val="both"/><w:rPr><w:rFonts w:ascii="Times New Roman" w:eastAsia="DFKai-SB" w:hAnsi="Times New Roman" w:cs="Times New Roman"/></w:rPr></w:pPr><w:r><w:t>{/gantt_rows}</w:t></w:r></w:p></w:tc></w:tr></w:tbl><w:p><w:pPr><w:jc w:val="both"/><w:rPr><w:rFonts w:ascii="Times New Roman" w:eastAsia="DFKai-SB" w:hAnsi="Times New Roman" w:cs="Times New Roman"/></w:rPr></w:pPr><w:r><w:rPr><w:rFonts w:ascii="Times New Roman" w:eastAsia="DFKai-SB" w:hAnsi="Times New Roman" w:cs="Times New Roman" w:hint="eastAsia"/></w:rPr><w:t>(</w:t></w:r><w:r><w:rPr><w:rFonts w:ascii="Times New Roman" w:eastAsia="DFKai-SB" w:hAnsi="Times New Roman" w:cs="Times New Roman" w:hint="eastAsia"/></w:rPr><w:t>如篇幅不足，請自行複製</w:t></w:r><w:r><w:rPr><w:rFonts w:ascii="Times New Roman" w:eastAsia="DFKai-SB" w:hAnsi="Times New Roman" w:cs="Times New Roman" w:hint="eastAsia"/></w:rPr><w:t>)</w:t></w:r></w:p><w:p><w:pPr><w:widowControl/><w:rPr><w:rFonts w:ascii="Times New Roman" w:eastAsia="DFKai-SB" w:hAnsi="Times New Roman" w:cs="Times New Roman"/><w:b/></w:rPr></w:pPr><w:r><w:rPr><w:rFonts w:ascii="Times New Roman" w:eastAsia="DFKai-SB" w:hAnsi="Times New Roman" w:cs="Times New Roman"/><w:b/></w:rPr><w:br w:type="page"/></w:r></w:p><w:p><w:bookmarkStart w:id="110" w:name="sec_5"/><w:bookmarkEnd w:id="110"/><w:pPr><w:ind w:left="480" w:hangingChars="200" w:hanging="480"/><w:jc w:val="both"/><w:rPr><w:rFonts w:ascii="Times New Roman" w:eastAsia="DFKai-SB" w:hAnsi="Times New Roman" w:cs="Times New Roman"/><w:b/></w:rPr></w:pPr><w:r><w:rPr><w:rFonts w:ascii="Times New Roman" w:eastAsia="DFKai-SB" w:hAnsi="Times New Roman" w:cs="Times New Roman" w:hint="eastAsia"/><w:b/></w:rPr><w:lastRenderedPageBreak/><w:t>伍、人力配置：</w:t></w:r><w:r><w:rPr><w:rFonts w:ascii="Times New Roman" w:eastAsia="DFKai-SB" w:hAnsi="Times New Roman" w:cs="Times New Roman" w:hint="eastAsia"/></w:rPr><w:t>類別欄請分別填寫主持人、協同主持人、研究人員、專任研究助理、兼任研究助理等。研究助理如未確定人選，其姓名欄可填寫待聘。主持人、協同主持人、研究人員需填附表一、二、三。附表一需由填表人及計畫主持人簽章。</w:t></w:r></w:p><w:tbl><w:tblPr><w:tblStyle w:val="TableGrid"/><w:tblW w:w="0" w:type="auto"/><w:tblLook w:val="04A0" w:firstRow="1" w:lastRow="0" w:firstColumn="1" w:lastColumn="0" w:noHBand="0" w:noVBand="1"/></w:tblPr><w:tblGrid><w:gridCol w:w="1271"/><w:gridCol w:w="1276"/><w:gridCol w:w="1417"/><w:gridCol w:w="5096"/></w:tblGrid><w:tr><w:trPr><w:trHeight w:val="567"/></w:trPr><w:tc><w:tcPr><w:tcW w:w="1271" w:type="dxa"/><w:vAlign w:val="center"/></w:tcPr><w:p><w:pPr><w:jc w:val="center"/><w:rPr><w:rFonts w:ascii="Times New Roman" w:eastAsia="DFKai-SB" w:hAnsi="Times New Roman" w:cs="Times New Roman"/></w:rPr></w:pPr><w:r><w:rPr><w:rFonts w:ascii="Times New Roman" w:eastAsia="DFKai-SB" w:hAnsi="Times New Roman" w:cs="Times New Roman" w:hint="eastAsia"/></w:rPr><w:t>類</w:t></w:r><w:r><w:rPr><w:rFonts w:ascii="Times New Roman" w:eastAsia="DFKai-SB" w:hAnsi="Times New Roman" w:cs="Times New Roman" w:hint="eastAsia"/></w:rPr><w:t xml:space="preserve">   </w:t></w:r><w:r><w:rPr><w:rFonts w:ascii="Times New Roman" w:eastAsia="DFKai-SB" w:hAnsi="Times New Roman" w:cs="Times New Roman" w:hint="eastAsia"/></w:rPr><w:t>別</w:t></w:r></w:p></w:tc><w:tc><w:tcPr><w:tcW w:w="1276" w:type="dxa"/><w:vAlign w:val="center"/></w:tcPr><w:p><w:pPr><w:jc w:val="center"/><w:rPr><w:rFonts w:ascii="Times New Roman" w:eastAsia="DFKai-SB" w:hAnsi="Times New Roman" w:cs="Times New Roman"/></w:rPr></w:pPr><w:r><w:rPr><w:rFonts w:ascii="Times New Roman" w:eastAsia="DFKai-SB" w:hAnsi="Times New Roman" w:cs="Times New Roman" w:hint="eastAsia"/></w:rPr><w:t>姓</w:t></w:r><w:r><w:rPr><w:rFonts w:ascii="Times New Roman" w:eastAsia="DFKai-SB" w:hAnsi="Times New Roman" w:cs="Times New Roman" w:hint="eastAsia"/></w:rPr><w:t xml:space="preserve">   </w:t></w:r><w:r><w:rPr><w:rFonts w:ascii="Times New Roman" w:eastAsia="DFKai-SB" w:hAnsi="Times New Roman" w:cs="Times New Roman" w:hint="eastAsia"/></w:rPr><w:t>名</w:t></w:r></w:p></w:tc><w:tc><w:tcPr><w:tcW w:w="1417" w:type="dxa"/><w:vAlign w:val="center"/></w:tcPr><w:p><w:pPr><w:jc w:val="center"/><w:rPr><w:rFonts w:ascii="Times New Roman" w:eastAsia="DFKai-SB" w:hAnsi="Times New Roman" w:cs="Times New Roman"/></w:rPr></w:pPr><w:r><w:rPr><w:rFonts w:ascii="Times New Roman" w:eastAsia="DFKai-SB" w:hAnsi="Times New Roman" w:cs="Times New Roman" w:hint="eastAsia"/></w:rPr><w:t>現</w:t></w:r><w:r><w:rPr><w:rFonts w:ascii="Times New Roman" w:eastAsia="DFKai-SB" w:hAnsi="Times New Roman" w:cs="Times New Roman" w:hint="eastAsia"/></w:rPr><w:t xml:space="preserve">   </w:t></w:r><w:r><w:rPr><w:rFonts w:ascii="Times New Roman" w:eastAsia="DFKai-SB" w:hAnsi="Times New Roman" w:cs="Times New Roman" w:hint="eastAsia"/></w:rPr><w:t>職</w:t></w:r></w:p></w:tc><w:tc><w:tcPr><w:tcW w:w="5096" w:type="dxa"/><w:vAlign w:val="center"/></w:tcPr><w:p><w:pPr><w:jc w:val="center"/><w:rPr><w:rFonts w:ascii="Times New Roman" w:eastAsia="DFKai-SB" w:hAnsi="Times New Roman" w:cs="Times New Roman"/></w:rPr></w:pPr><w:r><w:rPr><w:rFonts w:ascii="Times New Roman" w:eastAsia="DFKai-SB" w:hAnsi="Times New Roman" w:cs="Times New Roman" w:hint="eastAsia"/></w:rPr><w:t>在本計畫內擔任之具體工作性質、項目及範圍</w:t></w:r></w:p></w:tc></w:tr><w:tr><w:trPr><w:trHeight w:val="567"/></w:trPr><w:tc><w:tcPr><w:tcW w:w="1271" w:type="dxa"/><w:vAlign w:val="center"/></w:tcPr><w:p><w:pPr><w:jc w:val="both"/><w:rPr><w:rFonts w:ascii="Times New Roman" w:eastAsia="DFKai-SB" w:hAnsi="Times New Roman" w:cs="Times New Roman"/></w:rPr></w:pPr><w:r><w:t>{#personnel_rows}{role_text}</w:t></w:r></w:p></w:tc><w:tc><w:tcPr><w:tcW w:w="1276" w:type="dxa"/><w:vAlign w:val="center"/></w:tcPr><w:p><w:pPr><w:jc w:val="both"/><w:rPr><w:rFonts w:ascii="Times New Roman" w:eastAsia="DFKai-SB" w:hAnsi="Times New Roman" w:cs="Times New Roman"/></w:rPr></w:pPr><w:r><w:t>{name_zh}</w:t></w:r></w:p></w:tc><w:tc><w:tcPr><w:tcW w:w="1417" w:type="dxa"/><w:vAlign w:val="center"/></w:tcPr><w:p><w:pPr><w:jc w:val="both"/><w:rPr><w:rFonts w:ascii="Times New Roman" w:eastAsia="DFKai-SB" w:hAnsi="Times New Roman" w:cs="Times New Roman"/></w:rPr></w:pPr><w:r><w:t>{title}</w:t></w:r></w:p></w:tc><w:tc><w:tcPr><w:tcW w:w="5096" w:type="dxa"/><w:vAlign w:val="center"/></w:tcPr><w:p><w:pPr><w:jc w:val="both"/><w:rPr><w:rFonts w:ascii="Times New Roman" w:eastAsia="DFKai-SB" w:hAnsi="Times New Roman" w:cs="Times New Roman"/></w:rPr></w:pPr><w:r><w:t>{work_description}{/personnel_rows}</w:t></w:r></w:p></w:tc></w:tr><w:tr><w:trPr><w:trHeight w:val="567"/></w:trPr><w:tc><w:tcPr><w:tcW w:w="1271" w:type="dxa"/><w:vAlign w:val="center"/></w:tcPr><w:p><w:pPr><w:jc w:val="both"/><w:rPr><w:rFonts w:ascii="Times New Roman" w:eastAsia="DFKai-SB" w:hAnsi="Times New Roman" w:cs="Times New Roman"/></w:rPr></w:pPr></w:p></w:tc><w:tc><w:tcPr><w:tcW w:w="1276" w:type="dxa"/><w:vAlign w:val="center"/></w:tcPr><w:p><w:pPr><w:jc w:val="both"/><w:rPr><w:rFonts w:ascii="Times New Roman" w:eastAsia="DFKai-SB" w:hAnsi="Times New Roman" w:cs="Times New Roman"/></w:rPr></w:pPr></w:p></w:tc><w:tc><w:tcPr><w:tcW w:w="1417" w:type="dxa"/><w:vAlign w:val="center"/></w:tcPr><w:p><w:pPr><w:jc w:val="both"/><w:rPr><w:rFonts w:ascii="Times New Roman" w:eastAsia="DFKai-SB" w:hAnsi="Times New Roman" w:cs="Times New Roman"/></w:rPr></w:pPr></w:p></w:tc><w:tc><w:tcPr><w:tcW w:w="5096" w:type="dxa"/><w:vAlign w:val="center"/></w:tcPr><w:p><w:pPr><w:jc w:val="both"/><w:rPr><w:rFonts w:ascii="Times New Roman" w:eastAsia="DFKai-SB" w:hAnsi="Times New Roman" w:cs="Times New Roman"/></w:rPr></w:pPr></w:p></w:tc></w:tr><w:tr><w:trPr><w:trHeight w:val="567"/></w:trPr><w:tc><w:tcPr><w:tcW w:w="1271" w:type="dxa"/><w:vAlign w:val="center"/></w:tcPr><w:p><w:pPr><w:jc w:val="both"/><w:rPr><w:rFonts w:ascii="Times New Roman" w:eastAsia="DFKai-SB" w:hAnsi="Times New Roman" w:cs="Times New Roman"/></w:rPr></w:pPr></w:p></w:tc><w:tc><w:tcPr><w:tcW w:w="1276" w:type="dxa"/><w:vAlign w:val="center"/></w:tcPr><w:p><w:pPr><w:jc w:val="both"/><w:rPr><w:rFonts w:ascii="Times New Roman" w:eastAsia="DFKai-SB" w:hAnsi="Times New Roman" w:cs="Times New Roman"/></w:rPr></w:pPr></w:p></w:tc><w:tc><w:tcPr><w:tcW w:w="1417" w:type="dxa"/><w:vAlign w:val="center"/></w:tcPr><w:p><w:pPr><w:jc w:val="both"/><w:rPr><w:rFonts w:ascii="Times New Roman" w:eastAsia="DFKai-SB" w:hAnsi="Times New Roman" w:cs="Times New Roman"/></w:rPr></w:pPr></w:p></w:tc><w:tc><w:tcPr><w:tcW w:w="5096" w:type="dxa"/><w:vAlign w:val="center"/></w:tcPr><w:p><w:pPr><w:jc w:val="both"/><w:rPr><w:rFonts w:ascii="Times New Roman" w:eastAsia="DFKai-SB" w:hAnsi="Times New Roman" w:cs="Times New Roman"/></w:rPr></w:pPr></w:p></w:tc></w:tr><w:tr><w:trPr><w:trHeight w:val="567"/></w:trPr><w:tc><w:tcPr><w:tcW w:w="1271" w:type="dxa"/><w:vAlign w:val="center"/></w:tcPr><w:p><w:pPr><w:jc w:val="both"/><w:rPr><w:rFonts w:ascii="Times New Roman" w:eastAsia="DFKai-SB" w:hAnsi="Times New Roman" w:cs="Times New Roman"/></w:rPr></w:pPr></w:p></w:tc><w:tc><w:tcPr><w:tcW w:w="1276" w:type="dxa"/><w:vAlign w:val="center"/></w:tcPr><w:p><w:pPr><w:jc w:val="both"/><w:rPr><w:rFonts w:ascii="Times New Roman" w:eastAsia="DFKai-SB" w:hAnsi="Times New Roman" w:cs="Times New Roman"/></w:rPr></w:pPr></w:p></w:tc><w:tc><w:tcPr><w:tcW w:w="1417" w:type="dxa"/><w:vAlign w:val="center"/></w:tcPr><w:p><w:pPr><w:jc w:val="both"/><w:rPr><w:rFonts w:ascii="Times New Roman" w:eastAsia="DFKai-SB" w:hAnsi="Times New Roman" w:cs="Times New Roman"/></w:rPr></w:pPr></w:p></w:tc><w:tc><w:tcPr><w:tcW w:w="5096" w:type="dxa"/><w:vAlign w:val="center"/></w:tcPr><w:p><w:pPr><w:jc w:val="both"/><w:rPr><w:rFonts w:ascii="Times New Roman" w:eastAsia="DFKai-SB" w:hAnsi="Times New Roman" w:cs="Times New Roman"/></w:rPr></w:pPr></w:p></w:tc></w:tr><w:tr><w:trPr><w:trHeight w:val="567"/></w:trPr><w:tc><w:tcPr><w:tcW w:w="1271" w:type="dxa"/><w:vAlign w:val="center"/></w:tcPr><w:p><w:pPr><w:jc w:val="both"/><w:rPr><w:rFonts w:ascii="Times New Roman" w:eastAsia="DFKai-SB" w:hAnsi="Times New Roman" w:cs="Times New Roman"/></w:rPr></w:pPr></w:p></w:tc><w:tc><w:tcPr><w:tcW w:w="1276" w:type="dxa"/><w:vAlign w:val="center"/></w:tcPr><w:p><w:pPr><w:jc w:val="both"/><w:rPr><w:rFonts w:ascii="Times New Roman" w:eastAsia="DFKai-SB" w:hAnsi="Times New Roman" w:cs="Times New Roman"/></w:rPr></w:pPr></w:p></w:tc><w:tc><w:tcPr><w:tcW w:w="1417" w:type="dxa"/><w:vAlign w:val="center"/></w:tcPr><w:p><w:pPr><w:jc w:val="both"/><w:rPr><w:rFonts w:ascii="Times New Roman" w:eastAsia="DFKai-SB" w:hAnsi="Times New Roman" w:cs="Times New Roman"/></w:rPr></w:pPr></w:p></w:tc><w:tc><w:tcPr><w:tcW w:w="5096" w:type="dxa"/><w:vAlign w:val="center"/></w:tcPr><w:p><w:pPr><w:jc w:val="both"/><w:rPr><w:rFonts w:ascii="Times New Roman" w:eastAsia="DFKai-SB" w:hAnsi="Times New Roman" w:cs="Times New Roman"/></w:rPr></w:pPr></w:p></w:tc></w:tr><w:tr><w:trPr><w:trHeight w:val="567"/></w:trPr><w:tc><w:tcPr><w:tcW w:w="1271" w:type="dxa"/><w:vAlign w:val="center"/></w:tcPr><w:p><w:pPr><w:jc w:val="both"/><w:rPr><w:rFonts w:ascii="Times New Roman" w:eastAsia="DFKai-SB" w:hAnsi="Times New Roman" w:cs="Times New Roman"/></w:rPr></w:pPr></w:p></w:tc><w:tc><w:tcPr><w:tcW w:w="1276" w:type="dxa"/><w:vAlign w:val="center"/></w:tcPr><w:p><w:pPr><w:jc w:val="both"/><w:rPr><w:rFonts w:ascii="Times New Roman" w:eastAsia="DFKai-SB" w:hAnsi="Times New Roman" w:cs="Times New Roman"/></w:rPr></w:pPr></w:p></w:tc><w:tc><w:tcPr><w:tcW w:w="1417" w:type="dxa"/><w:vAlign w:val="center"/></w:tcPr><w:p><w:pPr><w:jc w:val="both"/><w:rPr><w:rFonts w:ascii="Times New Roman" w:eastAsia="DFKai-SB" w:hAnsi="Times New Roman" w:cs="Times New Roman"/></w:rPr></w:pPr></w:p></w:tc><w:tc><w:tcPr><w:tcW w:w="5096" w:type="dxa"/><w:vAlign w:val="center"/></w:tcPr><w:p><w:pPr><w:jc w:val="both"/><w:rPr><w:rFonts w:ascii="Times New Roman" w:eastAsia="DFKai-SB" w:hAnsi="Times New Roman" w:cs="Times New Roman"/></w:rPr></w:pPr></w:p></w:tc></w:tr><w:tr><w:trPr><w:trHeight w:val="567"/></w:trPr><w:tc><w:tcPr><w:tcW w:w="1271" w:type="dxa"/><w:vAlign w:val="center"/></w:tcPr><w:p><w:pPr><w:jc w:val="both"/><w:rPr><w:rFonts w:ascii="Times New Roman" w:eastAsia="DFKai-SB" w:hAnsi="Times New Roman" w:cs="Times New Roman"/></w:rPr></w:pPr></w:p></w:tc><w:tc><w:tcPr><w:tcW w:w="1276" w:type="dxa"/><w:vAlign w:val="center"/></w:tcPr><w:p><w:pPr><w:jc w:val="both"/><w:rPr><w:rFonts w:ascii="Times New Roman" w:eastAsia="DFKai-SB" w:hAnsi="Times New Roman" w:cs="Times New Roman"/></w:rPr></w:pPr></w:p></w:tc><w:tc><w:tcPr><w:tcW w:w="1417" w:type="dxa"/><w:vAlign w:val="center"/></w:tcPr><w:p><w:pPr><w:jc w:val="both"/><w:rPr><w:rFonts w:ascii="Times New Roman" w:eastAsia="DFKai-SB" w:hAnsi="Times New Roman" w:cs="Times New Roman"/></w:rPr></w:pPr></w:p></w:tc><w:tc><w:tcPr><w:tcW w:w="5096" w:type="dxa"/><w:vAlign w:val="center"/></w:tcPr><w:p><w:pPr><w:jc w:val="both"/><w:rPr><w:rFonts w:ascii="Times New Roman" w:eastAsia="DFKai-SB" w:hAnsi="Times New Roman" w:cs="Times New Roman"/></w:rPr></w:pPr></w:p></w:tc></w:tr><w:tr><w:trPr><w:trHeight w:val="567"/></w:trPr><w:tc><w:tcPr><w:tcW w:w="1271" w:type="dxa"/><w:vAlign w:val="center"/></w:tcPr><w:p><w:pPr><w:jc w:val="both"/><w:rPr><w:rFonts w:ascii="Times New Roman" w:eastAsia="DFKai-SB" w:hAnsi="Times New Roman" w:cs="Times New Roman"/></w:rPr></w:pPr></w:p></w:tc><w:tc><w:tcPr><w:tcW w:w="1276" w:type="dxa"/><w:vAlign w:val="center"/></w:tcPr><w:p><w:pPr><w:jc w:val="both"/><w:rPr><w:rFonts w:ascii="Times New Roman" w:eastAsia="DFKai-SB" w:hAnsi="Times New Roman" w:cs="Times New Roman"/></w:rPr></w:pPr></w:p></w:tc><w:tc><w:tcPr><w:tcW w:w="1417" w:type="dxa"/><w:vAlign w:val="center"/></w:tcPr><w:p><w:pPr><w:jc w:val="both"/><w:rPr><w:rFonts w:ascii="Times New Roman" w:eastAsia="DFKai-SB" w:hAnsi="Times New Roman" w:cs="Times New Roman"/></w:rPr></w:pPr></w:p></w:tc><w:tc><w:tcPr><w:tcW w:w="5096" w:type="dxa"/><w:vAlign w:val="center"/></w:tcPr><w:p><w:pPr><w:jc w:val="both"/><w:rPr><w:rFonts w:ascii="Times New Roman" w:eastAsia="DFKai-SB" w:hAnsi="Times New Roman" w:cs="Times New Roman"/></w:rPr></w:pPr></w:p></w:tc></w:tr><w:tr><w:trPr><w:trHeight w:val="567"/></w:trPr><w:tc><w:tcPr><w:tcW w:w="1271" w:type="dxa"/><w:vAlign w:val="center"/></w:tcPr><w:p><w:pPr><w:jc w:val="both"/><w:rPr><w:rFonts w:ascii="Times New Roman" w:eastAsia="DFKai-SB" w:hAnsi="Times New Roman" w:cs="Times New Roman"/></w:rPr></w:pPr></w:p></w:tc><w:tc><w:tcPr><w:tcW w:w="1276" w:type="dxa"/><w:vAlign w:val="center"/></w:tcPr><w:p><w:pPr><w:jc w:val="both"/><w:rPr><w:rFonts w:ascii="Times New Roman" w:eastAsia="DFKai-SB" w:hAnsi="Times New Roman" w:cs="Times New Roman"/></w:rPr></w:pPr></w:p></w:tc><w:tc><w:tcPr><w:tcW w:w="1417" w:type="dxa"/><w:vAlign w:val="center"/></w:tcPr><w:p><w:pPr><w:jc w:val="both"/><w:rPr><w:rFonts w:ascii="Times New Roman" w:eastAsia="DFKai-SB" w:hAnsi="Times New Roman" w:cs="Times New Roman"/></w:rPr></w:pPr></w:p></w:tc><w:tc><w:tcPr><w:tcW w:w="5096" w:type="dxa"/><w:vAlign w:val="center"/></w:tcPr><w:p><w:pPr><w:jc w:val="both"/><w:rPr><w:rFonts w:ascii="Times New Roman" w:eastAsia="DFKai-SB" w:hAnsi="Times New Roman" w:cs="Times New Roman"/></w:rPr></w:pPr></w:p></w:tc></w:tr><w:tr><w:trPr><w:trHeight w:val="567"/></w:trPr><w:tc><w:tcPr><w:tcW w:w="1271" w:type="dxa"/><w:vAlign w:val="center"/></w:tcPr><w:p><w:pPr><w:jc w:val="both"/><w:rPr><w:rFonts w:ascii="Times New Roman" w:eastAsia="DFKai-SB" w:hAnsi="Times New Roman" w:cs="Times New Roman"/></w:rPr></w:pPr></w:p></w:tc><w:tc><w:tcPr><w:tcW w:w="1276" w:type="dxa"/><w:vAlign w:val="center"/></w:tcPr><w:p><w:pPr><w:jc w:val="both"/><w:rPr><w:rFonts w:ascii="Times New Roman" w:eastAsia="DFKai-SB" w:hAnsi="Times New Roman" w:cs="Times New Roman"/></w:rPr></w:pPr></w:p></w:tc><w:tc><w:tcPr><w:tcW w:w="1417" w:type="dxa"/><w:vAlign w:val="center"/></w:tcPr><w:p><w:pPr><w:jc w:val="both"/><w:rPr><w:rFonts w:ascii="Times New Roman" w:eastAsia="DFKai-SB" w:hAnsi="Times New Roman" w:cs="Times New Roman"/></w:rPr></w:pPr></w:p></w:tc><w:tc><w:tcPr><w:tcW w:w="5096" w:type="dxa"/><w:vAlign w:val="center"/></w:tcPr><w:p><w:pPr><w:jc w:val="both"/><w:rPr><w:rFonts w:ascii="Times New Roman" w:eastAsia="DFKai-SB" w:hAnsi="Times New Roman" w:cs="Times New Roman"/></w:rPr></w:pPr></w:p></w:tc></w:tr><w:tr><w:trPr><w:trHeight w:val="567"/></w:trPr><w:tc><w:tcPr><w:tcW w:w="1271" w:type="dxa"/><w:vAlign w:val="center"/></w:tcPr><w:p><w:pPr><w:jc w:val="both"/><w:rPr><w:rFonts w:ascii="Times New Roman" w:eastAsia="DFKai-SB" w:hAnsi="Times New Roman" w:cs="Times New Roman"/></w:rPr></w:pPr></w:p></w:tc><w:tc><w:tcPr><w:tcW w:w="1276" w:type="dxa"/><w:vAlign w:val="center"/></w:tcPr><w:p><w:pPr><w:jc w:val="both"/><w:rPr><w:rFonts w:ascii="Times New Roman" w:eastAsia="DFKai-SB" w:hAnsi="Times New Roman" w:cs="Times New Roman"/></w:rPr></w:pPr></w:p></w:tc><w:tc><w:tcPr><w:tcW w:w="1417" w:type="dxa"/><w:vAlign w:val="center"/></w:tcPr><w:p><w:pPr><w:jc w:val="both"/><w:rPr><w:rFonts w:ascii="Times New Roman" w:eastAsia="DFKai-SB" w:hAnsi="Times New Roman" w:cs="Times New Roman"/></w:rPr></w:pPr></w:p></w:tc><w:tc><w:tcPr><w:tcW w:w="5096" w:type="dxa"/><w:vAlign w:val="center"/></w:tcPr><w:p><w:pPr><w:jc w:val="both"/><w:rPr><w:rFonts w:ascii="Times New Roman" w:eastAsia="DFKai-SB" w:hAnsi="Times New Roman" w:cs="Times New Roman"/></w:rPr></w:pPr></w:p></w:tc></w:tr><w:tr><w:trPr><w:trHeight w:val="567"/></w:trPr><w:tc><w:tcPr><w:tcW w:w="1271" w:type="dxa"/><w:vAlign w:val="center"/></w:tcPr><w:p><w:pPr><w:jc w:val="both"/><w:rPr><w:rFonts w:ascii="Times New Roman" w:eastAsia="DFKai-SB" w:hAnsi="Times New Roman" w:cs="Times New Roman"/></w:rPr></w:pPr></w:p></w:tc><w:tc><w:tcPr><w:tcW w:w="1276" w:type="dxa"/><w:vAlign w:val="center"/></w:tcPr><w:p><w:pPr><w:jc w:val="both"/><w:rPr><w:rFonts w:ascii="Times New Roman" w:eastAsia="DFKai-SB" w:hAnsi="Times New Roman" w:cs="Times New Roman"/></w:rPr></w:pPr></w:p></w:tc><w:tc><w:tcPr><w:tcW w:w="1417" w:type="dxa"/><w:vAlign w:val="center"/></w:tcPr><w:p><w:pPr><w:jc w:val="both"/><w:rPr><w:rFonts w:ascii="Times New Roman" w:eastAsia="DFKai-SB" w:hAnsi="Times New Roman" w:cs="Times New Roman"/></w:rPr></w:pPr></w:p></w:tc><w:tc><w:tcPr><w:tcW w:w="5096" w:type="dxa"/><w:vAlign w:val="center"/></w:tcPr><w:p><w:pPr><w:jc w:val="both"/><w:rPr><w:rFonts w:ascii="Times New Roman" w:eastAsia="DFKai-SB" w:hAnsi="Times New Roman" w:cs="Times New Roman"/></w:rPr></w:pPr></w:p></w:tc></w:tr><w:tr><w:trPr><w:trHeight w:val="567"/></w:trPr><w:tc><w:tcPr><w:tcW w:w="1271" w:type="dxa"/><w:vAlign w:val="center"/></w:tcPr><w:p><w:pPr><w:jc w:val="both"/><w:rPr><w:rFonts w:ascii="Times New Roman" w:eastAsia="DFKai-SB" w:hAnsi="Times New Roman" w:cs="Times New Roman"/></w:rPr></w:pPr></w:p></w:tc><w:tc><w:tcPr><w:tcW w:w="1276" w:type="dxa"/><w:vAlign w:val="center"/></w:tcPr><w:p><w:pPr><w:jc w:val="both"/><w:rPr><w:rFonts w:ascii="Times New Roman" w:eastAsia="DFKai-SB" w:hAnsi="Times New Roman" w:cs="Times New Roman"/></w:rPr></w:pPr></w:p></w:tc><w:tc><w:tcPr><w:tcW w:w="1417" w:type="dxa"/><w:vAlign w:val="center"/></w:tcPr><w:p><w:pPr><w:jc w:val="both"/><w:rPr><w:rFonts w:ascii="Times New Roman" w:eastAsia="DFKai-SB" w:hAnsi="Times New Roman" w:cs="Times New Roman"/></w:rPr></w:pPr></w:p></w:tc><w:tc><w:tcPr><w:tcW w:w="5096" w:type="dxa"/><w:vAlign w:val="center"/></w:tcPr><w:p><w:pPr><w:jc w:val="both"/><w:rPr><w:rFonts w:ascii="Times New Roman" w:eastAsia="DFKai-SB" w:hAnsi="Times New Roman" w:cs="Times New Roman"/></w:rPr></w:pPr></w:p></w:tc></w:tr><w:tr><w:trPr><w:trHeight w:val="567"/></w:trPr><w:tc><w:tcPr><w:tcW w:w="1271" w:type="dxa"/><w:vAlign w:val="center"/></w:tcPr><w:p><w:pPr><w:jc w:val="both"/><w:rPr><w:rFonts w:ascii="Times New Roman" w:eastAsia="DFKai-SB" w:hAnsi="Times New Roman" w:cs="Times New Roman"/></w:rPr></w:pPr></w:p></w:tc><w:tc><w:tcPr><w:tcW w:w="1276" w:type="dxa"/><w:vAlign w:val="center"/></w:tcPr><w:p><w:pPr><w:jc w:val="both"/><w:rPr><w:rFonts w:ascii="Times New Roman" w:eastAsia="DFKai-SB" w:hAnsi="Times New Roman" w:cs="Times New Roman"/></w:rPr></w:pPr></w:p></w:tc><w:tc><w:tcPr><w:tcW w:w="1417" w:type="dxa"/><w:vAlign w:val="center"/></w:tcPr><w:p><w:pPr><w:jc w:val="both"/><w:rPr><w:rFonts w:ascii="Times New Roman" w:eastAsia="DFKai-SB" w:hAnsi="Times New Roman" w:cs="Times New Roman"/></w:rPr></w:pPr></w:p></w:tc><w:tc><w:tcPr><w:tcW w:w="5096" w:type="dxa"/><w:vAlign w:val="center"/></w:tcPr><w:p><w:pPr><w:jc w:val="both"/><w:rPr><w:rFonts w:ascii="Times New Roman" w:eastAsia="DFKai-SB" w:hAnsi="Times New Roman" w:cs="Times New Roman"/></w:rPr></w:pPr></w:p></w:tc></w:tr><w:tr><w:trPr><w:trHeight w:val="567"/></w:trPr><w:tc><w:tcPr><w:tcW w:w="1271" w:type="dxa"/><w:vAlign w:val="center"/></w:tcPr><w:p><w:pPr><w:jc w:val="both"/><w:rPr><w:rFonts w:ascii="Times New Roman" w:eastAsia="DFKai-SB" w:hAnsi="Times New Roman" w:cs="Times New Roman"/></w:rPr></w:pPr></w:p></w:tc><w:tc><w:tcPr><w:tcW w:w="1276" w:type="dxa"/><w:vAlign w:val="center"/></w:tcPr><w:p><w:pPr><w:jc w:val="both"/><w:rPr><w:rFonts w:ascii="Times New Roman" w:eastAsia="DFKai-SB" w:hAnsi="Times New Roman" w:cs="Times New Roman"/></w:rPr></w:pPr></w:p></w:tc><w:tc><w:tcPr><w:tcW w:w="1417" w:type="dxa"/><w:vAlign w:val="center"/></w:tcPr><w:p><w:pPr><w:jc w:val="both"/><w:rPr><w:rFonts w:ascii="Times New Roman" w:eastAsia="DFKai-SB" w:hAnsi="Times New Roman" w:cs="Times New Roman"/></w:rPr></w:pPr></w:p></w:tc><w:tc><w:tcPr><w:tcW w:w="5096" w:type="dxa"/><w:vAlign w:val="center"/></w:tcPr><w:p><w:pPr><w:jc w:val="both"/><w:rPr><w:rFonts w:ascii="Times New Roman" w:eastAsia="DFKai-SB" w:hAnsi="Times New Roman" w:cs="Times New Roman"/></w:rPr></w:pPr></w:p></w:tc></w:tr><w:tr><w:trPr><w:trHeight w:val="567"/></w:trPr><w:tc><w:tcPr><w:tcW w:w="1271" w:type="dxa"/><w:vAlign w:val="center"/></w:tcPr><w:p><w:pPr><w:jc w:val="both"/><w:rPr><w:rFonts w:ascii="Times New Roman" w:eastAsia="DFKai-SB" w:hAnsi="Times New Roman" w:cs="Times New Roman"/></w:rPr></w:pPr></w:p></w:tc><w:tc><w:tcPr><w:tcW w:w="1276" w:type="dxa"/><w:vAlign w:val="center"/></w:tcPr><w:p><w:pPr><w:jc w:val="both"/><w:rPr><w:rFonts w:ascii="Times New Roman" w:eastAsia="DFKai-SB" w:hAnsi="Times New Roman" w:cs="Times New Roman"/></w:rPr></w:pPr></w:p></w:tc><w:tc><w:tcPr><w:tcW w:w="1417" w:type="dxa"/><w:vAlign w:val="center"/></w:tcPr><w:p><w:pPr><w:jc w:val="both"/><w:rPr><w:rFonts w:ascii="Times New Roman" w:eastAsia="DFKai-SB" w:hAnsi="Times New Roman" w:cs="Times New Roman"/></w:rPr></w:pPr></w:p></w:tc><w:tc><w:tcPr><w:tcW w:w="5096" w:type="dxa"/><w:vAlign w:val="center"/></w:tcPr><w:p><w:pPr><w:jc w:val="both"/><w:rPr><w:rFonts w:ascii="Times New Roman" w:eastAsia="DFKai-SB" w:hAnsi="Times New Roman" w:cs="Times New Roman"/></w:rPr></w:pPr></w:p></w:tc></w:tr><w:tr><w:trPr><w:trHeight w:val="567"/></w:trPr><w:tc><w:tcPr><w:tcW w:w="1271" w:type="dxa"/><w:vAlign w:val="center"/></w:tcPr><w:p><w:pPr><w:jc w:val="both"/><w:rPr><w:rFonts w:ascii="Times New Roman" w:eastAsia="DFKai-SB" w:hAnsi="Times New Roman" w:cs="Times New Roman"/></w:rPr></w:pPr></w:p></w:tc><w:tc><w:tcPr><w:tcW w:w="1276" w:type="dxa"/><w:vAlign w:val="center"/></w:tcPr><w:p><w:pPr><w:jc w:val="both"/><w:rPr><w:rFonts w:ascii="Times New Roman" w:eastAsia="DFKai-SB" w:hAnsi="Times New Roman" w:cs="Times New Roman"/></w:rPr></w:pPr></w:p></w:tc><w:tc><w:tcPr><w:tcW w:w="1417" w:type="dxa"/><w:vAlign w:val="center"/></w:tcPr><w:p><w:pPr><w:jc w:val="both"/><w:rPr><w:rFonts w:ascii="Times New Roman" w:eastAsia="DFKai-SB" w:hAnsi="Times New Roman" w:cs="Times New Roman"/></w:rPr></w:pPr></w:p></w:tc><w:tc><w:tcPr><w:tcW w:w="5096" w:type="dxa"/><w:vAlign w:val="center"/></w:tcPr><w:p><w:pPr><w:jc w:val="both"/><w:rPr><w:rFonts w:ascii="Times New Roman" w:eastAsia="DFKai-SB" w:hAnsi="Times New Roman" w:cs="Times New Roman"/></w:rPr></w:pPr></w:p></w:tc></w:tr><w:tr><w:trPr><w:trHeight w:val="567"/></w:trPr><w:tc><w:tcPr><w:tcW w:w="1271" w:type="dxa"/><w:vAlign w:val="center"/></w:tcPr><w:p><w:pPr><w:jc w:val="both"/><w:rPr><w:rFonts w:ascii="Times New Roman" w:eastAsia="DFKai-SB" w:hAnsi="Times New Roman" w:cs="Times New Roman"/></w:rPr></w:pPr></w:p></w:tc><w:tc><w:tcPr><w:tcW w:w="1276" w:type="dxa"/><w:vAlign w:val="center"/></w:tcPr><w:p><w:pPr><w:jc w:val="both"/><w:rPr><w:rFonts w:ascii="Times New Roman" w:eastAsia="DFKai-SB" w:hAnsi="Times New Roman" w:cs="Times New Roman"/></w:rPr></w:pPr></w:p></w:tc><w:tc><w:tcPr><w:tcW w:w="1417" w:type="dxa"/><w:vAlign w:val="center"/></w:tcPr><w:p><w:pPr><w:jc w:val="both"/><w:rPr><w:rFonts w:ascii="Times New Roman" w:eastAsia="DFKai-SB" w:hAnsi="Times New Roman" w:cs="Times New Roman"/></w:rPr></w:pPr></w:p></w:tc><w:tc><w:tcPr><w:tcW w:w="5096" w:type="dxa"/><w:vAlign w:val="center"/></w:tcPr><w:p><w:pPr><w:jc w:val="both"/><w:rPr><w:rFonts w:ascii="Times New Roman" w:eastAsia="DFKai-SB" w:hAnsi="Times New Roman" w:cs="Times New Roman"/></w:rPr></w:pPr></w:p></w:tc></w:tr><w:tr><w:trPr><w:trHeight w:val="567"/></w:trPr><w:tc><w:tcPr><w:tcW w:w="1271" w:type="dxa"/><w:vAlign w:val="center"/></w:tcPr><w:p><w:pPr><w:jc w:val="both"/><w:rPr><w:rFonts w:ascii="Times New Roman" w:eastAsia="DFKai-SB" w:hAnsi="Times New Roman" w:cs="Times New Roman"/></w:rPr></w:pPr></w:p></w:tc><w:tc><w:tcPr><w:tcW w:w="1276" w:type="dxa"/><w:vAlign w:val="center"/></w:tcPr><w:p><w:pPr><w:jc w:val="both"/><w:rPr><w:rFonts w:ascii="Times New Roman" w:eastAsia="DFKai-SB" w:hAnsi="Times New Roman" w:cs="Times New Roman"/></w:rPr></w:pPr></w:p></w:tc><w:tc><w:tcPr><w:tcW w:w="1417" w:type="dxa"/><w:vAlign w:val="center"/></w:tcPr><w:p><w:pPr><w:jc w:val="both"/><w:rPr><w:rFonts w:ascii="Times New Roman" w:eastAsia="DFKai-SB" w:hAnsi="Times New Roman" w:cs="Times New Roman"/></w:rPr></w:pPr></w:p></w:tc><w:tc><w:tcPr><w:tcW w:w="5096" w:type="dxa"/><w:vAlign w:val="center"/></w:tcPr><w:p><w:pPr><w:jc w:val="both"/><w:rPr><w:rFonts w:ascii="Times New Roman" w:eastAsia="DFKai-SB" w:hAnsi="Times New Roman" w:cs="Times New Roman"/></w:rPr></w:pPr></w:p></w:tc></w:tr></w:tbl><w:p><w:pPr><w:jc w:val="both"/><w:rPr><w:rFonts w:ascii="Times New Roman" w:eastAsia="DFKai-SB" w:hAnsi="Times New Roman" w:cs="Times New Roman"/></w:rPr></w:pPr><w:r><w:rPr><w:rFonts w:ascii="Times New Roman" w:eastAsia="DFKai-SB" w:hAnsi="Times New Roman" w:cs="Times New Roman" w:hint="eastAsia"/></w:rPr><w:lastRenderedPageBreak/><w:t>(</w:t></w:r><w:r><w:rPr><w:rFonts w:ascii="Times New Roman" w:eastAsia="DFKai-SB" w:hAnsi="Times New Roman" w:cs="Times New Roman" w:hint="eastAsia"/></w:rPr><w:t>如篇幅不足，請自行複製</w:t></w:r><w:r><w:rPr><w:rFonts w:ascii="Times New Roman" w:eastAsia="DFKai-SB" w:hAnsi="Times New Roman" w:cs="Times New Roman" w:hint="eastAsia"/></w:rPr><w:t>)</w:t></w:r></w:p><w:p><w:pPr><w:widowControl/><w:rPr><w:rFonts w:ascii="Times New Roman" w:eastAsia="DFKai-SB" w:hAnsi="Times New Roman" w:cs="Times New Roman"/><w:b/></w:rPr></w:pPr><w:r><w:rPr><w:rFonts w:ascii="Times New Roman" w:eastAsia="DFKai-SB" w:hAnsi="Times New Roman" w:cs="Times New Roman"/><w:b/></w:rPr><w:br w:type="page"/></w:r></w:p><w:p><w:bookmarkStart w:id="111" w:name="sec_6"/><w:bookmarkEnd w:id="111"/><w:pPr><w:jc w:val="both"/><w:rPr><w:rFonts w:ascii="Times New Roman" w:eastAsia="DFKai-SB" w:hAnsi="Times New Roman" w:cs="Times New Roman"/><w:b/></w:rPr></w:pPr><w:r><w:rPr><w:rFonts w:ascii="Times New Roman" w:eastAsia="DFKai-SB" w:hAnsi="Times New Roman" w:cs="Times New Roman" w:hint="eastAsia"/><w:b/></w:rPr><w:lastRenderedPageBreak/><w:t>陸、經費需求表：</w:t></w:r></w:p><w:tbl><w:tblPr><w:tblStyle w:val="TableGrid"/><w:tblW w:w="9776" w:type="dxa"/><w:tblLook w:val="04A0" w:firstRow="1" w:lastRow="0" w:firstColumn="1" w:lastColumn="0" w:noHBand="0" w:noVBand="1"/></w:tblPr><w:tblGrid><w:gridCol w:w="2122"/><w:gridCol w:w="1701"/><w:gridCol w:w="5953"/></w:tblGrid><w:tr><w:trPr><w:tblHeader/></w:trPr><w:tc><w:tcPr><w:tcW w:w="9776" w:type="dxa"/><w:gridSpan w:val="3"/></w:tcPr><w:p><w:pPr><w:jc w:val="both"/><w:rPr><w:rFonts w:ascii="Times New Roman" w:eastAsia="DFKai-SB" w:hAnsi="Times New Roman" w:cs="Times New Roman"/></w:rPr></w:pPr><w:r><w:rPr><w:rFonts w:ascii="Times New Roman" w:eastAsia="DFKai-SB" w:hAnsi="Times New Roman" w:cs="Times New Roman" w:hint="eastAsia"/><w:u w:val="single"/></w:rPr><w:t xml:space="preserve">　　　</w:t></w:r><w:r><w:rPr><w:rFonts w:ascii="Times New Roman" w:eastAsia="DFKai-SB" w:hAnsi="Times New Roman" w:cs="Times New Roman" w:hint="eastAsia"/></w:rPr><w:t>年度經費需求：本計畫各年度所需各項經費，請依「衛生福利部及所屬機關科學技術類委託研究計畫經費使用範圍及編列基準」詳實編列，各經費項目請務必按照該標準表內所訂之名稱與次序填寫。說明欄內應詳細說明估算方法及用途。</w:t></w:r><w:r><w:rPr><w:rFonts w:ascii="Times New Roman" w:eastAsia="DFKai-SB" w:hAnsi="Times New Roman" w:cs="Times New Roman" w:hint="eastAsia"/><w:b/></w:rPr><w:t>屬多年期計畫者，應</w:t></w:r><w:r><w:rPr><w:rFonts w:ascii="Times New Roman" w:eastAsia="DFKai-SB" w:hAnsi="Times New Roman" w:cs="Times New Roman" w:hint="eastAsia"/><w:b/><w:u w:val="single"/></w:rPr><w:t>分年度</w:t></w:r><w:r><w:rPr><w:rFonts w:ascii="Times New Roman" w:eastAsia="DFKai-SB" w:hAnsi="Times New Roman" w:cs="Times New Roman" w:hint="eastAsia"/><w:b/></w:rPr><w:t>提出經費需求。</w:t></w:r></w:p></w:tc></w:tr><w:tr><w:trPr><w:trHeight w:val="567"/><w:tblHeader/></w:trPr><w:tc><w:tcPr><w:tcW w:w="2122" w:type="dxa"/><w:vAlign w:val="center"/></w:tcPr><w:p><w:pPr><w:jc w:val="center"/><w:rPr><w:rFonts w:ascii="Times New Roman" w:eastAsia="DFKai-SB" w:hAnsi="Times New Roman" w:cs="Times New Roman"/></w:rPr></w:pPr><w:r><w:rPr><w:rFonts w:ascii="Times New Roman" w:eastAsia="DFKai-SB" w:hAnsi="Times New Roman" w:cs="Times New Roman" w:hint="eastAsia"/></w:rPr><w:t>項</w:t></w:r><w:r><w:rPr><w:rFonts w:ascii="Times New Roman" w:eastAsia="DFKai-SB" w:hAnsi="Times New Roman" w:cs="Times New Roman" w:hint="eastAsia"/></w:rPr><w:t xml:space="preserve">   </w:t></w:r><w:r><w:rPr><w:rFonts w:ascii="Times New Roman" w:eastAsia="DFKai-SB" w:hAnsi="Times New Roman" w:cs="Times New Roman" w:hint="eastAsia"/></w:rPr><w:t>目</w:t></w:r></w:p></w:tc><w:tc><w:tcPr><w:tcW w:w="1701" w:type="dxa"/><w:vAlign w:val="center"/></w:tcPr><w:p><w:pPr><w:jc w:val="center"/><w:rPr><w:rFonts w:ascii="Times New Roman" w:eastAsia="DFKai-SB" w:hAnsi="Times New Roman" w:cs="Times New Roman"/></w:rPr></w:pPr><w:r><w:rPr><w:rFonts w:ascii="Times New Roman" w:eastAsia="DFKai-SB" w:hAnsi="Times New Roman" w:cs="Times New Roman" w:hint="eastAsia"/></w:rPr><w:t>金</w:t></w:r><w:r><w:rPr><w:rFonts w:ascii="Times New Roman" w:eastAsia="DFKai-SB" w:hAnsi="Times New Roman" w:cs="Times New Roman" w:hint="eastAsia"/></w:rPr><w:t xml:space="preserve">   </w:t></w:r><w:r><w:rPr><w:rFonts w:ascii="Times New Roman" w:eastAsia="DFKai-SB" w:hAnsi="Times New Roman" w:cs="Times New Roman" w:hint="eastAsia"/></w:rPr><w:t>額</w:t></w:r></w:p></w:tc><w:tc><w:tcPr><w:tcW w:w="5953" w:type="dxa"/><w:vAlign w:val="center"/></w:tcPr><w:p><w:pPr><w:jc w:val="center"/><w:rPr><w:rFonts w:ascii="Times New Roman" w:eastAsia="DFKai-SB" w:hAnsi="Times New Roman" w:cs="Times New Roman"/></w:rPr></w:pPr><w:r><w:rPr><w:rFonts w:ascii="Times New Roman" w:eastAsia="DFKai-SB" w:hAnsi="Times New Roman" w:cs="Times New Roman" w:hint="eastAsia"/></w:rPr><w:t>說</w:t></w:r><w:r><w:rPr><w:rFonts w:ascii="Times New Roman" w:eastAsia="DFKai-SB" w:hAnsi="Times New Roman" w:cs="Times New Roman" w:hint="eastAsia"/></w:rPr><w:t xml:space="preserve">                  </w:t></w:r><w:r><w:rPr><w:rFonts w:ascii="Times New Roman" w:eastAsia="DFKai-SB" w:hAnsi="Times New Roman" w:cs="Times New Roman" w:hint="eastAsia"/></w:rPr><w:t>明</w:t></w:r></w:p></w:tc></w:tr><w:tr><w:trPr><w:trHeight w:val="567"/></w:trPr><w:tc><w:tcPr><w:tcW w:w="2122" w:type="dxa"/><w:vAlign w:val="center"/></w:tcPr><w:p><w:pPr><w:jc w:val="both"/><w:rPr><w:rFonts w:ascii="Times New Roman" w:eastAsia="DFKai-SB" w:hAnsi="Times New Roman" w:cs="Times New Roman"/></w:rPr></w:pPr></w:p></w:tc><w:tc><w:tcPr><w:tcW w:w="1701" w:type="dxa"/><w:vAlign w:val="center"/></w:tcPr><w:p><w:pPr><w:pStyle w:val="Default"/><w:jc w:val="right"/><w:rPr><w:rFonts w:hint="eastAsia"/><w:sz w:val="23"/><w:szCs w:val="23"/></w:rPr></w:pPr><w:r><w:rPr><w:rFonts w:hint="eastAsia"/><w:sz w:val="23"/><w:szCs w:val="23"/></w:rPr><w:t>無經費需求</w:t></w:r><w:r><w:rPr><w:sz w:val="23"/><w:szCs w:val="23"/></w:rPr><w:t xml:space="preserve"> </w:t></w:r></w:p></w:tc><w:tc><w:tcPr><w:tcW w:w="5953" w:type="dxa"/><w:vAlign w:val="center"/></w:tcPr><w:p><w:pPr><w:jc w:val="both"/><w:rPr><w:rFonts w:ascii="Times New Roman" w:eastAsia="DFKai-SB" w:hAnsi="Times New Roman" w:cs="Times New Roman"/></w:rPr></w:pPr></w:p></w:tc></w:tr><w:tr><w:trPr><w:trHeight w:val="567"/></w:trPr><w:tc><w:tcPr><w:tcW w:w="2122" w:type="dxa"/><w:vAlign w:val="center"/></w:tcPr><w:p><w:pPr><w:jc w:val="both"/><w:rPr><w:rFonts w:ascii="Times New Roman" w:eastAsia="DFKai-SB" w:hAnsi="Times New Roman" w:cs="Times New Roman"/></w:rPr></w:pPr></w:p></w:tc><w:tc><w:tcPr><w:tcW w:w="1701" w:type="dxa"/><w:vAlign w:val="center"/></w:tcPr><w:p><w:pPr><w:jc w:val="right"/><w:rPr><w:rFonts w:ascii="Times New Roman" w:eastAsia="DFKai-SB" w:hAnsi="Times New Roman" w:cs="Times New Roman"/></w:rPr></w:pPr></w:p></w:tc><w:tc><w:tcPr><w:tcW w:w="5953" w:type="dxa"/><w:vAlign w:val="center"/></w:tcPr><w:p><w:pPr><w:jc w:val="both"/><w:rPr><w:rFonts w:ascii="Times New Roman" w:eastAsia="DFKai-SB" w:hAnsi="Times New Roman" w:cs="Times New Roman"/></w:rPr></w:pPr></w:p></w:tc></w:tr><w:tr><w:trPr><w:trHeight w:val="567"/></w:trPr><w:tc><w:tcPr><w:tcW w:w="2122" w:type="dxa"/><w:vAlign w:val="center"/></w:tcPr><w:p><w:pPr><w:jc w:val="both"/><w:rPr><w:rFonts w:ascii="Times New Roman" w:eastAsia="DFKai-SB" w:hAnsi="Times New Roman" w:cs="Times New Roman"/></w:rPr></w:pPr></w:p></w:tc><w:tc><w:tcPr><w:tcW w:w="1701" w:type="dxa"/><w:vAlign w:val="center"/></w:tcPr><w:p><w:pPr><w:jc w:val="right"/><w:rPr><w:rFonts w:ascii="Times New Roman" w:eastAsia="DFKai-SB" w:hAnsi="Times New Roman" w:cs="Times New Roman"/></w:rPr></w:pPr></w:p></w:tc><w:tc><w:tcPr><w:tcW w:w="5953" w:type="dxa"/><w:vAlign w:val="center"/></w:tcPr><w:p><w:pPr><w:jc w:val="both"/><w:rPr><w:rFonts w:ascii="Times New Roman" w:eastAsia="DFKai-SB" w:hAnsi="Times New Roman" w:cs="Times New Roman"/></w:rPr></w:pPr></w:p></w:tc></w:tr><w:tr><w:trPr><w:trHeight w:val="567"/></w:trPr><w:tc><w:tcPr><w:tcW w:w="2122" w:type="dxa"/><w:vAlign w:val="center"/></w:tcPr><w:p><w:pPr><w:jc w:val="both"/><w:rPr><w:rFonts w:ascii="Times New Roman" w:eastAsia="DFKai-SB" w:hAnsi="Times New Roman" w:cs="Times New Roman"/></w:rPr></w:pPr></w:p></w:tc><w:tc><w:tcPr><w:tcW w:w="1701" w:type="dxa"/><w:vAlign w:val="center"/></w:tcPr><w:p><w:pPr><w:jc w:val="right"/><w:rPr><w:rFonts w:ascii="Times New Roman" w:eastAsia="DFKai-SB" w:hAnsi="Times New Roman" w:cs="Times New Roman"/></w:rPr></w:pPr></w:p></w:tc><w:tc><w:tcPr><w:tcW w:w="5953" w:type="dxa"/><w:vAlign w:val="center"/></w:tcPr><w:p><w:pPr><w:jc w:val="both"/><w:rPr><w:rFonts w:ascii="Times New Roman" w:eastAsia="DFKai-SB" w:hAnsi="Times New Roman" w:cs="Times New Roman"/></w:rPr></w:pPr></w:p></w:tc></w:tr><w:tr><w:trPr><w:trHeight w:val="567"/></w:trPr><w:tc><w:tcPr><w:tcW w:w="2122" w:type="dxa"/><w:vAlign w:val="center"/></w:tcPr><w:p><w:pPr><w:jc w:val="both"/><w:rPr><w:rFonts w:ascii="Times New Roman" w:eastAsia="DFKai-SB" w:hAnsi="Times New Roman" w:cs="Times New Roman"/></w:rPr></w:pPr></w:p></w:tc><w:tc><w:tcPr><w:tcW w:w="1701" w:type="dxa"/><w:vAlign w:val="center"/></w:tcPr><w:p><w:pPr><w:jc w:val="right"/><w:rPr><w:rFonts w:ascii="Times New Roman" w:eastAsia="DFKai-SB" w:hAnsi="Times New Roman" w:cs="Times New Roman"/></w:rPr></w:pPr></w:p></w:tc><w:tc><w:tcPr><w:tcW w:w="5953" w:type="dxa"/><w:vAlign w:val="center"/></w:tcPr><w:p><w:pPr><w:jc w:val="both"/><w:rPr><w:rFonts w:ascii="Times New Roman" w:eastAsia="DFKai-SB" w:hAnsi="Times New Roman" w:cs="Times New Roman"/></w:rPr></w:pPr></w:p></w:tc></w:tr><w:tr><w:trPr><w:trHeight w:val="567"/></w:trPr><w:tc><w:tcPr><w:tcW w:w="2122" w:type="dxa"/><w:vAlign w:val="center"/></w:tcPr><w:p><w:pPr><w:jc w:val="both"/><w:rPr><w:rFonts w:ascii="Times New Roman" w:eastAsia="DFKai-SB" w:hAnsi="Times New Roman" w:cs="Times New Roman"/></w:rPr></w:pPr></w:p></w:tc><w:tc><w:tcPr><w:tcW w:w="1701" w:type="dxa"/><w:vAlign w:val="center"/></w:tcPr><w:p><w:pPr><w:jc w:val="right"/><w:rPr><w:rFonts w:ascii="Times New Roman" w:eastAsia="DFKai-SB" w:hAnsi="Times New Roman" w:cs="Times New Roman"/></w:rPr></w:pPr></w:p></w:tc><w:tc><w:tcPr><w:tcW w:w="5953" w:type="dxa"/><w:vAlign w:val="center"/></w:tcPr><w:p><w:pPr><w:jc w:val="both"/><w:rPr><w:rFonts w:ascii="Times New Roman" w:eastAsia="DFKai-SB" w:hAnsi="Times New Roman" w:cs="Times New Roman"/></w:rPr></w:pPr></w:p></w:tc></w:tr><w:tr><w:trPr><w:trHeight w:val="567"/></w:trPr><w:tc><w:tcPr><w:tcW w:w="2122" w:type="dxa"/><w:vAlign w:val="center"/></w:tcPr><w:p><w:pPr><w:jc w:val="both"/><w:rPr><w:rFonts w:ascii="Times New Roman" w:eastAsia="DFKai-SB" w:hAnsi="Times New Roman" w:cs="Times New Roman"/></w:rPr></w:pPr></w:p></w:tc><w:tc><w:tcPr><w:tcW w:w="1701" w:type="dxa"/><w:vAlign w:val="center"/></w:tcPr><w:p><w:pPr><w:jc w:val="right"/><w:rPr><w:rFonts w:ascii="Times New Roman" w:eastAsia="DFKai-SB" w:hAnsi="Times New Roman" w:cs="Times New Roman"/></w:rPr></w:pPr></w:p></w:tc><w:tc><w:tcPr><w:tcW w:w="5953" w:type="dxa"/><w:vAlign w:val="center"/></w:tcPr><w:p><w:pPr><w:jc w:val="both"/><w:rPr><w:rFonts w:ascii="Times New Roman" w:eastAsia="DFKai-SB" w:hAnsi="Times New Roman" w:cs="Times New Roman"/></w:rPr></w:pPr></w:p></w:tc></w:tr><w:tr><w:trPr><w:trHeight w:val="567"/></w:trPr><w:tc><w:tcPr><w:tcW w:w="2122" w:type="dxa"/><w:vAlign w:val="center"/></w:tcPr><w:p><w:pPr><w:jc w:val="both"/><w:rPr><w:rFonts w:ascii="Times New Roman" w:eastAsia="DFKai-SB" w:hAnsi="Times New Roman" w:cs="Times New Roman"/></w:rPr></w:pPr></w:p></w:tc><w:tc><w:tcPr><w:tcW w:w="1701" w:type="dxa"/><w:vAlign w:val="center"/></w:tcPr><w:p><w:pPr><w:jc w:val="right"/><w:rPr><w:rFonts w:ascii="Times New Roman" w:eastAsia="DFKai-SB" w:hAnsi="Times New Roman" w:cs="Times New Roman"/></w:rPr></w:pPr></w:p></w:tc><w:tc><w:tcPr><w:tcW w:w="5953" w:type="dxa"/><w:vAlign w:val="center"/></w:tcPr><w:p><w:pPr><w:jc w:val="both"/><w:rPr><w:rFonts w:ascii="Times New Roman" w:eastAsia="DFKai-SB" w:hAnsi="Times New Roman" w:cs="Times New Roman"/></w:rPr></w:pPr></w:p></w:tc></w:tr><w:tr><w:trPr><w:trHeight w:val="567"/></w:trPr><w:tc><w:tcPr><w:tcW w:w="2122" w:type="dxa"/><w:vAlign w:val="center"/></w:tcPr><w:p><w:pPr><w:jc w:val="both"/><w:rPr><w:rFonts w:ascii="Times New Roman" w:eastAsia="DFKai-SB" w:hAnsi="Times New Roman" w:cs="Times New Roman"/></w:rPr></w:pPr></w:p></w:tc><w:tc><w:tcPr><w:tcW w:w="1701" w:type="dxa"/><w:vAlign w:val="center"/></w:tcPr><w:p><w:pPr><w:jc w:val="right"/><w:rPr><w:rFonts w:ascii="Times New Roman" w:eastAsia="DFKai-SB" w:hAnsi="Times New Roman" w:cs="Times New Roman"/></w:rPr></w:pPr></w:p></w:tc><w:tc><w:tcPr><w:tcW w:w="5953" w:type="dxa"/><w:vAlign w:val="center"/></w:tcPr><w:p><w:pPr><w:jc w:val="both"/><w:rPr><w:rFonts w:ascii="Times New Roman" w:eastAsia="DFKai-SB" w:hAnsi="Times New Roman" w:cs="Times New Roman"/></w:rPr></w:pPr></w:p></w:tc></w:tr><w:tr><w:trPr><w:trHeight w:val="567"/></w:trPr><w:tc><w:tcPr><w:tcW w:w="2122" w:type="dxa"/><w:vAlign w:val="center"/></w:tcPr><w:p><w:pPr><w:jc w:val="both"/><w:rPr><w:rFonts w:ascii="Times New Roman" w:eastAsia="DFKai-SB" w:hAnsi="Times New Roman" w:cs="Times New Roman"/></w:rPr></w:pPr></w:p></w:tc><w:tc><w:tcPr><w:tcW w:w="1701" w:type="dxa"/><w:vAlign w:val="center"/></w:tcPr><w:p><w:pPr><w:jc w:val="right"/><w:rPr><w:rFonts w:ascii="Times New Roman" w:eastAsia="DFKai-SB" w:hAnsi="Times New Roman" w:cs="Times New Roman"/></w:rPr></w:pPr></w:p></w:tc><w:tc><w:tcPr><w:tcW w:w="5953" w:type="dxa"/><w:vAlign w:val="center"/></w:tcPr><w:p><w:pPr><w:jc w:val="both"/><w:rPr><w:rFonts w:ascii="Times New Roman" w:eastAsia="DFKai-SB" w:hAnsi="Times New Roman" w:cs="Times New Roman"/></w:rPr></w:pPr></w:p></w:tc></w:tr><w:tr><w:trPr><w:trHeight w:val="567"/></w:trPr><w:tc><w:tcPr><w:tcW w:w="2122" w:type="dxa"/><w:vAlign w:val="center"/></w:tcPr><w:p><w:pPr><w:jc w:val="both"/><w:rPr><w:rFonts w:ascii="Times New Roman" w:eastAsia="DFKai-SB" w:hAnsi="Times New Roman" w:cs="Times New Roman"/></w:rPr></w:pPr></w:p></w:tc><w:tc><w:tcPr><w:tcW w:w="1701" w:type="dxa"/><w:vAlign w:val="center"/></w:tcPr><w:p><w:pPr><w:jc w:val="right"/><w:rPr><w:rFonts w:ascii="Times New Roman" w:eastAsia="DFKai-SB" w:hAnsi="Times New Roman" w:cs="Times New Roman"/></w:rPr></w:pPr></w:p></w:tc><w:tc><w:tcPr><w:tcW w:w="5953" w:type="dxa"/><w:vAlign w:val="center"/></w:tcPr><w:p><w:pPr><w:jc w:val="both"/><w:rPr><w:rFonts w:ascii="Times New Roman" w:eastAsia="DFKai-SB" w:hAnsi="Times New Roman" w:cs="Times New Roman"/></w:rPr></w:pPr></w:p></w:tc></w:tr><w:tr><w:trPr><w:trHeight w:val="567"/></w:trPr><w:tc><w:tcPr><w:tcW w:w="2122" w:type="dxa"/><w:vAlign w:val="center"/></w:tcPr><w:p><w:pPr><w:jc w:val="both"/><w:rPr><w:rFonts w:ascii="Times New Roman" w:eastAsia="DFKai-SB" w:hAnsi="Times New Roman" w:cs="Times New Roman"/></w:rPr></w:pPr></w:p></w:tc><w:tc><w:tcPr><w:tcW w:w="1701" w:type="dxa"/><w:vAlign w:val="center"/></w:tcPr><w:p><w:pPr><w:jc w:val="right"/><w:rPr><w:rFonts w:ascii="Times New Roman" w:eastAsia="DFKai-SB" w:hAnsi="Times New Roman" w:cs="Times New Roman"/></w:rPr></w:pPr></w:p></w:tc><w:tc><w:tcPr><w:tcW w:w="5953" w:type="dxa"/><w:vAlign w:val="center"/></w:tcPr><w:p><w:pPr><w:jc w:val="both"/><w:rPr><w:rFonts w:ascii="Times New Roman" w:eastAsia="DFKai-SB" w:hAnsi="Times New Roman" w:cs="Times New Roman"/></w:rPr></w:pPr></w:p></w:tc></w:tr><w:tr><w:trPr><w:trHeight w:val="567"/></w:trPr><w:tc><w:tcPr><w:tcW w:w="2122" w:type="dxa"/><w:vAlign w:val="center"/></w:tcPr><w:p><w:pPr><w:jc w:val="both"/><w:rPr><w:rFonts w:ascii="Times New Roman" w:eastAsia="DFKai-SB" w:hAnsi="Times New Roman" w:cs="Times New Roman"/></w:rPr></w:pPr></w:p></w:tc><w:tc><w:tcPr><w:tcW w:w="1701" w:type="dxa"/><w:vAlign w:val="center"/></w:tcPr><w:p><w:pPr><w:jc w:val="right"/><w:rPr><w:rFonts w:ascii="Times New Roman" w:eastAsia="DFKai-SB" w:hAnsi="Times New Roman" w:cs="Times New Roman"/></w:rPr></w:pPr></w:p></w:tc><w:tc><w:tcPr><w:tcW w:w="5953" w:type="dxa"/><w:vAlign w:val="center"/></w:tcPr><w:p><w:pPr><w:jc w:val="both"/><w:rPr><w:rFonts w:ascii="Times New Roman" w:eastAsia="DFKai-SB" w:hAnsi="Times New Roman" w:cs="Times New Roman"/></w:rPr></w:pPr></w:p></w:tc></w:tr><w:tr><w:trPr><w:trHeight w:val="567"/></w:trPr><w:tc><w:tcPr><w:tcW w:w="2122" w:type="dxa"/><w:vAlign w:val="center"/></w:tcPr><w:p><w:pPr><w:jc w:val="both"/><w:rPr><w:rFonts w:ascii="Times New Roman" w:eastAsia="DFKai-SB" w:hAnsi="Times New Roman" w:cs="Times New Roman"/></w:rPr></w:pPr></w:p></w:tc><w:tc><w:tcPr><w:tcW w:w="1701" w:type="dxa"/><w:vAlign w:val="center"/></w:tcPr><w:p><w:pPr><w:jc w:val="right"/><w:rPr><w:rFonts w:ascii="Times New Roman" w:eastAsia="DFKai-SB" w:hAnsi="Times New Roman" w:cs="Times New Roman"/></w:rPr></w:pPr></w:p></w:tc><w:tc><w:tcPr><w:tcW w:w="5953" w:type="dxa"/><w:vAlign w:val="center"/></w:tcPr><w:p><w:pPr><w:jc w:val="both"/><w:rPr><w:rFonts w:ascii="Times New Roman" w:eastAsia="DFKai-SB" w:hAnsi="Times New Roman" w:cs="Times New Roman"/></w:rPr></w:pPr></w:p></w:tc></w:tr><w:tr><w:trPr><w:trHeight w:val="567"/></w:trPr><w:tc><w:tcPr><w:tcW w:w="2122" w:type="dxa"/><w:vAlign w:val="center"/></w:tcPr><w:p><w:pPr><w:jc w:val="both"/><w:rPr><w:rFonts w:ascii="Times New Roman" w:eastAsia="DFKai-SB" w:hAnsi="Times New Roman" w:cs="Times New Roman"/></w:rPr></w:pPr></w:p></w:tc><w:tc><w:tcPr><w:tcW w:w="1701" w:type="dxa"/><w:vAlign w:val="center"/></w:tcPr><w:p><w:pPr><w:jc w:val="right"/><w:rPr><w:rFonts w:ascii="Times New Roman" w:eastAsia="DFKai-SB" w:hAnsi="Times New Roman" w:cs="Times New Roman"/></w:rPr></w:pPr></w:p></w:tc><w:tc><w:tcPr><w:tcW w:w="5953" w:type="dxa"/><w:vAlign w:val="center"/></w:tcPr><w:p><w:pPr><w:jc w:val="both"/><w:rPr><w:rFonts w:ascii="Times New Roman" w:eastAsia="DFKai-SB" w:hAnsi="Times New Roman" w:cs="Times New Roman"/></w:rPr></w:pPr></w:p></w:tc></w:tr><w:tr><w:trPr><w:trHeight w:val="567"/></w:trPr><w:tc><w:tcPr><w:tcW w:w="2122" w:type="dxa"/><w:vAlign w:val="center"/></w:tcPr><w:p><w:pPr><w:jc w:val="both"/><w:rPr><w:rFonts w:ascii="Times New Roman" w:eastAsia="DFKai-SB" w:hAnsi="Times New Roman" w:cs="Times New Roman"/></w:rPr></w:pPr></w:p></w:tc><w:tc><w:tcPr><w:tcW w:w="1701" w:type="dxa"/><w:vAlign w:val="center"/></w:tcPr><w:p><w:pPr><w:jc w:val="right"/><w:rPr><w:rFonts w:ascii="Times New Roman" w:eastAsia="DFKai-SB" w:hAnsi="Times New Roman" w:cs="Times New Roman"/></w:rPr></w:pPr></w:p></w:tc><w:tc><w:tcPr><w:tcW w:w="5953" w:type="dxa"/><w:vAlign w:val="center"/></w:tcPr><w:p><w:pPr><w:jc w:val="both"/><w:rPr><w:rFonts w:ascii="Times New Roman" w:eastAsia="DFKai-SB" w:hAnsi="Times New Roman" w:cs="Times New Roman"/></w:rPr></w:pPr></w:p></w:tc></w:tr></w:tbl><w:p><w:bookmarkStart w:id="112" w:name="sec_7"/><w:bookmarkEnd w:id="112"/><w:pPr><w:jc w:val="both"/><w:rPr><w:rFonts w:ascii="Times New Roman" w:eastAsia="DFKai-SB" w:hAnsi="Times New Roman" w:cs="Times New Roman"/><w:b/></w:rPr></w:pPr><w:r><w:rPr><w:rFonts w:ascii="Times New Roman" w:eastAsia="DFKai-SB" w:hAnsi="Times New Roman" w:cs="Times New Roman"/><w:b/></w:rPr><w:br w:type="page"/></w:r><w:r><w:rPr><w:rFonts w:ascii="Times New Roman" w:eastAsia="DFKai-SB" w:hAnsi="Times New Roman" w:cs="Times New Roman" w:hint="eastAsia"/><w:b/></w:rPr><w:lastRenderedPageBreak/><w:t>柒、需其他機關配合或協調事項：</w:t></w:r><w:r><w:rPr><w:rFonts w:ascii="Times New Roman" w:eastAsia="DFKai-SB" w:hAnsi="Times New Roman" w:cs="Times New Roman" w:hint="eastAsia"/></w:rPr><w:t>請逐項填明。若無配合或協調事項，則從略。</w:t></w:r><w:r><w:rPr><w:rFonts w:ascii="Times New Roman" w:eastAsia="DFKai-SB" w:hAnsi="Times New Roman" w:cs="Times New Roman" w:hint="eastAsia"/><w:b/></w:rPr><w:cr/></w:r></w:p><w:tbl><w:tblPr><w:tblStyle w:val="TableGrid"/><w:tblW w:w="9918" w:type="dxa"/><w:tblLook w:val="04A0" w:firstRow="1" w:lastRow="0" w:firstColumn="1" w:lastColumn="0" w:noHBand="0" w:noVBand="1"/></w:tblPr><w:tblGrid><w:gridCol w:w="1980"/><w:gridCol w:w="1984"/><w:gridCol w:w="1276"/><w:gridCol w:w="4678"/></w:tblGrid><w:tr><w:tc><w:tcPr><w:tcW w:w="1980" w:type="dxa"/><w:vAlign w:val="center"/></w:tcPr><w:p><w:pPr><w:jc w:val="center"/><w:rPr><w:rFonts w:ascii="Times New Roman" w:eastAsia="DFKai-SB" w:hAnsi="Times New Roman" w:cs="Times New Roman"/></w:rPr></w:pPr><w:r><w:rPr><w:rFonts w:ascii="Times New Roman" w:eastAsia="DFKai-SB" w:hAnsi="Times New Roman" w:cs="Times New Roman" w:hint="eastAsia"/></w:rPr><w:t>配合或協調機關</w:t></w:r></w:p></w:tc><w:tc><w:tcPr><w:tcW w:w="1984" w:type="dxa"/><w:vAlign w:val="center"/></w:tcPr><w:p><w:pPr><w:jc w:val="center"/><w:rPr><w:rFonts w:ascii="Times New Roman" w:eastAsia="DFKai-SB" w:hAnsi="Times New Roman" w:cs="Times New Roman"/></w:rPr></w:pPr><w:r><w:rPr><w:rFonts w:ascii="Times New Roman" w:eastAsia="DFKai-SB" w:hAnsi="Times New Roman" w:cs="Times New Roman" w:hint="eastAsia"/></w:rPr><w:t>配合或協調事項</w:t></w:r></w:p></w:tc><w:tc><w:tcPr><w:tcW w:w="1276" w:type="dxa"/><w:vAlign w:val="center"/></w:tcPr><w:p><w:pPr><w:jc w:val="center"/><w:rPr><w:rFonts w:ascii="Times New Roman" w:eastAsia="DFKai-SB" w:hAnsi="Times New Roman" w:cs="Times New Roman"/></w:rPr></w:pPr><w:r><w:rPr><w:rFonts w:ascii="Times New Roman" w:eastAsia="DFKai-SB" w:hAnsi="Times New Roman" w:cs="Times New Roman" w:hint="eastAsia"/></w:rPr><w:t>配合金額</w:t></w:r></w:p></w:tc><w:tc><w:tcPr><w:tcW w:w="4678" w:type="dxa"/><w:vAlign w:val="center"/></w:tcPr><w:p><w:pPr><w:jc w:val="center"/><w:rPr><w:rFonts w:ascii="Times New Roman" w:eastAsia="DFKai-SB" w:hAnsi="Times New Roman" w:cs="Times New Roman"/></w:rPr></w:pPr><w:r><w:rPr><w:rFonts w:ascii="Times New Roman" w:eastAsia="DFKai-SB" w:hAnsi="Times New Roman" w:cs="Times New Roman" w:hint="eastAsia"/></w:rPr><w:t>配合或協調單位系所主任或機關首長核章</w:t></w:r></w:p></w:tc></w:tr><w:tr><w:trPr><w:trHeight w:val="1134"/></w:trPr><w:tc><w:tcPr><w:tcW w:w="1980" w:type="dxa"/></w:tcPr><w:p><w:pPr><w:jc w:val="both"/><w:rPr><w:rFonts w:ascii="Times New Roman" w:eastAsia="DFKai-SB" w:hAnsi="Times New Roman" w:cs="Times New Roman"/></w:rPr></w:pPr><w:r><w:rPr><w:rFonts w:ascii="Times New Roman" w:eastAsia="DFKai-SB" w:hAnsi="Times New Roman" w:cs="Times New Roman" w:hint="eastAsia"/></w:rPr><w:t>無</w:t></w:r></w:p></w:tc><w:tc><w:tcPr><w:tcW w:w="1984" w:type="dxa"/></w:tcPr><w:p><w:pPr><w:jc w:val="both"/><w:rPr><w:rFonts w:ascii="Times New Roman" w:eastAsia="DFKai-SB" w:hAnsi="Times New Roman" w:cs="Times New Roman"/></w:rPr></w:pPr><w:r><w:rPr><w:rFonts w:ascii="Times New Roman" w:eastAsia="DFKai-SB" w:hAnsi="Times New Roman" w:cs="Times New Roman" w:hint="eastAsia"/></w:rPr><w:t>無</w:t></w:r></w:p></w:tc><w:tc><w:tcPr><w:tcW w:w="1276" w:type="dxa"/></w:tcPr><w:p><w:pPr><w:jc w:val="both"/><w:rPr><w:rFonts w:ascii="Times New Roman" w:eastAsia="DFKai-SB" w:hAnsi="Times New Roman" w:cs="Times New Roman" w:hint="eastAsia"/></w:rPr></w:pPr><w:r><w:rPr><w:rFonts w:ascii="Times New Roman" w:eastAsia="DFKai-SB" w:hAnsi="Times New Roman" w:cs="Times New Roman" w:hint="eastAsia"/></w:rPr><w:t>無</w:t></w:r></w:p></w:tc><w:tc><w:tcPr><w:tcW w:w="4678" w:type="dxa"/><w:vAlign w:val="bottom"/></w:tcPr><w:p><w:pPr><w:jc w:val="both"/><w:rPr><w:rFonts w:ascii="Times New Roman" w:eastAsia="DFKai-SB" w:hAnsi="Times New Roman" w:cs="Times New Roman"/></w:rPr></w:pPr></w:p><w:p><w:pPr><w:jc w:val="both"/><w:rPr><w:rFonts w:ascii="Times New Roman" w:eastAsia="DFKai-SB" w:hAnsi="Times New Roman" w:cs="Times New Roman"/></w:rPr></w:pPr><w:r><w:rPr><w:rFonts w:ascii="Times New Roman" w:eastAsia="DFKai-SB" w:hAnsi="Times New Roman" w:cs="Times New Roman" w:hint="eastAsia"/></w:rPr><w:t>配合單位</w:t></w:r><w:r><w:rPr><w:rFonts w:ascii="Times New Roman" w:eastAsia="DFKai-SB" w:hAnsi="Times New Roman" w:cs="Times New Roman" w:hint="eastAsia"/><w:u w:val="single"/></w:rPr><w:t xml:space="preserve">　　　　　　</w:t></w:r><w:r><w:rPr><w:rFonts w:ascii="Times New Roman" w:eastAsia="DFKai-SB" w:hAnsi="Times New Roman" w:cs="Times New Roman" w:hint="eastAsia"/></w:rPr><w:t xml:space="preserve">　日期</w:t></w:r><w:r><w:rPr><w:rFonts w:ascii="Times New Roman" w:eastAsia="DFKai-SB" w:hAnsi="Times New Roman" w:cs="Times New Roman" w:hint="eastAsia"/><w:u w:val="single"/></w:rPr><w:t xml:space="preserve">　　　　　</w:t></w:r></w:p></w:tc></w:tr><w:tr><w:trPr><w:trHeight w:val="1134"/></w:trPr><w:tc><w:tcPr><w:tcW w:w="1980" w:type="dxa"/></w:tcPr><w:p><w:pPr><w:jc w:val="both"/><w:rPr><w:rFonts w:ascii="Times New Roman" w:eastAsia="DFKai-SB" w:hAnsi="Times New Roman" w:cs="Times New Roman"/></w:rPr></w:pPr></w:p></w:tc><w:tc><w:tcPr><w:tcW w:w="1984" w:type="dxa"/></w:tcPr><w:p><w:pPr><w:jc w:val="both"/><w:rPr><w:rFonts w:ascii="Times New Roman" w:eastAsia="DFKai-SB" w:hAnsi="Times New Roman" w:cs="Times New Roman"/></w:rPr></w:pPr></w:p></w:tc><w:tc><w:tcPr><w:tcW w:w="1276" w:type="dxa"/></w:tcPr><w:p><w:pPr><w:jc w:val="both"/><w:rPr><w:rFonts w:ascii="Times New Roman" w:eastAsia="DFKai-SB" w:hAnsi="Times New Roman" w:cs="Times New Roman"/></w:rPr></w:pPr></w:p></w:tc><w:tc><w:tcPr><w:tcW w:w="4678" w:type="dxa"/><w:vAlign w:val="bottom"/></w:tcPr><w:p><w:pPr><w:jc w:val="both"/><w:rPr><w:rFonts w:ascii="Times New Roman" w:eastAsia="DFKai-SB" w:hAnsi="Times New Roman" w:cs="Times New Roman"/></w:rPr></w:pPr></w:p><w:p><w:pPr><w:jc w:val="both"/><w:rPr><w:rFonts w:ascii="Times New Roman" w:eastAsia="DFKai-SB" w:hAnsi="Times New Roman" w:cs="Times New Roman"/></w:rPr></w:pPr><w:r><w:rPr><w:rFonts w:ascii="Times New Roman" w:eastAsia="DFKai-SB" w:hAnsi="Times New Roman" w:cs="Times New Roman" w:hint="eastAsia"/></w:rPr><w:t>配合單位</w:t></w:r><w:r><w:rPr><w:rFonts w:ascii="Times New Roman" w:eastAsia="DFKai-SB" w:hAnsi="Times New Roman" w:cs="Times New Roman" w:hint="eastAsia"/><w:u w:val="single"/></w:rPr><w:t xml:space="preserve">　　　　　　</w:t></w:r><w:r><w:rPr><w:rFonts w:ascii="Times New Roman" w:eastAsia="DFKai-SB" w:hAnsi="Times New Roman" w:cs="Times New Roman" w:hint="eastAsia"/></w:rPr><w:t xml:space="preserve">　日期</w:t></w:r><w:r><w:rPr><w:rFonts w:ascii="Times New Roman" w:eastAsia="DFKai-SB" w:hAnsi="Times New Roman" w:cs="Times New Roman" w:hint="eastAsia"/><w:u w:val="single"/></w:rPr><w:t xml:space="preserve">　　　　　</w:t></w:r></w:p></w:tc></w:tr><w:tr><w:trPr><w:trHeight w:val="1134"/></w:trPr><w:tc><w:tcPr><w:tcW w:w="1980" w:type="dxa"/></w:tcPr><w:p><w:pPr><w:jc w:val="both"/><w:rPr><w:rFonts w:ascii="Times New Roman" w:eastAsia="DFKai-SB" w:hAnsi="Times New Roman" w:cs="Times New Roman"/></w:rPr></w:pPr></w:p></w:tc><w:tc><w:tcPr><w:tcW w:w="1984" w:type="dxa"/></w:tcPr><w:p><w:pPr><w:jc w:val="both"/><w:rPr><w:rFonts w:ascii="Times New Roman" w:eastAsia="DFKai-SB" w:hAnsi="Times New Roman" w:cs="Times New Roman"/></w:rPr></w:pPr></w:p></w:tc><w:tc><w:tcPr><w:tcW w:w="1276" w:type="dxa"/></w:tcPr><w:p><w:pPr><w:jc w:val="both"/><w:rPr><w:rFonts w:ascii="Times New Roman" w:eastAsia="DFKai-SB" w:hAnsi="Times New Roman" w:cs="Times New Roman"/></w:rPr></w:pPr></w:p></w:tc><w:tc><w:tcPr><w:tcW w:w="4678" w:type="dxa"/><w:vAlign w:val="bottom"/></w:tcPr><w:p><w:pPr><w:jc w:val="both"/><w:rPr><w:rFonts w:ascii="Times New Roman" w:eastAsia="DFKai-SB" w:hAnsi="Times New Roman" w:cs="Times New Roman"/></w:rPr></w:pPr></w:p><w:p><w:pPr><w:jc w:val="both"/><w:rPr><w:rFonts w:ascii="Times New Roman" w:eastAsia="DFKai-SB" w:hAnsi="Times New Roman" w:cs="Times New Roman"/></w:rPr></w:pPr><w:r><w:rPr><w:rFonts w:ascii="Times New Roman" w:eastAsia="DFKai-SB" w:hAnsi="Times New Roman" w:cs="Times New Roman" w:hint="eastAsia"/></w:rPr><w:t>配合單位</w:t></w:r><w:r><w:rPr><w:rFonts w:ascii="Times New Roman" w:eastAsia="DFKai-SB" w:hAnsi="Times New Roman" w:cs="Times New Roman" w:hint="eastAsia"/><w:u w:val="single"/></w:rPr><w:t xml:space="preserve">　　　　　　</w:t></w:r><w:r><w:rPr><w:rFonts w:ascii="Times New Roman" w:eastAsia="DFKai-SB" w:hAnsi="Times New Roman" w:cs="Times New Roman" w:hint="eastAsia"/></w:rPr><w:t xml:space="preserve">　日期</w:t></w:r><w:r><w:rPr><w:rFonts w:ascii="Times New Roman" w:eastAsia="DFKai-SB" w:hAnsi="Times New Roman" w:cs="Times New Roman" w:hint="eastAsia"/><w:u w:val="single"/></w:rPr><w:t xml:space="preserve">　　　　　</w:t></w:r></w:p></w:tc></w:tr><w:tr><w:trPr><w:trHeight w:val="1134"/></w:trPr><w:tc><w:tcPr><w:tcW w:w="1980" w:type="dxa"/></w:tcPr><w:p><w:pPr><w:jc w:val="both"/><w:rPr><w:rFonts w:ascii="Times New Roman" w:eastAsia="DFKai-SB" w:hAnsi="Times New Roman" w:cs="Times New Roman"/></w:rPr></w:pPr></w:p></w:tc><w:tc><w:tcPr><w:tcW w:w="1984" w:type="dxa"/></w:tcPr><w:p><w:pPr><w:jc w:val="both"/><w:rPr><w:rFonts w:ascii="Times New Roman" w:eastAsia="DFKai-SB" w:hAnsi="Times New Roman" w:cs="Times New Roman"/></w:rPr></w:pPr></w:p></w:tc><w:tc><w:tcPr><w:tcW w:w="1276" w:type="dxa"/></w:tcPr><w:p><w:pPr><w:jc w:val="both"/><w:rPr><w:rFonts w:ascii="Times New Roman" w:eastAsia="DFKai-SB" w:hAnsi="Times New Roman" w:cs="Times New Roman"/></w:rPr></w:pPr></w:p></w:tc><w:tc><w:tcPr><w:tcW w:w="4678" w:type="dxa"/><w:vAlign w:val="bottom"/></w:tcPr><w:p><w:pPr><w:jc w:val="both"/><w:rPr><w:rFonts w:ascii="Times New Roman" w:eastAsia="DFKai-SB" w:hAnsi="Times New Roman" w:cs="Times New Roman"/></w:rPr></w:pPr></w:p><w:p><w:pPr><w:jc w:val="both"/><w:rPr><w:rFonts w:ascii="Times New Roman" w:eastAsia="DFKai-SB" w:hAnsi="Times New Roman" w:cs="Times New Roman"/></w:rPr></w:pPr><w:r><w:rPr><w:rFonts w:ascii="Times New Roman" w:eastAsia="DFKai-SB" w:hAnsi="Times New Roman" w:cs="Times New Roman" w:hint="eastAsia"/></w:rPr><w:t>配合單位</w:t></w:r><w:r><w:rPr><w:rFonts w:ascii="Times New Roman" w:eastAsia="DFKai-SB" w:hAnsi="Times New Roman" w:cs="Times New Roman" w:hint="eastAsia"/><w:u w:val="single"/></w:rPr><w:t xml:space="preserve">　　　　　　</w:t></w:r><w:r><w:rPr><w:rFonts w:ascii="Times New Roman" w:eastAsia="DFKai-SB" w:hAnsi="Times New Roman" w:cs="Times New Roman" w:hint="eastAsia"/></w:rPr><w:t xml:space="preserve">　日期</w:t></w:r><w:r><w:rPr><w:rFonts w:ascii="Times New Roman" w:eastAsia="DFKai-SB" w:hAnsi="Times New Roman" w:cs="Times New Roman" w:hint="eastAsia"/><w:u w:val="single"/></w:rPr><w:t xml:space="preserve">　　　　　</w:t></w:r></w:p></w:tc></w:tr><w:tr><w:trPr><w:trHeight w:val="1134"/></w:trPr><w:tc><w:tcPr><w:tcW w:w="1980" w:type="dxa"/></w:tcPr><w:p><w:pPr><w:jc w:val="both"/><w:rPr><w:rFonts w:ascii="Times New Roman" w:eastAsia="DFKai-SB" w:hAnsi="Times New Roman" w:cs="Times New Roman"/></w:rPr></w:pPr></w:p></w:tc><w:tc><w:tcPr><w:tcW w:w="1984" w:type="dxa"/></w:tcPr><w:p><w:pPr><w:jc w:val="both"/><w:rPr><w:rFonts w:ascii="Times New Roman" w:eastAsia="DFKai-SB" w:hAnsi="Times New Roman" w:cs="Times New Roman"/></w:rPr></w:pPr></w:p></w:tc><w:tc><w:tcPr><w:tcW w:w="1276" w:type="dxa"/></w:tcPr><w:p><w:pPr><w:jc w:val="both"/><w:rPr><w:rFonts w:ascii="Times New Roman" w:eastAsia="DFKai-SB" w:hAnsi="Times New Roman" w:cs="Times New Roman"/></w:rPr></w:pPr></w:p></w:tc><w:tc><w:tcPr><w:tcW w:w="4678" w:type="dxa"/><w:vAlign w:val="bottom"/></w:tcPr><w:p><w:pPr><w:jc w:val="both"/><w:rPr><w:rFonts w:ascii="Times New Roman" w:eastAsia="DFKai-SB" w:hAnsi="Times New Roman" w:cs="Times New Roman"/></w:rPr></w:pPr></w:p><w:p><w:pPr><w:jc w:val="both"/><w:rPr><w:rFonts w:ascii="Times New Roman" w:eastAsia="DFKai-SB" w:hAnsi="Times New Roman" w:cs="Times New Roman"/></w:rPr></w:pPr><w:r><w:rPr><w:rFonts w:ascii="Times New Roman" w:eastAsia="DFKai-SB" w:hAnsi="Times New Roman" w:cs="Times New Roman" w:hint="eastAsia"/></w:rPr><w:t>配合單位</w:t></w:r><w:r><w:rPr><w:rFonts w:ascii="Times New Roman" w:eastAsia="DFKai-SB" w:hAnsi="Times New Roman" w:cs="Times New Roman" w:hint="eastAsia"/><w:u w:val="single"/></w:rPr><w:t xml:space="preserve">　　　　　　</w:t></w:r><w:r><w:rPr><w:rFonts w:ascii="Times New Roman" w:eastAsia="DFKai-SB" w:hAnsi="Times New Roman" w:cs="Times New Roman" w:hint="eastAsia"/></w:rPr><w:t xml:space="preserve">　日期</w:t></w:r><w:r><w:rPr><w:rFonts w:ascii="Times New Roman" w:eastAsia="DFKai-SB" w:hAnsi="Times New Roman" w:cs="Times New Roman" w:hint="eastAsia"/><w:u w:val="single"/></w:rPr><w:t xml:space="preserve">　　　　　</w:t></w:r></w:p></w:tc></w:tr><w:tr><w:trPr><w:trHeight w:val="1134"/></w:trPr><w:tc><w:tcPr><w:tcW w:w="1980" w:type="dxa"/></w:tcPr><w:p><w:pPr><w:jc w:val="both"/><w:rPr><w:rFonts w:ascii="Times New Roman" w:eastAsia="DFKai-SB" w:hAnsi="Times New Roman" w:cs="Times New Roman"/></w:rPr></w:pPr></w:p></w:tc><w:tc><w:tcPr><w:tcW w:w="1984" w:type="dxa"/></w:tcPr><w:p><w:pPr><w:jc w:val="both"/><w:rPr><w:rFonts w:ascii="Times New Roman" w:eastAsia="DFKai-SB" w:hAnsi="Times New Roman" w:cs="Times New Roman"/></w:rPr></w:pPr></w:p></w:tc><w:tc><w:tcPr><w:tcW w:w="1276" w:type="dxa"/></w:tcPr><w:p><w:pPr><w:jc w:val="both"/><w:rPr><w:rFonts w:ascii="Times New Roman" w:eastAsia="DFKai-SB" w:hAnsi="Times New Roman" w:cs="Times New Roman"/></w:rPr></w:pPr></w:p></w:tc><w:tc><w:tcPr><w:tcW w:w="4678" w:type="dxa"/></w:tcPr><w:p><w:pPr><w:jc w:val="both"/><w:rPr><w:rFonts w:ascii="Times New Roman" w:eastAsia="DFKai-SB" w:hAnsi="Times New Roman" w:cs="Times New Roman"/></w:rPr></w:pPr></w:p><w:p><w:pPr><w:jc w:val="both"/><w:rPr><w:rFonts w:ascii="Times New Roman" w:eastAsia="DFKai-SB" w:hAnsi="Times New Roman" w:cs="Times New Roman"/></w:rPr></w:pPr><w:r><w:rPr><w:rFonts w:ascii="Times New Roman" w:eastAsia="DFKai-SB" w:hAnsi="Times New Roman" w:cs="Times New Roman" w:hint="eastAsia"/></w:rPr><w:t>配合單位</w:t></w:r><w:r><w:rPr><w:rFonts w:ascii="Times New Roman" w:eastAsia="DFKai-SB" w:hAnsi="Times New Roman" w:cs="Times New Roman" w:hint="eastAsia"/><w:u w:val="single"/></w:rPr><w:t xml:space="preserve">　　　　　　</w:t></w:r><w:r><w:rPr><w:rFonts w:ascii="Times New Roman" w:eastAsia="DFKai-SB" w:hAnsi="Times New Roman" w:cs="Times New Roman" w:hint="eastAsia"/></w:rPr><w:t xml:space="preserve">　日期</w:t></w:r><w:r><w:rPr><w:rFonts w:ascii="Times New Roman" w:eastAsia="DFKai-SB" w:hAnsi="Times New Roman" w:cs="Times New Roman" w:hint="eastAsia"/><w:u w:val="single"/></w:rPr><w:t xml:space="preserve">　　　　　</w:t></w:r></w:p></w:tc></w:tr><w:tr><w:trPr><w:trHeight w:val="1134"/></w:trPr><w:tc><w:tcPr><w:tcW w:w="1980" w:type="dxa"/></w:tcPr><w:p><w:pPr><w:jc w:val="both"/><w:rPr><w:rFonts w:ascii="Times New Roman" w:eastAsia="DFKai-SB" w:hAnsi="Times New Roman" w:cs="Times New Roman"/></w:rPr></w:pPr></w:p></w:tc><w:tc><w:tcPr><w:tcW w:w="1984" w:type="dxa"/></w:tcPr><w:p><w:pPr><w:jc w:val="both"/><w:rPr><w:rFonts w:ascii="Times New Roman" w:eastAsia="DFKai-SB" w:hAnsi="Times New Roman" w:cs="Times New Roman"/></w:rPr></w:pPr></w:p></w:tc><w:tc><w:tcPr><w:tcW w:w="1276" w:type="dxa"/></w:tcPr><w:p><w:pPr><w:jc w:val="both"/><w:rPr><w:rFonts w:ascii="Times New Roman" w:eastAsia="DFKai-SB" w:hAnsi="Times New Roman" w:cs="Times New Roman"/></w:rPr></w:pPr></w:p></w:tc><w:tc><w:tcPr><w:tcW w:w="4678" w:type="dxa"/></w:tcPr><w:p><w:pPr><w:jc w:val="both"/><w:rPr><w:rFonts w:ascii="Times New Roman" w:eastAsia="DFKai-SB" w:hAnsi="Times New Roman" w:cs="Times New Roman"/></w:rPr></w:pPr></w:p><w:p><w:pPr><w:jc w:val="both"/><w:rPr><w:rFonts w:ascii="Times New Roman" w:eastAsia="DFKai-SB" w:hAnsi="Times New Roman" w:cs="Times New Roman"/></w:rPr></w:pPr><w:r><w:rPr><w:rFonts w:ascii="Times New Roman" w:eastAsia="DFKai-SB" w:hAnsi="Times New Roman" w:cs="Times New Roman" w:hint="eastAsia"/></w:rPr><w:t>配合單位</w:t></w:r><w:r><w:rPr><w:rFonts w:ascii="Times New Roman" w:eastAsia="DFKai-SB" w:hAnsi="Times New Roman" w:cs="Times New Roman" w:hint="eastAsia"/><w:u w:val="single"/></w:rPr><w:t xml:space="preserve">　　　　　　</w:t></w:r><w:r><w:rPr><w:rFonts w:ascii="Times New Roman" w:eastAsia="DFKai-SB" w:hAnsi="Times New Roman" w:cs="Times New Roman" w:hint="eastAsia"/></w:rPr><w:t xml:space="preserve">　日期</w:t></w:r><w:r><w:rPr><w:rFonts w:ascii="Times New Roman" w:eastAsia="DFKai-SB" w:hAnsi="Times New Roman" w:cs="Times New Roman" w:hint="eastAsia"/><w:u w:val="single"/></w:rPr><w:t xml:space="preserve">　　　　　</w:t></w:r></w:p></w:tc></w:tr><w:tr><w:trPr><w:trHeight w:val="1134"/></w:trPr><w:tc><w:tcPr><w:tcW w:w="1980" w:type="dxa"/></w:tcPr><w:p><w:pPr><w:jc w:val="both"/><w:rPr><w:rFonts w:ascii="Times New Roman" w:eastAsia="DFKai-SB" w:hAnsi="Times New Roman" w:cs="Times New Roman"/></w:rPr></w:pPr></w:p></w:tc><w:tc><w:tcPr><w:tcW w:w="1984" w:type="dxa"/></w:tcPr><w:p><w:pPr><w:jc w:val="both"/><w:rPr><w:rFonts w:ascii="Times New Roman" w:eastAsia="DFKai-SB" w:hAnsi="Times New Roman" w:cs="Times New Roman"/></w:rPr></w:pPr></w:p></w:tc><w:tc><w:tcPr><w:tcW w:w="1276" w:type="dxa"/></w:tcPr><w:p><w:pPr><w:jc w:val="both"/><w:rPr><w:rFonts w:ascii="Times New Roman" w:eastAsia="DFKai-SB" w:hAnsi="Times New Roman" w:cs="Times New Roman"/></w:rPr></w:pPr></w:p></w:tc><w:tc><w:tcPr><w:tcW w:w="4678" w:type="dxa"/></w:tcPr><w:p><w:pPr><w:jc w:val="both"/><w:rPr><w:rFonts w:ascii="Times New Roman" w:eastAsia="DFKai-SB" w:hAnsi="Times New Roman" w:cs="Times New Roman"/></w:rPr></w:pPr></w:p><w:p><w:pPr><w:jc w:val="both"/><w:rPr><w:rFonts w:ascii="Times New Roman" w:eastAsia="DFKai-SB" w:hAnsi="Times New Roman" w:cs="Times New Roman"/></w:rPr></w:pPr><w:r><w:rPr><w:rFonts w:ascii="Times New Roman" w:eastAsia="DFKai-SB" w:hAnsi="Times New Roman" w:cs="Times New Roman" w:hint="eastAsia"/></w:rPr><w:t>配合單位</w:t></w:r><w:r><w:rPr><w:rFonts w:ascii="Times New Roman" w:eastAsia="DFKai-SB" w:hAnsi="Times New Roman" w:cs="Times New Roman" w:hint="eastAsia"/><w:u w:val="single"/></w:rPr><w:t xml:space="preserve">　　　　　　</w:t></w:r><w:r><w:rPr><w:rFonts w:ascii="Times New Roman" w:eastAsia="DFKai-SB" w:hAnsi="Times New Roman" w:cs="Times New Roman" w:hint="eastAsia"/></w:rPr><w:t xml:space="preserve">　日期</w:t></w:r><w:r><w:rPr><w:rFonts w:ascii="Times New Roman" w:eastAsia="DFKai-SB" w:hAnsi="Times New Roman" w:cs="Times New Roman" w:hint="eastAsia"/><w:u w:val="single"/></w:rPr><w:t xml:space="preserve">　　　　　</w:t></w:r></w:p></w:tc></w:tr><w:tr><w:trPr><w:trHeight w:val="1134"/></w:trPr><w:tc><w:tcPr><w:tcW w:w="1980" w:type="dxa"/></w:tcPr><w:p><w:pPr><w:jc w:val="both"/><w:rPr><w:rFonts w:ascii="Times New Roman" w:eastAsia="DFKai-SB" w:hAnsi="Times New Roman" w:cs="Times New Roman"/></w:rPr></w:pPr></w:p></w:tc><w:tc><w:tcPr><w:tcW w:w="1984" w:type="dxa"/></w:tcPr><w:p><w:pPr><w:jc w:val="both"/><w:rPr><w:rFonts w:ascii="Times New Roman" w:eastAsia="DFKai-SB" w:hAnsi="Times New Roman" w:cs="Times New Roman"/></w:rPr></w:pPr></w:p></w:tc><w:tc><w:tcPr><w:tcW w:w="1276" w:type="dxa"/></w:tcPr><w:p><w:pPr><w:jc w:val="both"/><w:rPr><w:rFonts w:ascii="Times New Roman" w:eastAsia="DFKai-SB" w:hAnsi="Times New Roman" w:cs="Times New Roman"/></w:rPr></w:pPr></w:p></w:tc><w:tc><w:tcPr><w:tcW w:w="4678" w:type="dxa"/></w:tcPr><w:p><w:pPr><w:jc w:val="both"/><w:rPr><w:rFonts w:ascii="Times New Roman" w:eastAsia="DFKai-SB" w:hAnsi="Times New Roman" w:cs="Times New Roman"/></w:rPr></w:pPr></w:p><w:p><w:pPr><w:jc w:val="both"/><w:rPr><w:rFonts w:ascii="Times New Roman" w:eastAsia="DFKai-SB" w:hAnsi="Times New Roman" w:cs="Times New Roman"/></w:rPr></w:pPr><w:r><w:rPr><w:rFonts w:ascii="Times New Roman" w:eastAsia="DFKai-SB" w:hAnsi="Times New Roman" w:cs="Times New Roman" w:hint="eastAsia"/></w:rPr><w:t>配合單位</w:t></w:r><w:r><w:rPr><w:rFonts w:ascii="Times New Roman" w:eastAsia="DFKai-SB" w:hAnsi="Times New Roman" w:cs="Times New Roman" w:hint="eastAsia"/><w:u w:val="single"/></w:rPr><w:t xml:space="preserve">　　　　　　</w:t></w:r><w:r><w:rPr><w:rFonts w:ascii="Times New Roman" w:eastAsia="DFKai-SB" w:hAnsi="Times New Roman" w:cs="Times New Roman" w:hint="eastAsia"/></w:rPr><w:t xml:space="preserve">　日期</w:t></w:r><w:r><w:rPr><w:rFonts w:ascii="Times New Roman" w:eastAsia="DFKai-SB" w:hAnsi="Times New Roman" w:cs="Times New Roman" w:hint="eastAsia"/><w:u w:val="single"/></w:rPr><w:t xml:space="preserve">　　　　　</w:t></w:r></w:p></w:tc></w:tr><w:tr><w:trPr><w:trHeight w:val="1134"/></w:trPr><w:tc><w:tcPr><w:tcW w:w="1980" w:type="dxa"/></w:tcPr><w:p><w:pPr><w:jc w:val="both"/><w:rPr><w:rFonts w:ascii="Times New Roman" w:eastAsia="DFKai-SB" w:hAnsi="Times New Roman" w:cs="Times New Roman"/></w:rPr></w:pPr></w:p></w:tc><w:tc><w:tcPr><w:tcW w:w="1984" w:type="dxa"/></w:tcPr><w:p><w:pPr><w:jc w:val="both"/><w:rPr><w:rFonts w:ascii="Times New Roman" w:eastAsia="DFKai-SB" w:hAnsi="Times New Roman" w:cs="Times New Roman"/></w:rPr></w:pPr></w:p></w:tc><w:tc><w:tcPr><w:tcW w:w="1276" w:type="dxa"/></w:tcPr><w:p><w:pPr><w:jc w:val="both"/><w:rPr><w:rFonts w:ascii="Times New Roman" w:eastAsia="DFKai-SB" w:hAnsi="Times New Roman" w:cs="Times New Roman"/></w:rPr></w:pPr></w:p></w:tc><w:tc><w:tcPr><w:tcW w:w="4678" w:type="dxa"/></w:tcPr><w:p><w:pPr><w:jc w:val="both"/><w:rPr><w:rFonts w:ascii="Times New Roman" w:eastAsia="DFKai-SB" w:hAnsi="Times New Roman" w:cs="Times New Roman"/></w:rPr></w:pPr></w:p><w:p><w:pPr><w:jc w:val="both"/><w:rPr><w:rFonts w:ascii="Times New Roman" w:eastAsia="DFKai-SB" w:hAnsi="Times New Roman" w:cs="Times New Roman"/></w:rPr></w:pPr><w:r><w:rPr><w:rFonts w:ascii="Times New Roman" w:eastAsia="DFKai-SB" w:hAnsi="Times New Roman" w:cs="Times New Roman" w:hint="eastAsia"/></w:rPr><w:t>配合單位</w:t></w:r><w:r><w:rPr><w:rFonts w:ascii="Times New Roman" w:eastAsia="DFKai-SB" w:hAnsi="Times New Roman" w:cs="Times New Roman" w:hint="eastAsia"/><w:u w:val="single"/></w:rPr><w:t xml:space="preserve">　　　　　　</w:t></w:r><w:r><w:rPr><w:rFonts w:ascii="Times New Roman" w:eastAsia="DFKai-SB" w:hAnsi="Times New Roman" w:cs="Times New Roman" w:hint="eastAsia"/></w:rPr><w:t xml:space="preserve">　日期</w:t></w:r><w:r><w:rPr><w:rFonts w:ascii="Times New Roman" w:eastAsia="DFKai-SB" w:hAnsi="Times New Roman" w:cs="Times New Roman" w:hint="eastAsia"/><w:u w:val="single"/></w:rPr><w:t xml:space="preserve">　　　　　</w:t></w:r></w:p></w:tc></w:tr></w:tbl><w:p><w:pPr><w:jc w:val="both"/><w:rPr><w:rFonts w:ascii="Times New Roman" w:eastAsia="DFKai-SB" w:hAnsi="Times New Roman" w:cs="Times New Roman"/></w:rPr></w:pPr><w:r><w:rPr><w:rFonts w:ascii="Times New Roman" w:eastAsia="DFKai-SB" w:hAnsi="Times New Roman" w:cs="Times New Roman" w:hint="eastAsia"/></w:rPr><w:t>(</w:t></w:r><w:r><w:rPr><w:rFonts w:ascii="Times New Roman" w:eastAsia="DFKai-SB" w:hAnsi="Times New Roman" w:cs="Times New Roman" w:hint="eastAsia"/></w:rPr><w:t>篇幅不足，請自行複製</w:t></w:r><w:r><w:rPr><w:rFonts w:ascii="Times New Roman" w:eastAsia="DFKai-SB" w:hAnsi="Times New Roman" w:cs="Times New Roman" w:hint="eastAsia"/></w:rPr><w:t>)</w:t></w:r></w:p><w:p><w:pPr><w:widowControl/><w:rPr><w:rFonts w:ascii="Times New Roman" w:eastAsia="DFKai-SB" w:hAnsi="Times New Roman" w:cs="Times New Roman"/></w:rPr></w:pPr><w:r><w:rPr><w:rFonts w:ascii="Times New Roman" w:eastAsia="DFKai-SB" w:hAnsi="Times New Roman" w:cs="Times New Roman"/></w:rPr><w:lastRenderedPageBreak/><w:br w:type="page"/></w:r></w:p><w:p><w:pPr><w:jc w:val="both"/><w:rPr><w:rFonts w:ascii="Times New Roman" w:eastAsia="DFKai-SB" w:hAnsi="Times New Roman" w:cs="Times New Roman"/></w:rPr></w:pPr><w:r><w:rPr><w:rFonts w:ascii="Times New Roman" w:eastAsia="DFKai-SB" w:hAnsi="Times New Roman" w:cs="Times New Roman" w:hint="eastAsia"/></w:rPr><w:lastRenderedPageBreak/><w:t>附表一：主持人、協同主持人、研究人員學經歷說明書</w:t></w:r><w:r><w:rPr><w:rFonts w:ascii="Times New Roman" w:eastAsia="DFKai-SB" w:hAnsi="Times New Roman" w:cs="Times New Roman" w:hint="eastAsia"/></w:rPr><w:t>(</w:t></w:r><w:r><w:rPr><w:rFonts w:ascii="Times New Roman" w:eastAsia="DFKai-SB" w:hAnsi="Times New Roman" w:cs="Times New Roman" w:hint="eastAsia"/></w:rPr><w:t>每人填寫一份</w:t></w:r><w:r><w:rPr><w:rFonts w:ascii="Times New Roman" w:eastAsia="DFKai-SB" w:hAnsi="Times New Roman" w:cs="Times New Roman" w:hint="eastAsia"/></w:rPr><w:t>)</w:t></w:r></w:p><w:tbl><w:tblPr><w:tblStyle w:val="TableGrid"/><w:tblW w:w="9776" w:type="dxa"/><w:tblLook w:val="04A0" w:firstRow="1" w:lastRow="0" w:firstColumn="1" w:lastColumn="0" w:noHBand="0" w:noVBand="1"/></w:tblPr><w:tblGrid><w:gridCol w:w="702"/><w:gridCol w:w="1007"/><w:gridCol w:w="2255"/><w:gridCol w:w="267"/><w:gridCol w:w="584"/><w:gridCol w:w="507"/><w:gridCol w:w="60"/><w:gridCol w:w="624"/><w:gridCol w:w="266"/><w:gridCol w:w="386"/><w:gridCol w:w="1207"/><w:gridCol w:w="494"/><w:gridCol w:w="1417"/></w:tblGrid><w:tr><w:trPr><w:trHeight w:val="454"/></w:trPr><w:tc><w:tcPr><w:tcW w:w="1709" w:type="dxa"/><w:gridSpan w:val="2"/><w:vAlign w:val="center"/></w:tcPr><w:p><w:pPr><w:jc w:val="center"/><w:rPr><w:rFonts w:ascii="Times New Roman" w:eastAsia="DFKai-SB" w:hAnsi="Times New Roman" w:cs="Times New Roman"/></w:rPr></w:pPr><w:r><w:rPr><w:rFonts w:ascii="Times New Roman" w:eastAsia="DFKai-SB" w:hAnsi="Times New Roman" w:cs="Times New Roman" w:hint="eastAsia"/></w:rPr><w:t>類</w:t></w:r><w:r><w:rPr><w:rFonts w:ascii="Times New Roman" w:eastAsia="DFKai-SB" w:hAnsi="Times New Roman" w:cs="Times New Roman" w:hint="eastAsia"/></w:rPr><w:t xml:space="preserve">  </w:t></w:r><w:r><w:rPr><w:rFonts w:ascii="Times New Roman" w:eastAsia="DFKai-SB" w:hAnsi="Times New Roman" w:cs="Times New Roman" w:hint="eastAsia"/></w:rPr><w:t>別</w:t></w:r></w:p></w:tc><w:tc><w:tcPr><w:tcW w:w="8067" w:type="dxa"/><w:gridSpan w:val="11"/><w:vAlign w:val="center"/></w:tcPr><w:p><w:pPr><w:jc w:val="center"/><w:rPr><w:rFonts w:ascii="Times New Roman" w:eastAsia="DFKai-SB" w:hAnsi="Times New Roman" w:cs="Times New Roman"/></w:rPr></w:pPr><w:r><w:rPr><w:rFonts w:ascii="Times New Roman" w:eastAsia="DFKai-SB" w:hAnsi="Times New Roman" w:cs="Times New Roman" w:hint="eastAsia"/></w:rPr><w:t>（</w:t></w:r><w:r><w:rPr><w:rFonts w:ascii="Times New Roman" w:eastAsia="DFKai-SB" w:hAnsi="Times New Roman" w:cs="Times New Roman" w:hint="eastAsia"/></w:rPr><w:t xml:space="preserve">   </w:t></w:r><w:r><w:rPr><w:rFonts w:ascii="Times New Roman" w:eastAsia="DFKai-SB" w:hAnsi="Times New Roman" w:cs="Times New Roman" w:hint="eastAsia"/></w:rPr><w:t>）主持人</w:t></w:r><w:r><w:rPr><w:rFonts w:ascii="Times New Roman" w:eastAsia="DFKai-SB" w:hAnsi="Times New Roman" w:cs="Times New Roman" w:hint="eastAsia"/></w:rPr><w:t xml:space="preserve">      </w:t></w:r><w:r><w:rPr><w:rFonts w:ascii="Times New Roman" w:eastAsia="DFKai-SB" w:hAnsi="Times New Roman" w:cs="Times New Roman" w:hint="eastAsia"/></w:rPr><w:t>（</w:t></w:r><w:r><w:rPr><w:rFonts w:ascii="Times New Roman" w:eastAsia="DFKai-SB" w:hAnsi="Times New Roman" w:cs="Times New Roman" w:hint="eastAsia"/></w:rPr><w:t xml:space="preserve">    </w:t></w:r><w:r><w:rPr><w:rFonts w:ascii="Times New Roman" w:eastAsia="DFKai-SB" w:hAnsi="Times New Roman" w:cs="Times New Roman" w:hint="eastAsia"/></w:rPr><w:t>）協同主持人</w:t></w:r><w:r><w:rPr><w:rFonts w:ascii="Times New Roman" w:eastAsia="DFKai-SB" w:hAnsi="Times New Roman" w:cs="Times New Roman" w:hint="eastAsia"/></w:rPr><w:t xml:space="preserve">      </w:t></w:r><w:r><w:rPr><w:rFonts w:ascii="Times New Roman" w:eastAsia="DFKai-SB" w:hAnsi="Times New Roman" w:cs="Times New Roman" w:hint="eastAsia"/></w:rPr><w:t>（</w:t></w:r><w:r><w:rPr><w:rFonts w:ascii="Times New Roman" w:eastAsia="DFKai-SB" w:hAnsi="Times New Roman" w:cs="Times New Roman" w:hint="eastAsia"/></w:rPr><w:t xml:space="preserve">    </w:t></w:r><w:r><w:rPr><w:rFonts w:ascii="Times New Roman" w:eastAsia="DFKai-SB" w:hAnsi="Times New Roman" w:cs="Times New Roman" w:hint="eastAsia"/></w:rPr><w:t>）研究人員</w:t></w:r></w:p></w:tc></w:tr><w:tr><w:trPr><w:trHeight w:val="454"/></w:trPr><w:tc><w:tcPr><w:tcW w:w="1709" w:type="dxa"/><w:gridSpan w:val="2"/><w:vAlign w:val="center"/></w:tcPr><w:p><w:pPr><w:jc w:val="center"/><w:rPr><w:rFonts w:ascii="Times New Roman" w:eastAsia="DFKai-SB" w:hAnsi="Times New Roman" w:cs="Times New Roman"/></w:rPr></w:pPr><w:r><w:rPr><w:rFonts w:ascii="Times New Roman" w:eastAsia="DFKai-SB" w:hAnsi="Times New Roman" w:cs="Times New Roman" w:hint="eastAsia"/></w:rPr><w:t>姓</w:t></w:r><w:r><w:rPr><w:rFonts w:ascii="Times New Roman" w:eastAsia="DFKai-SB" w:hAnsi="Times New Roman" w:cs="Times New Roman" w:hint="eastAsia"/></w:rPr><w:t xml:space="preserve">  </w:t></w:r><w:r><w:rPr><w:rFonts w:ascii="Times New Roman" w:eastAsia="DFKai-SB" w:hAnsi="Times New Roman" w:cs="Times New Roman" w:hint="eastAsia"/></w:rPr><w:t>名</w:t></w:r></w:p></w:tc><w:tc><w:tcPr><w:tcW w:w="2522" w:type="dxa"/><w:gridSpan w:val="2"/><w:vAlign w:val="center"/></w:tcPr><w:p><w:pPr><w:jc w:val="both"/><w:rPr><w:rFonts w:ascii="Times New Roman" w:eastAsia="DFKai-SB" w:hAnsi="Times New Roman" w:cs="Times New Roman"/></w:rPr></w:pPr></w:p></w:tc><w:tc><w:tcPr><w:tcW w:w="1091" w:type="dxa"/><w:gridSpan w:val="2"/><w:vAlign w:val="center"/></w:tcPr><w:p><w:pPr><w:jc w:val="center"/><w:rPr><w:rFonts w:ascii="Times New Roman" w:eastAsia="DFKai-SB" w:hAnsi="Times New Roman" w:cs="Times New Roman"/></w:rPr></w:pPr><w:r><w:rPr><w:rFonts w:ascii="Times New Roman" w:eastAsia="DFKai-SB" w:hAnsi="Times New Roman" w:cs="Times New Roman" w:hint="eastAsia"/></w:rPr><w:t>性</w:t></w:r><w:r><w:rPr><w:rFonts w:ascii="Times New Roman" w:eastAsia="DFKai-SB" w:hAnsi="Times New Roman" w:cs="Times New Roman" w:hint="eastAsia"/></w:rPr><w:t xml:space="preserve">  </w:t></w:r><w:r><w:rPr><w:rFonts w:ascii="Times New Roman" w:eastAsia="DFKai-SB" w:hAnsi="Times New Roman" w:cs="Times New Roman" w:hint="eastAsia"/></w:rPr><w:t>別</w:t></w:r></w:p></w:tc><w:tc><w:tcPr><w:tcW w:w="950" w:type="dxa"/><w:gridSpan w:val="3"/><w:vAlign w:val="center"/></w:tcPr><w:p><w:pPr><w:jc w:val="center"/><w:rPr><w:rFonts w:ascii="Times New Roman" w:eastAsia="DFKai-SB" w:hAnsi="Times New Roman" w:cs="Times New Roman"/></w:rPr></w:pPr></w:p></w:tc><w:tc><w:tcPr><w:tcW w:w="1593" w:type="dxa"/><w:gridSpan w:val="2"/><w:vAlign w:val="center"/></w:tcPr><w:p><w:pPr><w:jc w:val="center"/><w:rPr><w:rFonts w:ascii="Times New Roman" w:eastAsia="DFKai-SB" w:hAnsi="Times New Roman" w:cs="Times New Roman"/></w:rPr></w:pPr><w:r><w:rPr><w:rFonts w:ascii="Times New Roman" w:eastAsia="DFKai-SB" w:hAnsi="Times New Roman" w:cs="Times New Roman" w:hint="eastAsia"/></w:rPr><w:t>出生年月日</w:t></w:r></w:p></w:tc><w:tc><w:tcPr><w:tcW w:w="1911" w:type="dxa"/><w:gridSpan w:val="2"/><w:vAlign w:val="center"/></w:tcPr><w:p><w:pPr><w:jc w:val="center"/><w:rPr><w:rFonts w:ascii="Times New Roman" w:eastAsia="DFKai-SB" w:hAnsi="Times New Roman" w:cs="Times New Roman"/></w:rPr></w:pPr></w:p></w:tc></w:tr><w:tr><w:trPr><w:trHeight w:val="454"/></w:trPr><w:tc><w:tcPr><w:tcW w:w="9776" w:type="dxa"/><w:gridSpan w:val="13"/><w:vAlign w:val="center"/></w:tcPr><w:p><w:pPr><w:jc w:val="both"/><w:rPr><w:rFonts w:ascii="Times New Roman" w:eastAsia="DFKai-SB" w:hAnsi="Times New Roman" w:cs="Times New Roman"/></w:rPr></w:pPr><w:r><w:rPr><w:rFonts w:ascii="Times New Roman" w:eastAsia="DFKai-SB" w:hAnsi="Times New Roman" w:cs="Times New Roman" w:hint="eastAsia"/></w:rPr><w:t>學</w:t></w:r><w:r><w:rPr><w:rFonts w:ascii="Times New Roman" w:eastAsia="DFKai-SB" w:hAnsi="Times New Roman" w:cs="Times New Roman" w:hint="eastAsia"/></w:rPr><w:t xml:space="preserve">      </w:t></w:r><w:r><w:rPr><w:rFonts w:ascii="Times New Roman" w:eastAsia="DFKai-SB" w:hAnsi="Times New Roman" w:cs="Times New Roman" w:hint="eastAsia"/></w:rPr><w:t>歷（擇其重要者填寫）</w:t></w:r></w:p></w:tc></w:tr><w:tr><w:trPr><w:trHeight w:val="454"/></w:trPr><w:tc><w:tcPr><w:tcW w:w="4815" w:type="dxa"/><w:gridSpan w:val="5"/><w:vAlign w:val="center"/></w:tcPr><w:p><w:pPr><w:jc w:val="center"/><w:rPr><w:rFonts w:ascii="Times New Roman" w:eastAsia="DFKai-SB" w:hAnsi="Times New Roman" w:cs="Times New Roman"/></w:rPr></w:pPr><w:r><w:rPr><w:rFonts w:ascii="Times New Roman" w:eastAsia="DFKai-SB" w:hAnsi="Times New Roman" w:cs="Times New Roman" w:hint="eastAsia"/></w:rPr><w:t>學</w:t></w:r><w:r><w:rPr><w:rFonts w:ascii="Times New Roman" w:eastAsia="DFKai-SB" w:hAnsi="Times New Roman" w:cs="Times New Roman" w:hint="eastAsia"/></w:rPr><w:t xml:space="preserve">    </w:t></w:r><w:r><w:rPr><w:rFonts w:ascii="Times New Roman" w:eastAsia="DFKai-SB" w:hAnsi="Times New Roman" w:cs="Times New Roman" w:hint="eastAsia"/></w:rPr><w:t>校</w:t></w:r><w:r><w:rPr><w:rFonts w:ascii="Times New Roman" w:eastAsia="DFKai-SB" w:hAnsi="Times New Roman" w:cs="Times New Roman" w:hint="eastAsia"/></w:rPr><w:t xml:space="preserve">    </w:t></w:r><w:r><w:rPr><w:rFonts w:ascii="Times New Roman" w:eastAsia="DFKai-SB" w:hAnsi="Times New Roman" w:cs="Times New Roman" w:hint="eastAsia"/></w:rPr><w:t>名</w:t></w:r><w:r><w:rPr><w:rFonts w:ascii="Times New Roman" w:eastAsia="DFKai-SB" w:hAnsi="Times New Roman" w:cs="Times New Roman" w:hint="eastAsia"/></w:rPr><w:t xml:space="preserve">    </w:t></w:r><w:r><w:rPr><w:rFonts w:ascii="Times New Roman" w:eastAsia="DFKai-SB" w:hAnsi="Times New Roman" w:cs="Times New Roman" w:hint="eastAsia"/></w:rPr><w:t>稱</w:t></w:r></w:p></w:tc><w:tc><w:tcPr><w:tcW w:w="1191" w:type="dxa"/><w:gridSpan w:val="3"/><w:vAlign w:val="center"/></w:tcPr><w:p><w:pPr><w:jc w:val="center"/><w:rPr><w:rFonts w:ascii="Times New Roman" w:eastAsia="DFKai-SB" w:hAnsi="Times New Roman" w:cs="Times New Roman"/></w:rPr></w:pPr><w:r><w:rPr><w:rFonts w:ascii="Times New Roman" w:eastAsia="DFKai-SB" w:hAnsi="Times New Roman" w:cs="Times New Roman" w:hint="eastAsia"/></w:rPr><w:t>學</w:t></w:r><w:r><w:rPr><w:rFonts w:ascii="Times New Roman" w:eastAsia="DFKai-SB" w:hAnsi="Times New Roman" w:cs="Times New Roman" w:hint="eastAsia"/></w:rPr><w:t xml:space="preserve">  </w:t></w:r><w:r><w:rPr><w:rFonts w:ascii="Times New Roman" w:eastAsia="DFKai-SB" w:hAnsi="Times New Roman" w:cs="Times New Roman" w:hint="eastAsia"/></w:rPr><w:t>位</w:t></w:r></w:p></w:tc><w:tc><w:tcPr><w:tcW w:w="1859" w:type="dxa"/><w:gridSpan w:val="3"/><w:vAlign w:val="center"/></w:tcPr><w:p><w:pPr><w:jc w:val="center"/><w:rPr><w:rFonts w:ascii="Times New Roman" w:eastAsia="DFKai-SB" w:hAnsi="Times New Roman" w:cs="Times New Roman"/></w:rPr></w:pPr><w:r><w:rPr><w:rFonts w:ascii="Times New Roman" w:eastAsia="DFKai-SB" w:hAnsi="Times New Roman" w:cs="Times New Roman" w:hint="eastAsia"/></w:rPr><w:t>起迄年月</w:t></w:r></w:p></w:tc><w:tc><w:tcPr><w:tcW w:w="1911" w:type="dxa"/><w:gridSpan w:val="2"/><w:vAlign w:val="center"/></w:tcPr><w:p><w:pPr><w:jc w:val="center"/><w:rPr><w:rFonts w:ascii="Times New Roman" w:eastAsia="DFKai-SB" w:hAnsi="Times New Roman" w:cs="Times New Roman"/></w:rPr></w:pPr><w:r><w:rPr><w:rFonts w:ascii="Times New Roman" w:eastAsia="DFKai-SB" w:hAnsi="Times New Roman" w:cs="Times New Roman" w:hint="eastAsia"/></w:rPr><w:t>科</w:t></w:r><w:r><w:rPr><w:rFonts w:ascii="Times New Roman" w:eastAsia="DFKai-SB" w:hAnsi="Times New Roman" w:cs="Times New Roman" w:hint="eastAsia"/></w:rPr><w:t xml:space="preserve"> </w:t></w:r><w:r><w:rPr><w:rFonts w:ascii="Times New Roman" w:eastAsia="DFKai-SB" w:hAnsi="Times New Roman" w:cs="Times New Roman" w:hint="eastAsia"/></w:rPr><w:t>技</w:t></w:r><w:r><w:rPr><w:rFonts w:ascii="Times New Roman" w:eastAsia="DFKai-SB" w:hAnsi="Times New Roman" w:cs="Times New Roman" w:hint="eastAsia"/></w:rPr><w:t xml:space="preserve"> </w:t></w:r><w:r><w:rPr><w:rFonts w:ascii="Times New Roman" w:eastAsia="DFKai-SB" w:hAnsi="Times New Roman" w:cs="Times New Roman" w:hint="eastAsia"/></w:rPr><w:t>專</w:t></w:r><w:r><w:rPr><w:rFonts w:ascii="Times New Roman" w:eastAsia="DFKai-SB" w:hAnsi="Times New Roman" w:cs="Times New Roman" w:hint="eastAsia"/></w:rPr><w:t xml:space="preserve"> </w:t></w:r><w:r><w:rPr><w:rFonts w:ascii="Times New Roman" w:eastAsia="DFKai-SB" w:hAnsi="Times New Roman" w:cs="Times New Roman" w:hint="eastAsia"/></w:rPr><w:t>長</w:t></w:r></w:p></w:tc></w:tr><w:tr><w:trPr><w:trHeight w:val="454"/></w:trPr><w:tc><w:tcPr><w:tcW w:w="4815" w:type="dxa"/><w:gridSpan w:val="5"/><w:vAlign w:val="center"/></w:tcPr><w:p><w:pPr><w:jc w:val="both"/><w:rPr><w:rFonts w:ascii="Times New Roman" w:eastAsia="DFKai-SB" w:hAnsi="Times New Roman" w:cs="Times New Roman"/></w:rPr></w:pPr></w:p></w:tc><w:tc><w:tcPr><w:tcW w:w="1191" w:type="dxa"/><w:gridSpan w:val="3"/><w:vAlign w:val="center"/></w:tcPr><w:p><w:pPr><w:jc w:val="both"/><w:rPr><w:rFonts w:ascii="Times New Roman" w:eastAsia="DFKai-SB" w:hAnsi="Times New Roman" w:cs="Times New Roman"/></w:rPr></w:pPr></w:p></w:tc><w:tc><w:tcPr><w:tcW w:w="1859" w:type="dxa"/><w:gridSpan w:val="3"/><w:vAlign w:val="center"/></w:tcPr><w:p><w:pPr><w:jc w:val="both"/><w:rPr><w:rFonts w:ascii="Times New Roman" w:eastAsia="DFKai-SB" w:hAnsi="Times New Roman" w:cs="Times New Roman"/></w:rPr></w:pPr></w:p></w:tc><w:tc><w:tcPr><w:tcW w:w="1911" w:type="dxa"/><w:gridSpan w:val="2"/><w:vAlign w:val="center"/></w:tcPr><w:p><w:pPr><w:jc w:val="both"/><w:rPr><w:rFonts w:ascii="Times New Roman" w:eastAsia="DFKai-SB" w:hAnsi="Times New Roman" w:cs="Times New Roman"/></w:rPr></w:pPr></w:p></w:tc></w:tr><w:tr><w:trPr><w:trHeight w:val="454"/></w:trPr><w:tc><w:tcPr><w:tcW w:w="4815" w:type="dxa"/><w:gridSpan w:val="5"/><w:vAlign w:val="center"/></w:tcPr><w:p><w:pPr><w:jc w:val="both"/><w:rPr><w:rFonts w:ascii="Times New Roman" w:eastAsia="DFKai-SB" w:hAnsi="Times New Roman" w:cs="Times New Roman"/></w:rPr></w:pPr></w:p></w:tc><w:tc><w:tcPr><w:tcW w:w="1191" w:type="dxa"/><w:gridSpan w:val="3"/><w:vAlign w:val="center"/></w:tcPr><w:p><w:pPr><w:jc w:val="both"/><w:rPr><w:rFonts w:ascii="Times New Roman" w:eastAsia="DFKai-SB" w:hAnsi="Times New Roman" w:cs="Times New Roman"/></w:rPr></w:pPr></w:p></w:tc><w:tc><w:tcPr><w:tcW w:w="1859" w:type="dxa"/><w:gridSpan w:val="3"/><w:vAlign w:val="center"/></w:tcPr><w:p><w:pPr><w:jc w:val="both"/><w:rPr><w:rFonts w:ascii="Times New Roman" w:eastAsia="DFKai-SB" w:hAnsi="Times New Roman" w:cs="Times New Roman"/></w:rPr></w:pPr></w:p></w:tc><w:tc><w:tcPr><w:tcW w:w="1911" w:type="dxa"/><w:gridSpan w:val="2"/><w:vAlign w:val="center"/></w:tcPr><w:p><w:pPr><w:jc w:val="both"/><w:rPr><w:rFonts w:ascii="Times New Roman" w:eastAsia="DFKai-SB" w:hAnsi="Times New Roman" w:cs="Times New Roman"/></w:rPr></w:pPr></w:p></w:tc></w:tr><w:tr><w:trPr><w:trHeight w:val="454"/></w:trPr><w:tc><w:tcPr><w:tcW w:w="9776" w:type="dxa"/><w:gridSpan w:val="13"/><w:vAlign w:val="center"/></w:tcPr><w:p><w:pPr><w:jc w:val="both"/><w:rPr><w:rFonts w:ascii="Times New Roman" w:eastAsia="DFKai-SB" w:hAnsi="Times New Roman" w:cs="Times New Roman"/></w:rPr></w:pPr><w:r><w:rPr><w:rFonts w:ascii="Times New Roman" w:eastAsia="DFKai-SB" w:hAnsi="Times New Roman" w:cs="Times New Roman" w:hint="eastAsia"/></w:rPr><w:t>經</w:t></w:r><w:r><w:rPr><w:rFonts w:ascii="Times New Roman" w:eastAsia="DFKai-SB" w:hAnsi="Times New Roman" w:cs="Times New Roman" w:hint="eastAsia"/></w:rPr><w:t xml:space="preserve">      </w:t></w:r><w:r><w:rPr><w:rFonts w:ascii="Times New Roman" w:eastAsia="DFKai-SB" w:hAnsi="Times New Roman" w:cs="Times New Roman" w:hint="eastAsia"/></w:rPr><w:t>歷（請按服務時間先後順序填寫與現提計畫有關之經歷）</w:t></w:r></w:p></w:tc></w:tr><w:tr><w:trPr><w:trHeight w:val="454"/></w:trPr><w:tc><w:tcPr><w:tcW w:w="6658" w:type="dxa"/><w:gridSpan w:val="10"/><w:vAlign w:val="center"/></w:tcPr><w:p><w:pPr><w:jc w:val="center"/><w:rPr><w:rFonts w:ascii="Times New Roman" w:eastAsia="DFKai-SB" w:hAnsi="Times New Roman" w:cs="Times New Roman"/></w:rPr></w:pPr><w:r><w:rPr><w:rFonts w:ascii="Times New Roman" w:eastAsia="DFKai-SB" w:hAnsi="Times New Roman" w:cs="Times New Roman" w:hint="eastAsia"/></w:rPr><w:t>服</w:t></w:r><w:r><w:rPr><w:rFonts w:ascii="Times New Roman" w:eastAsia="DFKai-SB" w:hAnsi="Times New Roman" w:cs="Times New Roman" w:hint="eastAsia"/></w:rPr><w:t xml:space="preserve">    </w:t></w:r><w:r><w:rPr><w:rFonts w:ascii="Times New Roman" w:eastAsia="DFKai-SB" w:hAnsi="Times New Roman" w:cs="Times New Roman" w:hint="eastAsia"/></w:rPr><w:t>務</w:t></w:r><w:r><w:rPr><w:rFonts w:ascii="Times New Roman" w:eastAsia="DFKai-SB" w:hAnsi="Times New Roman" w:cs="Times New Roman" w:hint="eastAsia"/></w:rPr><w:t xml:space="preserve">    </w:t></w:r><w:r><w:rPr><w:rFonts w:ascii="Times New Roman" w:eastAsia="DFKai-SB" w:hAnsi="Times New Roman" w:cs="Times New Roman" w:hint="eastAsia"/></w:rPr><w:t>機</w:t></w:r><w:r><w:rPr><w:rFonts w:ascii="Times New Roman" w:eastAsia="DFKai-SB" w:hAnsi="Times New Roman" w:cs="Times New Roman" w:hint="eastAsia"/></w:rPr><w:t xml:space="preserve">    </w:t></w:r><w:r><w:rPr><w:rFonts w:ascii="Times New Roman" w:eastAsia="DFKai-SB" w:hAnsi="Times New Roman" w:cs="Times New Roman" w:hint="eastAsia"/></w:rPr><w:t>構</w:t></w:r><w:r><w:rPr><w:rFonts w:ascii="Times New Roman" w:eastAsia="DFKai-SB" w:hAnsi="Times New Roman" w:cs="Times New Roman" w:hint="eastAsia"/></w:rPr><w:t xml:space="preserve">    </w:t></w:r><w:r><w:rPr><w:rFonts w:ascii="Times New Roman" w:eastAsia="DFKai-SB" w:hAnsi="Times New Roman" w:cs="Times New Roman" w:hint="eastAsia"/></w:rPr><w:t>及</w:t></w:r><w:r><w:rPr><w:rFonts w:ascii="Times New Roman" w:eastAsia="DFKai-SB" w:hAnsi="Times New Roman" w:cs="Times New Roman" w:hint="eastAsia"/></w:rPr><w:t xml:space="preserve">    </w:t></w:r><w:r><w:rPr><w:rFonts w:ascii="Times New Roman" w:eastAsia="DFKai-SB" w:hAnsi="Times New Roman" w:cs="Times New Roman" w:hint="eastAsia"/></w:rPr><w:t>單</w:t></w:r><w:r><w:rPr><w:rFonts w:ascii="Times New Roman" w:eastAsia="DFKai-SB" w:hAnsi="Times New Roman" w:cs="Times New Roman" w:hint="eastAsia"/></w:rPr><w:t xml:space="preserve">    </w:t></w:r><w:r><w:rPr><w:rFonts w:ascii="Times New Roman" w:eastAsia="DFKai-SB" w:hAnsi="Times New Roman" w:cs="Times New Roman" w:hint="eastAsia"/></w:rPr><w:t>位</w:t></w:r></w:p></w:tc><w:tc><w:tcPr><w:tcW w:w="1701" w:type="dxa"/><w:gridSpan w:val="2"/><w:vAlign w:val="center"/></w:tcPr><w:p><w:pPr><w:jc w:val="center"/><w:rPr><w:rFonts w:ascii="Times New Roman" w:eastAsia="DFKai-SB" w:hAnsi="Times New Roman" w:cs="Times New Roman"/></w:rPr></w:pPr><w:r><w:rPr><w:rFonts w:ascii="Times New Roman" w:eastAsia="DFKai-SB" w:hAnsi="Times New Roman" w:cs="Times New Roman" w:hint="eastAsia"/></w:rPr><w:t>職</w:t></w:r><w:r><w:rPr><w:rFonts w:ascii="Times New Roman" w:eastAsia="DFKai-SB" w:hAnsi="Times New Roman" w:cs="Times New Roman" w:hint="eastAsia"/></w:rPr><w:t xml:space="preserve">   </w:t></w:r><w:r><w:rPr><w:rFonts w:ascii="Times New Roman" w:eastAsia="DFKai-SB" w:hAnsi="Times New Roman" w:cs="Times New Roman" w:hint="eastAsia"/></w:rPr><w:t>稱</w:t></w:r></w:p></w:tc><w:tc><w:tcPr><w:tcW w:w="1417" w:type="dxa"/><w:vAlign w:val="center"/></w:tcPr><w:p><w:pPr><w:jc w:val="center"/><w:rPr><w:rFonts w:ascii="Times New Roman" w:eastAsia="DFKai-SB" w:hAnsi="Times New Roman" w:cs="Times New Roman"/></w:rPr></w:pPr><w:r><w:rPr><w:rFonts w:ascii="Times New Roman" w:eastAsia="DFKai-SB" w:hAnsi="Times New Roman" w:cs="Times New Roman" w:hint="eastAsia"/></w:rPr><w:t>起迄年月</w:t></w:r></w:p></w:tc></w:tr><w:tr><w:trPr><w:trHeight w:val="454"/></w:trPr><w:tc><w:tcPr><w:tcW w:w="6658" w:type="dxa"/><w:gridSpan w:val="10"/><w:vAlign w:val="center"/></w:tcPr><w:p><w:pPr><w:jc w:val="both"/><w:rPr><w:rFonts w:ascii="Times New Roman" w:eastAsia="DFKai-SB" w:hAnsi="Times New Roman" w:cs="Times New Roman"/></w:rPr></w:pPr><w:r><w:rPr><w:rFonts w:ascii="Times New Roman" w:eastAsia="DFKai-SB" w:hAnsi="Times New Roman" w:cs="Times New Roman" w:hint="eastAsia"/></w:rPr><w:t>現任：</w:t></w:r></w:p></w:tc><w:tc><w:tcPr><w:tcW w:w="1701" w:type="dxa"/><w:gridSpan w:val="2"/><w:vAlign w:val="center"/></w:tcPr><w:p><w:pPr><w:jc w:val="both"/><w:rPr><w:rFonts w:ascii="Times New Roman" w:eastAsia="DFKai-SB" w:hAnsi="Times New Roman" w:cs="Times New Roman"/></w:rPr></w:pPr></w:p></w:tc><w:tc><w:tcPr><w:tcW w:w="1417" w:type="dxa"/><w:vAlign w:val="center"/></w:tcPr><w:p><w:pPr><w:jc w:val="both"/><w:rPr><w:rFonts w:ascii="Times New Roman" w:eastAsia="DFKai-SB" w:hAnsi="Times New Roman" w:cs="Times New Roman"/></w:rPr></w:pPr></w:p></w:tc></w:tr><w:tr><w:trPr><w:trHeight w:val="454"/></w:trPr><w:tc><w:tcPr><w:tcW w:w="6658" w:type="dxa"/><w:gridSpan w:val="10"/><w:vAlign w:val="center"/></w:tcPr><w:p><w:pPr><w:jc w:val="both"/><w:rPr><w:rFonts w:ascii="Times New Roman" w:eastAsia="DFKai-SB" w:hAnsi="Times New Roman" w:cs="Times New Roman"/></w:rPr></w:pPr><w:r><w:rPr><w:rFonts w:ascii="Times New Roman" w:eastAsia="DFKai-SB" w:hAnsi="Times New Roman" w:cs="Times New Roman" w:hint="eastAsia"/></w:rPr><w:t>曾任：</w:t></w:r></w:p></w:tc><w:tc><w:tcPr><w:tcW w:w="1701" w:type="dxa"/><w:gridSpan w:val="2"/><w:vAlign w:val="center"/></w:tcPr><w:p><w:pPr><w:jc w:val="both"/><w:rPr><w:rFonts w:ascii="Times New Roman" w:eastAsia="DFKai-SB" w:hAnsi="Times New Roman" w:cs="Times New Roman"/></w:rPr></w:pPr></w:p></w:tc><w:tc><w:tcPr><w:tcW w:w="1417" w:type="dxa"/><w:vAlign w:val="center"/></w:tcPr><w:p><w:pPr><w:jc w:val="both"/><w:rPr><w:rFonts w:ascii="Times New Roman" w:eastAsia="DFKai-SB" w:hAnsi="Times New Roman" w:cs="Times New Roman"/></w:rPr></w:pPr></w:p></w:tc></w:tr><w:tr><w:trPr><w:trHeight w:val="454"/></w:trPr><w:tc><w:tcPr><w:tcW w:w="6658" w:type="dxa"/><w:gridSpan w:val="10"/><w:vAlign w:val="center"/></w:tcPr><w:p><w:pPr><w:jc w:val="both"/><w:rPr><w:rFonts w:ascii="Times New Roman" w:eastAsia="DFKai-SB" w:hAnsi="Times New Roman" w:cs="Times New Roman"/></w:rPr></w:pPr><w:r><w:rPr><w:rFonts w:ascii="Times New Roman" w:eastAsia="DFKai-SB" w:hAnsi="Times New Roman" w:cs="Times New Roman" w:hint="eastAsia"/></w:rPr><w:t>近三年內曾參與之研究計畫</w:t></w:r></w:p></w:tc><w:tc><w:tcPr><w:tcW w:w="1701" w:type="dxa"/><w:gridSpan w:val="2"/><w:vAlign w:val="center"/></w:tcPr><w:p><w:pPr><w:jc w:val="both"/><w:rPr><w:rFonts w:ascii="Times New Roman" w:eastAsia="DFKai-SB" w:hAnsi="Times New Roman" w:cs="Times New Roman"/></w:rPr></w:pPr></w:p></w:tc><w:tc><w:tcPr><w:tcW w:w="1417" w:type="dxa"/><w:vAlign w:val="center"/></w:tcPr><w:p><w:pPr><w:jc w:val="both"/><w:rPr><w:rFonts w:ascii="Times New Roman" w:eastAsia="DFKai-SB" w:hAnsi="Times New Roman" w:cs="Times New Roman"/></w:rPr></w:pPr></w:p></w:tc></w:tr><w:tr><w:tc><w:tcPr><w:tcW w:w="702" w:type="dxa"/><w:vAlign w:val="center"/></w:tcPr><w:p><w:pPr><w:jc w:val="both"/><w:rPr><w:rFonts w:ascii="Times New Roman" w:eastAsia="DFKai-SB" w:hAnsi="Times New Roman" w:cs="Times New Roman"/></w:rPr></w:pPr><w:r><w:rPr><w:rFonts w:ascii="Times New Roman" w:eastAsia="DFKai-SB" w:hAnsi="Times New Roman" w:cs="Times New Roman" w:hint="eastAsia"/></w:rPr><w:t>類別</w:t></w:r></w:p></w:tc><w:tc><w:tcPr><w:tcW w:w="3262" w:type="dxa"/><w:gridSpan w:val="2"/><w:vAlign w:val="center"/></w:tcPr><w:p><w:pPr><w:jc w:val="center"/><w:rPr><w:rFonts w:ascii="Times New Roman" w:eastAsia="DFKai-SB" w:hAnsi="Times New Roman" w:cs="Times New Roman"/></w:rPr></w:pPr><w:r><w:rPr><w:rFonts w:ascii="Times New Roman" w:eastAsia="DFKai-SB" w:hAnsi="Times New Roman" w:cs="Times New Roman" w:hint="eastAsia"/></w:rPr><w:t>計</w:t></w:r><w:r><w:rPr><w:rFonts w:ascii="Times New Roman" w:eastAsia="DFKai-SB" w:hAnsi="Times New Roman" w:cs="Times New Roman" w:hint="eastAsia"/></w:rPr><w:t xml:space="preserve">    </w:t></w:r><w:r><w:rPr><w:rFonts w:ascii="Times New Roman" w:eastAsia="DFKai-SB" w:hAnsi="Times New Roman" w:cs="Times New Roman" w:hint="eastAsia"/></w:rPr><w:t>畫</w:t></w:r><w:r><w:rPr><w:rFonts w:ascii="Times New Roman" w:eastAsia="DFKai-SB" w:hAnsi="Times New Roman" w:cs="Times New Roman" w:hint="eastAsia"/></w:rPr><w:t xml:space="preserve">    </w:t></w:r><w:r><w:rPr><w:rFonts w:ascii="Times New Roman" w:eastAsia="DFKai-SB" w:hAnsi="Times New Roman" w:cs="Times New Roman" w:hint="eastAsia"/></w:rPr><w:t>名</w:t></w:r><w:r><w:rPr><w:rFonts w:ascii="Times New Roman" w:eastAsia="DFKai-SB" w:hAnsi="Times New Roman" w:cs="Times New Roman" w:hint="eastAsia"/></w:rPr><w:t xml:space="preserve">    </w:t></w:r><w:r><w:rPr><w:rFonts w:ascii="Times New Roman" w:eastAsia="DFKai-SB" w:hAnsi="Times New Roman" w:cs="Times New Roman" w:hint="eastAsia"/></w:rPr><w:t>稱</w:t></w:r></w:p></w:tc><w:tc><w:tcPr><w:tcW w:w="1418" w:type="dxa"/><w:gridSpan w:val="4"/><w:vAlign w:val="center"/></w:tcPr><w:p><w:pPr><w:jc w:val="center"/><w:rPr><w:rFonts w:ascii="Times New Roman" w:eastAsia="DFKai-SB" w:hAnsi="Times New Roman" w:cs="Times New Roman"/></w:rPr></w:pPr><w:r><w:rPr><w:rFonts w:ascii="Times New Roman" w:eastAsia="DFKai-SB" w:hAnsi="Times New Roman" w:cs="Times New Roman" w:hint="eastAsia"/></w:rPr><w:t>計畫內</w:t></w:r><w:r><w:rPr><w:rFonts w:ascii="Times New Roman" w:eastAsia="DFKai-SB" w:hAnsi="Times New Roman" w:cs="Times New Roman"/></w:rPr><w:br/></w:r><w:r><w:rPr><w:rFonts w:ascii="Times New Roman" w:eastAsia="DFKai-SB" w:hAnsi="Times New Roman" w:cs="Times New Roman" w:hint="eastAsia"/></w:rPr><w:t>擔任工作</w:t></w:r></w:p></w:tc><w:tc><w:tcPr><w:tcW w:w="1276" w:type="dxa"/><w:gridSpan w:val="3"/><w:vAlign w:val="center"/></w:tcPr><w:p><w:pPr><w:jc w:val="center"/><w:rPr><w:rFonts w:ascii="Times New Roman" w:eastAsia="DFKai-SB" w:hAnsi="Times New Roman" w:cs="Times New Roman"/></w:rPr></w:pPr><w:r><w:rPr><w:rFonts w:ascii="Times New Roman" w:eastAsia="DFKai-SB" w:hAnsi="Times New Roman" w:cs="Times New Roman" w:hint="eastAsia"/></w:rPr><w:t>經費</w:t></w:r></w:p></w:tc><w:tc><w:tcPr><w:tcW w:w="1701" w:type="dxa"/><w:gridSpan w:val="2"/><w:vAlign w:val="center"/></w:tcPr><w:p><w:pPr><w:jc w:val="center"/><w:rPr><w:rFonts w:ascii="Times New Roman" w:eastAsia="DFKai-SB" w:hAnsi="Times New Roman" w:cs="Times New Roman"/></w:rPr></w:pPr><w:r><w:rPr><w:rFonts w:ascii="Times New Roman" w:eastAsia="DFKai-SB" w:hAnsi="Times New Roman" w:cs="Times New Roman" w:hint="eastAsia"/></w:rPr><w:t>計畫補助機關</w:t></w:r></w:p></w:tc><w:tc><w:tcPr><w:tcW w:w="1417" w:type="dxa"/><w:vAlign w:val="center"/></w:tcPr><w:p><w:pPr><w:jc w:val="center"/><w:rPr><w:rFonts w:ascii="Times New Roman" w:eastAsia="DFKai-SB" w:hAnsi="Times New Roman" w:cs="Times New Roman"/></w:rPr></w:pPr><w:r><w:rPr><w:rFonts w:ascii="Times New Roman" w:eastAsia="DFKai-SB" w:hAnsi="Times New Roman" w:cs="Times New Roman" w:hint="eastAsia"/></w:rPr><w:t>起迄年月</w:t></w:r></w:p></w:tc></w:tr><w:tr><w:trPr><w:cantSplit/><w:trHeight w:val="510"/></w:trPr><w:tc><w:tcPr><w:tcW w:w="702" w:type="dxa"/><w:vMerge w:val="restart"/><w:textDirection w:val="tbRlV"/><w:vAlign w:val="center"/></w:tcPr><w:p><w:pPr><w:snapToGrid w:val="0"/><w:spacing w:line="240" w:lineRule="exact"/><w:jc w:val="center"/><w:rPr><w:rFonts w:ascii="Times New Roman" w:eastAsia="DFKai-SB" w:hAnsi="Times New Roman" w:cs="Times New Roman"/></w:rPr></w:pPr><w:r><w:rPr><w:rFonts w:ascii="Times New Roman" w:eastAsia="DFKai-SB" w:hAnsi="Times New Roman" w:cs="Times New Roman" w:hint="eastAsia"/></w:rPr><w:t>之究計畫</w:t></w:r></w:p><w:p><w:pPr><w:snapToGrid w:val="0"/><w:spacing w:line="240" w:lineRule="exact"/><w:jc w:val="center"/><w:rPr><w:rFonts w:ascii="Times New Roman" w:eastAsia="DFKai-SB" w:hAnsi="Times New Roman" w:cs="Times New Roman"/></w:rPr></w:pPr><w:r><w:rPr><w:rFonts w:ascii="Times New Roman" w:eastAsia="DFKai-SB" w:hAnsi="Times New Roman" w:cs="Times New Roman" w:hint="eastAsia"/></w:rPr><w:t>近三年內曾參與之</w:t></w:r></w:p></w:tc><w:tc><w:tcPr><w:tcW w:w="3262" w:type="dxa"/><w:gridSpan w:val="2"/><w:vAlign w:val="center"/></w:tcPr><w:p><w:pPr><w:jc w:val="both"/><w:rPr><w:rFonts w:ascii="Times New Roman" w:eastAsia="DFKai-SB" w:hAnsi="Times New Roman" w:cs="Times New Roman"/></w:rPr></w:pPr></w:p></w:tc><w:tc><w:tcPr><w:tcW w:w="1418" w:type="dxa"/><w:gridSpan w:val="4"/><w:vAlign w:val="center"/></w:tcPr><w:p><w:pPr><w:jc w:val="both"/><w:rPr><w:rFonts w:ascii="Times New Roman" w:eastAsia="DFKai-SB" w:hAnsi="Times New Roman" w:cs="Times New Roman"/></w:rPr></w:pPr></w:p></w:tc><w:tc><w:tcPr><w:tcW w:w="1276" w:type="dxa"/><w:gridSpan w:val="3"/><w:vAlign w:val="center"/></w:tcPr><w:p><w:pPr><w:jc w:val="both"/><w:rPr><w:rFonts w:ascii="Times New Roman" w:eastAsia="DFKai-SB" w:hAnsi="Times New Roman" w:cs="Times New Roman"/></w:rPr></w:pPr></w:p></w:tc><w:tc><w:tcPr><w:tcW w:w="1701" w:type="dxa"/><w:gridSpan w:val="2"/><w:vAlign w:val="center"/></w:tcPr><w:p><w:pPr><w:jc w:val="both"/><w:rPr><w:rFonts w:ascii="Times New Roman" w:eastAsia="DFKai-SB" w:hAnsi="Times New Roman" w:cs="Times New Roman"/></w:rPr></w:pPr></w:p></w:tc><w:tc><w:tcPr><w:tcW w:w="1417" w:type="dxa"/><w:vAlign w:val="center"/></w:tcPr><w:p><w:pPr><w:jc w:val="both"/><w:rPr><w:rFonts w:ascii="Times New Roman" w:eastAsia="DFKai-SB" w:hAnsi="Times New Roman" w:cs="Times New Roman"/></w:rPr></w:pPr></w:p></w:tc></w:tr><w:tr><w:trPr><w:cantSplit/><w:trHeight w:val="510"/></w:trPr><w:tc><w:tcPr><w:tcW w:w="702" w:type="dxa"/><w:vMerge/><w:vAlign w:val="center"/></w:tcPr><w:p><w:pPr><w:jc w:val="both"/><w:rPr><w:rFonts w:ascii="Times New Roman" w:eastAsia="DFKai-SB" w:hAnsi="Times New Roman" w:cs="Times New Roman"/></w:rPr></w:pPr></w:p></w:tc><w:tc><w:tcPr><w:tcW w:w="3262" w:type="dxa"/><w:gridSpan w:val="2"/><w:vAlign w:val="center"/></w:tcPr><w:p><w:pPr><w:jc w:val="both"/><w:rPr><w:rFonts w:ascii="Times New Roman" w:eastAsia="DFKai-SB" w:hAnsi="Times New Roman" w:cs="Times New Roman"/></w:rPr></w:pPr></w:p></w:tc><w:tc><w:tcPr><w:tcW w:w="1418" w:type="dxa"/><w:gridSpan w:val="4"/><w:vAlign w:val="center"/></w:tcPr><w:p><w:pPr><w:jc w:val="both"/><w:rPr><w:rFonts w:ascii="Times New Roman" w:eastAsia="DFKai-SB" w:hAnsi="Times New Roman" w:cs="Times New Roman"/></w:rPr></w:pPr></w:p></w:tc><w:tc><w:tcPr><w:tcW w:w="1276" w:type="dxa"/><w:gridSpan w:val="3"/><w:vAlign w:val="center"/></w:tcPr><w:p><w:pPr><w:jc w:val="both"/><w:rPr><w:rFonts w:ascii="Times New Roman" w:eastAsia="DFKai-SB" w:hAnsi="Times New Roman" w:cs="Times New Roman"/></w:rPr></w:pPr></w:p></w:tc><w:tc><w:tcPr><w:tcW w:w="1701" w:type="dxa"/><w:gridSpan w:val="2"/><w:vAlign w:val="center"/></w:tcPr><w:p><w:pPr><w:jc w:val="both"/><w:rPr><w:rFonts w:ascii="Times New Roman" w:eastAsia="DFKai-SB" w:hAnsi="Times New Roman" w:cs="Times New Roman"/></w:rPr></w:pPr></w:p></w:tc><w:tc><w:tcPr><w:tcW w:w="1417" w:type="dxa"/><w:vAlign w:val="center"/></w:tcPr><w:p><w:pPr><w:jc w:val="both"/><w:rPr><w:rFonts w:ascii="Times New Roman" w:eastAsia="DFKai-SB" w:hAnsi="Times New Roman" w:cs="Times New Roman"/></w:rPr></w:pPr></w:p></w:tc></w:tr><w:tr><w:trPr><w:cantSplit/><w:trHeight w:val="510"/></w:trPr><w:tc><w:tcPr><w:tcW w:w="702" w:type="dxa"/><w:vMerge/><w:vAlign w:val="center"/></w:tcPr><w:p><w:pPr><w:jc w:val="both"/><w:rPr><w:rFonts w:ascii="Times New Roman" w:eastAsia="DFKai-SB" w:hAnsi="Times New Roman" w:cs="Times New Roman"/></w:rPr></w:pPr></w:p></w:tc><w:tc><w:tcPr><w:tcW w:w="3262" w:type="dxa"/><w:gridSpan w:val="2"/><w:vAlign w:val="center"/></w:tcPr><w:p><w:pPr><w:jc w:val="both"/><w:rPr><w:rFonts w:ascii="Times New Roman" w:eastAsia="DFKai-SB" w:hAnsi="Times New Roman" w:cs="Times New Roman"/></w:rPr></w:pPr></w:p></w:tc><w:tc><w:tcPr><w:tcW w:w="1418" w:type="dxa"/><w:gridSpan w:val="4"/><w:vAlign w:val="center"/></w:tcPr><w:p><w:pPr><w:jc w:val="both"/><w:rPr><w:rFonts w:ascii="Times New Roman" w:eastAsia="DFKai-SB" w:hAnsi="Times New Roman" w:cs="Times New Roman"/></w:rPr></w:pPr></w:p></w:tc><w:tc><w:tcPr><w:tcW w:w="1276" w:type="dxa"/><w:gridSpan w:val="3"/><w:vAlign w:val="center"/></w:tcPr><w:p><w:pPr><w:jc w:val="both"/><w:rPr><w:rFonts w:ascii="Times New Roman" w:eastAsia="DFKai-SB" w:hAnsi="Times New Roman" w:cs="Times New Roman"/></w:rPr></w:pPr></w:p></w:tc><w:tc><w:tcPr><w:tcW w:w="1701" w:type="dxa"/><w:gridSpan w:val="2"/><w:vAlign w:val="center"/></w:tcPr><w:p><w:pPr><w:jc w:val="both"/><w:rPr><w:rFonts w:ascii="Times New Roman" w:eastAsia="DFKai-SB" w:hAnsi="Times New Roman" w:cs="Times New Roman"/></w:rPr></w:pPr></w:p></w:tc><w:tc><w:tcPr><w:tcW w:w="1417" w:type="dxa"/><w:vAlign w:val="center"/></w:tcPr><w:p><w:pPr><w:jc w:val="both"/><w:rPr><w:rFonts w:ascii="Times New Roman" w:eastAsia="DFKai-SB" w:hAnsi="Times New Roman" w:cs="Times New Roman"/></w:rPr></w:pPr></w:p></w:tc></w:tr><w:tr><w:trPr><w:cantSplit/><w:trHeight w:val="510"/></w:trPr><w:tc><w:tcPr><w:tcW w:w="702" w:type="dxa"/><w:vMerge/><w:vAlign w:val="center"/></w:tcPr><w:p><w:pPr><w:jc w:val="both"/><w:rPr><w:rFonts w:ascii="Times New Roman" w:eastAsia="DFKai-SB" w:hAnsi="Times New Roman" w:cs="Times New Roman"/></w:rPr></w:pPr></w:p></w:tc><w:tc><w:tcPr><w:tcW w:w="3262" w:type="dxa"/><w:gridSpan w:val="2"/><w:vAlign w:val="center"/></w:tcPr><w:p><w:pPr><w:jc w:val="both"/><w:rPr><w:rFonts w:ascii="Times New Roman" w:eastAsia="DFKai-SB" w:hAnsi="Times New Roman" w:cs="Times New Roman"/></w:rPr></w:pPr><w:r><w:rPr><w:rFonts w:ascii="Times New Roman" w:eastAsia="DFKai-SB" w:hAnsi="Times New Roman" w:cs="Times New Roman" w:hint="eastAsia"/></w:rPr><w:t>(</w:t></w:r><w:r><w:rPr><w:rFonts w:ascii="Times New Roman" w:eastAsia="DFKai-SB" w:hAnsi="Times New Roman" w:cs="Times New Roman" w:hint="eastAsia"/></w:rPr><w:t>若無此資料，請填無此資料</w:t></w:r><w:r><w:rPr><w:rFonts w:ascii="Times New Roman" w:eastAsia="DFKai-SB" w:hAnsi="Times New Roman" w:cs="Times New Roman"/></w:rPr><w:t>)</w:t></w:r></w:p></w:tc><w:tc><w:tcPr><w:tcW w:w="1418" w:type="dxa"/><w:gridSpan w:val="4"/><w:vAlign w:val="center"/></w:tcPr><w:p><w:pPr><w:jc w:val="both"/><w:rPr><w:rFonts w:ascii="Times New Roman" w:eastAsia="DFKai-SB" w:hAnsi="Times New Roman" w:cs="Times New Roman"/></w:rPr></w:pPr></w:p></w:tc><w:tc><w:tcPr><w:tcW w:w="1276" w:type="dxa"/><w:gridSpan w:val="3"/><w:vAlign w:val="center"/></w:tcPr><w:p><w:pPr><w:jc w:val="both"/><w:rPr><w:rFonts w:ascii="Times New Roman" w:eastAsia="DFKai-SB" w:hAnsi="Times New Roman" w:cs="Times New Roman"/></w:rPr></w:pPr></w:p></w:tc><w:tc><w:tcPr><w:tcW w:w="1701" w:type="dxa"/><w:gridSpan w:val="2"/><w:vAlign w:val="center"/></w:tcPr><w:p><w:pPr><w:jc w:val="both"/><w:rPr><w:rFonts w:ascii="Times New Roman" w:eastAsia="DFKai-SB" w:hAnsi="Times New Roman" w:cs="Times New Roman"/></w:rPr></w:pPr></w:p></w:tc><w:tc><w:tcPr><w:tcW w:w="1417" w:type="dxa"/><w:vAlign w:val="center"/></w:tcPr><w:p><w:pPr><w:jc w:val="both"/><w:rPr><w:rFonts w:ascii="Times New Roman" w:eastAsia="DFKai-SB" w:hAnsi="Times New Roman" w:cs="Times New Roman"/></w:rPr></w:pPr></w:p></w:tc></w:tr><w:tr><w:trPr><w:cantSplit/><w:trHeight w:val="510"/></w:trPr><w:tc><w:tcPr><w:tcW w:w="702" w:type="dxa"/><w:vMerge w:val="restart"/><w:textDirection w:val="tbRlV"/><w:vAlign w:val="center"/></w:tcPr><w:p><w:pPr><w:snapToGrid w:val="0"/><w:spacing w:line="240" w:lineRule="exact"/><w:jc w:val="center"/><w:rPr><w:rFonts w:ascii="Times New Roman" w:eastAsia="DFKai-SB" w:hAnsi="Times New Roman" w:cs="Times New Roman"/></w:rPr></w:pPr><w:r><w:rPr><w:rFonts w:ascii="Times New Roman" w:eastAsia="DFKai-SB" w:hAnsi="Times New Roman" w:cs="Times New Roman" w:hint="eastAsia"/></w:rPr><w:t>研究計畫</w:t></w:r></w:p><w:p><w:pPr><w:snapToGrid w:val="0"/><w:spacing w:line="240" w:lineRule="exact"/><w:jc w:val="center"/><w:rPr><w:rFonts w:ascii="Times New Roman" w:eastAsia="DFKai-SB" w:hAnsi="Times New Roman" w:cs="Times New Roman"/></w:rPr></w:pPr><w:r><w:rPr><w:rFonts w:ascii="Times New Roman" w:eastAsia="DFKai-SB" w:hAnsi="Times New Roman" w:cs="Times New Roman" w:hint="eastAsia"/></w:rPr><w:t>執行中之</w:t></w:r></w:p></w:tc><w:tc><w:tcPr><w:tcW w:w="3262" w:type="dxa"/><w:gridSpan w:val="2"/><w:vAlign w:val="center"/></w:tcPr><w:p><w:pPr><w:jc w:val="both"/><w:rPr><w:rFonts w:ascii="Times New Roman" w:eastAsia="DFKai-SB" w:hAnsi="Times New Roman" w:cs="Times New Roman"/></w:rPr></w:pPr></w:p></w:tc><w:tc><w:tcPr><w:tcW w:w="1418" w:type="dxa"/><w:gridSpan w:val="4"/><w:vAlign w:val="center"/></w:tcPr><w:p><w:pPr><w:jc w:val="both"/><w:rPr><w:rFonts w:ascii="Times New Roman" w:eastAsia="DFKai-SB" w:hAnsi="Times New Roman" w:cs="Times New Roman"/></w:rPr></w:pPr></w:p></w:tc><w:tc><w:tcPr><w:tcW w:w="1276" w:type="dxa"/><w:gridSpan w:val="3"/><w:vAlign w:val="center"/></w:tcPr><w:p><w:pPr><w:jc w:val="both"/><w:rPr><w:rFonts w:ascii="Times New Roman" w:eastAsia="DFKai-SB" w:hAnsi="Times New Roman" w:cs="Times New Roman"/></w:rPr></w:pPr></w:p></w:tc><w:tc><w:tcPr><w:tcW w:w="1701" w:type="dxa"/><w:gridSpan w:val="2"/><w:vAlign w:val="center"/></w:tcPr><w:p><w:pPr><w:jc w:val="both"/><w:rPr><w:rFonts w:ascii="Times New Roman" w:eastAsia="DFKai-SB" w:hAnsi="Times New Roman" w:cs="Times New Roman"/></w:rPr></w:pPr></w:p></w:tc><w:tc><w:tcPr><w:tcW w:w="1417" w:type="dxa"/><w:vAlign w:val="center"/></w:tcPr><w:p><w:pPr><w:jc w:val="both"/><w:rPr><w:rFonts w:ascii="Times New Roman" w:eastAsia="DFKai-SB" w:hAnsi="Times New Roman" w:cs="Times New Roman"/></w:rPr></w:pPr></w:p></w:tc></w:tr><w:tr><w:trPr><w:cantSplit/><w:trHeight w:val="510"/></w:trPr><w:tc><w:tcPr><w:tcW w:w="702" w:type="dxa"/><w:vMerge/><w:vAlign w:val="center"/></w:tcPr><w:p><w:pPr><w:jc w:val="both"/><w:rPr><w:rFonts w:ascii="Times New Roman" w:eastAsia="DFKai-SB" w:hAnsi="Times New Roman" w:cs="Times New Roman"/></w:rPr></w:pPr></w:p></w:tc><w:tc><w:tcPr><w:tcW w:w="3262" w:type="dxa"/><w:gridSpan w:val="2"/><w:vAlign w:val="center"/></w:tcPr><w:p><w:pPr><w:jc w:val="both"/><w:rPr><w:rFonts w:ascii="Times New Roman" w:eastAsia="DFKai-SB" w:hAnsi="Times New Roman" w:cs="Times New Roman"/></w:rPr></w:pPr></w:p></w:tc><w:tc><w:tcPr><w:tcW w:w="1418" w:type="dxa"/><w:gridSpan w:val="4"/><w:vAlign w:val="center"/></w:tcPr><w:p><w:pPr><w:jc w:val="both"/><w:rPr><w:rFonts w:ascii="Times New Roman" w:eastAsia="DFKai-SB" w:hAnsi="Times New Roman" w:cs="Times New Roman"/></w:rPr></w:pPr></w:p></w:tc><w:tc><w:tcPr><w:tcW w:w="1276" w:type="dxa"/><w:gridSpan w:val="3"/><w:vAlign w:val="center"/></w:tcPr><w:p><w:pPr><w:jc w:val="both"/><w:rPr><w:rFonts w:ascii="Times New Roman" w:eastAsia="DFKai-SB" w:hAnsi="Times New Roman" w:cs="Times New Roman"/></w:rPr></w:pPr></w:p></w:tc><w:tc><w:tcPr><w:tcW w:w="1701" w:type="dxa"/><w:gridSpan w:val="2"/><w:vAlign w:val="center"/></w:tcPr><w:p><w:pPr><w:jc w:val="both"/><w:rPr><w:rFonts w:ascii="Times New Roman" w:eastAsia="DFKai-SB" w:hAnsi="Times New Roman" w:cs="Times New Roman"/></w:rPr></w:pPr></w:p></w:tc><w:tc><w:tcPr><w:tcW w:w="1417" w:type="dxa"/><w:vAlign w:val="center"/></w:tcPr><w:p><w:pPr><w:jc w:val="both"/><w:rPr><w:rFonts w:ascii="Times New Roman" w:eastAsia="DFKai-SB" w:hAnsi="Times New Roman" w:cs="Times New Roman"/></w:rPr></w:pPr></w:p></w:tc></w:tr><w:tr><w:trPr><w:cantSplit/><w:trHeight w:val="510"/></w:trPr><w:tc><w:tcPr><w:tcW w:w="702" w:type="dxa"/><w:vMerge/><w:vAlign w:val="center"/></w:tcPr><w:p><w:pPr><w:jc w:val="both"/><w:rPr><w:rFonts w:ascii="Times New Roman" w:eastAsia="DFKai-SB" w:hAnsi="Times New Roman" w:cs="Times New Roman"/></w:rPr></w:pPr></w:p></w:tc><w:tc><w:tcPr><w:tcW w:w="3262" w:type="dxa"/><w:gridSpan w:val="2"/><w:vAlign w:val="center"/></w:tcPr><w:p><w:pPr><w:jc w:val="both"/><w:rPr><w:rFonts w:ascii="Times New Roman" w:eastAsia="DFKai-SB" w:hAnsi="Times New Roman" w:cs="Times New Roman"/></w:rPr></w:pPr></w:p></w:tc><w:tc><w:tcPr><w:tcW w:w="1418" w:type="dxa"/><w:gridSpan w:val="4"/><w:vAlign w:val="center"/></w:tcPr><w:p><w:pPr><w:jc w:val="both"/><w:rPr><w:rFonts w:ascii="Times New Roman" w:eastAsia="DFKai-SB" w:hAnsi="Times New Roman" w:cs="Times New Roman"/></w:rPr></w:pPr></w:p></w:tc><w:tc><w:tcPr><w:tcW w:w="1276" w:type="dxa"/><w:gridSpan w:val="3"/><w:vAlign w:val="center"/></w:tcPr><w:p><w:pPr><w:jc w:val="both"/><w:rPr><w:rFonts w:ascii="Times New Roman" w:eastAsia="DFKai-SB" w:hAnsi="Times New Roman" w:cs="Times New Roman"/></w:rPr></w:pPr></w:p></w:tc><w:tc><w:tcPr><w:tcW w:w="1701" w:type="dxa"/><w:gridSpan w:val="2"/><w:vAlign w:val="center"/></w:tcPr><w:p><w:pPr><w:jc w:val="both"/><w:rPr><w:rFonts w:ascii="Times New Roman" w:eastAsia="DFKai-SB" w:hAnsi="Times New Roman" w:cs="Times New Roman"/></w:rPr></w:pPr></w:p></w:tc><w:tc><w:tcPr><w:tcW w:w="1417" w:type="dxa"/><w:vAlign w:val="center"/></w:tcPr><w:p><w:pPr><w:jc w:val="both"/><w:rPr><w:rFonts w:ascii="Times New Roman" w:eastAsia="DFKai-SB" w:hAnsi="Times New Roman" w:cs="Times New Roman"/></w:rPr></w:pPr></w:p></w:tc></w:tr><w:tr><w:trPr><w:cantSplit/><w:trHeight w:val="510"/></w:trPr><w:tc><w:tcPr><w:tcW w:w="702" w:type="dxa"/><w:vMerge/><w:vAlign w:val="center"/></w:tcPr><w:p><w:pPr><w:jc w:val="both"/><w:rPr><w:rFonts w:ascii="Times New Roman" w:eastAsia="DFKai-SB" w:hAnsi="Times New Roman" w:cs="Times New Roman"/></w:rPr></w:pPr></w:p></w:tc><w:tc><w:tcPr><w:tcW w:w="3262" w:type="dxa"/><w:gridSpan w:val="2"/><w:vAlign w:val="center"/></w:tcPr><w:p><w:pPr><w:jc w:val="both"/><w:rPr><w:rFonts w:ascii="Times New Roman" w:eastAsia="DFKai-SB" w:hAnsi="Times New Roman" w:cs="Times New Roman"/></w:rPr></w:pPr><w:r><w:rPr><w:rFonts w:ascii="Times New Roman" w:eastAsia="DFKai-SB" w:hAnsi="Times New Roman" w:cs="Times New Roman" w:hint="eastAsia"/></w:rPr><w:t>(</w:t></w:r><w:r><w:rPr><w:rFonts w:ascii="Times New Roman" w:eastAsia="DFKai-SB" w:hAnsi="Times New Roman" w:cs="Times New Roman" w:hint="eastAsia"/></w:rPr><w:t>若無此資料，請填無此資料</w:t></w:r><w:r><w:rPr><w:rFonts w:ascii="Times New Roman" w:eastAsia="DFKai-SB" w:hAnsi="Times New Roman" w:cs="Times New Roman"/></w:rPr><w:t>)</w:t></w:r></w:p></w:tc><w:tc><w:tcPr><w:tcW w:w="1418" w:type="dxa"/><w:gridSpan w:val="4"/><w:vAlign w:val="center"/></w:tcPr><w:p><w:pPr><w:jc w:val="both"/><w:rPr><w:rFonts w:ascii="Times New Roman" w:eastAsia="DFKai-SB" w:hAnsi="Times New Roman" w:cs="Times New Roman"/></w:rPr></w:pPr></w:p></w:tc><w:tc><w:tcPr><w:tcW w:w="1276" w:type="dxa"/><w:gridSpan w:val="3"/><w:vAlign w:val="center"/></w:tcPr><w:p><w:pPr><w:jc w:val="both"/><w:rPr><w:rFonts w:ascii="Times New Roman" w:eastAsia="DFKai-SB" w:hAnsi="Times New Roman" w:cs="Times New Roman"/></w:rPr></w:pPr></w:p></w:tc><w:tc><w:tcPr><w:tcW w:w="1701" w:type="dxa"/><w:gridSpan w:val="2"/><w:vAlign w:val="center"/></w:tcPr><w:p><w:pPr><w:jc w:val="both"/><w:rPr><w:rFonts w:ascii="Times New Roman" w:eastAsia="DFKai-SB" w:hAnsi="Times New Roman" w:cs="Times New Roman"/></w:rPr></w:pPr></w:p></w:tc><w:tc><w:tcPr><w:tcW w:w="1417" w:type="dxa"/><w:vAlign w:val="center"/></w:tcPr><w:p><w:pPr><w:jc w:val="both"/><w:rPr><w:rFonts w:ascii="Times New Roman" w:eastAsia="DFKai-SB" w:hAnsi="Times New Roman" w:cs="Times New Roman"/></w:rPr></w:pPr></w:p></w:tc></w:tr><w:tr><w:trPr><w:cantSplit/><w:trHeight w:val="510"/></w:trPr><w:tc><w:tcPr><w:tcW w:w="702" w:type="dxa"/><w:vMerge w:val="restart"/><w:textDirection w:val="tbRlV"/><w:vAlign w:val="center"/></w:tcPr><w:p><w:pPr><w:snapToGrid w:val="0"/><w:spacing w:line="240" w:lineRule="exact"/><w:jc w:val="center"/><w:rPr><w:rFonts w:ascii="Times New Roman" w:eastAsia="DFKai-SB" w:hAnsi="Times New Roman" w:cs="Times New Roman"/></w:rPr></w:pPr><w:r><w:rPr><w:rFonts w:ascii="Times New Roman" w:eastAsia="DFKai-SB" w:hAnsi="Times New Roman" w:cs="Times New Roman" w:hint="eastAsia"/></w:rPr><w:t>相關研究計畫</w:t></w:r></w:p><w:p><w:pPr><w:snapToGrid w:val="0"/><w:spacing w:line="240" w:lineRule="exact"/><w:jc w:val="center"/><w:rPr><w:rFonts w:ascii="Times New Roman" w:eastAsia="DFKai-SB" w:hAnsi="Times New Roman" w:cs="Times New Roman"/></w:rPr></w:pPr><w:r><w:rPr><w:rFonts w:ascii="Times New Roman" w:eastAsia="DFKai-SB" w:hAnsi="Times New Roman" w:cs="Times New Roman" w:hint="eastAsia"/></w:rPr><w:t>申請中之</w:t></w:r></w:p></w:tc><w:tc><w:tcPr><w:tcW w:w="3262" w:type="dxa"/><w:gridSpan w:val="2"/><w:vAlign w:val="center"/></w:tcPr><w:p><w:pPr><w:jc w:val="both"/><w:rPr><w:rFonts w:ascii="Times New Roman" w:eastAsia="DFKai-SB" w:hAnsi="Times New Roman" w:cs="Times New Roman"/></w:rPr></w:pPr></w:p></w:tc><w:tc><w:tcPr><w:tcW w:w="1418" w:type="dxa"/><w:gridSpan w:val="4"/><w:vAlign w:val="center"/></w:tcPr><w:p><w:pPr><w:jc w:val="both"/><w:rPr><w:rFonts w:ascii="Times New Roman" w:eastAsia="DFKai-SB" w:hAnsi="Times New Roman" w:cs="Times New Roman"/></w:rPr></w:pPr></w:p></w:tc><w:tc><w:tcPr><w:tcW w:w="1276" w:type="dxa"/><w:gridSpan w:val="3"/><w:vAlign w:val="center"/></w:tcPr><w:p><w:pPr><w:jc w:val="both"/><w:rPr><w:rFonts w:ascii="Times New Roman" w:eastAsia="DFKai-SB" w:hAnsi="Times New Roman" w:cs="Times New Roman"/></w:rPr></w:pPr></w:p></w:tc><w:tc><w:tcPr><w:tcW w:w="1701" w:type="dxa"/><w:gridSpan w:val="2"/><w:vAlign w:val="center"/></w:tcPr><w:p><w:pPr><w:jc w:val="both"/><w:rPr><w:rFonts w:ascii="Times New Roman" w:eastAsia="DFKai-SB" w:hAnsi="Times New Roman" w:cs="Times New Roman"/></w:rPr></w:pPr></w:p></w:tc><w:tc><w:tcPr><w:tcW w:w="1417" w:type="dxa"/><w:vAlign w:val="center"/></w:tcPr><w:p><w:pPr><w:jc w:val="both"/><w:rPr><w:rFonts w:ascii="Times New Roman" w:eastAsia="DFKai-SB" w:hAnsi="Times New Roman" w:cs="Times New Roman"/></w:rPr></w:pPr></w:p></w:tc></w:tr><w:tr><w:trPr><w:cantSplit/><w:trHeight w:val="510"/></w:trPr><w:tc><w:tcPr><w:tcW w:w="702" w:type="dxa"/><w:vMerge/><w:vAlign w:val="center"/></w:tcPr><w:p><w:pPr><w:jc w:val="both"/><w:rPr><w:rFonts w:ascii="Times New Roman" w:eastAsia="DFKai-SB" w:hAnsi="Times New Roman" w:cs="Times New Roman"/></w:rPr></w:pPr></w:p></w:tc><w:tc><w:tcPr><w:tcW w:w="3262" w:type="dxa"/><w:gridSpan w:val="2"/><w:vAlign w:val="center"/></w:tcPr><w:p><w:pPr><w:jc w:val="both"/><w:rPr><w:rFonts w:ascii="Times New Roman" w:eastAsia="DFKai-SB" w:hAnsi="Times New Roman" w:cs="Times New Roman"/></w:rPr></w:pPr></w:p></w:tc><w:tc><w:tcPr><w:tcW w:w="1418" w:type="dxa"/><w:gridSpan w:val="4"/><w:vAlign w:val="center"/></w:tcPr><w:p><w:pPr><w:jc w:val="both"/><w:rPr><w:rFonts w:ascii="Times New Roman" w:eastAsia="DFKai-SB" w:hAnsi="Times New Roman" w:cs="Times New Roman"/></w:rPr></w:pPr></w:p></w:tc><w:tc><w:tcPr><w:tcW w:w="1276" w:type="dxa"/><w:gridSpan w:val="3"/><w:vAlign w:val="center"/></w:tcPr><w:p><w:pPr><w:jc w:val="both"/><w:rPr><w:rFonts w:ascii="Times New Roman" w:eastAsia="DFKai-SB" w:hAnsi="Times New Roman" w:cs="Times New Roman"/></w:rPr></w:pPr></w:p></w:tc><w:tc><w:tcPr><w:tcW w:w="1701" w:type="dxa"/><w:gridSpan w:val="2"/><w:vAlign w:val="center"/></w:tcPr><w:p><w:pPr><w:jc w:val="both"/><w:rPr><w:rFonts w:ascii="Times New Roman" w:eastAsia="DFKai-SB" w:hAnsi="Times New Roman" w:cs="Times New Roman"/></w:rPr></w:pPr></w:p></w:tc><w:tc><w:tcPr><w:tcW w:w="1417" w:type="dxa"/><w:vAlign w:val="center"/></w:tcPr><w:p><w:pPr><w:jc w:val="both"/><w:rPr><w:rFonts w:ascii="Times New Roman" w:eastAsia="DFKai-SB" w:hAnsi="Times New Roman" w:cs="Times New Roman"/></w:rPr></w:pPr></w:p></w:tc></w:tr><w:tr><w:trPr><w:cantSplit/><w:trHeight w:val="510"/></w:trPr><w:tc><w:tcPr><w:tcW w:w="702" w:type="dxa"/><w:vMerge/><w:vAlign w:val="center"/></w:tcPr><w:p><w:pPr><w:jc w:val="both"/><w:rPr><w:rFonts w:ascii="Times New Roman" w:eastAsia="DFKai-SB" w:hAnsi="Times New Roman" w:cs="Times New Roman"/></w:rPr></w:pPr></w:p></w:tc><w:tc><w:tcPr><w:tcW w:w="3262" w:type="dxa"/><w:gridSpan w:val="2"/><w:vAlign w:val="center"/></w:tcPr><w:p><w:pPr><w:jc w:val="both"/><w:rPr><w:rFonts w:ascii="Times New Roman" w:eastAsia="DFKai-SB" w:hAnsi="Times New Roman" w:cs="Times New Roman"/></w:rPr></w:pPr></w:p></w:tc><w:tc><w:tcPr><w:tcW w:w="1418" w:type="dxa"/><w:gridSpan w:val="4"/><w:vAlign w:val="center"/></w:tcPr><w:p><w:pPr><w:jc w:val="both"/><w:rPr><w:rFonts w:ascii="Times New Roman" w:eastAsia="DFKai-SB" w:hAnsi="Times New Roman" w:cs="Times New Roman"/></w:rPr></w:pPr></w:p></w:tc><w:tc><w:tcPr><w:tcW w:w="1276" w:type="dxa"/><w:gridSpan w:val="3"/><w:vAlign w:val="center"/></w:tcPr><w:p><w:pPr><w:jc w:val="both"/><w:rPr><w:rFonts w:ascii="Times New Roman" w:eastAsia="DFKai-SB" w:hAnsi="Times New Roman" w:cs="Times New Roman"/></w:rPr></w:pPr></w:p></w:tc><w:tc><w:tcPr><w:tcW w:w="1701" w:type="dxa"/><w:gridSpan w:val="2"/><w:vAlign w:val="center"/></w:tcPr><w:p><w:pPr><w:jc w:val="both"/><w:rPr><w:rFonts w:ascii="Times New Roman" w:eastAsia="DFKai-SB" w:hAnsi="Times New Roman" w:cs="Times New Roman"/></w:rPr></w:pPr></w:p></w:tc><w:tc><w:tcPr><w:tcW w:w="1417" w:type="dxa"/><w:vAlign w:val="center"/></w:tcPr><w:p><w:pPr><w:jc w:val="both"/><w:rPr><w:rFonts w:ascii="Times New Roman" w:eastAsia="DFKai-SB" w:hAnsi="Times New Roman" w:cs="Times New Roman"/></w:rPr></w:pPr></w:p></w:tc></w:tr><w:tr><w:trPr><w:cantSplit/><w:trHeight w:val="510"/></w:trPr><w:tc><w:tcPr><w:tcW w:w="702" w:type="dxa"/><w:vMerge/><w:vAlign w:val="center"/></w:tcPr><w:p><w:pPr><w:jc w:val="both"/><w:rPr><w:rFonts w:ascii="Times New Roman" w:eastAsia="DFKai-SB" w:hAnsi="Times New Roman" w:cs="Times New Roman"/></w:rPr></w:pPr></w:p></w:tc><w:tc><w:tcPr><w:tcW w:w="3262" w:type="dxa"/><w:gridSpan w:val="2"/><w:vAlign w:val="center"/></w:tcPr><w:p><w:pPr><w:jc w:val="both"/><w:rPr><w:rFonts w:ascii="Times New Roman" w:eastAsia="DFKai-SB" w:hAnsi="Times New Roman" w:cs="Times New Roman"/></w:rPr></w:pPr><w:r><w:rPr><w:rFonts w:ascii="Times New Roman" w:eastAsia="DFKai-SB" w:hAnsi="Times New Roman" w:cs="Times New Roman" w:hint="eastAsia"/></w:rPr><w:t>(</w:t></w:r><w:r><w:rPr><w:rFonts w:ascii="Times New Roman" w:eastAsia="DFKai-SB" w:hAnsi="Times New Roman" w:cs="Times New Roman" w:hint="eastAsia"/></w:rPr><w:t>若無此資料，請填無此資料</w:t></w:r><w:r><w:rPr><w:rFonts w:ascii="Times New Roman" w:eastAsia="DFKai-SB" w:hAnsi="Times New Roman" w:cs="Times New Roman"/></w:rPr><w:t>)</w:t></w:r></w:p></w:tc><w:tc><w:tcPr><w:tcW w:w="1418" w:type="dxa"/><w:gridSpan w:val="4"/><w:vAlign w:val="center"/></w:tcPr><w:p><w:pPr><w:jc w:val="both"/><w:rPr><w:rFonts w:ascii="Times New Roman" w:eastAsia="DFKai-SB" w:hAnsi="Times New Roman" w:cs="Times New Roman"/></w:rPr></w:pPr></w:p></w:tc><w:tc><w:tcPr><w:tcW w:w="1276" w:type="dxa"/><w:gridSpan w:val="3"/><w:vAlign w:val="center"/></w:tcPr><w:p><w:pPr><w:jc w:val="both"/><w:rPr><w:rFonts w:ascii="Times New Roman" w:eastAsia="DFKai-SB" w:hAnsi="Times New Roman" w:cs="Times New Roman"/></w:rPr></w:pPr></w:p></w:tc><w:tc><w:tcPr><w:tcW w:w="1701" w:type="dxa"/><w:gridSpan w:val="2"/><w:vAlign w:val="center"/></w:tcPr><w:p><w:pPr><w:jc w:val="both"/><w:rPr><w:rFonts w:ascii="Times New Roman" w:eastAsia="DFKai-SB" w:hAnsi="Times New Roman" w:cs="Times New Roman"/></w:rPr></w:pPr></w:p></w:tc><w:tc><w:tcPr><w:tcW w:w="1417" w:type="dxa"/><w:vAlign w:val="center"/></w:tcPr><w:p><w:pPr><w:jc w:val="both"/><w:rPr><w:rFonts w:ascii="Times New Roman" w:eastAsia="DFKai-SB" w:hAnsi="Times New Roman" w:cs="Times New Roman"/></w:rPr></w:pPr></w:p></w:tc></w:tr></w:tbl><w:p><w:pPr><w:jc w:val="both"/><w:rPr><w:rFonts w:ascii="Times New Roman" w:eastAsia="DFKai-SB" w:hAnsi="Times New Roman" w:cs="Times New Roman"/></w:rPr></w:pPr><w:r><w:rPr><w:rFonts w:ascii="Times New Roman" w:eastAsia="DFKai-SB" w:hAnsi="Times New Roman" w:cs="Times New Roman" w:hint="eastAsia"/></w:rPr><w:t>(</w:t></w:r><w:r><w:rPr><w:rFonts w:ascii="Times New Roman" w:eastAsia="DFKai-SB" w:hAnsi="Times New Roman" w:cs="Times New Roman" w:hint="eastAsia"/></w:rPr><w:t>篇幅不足，請自行複製</w:t></w:r><w:r><w:rPr><w:rFonts w:ascii="Times New Roman" w:eastAsia="DFKai-SB" w:hAnsi="Times New Roman" w:cs="Times New Roman" w:hint="eastAsia"/></w:rPr><w:t>)                  (</w:t></w:r><w:r><w:rPr><w:rFonts w:ascii="Times New Roman" w:eastAsia="DFKai-SB" w:hAnsi="Times New Roman" w:cs="Times New Roman" w:hint="eastAsia"/></w:rPr><w:t>下方填表人及計畫主持人處，請務必簽章）</w:t></w:r></w:p><w:p><w:pPr><w:tabs><w:tab w:val="left" w:pos="4536"/></w:tabs><w:spacing w:beforeLines="100" w:before="360"/><w:jc w:val="both"/><w:rPr><w:rFonts w:ascii="Times New Roman" w:eastAsia="DFKai-SB" w:hAnsi="Times New Roman" w:cs="Times New Roman"/></w:rPr></w:pPr><w:r><w:rPr><w:rFonts w:ascii="Times New Roman" w:eastAsia="DFKai-SB" w:hAnsi="Times New Roman" w:cs="Times New Roman" w:hint="eastAsia"/><w:b/><w:sz w:val="28"/></w:rPr><w:t>填表人簽章：</w:t></w:r><w:r><w:rPr><w:rFonts w:ascii="Times New Roman" w:eastAsia="DFKai-SB" w:hAnsi="Times New Roman" w:cs="Times New Roman"/><w:sz w:val="28"/></w:rPr><w:tab/></w:r><w:r><w:rPr><w:rFonts w:ascii="Times New Roman" w:eastAsia="DFKai-SB" w:hAnsi="Times New Roman" w:cs="Times New Roman" w:hint="eastAsia"/><w:b/><w:sz w:val="28"/></w:rPr><w:t>計畫主持人簽章：</w:t></w:r><w:r><w:rPr><w:rFonts w:ascii="Times New Roman" w:eastAsia="DFKai-SB" w:hAnsi="Times New Roman" w:cs="Times New Roman"/></w:rPr><w:br w:type="page"/></w:r></w:p><w:p><w:pPr><w:ind w:left="960" w:hangingChars="400" w:hanging="960"/><w:jc w:val="both"/><w:rPr><w:rFonts w:ascii="Times New Roman" w:eastAsia="DFKai-SB" w:hAnsi="Times New Roman" w:cs="Times New Roman"/></w:rPr></w:pPr><w:r><w:rPr><w:rFonts w:ascii="Times New Roman" w:eastAsia="DFKai-SB" w:hAnsi="Times New Roman" w:cs="Times New Roman" w:hint="eastAsia"/></w:rPr><w:lastRenderedPageBreak/><w:t>附表二：計畫主持人、協同主持人、研究人員最近三年內主持或申請中</w:t></w:r><w:r><w:rPr><w:rFonts w:ascii="Times New Roman" w:eastAsia="DFKai-SB" w:hAnsi="Times New Roman" w:cs="Times New Roman" w:hint="eastAsia"/></w:rPr><w:t>(</w:t></w:r><w:r><w:rPr><w:rFonts w:ascii="Times New Roman" w:eastAsia="DFKai-SB" w:hAnsi="Times New Roman" w:cs="Times New Roman" w:hint="eastAsia"/></w:rPr><w:t>亦為主持人</w:t></w:r><w:r><w:rPr><w:rFonts w:ascii="Times New Roman" w:eastAsia="DFKai-SB" w:hAnsi="Times New Roman" w:cs="Times New Roman" w:hint="eastAsia"/></w:rPr><w:t>)</w:t></w:r><w:r><w:rPr><w:rFonts w:ascii="Times New Roman" w:eastAsia="DFKai-SB" w:hAnsi="Times New Roman" w:cs="Times New Roman" w:hint="eastAsia"/></w:rPr><w:t>之本署或其他機構</w:t></w:r><w:r><w:rPr><w:rFonts w:ascii="Times New Roman" w:eastAsia="DFKai-SB" w:hAnsi="Times New Roman" w:cs="Times New Roman" w:hint="eastAsia"/></w:rPr><w:t>(</w:t></w:r><w:r><w:rPr><w:rFonts w:ascii="Times New Roman" w:eastAsia="DFKai-SB" w:hAnsi="Times New Roman" w:cs="Times New Roman" w:hint="eastAsia"/></w:rPr><w:t>如衛生福利部及所屬機關、國衛院、</w:t></w:r><w:r><w:rPr><w:rFonts w:ascii="Times New Roman" w:eastAsia="DFKai-SB" w:hAnsi="Times New Roman" w:cs="Times New Roman" w:hint="eastAsia"/></w:rPr><w:t>國科會</w:t></w:r><w:r><w:rPr><w:rFonts w:ascii="Times New Roman" w:eastAsia="DFKai-SB" w:hAnsi="Times New Roman" w:cs="Times New Roman" w:hint="eastAsia"/></w:rPr><w:t>、經濟部、農委會、中研院、教育部等</w:t></w:r><w:r><w:rPr><w:rFonts w:ascii="Times New Roman" w:eastAsia="DFKai-SB" w:hAnsi="Times New Roman" w:cs="Times New Roman" w:hint="eastAsia"/></w:rPr><w:t>)</w:t></w:r><w:r><w:rPr><w:rFonts w:ascii="Times New Roman" w:eastAsia="DFKai-SB" w:hAnsi="Times New Roman" w:cs="Times New Roman" w:hint="eastAsia"/></w:rPr><w:t>經費支持之計畫摘要</w:t></w:r><w:r><w:rPr><w:rFonts w:ascii="Times New Roman" w:eastAsia="DFKai-SB" w:hAnsi="Times New Roman" w:cs="Times New Roman" w:hint="eastAsia"/><w:b/><w:u w:val="double"/></w:rPr><w:t>(</w:t></w:r><w:r><w:rPr><w:rFonts w:ascii="Times New Roman" w:eastAsia="DFKai-SB" w:hAnsi="Times New Roman" w:cs="Times New Roman" w:hint="eastAsia"/><w:b/><w:u w:val="double"/></w:rPr><w:t>若無此資料，請填無此資料</w:t></w:r><w:r><w:rPr><w:rFonts w:ascii="Times New Roman" w:eastAsia="DFKai-SB" w:hAnsi="Times New Roman" w:cs="Times New Roman" w:hint="eastAsia"/><w:b/><w:u w:val="double"/></w:rPr><w:t>)</w:t></w:r></w:p><w:p><w:pPr><w:spacing w:beforeLines="100" w:before="360"/><w:jc w:val="both"/><w:rPr><w:rFonts w:ascii="Times New Roman" w:eastAsia="DFKai-SB" w:hAnsi="Times New Roman" w:cs="Times New Roman"/></w:rPr></w:pPr><w:r><w:rPr><w:rFonts w:ascii="Times New Roman" w:eastAsia="DFKai-SB" w:hAnsi="Times New Roman" w:cs="Times New Roman" w:hint="eastAsia"/></w:rPr><w:t>計畫名稱：</w:t></w:r></w:p><w:p><w:pPr><w:jc w:val="both"/><w:rPr><w:rFonts w:ascii="Times New Roman" w:eastAsia="DFKai-SB" w:hAnsi="Times New Roman" w:cs="Times New Roman"/></w:rPr></w:pPr><w:r><w:rPr><w:rFonts w:ascii="Times New Roman" w:eastAsia="DFKai-SB" w:hAnsi="Times New Roman" w:cs="Times New Roman" w:hint="eastAsia"/></w:rPr><w:t>計畫主持人：</w:t></w:r></w:p><w:p><w:pPr><w:jc w:val="both"/><w:rPr><w:rFonts w:ascii="Times New Roman" w:eastAsia="DFKai-SB" w:hAnsi="Times New Roman" w:cs="Times New Roman"/></w:rPr></w:pPr><w:r><w:rPr><w:rFonts w:ascii="Times New Roman" w:eastAsia="DFKai-SB" w:hAnsi="Times New Roman" w:cs="Times New Roman" w:hint="eastAsia"/></w:rPr><w:t>委託或補助單位：</w:t></w:r></w:p><w:p><w:pPr><w:jc w:val="both"/><w:rPr><w:rFonts w:ascii="Times New Roman" w:eastAsia="DFKai-SB" w:hAnsi="Times New Roman" w:cs="Times New Roman"/></w:rPr></w:pPr><w:r><w:rPr><w:rFonts w:ascii="Times New Roman" w:eastAsia="DFKai-SB" w:hAnsi="Times New Roman" w:cs="Times New Roman" w:hint="eastAsia"/></w:rPr><w:t>執行期程：</w:t></w:r></w:p><w:p><w:pPr><w:jc w:val="both"/><w:rPr><w:rFonts w:ascii="Times New Roman" w:eastAsia="DFKai-SB" w:hAnsi="Times New Roman" w:cs="Times New Roman"/></w:rPr></w:pPr><w:r><w:rPr><w:rFonts w:ascii="Times New Roman" w:eastAsia="DFKai-SB" w:hAnsi="Times New Roman" w:cs="Times New Roman" w:hint="eastAsia"/></w:rPr><w:t>經費：</w:t></w:r></w:p><w:p><w:pPr><w:ind w:left="720" w:hangingChars="300" w:hanging="720"/><w:jc w:val="both"/><w:rPr><w:rFonts w:ascii="Times New Roman" w:eastAsia="DFKai-SB" w:hAnsi="Times New Roman" w:cs="Times New Roman"/></w:rPr></w:pPr><w:r><w:rPr><w:rFonts w:ascii="Times New Roman" w:eastAsia="DFKai-SB" w:hAnsi="Times New Roman" w:cs="Times New Roman" w:hint="eastAsia"/></w:rPr><w:t>摘要：</w:t></w:r><w:r><w:rPr><w:rFonts w:ascii="Times New Roman" w:eastAsia="DFKai-SB" w:hAnsi="Times New Roman" w:cs="Times New Roman" w:hint="eastAsia"/></w:rPr><w:t>(</w:t></w:r><w:r><w:rPr><w:rFonts w:ascii="Times New Roman" w:eastAsia="DFKai-SB" w:hAnsi="Times New Roman" w:cs="Times New Roman" w:hint="eastAsia"/></w:rPr><w:t>請摘述本計畫之目的與實施方法及結果；請務必清楚敘明是否與本次申請計畫內容有重複性或相關性</w:t></w:r><w:r><w:rPr><w:rFonts w:ascii="Times New Roman" w:eastAsia="DFKai-SB" w:hAnsi="Times New Roman" w:cs="Times New Roman" w:hint="eastAsia"/></w:rPr><w:t>)</w:t></w:r></w:p><w:p><w:pPr><w:widowControl/><w:rPr><w:rFonts w:ascii="Times New Roman" w:eastAsia="DFKai-SB" w:hAnsi="Times New Roman" w:cs="Times New Roman"/></w:rPr></w:pPr></w:p><w:p><w:pPr><w:widowControl/><w:rPr><w:rFonts w:ascii="Times New Roman" w:eastAsia="DFKai-SB" w:hAnsi="Times New Roman" w:cs="Times New Roman"/></w:rPr></w:pPr><w:r><w:rPr><w:rFonts w:ascii="Times New Roman" w:eastAsia="DFKai-SB" w:hAnsi="Times New Roman" w:cs="Times New Roman"/></w:rPr><w:br w:type="page"/></w:r></w:p><w:p><w:pPr><w:jc w:val="right"/><w:rPr><w:rFonts w:ascii="Times New Roman" w:eastAsia="DFKai-SB" w:hAnsi="Times New Roman" w:cs="Times New Roman"/></w:rPr></w:pPr><w:r><w:rPr><w:rFonts w:ascii="Times New Roman" w:eastAsia="DFKai-SB" w:hAnsi="Times New Roman" w:cs="Times New Roman" w:hint="eastAsia"/></w:rPr><w:lastRenderedPageBreak/><w:t>頁數限制：</w:t></w:r><w:r><w:rPr><w:rFonts w:ascii="Times New Roman" w:eastAsia="DFKai-SB" w:hAnsi="Times New Roman" w:cs="Times New Roman" w:hint="eastAsia"/></w:rPr><w:t>5</w:t></w:r><w:r><w:rPr><w:rFonts w:ascii="Times New Roman" w:eastAsia="DFKai-SB" w:hAnsi="Times New Roman" w:cs="Times New Roman" w:hint="eastAsia"/></w:rPr><w:t>頁</w:t></w:r><w:r><w:rPr><w:rFonts w:ascii="Times New Roman" w:eastAsia="DFKai-SB" w:hAnsi="Times New Roman" w:cs="Times New Roman" w:hint="eastAsia"/></w:rPr><w:t>/</w:t></w:r><w:r><w:rPr><w:rFonts w:ascii="Times New Roman" w:eastAsia="DFKai-SB" w:hAnsi="Times New Roman" w:cs="Times New Roman" w:hint="eastAsia"/></w:rPr><w:t>每人</w:t></w:r></w:p><w:p><w:pPr><w:ind w:left="960" w:hangingChars="400" w:hanging="960"/><w:jc w:val="both"/><w:rPr><w:rFonts w:ascii="Times New Roman" w:eastAsia="DFKai-SB" w:hAnsi="Times New Roman" w:cs="Times New Roman"/></w:rPr></w:pPr><w:r><w:rPr><w:rFonts w:ascii="Times New Roman" w:eastAsia="DFKai-SB" w:hAnsi="Times New Roman" w:cs="Times New Roman" w:hint="eastAsia"/></w:rPr><w:t>附表三：主持人、協同主持人、研究人員最近三年已發表與計畫內容相關之學術性著作清單，無需附著作</w:t></w:r><w:r><w:rPr><w:rFonts w:ascii="Times New Roman" w:eastAsia="DFKai-SB" w:hAnsi="Times New Roman" w:cs="Times New Roman" w:hint="eastAsia"/></w:rPr><w:t>(</w:t></w:r><w:r><w:rPr><w:rFonts w:ascii="Times New Roman" w:eastAsia="DFKai-SB" w:hAnsi="Times New Roman" w:cs="Times New Roman" w:hint="eastAsia"/></w:rPr><w:t>每人填寫一份</w:t></w:r><w:r><w:rPr><w:rFonts w:ascii="Times New Roman" w:eastAsia="DFKai-SB" w:hAnsi="Times New Roman" w:cs="Times New Roman" w:hint="eastAsia"/></w:rPr><w:t>)</w:t></w:r><w:r><w:rPr><w:rFonts w:ascii="Times New Roman" w:eastAsia="DFKai-SB" w:hAnsi="Times New Roman" w:cs="Times New Roman" w:hint="eastAsia"/><w:b/><w:u w:val="double"/></w:rPr><w:t xml:space="preserve"> (</w:t></w:r><w:r><w:rPr><w:rFonts w:ascii="Times New Roman" w:eastAsia="DFKai-SB" w:hAnsi="Times New Roman" w:cs="Times New Roman" w:hint="eastAsia"/><w:b/><w:u w:val="double"/></w:rPr><w:t>若無此資料，請填無此資料</w:t></w:r><w:r><w:rPr><w:rFonts w:ascii="Times New Roman" w:eastAsia="DFKai-SB" w:hAnsi="Times New Roman" w:cs="Times New Roman" w:hint="eastAsia"/><w:b/><w:u w:val="double"/></w:rPr><w:t>)</w:t></w:r></w:p><w:p><w:pPr><w:jc w:val="both"/><w:rPr><w:rFonts w:ascii="Times New Roman" w:eastAsia="DFKai-SB" w:hAnsi="Times New Roman" w:cs="Times New Roman"/><w:sz w:val="28"/></w:rPr></w:pPr></w:p><w:p/><w:sectPr><w:pgSz w:w="11906" w:h="16838"/><w:pgMar w:top="1418" w:right="1418" w:bottom="1418" w:left="1418" w:header="851" w:footer="992" w:gutter="0"/><w:cols w:space="425"/><w:docGrid w:type="lines" w:linePitch="360"/></w:sectPr></w:body></w:document>
 </file>
 
 <file path=word/endnotes.xml><?xml version="1.0" encoding="utf-8"?>
